--- a/Project-Management-Plan.docx
+++ b/Project-Management-Plan.docx
@@ -8085,6 +8085,2089 @@
         <w:spacing w:before="100" w:beforeAutospacing="1" w:after="100" w:afterAutospacing="1" w:line="300" w:lineRule="atLeast"/>
         <w:rPr>
           <w:rFonts w:ascii="Segoe UI" w:eastAsia="Times New Roman" w:hAnsi="Segoe UI" w:cs="Segoe UI"/>
+          <w:b/>
+          <w:bCs/>
+          <w:kern w:val="0"/>
+          <w:sz w:val="21"/>
+          <w:szCs w:val="21"/>
+          <w14:ligatures w14:val="none"/>
+        </w:rPr>
+      </w:pPr>
+    </w:p>
+    <w:p>
+      <w:pPr>
+        <w:spacing w:before="100" w:beforeAutospacing="1" w:after="100" w:afterAutospacing="1" w:line="300" w:lineRule="atLeast"/>
+        <w:rPr>
+          <w:rFonts w:ascii="Segoe UI" w:eastAsia="Times New Roman" w:hAnsi="Segoe UI" w:cs="Segoe UI"/>
+          <w:b/>
+          <w:bCs/>
+          <w:kern w:val="0"/>
+          <w:sz w:val="21"/>
+          <w:szCs w:val="21"/>
+          <w14:ligatures w14:val="none"/>
+        </w:rPr>
+      </w:pPr>
+    </w:p>
+    <w:p>
+      <w:pPr>
+        <w:spacing w:before="100" w:beforeAutospacing="1" w:after="100" w:afterAutospacing="1" w:line="300" w:lineRule="atLeast"/>
+        <w:rPr>
+          <w:rFonts w:ascii="Segoe UI" w:eastAsia="Times New Roman" w:hAnsi="Segoe UI" w:cs="Segoe UI"/>
+          <w:b/>
+          <w:bCs/>
+          <w:kern w:val="0"/>
+          <w:sz w:val="21"/>
+          <w:szCs w:val="21"/>
+          <w14:ligatures w14:val="none"/>
+        </w:rPr>
+      </w:pPr>
+    </w:p>
+    <w:p>
+      <w:pPr>
+        <w:spacing w:before="100" w:beforeAutospacing="1" w:after="100" w:afterAutospacing="1" w:line="300" w:lineRule="atLeast"/>
+        <w:rPr>
+          <w:rFonts w:ascii="Segoe UI" w:eastAsia="Times New Roman" w:hAnsi="Segoe UI" w:cs="Segoe UI"/>
+          <w:b/>
+          <w:bCs/>
+          <w:kern w:val="0"/>
+          <w:sz w:val="21"/>
+          <w:szCs w:val="21"/>
+          <w14:ligatures w14:val="none"/>
+        </w:rPr>
+      </w:pPr>
+    </w:p>
+    <w:p>
+      <w:pPr>
+        <w:spacing w:before="100" w:beforeAutospacing="1" w:after="100" w:afterAutospacing="1" w:line="300" w:lineRule="atLeast"/>
+        <w:rPr>
+          <w:rFonts w:ascii="Segoe UI" w:eastAsia="Times New Roman" w:hAnsi="Segoe UI" w:cs="Segoe UI"/>
+          <w:b/>
+          <w:bCs/>
+          <w:kern w:val="0"/>
+          <w:sz w:val="21"/>
+          <w:szCs w:val="21"/>
+          <w14:ligatures w14:val="none"/>
+        </w:rPr>
+      </w:pPr>
+    </w:p>
+    <w:p>
+      <w:pPr>
+        <w:spacing w:before="100" w:beforeAutospacing="1" w:after="100" w:afterAutospacing="1" w:line="300" w:lineRule="atLeast"/>
+        <w:rPr>
+          <w:rFonts w:ascii="Segoe UI" w:eastAsia="Times New Roman" w:hAnsi="Segoe UI" w:cs="Segoe UI"/>
+          <w:b/>
+          <w:bCs/>
+          <w:kern w:val="0"/>
+          <w:sz w:val="21"/>
+          <w:szCs w:val="21"/>
+          <w14:ligatures w14:val="none"/>
+        </w:rPr>
+      </w:pPr>
+    </w:p>
+    <w:p>
+      <w:pPr>
+        <w:spacing w:before="100" w:beforeAutospacing="1" w:after="100" w:afterAutospacing="1" w:line="300" w:lineRule="atLeast"/>
+        <w:rPr>
+          <w:rFonts w:ascii="Segoe UI" w:eastAsia="Times New Roman" w:hAnsi="Segoe UI" w:cs="Segoe UI"/>
+          <w:b/>
+          <w:bCs/>
+          <w:kern w:val="0"/>
+          <w:sz w:val="21"/>
+          <w:szCs w:val="21"/>
+          <w14:ligatures w14:val="none"/>
+        </w:rPr>
+      </w:pPr>
+    </w:p>
+    <w:p>
+      <w:pPr>
+        <w:spacing w:before="100" w:beforeAutospacing="1" w:after="100" w:afterAutospacing="1" w:line="300" w:lineRule="atLeast"/>
+        <w:rPr>
+          <w:rFonts w:ascii="Segoe UI" w:eastAsia="Times New Roman" w:hAnsi="Segoe UI" w:cs="Segoe UI"/>
+          <w:b/>
+          <w:bCs/>
+          <w:kern w:val="0"/>
+          <w:sz w:val="21"/>
+          <w:szCs w:val="21"/>
+          <w14:ligatures w14:val="none"/>
+        </w:rPr>
+      </w:pPr>
+    </w:p>
+    <w:p>
+      <w:pPr>
+        <w:spacing w:before="100" w:beforeAutospacing="1" w:after="100" w:afterAutospacing="1" w:line="300" w:lineRule="atLeast"/>
+        <w:rPr>
+          <w:rFonts w:ascii="Segoe UI" w:eastAsia="Times New Roman" w:hAnsi="Segoe UI" w:cs="Segoe UI"/>
+          <w:b/>
+          <w:bCs/>
+          <w:kern w:val="0"/>
+          <w:sz w:val="21"/>
+          <w:szCs w:val="21"/>
+          <w14:ligatures w14:val="none"/>
+        </w:rPr>
+      </w:pPr>
+    </w:p>
+    <w:p>
+      <w:pPr>
+        <w:spacing w:before="100" w:beforeAutospacing="1" w:after="100" w:afterAutospacing="1" w:line="300" w:lineRule="atLeast"/>
+        <w:rPr>
+          <w:rFonts w:ascii="Segoe UI" w:eastAsia="Times New Roman" w:hAnsi="Segoe UI" w:cs="Segoe UI"/>
+          <w:b/>
+          <w:bCs/>
+          <w:kern w:val="0"/>
+          <w:sz w:val="21"/>
+          <w:szCs w:val="21"/>
+          <w14:ligatures w14:val="none"/>
+        </w:rPr>
+      </w:pPr>
+    </w:p>
+    <w:p>
+      <w:pPr>
+        <w:spacing w:before="100" w:beforeAutospacing="1" w:after="100" w:afterAutospacing="1" w:line="300" w:lineRule="atLeast"/>
+        <w:rPr>
+          <w:rFonts w:ascii="Segoe UI" w:eastAsia="Times New Roman" w:hAnsi="Segoe UI" w:cs="Segoe UI"/>
+          <w:b/>
+          <w:bCs/>
+          <w:kern w:val="0"/>
+          <w:sz w:val="21"/>
+          <w:szCs w:val="21"/>
+          <w14:ligatures w14:val="none"/>
+        </w:rPr>
+      </w:pPr>
+    </w:p>
+    <w:p>
+      <w:pPr>
+        <w:spacing w:before="100" w:beforeAutospacing="1" w:after="100" w:afterAutospacing="1" w:line="300" w:lineRule="atLeast"/>
+        <w:rPr>
+          <w:rFonts w:ascii="Segoe UI" w:eastAsia="Times New Roman" w:hAnsi="Segoe UI" w:cs="Segoe UI"/>
+          <w:b/>
+          <w:bCs/>
+          <w:kern w:val="0"/>
+          <w:sz w:val="21"/>
+          <w:szCs w:val="21"/>
+          <w14:ligatures w14:val="none"/>
+        </w:rPr>
+      </w:pPr>
+    </w:p>
+    <w:p>
+      <w:pPr>
+        <w:spacing w:before="100" w:beforeAutospacing="1" w:after="100" w:afterAutospacing="1" w:line="300" w:lineRule="atLeast"/>
+        <w:rPr>
+          <w:rFonts w:ascii="Segoe UI" w:eastAsia="Times New Roman" w:hAnsi="Segoe UI" w:cs="Segoe UI"/>
+          <w:b/>
+          <w:bCs/>
+          <w:kern w:val="0"/>
+          <w:sz w:val="21"/>
+          <w:szCs w:val="21"/>
+          <w14:ligatures w14:val="none"/>
+        </w:rPr>
+      </w:pPr>
+    </w:p>
+    <w:p>
+      <w:pPr>
+        <w:spacing w:before="100" w:beforeAutospacing="1" w:after="100" w:afterAutospacing="1" w:line="300" w:lineRule="atLeast"/>
+        <w:rPr>
+          <w:rFonts w:ascii="Segoe UI" w:eastAsia="Times New Roman" w:hAnsi="Segoe UI" w:cs="Segoe UI"/>
+          <w:b/>
+          <w:bCs/>
+          <w:kern w:val="0"/>
+          <w:sz w:val="21"/>
+          <w:szCs w:val="21"/>
+          <w14:ligatures w14:val="none"/>
+        </w:rPr>
+      </w:pPr>
+      <w:r>
+        <w:rPr>
+          <w:rFonts w:ascii="Segoe UI" w:eastAsia="Times New Roman" w:hAnsi="Segoe UI" w:cs="Segoe UI"/>
+          <w:b/>
+          <w:bCs/>
+          <w:kern w:val="0"/>
+          <w:sz w:val="21"/>
+          <w:szCs w:val="21"/>
+          <w14:ligatures w14:val="none"/>
+        </w:rPr>
+        <w:lastRenderedPageBreak/>
+        <w:t>Homework 3</w:t>
+      </w:r>
+    </w:p>
+    <w:p>
+      <w:pPr>
+        <w:spacing w:before="100" w:beforeAutospacing="1" w:after="100" w:afterAutospacing="1" w:line="300" w:lineRule="atLeast"/>
+        <w:rPr>
+          <w:rFonts w:ascii="Segoe UI" w:eastAsia="Times New Roman" w:hAnsi="Segoe UI" w:cs="Segoe UI"/>
+          <w:b/>
+          <w:bCs/>
+          <w:kern w:val="0"/>
+          <w:sz w:val="21"/>
+          <w:szCs w:val="21"/>
+          <w14:ligatures w14:val="none"/>
+        </w:rPr>
+      </w:pPr>
+      <w:r>
+        <w:rPr>
+          <w:rFonts w:ascii="Segoe UI" w:eastAsia="Times New Roman" w:hAnsi="Segoe UI" w:cs="Segoe UI"/>
+          <w:b/>
+          <w:bCs/>
+          <w:kern w:val="0"/>
+          <w:sz w:val="21"/>
+          <w:szCs w:val="21"/>
+          <w14:ligatures w14:val="none"/>
+        </w:rPr>
+        <w:t>8.1 Product Backlog</w:t>
+      </w:r>
+    </w:p>
+    <w:p>
+      <w:pPr>
+        <w:spacing w:before="100" w:beforeAutospacing="1" w:after="100" w:afterAutospacing="1" w:line="300" w:lineRule="atLeast"/>
+        <w:rPr>
+          <w:rFonts w:ascii="Segoe UI" w:eastAsia="Times New Roman" w:hAnsi="Segoe UI" w:cs="Segoe UI"/>
+          <w:kern w:val="0"/>
+          <w:sz w:val="21"/>
+          <w:szCs w:val="21"/>
+          <w14:ligatures w14:val="none"/>
+        </w:rPr>
+      </w:pPr>
+      <w:r>
+        <w:rPr>
+          <w:rFonts w:ascii="Segoe UI" w:eastAsia="Times New Roman" w:hAnsi="Segoe UI" w:cs="Segoe UI"/>
+          <w:kern w:val="0"/>
+          <w:sz w:val="21"/>
+          <w:szCs w:val="21"/>
+          <w14:ligatures w14:val="none"/>
+        </w:rPr>
+        <w:t>The Product Backlog contains all features identified for the Smart Parking Platform. Features were organized into Login, User Interface, Backend Services, and Reporting categories.</w:t>
+      </w:r>
+    </w:p>
+    <w:p>
+      <w:pPr>
+        <w:spacing w:before="100" w:beforeAutospacing="1" w:after="100" w:afterAutospacing="1" w:line="300" w:lineRule="atLeast"/>
+        <w:rPr>
+          <w:rFonts w:ascii="Segoe UI" w:eastAsia="Times New Roman" w:hAnsi="Segoe UI" w:cs="Segoe UI"/>
+          <w:b/>
+          <w:bCs/>
+          <w:kern w:val="0"/>
+          <w:sz w:val="21"/>
+          <w:szCs w:val="21"/>
+          <w14:ligatures w14:val="none"/>
+        </w:rPr>
+      </w:pPr>
+      <w:r>
+        <w:rPr>
+          <w:rFonts w:ascii="Segoe UI" w:eastAsia="Times New Roman" w:hAnsi="Segoe UI" w:cs="Segoe UI"/>
+          <w:b/>
+          <w:bCs/>
+          <w:kern w:val="0"/>
+          <w:sz w:val="21"/>
+          <w:szCs w:val="21"/>
+          <w14:ligatures w14:val="none"/>
+        </w:rPr>
+        <w:t>Login</w:t>
+      </w:r>
+    </w:p>
+    <w:p>
+      <w:pPr>
+        <w:numPr>
+          <w:ilvl w:val="0"/>
+          <w:numId w:val="41"/>
+        </w:numPr>
+        <w:spacing w:before="100" w:beforeAutospacing="1" w:after="100" w:afterAutospacing="1" w:line="300" w:lineRule="atLeast"/>
+        <w:rPr>
+          <w:rFonts w:ascii="Segoe UI" w:eastAsia="Times New Roman" w:hAnsi="Segoe UI" w:cs="Segoe UI"/>
+          <w:kern w:val="0"/>
+          <w:sz w:val="21"/>
+          <w:szCs w:val="21"/>
+          <w14:ligatures w14:val="none"/>
+        </w:rPr>
+      </w:pPr>
+      <w:r>
+        <w:rPr>
+          <w:rFonts w:ascii="Segoe UI" w:eastAsia="Times New Roman" w:hAnsi="Segoe UI" w:cs="Segoe UI"/>
+          <w:kern w:val="0"/>
+          <w:sz w:val="21"/>
+          <w:szCs w:val="21"/>
+          <w14:ligatures w14:val="none"/>
+        </w:rPr>
+        <w:t>User Registration</w:t>
+      </w:r>
+    </w:p>
+    <w:p>
+      <w:pPr>
+        <w:numPr>
+          <w:ilvl w:val="0"/>
+          <w:numId w:val="41"/>
+        </w:numPr>
+        <w:spacing w:before="100" w:beforeAutospacing="1" w:after="100" w:afterAutospacing="1" w:line="300" w:lineRule="atLeast"/>
+        <w:rPr>
+          <w:rFonts w:ascii="Segoe UI" w:eastAsia="Times New Roman" w:hAnsi="Segoe UI" w:cs="Segoe UI"/>
+          <w:kern w:val="0"/>
+          <w:sz w:val="21"/>
+          <w:szCs w:val="21"/>
+          <w14:ligatures w14:val="none"/>
+        </w:rPr>
+      </w:pPr>
+      <w:r>
+        <w:rPr>
+          <w:rFonts w:ascii="Segoe UI" w:eastAsia="Times New Roman" w:hAnsi="Segoe UI" w:cs="Segoe UI"/>
+          <w:kern w:val="0"/>
+          <w:sz w:val="21"/>
+          <w:szCs w:val="21"/>
+          <w14:ligatures w14:val="none"/>
+        </w:rPr>
+        <w:t>User Login</w:t>
+      </w:r>
+    </w:p>
+    <w:p>
+      <w:pPr>
+        <w:numPr>
+          <w:ilvl w:val="0"/>
+          <w:numId w:val="41"/>
+        </w:numPr>
+        <w:spacing w:before="100" w:beforeAutospacing="1" w:after="100" w:afterAutospacing="1" w:line="300" w:lineRule="atLeast"/>
+        <w:rPr>
+          <w:rFonts w:ascii="Segoe UI" w:eastAsia="Times New Roman" w:hAnsi="Segoe UI" w:cs="Segoe UI"/>
+          <w:kern w:val="0"/>
+          <w:sz w:val="21"/>
+          <w:szCs w:val="21"/>
+          <w14:ligatures w14:val="none"/>
+        </w:rPr>
+      </w:pPr>
+      <w:r>
+        <w:rPr>
+          <w:rFonts w:ascii="Segoe UI" w:eastAsia="Times New Roman" w:hAnsi="Segoe UI" w:cs="Segoe UI"/>
+          <w:kern w:val="0"/>
+          <w:sz w:val="21"/>
+          <w:szCs w:val="21"/>
+          <w14:ligatures w14:val="none"/>
+        </w:rPr>
+        <w:t>Password Reset</w:t>
+      </w:r>
+    </w:p>
+    <w:p>
+      <w:pPr>
+        <w:numPr>
+          <w:ilvl w:val="0"/>
+          <w:numId w:val="41"/>
+        </w:numPr>
+        <w:spacing w:before="100" w:beforeAutospacing="1" w:after="100" w:afterAutospacing="1" w:line="300" w:lineRule="atLeast"/>
+        <w:rPr>
+          <w:rFonts w:ascii="Segoe UI" w:eastAsia="Times New Roman" w:hAnsi="Segoe UI" w:cs="Segoe UI"/>
+          <w:kern w:val="0"/>
+          <w:sz w:val="21"/>
+          <w:szCs w:val="21"/>
+          <w14:ligatures w14:val="none"/>
+        </w:rPr>
+      </w:pPr>
+      <w:r>
+        <w:rPr>
+          <w:rFonts w:ascii="Segoe UI" w:eastAsia="Times New Roman" w:hAnsi="Segoe UI" w:cs="Segoe UI"/>
+          <w:kern w:val="0"/>
+          <w:sz w:val="21"/>
+          <w:szCs w:val="21"/>
+          <w14:ligatures w14:val="none"/>
+        </w:rPr>
+        <w:t>Multi-Factor Authentication</w:t>
+      </w:r>
+    </w:p>
+    <w:p>
+      <w:pPr>
+        <w:numPr>
+          <w:ilvl w:val="0"/>
+          <w:numId w:val="41"/>
+        </w:numPr>
+        <w:spacing w:before="100" w:beforeAutospacing="1" w:after="100" w:afterAutospacing="1" w:line="300" w:lineRule="atLeast"/>
+        <w:rPr>
+          <w:rFonts w:ascii="Segoe UI" w:eastAsia="Times New Roman" w:hAnsi="Segoe UI" w:cs="Segoe UI"/>
+          <w:kern w:val="0"/>
+          <w:sz w:val="21"/>
+          <w:szCs w:val="21"/>
+          <w14:ligatures w14:val="none"/>
+        </w:rPr>
+      </w:pPr>
+      <w:r>
+        <w:rPr>
+          <w:rFonts w:ascii="Segoe UI" w:eastAsia="Times New Roman" w:hAnsi="Segoe UI" w:cs="Segoe UI"/>
+          <w:kern w:val="0"/>
+          <w:sz w:val="21"/>
+          <w:szCs w:val="21"/>
+          <w14:ligatures w14:val="none"/>
+        </w:rPr>
+        <w:t>Session Management</w:t>
+      </w:r>
+    </w:p>
+    <w:p>
+      <w:pPr>
+        <w:spacing w:before="100" w:beforeAutospacing="1" w:after="100" w:afterAutospacing="1" w:line="300" w:lineRule="atLeast"/>
+        <w:rPr>
+          <w:rFonts w:ascii="Segoe UI" w:eastAsia="Times New Roman" w:hAnsi="Segoe UI" w:cs="Segoe UI"/>
+          <w:b/>
+          <w:bCs/>
+          <w:kern w:val="0"/>
+          <w:sz w:val="21"/>
+          <w:szCs w:val="21"/>
+          <w14:ligatures w14:val="none"/>
+        </w:rPr>
+      </w:pPr>
+      <w:r>
+        <w:rPr>
+          <w:rFonts w:ascii="Segoe UI" w:eastAsia="Times New Roman" w:hAnsi="Segoe UI" w:cs="Segoe UI"/>
+          <w:b/>
+          <w:bCs/>
+          <w:kern w:val="0"/>
+          <w:sz w:val="21"/>
+          <w:szCs w:val="21"/>
+          <w14:ligatures w14:val="none"/>
+        </w:rPr>
+        <w:t>UI</w:t>
+      </w:r>
+    </w:p>
+    <w:p>
+      <w:pPr>
+        <w:numPr>
+          <w:ilvl w:val="0"/>
+          <w:numId w:val="42"/>
+        </w:numPr>
+        <w:spacing w:before="100" w:beforeAutospacing="1" w:after="100" w:afterAutospacing="1" w:line="300" w:lineRule="atLeast"/>
+        <w:rPr>
+          <w:rFonts w:ascii="Segoe UI" w:eastAsia="Times New Roman" w:hAnsi="Segoe UI" w:cs="Segoe UI"/>
+          <w:kern w:val="0"/>
+          <w:sz w:val="21"/>
+          <w:szCs w:val="21"/>
+          <w14:ligatures w14:val="none"/>
+        </w:rPr>
+      </w:pPr>
+      <w:r>
+        <w:rPr>
+          <w:rFonts w:ascii="Segoe UI" w:eastAsia="Times New Roman" w:hAnsi="Segoe UI" w:cs="Segoe UI"/>
+          <w:kern w:val="0"/>
+          <w:sz w:val="21"/>
+          <w:szCs w:val="21"/>
+          <w14:ligatures w14:val="none"/>
+        </w:rPr>
+        <w:t>Driver Dashboard</w:t>
+      </w:r>
+    </w:p>
+    <w:p>
+      <w:pPr>
+        <w:numPr>
+          <w:ilvl w:val="0"/>
+          <w:numId w:val="42"/>
+        </w:numPr>
+        <w:spacing w:before="100" w:beforeAutospacing="1" w:after="100" w:afterAutospacing="1" w:line="300" w:lineRule="atLeast"/>
+        <w:rPr>
+          <w:rFonts w:ascii="Segoe UI" w:eastAsia="Times New Roman" w:hAnsi="Segoe UI" w:cs="Segoe UI"/>
+          <w:kern w:val="0"/>
+          <w:sz w:val="21"/>
+          <w:szCs w:val="21"/>
+          <w14:ligatures w14:val="none"/>
+        </w:rPr>
+      </w:pPr>
+      <w:r>
+        <w:rPr>
+          <w:rFonts w:ascii="Segoe UI" w:eastAsia="Times New Roman" w:hAnsi="Segoe UI" w:cs="Segoe UI"/>
+          <w:kern w:val="0"/>
+          <w:sz w:val="21"/>
+          <w:szCs w:val="21"/>
+          <w14:ligatures w14:val="none"/>
+        </w:rPr>
+        <w:t>Operator Dashboard</w:t>
+      </w:r>
+    </w:p>
+    <w:p>
+      <w:pPr>
+        <w:numPr>
+          <w:ilvl w:val="0"/>
+          <w:numId w:val="42"/>
+        </w:numPr>
+        <w:spacing w:before="100" w:beforeAutospacing="1" w:after="100" w:afterAutospacing="1" w:line="300" w:lineRule="atLeast"/>
+        <w:rPr>
+          <w:rFonts w:ascii="Segoe UI" w:eastAsia="Times New Roman" w:hAnsi="Segoe UI" w:cs="Segoe UI"/>
+          <w:kern w:val="0"/>
+          <w:sz w:val="21"/>
+          <w:szCs w:val="21"/>
+          <w14:ligatures w14:val="none"/>
+        </w:rPr>
+      </w:pPr>
+      <w:r>
+        <w:rPr>
+          <w:rFonts w:ascii="Segoe UI" w:eastAsia="Times New Roman" w:hAnsi="Segoe UI" w:cs="Segoe UI"/>
+          <w:kern w:val="0"/>
+          <w:sz w:val="21"/>
+          <w:szCs w:val="21"/>
+          <w14:ligatures w14:val="none"/>
+        </w:rPr>
+        <w:t>User Profile</w:t>
+      </w:r>
+    </w:p>
+    <w:p>
+      <w:pPr>
+        <w:numPr>
+          <w:ilvl w:val="0"/>
+          <w:numId w:val="42"/>
+        </w:numPr>
+        <w:spacing w:before="100" w:beforeAutospacing="1" w:after="100" w:afterAutospacing="1" w:line="300" w:lineRule="atLeast"/>
+        <w:rPr>
+          <w:rFonts w:ascii="Segoe UI" w:eastAsia="Times New Roman" w:hAnsi="Segoe UI" w:cs="Segoe UI"/>
+          <w:kern w:val="0"/>
+          <w:sz w:val="21"/>
+          <w:szCs w:val="21"/>
+          <w14:ligatures w14:val="none"/>
+        </w:rPr>
+      </w:pPr>
+      <w:r>
+        <w:rPr>
+          <w:rFonts w:ascii="Segoe UI" w:eastAsia="Times New Roman" w:hAnsi="Segoe UI" w:cs="Segoe UI"/>
+          <w:kern w:val="0"/>
+          <w:sz w:val="21"/>
+          <w:szCs w:val="21"/>
+          <w14:ligatures w14:val="none"/>
+        </w:rPr>
+        <w:t>Edit Profile</w:t>
+      </w:r>
+    </w:p>
+    <w:p>
+      <w:pPr>
+        <w:numPr>
+          <w:ilvl w:val="0"/>
+          <w:numId w:val="42"/>
+        </w:numPr>
+        <w:spacing w:before="100" w:beforeAutospacing="1" w:after="100" w:afterAutospacing="1" w:line="300" w:lineRule="atLeast"/>
+        <w:rPr>
+          <w:rFonts w:ascii="Segoe UI" w:eastAsia="Times New Roman" w:hAnsi="Segoe UI" w:cs="Segoe UI"/>
+          <w:kern w:val="0"/>
+          <w:sz w:val="21"/>
+          <w:szCs w:val="21"/>
+          <w14:ligatures w14:val="none"/>
+        </w:rPr>
+      </w:pPr>
+      <w:r>
+        <w:rPr>
+          <w:rFonts w:ascii="Segoe UI" w:eastAsia="Times New Roman" w:hAnsi="Segoe UI" w:cs="Segoe UI"/>
+          <w:kern w:val="0"/>
+          <w:sz w:val="21"/>
+          <w:szCs w:val="21"/>
+          <w14:ligatures w14:val="none"/>
+        </w:rPr>
+        <w:t>Parking Search</w:t>
+      </w:r>
+    </w:p>
+    <w:p>
+      <w:pPr>
+        <w:numPr>
+          <w:ilvl w:val="0"/>
+          <w:numId w:val="42"/>
+        </w:numPr>
+        <w:spacing w:before="100" w:beforeAutospacing="1" w:after="100" w:afterAutospacing="1" w:line="300" w:lineRule="atLeast"/>
+        <w:rPr>
+          <w:rFonts w:ascii="Segoe UI" w:eastAsia="Times New Roman" w:hAnsi="Segoe UI" w:cs="Segoe UI"/>
+          <w:kern w:val="0"/>
+          <w:sz w:val="21"/>
+          <w:szCs w:val="21"/>
+          <w14:ligatures w14:val="none"/>
+        </w:rPr>
+      </w:pPr>
+      <w:r>
+        <w:rPr>
+          <w:rFonts w:ascii="Segoe UI" w:eastAsia="Times New Roman" w:hAnsi="Segoe UI" w:cs="Segoe UI"/>
+          <w:kern w:val="0"/>
+          <w:sz w:val="21"/>
+          <w:szCs w:val="21"/>
+          <w14:ligatures w14:val="none"/>
+        </w:rPr>
+        <w:t>Map View</w:t>
+      </w:r>
+    </w:p>
+    <w:p>
+      <w:pPr>
+        <w:numPr>
+          <w:ilvl w:val="0"/>
+          <w:numId w:val="42"/>
+        </w:numPr>
+        <w:spacing w:before="100" w:beforeAutospacing="1" w:after="100" w:afterAutospacing="1" w:line="300" w:lineRule="atLeast"/>
+        <w:rPr>
+          <w:rFonts w:ascii="Segoe UI" w:eastAsia="Times New Roman" w:hAnsi="Segoe UI" w:cs="Segoe UI"/>
+          <w:kern w:val="0"/>
+          <w:sz w:val="21"/>
+          <w:szCs w:val="21"/>
+          <w14:ligatures w14:val="none"/>
+        </w:rPr>
+      </w:pPr>
+      <w:r>
+        <w:rPr>
+          <w:rFonts w:ascii="Segoe UI" w:eastAsia="Times New Roman" w:hAnsi="Segoe UI" w:cs="Segoe UI"/>
+          <w:kern w:val="0"/>
+          <w:sz w:val="21"/>
+          <w:szCs w:val="21"/>
+          <w14:ligatures w14:val="none"/>
+        </w:rPr>
+        <w:t>Garage Details</w:t>
+      </w:r>
+    </w:p>
+    <w:p>
+      <w:pPr>
+        <w:numPr>
+          <w:ilvl w:val="0"/>
+          <w:numId w:val="42"/>
+        </w:numPr>
+        <w:spacing w:before="100" w:beforeAutospacing="1" w:after="100" w:afterAutospacing="1" w:line="300" w:lineRule="atLeast"/>
+        <w:rPr>
+          <w:rFonts w:ascii="Segoe UI" w:eastAsia="Times New Roman" w:hAnsi="Segoe UI" w:cs="Segoe UI"/>
+          <w:kern w:val="0"/>
+          <w:sz w:val="21"/>
+          <w:szCs w:val="21"/>
+          <w14:ligatures w14:val="none"/>
+        </w:rPr>
+      </w:pPr>
+      <w:r>
+        <w:rPr>
+          <w:rFonts w:ascii="Segoe UI" w:eastAsia="Times New Roman" w:hAnsi="Segoe UI" w:cs="Segoe UI"/>
+          <w:kern w:val="0"/>
+          <w:sz w:val="21"/>
+          <w:szCs w:val="21"/>
+          <w14:ligatures w14:val="none"/>
+        </w:rPr>
+        <w:t>Reservation Screen</w:t>
+      </w:r>
+    </w:p>
+    <w:p>
+      <w:pPr>
+        <w:numPr>
+          <w:ilvl w:val="0"/>
+          <w:numId w:val="42"/>
+        </w:numPr>
+        <w:spacing w:before="100" w:beforeAutospacing="1" w:after="100" w:afterAutospacing="1" w:line="300" w:lineRule="atLeast"/>
+        <w:rPr>
+          <w:rFonts w:ascii="Segoe UI" w:eastAsia="Times New Roman" w:hAnsi="Segoe UI" w:cs="Segoe UI"/>
+          <w:kern w:val="0"/>
+          <w:sz w:val="21"/>
+          <w:szCs w:val="21"/>
+          <w14:ligatures w14:val="none"/>
+        </w:rPr>
+      </w:pPr>
+      <w:r>
+        <w:rPr>
+          <w:rFonts w:ascii="Segoe UI" w:eastAsia="Times New Roman" w:hAnsi="Segoe UI" w:cs="Segoe UI"/>
+          <w:kern w:val="0"/>
+          <w:sz w:val="21"/>
+          <w:szCs w:val="21"/>
+          <w14:ligatures w14:val="none"/>
+        </w:rPr>
+        <w:t>Reservation History</w:t>
+      </w:r>
+    </w:p>
+    <w:p>
+      <w:pPr>
+        <w:numPr>
+          <w:ilvl w:val="0"/>
+          <w:numId w:val="42"/>
+        </w:numPr>
+        <w:spacing w:before="100" w:beforeAutospacing="1" w:after="100" w:afterAutospacing="1" w:line="300" w:lineRule="atLeast"/>
+        <w:rPr>
+          <w:rFonts w:ascii="Segoe UI" w:eastAsia="Times New Roman" w:hAnsi="Segoe UI" w:cs="Segoe UI"/>
+          <w:kern w:val="0"/>
+          <w:sz w:val="21"/>
+          <w:szCs w:val="21"/>
+          <w14:ligatures w14:val="none"/>
+        </w:rPr>
+      </w:pPr>
+      <w:r>
+        <w:rPr>
+          <w:rFonts w:ascii="Segoe UI" w:eastAsia="Times New Roman" w:hAnsi="Segoe UI" w:cs="Segoe UI"/>
+          <w:kern w:val="0"/>
+          <w:sz w:val="21"/>
+          <w:szCs w:val="21"/>
+          <w14:ligatures w14:val="none"/>
+        </w:rPr>
+        <w:t>Payment Screen</w:t>
+      </w:r>
+    </w:p>
+    <w:p>
+      <w:pPr>
+        <w:numPr>
+          <w:ilvl w:val="0"/>
+          <w:numId w:val="42"/>
+        </w:numPr>
+        <w:spacing w:before="100" w:beforeAutospacing="1" w:after="100" w:afterAutospacing="1" w:line="300" w:lineRule="atLeast"/>
+        <w:rPr>
+          <w:rFonts w:ascii="Segoe UI" w:eastAsia="Times New Roman" w:hAnsi="Segoe UI" w:cs="Segoe UI"/>
+          <w:kern w:val="0"/>
+          <w:sz w:val="21"/>
+          <w:szCs w:val="21"/>
+          <w14:ligatures w14:val="none"/>
+        </w:rPr>
+      </w:pPr>
+      <w:r>
+        <w:rPr>
+          <w:rFonts w:ascii="Segoe UI" w:eastAsia="Times New Roman" w:hAnsi="Segoe UI" w:cs="Segoe UI"/>
+          <w:kern w:val="0"/>
+          <w:sz w:val="21"/>
+          <w:szCs w:val="21"/>
+          <w14:ligatures w14:val="none"/>
+        </w:rPr>
+        <w:t>Receipt Screen</w:t>
+      </w:r>
+    </w:p>
+    <w:p>
+      <w:pPr>
+        <w:numPr>
+          <w:ilvl w:val="0"/>
+          <w:numId w:val="42"/>
+        </w:numPr>
+        <w:spacing w:before="100" w:beforeAutospacing="1" w:after="100" w:afterAutospacing="1" w:line="300" w:lineRule="atLeast"/>
+        <w:rPr>
+          <w:rFonts w:ascii="Segoe UI" w:eastAsia="Times New Roman" w:hAnsi="Segoe UI" w:cs="Segoe UI"/>
+          <w:kern w:val="0"/>
+          <w:sz w:val="21"/>
+          <w:szCs w:val="21"/>
+          <w14:ligatures w14:val="none"/>
+        </w:rPr>
+      </w:pPr>
+      <w:r>
+        <w:rPr>
+          <w:rFonts w:ascii="Segoe UI" w:eastAsia="Times New Roman" w:hAnsi="Segoe UI" w:cs="Segoe UI"/>
+          <w:kern w:val="0"/>
+          <w:sz w:val="21"/>
+          <w:szCs w:val="21"/>
+          <w14:ligatures w14:val="none"/>
+        </w:rPr>
+        <w:t>Notifications</w:t>
+      </w:r>
+    </w:p>
+    <w:p>
+      <w:pPr>
+        <w:numPr>
+          <w:ilvl w:val="0"/>
+          <w:numId w:val="42"/>
+        </w:numPr>
+        <w:spacing w:before="100" w:beforeAutospacing="1" w:after="100" w:afterAutospacing="1" w:line="300" w:lineRule="atLeast"/>
+        <w:rPr>
+          <w:rFonts w:ascii="Segoe UI" w:eastAsia="Times New Roman" w:hAnsi="Segoe UI" w:cs="Segoe UI"/>
+          <w:kern w:val="0"/>
+          <w:sz w:val="21"/>
+          <w:szCs w:val="21"/>
+          <w14:ligatures w14:val="none"/>
+        </w:rPr>
+      </w:pPr>
+      <w:r>
+        <w:rPr>
+          <w:rFonts w:ascii="Segoe UI" w:eastAsia="Times New Roman" w:hAnsi="Segoe UI" w:cs="Segoe UI"/>
+          <w:kern w:val="0"/>
+          <w:sz w:val="21"/>
+          <w:szCs w:val="21"/>
+          <w14:ligatures w14:val="none"/>
+        </w:rPr>
+        <w:t>Garage Management</w:t>
+      </w:r>
+    </w:p>
+    <w:p>
+      <w:pPr>
+        <w:numPr>
+          <w:ilvl w:val="0"/>
+          <w:numId w:val="42"/>
+        </w:numPr>
+        <w:spacing w:before="100" w:beforeAutospacing="1" w:after="100" w:afterAutospacing="1" w:line="300" w:lineRule="atLeast"/>
+        <w:rPr>
+          <w:rFonts w:ascii="Segoe UI" w:eastAsia="Times New Roman" w:hAnsi="Segoe UI" w:cs="Segoe UI"/>
+          <w:kern w:val="0"/>
+          <w:sz w:val="21"/>
+          <w:szCs w:val="21"/>
+          <w14:ligatures w14:val="none"/>
+        </w:rPr>
+      </w:pPr>
+      <w:r>
+        <w:rPr>
+          <w:rFonts w:ascii="Segoe UI" w:eastAsia="Times New Roman" w:hAnsi="Segoe UI" w:cs="Segoe UI"/>
+          <w:kern w:val="0"/>
+          <w:sz w:val="21"/>
+          <w:szCs w:val="21"/>
+          <w14:ligatures w14:val="none"/>
+        </w:rPr>
+        <w:t>Occupancy Dashboard</w:t>
+      </w:r>
+    </w:p>
+    <w:p>
+      <w:pPr>
+        <w:numPr>
+          <w:ilvl w:val="0"/>
+          <w:numId w:val="42"/>
+        </w:numPr>
+        <w:spacing w:before="100" w:beforeAutospacing="1" w:after="100" w:afterAutospacing="1" w:line="300" w:lineRule="atLeast"/>
+        <w:rPr>
+          <w:rFonts w:ascii="Segoe UI" w:eastAsia="Times New Roman" w:hAnsi="Segoe UI" w:cs="Segoe UI"/>
+          <w:kern w:val="0"/>
+          <w:sz w:val="21"/>
+          <w:szCs w:val="21"/>
+          <w14:ligatures w14:val="none"/>
+        </w:rPr>
+      </w:pPr>
+      <w:r>
+        <w:rPr>
+          <w:rFonts w:ascii="Segoe UI" w:eastAsia="Times New Roman" w:hAnsi="Segoe UI" w:cs="Segoe UI"/>
+          <w:kern w:val="0"/>
+          <w:sz w:val="21"/>
+          <w:szCs w:val="21"/>
+          <w14:ligatures w14:val="none"/>
+        </w:rPr>
+        <w:t>Pricing Management</w:t>
+      </w:r>
+    </w:p>
+    <w:p>
+      <w:pPr>
+        <w:spacing w:before="100" w:beforeAutospacing="1" w:after="100" w:afterAutospacing="1" w:line="300" w:lineRule="atLeast"/>
+        <w:rPr>
+          <w:rFonts w:ascii="Segoe UI" w:eastAsia="Times New Roman" w:hAnsi="Segoe UI" w:cs="Segoe UI"/>
+          <w:b/>
+          <w:bCs/>
+          <w:kern w:val="0"/>
+          <w:sz w:val="21"/>
+          <w:szCs w:val="21"/>
+          <w14:ligatures w14:val="none"/>
+        </w:rPr>
+      </w:pPr>
+      <w:r>
+        <w:rPr>
+          <w:rFonts w:ascii="Segoe UI" w:eastAsia="Times New Roman" w:hAnsi="Segoe UI" w:cs="Segoe UI"/>
+          <w:b/>
+          <w:bCs/>
+          <w:kern w:val="0"/>
+          <w:sz w:val="21"/>
+          <w:szCs w:val="21"/>
+          <w14:ligatures w14:val="none"/>
+        </w:rPr>
+        <w:t>Backend</w:t>
+      </w:r>
+    </w:p>
+    <w:p>
+      <w:pPr>
+        <w:numPr>
+          <w:ilvl w:val="0"/>
+          <w:numId w:val="43"/>
+        </w:numPr>
+        <w:spacing w:before="100" w:beforeAutospacing="1" w:after="100" w:afterAutospacing="1" w:line="300" w:lineRule="atLeast"/>
+        <w:rPr>
+          <w:rFonts w:ascii="Segoe UI" w:eastAsia="Times New Roman" w:hAnsi="Segoe UI" w:cs="Segoe UI"/>
+          <w:kern w:val="0"/>
+          <w:sz w:val="21"/>
+          <w:szCs w:val="21"/>
+          <w14:ligatures w14:val="none"/>
+        </w:rPr>
+      </w:pPr>
+      <w:r>
+        <w:rPr>
+          <w:rFonts w:ascii="Segoe UI" w:eastAsia="Times New Roman" w:hAnsi="Segoe UI" w:cs="Segoe UI"/>
+          <w:kern w:val="0"/>
+          <w:sz w:val="21"/>
+          <w:szCs w:val="21"/>
+          <w14:ligatures w14:val="none"/>
+        </w:rPr>
+        <w:t>User Authentication Service</w:t>
+      </w:r>
+    </w:p>
+    <w:p>
+      <w:pPr>
+        <w:numPr>
+          <w:ilvl w:val="0"/>
+          <w:numId w:val="43"/>
+        </w:numPr>
+        <w:spacing w:before="100" w:beforeAutospacing="1" w:after="100" w:afterAutospacing="1" w:line="300" w:lineRule="atLeast"/>
+        <w:rPr>
+          <w:rFonts w:ascii="Segoe UI" w:eastAsia="Times New Roman" w:hAnsi="Segoe UI" w:cs="Segoe UI"/>
+          <w:kern w:val="0"/>
+          <w:sz w:val="21"/>
+          <w:szCs w:val="21"/>
+          <w14:ligatures w14:val="none"/>
+        </w:rPr>
+      </w:pPr>
+      <w:r>
+        <w:rPr>
+          <w:rFonts w:ascii="Segoe UI" w:eastAsia="Times New Roman" w:hAnsi="Segoe UI" w:cs="Segoe UI"/>
+          <w:kern w:val="0"/>
+          <w:sz w:val="21"/>
+          <w:szCs w:val="21"/>
+          <w14:ligatures w14:val="none"/>
+        </w:rPr>
+        <w:t>Account Management</w:t>
+      </w:r>
+    </w:p>
+    <w:p>
+      <w:pPr>
+        <w:numPr>
+          <w:ilvl w:val="0"/>
+          <w:numId w:val="43"/>
+        </w:numPr>
+        <w:spacing w:before="100" w:beforeAutospacing="1" w:after="100" w:afterAutospacing="1" w:line="300" w:lineRule="atLeast"/>
+        <w:rPr>
+          <w:rFonts w:ascii="Segoe UI" w:eastAsia="Times New Roman" w:hAnsi="Segoe UI" w:cs="Segoe UI"/>
+          <w:kern w:val="0"/>
+          <w:sz w:val="21"/>
+          <w:szCs w:val="21"/>
+          <w14:ligatures w14:val="none"/>
+        </w:rPr>
+      </w:pPr>
+      <w:r>
+        <w:rPr>
+          <w:rFonts w:ascii="Segoe UI" w:eastAsia="Times New Roman" w:hAnsi="Segoe UI" w:cs="Segoe UI"/>
+          <w:kern w:val="0"/>
+          <w:sz w:val="21"/>
+          <w:szCs w:val="21"/>
+          <w14:ligatures w14:val="none"/>
+        </w:rPr>
+        <w:t>Parking Availability Service</w:t>
+      </w:r>
+    </w:p>
+    <w:p>
+      <w:pPr>
+        <w:numPr>
+          <w:ilvl w:val="0"/>
+          <w:numId w:val="43"/>
+        </w:numPr>
+        <w:spacing w:before="100" w:beforeAutospacing="1" w:after="100" w:afterAutospacing="1" w:line="300" w:lineRule="atLeast"/>
+        <w:rPr>
+          <w:rFonts w:ascii="Segoe UI" w:eastAsia="Times New Roman" w:hAnsi="Segoe UI" w:cs="Segoe UI"/>
+          <w:kern w:val="0"/>
+          <w:sz w:val="21"/>
+          <w:szCs w:val="21"/>
+          <w14:ligatures w14:val="none"/>
+        </w:rPr>
+      </w:pPr>
+      <w:r>
+        <w:rPr>
+          <w:rFonts w:ascii="Segoe UI" w:eastAsia="Times New Roman" w:hAnsi="Segoe UI" w:cs="Segoe UI"/>
+          <w:kern w:val="0"/>
+          <w:sz w:val="21"/>
+          <w:szCs w:val="21"/>
+          <w14:ligatures w14:val="none"/>
+        </w:rPr>
+        <w:t>Reservation Processing</w:t>
+      </w:r>
+    </w:p>
+    <w:p>
+      <w:pPr>
+        <w:numPr>
+          <w:ilvl w:val="0"/>
+          <w:numId w:val="43"/>
+        </w:numPr>
+        <w:spacing w:before="100" w:beforeAutospacing="1" w:after="100" w:afterAutospacing="1" w:line="300" w:lineRule="atLeast"/>
+        <w:rPr>
+          <w:rFonts w:ascii="Segoe UI" w:eastAsia="Times New Roman" w:hAnsi="Segoe UI" w:cs="Segoe UI"/>
+          <w:kern w:val="0"/>
+          <w:sz w:val="21"/>
+          <w:szCs w:val="21"/>
+          <w14:ligatures w14:val="none"/>
+        </w:rPr>
+      </w:pPr>
+      <w:r>
+        <w:rPr>
+          <w:rFonts w:ascii="Segoe UI" w:eastAsia="Times New Roman" w:hAnsi="Segoe UI" w:cs="Segoe UI"/>
+          <w:kern w:val="0"/>
+          <w:sz w:val="21"/>
+          <w:szCs w:val="21"/>
+          <w14:ligatures w14:val="none"/>
+        </w:rPr>
+        <w:t>Reservation Cancellation</w:t>
+      </w:r>
+    </w:p>
+    <w:p>
+      <w:pPr>
+        <w:numPr>
+          <w:ilvl w:val="0"/>
+          <w:numId w:val="43"/>
+        </w:numPr>
+        <w:spacing w:before="100" w:beforeAutospacing="1" w:after="100" w:afterAutospacing="1" w:line="300" w:lineRule="atLeast"/>
+        <w:rPr>
+          <w:rFonts w:ascii="Segoe UI" w:eastAsia="Times New Roman" w:hAnsi="Segoe UI" w:cs="Segoe UI"/>
+          <w:kern w:val="0"/>
+          <w:sz w:val="21"/>
+          <w:szCs w:val="21"/>
+          <w14:ligatures w14:val="none"/>
+        </w:rPr>
+      </w:pPr>
+      <w:r>
+        <w:rPr>
+          <w:rFonts w:ascii="Segoe UI" w:eastAsia="Times New Roman" w:hAnsi="Segoe UI" w:cs="Segoe UI"/>
+          <w:kern w:val="0"/>
+          <w:sz w:val="21"/>
+          <w:szCs w:val="21"/>
+          <w14:ligatures w14:val="none"/>
+        </w:rPr>
+        <w:t>Inventory Management</w:t>
+      </w:r>
+    </w:p>
+    <w:p>
+      <w:pPr>
+        <w:numPr>
+          <w:ilvl w:val="0"/>
+          <w:numId w:val="43"/>
+        </w:numPr>
+        <w:spacing w:before="100" w:beforeAutospacing="1" w:after="100" w:afterAutospacing="1" w:line="300" w:lineRule="atLeast"/>
+        <w:rPr>
+          <w:rFonts w:ascii="Segoe UI" w:eastAsia="Times New Roman" w:hAnsi="Segoe UI" w:cs="Segoe UI"/>
+          <w:kern w:val="0"/>
+          <w:sz w:val="21"/>
+          <w:szCs w:val="21"/>
+          <w14:ligatures w14:val="none"/>
+        </w:rPr>
+      </w:pPr>
+      <w:r>
+        <w:rPr>
+          <w:rFonts w:ascii="Segoe UI" w:eastAsia="Times New Roman" w:hAnsi="Segoe UI" w:cs="Segoe UI"/>
+          <w:kern w:val="0"/>
+          <w:sz w:val="21"/>
+          <w:szCs w:val="21"/>
+          <w14:ligatures w14:val="none"/>
+        </w:rPr>
+        <w:t>Payment Gateway Integration</w:t>
+      </w:r>
+    </w:p>
+    <w:p>
+      <w:pPr>
+        <w:numPr>
+          <w:ilvl w:val="0"/>
+          <w:numId w:val="43"/>
+        </w:numPr>
+        <w:spacing w:before="100" w:beforeAutospacing="1" w:after="100" w:afterAutospacing="1" w:line="300" w:lineRule="atLeast"/>
+        <w:rPr>
+          <w:rFonts w:ascii="Segoe UI" w:eastAsia="Times New Roman" w:hAnsi="Segoe UI" w:cs="Segoe UI"/>
+          <w:kern w:val="0"/>
+          <w:sz w:val="21"/>
+          <w:szCs w:val="21"/>
+          <w14:ligatures w14:val="none"/>
+        </w:rPr>
+      </w:pPr>
+      <w:r>
+        <w:rPr>
+          <w:rFonts w:ascii="Segoe UI" w:eastAsia="Times New Roman" w:hAnsi="Segoe UI" w:cs="Segoe UI"/>
+          <w:kern w:val="0"/>
+          <w:sz w:val="21"/>
+          <w:szCs w:val="21"/>
+          <w14:ligatures w14:val="none"/>
+        </w:rPr>
+        <w:t>Payment Validation</w:t>
+      </w:r>
+    </w:p>
+    <w:p>
+      <w:pPr>
+        <w:numPr>
+          <w:ilvl w:val="0"/>
+          <w:numId w:val="43"/>
+        </w:numPr>
+        <w:spacing w:before="100" w:beforeAutospacing="1" w:after="100" w:afterAutospacing="1" w:line="300" w:lineRule="atLeast"/>
+        <w:rPr>
+          <w:rFonts w:ascii="Segoe UI" w:eastAsia="Times New Roman" w:hAnsi="Segoe UI" w:cs="Segoe UI"/>
+          <w:kern w:val="0"/>
+          <w:sz w:val="21"/>
+          <w:szCs w:val="21"/>
+          <w14:ligatures w14:val="none"/>
+        </w:rPr>
+      </w:pPr>
+      <w:r>
+        <w:rPr>
+          <w:rFonts w:ascii="Segoe UI" w:eastAsia="Times New Roman" w:hAnsi="Segoe UI" w:cs="Segoe UI"/>
+          <w:kern w:val="0"/>
+          <w:sz w:val="21"/>
+          <w:szCs w:val="21"/>
+          <w14:ligatures w14:val="none"/>
+        </w:rPr>
+        <w:lastRenderedPageBreak/>
+        <w:t>Receipt Generation</w:t>
+      </w:r>
+    </w:p>
+    <w:p>
+      <w:pPr>
+        <w:numPr>
+          <w:ilvl w:val="0"/>
+          <w:numId w:val="43"/>
+        </w:numPr>
+        <w:spacing w:before="100" w:beforeAutospacing="1" w:after="100" w:afterAutospacing="1" w:line="300" w:lineRule="atLeast"/>
+        <w:rPr>
+          <w:rFonts w:ascii="Segoe UI" w:eastAsia="Times New Roman" w:hAnsi="Segoe UI" w:cs="Segoe UI"/>
+          <w:kern w:val="0"/>
+          <w:sz w:val="21"/>
+          <w:szCs w:val="21"/>
+          <w14:ligatures w14:val="none"/>
+        </w:rPr>
+      </w:pPr>
+      <w:r>
+        <w:rPr>
+          <w:rFonts w:ascii="Segoe UI" w:eastAsia="Times New Roman" w:hAnsi="Segoe UI" w:cs="Segoe UI"/>
+          <w:kern w:val="0"/>
+          <w:sz w:val="21"/>
+          <w:szCs w:val="21"/>
+          <w14:ligatures w14:val="none"/>
+        </w:rPr>
+        <w:t>Notification Service</w:t>
+      </w:r>
+    </w:p>
+    <w:p>
+      <w:pPr>
+        <w:numPr>
+          <w:ilvl w:val="0"/>
+          <w:numId w:val="43"/>
+        </w:numPr>
+        <w:spacing w:before="100" w:beforeAutospacing="1" w:after="100" w:afterAutospacing="1" w:line="300" w:lineRule="atLeast"/>
+        <w:rPr>
+          <w:rFonts w:ascii="Segoe UI" w:eastAsia="Times New Roman" w:hAnsi="Segoe UI" w:cs="Segoe UI"/>
+          <w:kern w:val="0"/>
+          <w:sz w:val="21"/>
+          <w:szCs w:val="21"/>
+          <w14:ligatures w14:val="none"/>
+        </w:rPr>
+      </w:pPr>
+      <w:r>
+        <w:rPr>
+          <w:rFonts w:ascii="Segoe UI" w:eastAsia="Times New Roman" w:hAnsi="Segoe UI" w:cs="Segoe UI"/>
+          <w:kern w:val="0"/>
+          <w:sz w:val="21"/>
+          <w:szCs w:val="21"/>
+          <w14:ligatures w14:val="none"/>
+        </w:rPr>
+        <w:t>Occupancy Monitoring</w:t>
+      </w:r>
+    </w:p>
+    <w:p>
+      <w:pPr>
+        <w:numPr>
+          <w:ilvl w:val="0"/>
+          <w:numId w:val="43"/>
+        </w:numPr>
+        <w:spacing w:before="100" w:beforeAutospacing="1" w:after="100" w:afterAutospacing="1" w:line="300" w:lineRule="atLeast"/>
+        <w:rPr>
+          <w:rFonts w:ascii="Segoe UI" w:eastAsia="Times New Roman" w:hAnsi="Segoe UI" w:cs="Segoe UI"/>
+          <w:kern w:val="0"/>
+          <w:sz w:val="21"/>
+          <w:szCs w:val="21"/>
+          <w14:ligatures w14:val="none"/>
+        </w:rPr>
+      </w:pPr>
+      <w:r>
+        <w:rPr>
+          <w:rFonts w:ascii="Segoe UI" w:eastAsia="Times New Roman" w:hAnsi="Segoe UI" w:cs="Segoe UI"/>
+          <w:kern w:val="0"/>
+          <w:sz w:val="21"/>
+          <w:szCs w:val="21"/>
+          <w14:ligatures w14:val="none"/>
+        </w:rPr>
+        <w:t>Analytics Collection</w:t>
+      </w:r>
+    </w:p>
+    <w:p>
+      <w:pPr>
+        <w:numPr>
+          <w:ilvl w:val="0"/>
+          <w:numId w:val="43"/>
+        </w:numPr>
+        <w:spacing w:before="100" w:beforeAutospacing="1" w:after="100" w:afterAutospacing="1" w:line="300" w:lineRule="atLeast"/>
+        <w:rPr>
+          <w:rFonts w:ascii="Segoe UI" w:eastAsia="Times New Roman" w:hAnsi="Segoe UI" w:cs="Segoe UI"/>
+          <w:kern w:val="0"/>
+          <w:sz w:val="21"/>
+          <w:szCs w:val="21"/>
+          <w14:ligatures w14:val="none"/>
+        </w:rPr>
+      </w:pPr>
+      <w:proofErr w:type="gramStart"/>
+      <w:r>
+        <w:rPr>
+          <w:rFonts w:ascii="Segoe UI" w:eastAsia="Times New Roman" w:hAnsi="Segoe UI" w:cs="Segoe UI"/>
+          <w:kern w:val="0"/>
+          <w:sz w:val="21"/>
+          <w:szCs w:val="21"/>
+          <w14:ligatures w14:val="none"/>
+        </w:rPr>
+        <w:t>Report</w:t>
+      </w:r>
+      <w:proofErr w:type="gramEnd"/>
+      <w:r>
+        <w:rPr>
+          <w:rFonts w:ascii="Segoe UI" w:eastAsia="Times New Roman" w:hAnsi="Segoe UI" w:cs="Segoe UI"/>
+          <w:kern w:val="0"/>
+          <w:sz w:val="21"/>
+          <w:szCs w:val="21"/>
+          <w14:ligatures w14:val="none"/>
+        </w:rPr>
+        <w:t xml:space="preserve"> Generation</w:t>
+      </w:r>
+    </w:p>
+    <w:p>
+      <w:pPr>
+        <w:numPr>
+          <w:ilvl w:val="0"/>
+          <w:numId w:val="43"/>
+        </w:numPr>
+        <w:spacing w:before="100" w:beforeAutospacing="1" w:after="100" w:afterAutospacing="1" w:line="300" w:lineRule="atLeast"/>
+        <w:rPr>
+          <w:rFonts w:ascii="Segoe UI" w:eastAsia="Times New Roman" w:hAnsi="Segoe UI" w:cs="Segoe UI"/>
+          <w:kern w:val="0"/>
+          <w:sz w:val="21"/>
+          <w:szCs w:val="21"/>
+          <w14:ligatures w14:val="none"/>
+        </w:rPr>
+      </w:pPr>
+      <w:r>
+        <w:rPr>
+          <w:rFonts w:ascii="Segoe UI" w:eastAsia="Times New Roman" w:hAnsi="Segoe UI" w:cs="Segoe UI"/>
+          <w:kern w:val="0"/>
+          <w:sz w:val="21"/>
+          <w:szCs w:val="21"/>
+          <w14:ligatures w14:val="none"/>
+        </w:rPr>
+        <w:t>Role-Based Access Control</w:t>
+      </w:r>
+    </w:p>
+    <w:p>
+      <w:pPr>
+        <w:numPr>
+          <w:ilvl w:val="0"/>
+          <w:numId w:val="43"/>
+        </w:numPr>
+        <w:spacing w:before="100" w:beforeAutospacing="1" w:after="100" w:afterAutospacing="1" w:line="300" w:lineRule="atLeast"/>
+        <w:rPr>
+          <w:rFonts w:ascii="Segoe UI" w:eastAsia="Times New Roman" w:hAnsi="Segoe UI" w:cs="Segoe UI"/>
+          <w:kern w:val="0"/>
+          <w:sz w:val="21"/>
+          <w:szCs w:val="21"/>
+          <w14:ligatures w14:val="none"/>
+        </w:rPr>
+      </w:pPr>
+      <w:r>
+        <w:rPr>
+          <w:rFonts w:ascii="Segoe UI" w:eastAsia="Times New Roman" w:hAnsi="Segoe UI" w:cs="Segoe UI"/>
+          <w:kern w:val="0"/>
+          <w:sz w:val="21"/>
+          <w:szCs w:val="21"/>
+          <w14:ligatures w14:val="none"/>
+        </w:rPr>
+        <w:t>Audit Logging</w:t>
+      </w:r>
+    </w:p>
+    <w:p>
+      <w:pPr>
+        <w:spacing w:before="100" w:beforeAutospacing="1" w:after="100" w:afterAutospacing="1" w:line="300" w:lineRule="atLeast"/>
+        <w:rPr>
+          <w:rFonts w:ascii="Segoe UI" w:eastAsia="Times New Roman" w:hAnsi="Segoe UI" w:cs="Segoe UI"/>
+          <w:b/>
+          <w:bCs/>
+          <w:kern w:val="0"/>
+          <w:sz w:val="21"/>
+          <w:szCs w:val="21"/>
+          <w14:ligatures w14:val="none"/>
+        </w:rPr>
+      </w:pPr>
+      <w:r>
+        <w:rPr>
+          <w:rFonts w:ascii="Segoe UI" w:eastAsia="Times New Roman" w:hAnsi="Segoe UI" w:cs="Segoe UI"/>
+          <w:b/>
+          <w:bCs/>
+          <w:kern w:val="0"/>
+          <w:sz w:val="21"/>
+          <w:szCs w:val="21"/>
+          <w14:ligatures w14:val="none"/>
+        </w:rPr>
+        <w:t>Reporting</w:t>
+      </w:r>
+    </w:p>
+    <w:p>
+      <w:pPr>
+        <w:numPr>
+          <w:ilvl w:val="0"/>
+          <w:numId w:val="44"/>
+        </w:numPr>
+        <w:spacing w:before="100" w:beforeAutospacing="1" w:after="100" w:afterAutospacing="1" w:line="300" w:lineRule="atLeast"/>
+        <w:rPr>
+          <w:rFonts w:ascii="Segoe UI" w:eastAsia="Times New Roman" w:hAnsi="Segoe UI" w:cs="Segoe UI"/>
+          <w:kern w:val="0"/>
+          <w:sz w:val="21"/>
+          <w:szCs w:val="21"/>
+          <w14:ligatures w14:val="none"/>
+        </w:rPr>
+      </w:pPr>
+      <w:r>
+        <w:rPr>
+          <w:rFonts w:ascii="Segoe UI" w:eastAsia="Times New Roman" w:hAnsi="Segoe UI" w:cs="Segoe UI"/>
+          <w:kern w:val="0"/>
+          <w:sz w:val="21"/>
+          <w:szCs w:val="21"/>
+          <w14:ligatures w14:val="none"/>
+        </w:rPr>
+        <w:t>Daily Occupancy Report</w:t>
+      </w:r>
+    </w:p>
+    <w:p>
+      <w:pPr>
+        <w:numPr>
+          <w:ilvl w:val="0"/>
+          <w:numId w:val="44"/>
+        </w:numPr>
+        <w:spacing w:before="100" w:beforeAutospacing="1" w:after="100" w:afterAutospacing="1" w:line="300" w:lineRule="atLeast"/>
+        <w:rPr>
+          <w:rFonts w:ascii="Segoe UI" w:eastAsia="Times New Roman" w:hAnsi="Segoe UI" w:cs="Segoe UI"/>
+          <w:kern w:val="0"/>
+          <w:sz w:val="21"/>
+          <w:szCs w:val="21"/>
+          <w14:ligatures w14:val="none"/>
+        </w:rPr>
+      </w:pPr>
+      <w:r>
+        <w:rPr>
+          <w:rFonts w:ascii="Segoe UI" w:eastAsia="Times New Roman" w:hAnsi="Segoe UI" w:cs="Segoe UI"/>
+          <w:kern w:val="0"/>
+          <w:sz w:val="21"/>
+          <w:szCs w:val="21"/>
+          <w14:ligatures w14:val="none"/>
+        </w:rPr>
+        <w:t>Weekly Occupancy Report</w:t>
+      </w:r>
+    </w:p>
+    <w:p>
+      <w:pPr>
+        <w:numPr>
+          <w:ilvl w:val="0"/>
+          <w:numId w:val="44"/>
+        </w:numPr>
+        <w:spacing w:before="100" w:beforeAutospacing="1" w:after="100" w:afterAutospacing="1" w:line="300" w:lineRule="atLeast"/>
+        <w:rPr>
+          <w:rFonts w:ascii="Segoe UI" w:eastAsia="Times New Roman" w:hAnsi="Segoe UI" w:cs="Segoe UI"/>
+          <w:kern w:val="0"/>
+          <w:sz w:val="21"/>
+          <w:szCs w:val="21"/>
+          <w14:ligatures w14:val="none"/>
+        </w:rPr>
+      </w:pPr>
+      <w:r>
+        <w:rPr>
+          <w:rFonts w:ascii="Segoe UI" w:eastAsia="Times New Roman" w:hAnsi="Segoe UI" w:cs="Segoe UI"/>
+          <w:kern w:val="0"/>
+          <w:sz w:val="21"/>
+          <w:szCs w:val="21"/>
+          <w14:ligatures w14:val="none"/>
+        </w:rPr>
+        <w:t>Monthly Occupancy Report</w:t>
+      </w:r>
+    </w:p>
+    <w:p>
+      <w:pPr>
+        <w:numPr>
+          <w:ilvl w:val="0"/>
+          <w:numId w:val="44"/>
+        </w:numPr>
+        <w:spacing w:before="100" w:beforeAutospacing="1" w:after="100" w:afterAutospacing="1" w:line="300" w:lineRule="atLeast"/>
+        <w:rPr>
+          <w:rFonts w:ascii="Segoe UI" w:eastAsia="Times New Roman" w:hAnsi="Segoe UI" w:cs="Segoe UI"/>
+          <w:kern w:val="0"/>
+          <w:sz w:val="21"/>
+          <w:szCs w:val="21"/>
+          <w14:ligatures w14:val="none"/>
+        </w:rPr>
+      </w:pPr>
+      <w:r>
+        <w:rPr>
+          <w:rFonts w:ascii="Segoe UI" w:eastAsia="Times New Roman" w:hAnsi="Segoe UI" w:cs="Segoe UI"/>
+          <w:kern w:val="0"/>
+          <w:sz w:val="21"/>
+          <w:szCs w:val="21"/>
+          <w14:ligatures w14:val="none"/>
+        </w:rPr>
+        <w:t>Revenue Report</w:t>
+      </w:r>
+    </w:p>
+    <w:p>
+      <w:pPr>
+        <w:numPr>
+          <w:ilvl w:val="0"/>
+          <w:numId w:val="44"/>
+        </w:numPr>
+        <w:spacing w:before="100" w:beforeAutospacing="1" w:after="100" w:afterAutospacing="1" w:line="300" w:lineRule="atLeast"/>
+        <w:rPr>
+          <w:rFonts w:ascii="Segoe UI" w:eastAsia="Times New Roman" w:hAnsi="Segoe UI" w:cs="Segoe UI"/>
+          <w:kern w:val="0"/>
+          <w:sz w:val="21"/>
+          <w:szCs w:val="21"/>
+          <w14:ligatures w14:val="none"/>
+        </w:rPr>
+      </w:pPr>
+      <w:r>
+        <w:rPr>
+          <w:rFonts w:ascii="Segoe UI" w:eastAsia="Times New Roman" w:hAnsi="Segoe UI" w:cs="Segoe UI"/>
+          <w:kern w:val="0"/>
+          <w:sz w:val="21"/>
+          <w:szCs w:val="21"/>
+          <w14:ligatures w14:val="none"/>
+        </w:rPr>
+        <w:t>Reservation Report</w:t>
+      </w:r>
+    </w:p>
+    <w:p>
+      <w:pPr>
+        <w:numPr>
+          <w:ilvl w:val="0"/>
+          <w:numId w:val="44"/>
+        </w:numPr>
+        <w:spacing w:before="100" w:beforeAutospacing="1" w:after="100" w:afterAutospacing="1" w:line="300" w:lineRule="atLeast"/>
+        <w:rPr>
+          <w:rFonts w:ascii="Segoe UI" w:eastAsia="Times New Roman" w:hAnsi="Segoe UI" w:cs="Segoe UI"/>
+          <w:kern w:val="0"/>
+          <w:sz w:val="21"/>
+          <w:szCs w:val="21"/>
+          <w14:ligatures w14:val="none"/>
+        </w:rPr>
+      </w:pPr>
+      <w:r>
+        <w:rPr>
+          <w:rFonts w:ascii="Segoe UI" w:eastAsia="Times New Roman" w:hAnsi="Segoe UI" w:cs="Segoe UI"/>
+          <w:kern w:val="0"/>
+          <w:sz w:val="21"/>
+          <w:szCs w:val="21"/>
+          <w14:ligatures w14:val="none"/>
+        </w:rPr>
+        <w:t>Cancellation Report</w:t>
+      </w:r>
+    </w:p>
+    <w:p>
+      <w:pPr>
+        <w:numPr>
+          <w:ilvl w:val="0"/>
+          <w:numId w:val="44"/>
+        </w:numPr>
+        <w:spacing w:before="100" w:beforeAutospacing="1" w:after="100" w:afterAutospacing="1" w:line="300" w:lineRule="atLeast"/>
+        <w:rPr>
+          <w:rFonts w:ascii="Segoe UI" w:eastAsia="Times New Roman" w:hAnsi="Segoe UI" w:cs="Segoe UI"/>
+          <w:kern w:val="0"/>
+          <w:sz w:val="21"/>
+          <w:szCs w:val="21"/>
+          <w14:ligatures w14:val="none"/>
+        </w:rPr>
+      </w:pPr>
+      <w:r>
+        <w:rPr>
+          <w:rFonts w:ascii="Segoe UI" w:eastAsia="Times New Roman" w:hAnsi="Segoe UI" w:cs="Segoe UI"/>
+          <w:kern w:val="0"/>
+          <w:sz w:val="21"/>
+          <w:szCs w:val="21"/>
+          <w14:ligatures w14:val="none"/>
+        </w:rPr>
+        <w:t>Peak Usage Report</w:t>
+      </w:r>
+    </w:p>
+    <w:p>
+      <w:pPr>
+        <w:numPr>
+          <w:ilvl w:val="0"/>
+          <w:numId w:val="44"/>
+        </w:numPr>
+        <w:spacing w:before="100" w:beforeAutospacing="1" w:after="100" w:afterAutospacing="1" w:line="300" w:lineRule="atLeast"/>
+        <w:rPr>
+          <w:rFonts w:ascii="Segoe UI" w:eastAsia="Times New Roman" w:hAnsi="Segoe UI" w:cs="Segoe UI"/>
+          <w:kern w:val="0"/>
+          <w:sz w:val="21"/>
+          <w:szCs w:val="21"/>
+          <w14:ligatures w14:val="none"/>
+        </w:rPr>
+      </w:pPr>
+      <w:r>
+        <w:rPr>
+          <w:rFonts w:ascii="Segoe UI" w:eastAsia="Times New Roman" w:hAnsi="Segoe UI" w:cs="Segoe UI"/>
+          <w:kern w:val="0"/>
+          <w:sz w:val="21"/>
+          <w:szCs w:val="21"/>
+          <w14:ligatures w14:val="none"/>
+        </w:rPr>
+        <w:t>Utilization Report</w:t>
+      </w:r>
+    </w:p>
+    <w:p>
+      <w:pPr>
+        <w:numPr>
+          <w:ilvl w:val="0"/>
+          <w:numId w:val="44"/>
+        </w:numPr>
+        <w:spacing w:before="100" w:beforeAutospacing="1" w:after="100" w:afterAutospacing="1" w:line="300" w:lineRule="atLeast"/>
+        <w:rPr>
+          <w:rFonts w:ascii="Segoe UI" w:eastAsia="Times New Roman" w:hAnsi="Segoe UI" w:cs="Segoe UI"/>
+          <w:kern w:val="0"/>
+          <w:sz w:val="21"/>
+          <w:szCs w:val="21"/>
+          <w14:ligatures w14:val="none"/>
+        </w:rPr>
+      </w:pPr>
+      <w:r>
+        <w:rPr>
+          <w:rFonts w:ascii="Segoe UI" w:eastAsia="Times New Roman" w:hAnsi="Segoe UI" w:cs="Segoe UI"/>
+          <w:kern w:val="0"/>
+          <w:sz w:val="21"/>
+          <w:szCs w:val="21"/>
+          <w14:ligatures w14:val="none"/>
+        </w:rPr>
+        <w:t>User Activity Report</w:t>
+      </w:r>
+    </w:p>
+    <w:p>
+      <w:pPr>
+        <w:numPr>
+          <w:ilvl w:val="0"/>
+          <w:numId w:val="44"/>
+        </w:numPr>
+        <w:spacing w:before="100" w:beforeAutospacing="1" w:after="100" w:afterAutospacing="1" w:line="300" w:lineRule="atLeast"/>
+        <w:rPr>
+          <w:rFonts w:ascii="Segoe UI" w:eastAsia="Times New Roman" w:hAnsi="Segoe UI" w:cs="Segoe UI"/>
+          <w:kern w:val="0"/>
+          <w:sz w:val="21"/>
+          <w:szCs w:val="21"/>
+          <w14:ligatures w14:val="none"/>
+        </w:rPr>
+      </w:pPr>
+      <w:r>
+        <w:rPr>
+          <w:rFonts w:ascii="Segoe UI" w:eastAsia="Times New Roman" w:hAnsi="Segoe UI" w:cs="Segoe UI"/>
+          <w:kern w:val="0"/>
+          <w:sz w:val="21"/>
+          <w:szCs w:val="21"/>
+          <w14:ligatures w14:val="none"/>
+        </w:rPr>
+        <w:t>Financial Export Report</w:t>
+      </w:r>
+    </w:p>
+    <w:p>
+      <w:pPr>
+        <w:spacing w:before="100" w:beforeAutospacing="1" w:after="100" w:afterAutospacing="1" w:line="300" w:lineRule="atLeast"/>
+        <w:rPr>
+          <w:rFonts w:ascii="Segoe UI" w:eastAsia="Times New Roman" w:hAnsi="Segoe UI" w:cs="Segoe UI"/>
+          <w:kern w:val="0"/>
+          <w:sz w:val="21"/>
+          <w:szCs w:val="21"/>
+          <w14:ligatures w14:val="none"/>
+        </w:rPr>
+      </w:pPr>
+      <w:r>
+        <w:rPr>
+          <w:rFonts w:ascii="Segoe UI" w:eastAsia="Times New Roman" w:hAnsi="Segoe UI" w:cs="Segoe UI"/>
+          <w:kern w:val="0"/>
+          <w:sz w:val="21"/>
+          <w:szCs w:val="21"/>
+          <w14:ligatures w14:val="none"/>
+        </w:rPr>
+        <w:pict w14:anchorId="79AA236E">
+          <v:rect id="_x0000_i1035" style="width:0;height:1.5pt" o:hralign="center" o:hrstd="t" o:hr="t" fillcolor="#a0a0a0" stroked="f"/>
+        </w:pict>
+      </w:r>
+    </w:p>
+    <w:p>
+      <w:pPr>
+        <w:spacing w:before="100" w:beforeAutospacing="1" w:after="100" w:afterAutospacing="1" w:line="300" w:lineRule="atLeast"/>
+        <w:rPr>
+          <w:rFonts w:ascii="Segoe UI" w:eastAsia="Times New Roman" w:hAnsi="Segoe UI" w:cs="Segoe UI"/>
+          <w:b/>
+          <w:bCs/>
+          <w:kern w:val="0"/>
+          <w:sz w:val="21"/>
+          <w:szCs w:val="21"/>
+          <w14:ligatures w14:val="none"/>
+        </w:rPr>
+      </w:pPr>
+      <w:r>
+        <w:rPr>
+          <w:rFonts w:ascii="Segoe UI" w:eastAsia="Times New Roman" w:hAnsi="Segoe UI" w:cs="Segoe UI"/>
+          <w:b/>
+          <w:bCs/>
+          <w:kern w:val="0"/>
+          <w:sz w:val="21"/>
+          <w:szCs w:val="21"/>
+          <w14:ligatures w14:val="none"/>
+        </w:rPr>
+        <w:t>8.2 Sprint 1 Backlog</w:t>
+      </w:r>
+    </w:p>
+    <w:p>
+      <w:pPr>
+        <w:spacing w:before="100" w:beforeAutospacing="1" w:after="100" w:afterAutospacing="1" w:line="300" w:lineRule="atLeast"/>
+        <w:rPr>
+          <w:rFonts w:ascii="Segoe UI" w:eastAsia="Times New Roman" w:hAnsi="Segoe UI" w:cs="Segoe UI"/>
+          <w:kern w:val="0"/>
+          <w:sz w:val="21"/>
+          <w:szCs w:val="21"/>
+          <w14:ligatures w14:val="none"/>
+        </w:rPr>
+      </w:pPr>
+      <w:r>
+        <w:rPr>
+          <w:rFonts w:ascii="Segoe UI" w:eastAsia="Times New Roman" w:hAnsi="Segoe UI" w:cs="Segoe UI"/>
+          <w:kern w:val="0"/>
+          <w:sz w:val="21"/>
+          <w:szCs w:val="21"/>
+          <w14:ligatures w14:val="none"/>
+        </w:rPr>
+        <w:t>Sprint 1 focuses on core user functionality required for initial platform operation.</w:t>
+      </w:r>
+    </w:p>
+    <w:p>
+      <w:pPr>
+        <w:numPr>
+          <w:ilvl w:val="0"/>
+          <w:numId w:val="45"/>
+        </w:numPr>
+        <w:spacing w:before="100" w:beforeAutospacing="1" w:after="100" w:afterAutospacing="1" w:line="300" w:lineRule="atLeast"/>
+        <w:rPr>
+          <w:rFonts w:ascii="Segoe UI" w:eastAsia="Times New Roman" w:hAnsi="Segoe UI" w:cs="Segoe UI"/>
+          <w:kern w:val="0"/>
+          <w:sz w:val="21"/>
+          <w:szCs w:val="21"/>
+          <w14:ligatures w14:val="none"/>
+        </w:rPr>
+      </w:pPr>
+      <w:r>
+        <w:rPr>
+          <w:rFonts w:ascii="Segoe UI" w:eastAsia="Times New Roman" w:hAnsi="Segoe UI" w:cs="Segoe UI"/>
+          <w:kern w:val="0"/>
+          <w:sz w:val="21"/>
+          <w:szCs w:val="21"/>
+          <w14:ligatures w14:val="none"/>
+        </w:rPr>
+        <w:t>User Registration</w:t>
+      </w:r>
+    </w:p>
+    <w:p>
+      <w:pPr>
+        <w:numPr>
+          <w:ilvl w:val="0"/>
+          <w:numId w:val="45"/>
+        </w:numPr>
+        <w:spacing w:before="100" w:beforeAutospacing="1" w:after="100" w:afterAutospacing="1" w:line="300" w:lineRule="atLeast"/>
+        <w:rPr>
+          <w:rFonts w:ascii="Segoe UI" w:eastAsia="Times New Roman" w:hAnsi="Segoe UI" w:cs="Segoe UI"/>
+          <w:kern w:val="0"/>
+          <w:sz w:val="21"/>
+          <w:szCs w:val="21"/>
+          <w14:ligatures w14:val="none"/>
+        </w:rPr>
+      </w:pPr>
+      <w:r>
+        <w:rPr>
+          <w:rFonts w:ascii="Segoe UI" w:eastAsia="Times New Roman" w:hAnsi="Segoe UI" w:cs="Segoe UI"/>
+          <w:kern w:val="0"/>
+          <w:sz w:val="21"/>
+          <w:szCs w:val="21"/>
+          <w14:ligatures w14:val="none"/>
+        </w:rPr>
+        <w:t>User Login</w:t>
+      </w:r>
+    </w:p>
+    <w:p>
+      <w:pPr>
+        <w:numPr>
+          <w:ilvl w:val="0"/>
+          <w:numId w:val="45"/>
+        </w:numPr>
+        <w:spacing w:before="100" w:beforeAutospacing="1" w:after="100" w:afterAutospacing="1" w:line="300" w:lineRule="atLeast"/>
+        <w:rPr>
+          <w:rFonts w:ascii="Segoe UI" w:eastAsia="Times New Roman" w:hAnsi="Segoe UI" w:cs="Segoe UI"/>
+          <w:kern w:val="0"/>
+          <w:sz w:val="21"/>
+          <w:szCs w:val="21"/>
+          <w14:ligatures w14:val="none"/>
+        </w:rPr>
+      </w:pPr>
+      <w:r>
+        <w:rPr>
+          <w:rFonts w:ascii="Segoe UI" w:eastAsia="Times New Roman" w:hAnsi="Segoe UI" w:cs="Segoe UI"/>
+          <w:kern w:val="0"/>
+          <w:sz w:val="21"/>
+          <w:szCs w:val="21"/>
+          <w14:ligatures w14:val="none"/>
+        </w:rPr>
+        <w:t>Password Reset</w:t>
+      </w:r>
+    </w:p>
+    <w:p>
+      <w:pPr>
+        <w:numPr>
+          <w:ilvl w:val="0"/>
+          <w:numId w:val="45"/>
+        </w:numPr>
+        <w:spacing w:before="100" w:beforeAutospacing="1" w:after="100" w:afterAutospacing="1" w:line="300" w:lineRule="atLeast"/>
+        <w:rPr>
+          <w:rFonts w:ascii="Segoe UI" w:eastAsia="Times New Roman" w:hAnsi="Segoe UI" w:cs="Segoe UI"/>
+          <w:kern w:val="0"/>
+          <w:sz w:val="21"/>
+          <w:szCs w:val="21"/>
+          <w14:ligatures w14:val="none"/>
+        </w:rPr>
+      </w:pPr>
+      <w:r>
+        <w:rPr>
+          <w:rFonts w:ascii="Segoe UI" w:eastAsia="Times New Roman" w:hAnsi="Segoe UI" w:cs="Segoe UI"/>
+          <w:kern w:val="0"/>
+          <w:sz w:val="21"/>
+          <w:szCs w:val="21"/>
+          <w14:ligatures w14:val="none"/>
+        </w:rPr>
+        <w:t>Driver Dashboard</w:t>
+      </w:r>
+    </w:p>
+    <w:p>
+      <w:pPr>
+        <w:numPr>
+          <w:ilvl w:val="0"/>
+          <w:numId w:val="45"/>
+        </w:numPr>
+        <w:spacing w:before="100" w:beforeAutospacing="1" w:after="100" w:afterAutospacing="1" w:line="300" w:lineRule="atLeast"/>
+        <w:rPr>
+          <w:rFonts w:ascii="Segoe UI" w:eastAsia="Times New Roman" w:hAnsi="Segoe UI" w:cs="Segoe UI"/>
+          <w:kern w:val="0"/>
+          <w:sz w:val="21"/>
+          <w:szCs w:val="21"/>
+          <w14:ligatures w14:val="none"/>
+        </w:rPr>
+      </w:pPr>
+      <w:r>
+        <w:rPr>
+          <w:rFonts w:ascii="Segoe UI" w:eastAsia="Times New Roman" w:hAnsi="Segoe UI" w:cs="Segoe UI"/>
+          <w:kern w:val="0"/>
+          <w:sz w:val="21"/>
+          <w:szCs w:val="21"/>
+          <w14:ligatures w14:val="none"/>
+        </w:rPr>
+        <w:t>Parking Search</w:t>
+      </w:r>
+    </w:p>
+    <w:p>
+      <w:pPr>
+        <w:numPr>
+          <w:ilvl w:val="0"/>
+          <w:numId w:val="45"/>
+        </w:numPr>
+        <w:spacing w:before="100" w:beforeAutospacing="1" w:after="100" w:afterAutospacing="1" w:line="300" w:lineRule="atLeast"/>
+        <w:rPr>
+          <w:rFonts w:ascii="Segoe UI" w:eastAsia="Times New Roman" w:hAnsi="Segoe UI" w:cs="Segoe UI"/>
+          <w:kern w:val="0"/>
+          <w:sz w:val="21"/>
+          <w:szCs w:val="21"/>
+          <w14:ligatures w14:val="none"/>
+        </w:rPr>
+      </w:pPr>
+      <w:r>
+        <w:rPr>
+          <w:rFonts w:ascii="Segoe UI" w:eastAsia="Times New Roman" w:hAnsi="Segoe UI" w:cs="Segoe UI"/>
+          <w:kern w:val="0"/>
+          <w:sz w:val="21"/>
+          <w:szCs w:val="21"/>
+          <w14:ligatures w14:val="none"/>
+        </w:rPr>
+        <w:t>Map View</w:t>
+      </w:r>
+    </w:p>
+    <w:p>
+      <w:pPr>
+        <w:numPr>
+          <w:ilvl w:val="0"/>
+          <w:numId w:val="45"/>
+        </w:numPr>
+        <w:spacing w:before="100" w:beforeAutospacing="1" w:after="100" w:afterAutospacing="1" w:line="300" w:lineRule="atLeast"/>
+        <w:rPr>
+          <w:rFonts w:ascii="Segoe UI" w:eastAsia="Times New Roman" w:hAnsi="Segoe UI" w:cs="Segoe UI"/>
+          <w:kern w:val="0"/>
+          <w:sz w:val="21"/>
+          <w:szCs w:val="21"/>
+          <w14:ligatures w14:val="none"/>
+        </w:rPr>
+      </w:pPr>
+      <w:r>
+        <w:rPr>
+          <w:rFonts w:ascii="Segoe UI" w:eastAsia="Times New Roman" w:hAnsi="Segoe UI" w:cs="Segoe UI"/>
+          <w:kern w:val="0"/>
+          <w:sz w:val="21"/>
+          <w:szCs w:val="21"/>
+          <w14:ligatures w14:val="none"/>
+        </w:rPr>
+        <w:t>User Authentication Service</w:t>
+      </w:r>
+    </w:p>
+    <w:p>
+      <w:pPr>
+        <w:numPr>
+          <w:ilvl w:val="0"/>
+          <w:numId w:val="45"/>
+        </w:numPr>
+        <w:spacing w:before="100" w:beforeAutospacing="1" w:after="100" w:afterAutospacing="1" w:line="300" w:lineRule="atLeast"/>
+        <w:rPr>
+          <w:rFonts w:ascii="Segoe UI" w:eastAsia="Times New Roman" w:hAnsi="Segoe UI" w:cs="Segoe UI"/>
+          <w:kern w:val="0"/>
+          <w:sz w:val="21"/>
+          <w:szCs w:val="21"/>
+          <w14:ligatures w14:val="none"/>
+        </w:rPr>
+      </w:pPr>
+      <w:r>
+        <w:rPr>
+          <w:rFonts w:ascii="Segoe UI" w:eastAsia="Times New Roman" w:hAnsi="Segoe UI" w:cs="Segoe UI"/>
+          <w:kern w:val="0"/>
+          <w:sz w:val="21"/>
+          <w:szCs w:val="21"/>
+          <w14:ligatures w14:val="none"/>
+        </w:rPr>
+        <w:t>Account Management</w:t>
+      </w:r>
+    </w:p>
+    <w:p>
+      <w:pPr>
+        <w:numPr>
+          <w:ilvl w:val="0"/>
+          <w:numId w:val="45"/>
+        </w:numPr>
+        <w:spacing w:before="100" w:beforeAutospacing="1" w:after="100" w:afterAutospacing="1" w:line="300" w:lineRule="atLeast"/>
+        <w:rPr>
+          <w:rFonts w:ascii="Segoe UI" w:eastAsia="Times New Roman" w:hAnsi="Segoe UI" w:cs="Segoe UI"/>
+          <w:kern w:val="0"/>
+          <w:sz w:val="21"/>
+          <w:szCs w:val="21"/>
+          <w14:ligatures w14:val="none"/>
+        </w:rPr>
+      </w:pPr>
+      <w:r>
+        <w:rPr>
+          <w:rFonts w:ascii="Segoe UI" w:eastAsia="Times New Roman" w:hAnsi="Segoe UI" w:cs="Segoe UI"/>
+          <w:kern w:val="0"/>
+          <w:sz w:val="21"/>
+          <w:szCs w:val="21"/>
+          <w14:ligatures w14:val="none"/>
+        </w:rPr>
+        <w:t>Parking Availability Service</w:t>
+      </w:r>
+    </w:p>
+    <w:p>
+      <w:pPr>
+        <w:numPr>
+          <w:ilvl w:val="0"/>
+          <w:numId w:val="45"/>
+        </w:numPr>
+        <w:spacing w:before="100" w:beforeAutospacing="1" w:after="100" w:afterAutospacing="1" w:line="300" w:lineRule="atLeast"/>
+        <w:rPr>
+          <w:rFonts w:ascii="Segoe UI" w:eastAsia="Times New Roman" w:hAnsi="Segoe UI" w:cs="Segoe UI"/>
+          <w:kern w:val="0"/>
+          <w:sz w:val="21"/>
+          <w:szCs w:val="21"/>
+          <w14:ligatures w14:val="none"/>
+        </w:rPr>
+      </w:pPr>
+      <w:r>
+        <w:rPr>
+          <w:rFonts w:ascii="Segoe UI" w:eastAsia="Times New Roman" w:hAnsi="Segoe UI" w:cs="Segoe UI"/>
+          <w:kern w:val="0"/>
+          <w:sz w:val="21"/>
+          <w:szCs w:val="21"/>
+          <w14:ligatures w14:val="none"/>
+        </w:rPr>
+        <w:t>Reservation Processing</w:t>
+      </w:r>
+    </w:p>
+    <w:p>
+      <w:pPr>
+        <w:numPr>
+          <w:ilvl w:val="0"/>
+          <w:numId w:val="45"/>
+        </w:numPr>
+        <w:spacing w:before="100" w:beforeAutospacing="1" w:after="100" w:afterAutospacing="1" w:line="300" w:lineRule="atLeast"/>
+        <w:rPr>
+          <w:rFonts w:ascii="Segoe UI" w:eastAsia="Times New Roman" w:hAnsi="Segoe UI" w:cs="Segoe UI"/>
+          <w:kern w:val="0"/>
+          <w:sz w:val="21"/>
+          <w:szCs w:val="21"/>
+          <w14:ligatures w14:val="none"/>
+        </w:rPr>
+      </w:pPr>
+      <w:r>
+        <w:rPr>
+          <w:rFonts w:ascii="Segoe UI" w:eastAsia="Times New Roman" w:hAnsi="Segoe UI" w:cs="Segoe UI"/>
+          <w:kern w:val="0"/>
+          <w:sz w:val="21"/>
+          <w:szCs w:val="21"/>
+          <w14:ligatures w14:val="none"/>
+        </w:rPr>
+        <w:t>Notification Service</w:t>
+      </w:r>
+    </w:p>
+    <w:p>
+      <w:pPr>
+        <w:spacing w:before="100" w:beforeAutospacing="1" w:after="100" w:afterAutospacing="1" w:line="300" w:lineRule="atLeast"/>
+        <w:rPr>
+          <w:rFonts w:ascii="Segoe UI" w:eastAsia="Times New Roman" w:hAnsi="Segoe UI" w:cs="Segoe UI"/>
+          <w:kern w:val="0"/>
+          <w:sz w:val="21"/>
+          <w:szCs w:val="21"/>
+          <w14:ligatures w14:val="none"/>
+        </w:rPr>
+      </w:pPr>
+      <w:r>
+        <w:rPr>
+          <w:rFonts w:ascii="Segoe UI" w:eastAsia="Times New Roman" w:hAnsi="Segoe UI" w:cs="Segoe UI"/>
+          <w:kern w:val="0"/>
+          <w:sz w:val="21"/>
+          <w:szCs w:val="21"/>
+          <w14:ligatures w14:val="none"/>
+        </w:rPr>
+        <w:pict w14:anchorId="0F1E351D">
+          <v:rect id="_x0000_i1036" style="width:0;height:1.5pt" o:hralign="center" o:hrstd="t" o:hr="t" fillcolor="#a0a0a0" stroked="f"/>
+        </w:pict>
+      </w:r>
+    </w:p>
+    <w:p>
+      <w:pPr>
+        <w:spacing w:before="100" w:beforeAutospacing="1" w:after="100" w:afterAutospacing="1" w:line="300" w:lineRule="atLeast"/>
+        <w:rPr>
+          <w:rFonts w:ascii="Segoe UI" w:eastAsia="Times New Roman" w:hAnsi="Segoe UI" w:cs="Segoe UI"/>
+          <w:b/>
+          <w:bCs/>
+          <w:kern w:val="0"/>
+          <w:sz w:val="21"/>
+          <w:szCs w:val="21"/>
+          <w14:ligatures w14:val="none"/>
+        </w:rPr>
+      </w:pPr>
+    </w:p>
+    <w:p>
+      <w:pPr>
+        <w:spacing w:before="100" w:beforeAutospacing="1" w:after="100" w:afterAutospacing="1" w:line="300" w:lineRule="atLeast"/>
+        <w:rPr>
+          <w:rFonts w:ascii="Segoe UI" w:eastAsia="Times New Roman" w:hAnsi="Segoe UI" w:cs="Segoe UI"/>
+          <w:b/>
+          <w:bCs/>
+          <w:kern w:val="0"/>
+          <w:sz w:val="21"/>
+          <w:szCs w:val="21"/>
+          <w14:ligatures w14:val="none"/>
+        </w:rPr>
+      </w:pPr>
+      <w:r>
+        <w:rPr>
+          <w:rFonts w:ascii="Segoe UI" w:eastAsia="Times New Roman" w:hAnsi="Segoe UI" w:cs="Segoe UI"/>
+          <w:b/>
+          <w:bCs/>
+          <w:kern w:val="0"/>
+          <w:sz w:val="21"/>
+          <w:szCs w:val="21"/>
+          <w14:ligatures w14:val="none"/>
+        </w:rPr>
+        <w:lastRenderedPageBreak/>
+        <w:t>8.3 Trello Board</w:t>
+      </w:r>
+    </w:p>
+    <w:p>
+      <w:pPr>
+        <w:spacing w:after="0" w:line="240" w:lineRule="auto"/>
+        <w:rPr>
+          <w:rFonts w:ascii="Times New Roman" w:eastAsia="Times New Roman" w:hAnsi="Times New Roman" w:cs="Times New Roman"/>
+          <w:kern w:val="0"/>
+          <w14:ligatures w14:val="none"/>
+        </w:rPr>
+      </w:pPr>
+      <w:r>
+        <w:rPr>
+          <w:rFonts w:ascii="Times New Roman" w:eastAsia="Times New Roman" w:hAnsi="Times New Roman" w:cs="Times New Roman"/>
+          <w:kern w:val="0"/>
+          <w14:ligatures w14:val="none"/>
+        </w:rPr>
+        <w:t>Figure 2. Smart Parking Platform Product Backlog and Sprint 1 Backlog</w:t>
+      </w:r>
+    </w:p>
+    <w:p>
+      <w:pPr>
+        <w:spacing w:before="100" w:beforeAutospacing="1" w:after="100" w:afterAutospacing="1" w:line="300" w:lineRule="atLeast"/>
+        <w:rPr>
+          <w:rFonts w:ascii="Segoe UI" w:eastAsia="Times New Roman" w:hAnsi="Segoe UI" w:cs="Segoe UI"/>
+          <w:b/>
+          <w:bCs/>
+          <w:kern w:val="0"/>
+          <w:sz w:val="21"/>
+          <w:szCs w:val="21"/>
+          <w14:ligatures w14:val="none"/>
+        </w:rPr>
+      </w:pPr>
+    </w:p>
+    <w:p>
+      <w:pPr>
+        <w:spacing w:before="100" w:beforeAutospacing="1" w:after="100" w:afterAutospacing="1" w:line="300" w:lineRule="atLeast"/>
+        <w:rPr>
+          <w:rFonts w:ascii="Times New Roman" w:eastAsia="Times New Roman" w:hAnsi="Times New Roman" w:cs="Times New Roman"/>
+          <w:kern w:val="0"/>
+          <w14:ligatures w14:val="none"/>
+        </w:rPr>
+      </w:pPr>
+      <w:r>
+        <w:rPr>
+          <w:rFonts w:ascii="Segoe UI" w:eastAsia="Times New Roman" w:hAnsi="Segoe UI" w:cs="Segoe UI"/>
+          <w:b/>
+          <w:bCs/>
+          <w:noProof/>
+          <w:kern w:val="0"/>
+          <w:sz w:val="21"/>
+          <w:szCs w:val="21"/>
+          <w14:ligatures w14:val="none"/>
+        </w:rPr>
+        <w:drawing>
+          <wp:inline distT="0" distB="0" distL="0" distR="0" wp14:anchorId="4D520D3C" wp14:editId="59CFB632">
+            <wp:extent cx="5928360" cy="3352800"/>
+            <wp:effectExtent l="0" t="0" r="0" b="0"/>
+            <wp:docPr id="1150285472" name="Picture 1"/>
+            <wp:cNvGraphicFramePr>
+              <a:graphicFrameLocks xmlns:a="http://schemas.openxmlformats.org/drawingml/2006/main" noChangeAspect="1"/>
+            </wp:cNvGraphicFramePr>
+            <a:graphic xmlns:a="http://schemas.openxmlformats.org/drawingml/2006/main">
+              <a:graphicData uri="http://schemas.openxmlformats.org/drawingml/2006/picture">
+                <pic:pic xmlns:pic="http://schemas.openxmlformats.org/drawingml/2006/picture">
+                  <pic:nvPicPr>
+                    <pic:cNvPr id="0" name="Picture 15"/>
+                    <pic:cNvPicPr>
+                      <a:picLocks noChangeAspect="1" noChangeArrowheads="1"/>
+                    </pic:cNvPicPr>
+                  </pic:nvPicPr>
+                  <pic:blipFill>
+                    <a:blip r:embed="rId11" cstate="print">
+                      <a:extLst>
+                        <a:ext uri="{28A0092B-C50C-407E-A947-70E740481C1C}">
+                          <a14:useLocalDpi xmlns:a14="http://schemas.microsoft.com/office/drawing/2010/main" val="0"/>
+                        </a:ext>
+                      </a:extLst>
+                    </a:blip>
+                    <a:srcRect/>
+                    <a:stretch>
+                      <a:fillRect/>
+                    </a:stretch>
+                  </pic:blipFill>
+                  <pic:spPr bwMode="auto">
+                    <a:xfrm>
+                      <a:off x="0" y="0"/>
+                      <a:ext cx="5928360" cy="3352800"/>
+                    </a:xfrm>
+                    <a:prstGeom prst="rect">
+                      <a:avLst/>
+                    </a:prstGeom>
+                    <a:noFill/>
+                    <a:ln>
+                      <a:noFill/>
+                    </a:ln>
+                  </pic:spPr>
+                </pic:pic>
+              </a:graphicData>
+            </a:graphic>
+          </wp:inline>
+        </w:drawing>
+      </w:r>
+    </w:p>
+    <w:p>
+      <w:pPr>
+        <w:spacing w:before="100" w:beforeAutospacing="1" w:after="100" w:afterAutospacing="1" w:line="300" w:lineRule="atLeast"/>
+        <w:rPr>
+          <w:rFonts w:ascii="Segoe UI" w:eastAsia="Times New Roman" w:hAnsi="Segoe UI" w:cs="Segoe UI"/>
+          <w:b/>
+          <w:bCs/>
+          <w:kern w:val="0"/>
+          <w:sz w:val="21"/>
+          <w:szCs w:val="21"/>
+          <w14:ligatures w14:val="none"/>
+        </w:rPr>
+      </w:pPr>
+    </w:p>
+    <w:p>
+      <w:pPr>
+        <w:spacing w:before="100" w:beforeAutospacing="1" w:after="100" w:afterAutospacing="1" w:line="300" w:lineRule="atLeast"/>
+        <w:rPr>
+          <w:rFonts w:ascii="Segoe UI" w:eastAsia="Times New Roman" w:hAnsi="Segoe UI" w:cs="Segoe UI"/>
           <w:kern w:val="0"/>
           <w:sz w:val="21"/>
           <w:szCs w:val="21"/>
@@ -8102,6 +10185,56 @@
 </w:document>
 </file>
 
+<file path=word/endnotes.xml><?xml version="1.0" encoding="utf-8"?>
+<w:endnotes xmlns:wpc="http://schemas.microsoft.com/office/word/2010/wordprocessingCanvas" xmlns:cx="http://schemas.microsoft.com/office/drawing/2014/chartex" xmlns:cx1="http://schemas.microsoft.com/office/drawing/2015/9/8/chartex" xmlns:cx2="http://schemas.microsoft.com/office/drawing/2015/10/21/chartex" xmlns:cx3="http://schemas.microsoft.com/office/drawing/2016/5/9/chartex" xmlns:cx4="http://schemas.microsoft.com/office/drawing/2016/5/10/chartex" xmlns:cx5="http://schemas.microsoft.com/office/drawing/2016/5/11/chartex" xmlns:cx6="http://schemas.microsoft.com/office/drawing/2016/5/12/chartex" xmlns:cx7="http://schemas.microsoft.com/office/drawing/2016/5/13/chartex" xmlns:cx8="http://schemas.microsoft.com/office/drawing/2016/5/14/chartex" xmlns:mc="http://schemas.openxmlformats.org/markup-compatibility/2006" xmlns:aink="http://schemas.microsoft.com/office/drawing/2016/ink" xmlns:am3d="http://schemas.microsoft.com/office/drawing/2017/model3d" xmlns:o="urn:schemas-microsoft-com:office:office" xmlns:oel="http://schemas.microsoft.com/office/2019/extlst" xmlns:r="http://schemas.openxmlformats.org/officeDocument/2006/relationships" xmlns:m="http://schemas.openxmlformats.org/officeDocument/2006/math" xmlns:v="urn:schemas-microsoft-com:vml" xmlns:wp14="http://schemas.microsoft.com/office/word/2010/wordprocessingDrawing" xmlns:wp="http://schemas.openxmlformats.org/drawingml/2006/wordprocessingDrawing" xmlns:w10="urn:schemas-microsoft-com:office:word" xmlns:w="http://schemas.openxmlformats.org/wordprocessingml/2006/main" xmlns:w14="http://schemas.microsoft.com/office/word/2010/wordml" xmlns:w15="http://schemas.microsoft.com/office/word/2012/wordml" xmlns:w16cex="http://schemas.microsoft.com/office/word/2018/wordml/cex" xmlns:w16cid="http://schemas.microsoft.com/office/word/2016/wordml/cid" xmlns:w16="http://schemas.microsoft.com/office/word/2018/wordml" xmlns:w16du="http://schemas.microsoft.com/office/word/2023/wordml/word16du" xmlns:w16sdtdh="http://schemas.microsoft.com/office/word/2020/wordml/sdtdatahash" xmlns:w16sdtfl="http://schemas.microsoft.com/office/word/2024/wordml/sdtformatlock" xmlns:w16se="http://schemas.microsoft.com/office/word/2015/wordml/symex" xmlns:wpg="http://schemas.microsoft.com/office/word/2010/wordprocessingGroup" xmlns:wpi="http://schemas.microsoft.com/office/word/2010/wordprocessingInk" xmlns:wne="http://schemas.microsoft.com/office/word/2006/wordml" xmlns:wps="http://schemas.microsoft.com/office/word/2010/wordprocessingShape" mc:Ignorable="w14 w15 w16se w16cid w16 w16cex w16sdtdh w16sdtfl w16du wp14">
+  <w:endnote w:type="separator" w:id="-1">
+    <w:p>
+      <w:pPr>
+        <w:spacing w:after="0" w:line="240" w:lineRule="auto"/>
+      </w:pPr>
+      <w:r>
+        <w:separator/>
+      </w:r>
+    </w:p>
+  </w:endnote>
+  <w:endnote w:type="continuationSeparator" w:id="0">
+    <w:p>
+      <w:pPr>
+        <w:spacing w:after="0" w:line="240" w:lineRule="auto"/>
+      </w:pPr>
+      <w:r>
+        <w:continuationSeparator/>
+      </w:r>
+    </w:p>
+  </w:endnote>
+</w:endnotes>
+</file>
+
+<file path=word/footnotes.xml><?xml version="1.0" encoding="utf-8"?>
+<w:footnotes xmlns:wpc="http://schemas.microsoft.com/office/word/2010/wordprocessingCanvas" xmlns:cx="http://schemas.microsoft.com/office/drawing/2014/chartex" xmlns:cx1="http://schemas.microsoft.com/office/drawing/2015/9/8/chartex" xmlns:cx2="http://schemas.microsoft.com/office/drawing/2015/10/21/chartex" xmlns:cx3="http://schemas.microsoft.com/office/drawing/2016/5/9/chartex" xmlns:cx4="http://schemas.microsoft.com/office/drawing/2016/5/10/chartex" xmlns:cx5="http://schemas.microsoft.com/office/drawing/2016/5/11/chartex" xmlns:cx6="http://schemas.microsoft.com/office/drawing/2016/5/12/chartex" xmlns:cx7="http://schemas.microsoft.com/office/drawing/2016/5/13/chartex" xmlns:cx8="http://schemas.microsoft.com/office/drawing/2016/5/14/chartex" xmlns:mc="http://schemas.openxmlformats.org/markup-compatibility/2006" xmlns:aink="http://schemas.microsoft.com/office/drawing/2016/ink" xmlns:am3d="http://schemas.microsoft.com/office/drawing/2017/model3d" xmlns:o="urn:schemas-microsoft-com:office:office" xmlns:oel="http://schemas.microsoft.com/office/2019/extlst" xmlns:r="http://schemas.openxmlformats.org/officeDocument/2006/relationships" xmlns:m="http://schemas.openxmlformats.org/officeDocument/2006/math" xmlns:v="urn:schemas-microsoft-com:vml" xmlns:wp14="http://schemas.microsoft.com/office/word/2010/wordprocessingDrawing" xmlns:wp="http://schemas.openxmlformats.org/drawingml/2006/wordprocessingDrawing" xmlns:w10="urn:schemas-microsoft-com:office:word" xmlns:w="http://schemas.openxmlformats.org/wordprocessingml/2006/main" xmlns:w14="http://schemas.microsoft.com/office/word/2010/wordml" xmlns:w15="http://schemas.microsoft.com/office/word/2012/wordml" xmlns:w16cex="http://schemas.microsoft.com/office/word/2018/wordml/cex" xmlns:w16cid="http://schemas.microsoft.com/office/word/2016/wordml/cid" xmlns:w16="http://schemas.microsoft.com/office/word/2018/wordml" xmlns:w16du="http://schemas.microsoft.com/office/word/2023/wordml/word16du" xmlns:w16sdtdh="http://schemas.microsoft.com/office/word/2020/wordml/sdtdatahash" xmlns:w16sdtfl="http://schemas.microsoft.com/office/word/2024/wordml/sdtformatlock" xmlns:w16se="http://schemas.microsoft.com/office/word/2015/wordml/symex" xmlns:wpg="http://schemas.microsoft.com/office/word/2010/wordprocessingGroup" xmlns:wpi="http://schemas.microsoft.com/office/word/2010/wordprocessingInk" xmlns:wne="http://schemas.microsoft.com/office/word/2006/wordml" xmlns:wps="http://schemas.microsoft.com/office/word/2010/wordprocessingShape" mc:Ignorable="w14 w15 w16se w16cid w16 w16cex w16sdtdh w16sdtfl w16du wp14">
+  <w:footnote w:type="separator" w:id="-1">
+    <w:p>
+      <w:pPr>
+        <w:spacing w:after="0" w:line="240" w:lineRule="auto"/>
+      </w:pPr>
+      <w:r>
+        <w:separator/>
+      </w:r>
+    </w:p>
+  </w:footnote>
+  <w:footnote w:type="continuationSeparator" w:id="0">
+    <w:p>
+      <w:pPr>
+        <w:spacing w:after="0" w:line="240" w:lineRule="auto"/>
+      </w:pPr>
+      <w:r>
+        <w:continuationSeparator/>
+      </w:r>
+    </w:p>
+  </w:footnote>
+</w:footnotes>
+</file>
+
 <file path=word/numbering.xml><?xml version="1.0" encoding="utf-8"?>
 <w:numbering xmlns:wpc="http://schemas.microsoft.com/office/word/2010/wordprocessingCanvas" xmlns:cx="http://schemas.microsoft.com/office/drawing/2014/chartex" xmlns:cx1="http://schemas.microsoft.com/office/drawing/2015/9/8/chartex" xmlns:cx2="http://schemas.microsoft.com/office/drawing/2015/10/21/chartex" xmlns:cx3="http://schemas.microsoft.com/office/drawing/2016/5/9/chartex" xmlns:cx4="http://schemas.microsoft.com/office/drawing/2016/5/10/chartex" xmlns:cx5="http://schemas.microsoft.com/office/drawing/2016/5/11/chartex" xmlns:cx6="http://schemas.microsoft.com/office/drawing/2016/5/12/chartex" xmlns:cx7="http://schemas.microsoft.com/office/drawing/2016/5/13/chartex" xmlns:cx8="http://schemas.microsoft.com/office/drawing/2016/5/14/chartex" xmlns:mc="http://schemas.openxmlformats.org/markup-compatibility/2006" xmlns:aink="http://schemas.microsoft.com/office/drawing/2016/ink" xmlns:am3d="http://schemas.microsoft.com/office/drawing/2017/model3d" xmlns:o="urn:schemas-microsoft-com:office:office" xmlns:oel="http://schemas.microsoft.com/office/2019/extlst" xmlns:r="http://schemas.openxmlformats.org/officeDocument/2006/relationships" xmlns:m="http://schemas.openxmlformats.org/officeDocument/2006/math" xmlns:v="urn:schemas-microsoft-com:vml" xmlns:wp14="http://schemas.microsoft.com/office/word/2010/wordprocessingDrawing" xmlns:wp="http://schemas.openxmlformats.org/drawingml/2006/wordprocessingDrawing" xmlns:w10="urn:schemas-microsoft-com:office:word" xmlns:w="http://schemas.openxmlformats.org/wordprocessingml/2006/main" xmlns:w14="http://schemas.microsoft.com/office/word/2010/wordml" xmlns:w15="http://schemas.microsoft.com/office/word/2012/wordml" xmlns:w16cex="http://schemas.microsoft.com/office/word/2018/wordml/cex" xmlns:w16cid="http://schemas.microsoft.com/office/word/2016/wordml/cid" xmlns:w16="http://schemas.microsoft.com/office/word/2018/wordml" xmlns:w16du="http://schemas.microsoft.com/office/word/2023/wordml/word16du" xmlns:w16sdtdh="http://schemas.microsoft.com/office/word/2020/wordml/sdtdatahash" xmlns:w16sdtfl="http://schemas.microsoft.com/office/word/2024/wordml/sdtformatlock" xmlns:w16se="http://schemas.microsoft.com/office/word/2015/wordml/symex" xmlns:wpg="http://schemas.microsoft.com/office/word/2010/wordprocessingGroup" xmlns:wpi="http://schemas.microsoft.com/office/word/2010/wordprocessingInk" xmlns:wne="http://schemas.microsoft.com/office/word/2006/wordml" xmlns:wps="http://schemas.microsoft.com/office/word/2010/wordprocessingShape" mc:Ignorable="w14 w15 w16se w16cid w16 w16cex w16sdtdh w16sdtfl w16du wp14">
   <w:abstractNum w:abstractNumId="0" w15:restartNumberingAfterBreak="0">
@@ -9148,6 +11281,155 @@
     </w:lvl>
   </w:abstractNum>
   <w:abstractNum w:abstractNumId="7" w15:restartNumberingAfterBreak="0">
+    <w:nsid w:val="23D02740"/>
+    <w:multiLevelType w:val="multilevel"/>
+    <w:tmpl w:val="F1DE8CE2"/>
+    <w:lvl w:ilvl="0">
+      <w:start w:val="1"/>
+      <w:numFmt w:val="bullet"/>
+      <w:lvlText w:val=""/>
+      <w:lvlJc w:val="left"/>
+      <w:pPr>
+        <w:tabs>
+          <w:tab w:val="num" w:pos="720"/>
+        </w:tabs>
+        <w:ind w:left="720" w:hanging="360"/>
+      </w:pPr>
+      <w:rPr>
+        <w:rFonts w:ascii="Symbol" w:hAnsi="Symbol" w:hint="default"/>
+        <w:sz w:val="20"/>
+      </w:rPr>
+    </w:lvl>
+    <w:lvl w:ilvl="1" w:tentative="1">
+      <w:start w:val="1"/>
+      <w:numFmt w:val="bullet"/>
+      <w:lvlText w:val="o"/>
+      <w:lvlJc w:val="left"/>
+      <w:pPr>
+        <w:tabs>
+          <w:tab w:val="num" w:pos="1440"/>
+        </w:tabs>
+        <w:ind w:left="1440" w:hanging="360"/>
+      </w:pPr>
+      <w:rPr>
+        <w:rFonts w:ascii="Courier New" w:hAnsi="Courier New" w:hint="default"/>
+        <w:sz w:val="20"/>
+      </w:rPr>
+    </w:lvl>
+    <w:lvl w:ilvl="2" w:tentative="1">
+      <w:start w:val="1"/>
+      <w:numFmt w:val="bullet"/>
+      <w:lvlText w:val=""/>
+      <w:lvlJc w:val="left"/>
+      <w:pPr>
+        <w:tabs>
+          <w:tab w:val="num" w:pos="2160"/>
+        </w:tabs>
+        <w:ind w:left="2160" w:hanging="360"/>
+      </w:pPr>
+      <w:rPr>
+        <w:rFonts w:ascii="Wingdings" w:hAnsi="Wingdings" w:hint="default"/>
+        <w:sz w:val="20"/>
+      </w:rPr>
+    </w:lvl>
+    <w:lvl w:ilvl="3" w:tentative="1">
+      <w:start w:val="1"/>
+      <w:numFmt w:val="bullet"/>
+      <w:lvlText w:val=""/>
+      <w:lvlJc w:val="left"/>
+      <w:pPr>
+        <w:tabs>
+          <w:tab w:val="num" w:pos="2880"/>
+        </w:tabs>
+        <w:ind w:left="2880" w:hanging="360"/>
+      </w:pPr>
+      <w:rPr>
+        <w:rFonts w:ascii="Wingdings" w:hAnsi="Wingdings" w:hint="default"/>
+        <w:sz w:val="20"/>
+      </w:rPr>
+    </w:lvl>
+    <w:lvl w:ilvl="4" w:tentative="1">
+      <w:start w:val="1"/>
+      <w:numFmt w:val="bullet"/>
+      <w:lvlText w:val=""/>
+      <w:lvlJc w:val="left"/>
+      <w:pPr>
+        <w:tabs>
+          <w:tab w:val="num" w:pos="3600"/>
+        </w:tabs>
+        <w:ind w:left="3600" w:hanging="360"/>
+      </w:pPr>
+      <w:rPr>
+        <w:rFonts w:ascii="Wingdings" w:hAnsi="Wingdings" w:hint="default"/>
+        <w:sz w:val="20"/>
+      </w:rPr>
+    </w:lvl>
+    <w:lvl w:ilvl="5" w:tentative="1">
+      <w:start w:val="1"/>
+      <w:numFmt w:val="bullet"/>
+      <w:lvlText w:val=""/>
+      <w:lvlJc w:val="left"/>
+      <w:pPr>
+        <w:tabs>
+          <w:tab w:val="num" w:pos="4320"/>
+        </w:tabs>
+        <w:ind w:left="4320" w:hanging="360"/>
+      </w:pPr>
+      <w:rPr>
+        <w:rFonts w:ascii="Wingdings" w:hAnsi="Wingdings" w:hint="default"/>
+        <w:sz w:val="20"/>
+      </w:rPr>
+    </w:lvl>
+    <w:lvl w:ilvl="6" w:tentative="1">
+      <w:start w:val="1"/>
+      <w:numFmt w:val="bullet"/>
+      <w:lvlText w:val=""/>
+      <w:lvlJc w:val="left"/>
+      <w:pPr>
+        <w:tabs>
+          <w:tab w:val="num" w:pos="5040"/>
+        </w:tabs>
+        <w:ind w:left="5040" w:hanging="360"/>
+      </w:pPr>
+      <w:rPr>
+        <w:rFonts w:ascii="Wingdings" w:hAnsi="Wingdings" w:hint="default"/>
+        <w:sz w:val="20"/>
+      </w:rPr>
+    </w:lvl>
+    <w:lvl w:ilvl="7" w:tentative="1">
+      <w:start w:val="1"/>
+      <w:numFmt w:val="bullet"/>
+      <w:lvlText w:val=""/>
+      <w:lvlJc w:val="left"/>
+      <w:pPr>
+        <w:tabs>
+          <w:tab w:val="num" w:pos="5760"/>
+        </w:tabs>
+        <w:ind w:left="5760" w:hanging="360"/>
+      </w:pPr>
+      <w:rPr>
+        <w:rFonts w:ascii="Wingdings" w:hAnsi="Wingdings" w:hint="default"/>
+        <w:sz w:val="20"/>
+      </w:rPr>
+    </w:lvl>
+    <w:lvl w:ilvl="8" w:tentative="1">
+      <w:start w:val="1"/>
+      <w:numFmt w:val="bullet"/>
+      <w:lvlText w:val=""/>
+      <w:lvlJc w:val="left"/>
+      <w:pPr>
+        <w:tabs>
+          <w:tab w:val="num" w:pos="6480"/>
+        </w:tabs>
+        <w:ind w:left="6480" w:hanging="360"/>
+      </w:pPr>
+      <w:rPr>
+        <w:rFonts w:ascii="Wingdings" w:hAnsi="Wingdings" w:hint="default"/>
+        <w:sz w:val="20"/>
+      </w:rPr>
+    </w:lvl>
+  </w:abstractNum>
+  <w:abstractNum w:abstractNumId="8" w15:restartNumberingAfterBreak="0">
     <w:nsid w:val="270650CF"/>
     <w:multiLevelType w:val="multilevel"/>
     <w:tmpl w:val="AB1264DC"/>
@@ -9296,7 +11578,7 @@
       </w:rPr>
     </w:lvl>
   </w:abstractNum>
-  <w:abstractNum w:abstractNumId="8" w15:restartNumberingAfterBreak="0">
+  <w:abstractNum w:abstractNumId="9" w15:restartNumberingAfterBreak="0">
     <w:nsid w:val="28FA48CA"/>
     <w:multiLevelType w:val="multilevel"/>
     <w:tmpl w:val="4E765B62"/>
@@ -9445,7 +11727,7 @@
       </w:rPr>
     </w:lvl>
   </w:abstractNum>
-  <w:abstractNum w:abstractNumId="9" w15:restartNumberingAfterBreak="0">
+  <w:abstractNum w:abstractNumId="10" w15:restartNumberingAfterBreak="0">
     <w:nsid w:val="2B3B23A7"/>
     <w:multiLevelType w:val="multilevel"/>
     <w:tmpl w:val="E41A4562"/>
@@ -9594,7 +11876,7 @@
       </w:rPr>
     </w:lvl>
   </w:abstractNum>
-  <w:abstractNum w:abstractNumId="10" w15:restartNumberingAfterBreak="0">
+  <w:abstractNum w:abstractNumId="11" w15:restartNumberingAfterBreak="0">
     <w:nsid w:val="2C5C022E"/>
     <w:multiLevelType w:val="multilevel"/>
     <w:tmpl w:val="B03EDABE"/>
@@ -9743,7 +12025,7 @@
       </w:rPr>
     </w:lvl>
   </w:abstractNum>
-  <w:abstractNum w:abstractNumId="11" w15:restartNumberingAfterBreak="0">
+  <w:abstractNum w:abstractNumId="12" w15:restartNumberingAfterBreak="0">
     <w:nsid w:val="2DCB7980"/>
     <w:multiLevelType w:val="multilevel"/>
     <w:tmpl w:val="03EA9752"/>
@@ -9892,7 +12174,7 @@
       </w:rPr>
     </w:lvl>
   </w:abstractNum>
-  <w:abstractNum w:abstractNumId="12" w15:restartNumberingAfterBreak="0">
+  <w:abstractNum w:abstractNumId="13" w15:restartNumberingAfterBreak="0">
     <w:nsid w:val="342F1E18"/>
     <w:multiLevelType w:val="multilevel"/>
     <w:tmpl w:val="532631B4"/>
@@ -10041,7 +12323,7 @@
       </w:rPr>
     </w:lvl>
   </w:abstractNum>
-  <w:abstractNum w:abstractNumId="13" w15:restartNumberingAfterBreak="0">
+  <w:abstractNum w:abstractNumId="14" w15:restartNumberingAfterBreak="0">
     <w:nsid w:val="3D9541E6"/>
     <w:multiLevelType w:val="multilevel"/>
     <w:tmpl w:val="97F4D7EE"/>
@@ -10190,7 +12472,7 @@
       </w:rPr>
     </w:lvl>
   </w:abstractNum>
-  <w:abstractNum w:abstractNumId="14" w15:restartNumberingAfterBreak="0">
+  <w:abstractNum w:abstractNumId="15" w15:restartNumberingAfterBreak="0">
     <w:nsid w:val="3E4F1576"/>
     <w:multiLevelType w:val="multilevel"/>
     <w:tmpl w:val="0FB04D64"/>
@@ -10339,7 +12621,7 @@
       </w:rPr>
     </w:lvl>
   </w:abstractNum>
-  <w:abstractNum w:abstractNumId="15" w15:restartNumberingAfterBreak="0">
+  <w:abstractNum w:abstractNumId="16" w15:restartNumberingAfterBreak="0">
     <w:nsid w:val="448860A7"/>
     <w:multiLevelType w:val="multilevel"/>
     <w:tmpl w:val="6338FB26"/>
@@ -10488,7 +12770,7 @@
       </w:rPr>
     </w:lvl>
   </w:abstractNum>
-  <w:abstractNum w:abstractNumId="16" w15:restartNumberingAfterBreak="0">
+  <w:abstractNum w:abstractNumId="17" w15:restartNumberingAfterBreak="0">
     <w:nsid w:val="483305B4"/>
     <w:multiLevelType w:val="multilevel"/>
     <w:tmpl w:val="FB60297C"/>
@@ -10637,7 +12919,7 @@
       </w:rPr>
     </w:lvl>
   </w:abstractNum>
-  <w:abstractNum w:abstractNumId="17" w15:restartNumberingAfterBreak="0">
+  <w:abstractNum w:abstractNumId="18" w15:restartNumberingAfterBreak="0">
     <w:nsid w:val="48AE0C56"/>
     <w:multiLevelType w:val="multilevel"/>
     <w:tmpl w:val="017AFC66"/>
@@ -10786,7 +13068,7 @@
       </w:rPr>
     </w:lvl>
   </w:abstractNum>
-  <w:abstractNum w:abstractNumId="18" w15:restartNumberingAfterBreak="0">
+  <w:abstractNum w:abstractNumId="19" w15:restartNumberingAfterBreak="0">
     <w:nsid w:val="491201F4"/>
     <w:multiLevelType w:val="multilevel"/>
     <w:tmpl w:val="19F89028"/>
@@ -10935,7 +13217,7 @@
       </w:rPr>
     </w:lvl>
   </w:abstractNum>
-  <w:abstractNum w:abstractNumId="19" w15:restartNumberingAfterBreak="0">
+  <w:abstractNum w:abstractNumId="20" w15:restartNumberingAfterBreak="0">
     <w:nsid w:val="4BF00A63"/>
     <w:multiLevelType w:val="multilevel"/>
     <w:tmpl w:val="5F02673A"/>
@@ -11084,7 +13366,7 @@
       </w:rPr>
     </w:lvl>
   </w:abstractNum>
-  <w:abstractNum w:abstractNumId="20" w15:restartNumberingAfterBreak="0">
+  <w:abstractNum w:abstractNumId="21" w15:restartNumberingAfterBreak="0">
     <w:nsid w:val="4C535DD4"/>
     <w:multiLevelType w:val="multilevel"/>
     <w:tmpl w:val="A2147888"/>
@@ -11233,7 +13515,7 @@
       </w:rPr>
     </w:lvl>
   </w:abstractNum>
-  <w:abstractNum w:abstractNumId="21" w15:restartNumberingAfterBreak="0">
+  <w:abstractNum w:abstractNumId="22" w15:restartNumberingAfterBreak="0">
     <w:nsid w:val="53D55BB1"/>
     <w:multiLevelType w:val="multilevel"/>
     <w:tmpl w:val="BA0CD8C4"/>
@@ -11382,7 +13664,7 @@
       </w:rPr>
     </w:lvl>
   </w:abstractNum>
-  <w:abstractNum w:abstractNumId="22" w15:restartNumberingAfterBreak="0">
+  <w:abstractNum w:abstractNumId="23" w15:restartNumberingAfterBreak="0">
     <w:nsid w:val="548D7989"/>
     <w:multiLevelType w:val="multilevel"/>
     <w:tmpl w:val="AFB6481A"/>
@@ -11531,7 +13813,7 @@
       </w:rPr>
     </w:lvl>
   </w:abstractNum>
-  <w:abstractNum w:abstractNumId="23" w15:restartNumberingAfterBreak="0">
+  <w:abstractNum w:abstractNumId="24" w15:restartNumberingAfterBreak="0">
     <w:nsid w:val="56B35F6F"/>
     <w:multiLevelType w:val="multilevel"/>
     <w:tmpl w:val="026AD554"/>
@@ -11680,7 +13962,7 @@
       </w:rPr>
     </w:lvl>
   </w:abstractNum>
-  <w:abstractNum w:abstractNumId="24" w15:restartNumberingAfterBreak="0">
+  <w:abstractNum w:abstractNumId="25" w15:restartNumberingAfterBreak="0">
     <w:nsid w:val="57FB07B5"/>
     <w:multiLevelType w:val="multilevel"/>
     <w:tmpl w:val="9548926C"/>
@@ -11829,7 +14111,7 @@
       </w:rPr>
     </w:lvl>
   </w:abstractNum>
-  <w:abstractNum w:abstractNumId="25" w15:restartNumberingAfterBreak="0">
+  <w:abstractNum w:abstractNumId="26" w15:restartNumberingAfterBreak="0">
     <w:nsid w:val="59345FCA"/>
     <w:multiLevelType w:val="multilevel"/>
     <w:tmpl w:val="11183F46"/>
@@ -11978,7 +14260,305 @@
       </w:rPr>
     </w:lvl>
   </w:abstractNum>
-  <w:abstractNum w:abstractNumId="26" w15:restartNumberingAfterBreak="0">
+  <w:abstractNum w:abstractNumId="27" w15:restartNumberingAfterBreak="0">
+    <w:nsid w:val="5DB52EAF"/>
+    <w:multiLevelType w:val="multilevel"/>
+    <w:tmpl w:val="702A700A"/>
+    <w:lvl w:ilvl="0">
+      <w:start w:val="1"/>
+      <w:numFmt w:val="bullet"/>
+      <w:lvlText w:val=""/>
+      <w:lvlJc w:val="left"/>
+      <w:pPr>
+        <w:tabs>
+          <w:tab w:val="num" w:pos="720"/>
+        </w:tabs>
+        <w:ind w:left="720" w:hanging="360"/>
+      </w:pPr>
+      <w:rPr>
+        <w:rFonts w:ascii="Symbol" w:hAnsi="Symbol" w:hint="default"/>
+        <w:sz w:val="20"/>
+      </w:rPr>
+    </w:lvl>
+    <w:lvl w:ilvl="1" w:tentative="1">
+      <w:start w:val="1"/>
+      <w:numFmt w:val="bullet"/>
+      <w:lvlText w:val="o"/>
+      <w:lvlJc w:val="left"/>
+      <w:pPr>
+        <w:tabs>
+          <w:tab w:val="num" w:pos="1440"/>
+        </w:tabs>
+        <w:ind w:left="1440" w:hanging="360"/>
+      </w:pPr>
+      <w:rPr>
+        <w:rFonts w:ascii="Courier New" w:hAnsi="Courier New" w:hint="default"/>
+        <w:sz w:val="20"/>
+      </w:rPr>
+    </w:lvl>
+    <w:lvl w:ilvl="2" w:tentative="1">
+      <w:start w:val="1"/>
+      <w:numFmt w:val="bullet"/>
+      <w:lvlText w:val=""/>
+      <w:lvlJc w:val="left"/>
+      <w:pPr>
+        <w:tabs>
+          <w:tab w:val="num" w:pos="2160"/>
+        </w:tabs>
+        <w:ind w:left="2160" w:hanging="360"/>
+      </w:pPr>
+      <w:rPr>
+        <w:rFonts w:ascii="Wingdings" w:hAnsi="Wingdings" w:hint="default"/>
+        <w:sz w:val="20"/>
+      </w:rPr>
+    </w:lvl>
+    <w:lvl w:ilvl="3" w:tentative="1">
+      <w:start w:val="1"/>
+      <w:numFmt w:val="bullet"/>
+      <w:lvlText w:val=""/>
+      <w:lvlJc w:val="left"/>
+      <w:pPr>
+        <w:tabs>
+          <w:tab w:val="num" w:pos="2880"/>
+        </w:tabs>
+        <w:ind w:left="2880" w:hanging="360"/>
+      </w:pPr>
+      <w:rPr>
+        <w:rFonts w:ascii="Wingdings" w:hAnsi="Wingdings" w:hint="default"/>
+        <w:sz w:val="20"/>
+      </w:rPr>
+    </w:lvl>
+    <w:lvl w:ilvl="4" w:tentative="1">
+      <w:start w:val="1"/>
+      <w:numFmt w:val="bullet"/>
+      <w:lvlText w:val=""/>
+      <w:lvlJc w:val="left"/>
+      <w:pPr>
+        <w:tabs>
+          <w:tab w:val="num" w:pos="3600"/>
+        </w:tabs>
+        <w:ind w:left="3600" w:hanging="360"/>
+      </w:pPr>
+      <w:rPr>
+        <w:rFonts w:ascii="Wingdings" w:hAnsi="Wingdings" w:hint="default"/>
+        <w:sz w:val="20"/>
+      </w:rPr>
+    </w:lvl>
+    <w:lvl w:ilvl="5" w:tentative="1">
+      <w:start w:val="1"/>
+      <w:numFmt w:val="bullet"/>
+      <w:lvlText w:val=""/>
+      <w:lvlJc w:val="left"/>
+      <w:pPr>
+        <w:tabs>
+          <w:tab w:val="num" w:pos="4320"/>
+        </w:tabs>
+        <w:ind w:left="4320" w:hanging="360"/>
+      </w:pPr>
+      <w:rPr>
+        <w:rFonts w:ascii="Wingdings" w:hAnsi="Wingdings" w:hint="default"/>
+        <w:sz w:val="20"/>
+      </w:rPr>
+    </w:lvl>
+    <w:lvl w:ilvl="6" w:tentative="1">
+      <w:start w:val="1"/>
+      <w:numFmt w:val="bullet"/>
+      <w:lvlText w:val=""/>
+      <w:lvlJc w:val="left"/>
+      <w:pPr>
+        <w:tabs>
+          <w:tab w:val="num" w:pos="5040"/>
+        </w:tabs>
+        <w:ind w:left="5040" w:hanging="360"/>
+      </w:pPr>
+      <w:rPr>
+        <w:rFonts w:ascii="Wingdings" w:hAnsi="Wingdings" w:hint="default"/>
+        <w:sz w:val="20"/>
+      </w:rPr>
+    </w:lvl>
+    <w:lvl w:ilvl="7" w:tentative="1">
+      <w:start w:val="1"/>
+      <w:numFmt w:val="bullet"/>
+      <w:lvlText w:val=""/>
+      <w:lvlJc w:val="left"/>
+      <w:pPr>
+        <w:tabs>
+          <w:tab w:val="num" w:pos="5760"/>
+        </w:tabs>
+        <w:ind w:left="5760" w:hanging="360"/>
+      </w:pPr>
+      <w:rPr>
+        <w:rFonts w:ascii="Wingdings" w:hAnsi="Wingdings" w:hint="default"/>
+        <w:sz w:val="20"/>
+      </w:rPr>
+    </w:lvl>
+    <w:lvl w:ilvl="8" w:tentative="1">
+      <w:start w:val="1"/>
+      <w:numFmt w:val="bullet"/>
+      <w:lvlText w:val=""/>
+      <w:lvlJc w:val="left"/>
+      <w:pPr>
+        <w:tabs>
+          <w:tab w:val="num" w:pos="6480"/>
+        </w:tabs>
+        <w:ind w:left="6480" w:hanging="360"/>
+      </w:pPr>
+      <w:rPr>
+        <w:rFonts w:ascii="Wingdings" w:hAnsi="Wingdings" w:hint="default"/>
+        <w:sz w:val="20"/>
+      </w:rPr>
+    </w:lvl>
+  </w:abstractNum>
+  <w:abstractNum w:abstractNumId="28" w15:restartNumberingAfterBreak="0">
+    <w:nsid w:val="5FFF0E70"/>
+    <w:multiLevelType w:val="multilevel"/>
+    <w:tmpl w:val="2C4A89CE"/>
+    <w:lvl w:ilvl="0">
+      <w:start w:val="1"/>
+      <w:numFmt w:val="bullet"/>
+      <w:lvlText w:val=""/>
+      <w:lvlJc w:val="left"/>
+      <w:pPr>
+        <w:tabs>
+          <w:tab w:val="num" w:pos="720"/>
+        </w:tabs>
+        <w:ind w:left="720" w:hanging="360"/>
+      </w:pPr>
+      <w:rPr>
+        <w:rFonts w:ascii="Symbol" w:hAnsi="Symbol" w:hint="default"/>
+        <w:sz w:val="20"/>
+      </w:rPr>
+    </w:lvl>
+    <w:lvl w:ilvl="1" w:tentative="1">
+      <w:start w:val="1"/>
+      <w:numFmt w:val="bullet"/>
+      <w:lvlText w:val="o"/>
+      <w:lvlJc w:val="left"/>
+      <w:pPr>
+        <w:tabs>
+          <w:tab w:val="num" w:pos="1440"/>
+        </w:tabs>
+        <w:ind w:left="1440" w:hanging="360"/>
+      </w:pPr>
+      <w:rPr>
+        <w:rFonts w:ascii="Courier New" w:hAnsi="Courier New" w:hint="default"/>
+        <w:sz w:val="20"/>
+      </w:rPr>
+    </w:lvl>
+    <w:lvl w:ilvl="2" w:tentative="1">
+      <w:start w:val="1"/>
+      <w:numFmt w:val="bullet"/>
+      <w:lvlText w:val=""/>
+      <w:lvlJc w:val="left"/>
+      <w:pPr>
+        <w:tabs>
+          <w:tab w:val="num" w:pos="2160"/>
+        </w:tabs>
+        <w:ind w:left="2160" w:hanging="360"/>
+      </w:pPr>
+      <w:rPr>
+        <w:rFonts w:ascii="Wingdings" w:hAnsi="Wingdings" w:hint="default"/>
+        <w:sz w:val="20"/>
+      </w:rPr>
+    </w:lvl>
+    <w:lvl w:ilvl="3" w:tentative="1">
+      <w:start w:val="1"/>
+      <w:numFmt w:val="bullet"/>
+      <w:lvlText w:val=""/>
+      <w:lvlJc w:val="left"/>
+      <w:pPr>
+        <w:tabs>
+          <w:tab w:val="num" w:pos="2880"/>
+        </w:tabs>
+        <w:ind w:left="2880" w:hanging="360"/>
+      </w:pPr>
+      <w:rPr>
+        <w:rFonts w:ascii="Wingdings" w:hAnsi="Wingdings" w:hint="default"/>
+        <w:sz w:val="20"/>
+      </w:rPr>
+    </w:lvl>
+    <w:lvl w:ilvl="4" w:tentative="1">
+      <w:start w:val="1"/>
+      <w:numFmt w:val="bullet"/>
+      <w:lvlText w:val=""/>
+      <w:lvlJc w:val="left"/>
+      <w:pPr>
+        <w:tabs>
+          <w:tab w:val="num" w:pos="3600"/>
+        </w:tabs>
+        <w:ind w:left="3600" w:hanging="360"/>
+      </w:pPr>
+      <w:rPr>
+        <w:rFonts w:ascii="Wingdings" w:hAnsi="Wingdings" w:hint="default"/>
+        <w:sz w:val="20"/>
+      </w:rPr>
+    </w:lvl>
+    <w:lvl w:ilvl="5" w:tentative="1">
+      <w:start w:val="1"/>
+      <w:numFmt w:val="bullet"/>
+      <w:lvlText w:val=""/>
+      <w:lvlJc w:val="left"/>
+      <w:pPr>
+        <w:tabs>
+          <w:tab w:val="num" w:pos="4320"/>
+        </w:tabs>
+        <w:ind w:left="4320" w:hanging="360"/>
+      </w:pPr>
+      <w:rPr>
+        <w:rFonts w:ascii="Wingdings" w:hAnsi="Wingdings" w:hint="default"/>
+        <w:sz w:val="20"/>
+      </w:rPr>
+    </w:lvl>
+    <w:lvl w:ilvl="6" w:tentative="1">
+      <w:start w:val="1"/>
+      <w:numFmt w:val="bullet"/>
+      <w:lvlText w:val=""/>
+      <w:lvlJc w:val="left"/>
+      <w:pPr>
+        <w:tabs>
+          <w:tab w:val="num" w:pos="5040"/>
+        </w:tabs>
+        <w:ind w:left="5040" w:hanging="360"/>
+      </w:pPr>
+      <w:rPr>
+        <w:rFonts w:ascii="Wingdings" w:hAnsi="Wingdings" w:hint="default"/>
+        <w:sz w:val="20"/>
+      </w:rPr>
+    </w:lvl>
+    <w:lvl w:ilvl="7" w:tentative="1">
+      <w:start w:val="1"/>
+      <w:numFmt w:val="bullet"/>
+      <w:lvlText w:val=""/>
+      <w:lvlJc w:val="left"/>
+      <w:pPr>
+        <w:tabs>
+          <w:tab w:val="num" w:pos="5760"/>
+        </w:tabs>
+        <w:ind w:left="5760" w:hanging="360"/>
+      </w:pPr>
+      <w:rPr>
+        <w:rFonts w:ascii="Wingdings" w:hAnsi="Wingdings" w:hint="default"/>
+        <w:sz w:val="20"/>
+      </w:rPr>
+    </w:lvl>
+    <w:lvl w:ilvl="8" w:tentative="1">
+      <w:start w:val="1"/>
+      <w:numFmt w:val="bullet"/>
+      <w:lvlText w:val=""/>
+      <w:lvlJc w:val="left"/>
+      <w:pPr>
+        <w:tabs>
+          <w:tab w:val="num" w:pos="6480"/>
+        </w:tabs>
+        <w:ind w:left="6480" w:hanging="360"/>
+      </w:pPr>
+      <w:rPr>
+        <w:rFonts w:ascii="Wingdings" w:hAnsi="Wingdings" w:hint="default"/>
+        <w:sz w:val="20"/>
+      </w:rPr>
+    </w:lvl>
+  </w:abstractNum>
+  <w:abstractNum w:abstractNumId="29" w15:restartNumberingAfterBreak="0">
     <w:nsid w:val="614014C9"/>
     <w:multiLevelType w:val="multilevel"/>
     <w:tmpl w:val="11E4BBC2"/>
@@ -12127,7 +14707,7 @@
       </w:rPr>
     </w:lvl>
   </w:abstractNum>
-  <w:abstractNum w:abstractNumId="27" w15:restartNumberingAfterBreak="0">
+  <w:abstractNum w:abstractNumId="30" w15:restartNumberingAfterBreak="0">
     <w:nsid w:val="62470A3E"/>
     <w:multiLevelType w:val="multilevel"/>
     <w:tmpl w:val="3AA2D7AA"/>
@@ -12276,7 +14856,7 @@
       </w:rPr>
     </w:lvl>
   </w:abstractNum>
-  <w:abstractNum w:abstractNumId="28" w15:restartNumberingAfterBreak="0">
+  <w:abstractNum w:abstractNumId="31" w15:restartNumberingAfterBreak="0">
     <w:nsid w:val="62F75A0A"/>
     <w:multiLevelType w:val="multilevel"/>
     <w:tmpl w:val="0358AB74"/>
@@ -12425,7 +15005,7 @@
       </w:rPr>
     </w:lvl>
   </w:abstractNum>
-  <w:abstractNum w:abstractNumId="29" w15:restartNumberingAfterBreak="0">
+  <w:abstractNum w:abstractNumId="32" w15:restartNumberingAfterBreak="0">
     <w:nsid w:val="64851768"/>
     <w:multiLevelType w:val="multilevel"/>
     <w:tmpl w:val="5956BEAA"/>
@@ -12574,7 +15154,7 @@
       </w:rPr>
     </w:lvl>
   </w:abstractNum>
-  <w:abstractNum w:abstractNumId="30" w15:restartNumberingAfterBreak="0">
+  <w:abstractNum w:abstractNumId="33" w15:restartNumberingAfterBreak="0">
     <w:nsid w:val="67A32DDA"/>
     <w:multiLevelType w:val="multilevel"/>
     <w:tmpl w:val="7B1692AC"/>
@@ -12723,7 +15303,7 @@
       </w:rPr>
     </w:lvl>
   </w:abstractNum>
-  <w:abstractNum w:abstractNumId="31" w15:restartNumberingAfterBreak="0">
+  <w:abstractNum w:abstractNumId="34" w15:restartNumberingAfterBreak="0">
     <w:nsid w:val="693975C2"/>
     <w:multiLevelType w:val="multilevel"/>
     <w:tmpl w:val="EA1E381E"/>
@@ -12872,7 +15452,7 @@
       </w:rPr>
     </w:lvl>
   </w:abstractNum>
-  <w:abstractNum w:abstractNumId="32" w15:restartNumberingAfterBreak="0">
+  <w:abstractNum w:abstractNumId="35" w15:restartNumberingAfterBreak="0">
     <w:nsid w:val="6A297781"/>
     <w:multiLevelType w:val="multilevel"/>
     <w:tmpl w:val="E26265AC"/>
@@ -13021,7 +15601,7 @@
       </w:rPr>
     </w:lvl>
   </w:abstractNum>
-  <w:abstractNum w:abstractNumId="33" w15:restartNumberingAfterBreak="0">
+  <w:abstractNum w:abstractNumId="36" w15:restartNumberingAfterBreak="0">
     <w:nsid w:val="6A3E1132"/>
     <w:multiLevelType w:val="multilevel"/>
     <w:tmpl w:val="BF605142"/>
@@ -13170,7 +15750,7 @@
       </w:rPr>
     </w:lvl>
   </w:abstractNum>
-  <w:abstractNum w:abstractNumId="34" w15:restartNumberingAfterBreak="0">
+  <w:abstractNum w:abstractNumId="37" w15:restartNumberingAfterBreak="0">
     <w:nsid w:val="6DC57D16"/>
     <w:multiLevelType w:val="multilevel"/>
     <w:tmpl w:val="EDD0C558"/>
@@ -13319,7 +15899,7 @@
       </w:rPr>
     </w:lvl>
   </w:abstractNum>
-  <w:abstractNum w:abstractNumId="35" w15:restartNumberingAfterBreak="0">
+  <w:abstractNum w:abstractNumId="38" w15:restartNumberingAfterBreak="0">
     <w:nsid w:val="74E94EB1"/>
     <w:multiLevelType w:val="multilevel"/>
     <w:tmpl w:val="696CACEC"/>
@@ -13468,7 +16048,7 @@
       </w:rPr>
     </w:lvl>
   </w:abstractNum>
-  <w:abstractNum w:abstractNumId="36" w15:restartNumberingAfterBreak="0">
+  <w:abstractNum w:abstractNumId="39" w15:restartNumberingAfterBreak="0">
     <w:nsid w:val="74F52A63"/>
     <w:multiLevelType w:val="multilevel"/>
     <w:tmpl w:val="C05659A4"/>
@@ -13617,7 +16197,156 @@
       </w:rPr>
     </w:lvl>
   </w:abstractNum>
-  <w:abstractNum w:abstractNumId="37" w15:restartNumberingAfterBreak="0">
+  <w:abstractNum w:abstractNumId="40" w15:restartNumberingAfterBreak="0">
+    <w:nsid w:val="76166E95"/>
+    <w:multiLevelType w:val="multilevel"/>
+    <w:tmpl w:val="47285B72"/>
+    <w:lvl w:ilvl="0">
+      <w:start w:val="1"/>
+      <w:numFmt w:val="bullet"/>
+      <w:lvlText w:val=""/>
+      <w:lvlJc w:val="left"/>
+      <w:pPr>
+        <w:tabs>
+          <w:tab w:val="num" w:pos="720"/>
+        </w:tabs>
+        <w:ind w:left="720" w:hanging="360"/>
+      </w:pPr>
+      <w:rPr>
+        <w:rFonts w:ascii="Symbol" w:hAnsi="Symbol" w:hint="default"/>
+        <w:sz w:val="20"/>
+      </w:rPr>
+    </w:lvl>
+    <w:lvl w:ilvl="1" w:tentative="1">
+      <w:start w:val="1"/>
+      <w:numFmt w:val="bullet"/>
+      <w:lvlText w:val="o"/>
+      <w:lvlJc w:val="left"/>
+      <w:pPr>
+        <w:tabs>
+          <w:tab w:val="num" w:pos="1440"/>
+        </w:tabs>
+        <w:ind w:left="1440" w:hanging="360"/>
+      </w:pPr>
+      <w:rPr>
+        <w:rFonts w:ascii="Courier New" w:hAnsi="Courier New" w:hint="default"/>
+        <w:sz w:val="20"/>
+      </w:rPr>
+    </w:lvl>
+    <w:lvl w:ilvl="2" w:tentative="1">
+      <w:start w:val="1"/>
+      <w:numFmt w:val="bullet"/>
+      <w:lvlText w:val=""/>
+      <w:lvlJc w:val="left"/>
+      <w:pPr>
+        <w:tabs>
+          <w:tab w:val="num" w:pos="2160"/>
+        </w:tabs>
+        <w:ind w:left="2160" w:hanging="360"/>
+      </w:pPr>
+      <w:rPr>
+        <w:rFonts w:ascii="Wingdings" w:hAnsi="Wingdings" w:hint="default"/>
+        <w:sz w:val="20"/>
+      </w:rPr>
+    </w:lvl>
+    <w:lvl w:ilvl="3" w:tentative="1">
+      <w:start w:val="1"/>
+      <w:numFmt w:val="bullet"/>
+      <w:lvlText w:val=""/>
+      <w:lvlJc w:val="left"/>
+      <w:pPr>
+        <w:tabs>
+          <w:tab w:val="num" w:pos="2880"/>
+        </w:tabs>
+        <w:ind w:left="2880" w:hanging="360"/>
+      </w:pPr>
+      <w:rPr>
+        <w:rFonts w:ascii="Wingdings" w:hAnsi="Wingdings" w:hint="default"/>
+        <w:sz w:val="20"/>
+      </w:rPr>
+    </w:lvl>
+    <w:lvl w:ilvl="4" w:tentative="1">
+      <w:start w:val="1"/>
+      <w:numFmt w:val="bullet"/>
+      <w:lvlText w:val=""/>
+      <w:lvlJc w:val="left"/>
+      <w:pPr>
+        <w:tabs>
+          <w:tab w:val="num" w:pos="3600"/>
+        </w:tabs>
+        <w:ind w:left="3600" w:hanging="360"/>
+      </w:pPr>
+      <w:rPr>
+        <w:rFonts w:ascii="Wingdings" w:hAnsi="Wingdings" w:hint="default"/>
+        <w:sz w:val="20"/>
+      </w:rPr>
+    </w:lvl>
+    <w:lvl w:ilvl="5" w:tentative="1">
+      <w:start w:val="1"/>
+      <w:numFmt w:val="bullet"/>
+      <w:lvlText w:val=""/>
+      <w:lvlJc w:val="left"/>
+      <w:pPr>
+        <w:tabs>
+          <w:tab w:val="num" w:pos="4320"/>
+        </w:tabs>
+        <w:ind w:left="4320" w:hanging="360"/>
+      </w:pPr>
+      <w:rPr>
+        <w:rFonts w:ascii="Wingdings" w:hAnsi="Wingdings" w:hint="default"/>
+        <w:sz w:val="20"/>
+      </w:rPr>
+    </w:lvl>
+    <w:lvl w:ilvl="6" w:tentative="1">
+      <w:start w:val="1"/>
+      <w:numFmt w:val="bullet"/>
+      <w:lvlText w:val=""/>
+      <w:lvlJc w:val="left"/>
+      <w:pPr>
+        <w:tabs>
+          <w:tab w:val="num" w:pos="5040"/>
+        </w:tabs>
+        <w:ind w:left="5040" w:hanging="360"/>
+      </w:pPr>
+      <w:rPr>
+        <w:rFonts w:ascii="Wingdings" w:hAnsi="Wingdings" w:hint="default"/>
+        <w:sz w:val="20"/>
+      </w:rPr>
+    </w:lvl>
+    <w:lvl w:ilvl="7" w:tentative="1">
+      <w:start w:val="1"/>
+      <w:numFmt w:val="bullet"/>
+      <w:lvlText w:val=""/>
+      <w:lvlJc w:val="left"/>
+      <w:pPr>
+        <w:tabs>
+          <w:tab w:val="num" w:pos="5760"/>
+        </w:tabs>
+        <w:ind w:left="5760" w:hanging="360"/>
+      </w:pPr>
+      <w:rPr>
+        <w:rFonts w:ascii="Wingdings" w:hAnsi="Wingdings" w:hint="default"/>
+        <w:sz w:val="20"/>
+      </w:rPr>
+    </w:lvl>
+    <w:lvl w:ilvl="8" w:tentative="1">
+      <w:start w:val="1"/>
+      <w:numFmt w:val="bullet"/>
+      <w:lvlText w:val=""/>
+      <w:lvlJc w:val="left"/>
+      <w:pPr>
+        <w:tabs>
+          <w:tab w:val="num" w:pos="6480"/>
+        </w:tabs>
+        <w:ind w:left="6480" w:hanging="360"/>
+      </w:pPr>
+      <w:rPr>
+        <w:rFonts w:ascii="Wingdings" w:hAnsi="Wingdings" w:hint="default"/>
+        <w:sz w:val="20"/>
+      </w:rPr>
+    </w:lvl>
+  </w:abstractNum>
+  <w:abstractNum w:abstractNumId="41" w15:restartNumberingAfterBreak="0">
     <w:nsid w:val="7C284D60"/>
     <w:multiLevelType w:val="multilevel"/>
     <w:tmpl w:val="3E8280E8"/>
@@ -13766,7 +16495,7 @@
       </w:rPr>
     </w:lvl>
   </w:abstractNum>
-  <w:abstractNum w:abstractNumId="38" w15:restartNumberingAfterBreak="0">
+  <w:abstractNum w:abstractNumId="42" w15:restartNumberingAfterBreak="0">
     <w:nsid w:val="7C337775"/>
     <w:multiLevelType w:val="multilevel"/>
     <w:tmpl w:val="1C9C17E2"/>
@@ -13915,7 +16644,156 @@
       </w:rPr>
     </w:lvl>
   </w:abstractNum>
-  <w:abstractNum w:abstractNumId="39" w15:restartNumberingAfterBreak="0">
+  <w:abstractNum w:abstractNumId="43" w15:restartNumberingAfterBreak="0">
+    <w:nsid w:val="7D9B065A"/>
+    <w:multiLevelType w:val="multilevel"/>
+    <w:tmpl w:val="8F6C9624"/>
+    <w:lvl w:ilvl="0">
+      <w:start w:val="1"/>
+      <w:numFmt w:val="bullet"/>
+      <w:lvlText w:val=""/>
+      <w:lvlJc w:val="left"/>
+      <w:pPr>
+        <w:tabs>
+          <w:tab w:val="num" w:pos="720"/>
+        </w:tabs>
+        <w:ind w:left="720" w:hanging="360"/>
+      </w:pPr>
+      <w:rPr>
+        <w:rFonts w:ascii="Symbol" w:hAnsi="Symbol" w:hint="default"/>
+        <w:sz w:val="20"/>
+      </w:rPr>
+    </w:lvl>
+    <w:lvl w:ilvl="1" w:tentative="1">
+      <w:start w:val="1"/>
+      <w:numFmt w:val="bullet"/>
+      <w:lvlText w:val="o"/>
+      <w:lvlJc w:val="left"/>
+      <w:pPr>
+        <w:tabs>
+          <w:tab w:val="num" w:pos="1440"/>
+        </w:tabs>
+        <w:ind w:left="1440" w:hanging="360"/>
+      </w:pPr>
+      <w:rPr>
+        <w:rFonts w:ascii="Courier New" w:hAnsi="Courier New" w:hint="default"/>
+        <w:sz w:val="20"/>
+      </w:rPr>
+    </w:lvl>
+    <w:lvl w:ilvl="2" w:tentative="1">
+      <w:start w:val="1"/>
+      <w:numFmt w:val="bullet"/>
+      <w:lvlText w:val=""/>
+      <w:lvlJc w:val="left"/>
+      <w:pPr>
+        <w:tabs>
+          <w:tab w:val="num" w:pos="2160"/>
+        </w:tabs>
+        <w:ind w:left="2160" w:hanging="360"/>
+      </w:pPr>
+      <w:rPr>
+        <w:rFonts w:ascii="Wingdings" w:hAnsi="Wingdings" w:hint="default"/>
+        <w:sz w:val="20"/>
+      </w:rPr>
+    </w:lvl>
+    <w:lvl w:ilvl="3" w:tentative="1">
+      <w:start w:val="1"/>
+      <w:numFmt w:val="bullet"/>
+      <w:lvlText w:val=""/>
+      <w:lvlJc w:val="left"/>
+      <w:pPr>
+        <w:tabs>
+          <w:tab w:val="num" w:pos="2880"/>
+        </w:tabs>
+        <w:ind w:left="2880" w:hanging="360"/>
+      </w:pPr>
+      <w:rPr>
+        <w:rFonts w:ascii="Wingdings" w:hAnsi="Wingdings" w:hint="default"/>
+        <w:sz w:val="20"/>
+      </w:rPr>
+    </w:lvl>
+    <w:lvl w:ilvl="4" w:tentative="1">
+      <w:start w:val="1"/>
+      <w:numFmt w:val="bullet"/>
+      <w:lvlText w:val=""/>
+      <w:lvlJc w:val="left"/>
+      <w:pPr>
+        <w:tabs>
+          <w:tab w:val="num" w:pos="3600"/>
+        </w:tabs>
+        <w:ind w:left="3600" w:hanging="360"/>
+      </w:pPr>
+      <w:rPr>
+        <w:rFonts w:ascii="Wingdings" w:hAnsi="Wingdings" w:hint="default"/>
+        <w:sz w:val="20"/>
+      </w:rPr>
+    </w:lvl>
+    <w:lvl w:ilvl="5" w:tentative="1">
+      <w:start w:val="1"/>
+      <w:numFmt w:val="bullet"/>
+      <w:lvlText w:val=""/>
+      <w:lvlJc w:val="left"/>
+      <w:pPr>
+        <w:tabs>
+          <w:tab w:val="num" w:pos="4320"/>
+        </w:tabs>
+        <w:ind w:left="4320" w:hanging="360"/>
+      </w:pPr>
+      <w:rPr>
+        <w:rFonts w:ascii="Wingdings" w:hAnsi="Wingdings" w:hint="default"/>
+        <w:sz w:val="20"/>
+      </w:rPr>
+    </w:lvl>
+    <w:lvl w:ilvl="6" w:tentative="1">
+      <w:start w:val="1"/>
+      <w:numFmt w:val="bullet"/>
+      <w:lvlText w:val=""/>
+      <w:lvlJc w:val="left"/>
+      <w:pPr>
+        <w:tabs>
+          <w:tab w:val="num" w:pos="5040"/>
+        </w:tabs>
+        <w:ind w:left="5040" w:hanging="360"/>
+      </w:pPr>
+      <w:rPr>
+        <w:rFonts w:ascii="Wingdings" w:hAnsi="Wingdings" w:hint="default"/>
+        <w:sz w:val="20"/>
+      </w:rPr>
+    </w:lvl>
+    <w:lvl w:ilvl="7" w:tentative="1">
+      <w:start w:val="1"/>
+      <w:numFmt w:val="bullet"/>
+      <w:lvlText w:val=""/>
+      <w:lvlJc w:val="left"/>
+      <w:pPr>
+        <w:tabs>
+          <w:tab w:val="num" w:pos="5760"/>
+        </w:tabs>
+        <w:ind w:left="5760" w:hanging="360"/>
+      </w:pPr>
+      <w:rPr>
+        <w:rFonts w:ascii="Wingdings" w:hAnsi="Wingdings" w:hint="default"/>
+        <w:sz w:val="20"/>
+      </w:rPr>
+    </w:lvl>
+    <w:lvl w:ilvl="8" w:tentative="1">
+      <w:start w:val="1"/>
+      <w:numFmt w:val="bullet"/>
+      <w:lvlText w:val=""/>
+      <w:lvlJc w:val="left"/>
+      <w:pPr>
+        <w:tabs>
+          <w:tab w:val="num" w:pos="6480"/>
+        </w:tabs>
+        <w:ind w:left="6480" w:hanging="360"/>
+      </w:pPr>
+      <w:rPr>
+        <w:rFonts w:ascii="Wingdings" w:hAnsi="Wingdings" w:hint="default"/>
+        <w:sz w:val="20"/>
+      </w:rPr>
+    </w:lvl>
+  </w:abstractNum>
+  <w:abstractNum w:abstractNumId="44" w15:restartNumberingAfterBreak="0">
     <w:nsid w:val="7E8D3544"/>
     <w:multiLevelType w:val="multilevel"/>
     <w:tmpl w:val="3D960284"/>
@@ -14065,52 +16943,52 @@
     </w:lvl>
   </w:abstractNum>
   <w:num w:numId="1" w16cid:durableId="229192228">
+    <w:abstractNumId w:val="10"/>
+  </w:num>
+  <w:num w:numId="2" w16cid:durableId="1130242364">
+    <w:abstractNumId w:val="21"/>
+  </w:num>
+  <w:num w:numId="3" w16cid:durableId="154033743">
     <w:abstractNumId w:val="9"/>
   </w:num>
-  <w:num w:numId="2" w16cid:durableId="1130242364">
-    <w:abstractNumId w:val="20"/>
-  </w:num>
-  <w:num w:numId="3" w16cid:durableId="154033743">
-    <w:abstractNumId w:val="8"/>
-  </w:num>
   <w:num w:numId="4" w16cid:durableId="947809422">
-    <w:abstractNumId w:val="22"/>
+    <w:abstractNumId w:val="23"/>
   </w:num>
   <w:num w:numId="5" w16cid:durableId="398676553">
-    <w:abstractNumId w:val="28"/>
+    <w:abstractNumId w:val="31"/>
   </w:num>
   <w:num w:numId="6" w16cid:durableId="259026148">
     <w:abstractNumId w:val="2"/>
   </w:num>
   <w:num w:numId="7" w16cid:durableId="1139688654">
+    <w:abstractNumId w:val="15"/>
+  </w:num>
+  <w:num w:numId="8" w16cid:durableId="320428343">
+    <w:abstractNumId w:val="32"/>
+  </w:num>
+  <w:num w:numId="9" w16cid:durableId="1818302451">
+    <w:abstractNumId w:val="35"/>
+  </w:num>
+  <w:num w:numId="10" w16cid:durableId="1602180790">
+    <w:abstractNumId w:val="36"/>
+  </w:num>
+  <w:num w:numId="11" w16cid:durableId="1439062892">
+    <w:abstractNumId w:val="25"/>
+  </w:num>
+  <w:num w:numId="12" w16cid:durableId="680205165">
     <w:abstractNumId w:val="14"/>
   </w:num>
-  <w:num w:numId="8" w16cid:durableId="320428343">
-    <w:abstractNumId w:val="29"/>
-  </w:num>
-  <w:num w:numId="9" w16cid:durableId="1818302451">
-    <w:abstractNumId w:val="32"/>
-  </w:num>
-  <w:num w:numId="10" w16cid:durableId="1602180790">
-    <w:abstractNumId w:val="33"/>
-  </w:num>
-  <w:num w:numId="11" w16cid:durableId="1439062892">
-    <w:abstractNumId w:val="24"/>
-  </w:num>
-  <w:num w:numId="12" w16cid:durableId="680205165">
-    <w:abstractNumId w:val="13"/>
-  </w:num>
   <w:num w:numId="13" w16cid:durableId="173492997">
-    <w:abstractNumId w:val="27"/>
+    <w:abstractNumId w:val="30"/>
   </w:num>
   <w:num w:numId="14" w16cid:durableId="1097798315">
-    <w:abstractNumId w:val="15"/>
+    <w:abstractNumId w:val="16"/>
   </w:num>
   <w:num w:numId="15" w16cid:durableId="1083793036">
-    <w:abstractNumId w:val="19"/>
+    <w:abstractNumId w:val="20"/>
   </w:num>
   <w:num w:numId="16" w16cid:durableId="712268325">
-    <w:abstractNumId w:val="35"/>
+    <w:abstractNumId w:val="38"/>
   </w:num>
   <w:num w:numId="17" w16cid:durableId="1538467438">
     <w:abstractNumId w:val="3"/>
@@ -14119,70 +16997,85 @@
     <w:abstractNumId w:val="0"/>
   </w:num>
   <w:num w:numId="19" w16cid:durableId="520556135">
-    <w:abstractNumId w:val="30"/>
+    <w:abstractNumId w:val="33"/>
   </w:num>
   <w:num w:numId="20" w16cid:durableId="490758546">
-    <w:abstractNumId w:val="10"/>
+    <w:abstractNumId w:val="11"/>
   </w:num>
   <w:num w:numId="21" w16cid:durableId="599686117">
-    <w:abstractNumId w:val="31"/>
+    <w:abstractNumId w:val="34"/>
   </w:num>
   <w:num w:numId="22" w16cid:durableId="1448693959">
-    <w:abstractNumId w:val="25"/>
+    <w:abstractNumId w:val="26"/>
   </w:num>
   <w:num w:numId="23" w16cid:durableId="1744182853">
-    <w:abstractNumId w:val="7"/>
+    <w:abstractNumId w:val="8"/>
   </w:num>
   <w:num w:numId="24" w16cid:durableId="1178539317">
-    <w:abstractNumId w:val="38"/>
+    <w:abstractNumId w:val="42"/>
   </w:num>
   <w:num w:numId="25" w16cid:durableId="1056853046">
-    <w:abstractNumId w:val="21"/>
+    <w:abstractNumId w:val="22"/>
   </w:num>
   <w:num w:numId="26" w16cid:durableId="705831524">
-    <w:abstractNumId w:val="36"/>
+    <w:abstractNumId w:val="39"/>
   </w:num>
   <w:num w:numId="27" w16cid:durableId="1529834828">
-    <w:abstractNumId w:val="37"/>
+    <w:abstractNumId w:val="41"/>
   </w:num>
   <w:num w:numId="28" w16cid:durableId="1561793032">
-    <w:abstractNumId w:val="23"/>
+    <w:abstractNumId w:val="24"/>
   </w:num>
   <w:num w:numId="29" w16cid:durableId="1535071738">
-    <w:abstractNumId w:val="26"/>
+    <w:abstractNumId w:val="29"/>
   </w:num>
   <w:num w:numId="30" w16cid:durableId="111021241">
     <w:abstractNumId w:val="1"/>
   </w:num>
   <w:num w:numId="31" w16cid:durableId="2067334412">
-    <w:abstractNumId w:val="16"/>
+    <w:abstractNumId w:val="17"/>
   </w:num>
   <w:num w:numId="32" w16cid:durableId="1683701170">
-    <w:abstractNumId w:val="18"/>
+    <w:abstractNumId w:val="19"/>
   </w:num>
   <w:num w:numId="33" w16cid:durableId="283081661">
     <w:abstractNumId w:val="4"/>
   </w:num>
   <w:num w:numId="34" w16cid:durableId="1219785414">
-    <w:abstractNumId w:val="17"/>
+    <w:abstractNumId w:val="18"/>
   </w:num>
   <w:num w:numId="35" w16cid:durableId="572351525">
-    <w:abstractNumId w:val="34"/>
+    <w:abstractNumId w:val="37"/>
   </w:num>
   <w:num w:numId="36" w16cid:durableId="1573468310">
-    <w:abstractNumId w:val="39"/>
+    <w:abstractNumId w:val="44"/>
   </w:num>
   <w:num w:numId="37" w16cid:durableId="1757283148">
     <w:abstractNumId w:val="6"/>
   </w:num>
   <w:num w:numId="38" w16cid:durableId="262079308">
-    <w:abstractNumId w:val="12"/>
+    <w:abstractNumId w:val="13"/>
   </w:num>
   <w:num w:numId="39" w16cid:durableId="1679850357">
-    <w:abstractNumId w:val="11"/>
+    <w:abstractNumId w:val="12"/>
   </w:num>
   <w:num w:numId="40" w16cid:durableId="285745924">
     <w:abstractNumId w:val="5"/>
+  </w:num>
+  <w:num w:numId="41" w16cid:durableId="1401902611">
+    <w:abstractNumId w:val="40"/>
+  </w:num>
+  <w:num w:numId="42" w16cid:durableId="1445618234">
+    <w:abstractNumId w:val="27"/>
+  </w:num>
+  <w:num w:numId="43" w16cid:durableId="705376335">
+    <w:abstractNumId w:val="7"/>
+  </w:num>
+  <w:num w:numId="44" w16cid:durableId="1206673249">
+    <w:abstractNumId w:val="43"/>
+  </w:num>
+  <w:num w:numId="45" w16cid:durableId="624582305">
+    <w:abstractNumId w:val="28"/>
   </w:num>
 </w:numbering>
 </file>
@@ -14790,7 +17683,6 @@
   <w:style w:type="character" w:default="1" w:styleId="DefaultParagraphFont">
     <w:name w:val="Default Paragraph Font"/>
     <w:uiPriority w:val="1"/>
-    <w:semiHidden/>
     <w:unhideWhenUsed/>
   </w:style>
   <w:style w:type="table" w:default="1" w:styleId="TableNormal">
@@ -15103,6 +17995,50 @@
       <w:color w:val="0F4761" w:themeColor="accent1" w:themeShade="BF"/>
       <w:spacing w:val="5"/>
     </w:rPr>
+  </w:style>
+  <w:style w:type="paragraph" w:styleId="Header">
+    <w:name w:val="header"/>
+    <w:basedOn w:val="Normal"/>
+    <w:link w:val="HeaderChar"/>
+    <w:uiPriority w:val="99"/>
+    <w:unhideWhenUsed/>
+    <w:rsid w:val="00AD1559"/>
+    <w:pPr>
+      <w:tabs>
+        <w:tab w:val="center" w:pos="4680"/>
+        <w:tab w:val="right" w:pos="9360"/>
+      </w:tabs>
+      <w:spacing w:after="0" w:line="240" w:lineRule="auto"/>
+    </w:pPr>
+  </w:style>
+  <w:style w:type="character" w:customStyle="1" w:styleId="HeaderChar">
+    <w:name w:val="Header Char"/>
+    <w:basedOn w:val="DefaultParagraphFont"/>
+    <w:link w:val="Header"/>
+    <w:uiPriority w:val="99"/>
+    <w:rsid w:val="00AD1559"/>
+  </w:style>
+  <w:style w:type="paragraph" w:styleId="Footer">
+    <w:name w:val="footer"/>
+    <w:basedOn w:val="Normal"/>
+    <w:link w:val="FooterChar"/>
+    <w:uiPriority w:val="99"/>
+    <w:unhideWhenUsed/>
+    <w:rsid w:val="00AD1559"/>
+    <w:pPr>
+      <w:tabs>
+        <w:tab w:val="center" w:pos="4680"/>
+        <w:tab w:val="right" w:pos="9360"/>
+      </w:tabs>
+      <w:spacing w:after="0" w:line="240" w:lineRule="auto"/>
+    </w:pPr>
+  </w:style>
+  <w:style w:type="character" w:customStyle="1" w:styleId="FooterChar">
+    <w:name w:val="Footer Char"/>
+    <w:basedOn w:val="DefaultParagraphFont"/>
+    <w:link w:val="Footer"/>
+    <w:uiPriority w:val="99"/>
+    <w:rsid w:val="00AD1559"/>
   </w:style>
 </w:styles>
 </file>
@@ -15423,15 +18359,6 @@
 </file>
 
 <file path=customXml/item1.xml><?xml version="1.0" encoding="utf-8"?>
-<?mso-contentType ?>
-<FormTemplates xmlns="http://schemas.microsoft.com/sharepoint/v3/contenttype/forms">
-  <Display>DocumentLibraryForm</Display>
-  <Edit>DocumentLibraryForm</Edit>
-  <New>DocumentLibraryForm</New>
-</FormTemplates>
-</file>
-
-<file path=customXml/item2.xml><?xml version="1.0" encoding="utf-8"?>
 <ct:contentTypeSchema xmlns:ct="http://schemas.microsoft.com/office/2006/metadata/contentType" xmlns:ma="http://schemas.microsoft.com/office/2006/metadata/properties/metaAttributes" ct:_="" ma:_="" ma:contentTypeName="Document" ma:contentTypeID="0x0101000ED08FE8B0FBDF42BD11068C3D5F05DF" ma:contentTypeVersion="12" ma:contentTypeDescription="Create a new document." ma:contentTypeScope="" ma:versionID="5efc0c5547ffcc37250394256b193127">
   <xsd:schema xmlns:xsd="http://www.w3.org/2001/XMLSchema" xmlns:xs="http://www.w3.org/2001/XMLSchema" xmlns:p="http://schemas.microsoft.com/office/2006/metadata/properties" xmlns:ns3="1e818199-5ae7-4863-93ea-889bbbbd0350" targetNamespace="http://schemas.microsoft.com/office/2006/metadata/properties" ma:root="true" ma:fieldsID="27100f065b5b5753b1494f1053830687" ns3:_="">
     <xsd:import namespace="1e818199-5ae7-4863-93ea-889bbbbd0350"/>
@@ -15625,11 +18552,16 @@
 </ct:contentTypeSchema>
 </file>
 
-<file path=customXml/item3.xml><?xml version="1.0" encoding="utf-8"?>
-<b:Sources xmlns:b="http://schemas.openxmlformats.org/officeDocument/2006/bibliography" xmlns="http://schemas.openxmlformats.org/officeDocument/2006/bibliography" SelectedStyle="\APASixthEditionOfficeOnline.xsl" StyleName="APA" Version="6"/>
+<file path=customXml/item2.xml><?xml version="1.0" encoding="utf-8"?>
+<?mso-contentType ?>
+<FormTemplates xmlns="http://schemas.microsoft.com/sharepoint/v3/contenttype/forms">
+  <Display>DocumentLibraryForm</Display>
+  <Edit>DocumentLibraryForm</Edit>
+  <New>DocumentLibraryForm</New>
+</FormTemplates>
 </file>
 
-<file path=customXml/item4.xml><?xml version="1.0" encoding="utf-8"?>
+<file path=customXml/item3.xml><?xml version="1.0" encoding="utf-8"?>
 <p:properties xmlns:p="http://schemas.microsoft.com/office/2006/metadata/properties" xmlns:xsi="http://www.w3.org/2001/XMLSchema-instance" xmlns:pc="http://schemas.microsoft.com/office/infopath/2007/PartnerControls">
   <documentManagement>
     <_activity xmlns="1e818199-5ae7-4863-93ea-889bbbbd0350" xsi:nil="true"/>
@@ -15637,15 +18569,11 @@
 </p:properties>
 </file>
 
-<file path=customXml/itemProps1.xml><?xml version="1.0" encoding="utf-8"?>
-<ds:datastoreItem xmlns:ds="http://schemas.openxmlformats.org/officeDocument/2006/customXml" ds:itemID="{3760A1A9-4C84-4C10-9822-3E198068DC97}">
-  <ds:schemaRefs>
-    <ds:schemaRef ds:uri="http://schemas.microsoft.com/sharepoint/v3/contenttype/forms"/>
-  </ds:schemaRefs>
-</ds:datastoreItem>
+<file path=customXml/item4.xml><?xml version="1.0" encoding="utf-8"?>
+<b:Sources xmlns:b="http://schemas.openxmlformats.org/officeDocument/2006/bibliography" xmlns="http://schemas.openxmlformats.org/officeDocument/2006/bibliography" SelectedStyle="\APASixthEditionOfficeOnline.xsl" StyleName="APA" Version="6"/>
 </file>
 
-<file path=customXml/itemProps2.xml><?xml version="1.0" encoding="utf-8"?>
+<file path=customXml/itemProps1.xml><?xml version="1.0" encoding="utf-8"?>
 <ds:datastoreItem xmlns:ds="http://schemas.openxmlformats.org/officeDocument/2006/customXml" ds:itemID="{4C33203A-6CB4-488E-B2F2-85781721AB0A}">
   <ds:schemaRefs>
     <ds:schemaRef ds:uri="http://schemas.microsoft.com/office/2006/metadata/contentType"/>
@@ -15663,15 +18591,15 @@
 </ds:datastoreItem>
 </file>
 
-<file path=customXml/itemProps3.xml><?xml version="1.0" encoding="utf-8"?>
-<ds:datastoreItem xmlns:ds="http://schemas.openxmlformats.org/officeDocument/2006/customXml" ds:itemID="{AE368C93-9F6C-4C73-AA78-9F7635D60242}">
+<file path=customXml/itemProps2.xml><?xml version="1.0" encoding="utf-8"?>
+<ds:datastoreItem xmlns:ds="http://schemas.openxmlformats.org/officeDocument/2006/customXml" ds:itemID="{3760A1A9-4C84-4C10-9822-3E198068DC97}">
   <ds:schemaRefs>
-    <ds:schemaRef ds:uri="http://schemas.openxmlformats.org/officeDocument/2006/bibliography"/>
+    <ds:schemaRef ds:uri="http://schemas.microsoft.com/sharepoint/v3/contenttype/forms"/>
   </ds:schemaRefs>
 </ds:datastoreItem>
 </file>
 
-<file path=customXml/itemProps4.xml><?xml version="1.0" encoding="utf-8"?>
+<file path=customXml/itemProps3.xml><?xml version="1.0" encoding="utf-8"?>
 <ds:datastoreItem xmlns:ds="http://schemas.openxmlformats.org/officeDocument/2006/customXml" ds:itemID="{32C33F45-EB66-43D7-83B7-7968890071F4}">
   <ds:schemaRefs>
     <ds:schemaRef ds:uri="http://schemas.microsoft.com/office/2006/metadata/properties"/>
@@ -15679,4 +18607,12 @@
     <ds:schemaRef ds:uri="1e818199-5ae7-4863-93ea-889bbbbd0350"/>
   </ds:schemaRefs>
 </ds:datastoreItem>
+</file>
+
+<file path=customXml/itemProps4.xml><?xml version="1.0" encoding="utf-8"?>
+<ds:datastoreItem xmlns:ds="http://schemas.openxmlformats.org/officeDocument/2006/customXml" ds:itemID="{AE368C93-9F6C-4C73-AA78-9F7635D60242}">
+  <ds:schemaRefs>
+    <ds:schemaRef ds:uri="http://schemas.openxmlformats.org/officeDocument/2006/bibliography"/>
+  </ds:schemaRefs>
+</ds:datastoreItem>
 </file>
--- a/Project-Management-Plan.docx
+++ b/Project-Management-Plan.docx
@@ -311,7 +311,6 @@
         </w:rPr>
       </w:pPr>
       <w:proofErr w:type="spellStart"/>
-      <w:proofErr w:type="gramStart"/>
       <w:r>
         <w:rPr>
           <w:b/>
@@ -320,7 +319,6 @@
         <w:t>BestParking</w:t>
       </w:r>
       <w:proofErr w:type="spellEnd"/>
-      <w:proofErr w:type="gramEnd"/>
     </w:p>
     <w:p>
       <w:pPr>
@@ -2626,23 +2624,13 @@
           <w14:ligatures w14:val="none"/>
         </w:rPr>
       </w:pPr>
-      <w:proofErr w:type="gramStart"/>
-      <w:r>
-        <w:rPr>
-          <w:rFonts w:ascii="Segoe UI" w:eastAsia="Times New Roman" w:hAnsi="Segoe UI" w:cs="Segoe UI"/>
-          <w:kern w:val="0"/>
-          <w14:ligatures w14:val="none"/>
-        </w:rPr>
-        <w:t>Search</w:t>
-      </w:r>
-      <w:proofErr w:type="gramEnd"/>
-      <w:r>
-        <w:rPr>
-          <w:rFonts w:ascii="Segoe UI" w:eastAsia="Times New Roman" w:hAnsi="Segoe UI" w:cs="Segoe UI"/>
-          <w:kern w:val="0"/>
-          <w14:ligatures w14:val="none"/>
-        </w:rPr>
-        <w:t xml:space="preserve"> nearby garages</w:t>
+      <w:r>
+        <w:rPr>
+          <w:rFonts w:ascii="Segoe UI" w:eastAsia="Times New Roman" w:hAnsi="Segoe UI" w:cs="Segoe UI"/>
+          <w:kern w:val="0"/>
+          <w14:ligatures w14:val="none"/>
+        </w:rPr>
+        <w:t>Search nearby garages</w:t>
       </w:r>
     </w:p>
     <w:p>
@@ -3239,23 +3227,13 @@
           <w14:ligatures w14:val="none"/>
         </w:rPr>
       </w:pPr>
-      <w:proofErr w:type="gramStart"/>
-      <w:r>
-        <w:rPr>
-          <w:rFonts w:ascii="Segoe UI" w:eastAsia="Times New Roman" w:hAnsi="Segoe UI" w:cs="Segoe UI"/>
-          <w:kern w:val="0"/>
-          <w14:ligatures w14:val="none"/>
-        </w:rPr>
-        <w:t>Remove</w:t>
-      </w:r>
-      <w:proofErr w:type="gramEnd"/>
-      <w:r>
-        <w:rPr>
-          <w:rFonts w:ascii="Segoe UI" w:eastAsia="Times New Roman" w:hAnsi="Segoe UI" w:cs="Segoe UI"/>
-          <w:kern w:val="0"/>
-          <w14:ligatures w14:val="none"/>
-        </w:rPr>
-        <w:t xml:space="preserve"> garage</w:t>
+      <w:r>
+        <w:rPr>
+          <w:rFonts w:ascii="Segoe UI" w:eastAsia="Times New Roman" w:hAnsi="Segoe UI" w:cs="Segoe UI"/>
+          <w:kern w:val="0"/>
+          <w14:ligatures w14:val="none"/>
+        </w:rPr>
+        <w:t>Remove garage</w:t>
       </w:r>
     </w:p>
     <w:p>
@@ -5494,7 +5472,6 @@
           <w14:ligatures w14:val="none"/>
         </w:rPr>
       </w:pPr>
-      <w:proofErr w:type="gramStart"/>
       <w:r>
         <w:rPr>
           <w:rFonts w:ascii="Segoe UI" w:eastAsia="Times New Roman" w:hAnsi="Segoe UI" w:cs="Segoe UI"/>
@@ -5505,7 +5482,6 @@
         </w:rPr>
         <w:t>Testing Plan Complete</w:t>
       </w:r>
-      <w:proofErr w:type="gramEnd"/>
     </w:p>
     <w:p>
       <w:pPr>
@@ -9263,27 +9239,15 @@
           <w14:ligatures w14:val="none"/>
         </w:rPr>
       </w:pPr>
-      <w:proofErr w:type="gramStart"/>
-      <w:r>
-        <w:rPr>
-          <w:rFonts w:ascii="Segoe UI" w:eastAsia="Times New Roman" w:hAnsi="Segoe UI" w:cs="Segoe UI"/>
-          <w:kern w:val="0"/>
-          <w:sz w:val="21"/>
-          <w:szCs w:val="21"/>
-          <w14:ligatures w14:val="none"/>
-        </w:rPr>
-        <w:t>Report</w:t>
-      </w:r>
-      <w:proofErr w:type="gramEnd"/>
-      <w:r>
-        <w:rPr>
-          <w:rFonts w:ascii="Segoe UI" w:eastAsia="Times New Roman" w:hAnsi="Segoe UI" w:cs="Segoe UI"/>
-          <w:kern w:val="0"/>
-          <w:sz w:val="21"/>
-          <w:szCs w:val="21"/>
-          <w14:ligatures w14:val="none"/>
-        </w:rPr>
-        <w:t xml:space="preserve"> Generation</w:t>
+      <w:r>
+        <w:rPr>
+          <w:rFonts w:ascii="Segoe UI" w:eastAsia="Times New Roman" w:hAnsi="Segoe UI" w:cs="Segoe UI"/>
+          <w:kern w:val="0"/>
+          <w:sz w:val="21"/>
+          <w:szCs w:val="21"/>
+          <w14:ligatures w14:val="none"/>
+        </w:rPr>
+        <w:t>Report Generation</w:t>
       </w:r>
     </w:p>
     <w:p>
@@ -10175,6 +10139,4866 @@
         </w:rPr>
       </w:pPr>
     </w:p>
+    <w:p>
+      <w:pPr>
+        <w:spacing w:before="100" w:beforeAutospacing="1" w:after="100" w:afterAutospacing="1" w:line="300" w:lineRule="atLeast"/>
+        <w:rPr>
+          <w:rFonts w:ascii="Segoe UI" w:eastAsia="Times New Roman" w:hAnsi="Segoe UI" w:cs="Segoe UI"/>
+          <w:kern w:val="0"/>
+          <w:sz w:val="21"/>
+          <w:szCs w:val="21"/>
+          <w14:ligatures w14:val="none"/>
+        </w:rPr>
+      </w:pPr>
+    </w:p>
+    <w:p>
+      <w:pPr>
+        <w:spacing w:before="100" w:beforeAutospacing="1" w:after="100" w:afterAutospacing="1" w:line="300" w:lineRule="atLeast"/>
+        <w:rPr>
+          <w:rFonts w:ascii="Segoe UI" w:eastAsia="Times New Roman" w:hAnsi="Segoe UI" w:cs="Segoe UI"/>
+          <w:kern w:val="0"/>
+          <w:sz w:val="21"/>
+          <w:szCs w:val="21"/>
+          <w14:ligatures w14:val="none"/>
+        </w:rPr>
+      </w:pPr>
+    </w:p>
+    <w:p>
+      <w:pPr>
+        <w:spacing w:before="100" w:beforeAutospacing="1" w:after="100" w:afterAutospacing="1" w:line="300" w:lineRule="atLeast"/>
+        <w:rPr>
+          <w:rFonts w:ascii="Segoe UI" w:eastAsia="Times New Roman" w:hAnsi="Segoe UI" w:cs="Segoe UI"/>
+          <w:kern w:val="0"/>
+          <w:sz w:val="21"/>
+          <w:szCs w:val="21"/>
+          <w14:ligatures w14:val="none"/>
+        </w:rPr>
+      </w:pPr>
+    </w:p>
+    <w:p>
+      <w:pPr>
+        <w:spacing w:before="100" w:beforeAutospacing="1" w:after="100" w:afterAutospacing="1" w:line="300" w:lineRule="atLeast"/>
+        <w:rPr>
+          <w:rFonts w:ascii="Segoe UI" w:eastAsia="Times New Roman" w:hAnsi="Segoe UI" w:cs="Segoe UI"/>
+          <w:kern w:val="0"/>
+          <w:sz w:val="21"/>
+          <w:szCs w:val="21"/>
+          <w14:ligatures w14:val="none"/>
+        </w:rPr>
+      </w:pPr>
+    </w:p>
+    <w:p>
+      <w:pPr>
+        <w:spacing w:before="100" w:beforeAutospacing="1" w:after="100" w:afterAutospacing="1" w:line="300" w:lineRule="atLeast"/>
+        <w:rPr>
+          <w:rFonts w:ascii="Segoe UI" w:eastAsia="Times New Roman" w:hAnsi="Segoe UI" w:cs="Segoe UI"/>
+          <w:kern w:val="0"/>
+          <w:sz w:val="21"/>
+          <w:szCs w:val="21"/>
+          <w14:ligatures w14:val="none"/>
+        </w:rPr>
+      </w:pPr>
+    </w:p>
+    <w:p>
+      <w:pPr>
+        <w:spacing w:before="100" w:beforeAutospacing="1" w:after="100" w:afterAutospacing="1" w:line="300" w:lineRule="atLeast"/>
+        <w:rPr>
+          <w:rFonts w:ascii="Segoe UI" w:eastAsia="Times New Roman" w:hAnsi="Segoe UI" w:cs="Segoe UI"/>
+          <w:kern w:val="0"/>
+          <w:sz w:val="21"/>
+          <w:szCs w:val="21"/>
+          <w14:ligatures w14:val="none"/>
+        </w:rPr>
+      </w:pPr>
+    </w:p>
+    <w:p>
+      <w:pPr>
+        <w:spacing w:before="100" w:beforeAutospacing="1" w:after="100" w:afterAutospacing="1" w:line="300" w:lineRule="atLeast"/>
+        <w:rPr>
+          <w:rFonts w:ascii="Segoe UI" w:eastAsia="Times New Roman" w:hAnsi="Segoe UI" w:cs="Segoe UI"/>
+          <w:kern w:val="0"/>
+          <w:sz w:val="21"/>
+          <w:szCs w:val="21"/>
+          <w14:ligatures w14:val="none"/>
+        </w:rPr>
+      </w:pPr>
+    </w:p>
+    <w:p>
+      <w:pPr>
+        <w:spacing w:before="100" w:beforeAutospacing="1" w:after="100" w:afterAutospacing="1" w:line="300" w:lineRule="atLeast"/>
+        <w:rPr>
+          <w:rFonts w:ascii="Segoe UI" w:eastAsia="Times New Roman" w:hAnsi="Segoe UI" w:cs="Segoe UI"/>
+          <w:kern w:val="0"/>
+          <w:sz w:val="21"/>
+          <w:szCs w:val="21"/>
+          <w14:ligatures w14:val="none"/>
+        </w:rPr>
+      </w:pPr>
+    </w:p>
+    <w:p>
+      <w:pPr>
+        <w:spacing w:before="100" w:beforeAutospacing="1" w:after="100" w:afterAutospacing="1" w:line="300" w:lineRule="atLeast"/>
+        <w:rPr>
+          <w:rFonts w:ascii="Segoe UI" w:eastAsia="Times New Roman" w:hAnsi="Segoe UI" w:cs="Segoe UI"/>
+          <w:kern w:val="0"/>
+          <w:sz w:val="21"/>
+          <w:szCs w:val="21"/>
+          <w14:ligatures w14:val="none"/>
+        </w:rPr>
+      </w:pPr>
+      <w:r>
+        <w:rPr>
+          <w:rFonts w:ascii="Segoe UI" w:eastAsia="Times New Roman" w:hAnsi="Segoe UI" w:cs="Segoe UI"/>
+          <w:kern w:val="0"/>
+          <w:sz w:val="21"/>
+          <w:szCs w:val="21"/>
+          <w14:ligatures w14:val="none"/>
+        </w:rPr>
+        <w:lastRenderedPageBreak/>
+        <w:t xml:space="preserve">Homework 4 </w:t>
+      </w:r>
+    </w:p>
+    <w:p>
+      <w:pPr>
+        <w:spacing w:before="100" w:beforeAutospacing="1" w:after="100" w:afterAutospacing="1" w:line="300" w:lineRule="atLeast"/>
+        <w:outlineLvl w:val="1"/>
+        <w:rPr>
+          <w:rFonts w:ascii="Segoe UI" w:eastAsia="Times New Roman" w:hAnsi="Segoe UI" w:cs="Segoe UI"/>
+          <w:b/>
+          <w:bCs/>
+          <w:kern w:val="0"/>
+          <w:sz w:val="36"/>
+          <w:szCs w:val="36"/>
+          <w14:ligatures w14:val="none"/>
+        </w:rPr>
+      </w:pPr>
+      <w:r>
+        <w:rPr>
+          <w:rFonts w:ascii="Segoe UI" w:eastAsia="Times New Roman" w:hAnsi="Segoe UI" w:cs="Segoe UI"/>
+          <w:b/>
+          <w:bCs/>
+          <w:kern w:val="0"/>
+          <w:sz w:val="36"/>
+          <w:szCs w:val="36"/>
+          <w14:ligatures w14:val="none"/>
+        </w:rPr>
+        <w:t>9. Risk Management Plan</w:t>
+      </w:r>
+    </w:p>
+    <w:p>
+      <w:pPr>
+        <w:spacing w:before="100" w:beforeAutospacing="1" w:after="100" w:afterAutospacing="1" w:line="300" w:lineRule="atLeast"/>
+        <w:outlineLvl w:val="2"/>
+        <w:rPr>
+          <w:rFonts w:ascii="Segoe UI" w:eastAsia="Times New Roman" w:hAnsi="Segoe UI" w:cs="Segoe UI"/>
+          <w:b/>
+          <w:bCs/>
+          <w:kern w:val="0"/>
+          <w:sz w:val="27"/>
+          <w:szCs w:val="27"/>
+          <w14:ligatures w14:val="none"/>
+        </w:rPr>
+      </w:pPr>
+      <w:r>
+        <w:rPr>
+          <w:rFonts w:ascii="Segoe UI" w:eastAsia="Times New Roman" w:hAnsi="Segoe UI" w:cs="Segoe UI"/>
+          <w:b/>
+          <w:bCs/>
+          <w:kern w:val="0"/>
+          <w:sz w:val="27"/>
+          <w:szCs w:val="27"/>
+          <w14:ligatures w14:val="none"/>
+        </w:rPr>
+        <w:t>9.1 Risk Categories</w:t>
+      </w:r>
+    </w:p>
+    <w:p>
+      <w:pPr>
+        <w:spacing w:before="100" w:beforeAutospacing="1" w:after="100" w:afterAutospacing="1" w:line="300" w:lineRule="atLeast"/>
+        <w:outlineLvl w:val="2"/>
+        <w:rPr>
+          <w:rFonts w:ascii="Segoe UI" w:eastAsia="Times New Roman" w:hAnsi="Segoe UI" w:cs="Segoe UI"/>
+          <w:b/>
+          <w:bCs/>
+          <w:kern w:val="0"/>
+          <w:sz w:val="27"/>
+          <w:szCs w:val="27"/>
+          <w14:ligatures w14:val="none"/>
+        </w:rPr>
+      </w:pPr>
+      <w:r>
+        <w:rPr>
+          <w:rFonts w:ascii="Segoe UI" w:eastAsia="Times New Roman" w:hAnsi="Segoe UI" w:cs="Segoe UI"/>
+          <w:b/>
+          <w:bCs/>
+          <w:kern w:val="0"/>
+          <w:sz w:val="27"/>
+          <w:szCs w:val="27"/>
+          <w14:ligatures w14:val="none"/>
+        </w:rPr>
+        <w:t>Technical Risks</w:t>
+      </w:r>
+    </w:p>
+    <w:p>
+      <w:pPr>
+        <w:numPr>
+          <w:ilvl w:val="0"/>
+          <w:numId w:val="46"/>
+        </w:numPr>
+        <w:spacing w:before="100" w:beforeAutospacing="1" w:after="100" w:afterAutospacing="1" w:line="300" w:lineRule="atLeast"/>
+        <w:rPr>
+          <w:rFonts w:ascii="Segoe UI" w:eastAsia="Times New Roman" w:hAnsi="Segoe UI" w:cs="Segoe UI"/>
+          <w:kern w:val="0"/>
+          <w:sz w:val="21"/>
+          <w:szCs w:val="21"/>
+          <w14:ligatures w14:val="none"/>
+        </w:rPr>
+      </w:pPr>
+      <w:r>
+        <w:rPr>
+          <w:rFonts w:ascii="Segoe UI" w:eastAsia="Times New Roman" w:hAnsi="Segoe UI" w:cs="Segoe UI"/>
+          <w:kern w:val="0"/>
+          <w:sz w:val="21"/>
+          <w:szCs w:val="21"/>
+          <w14:ligatures w14:val="none"/>
+        </w:rPr>
+        <w:t>Third-party API failure (mapping or payment services)</w:t>
+      </w:r>
+    </w:p>
+    <w:p>
+      <w:pPr>
+        <w:numPr>
+          <w:ilvl w:val="0"/>
+          <w:numId w:val="46"/>
+        </w:numPr>
+        <w:spacing w:before="100" w:beforeAutospacing="1" w:after="100" w:afterAutospacing="1" w:line="300" w:lineRule="atLeast"/>
+        <w:rPr>
+          <w:rFonts w:ascii="Segoe UI" w:eastAsia="Times New Roman" w:hAnsi="Segoe UI" w:cs="Segoe UI"/>
+          <w:kern w:val="0"/>
+          <w:sz w:val="21"/>
+          <w:szCs w:val="21"/>
+          <w14:ligatures w14:val="none"/>
+        </w:rPr>
+      </w:pPr>
+      <w:r>
+        <w:rPr>
+          <w:rFonts w:ascii="Segoe UI" w:eastAsia="Times New Roman" w:hAnsi="Segoe UI" w:cs="Segoe UI"/>
+          <w:kern w:val="0"/>
+          <w:sz w:val="21"/>
+          <w:szCs w:val="21"/>
+          <w14:ligatures w14:val="none"/>
+        </w:rPr>
+        <w:t>Real-time parking data inaccuracies</w:t>
+      </w:r>
+    </w:p>
+    <w:p>
+      <w:pPr>
+        <w:numPr>
+          <w:ilvl w:val="0"/>
+          <w:numId w:val="46"/>
+        </w:numPr>
+        <w:spacing w:before="100" w:beforeAutospacing="1" w:after="100" w:afterAutospacing="1" w:line="300" w:lineRule="atLeast"/>
+        <w:rPr>
+          <w:rFonts w:ascii="Segoe UI" w:eastAsia="Times New Roman" w:hAnsi="Segoe UI" w:cs="Segoe UI"/>
+          <w:kern w:val="0"/>
+          <w:sz w:val="21"/>
+          <w:szCs w:val="21"/>
+          <w14:ligatures w14:val="none"/>
+        </w:rPr>
+      </w:pPr>
+      <w:r>
+        <w:rPr>
+          <w:rFonts w:ascii="Segoe UI" w:eastAsia="Times New Roman" w:hAnsi="Segoe UI" w:cs="Segoe UI"/>
+          <w:kern w:val="0"/>
+          <w:sz w:val="21"/>
+          <w:szCs w:val="21"/>
+          <w14:ligatures w14:val="none"/>
+        </w:rPr>
+        <w:t>Security vulnerabilities and data breaches</w:t>
+      </w:r>
+    </w:p>
+    <w:p>
+      <w:pPr>
+        <w:numPr>
+          <w:ilvl w:val="0"/>
+          <w:numId w:val="46"/>
+        </w:numPr>
+        <w:spacing w:before="100" w:beforeAutospacing="1" w:after="100" w:afterAutospacing="1" w:line="300" w:lineRule="atLeast"/>
+        <w:rPr>
+          <w:rFonts w:ascii="Segoe UI" w:eastAsia="Times New Roman" w:hAnsi="Segoe UI" w:cs="Segoe UI"/>
+          <w:kern w:val="0"/>
+          <w:sz w:val="21"/>
+          <w:szCs w:val="21"/>
+          <w14:ligatures w14:val="none"/>
+        </w:rPr>
+      </w:pPr>
+      <w:r>
+        <w:rPr>
+          <w:rFonts w:ascii="Segoe UI" w:eastAsia="Times New Roman" w:hAnsi="Segoe UI" w:cs="Segoe UI"/>
+          <w:kern w:val="0"/>
+          <w:sz w:val="21"/>
+          <w:szCs w:val="21"/>
+          <w14:ligatures w14:val="none"/>
+        </w:rPr>
+        <w:t>System performance issues under high user load</w:t>
+      </w:r>
+    </w:p>
+    <w:p>
+      <w:pPr>
+        <w:spacing w:before="100" w:beforeAutospacing="1" w:after="100" w:afterAutospacing="1" w:line="300" w:lineRule="atLeast"/>
+        <w:outlineLvl w:val="2"/>
+        <w:rPr>
+          <w:rFonts w:ascii="Segoe UI" w:eastAsia="Times New Roman" w:hAnsi="Segoe UI" w:cs="Segoe UI"/>
+          <w:b/>
+          <w:bCs/>
+          <w:kern w:val="0"/>
+          <w:sz w:val="27"/>
+          <w:szCs w:val="27"/>
+          <w14:ligatures w14:val="none"/>
+        </w:rPr>
+      </w:pPr>
+      <w:r>
+        <w:rPr>
+          <w:rFonts w:ascii="Segoe UI" w:eastAsia="Times New Roman" w:hAnsi="Segoe UI" w:cs="Segoe UI"/>
+          <w:b/>
+          <w:bCs/>
+          <w:kern w:val="0"/>
+          <w:sz w:val="27"/>
+          <w:szCs w:val="27"/>
+          <w14:ligatures w14:val="none"/>
+        </w:rPr>
+        <w:t>Schedule Risks</w:t>
+      </w:r>
+    </w:p>
+    <w:p>
+      <w:pPr>
+        <w:numPr>
+          <w:ilvl w:val="0"/>
+          <w:numId w:val="47"/>
+        </w:numPr>
+        <w:spacing w:before="100" w:beforeAutospacing="1" w:after="100" w:afterAutospacing="1" w:line="300" w:lineRule="atLeast"/>
+        <w:rPr>
+          <w:rFonts w:ascii="Segoe UI" w:eastAsia="Times New Roman" w:hAnsi="Segoe UI" w:cs="Segoe UI"/>
+          <w:kern w:val="0"/>
+          <w:sz w:val="21"/>
+          <w:szCs w:val="21"/>
+          <w14:ligatures w14:val="none"/>
+        </w:rPr>
+      </w:pPr>
+      <w:r>
+        <w:rPr>
+          <w:rFonts w:ascii="Segoe UI" w:eastAsia="Times New Roman" w:hAnsi="Segoe UI" w:cs="Segoe UI"/>
+          <w:kern w:val="0"/>
+          <w:sz w:val="21"/>
+          <w:szCs w:val="21"/>
+          <w14:ligatures w14:val="none"/>
+        </w:rPr>
+        <w:t>Delays in requirements gathering</w:t>
+      </w:r>
+    </w:p>
+    <w:p>
+      <w:pPr>
+        <w:numPr>
+          <w:ilvl w:val="0"/>
+          <w:numId w:val="47"/>
+        </w:numPr>
+        <w:spacing w:before="100" w:beforeAutospacing="1" w:after="100" w:afterAutospacing="1" w:line="300" w:lineRule="atLeast"/>
+        <w:rPr>
+          <w:rFonts w:ascii="Segoe UI" w:eastAsia="Times New Roman" w:hAnsi="Segoe UI" w:cs="Segoe UI"/>
+          <w:kern w:val="0"/>
+          <w:sz w:val="21"/>
+          <w:szCs w:val="21"/>
+          <w14:ligatures w14:val="none"/>
+        </w:rPr>
+      </w:pPr>
+      <w:r>
+        <w:rPr>
+          <w:rFonts w:ascii="Segoe UI" w:eastAsia="Times New Roman" w:hAnsi="Segoe UI" w:cs="Segoe UI"/>
+          <w:kern w:val="0"/>
+          <w:sz w:val="21"/>
+          <w:szCs w:val="21"/>
+          <w14:ligatures w14:val="none"/>
+        </w:rPr>
+        <w:t>Integration testing takes longer than planned</w:t>
+      </w:r>
+    </w:p>
+    <w:p>
+      <w:pPr>
+        <w:numPr>
+          <w:ilvl w:val="0"/>
+          <w:numId w:val="47"/>
+        </w:numPr>
+        <w:spacing w:before="100" w:beforeAutospacing="1" w:after="100" w:afterAutospacing="1" w:line="300" w:lineRule="atLeast"/>
+        <w:rPr>
+          <w:rFonts w:ascii="Segoe UI" w:eastAsia="Times New Roman" w:hAnsi="Segoe UI" w:cs="Segoe UI"/>
+          <w:kern w:val="0"/>
+          <w:sz w:val="21"/>
+          <w:szCs w:val="21"/>
+          <w14:ligatures w14:val="none"/>
+        </w:rPr>
+      </w:pPr>
+      <w:r>
+        <w:rPr>
+          <w:rFonts w:ascii="Segoe UI" w:eastAsia="Times New Roman" w:hAnsi="Segoe UI" w:cs="Segoe UI"/>
+          <w:kern w:val="0"/>
+          <w:sz w:val="21"/>
+          <w:szCs w:val="21"/>
+          <w14:ligatures w14:val="none"/>
+        </w:rPr>
+        <w:t>Stakeholder feedback delays</w:t>
+      </w:r>
+    </w:p>
+    <w:p>
+      <w:pPr>
+        <w:numPr>
+          <w:ilvl w:val="0"/>
+          <w:numId w:val="47"/>
+        </w:numPr>
+        <w:spacing w:before="100" w:beforeAutospacing="1" w:after="100" w:afterAutospacing="1" w:line="300" w:lineRule="atLeast"/>
+        <w:rPr>
+          <w:rFonts w:ascii="Segoe UI" w:eastAsia="Times New Roman" w:hAnsi="Segoe UI" w:cs="Segoe UI"/>
+          <w:kern w:val="0"/>
+          <w:sz w:val="21"/>
+          <w:szCs w:val="21"/>
+          <w14:ligatures w14:val="none"/>
+        </w:rPr>
+      </w:pPr>
+      <w:r>
+        <w:rPr>
+          <w:rFonts w:ascii="Segoe UI" w:eastAsia="Times New Roman" w:hAnsi="Segoe UI" w:cs="Segoe UI"/>
+          <w:kern w:val="0"/>
+          <w:sz w:val="21"/>
+          <w:szCs w:val="21"/>
+          <w14:ligatures w14:val="none"/>
+        </w:rPr>
+        <w:t>Scope creep increases project duration</w:t>
+      </w:r>
+    </w:p>
+    <w:p>
+      <w:pPr>
+        <w:spacing w:before="100" w:beforeAutospacing="1" w:after="100" w:afterAutospacing="1" w:line="300" w:lineRule="atLeast"/>
+        <w:outlineLvl w:val="2"/>
+        <w:rPr>
+          <w:rFonts w:ascii="Segoe UI" w:eastAsia="Times New Roman" w:hAnsi="Segoe UI" w:cs="Segoe UI"/>
+          <w:b/>
+          <w:bCs/>
+          <w:kern w:val="0"/>
+          <w:sz w:val="27"/>
+          <w:szCs w:val="27"/>
+          <w14:ligatures w14:val="none"/>
+        </w:rPr>
+      </w:pPr>
+      <w:r>
+        <w:rPr>
+          <w:rFonts w:ascii="Segoe UI" w:eastAsia="Times New Roman" w:hAnsi="Segoe UI" w:cs="Segoe UI"/>
+          <w:b/>
+          <w:bCs/>
+          <w:kern w:val="0"/>
+          <w:sz w:val="27"/>
+          <w:szCs w:val="27"/>
+          <w14:ligatures w14:val="none"/>
+        </w:rPr>
+        <w:t>Financial Risks</w:t>
+      </w:r>
+    </w:p>
+    <w:p>
+      <w:pPr>
+        <w:numPr>
+          <w:ilvl w:val="0"/>
+          <w:numId w:val="48"/>
+        </w:numPr>
+        <w:spacing w:before="100" w:beforeAutospacing="1" w:after="100" w:afterAutospacing="1" w:line="300" w:lineRule="atLeast"/>
+        <w:rPr>
+          <w:rFonts w:ascii="Segoe UI" w:eastAsia="Times New Roman" w:hAnsi="Segoe UI" w:cs="Segoe UI"/>
+          <w:kern w:val="0"/>
+          <w:sz w:val="21"/>
+          <w:szCs w:val="21"/>
+          <w14:ligatures w14:val="none"/>
+        </w:rPr>
+      </w:pPr>
+      <w:r>
+        <w:rPr>
+          <w:rFonts w:ascii="Segoe UI" w:eastAsia="Times New Roman" w:hAnsi="Segoe UI" w:cs="Segoe UI"/>
+          <w:kern w:val="0"/>
+          <w:sz w:val="21"/>
+          <w:szCs w:val="21"/>
+          <w14:ligatures w14:val="none"/>
+        </w:rPr>
+        <w:t>Unexpected cloud infrastructure costs</w:t>
+      </w:r>
+    </w:p>
+    <w:p>
+      <w:pPr>
+        <w:numPr>
+          <w:ilvl w:val="0"/>
+          <w:numId w:val="48"/>
+        </w:numPr>
+        <w:spacing w:before="100" w:beforeAutospacing="1" w:after="100" w:afterAutospacing="1" w:line="300" w:lineRule="atLeast"/>
+        <w:rPr>
+          <w:rFonts w:ascii="Segoe UI" w:eastAsia="Times New Roman" w:hAnsi="Segoe UI" w:cs="Segoe UI"/>
+          <w:kern w:val="0"/>
+          <w:sz w:val="21"/>
+          <w:szCs w:val="21"/>
+          <w14:ligatures w14:val="none"/>
+        </w:rPr>
+      </w:pPr>
+      <w:r>
+        <w:rPr>
+          <w:rFonts w:ascii="Segoe UI" w:eastAsia="Times New Roman" w:hAnsi="Segoe UI" w:cs="Segoe UI"/>
+          <w:kern w:val="0"/>
+          <w:sz w:val="21"/>
+          <w:szCs w:val="21"/>
+          <w14:ligatures w14:val="none"/>
+        </w:rPr>
+        <w:t>Third-party service fee increases</w:t>
+      </w:r>
+    </w:p>
+    <w:p>
+      <w:pPr>
+        <w:numPr>
+          <w:ilvl w:val="0"/>
+          <w:numId w:val="48"/>
+        </w:numPr>
+        <w:spacing w:before="100" w:beforeAutospacing="1" w:after="100" w:afterAutospacing="1" w:line="300" w:lineRule="atLeast"/>
+        <w:rPr>
+          <w:rFonts w:ascii="Segoe UI" w:eastAsia="Times New Roman" w:hAnsi="Segoe UI" w:cs="Segoe UI"/>
+          <w:kern w:val="0"/>
+          <w:sz w:val="21"/>
+          <w:szCs w:val="21"/>
+          <w14:ligatures w14:val="none"/>
+        </w:rPr>
+      </w:pPr>
+      <w:r>
+        <w:rPr>
+          <w:rFonts w:ascii="Segoe UI" w:eastAsia="Times New Roman" w:hAnsi="Segoe UI" w:cs="Segoe UI"/>
+          <w:kern w:val="0"/>
+          <w:sz w:val="21"/>
+          <w:szCs w:val="21"/>
+          <w14:ligatures w14:val="none"/>
+        </w:rPr>
+        <w:t>Additional security compliance costs</w:t>
+      </w:r>
+    </w:p>
+    <w:p>
+      <w:pPr>
+        <w:numPr>
+          <w:ilvl w:val="0"/>
+          <w:numId w:val="48"/>
+        </w:numPr>
+        <w:spacing w:before="100" w:beforeAutospacing="1" w:after="100" w:afterAutospacing="1" w:line="300" w:lineRule="atLeast"/>
+        <w:rPr>
+          <w:rFonts w:ascii="Segoe UI" w:eastAsia="Times New Roman" w:hAnsi="Segoe UI" w:cs="Segoe UI"/>
+          <w:kern w:val="0"/>
+          <w:sz w:val="21"/>
+          <w:szCs w:val="21"/>
+          <w14:ligatures w14:val="none"/>
+        </w:rPr>
+      </w:pPr>
+      <w:r>
+        <w:rPr>
+          <w:rFonts w:ascii="Segoe UI" w:eastAsia="Times New Roman" w:hAnsi="Segoe UI" w:cs="Segoe UI"/>
+          <w:kern w:val="0"/>
+          <w:sz w:val="21"/>
+          <w:szCs w:val="21"/>
+          <w14:ligatures w14:val="none"/>
+        </w:rPr>
+        <w:t>Cost overruns from additional project requirements</w:t>
+      </w:r>
+    </w:p>
+    <w:p>
+      <w:pPr>
+        <w:spacing w:before="100" w:beforeAutospacing="1" w:after="100" w:afterAutospacing="1" w:line="300" w:lineRule="atLeast"/>
+        <w:outlineLvl w:val="2"/>
+        <w:rPr>
+          <w:rFonts w:ascii="Segoe UI" w:eastAsia="Times New Roman" w:hAnsi="Segoe UI" w:cs="Segoe UI"/>
+          <w:b/>
+          <w:bCs/>
+          <w:kern w:val="0"/>
+          <w:sz w:val="27"/>
+          <w:szCs w:val="27"/>
+          <w14:ligatures w14:val="none"/>
+        </w:rPr>
+      </w:pPr>
+      <w:r>
+        <w:rPr>
+          <w:rFonts w:ascii="Segoe UI" w:eastAsia="Times New Roman" w:hAnsi="Segoe UI" w:cs="Segoe UI"/>
+          <w:b/>
+          <w:bCs/>
+          <w:kern w:val="0"/>
+          <w:sz w:val="27"/>
+          <w:szCs w:val="27"/>
+          <w14:ligatures w14:val="none"/>
+        </w:rPr>
+        <w:t>People Risks</w:t>
+      </w:r>
+    </w:p>
+    <w:p>
+      <w:pPr>
+        <w:numPr>
+          <w:ilvl w:val="0"/>
+          <w:numId w:val="49"/>
+        </w:numPr>
+        <w:spacing w:before="100" w:beforeAutospacing="1" w:after="100" w:afterAutospacing="1" w:line="300" w:lineRule="atLeast"/>
+        <w:rPr>
+          <w:rFonts w:ascii="Segoe UI" w:eastAsia="Times New Roman" w:hAnsi="Segoe UI" w:cs="Segoe UI"/>
+          <w:kern w:val="0"/>
+          <w:sz w:val="21"/>
+          <w:szCs w:val="21"/>
+          <w14:ligatures w14:val="none"/>
+        </w:rPr>
+      </w:pPr>
+      <w:r>
+        <w:rPr>
+          <w:rFonts w:ascii="Segoe UI" w:eastAsia="Times New Roman" w:hAnsi="Segoe UI" w:cs="Segoe UI"/>
+          <w:kern w:val="0"/>
+          <w:sz w:val="21"/>
+          <w:szCs w:val="21"/>
+          <w14:ligatures w14:val="none"/>
+        </w:rPr>
+        <w:t>Key team member unavailable</w:t>
+      </w:r>
+    </w:p>
+    <w:p>
+      <w:pPr>
+        <w:numPr>
+          <w:ilvl w:val="0"/>
+          <w:numId w:val="49"/>
+        </w:numPr>
+        <w:spacing w:before="100" w:beforeAutospacing="1" w:after="100" w:afterAutospacing="1" w:line="300" w:lineRule="atLeast"/>
+        <w:rPr>
+          <w:rFonts w:ascii="Segoe UI" w:eastAsia="Times New Roman" w:hAnsi="Segoe UI" w:cs="Segoe UI"/>
+          <w:kern w:val="0"/>
+          <w:sz w:val="21"/>
+          <w:szCs w:val="21"/>
+          <w14:ligatures w14:val="none"/>
+        </w:rPr>
+      </w:pPr>
+      <w:r>
+        <w:rPr>
+          <w:rFonts w:ascii="Segoe UI" w:eastAsia="Times New Roman" w:hAnsi="Segoe UI" w:cs="Segoe UI"/>
+          <w:kern w:val="0"/>
+          <w:sz w:val="21"/>
+          <w:szCs w:val="21"/>
+          <w14:ligatures w14:val="none"/>
+        </w:rPr>
+        <w:t>Communication breakdown between teams</w:t>
+      </w:r>
+    </w:p>
+    <w:p>
+      <w:pPr>
+        <w:numPr>
+          <w:ilvl w:val="0"/>
+          <w:numId w:val="49"/>
+        </w:numPr>
+        <w:spacing w:before="100" w:beforeAutospacing="1" w:after="100" w:afterAutospacing="1" w:line="300" w:lineRule="atLeast"/>
+        <w:rPr>
+          <w:rFonts w:ascii="Segoe UI" w:eastAsia="Times New Roman" w:hAnsi="Segoe UI" w:cs="Segoe UI"/>
+          <w:kern w:val="0"/>
+          <w:sz w:val="21"/>
+          <w:szCs w:val="21"/>
+          <w14:ligatures w14:val="none"/>
+        </w:rPr>
+      </w:pPr>
+      <w:r>
+        <w:rPr>
+          <w:rFonts w:ascii="Segoe UI" w:eastAsia="Times New Roman" w:hAnsi="Segoe UI" w:cs="Segoe UI"/>
+          <w:kern w:val="0"/>
+          <w:sz w:val="21"/>
+          <w:szCs w:val="21"/>
+          <w14:ligatures w14:val="none"/>
+        </w:rPr>
+        <w:t>Lack of stakeholder engagement</w:t>
+      </w:r>
+    </w:p>
+    <w:p>
+      <w:pPr>
+        <w:numPr>
+          <w:ilvl w:val="0"/>
+          <w:numId w:val="49"/>
+        </w:numPr>
+        <w:spacing w:before="100" w:beforeAutospacing="1" w:after="100" w:afterAutospacing="1" w:line="300" w:lineRule="atLeast"/>
+        <w:rPr>
+          <w:rFonts w:ascii="Segoe UI" w:eastAsia="Times New Roman" w:hAnsi="Segoe UI" w:cs="Segoe UI"/>
+          <w:kern w:val="0"/>
+          <w:sz w:val="21"/>
+          <w:szCs w:val="21"/>
+          <w14:ligatures w14:val="none"/>
+        </w:rPr>
+      </w:pPr>
+      <w:r>
+        <w:rPr>
+          <w:rFonts w:ascii="Segoe UI" w:eastAsia="Times New Roman" w:hAnsi="Segoe UI" w:cs="Segoe UI"/>
+          <w:kern w:val="0"/>
+          <w:sz w:val="21"/>
+          <w:szCs w:val="21"/>
+          <w14:ligatures w14:val="none"/>
+        </w:rPr>
+        <w:t>Insufficient testing resources</w:t>
+      </w:r>
+    </w:p>
+    <w:p>
+      <w:pPr>
+        <w:spacing w:after="0" w:line="300" w:lineRule="atLeast"/>
+        <w:rPr>
+          <w:rFonts w:ascii="Segoe UI" w:eastAsia="Times New Roman" w:hAnsi="Segoe UI" w:cs="Segoe UI"/>
+          <w:kern w:val="0"/>
+          <w:sz w:val="21"/>
+          <w:szCs w:val="21"/>
+          <w14:ligatures w14:val="none"/>
+        </w:rPr>
+      </w:pPr>
+      <w:r>
+        <w:rPr>
+          <w:rFonts w:ascii="Segoe UI" w:eastAsia="Times New Roman" w:hAnsi="Segoe UI" w:cs="Segoe UI"/>
+          <w:kern w:val="0"/>
+          <w:sz w:val="21"/>
+          <w:szCs w:val="21"/>
+          <w14:ligatures w14:val="none"/>
+        </w:rPr>
+        <w:pict w14:anchorId="132F1C7D">
+          <v:rect id="_x0000_i1037" style="width:0;height:1.5pt" o:hralign="center" o:hrstd="t" o:hr="t" fillcolor="#a0a0a0" stroked="f"/>
+        </w:pict>
+      </w:r>
+    </w:p>
+    <w:p>
+      <w:pPr>
+        <w:spacing w:before="100" w:beforeAutospacing="1" w:after="100" w:afterAutospacing="1" w:line="300" w:lineRule="atLeast"/>
+        <w:outlineLvl w:val="0"/>
+        <w:rPr>
+          <w:rFonts w:ascii="Segoe UI" w:eastAsia="Times New Roman" w:hAnsi="Segoe UI" w:cs="Segoe UI"/>
+          <w:b/>
+          <w:bCs/>
+          <w:kern w:val="36"/>
+          <w:sz w:val="48"/>
+          <w:szCs w:val="48"/>
+          <w14:ligatures w14:val="none"/>
+        </w:rPr>
+      </w:pPr>
+      <w:r>
+        <w:rPr>
+          <w:rFonts w:ascii="Segoe UI" w:eastAsia="Times New Roman" w:hAnsi="Segoe UI" w:cs="Segoe UI"/>
+          <w:b/>
+          <w:bCs/>
+          <w:kern w:val="36"/>
+          <w:sz w:val="48"/>
+          <w:szCs w:val="48"/>
+          <w14:ligatures w14:val="none"/>
+        </w:rPr>
+        <w:t>9.2 Risk Register</w:t>
+      </w:r>
+    </w:p>
+    <w:p>
+      <w:pPr>
+        <w:spacing w:before="100" w:beforeAutospacing="1" w:after="100" w:afterAutospacing="1" w:line="300" w:lineRule="atLeast"/>
+        <w:rPr>
+          <w:rFonts w:ascii="Segoe UI" w:eastAsia="Times New Roman" w:hAnsi="Segoe UI" w:cs="Segoe UI"/>
+          <w:kern w:val="0"/>
+          <w:sz w:val="21"/>
+          <w:szCs w:val="21"/>
+          <w14:ligatures w14:val="none"/>
+        </w:rPr>
+      </w:pPr>
+      <w:r>
+        <w:rPr>
+          <w:rFonts w:ascii="Segoe UI" w:eastAsia="Times New Roman" w:hAnsi="Segoe UI" w:cs="Segoe UI"/>
+          <w:kern w:val="0"/>
+          <w:sz w:val="21"/>
+          <w:szCs w:val="21"/>
+          <w14:ligatures w14:val="none"/>
+        </w:rPr>
+        <w:t>Use this directly in Word:</w:t>
+      </w:r>
+    </w:p>
+    <w:tbl>
+      <w:tblPr>
+        <w:tblW w:w="0" w:type="auto"/>
+        <w:tblCellSpacing w:w="15" w:type="dxa"/>
+        <w:tblCellMar>
+          <w:top w:w="15" w:type="dxa"/>
+          <w:left w:w="15" w:type="dxa"/>
+          <w:bottom w:w="15" w:type="dxa"/>
+          <w:right w:w="15" w:type="dxa"/>
+        </w:tblCellMar>
+        <w:tblLook w:val="04A0" w:firstRow="1" w:lastRow="0" w:firstColumn="1" w:lastColumn="0" w:noHBand="0" w:noVBand="1"/>
+      </w:tblPr>
+      <w:tblGrid>
+        <w:gridCol w:w="506"/>
+        <w:gridCol w:w="2056"/>
+        <w:gridCol w:w="1251"/>
+        <w:gridCol w:w="1000"/>
+        <w:gridCol w:w="1680"/>
+        <w:gridCol w:w="2105"/>
+        <w:gridCol w:w="746"/>
+      </w:tblGrid>
+      <w:tr>
+        <w:trPr>
+          <w:tblCellSpacing w:w="15" w:type="dxa"/>
+        </w:trPr>
+        <w:tc>
+          <w:tcPr>
+            <w:tcW w:w="0" w:type="auto"/>
+            <w:tcBorders>
+              <w:top w:val="single" w:sz="6" w:space="0" w:color="E6E6E6"/>
+              <w:left w:val="single" w:sz="6" w:space="0" w:color="E6E6E6"/>
+              <w:bottom w:val="single" w:sz="6" w:space="0" w:color="E6E6E6"/>
+              <w:right w:val="single" w:sz="6" w:space="0" w:color="E6E6E6"/>
+            </w:tcBorders>
+            <w:shd w:val="clear" w:color="auto" w:fill="F5F5F5"/>
+            <w:vAlign w:val="center"/>
+            <w:hideMark/>
+          </w:tcPr>
+          <w:p>
+            <w:pPr>
+              <w:spacing w:after="0" w:line="240" w:lineRule="auto"/>
+              <w:jc w:val="center"/>
+              <w:rPr>
+                <w:rFonts w:ascii="Times New Roman" w:eastAsia="Times New Roman" w:hAnsi="Times New Roman" w:cs="Times New Roman"/>
+                <w:b/>
+                <w:bCs/>
+                <w:kern w:val="0"/>
+                <w14:ligatures w14:val="none"/>
+              </w:rPr>
+            </w:pPr>
+            <w:r>
+              <w:rPr>
+                <w:rFonts w:ascii="Times New Roman" w:eastAsia="Times New Roman" w:hAnsi="Times New Roman" w:cs="Times New Roman"/>
+                <w:b/>
+                <w:bCs/>
+                <w:kern w:val="0"/>
+                <w14:ligatures w14:val="none"/>
+              </w:rPr>
+              <w:t>ID</w:t>
+            </w:r>
+          </w:p>
+        </w:tc>
+        <w:tc>
+          <w:tcPr>
+            <w:tcW w:w="0" w:type="auto"/>
+            <w:tcBorders>
+              <w:top w:val="single" w:sz="6" w:space="0" w:color="E6E6E6"/>
+              <w:left w:val="single" w:sz="6" w:space="0" w:color="E6E6E6"/>
+              <w:bottom w:val="single" w:sz="6" w:space="0" w:color="E6E6E6"/>
+              <w:right w:val="single" w:sz="6" w:space="0" w:color="E6E6E6"/>
+            </w:tcBorders>
+            <w:shd w:val="clear" w:color="auto" w:fill="F5F5F5"/>
+            <w:vAlign w:val="center"/>
+            <w:hideMark/>
+          </w:tcPr>
+          <w:p>
+            <w:pPr>
+              <w:spacing w:after="0" w:line="240" w:lineRule="auto"/>
+              <w:jc w:val="center"/>
+              <w:rPr>
+                <w:rFonts w:ascii="Times New Roman" w:eastAsia="Times New Roman" w:hAnsi="Times New Roman" w:cs="Times New Roman"/>
+                <w:b/>
+                <w:bCs/>
+                <w:kern w:val="0"/>
+                <w14:ligatures w14:val="none"/>
+              </w:rPr>
+            </w:pPr>
+            <w:r>
+              <w:rPr>
+                <w:rFonts w:ascii="Times New Roman" w:eastAsia="Times New Roman" w:hAnsi="Times New Roman" w:cs="Times New Roman"/>
+                <w:b/>
+                <w:bCs/>
+                <w:kern w:val="0"/>
+                <w14:ligatures w14:val="none"/>
+              </w:rPr>
+              <w:t>Risk Description</w:t>
+            </w:r>
+          </w:p>
+        </w:tc>
+        <w:tc>
+          <w:tcPr>
+            <w:tcW w:w="0" w:type="auto"/>
+            <w:tcBorders>
+              <w:top w:val="single" w:sz="6" w:space="0" w:color="E6E6E6"/>
+              <w:left w:val="single" w:sz="6" w:space="0" w:color="E6E6E6"/>
+              <w:bottom w:val="single" w:sz="6" w:space="0" w:color="E6E6E6"/>
+              <w:right w:val="single" w:sz="6" w:space="0" w:color="E6E6E6"/>
+            </w:tcBorders>
+            <w:shd w:val="clear" w:color="auto" w:fill="F5F5F5"/>
+            <w:vAlign w:val="center"/>
+            <w:hideMark/>
+          </w:tcPr>
+          <w:p>
+            <w:pPr>
+              <w:spacing w:after="0" w:line="240" w:lineRule="auto"/>
+              <w:jc w:val="center"/>
+              <w:rPr>
+                <w:rFonts w:ascii="Times New Roman" w:eastAsia="Times New Roman" w:hAnsi="Times New Roman" w:cs="Times New Roman"/>
+                <w:b/>
+                <w:bCs/>
+                <w:kern w:val="0"/>
+                <w14:ligatures w14:val="none"/>
+              </w:rPr>
+            </w:pPr>
+            <w:r>
+              <w:rPr>
+                <w:rFonts w:ascii="Times New Roman" w:eastAsia="Times New Roman" w:hAnsi="Times New Roman" w:cs="Times New Roman"/>
+                <w:b/>
+                <w:bCs/>
+                <w:kern w:val="0"/>
+                <w14:ligatures w14:val="none"/>
+              </w:rPr>
+              <w:t>Probability</w:t>
+            </w:r>
+          </w:p>
+        </w:tc>
+        <w:tc>
+          <w:tcPr>
+            <w:tcW w:w="0" w:type="auto"/>
+            <w:tcBorders>
+              <w:top w:val="single" w:sz="6" w:space="0" w:color="E6E6E6"/>
+              <w:left w:val="single" w:sz="6" w:space="0" w:color="E6E6E6"/>
+              <w:bottom w:val="single" w:sz="6" w:space="0" w:color="E6E6E6"/>
+              <w:right w:val="single" w:sz="6" w:space="0" w:color="E6E6E6"/>
+            </w:tcBorders>
+            <w:shd w:val="clear" w:color="auto" w:fill="F5F5F5"/>
+            <w:vAlign w:val="center"/>
+            <w:hideMark/>
+          </w:tcPr>
+          <w:p>
+            <w:pPr>
+              <w:spacing w:after="0" w:line="240" w:lineRule="auto"/>
+              <w:jc w:val="center"/>
+              <w:rPr>
+                <w:rFonts w:ascii="Times New Roman" w:eastAsia="Times New Roman" w:hAnsi="Times New Roman" w:cs="Times New Roman"/>
+                <w:b/>
+                <w:bCs/>
+                <w:kern w:val="0"/>
+                <w14:ligatures w14:val="none"/>
+              </w:rPr>
+            </w:pPr>
+            <w:r>
+              <w:rPr>
+                <w:rFonts w:ascii="Times New Roman" w:eastAsia="Times New Roman" w:hAnsi="Times New Roman" w:cs="Times New Roman"/>
+                <w:b/>
+                <w:bCs/>
+                <w:kern w:val="0"/>
+                <w14:ligatures w14:val="none"/>
+              </w:rPr>
+              <w:t>Impact</w:t>
+            </w:r>
+          </w:p>
+        </w:tc>
+        <w:tc>
+          <w:tcPr>
+            <w:tcW w:w="0" w:type="auto"/>
+            <w:tcBorders>
+              <w:top w:val="single" w:sz="6" w:space="0" w:color="E6E6E6"/>
+              <w:left w:val="single" w:sz="6" w:space="0" w:color="E6E6E6"/>
+              <w:bottom w:val="single" w:sz="6" w:space="0" w:color="E6E6E6"/>
+              <w:right w:val="single" w:sz="6" w:space="0" w:color="E6E6E6"/>
+            </w:tcBorders>
+            <w:shd w:val="clear" w:color="auto" w:fill="F5F5F5"/>
+            <w:vAlign w:val="center"/>
+            <w:hideMark/>
+          </w:tcPr>
+          <w:p>
+            <w:pPr>
+              <w:spacing w:after="0" w:line="240" w:lineRule="auto"/>
+              <w:jc w:val="center"/>
+              <w:rPr>
+                <w:rFonts w:ascii="Times New Roman" w:eastAsia="Times New Roman" w:hAnsi="Times New Roman" w:cs="Times New Roman"/>
+                <w:b/>
+                <w:bCs/>
+                <w:kern w:val="0"/>
+                <w14:ligatures w14:val="none"/>
+              </w:rPr>
+            </w:pPr>
+            <w:r>
+              <w:rPr>
+                <w:rFonts w:ascii="Times New Roman" w:eastAsia="Times New Roman" w:hAnsi="Times New Roman" w:cs="Times New Roman"/>
+                <w:b/>
+                <w:bCs/>
+                <w:kern w:val="0"/>
+                <w14:ligatures w14:val="none"/>
+              </w:rPr>
+              <w:t>Owner</w:t>
+            </w:r>
+          </w:p>
+        </w:tc>
+        <w:tc>
+          <w:tcPr>
+            <w:tcW w:w="0" w:type="auto"/>
+            <w:tcBorders>
+              <w:top w:val="single" w:sz="6" w:space="0" w:color="E6E6E6"/>
+              <w:left w:val="single" w:sz="6" w:space="0" w:color="E6E6E6"/>
+              <w:bottom w:val="single" w:sz="6" w:space="0" w:color="E6E6E6"/>
+              <w:right w:val="single" w:sz="6" w:space="0" w:color="E6E6E6"/>
+            </w:tcBorders>
+            <w:shd w:val="clear" w:color="auto" w:fill="F5F5F5"/>
+            <w:vAlign w:val="center"/>
+            <w:hideMark/>
+          </w:tcPr>
+          <w:p>
+            <w:pPr>
+              <w:spacing w:after="0" w:line="240" w:lineRule="auto"/>
+              <w:jc w:val="center"/>
+              <w:rPr>
+                <w:rFonts w:ascii="Times New Roman" w:eastAsia="Times New Roman" w:hAnsi="Times New Roman" w:cs="Times New Roman"/>
+                <w:b/>
+                <w:bCs/>
+                <w:kern w:val="0"/>
+                <w14:ligatures w14:val="none"/>
+              </w:rPr>
+            </w:pPr>
+            <w:r>
+              <w:rPr>
+                <w:rFonts w:ascii="Times New Roman" w:eastAsia="Times New Roman" w:hAnsi="Times New Roman" w:cs="Times New Roman"/>
+                <w:b/>
+                <w:bCs/>
+                <w:kern w:val="0"/>
+                <w14:ligatures w14:val="none"/>
+              </w:rPr>
+              <w:t>Response Strategy</w:t>
+            </w:r>
+          </w:p>
+        </w:tc>
+        <w:tc>
+          <w:tcPr>
+            <w:tcW w:w="0" w:type="auto"/>
+            <w:tcBorders>
+              <w:top w:val="single" w:sz="6" w:space="0" w:color="E6E6E6"/>
+              <w:left w:val="single" w:sz="6" w:space="0" w:color="E6E6E6"/>
+              <w:bottom w:val="single" w:sz="6" w:space="0" w:color="E6E6E6"/>
+              <w:right w:val="single" w:sz="6" w:space="0" w:color="E6E6E6"/>
+            </w:tcBorders>
+            <w:shd w:val="clear" w:color="auto" w:fill="F5F5F5"/>
+            <w:vAlign w:val="center"/>
+            <w:hideMark/>
+          </w:tcPr>
+          <w:p>
+            <w:pPr>
+              <w:spacing w:after="0" w:line="240" w:lineRule="auto"/>
+              <w:jc w:val="center"/>
+              <w:rPr>
+                <w:rFonts w:ascii="Times New Roman" w:eastAsia="Times New Roman" w:hAnsi="Times New Roman" w:cs="Times New Roman"/>
+                <w:b/>
+                <w:bCs/>
+                <w:kern w:val="0"/>
+                <w14:ligatures w14:val="none"/>
+              </w:rPr>
+            </w:pPr>
+            <w:r>
+              <w:rPr>
+                <w:rFonts w:ascii="Times New Roman" w:eastAsia="Times New Roman" w:hAnsi="Times New Roman" w:cs="Times New Roman"/>
+                <w:b/>
+                <w:bCs/>
+                <w:kern w:val="0"/>
+                <w14:ligatures w14:val="none"/>
+              </w:rPr>
+              <w:t>Status</w:t>
+            </w:r>
+          </w:p>
+        </w:tc>
+      </w:tr>
+      <w:tr>
+        <w:trPr>
+          <w:tblCellSpacing w:w="15" w:type="dxa"/>
+        </w:trPr>
+        <w:tc>
+          <w:tcPr>
+            <w:tcW w:w="0" w:type="auto"/>
+            <w:tcBorders>
+              <w:top w:val="single" w:sz="6" w:space="0" w:color="E6E6E6"/>
+              <w:left w:val="single" w:sz="6" w:space="0" w:color="E6E6E6"/>
+              <w:bottom w:val="single" w:sz="6" w:space="0" w:color="E6E6E6"/>
+              <w:right w:val="single" w:sz="6" w:space="0" w:color="E6E6E6"/>
+            </w:tcBorders>
+            <w:vAlign w:val="center"/>
+            <w:hideMark/>
+          </w:tcPr>
+          <w:p>
+            <w:pPr>
+              <w:spacing w:after="0" w:line="240" w:lineRule="auto"/>
+              <w:rPr>
+                <w:rFonts w:ascii="Times New Roman" w:eastAsia="Times New Roman" w:hAnsi="Times New Roman" w:cs="Times New Roman"/>
+                <w:kern w:val="0"/>
+                <w14:ligatures w14:val="none"/>
+              </w:rPr>
+            </w:pPr>
+            <w:r>
+              <w:rPr>
+                <w:rFonts w:ascii="Times New Roman" w:eastAsia="Times New Roman" w:hAnsi="Times New Roman" w:cs="Times New Roman"/>
+                <w:kern w:val="0"/>
+                <w14:ligatures w14:val="none"/>
+              </w:rPr>
+              <w:lastRenderedPageBreak/>
+              <w:t>R1</w:t>
+            </w:r>
+          </w:p>
+        </w:tc>
+        <w:tc>
+          <w:tcPr>
+            <w:tcW w:w="0" w:type="auto"/>
+            <w:tcBorders>
+              <w:top w:val="single" w:sz="6" w:space="0" w:color="E6E6E6"/>
+              <w:left w:val="single" w:sz="6" w:space="0" w:color="E6E6E6"/>
+              <w:bottom w:val="single" w:sz="6" w:space="0" w:color="E6E6E6"/>
+              <w:right w:val="single" w:sz="6" w:space="0" w:color="E6E6E6"/>
+            </w:tcBorders>
+            <w:vAlign w:val="center"/>
+            <w:hideMark/>
+          </w:tcPr>
+          <w:p>
+            <w:pPr>
+              <w:spacing w:after="0" w:line="240" w:lineRule="auto"/>
+              <w:rPr>
+                <w:rFonts w:ascii="Times New Roman" w:eastAsia="Times New Roman" w:hAnsi="Times New Roman" w:cs="Times New Roman"/>
+                <w:kern w:val="0"/>
+                <w14:ligatures w14:val="none"/>
+              </w:rPr>
+            </w:pPr>
+            <w:r>
+              <w:rPr>
+                <w:rFonts w:ascii="Times New Roman" w:eastAsia="Times New Roman" w:hAnsi="Times New Roman" w:cs="Times New Roman"/>
+                <w:kern w:val="0"/>
+                <w14:ligatures w14:val="none"/>
+              </w:rPr>
+              <w:t>Payment API Failure</w:t>
+            </w:r>
+          </w:p>
+        </w:tc>
+        <w:tc>
+          <w:tcPr>
+            <w:tcW w:w="0" w:type="auto"/>
+            <w:tcBorders>
+              <w:top w:val="single" w:sz="6" w:space="0" w:color="E6E6E6"/>
+              <w:left w:val="single" w:sz="6" w:space="0" w:color="E6E6E6"/>
+              <w:bottom w:val="single" w:sz="6" w:space="0" w:color="E6E6E6"/>
+              <w:right w:val="single" w:sz="6" w:space="0" w:color="E6E6E6"/>
+            </w:tcBorders>
+            <w:vAlign w:val="center"/>
+            <w:hideMark/>
+          </w:tcPr>
+          <w:p>
+            <w:pPr>
+              <w:spacing w:after="0" w:line="240" w:lineRule="auto"/>
+              <w:rPr>
+                <w:rFonts w:ascii="Times New Roman" w:eastAsia="Times New Roman" w:hAnsi="Times New Roman" w:cs="Times New Roman"/>
+                <w:kern w:val="0"/>
+                <w14:ligatures w14:val="none"/>
+              </w:rPr>
+            </w:pPr>
+            <w:r>
+              <w:rPr>
+                <w:rFonts w:ascii="Times New Roman" w:eastAsia="Times New Roman" w:hAnsi="Times New Roman" w:cs="Times New Roman"/>
+                <w:kern w:val="0"/>
+                <w14:ligatures w14:val="none"/>
+              </w:rPr>
+              <w:t>Medium</w:t>
+            </w:r>
+          </w:p>
+        </w:tc>
+        <w:tc>
+          <w:tcPr>
+            <w:tcW w:w="0" w:type="auto"/>
+            <w:tcBorders>
+              <w:top w:val="single" w:sz="6" w:space="0" w:color="E6E6E6"/>
+              <w:left w:val="single" w:sz="6" w:space="0" w:color="E6E6E6"/>
+              <w:bottom w:val="single" w:sz="6" w:space="0" w:color="E6E6E6"/>
+              <w:right w:val="single" w:sz="6" w:space="0" w:color="E6E6E6"/>
+            </w:tcBorders>
+            <w:vAlign w:val="center"/>
+            <w:hideMark/>
+          </w:tcPr>
+          <w:p>
+            <w:pPr>
+              <w:spacing w:after="0" w:line="240" w:lineRule="auto"/>
+              <w:rPr>
+                <w:rFonts w:ascii="Times New Roman" w:eastAsia="Times New Roman" w:hAnsi="Times New Roman" w:cs="Times New Roman"/>
+                <w:kern w:val="0"/>
+                <w14:ligatures w14:val="none"/>
+              </w:rPr>
+            </w:pPr>
+            <w:r>
+              <w:rPr>
+                <w:rFonts w:ascii="Times New Roman" w:eastAsia="Times New Roman" w:hAnsi="Times New Roman" w:cs="Times New Roman"/>
+                <w:kern w:val="0"/>
+                <w14:ligatures w14:val="none"/>
+              </w:rPr>
+              <w:t>High</w:t>
+            </w:r>
+          </w:p>
+        </w:tc>
+        <w:tc>
+          <w:tcPr>
+            <w:tcW w:w="0" w:type="auto"/>
+            <w:tcBorders>
+              <w:top w:val="single" w:sz="6" w:space="0" w:color="E6E6E6"/>
+              <w:left w:val="single" w:sz="6" w:space="0" w:color="E6E6E6"/>
+              <w:bottom w:val="single" w:sz="6" w:space="0" w:color="E6E6E6"/>
+              <w:right w:val="single" w:sz="6" w:space="0" w:color="E6E6E6"/>
+            </w:tcBorders>
+            <w:vAlign w:val="center"/>
+            <w:hideMark/>
+          </w:tcPr>
+          <w:p>
+            <w:pPr>
+              <w:spacing w:after="0" w:line="240" w:lineRule="auto"/>
+              <w:rPr>
+                <w:rFonts w:ascii="Times New Roman" w:eastAsia="Times New Roman" w:hAnsi="Times New Roman" w:cs="Times New Roman"/>
+                <w:kern w:val="0"/>
+                <w14:ligatures w14:val="none"/>
+              </w:rPr>
+            </w:pPr>
+            <w:r>
+              <w:rPr>
+                <w:rFonts w:ascii="Times New Roman" w:eastAsia="Times New Roman" w:hAnsi="Times New Roman" w:cs="Times New Roman"/>
+                <w:kern w:val="0"/>
+                <w14:ligatures w14:val="none"/>
+              </w:rPr>
+              <w:t>Payment Team</w:t>
+            </w:r>
+          </w:p>
+        </w:tc>
+        <w:tc>
+          <w:tcPr>
+            <w:tcW w:w="0" w:type="auto"/>
+            <w:tcBorders>
+              <w:top w:val="single" w:sz="6" w:space="0" w:color="E6E6E6"/>
+              <w:left w:val="single" w:sz="6" w:space="0" w:color="E6E6E6"/>
+              <w:bottom w:val="single" w:sz="6" w:space="0" w:color="E6E6E6"/>
+              <w:right w:val="single" w:sz="6" w:space="0" w:color="E6E6E6"/>
+            </w:tcBorders>
+            <w:vAlign w:val="center"/>
+            <w:hideMark/>
+          </w:tcPr>
+          <w:p>
+            <w:pPr>
+              <w:spacing w:after="0" w:line="240" w:lineRule="auto"/>
+              <w:rPr>
+                <w:rFonts w:ascii="Times New Roman" w:eastAsia="Times New Roman" w:hAnsi="Times New Roman" w:cs="Times New Roman"/>
+                <w:kern w:val="0"/>
+                <w14:ligatures w14:val="none"/>
+              </w:rPr>
+            </w:pPr>
+            <w:r>
+              <w:rPr>
+                <w:rFonts w:ascii="Times New Roman" w:eastAsia="Times New Roman" w:hAnsi="Times New Roman" w:cs="Times New Roman"/>
+                <w:kern w:val="0"/>
+                <w14:ligatures w14:val="none"/>
+              </w:rPr>
+              <w:t>Backup payment provider</w:t>
+            </w:r>
+          </w:p>
+        </w:tc>
+        <w:tc>
+          <w:tcPr>
+            <w:tcW w:w="0" w:type="auto"/>
+            <w:tcBorders>
+              <w:top w:val="single" w:sz="6" w:space="0" w:color="E6E6E6"/>
+              <w:left w:val="single" w:sz="6" w:space="0" w:color="E6E6E6"/>
+              <w:bottom w:val="single" w:sz="6" w:space="0" w:color="E6E6E6"/>
+              <w:right w:val="single" w:sz="6" w:space="0" w:color="E6E6E6"/>
+            </w:tcBorders>
+            <w:vAlign w:val="center"/>
+            <w:hideMark/>
+          </w:tcPr>
+          <w:p>
+            <w:pPr>
+              <w:spacing w:after="0" w:line="240" w:lineRule="auto"/>
+              <w:rPr>
+                <w:rFonts w:ascii="Times New Roman" w:eastAsia="Times New Roman" w:hAnsi="Times New Roman" w:cs="Times New Roman"/>
+                <w:kern w:val="0"/>
+                <w14:ligatures w14:val="none"/>
+              </w:rPr>
+            </w:pPr>
+            <w:r>
+              <w:rPr>
+                <w:rFonts w:ascii="Times New Roman" w:eastAsia="Times New Roman" w:hAnsi="Times New Roman" w:cs="Times New Roman"/>
+                <w:kern w:val="0"/>
+                <w14:ligatures w14:val="none"/>
+              </w:rPr>
+              <w:t>Open</w:t>
+            </w:r>
+          </w:p>
+        </w:tc>
+      </w:tr>
+      <w:tr>
+        <w:trPr>
+          <w:tblCellSpacing w:w="15" w:type="dxa"/>
+        </w:trPr>
+        <w:tc>
+          <w:tcPr>
+            <w:tcW w:w="0" w:type="auto"/>
+            <w:tcBorders>
+              <w:top w:val="single" w:sz="6" w:space="0" w:color="E6E6E6"/>
+              <w:left w:val="single" w:sz="6" w:space="0" w:color="E6E6E6"/>
+              <w:bottom w:val="single" w:sz="6" w:space="0" w:color="E6E6E6"/>
+              <w:right w:val="single" w:sz="6" w:space="0" w:color="E6E6E6"/>
+            </w:tcBorders>
+            <w:vAlign w:val="center"/>
+            <w:hideMark/>
+          </w:tcPr>
+          <w:p>
+            <w:pPr>
+              <w:spacing w:after="0" w:line="240" w:lineRule="auto"/>
+              <w:rPr>
+                <w:rFonts w:ascii="Times New Roman" w:eastAsia="Times New Roman" w:hAnsi="Times New Roman" w:cs="Times New Roman"/>
+                <w:kern w:val="0"/>
+                <w14:ligatures w14:val="none"/>
+              </w:rPr>
+            </w:pPr>
+            <w:r>
+              <w:rPr>
+                <w:rFonts w:ascii="Times New Roman" w:eastAsia="Times New Roman" w:hAnsi="Times New Roman" w:cs="Times New Roman"/>
+                <w:kern w:val="0"/>
+                <w14:ligatures w14:val="none"/>
+              </w:rPr>
+              <w:t>R2</w:t>
+            </w:r>
+          </w:p>
+        </w:tc>
+        <w:tc>
+          <w:tcPr>
+            <w:tcW w:w="0" w:type="auto"/>
+            <w:tcBorders>
+              <w:top w:val="single" w:sz="6" w:space="0" w:color="E6E6E6"/>
+              <w:left w:val="single" w:sz="6" w:space="0" w:color="E6E6E6"/>
+              <w:bottom w:val="single" w:sz="6" w:space="0" w:color="E6E6E6"/>
+              <w:right w:val="single" w:sz="6" w:space="0" w:color="E6E6E6"/>
+            </w:tcBorders>
+            <w:vAlign w:val="center"/>
+            <w:hideMark/>
+          </w:tcPr>
+          <w:p>
+            <w:pPr>
+              <w:spacing w:after="0" w:line="240" w:lineRule="auto"/>
+              <w:rPr>
+                <w:rFonts w:ascii="Times New Roman" w:eastAsia="Times New Roman" w:hAnsi="Times New Roman" w:cs="Times New Roman"/>
+                <w:kern w:val="0"/>
+                <w14:ligatures w14:val="none"/>
+              </w:rPr>
+            </w:pPr>
+            <w:r>
+              <w:rPr>
+                <w:rFonts w:ascii="Times New Roman" w:eastAsia="Times New Roman" w:hAnsi="Times New Roman" w:cs="Times New Roman"/>
+                <w:kern w:val="0"/>
+                <w14:ligatures w14:val="none"/>
+              </w:rPr>
+              <w:t>Mapping Service Outage</w:t>
+            </w:r>
+          </w:p>
+        </w:tc>
+        <w:tc>
+          <w:tcPr>
+            <w:tcW w:w="0" w:type="auto"/>
+            <w:tcBorders>
+              <w:top w:val="single" w:sz="6" w:space="0" w:color="E6E6E6"/>
+              <w:left w:val="single" w:sz="6" w:space="0" w:color="E6E6E6"/>
+              <w:bottom w:val="single" w:sz="6" w:space="0" w:color="E6E6E6"/>
+              <w:right w:val="single" w:sz="6" w:space="0" w:color="E6E6E6"/>
+            </w:tcBorders>
+            <w:vAlign w:val="center"/>
+            <w:hideMark/>
+          </w:tcPr>
+          <w:p>
+            <w:pPr>
+              <w:spacing w:after="0" w:line="240" w:lineRule="auto"/>
+              <w:rPr>
+                <w:rFonts w:ascii="Times New Roman" w:eastAsia="Times New Roman" w:hAnsi="Times New Roman" w:cs="Times New Roman"/>
+                <w:kern w:val="0"/>
+                <w14:ligatures w14:val="none"/>
+              </w:rPr>
+            </w:pPr>
+            <w:r>
+              <w:rPr>
+                <w:rFonts w:ascii="Times New Roman" w:eastAsia="Times New Roman" w:hAnsi="Times New Roman" w:cs="Times New Roman"/>
+                <w:kern w:val="0"/>
+                <w14:ligatures w14:val="none"/>
+              </w:rPr>
+              <w:t>Medium</w:t>
+            </w:r>
+          </w:p>
+        </w:tc>
+        <w:tc>
+          <w:tcPr>
+            <w:tcW w:w="0" w:type="auto"/>
+            <w:tcBorders>
+              <w:top w:val="single" w:sz="6" w:space="0" w:color="E6E6E6"/>
+              <w:left w:val="single" w:sz="6" w:space="0" w:color="E6E6E6"/>
+              <w:bottom w:val="single" w:sz="6" w:space="0" w:color="E6E6E6"/>
+              <w:right w:val="single" w:sz="6" w:space="0" w:color="E6E6E6"/>
+            </w:tcBorders>
+            <w:vAlign w:val="center"/>
+            <w:hideMark/>
+          </w:tcPr>
+          <w:p>
+            <w:pPr>
+              <w:spacing w:after="0" w:line="240" w:lineRule="auto"/>
+              <w:rPr>
+                <w:rFonts w:ascii="Times New Roman" w:eastAsia="Times New Roman" w:hAnsi="Times New Roman" w:cs="Times New Roman"/>
+                <w:kern w:val="0"/>
+                <w14:ligatures w14:val="none"/>
+              </w:rPr>
+            </w:pPr>
+            <w:r>
+              <w:rPr>
+                <w:rFonts w:ascii="Times New Roman" w:eastAsia="Times New Roman" w:hAnsi="Times New Roman" w:cs="Times New Roman"/>
+                <w:kern w:val="0"/>
+                <w14:ligatures w14:val="none"/>
+              </w:rPr>
+              <w:t>High</w:t>
+            </w:r>
+          </w:p>
+        </w:tc>
+        <w:tc>
+          <w:tcPr>
+            <w:tcW w:w="0" w:type="auto"/>
+            <w:tcBorders>
+              <w:top w:val="single" w:sz="6" w:space="0" w:color="E6E6E6"/>
+              <w:left w:val="single" w:sz="6" w:space="0" w:color="E6E6E6"/>
+              <w:bottom w:val="single" w:sz="6" w:space="0" w:color="E6E6E6"/>
+              <w:right w:val="single" w:sz="6" w:space="0" w:color="E6E6E6"/>
+            </w:tcBorders>
+            <w:vAlign w:val="center"/>
+            <w:hideMark/>
+          </w:tcPr>
+          <w:p>
+            <w:pPr>
+              <w:spacing w:after="0" w:line="240" w:lineRule="auto"/>
+              <w:rPr>
+                <w:rFonts w:ascii="Times New Roman" w:eastAsia="Times New Roman" w:hAnsi="Times New Roman" w:cs="Times New Roman"/>
+                <w:kern w:val="0"/>
+                <w14:ligatures w14:val="none"/>
+              </w:rPr>
+            </w:pPr>
+            <w:r>
+              <w:rPr>
+                <w:rFonts w:ascii="Times New Roman" w:eastAsia="Times New Roman" w:hAnsi="Times New Roman" w:cs="Times New Roman"/>
+                <w:kern w:val="0"/>
+                <w14:ligatures w14:val="none"/>
+              </w:rPr>
+              <w:t>Mapping Team</w:t>
+            </w:r>
+          </w:p>
+        </w:tc>
+        <w:tc>
+          <w:tcPr>
+            <w:tcW w:w="0" w:type="auto"/>
+            <w:tcBorders>
+              <w:top w:val="single" w:sz="6" w:space="0" w:color="E6E6E6"/>
+              <w:left w:val="single" w:sz="6" w:space="0" w:color="E6E6E6"/>
+              <w:bottom w:val="single" w:sz="6" w:space="0" w:color="E6E6E6"/>
+              <w:right w:val="single" w:sz="6" w:space="0" w:color="E6E6E6"/>
+            </w:tcBorders>
+            <w:vAlign w:val="center"/>
+            <w:hideMark/>
+          </w:tcPr>
+          <w:p>
+            <w:pPr>
+              <w:spacing w:after="0" w:line="240" w:lineRule="auto"/>
+              <w:rPr>
+                <w:rFonts w:ascii="Times New Roman" w:eastAsia="Times New Roman" w:hAnsi="Times New Roman" w:cs="Times New Roman"/>
+                <w:kern w:val="0"/>
+                <w14:ligatures w14:val="none"/>
+              </w:rPr>
+            </w:pPr>
+            <w:r>
+              <w:rPr>
+                <w:rFonts w:ascii="Times New Roman" w:eastAsia="Times New Roman" w:hAnsi="Times New Roman" w:cs="Times New Roman"/>
+                <w:kern w:val="0"/>
+                <w14:ligatures w14:val="none"/>
+              </w:rPr>
+              <w:t>Secondary map provider</w:t>
+            </w:r>
+          </w:p>
+        </w:tc>
+        <w:tc>
+          <w:tcPr>
+            <w:tcW w:w="0" w:type="auto"/>
+            <w:tcBorders>
+              <w:top w:val="single" w:sz="6" w:space="0" w:color="E6E6E6"/>
+              <w:left w:val="single" w:sz="6" w:space="0" w:color="E6E6E6"/>
+              <w:bottom w:val="single" w:sz="6" w:space="0" w:color="E6E6E6"/>
+              <w:right w:val="single" w:sz="6" w:space="0" w:color="E6E6E6"/>
+            </w:tcBorders>
+            <w:vAlign w:val="center"/>
+            <w:hideMark/>
+          </w:tcPr>
+          <w:p>
+            <w:pPr>
+              <w:spacing w:after="0" w:line="240" w:lineRule="auto"/>
+              <w:rPr>
+                <w:rFonts w:ascii="Times New Roman" w:eastAsia="Times New Roman" w:hAnsi="Times New Roman" w:cs="Times New Roman"/>
+                <w:kern w:val="0"/>
+                <w14:ligatures w14:val="none"/>
+              </w:rPr>
+            </w:pPr>
+            <w:r>
+              <w:rPr>
+                <w:rFonts w:ascii="Times New Roman" w:eastAsia="Times New Roman" w:hAnsi="Times New Roman" w:cs="Times New Roman"/>
+                <w:kern w:val="0"/>
+                <w14:ligatures w14:val="none"/>
+              </w:rPr>
+              <w:t>Open</w:t>
+            </w:r>
+          </w:p>
+        </w:tc>
+      </w:tr>
+      <w:tr>
+        <w:trPr>
+          <w:tblCellSpacing w:w="15" w:type="dxa"/>
+        </w:trPr>
+        <w:tc>
+          <w:tcPr>
+            <w:tcW w:w="0" w:type="auto"/>
+            <w:tcBorders>
+              <w:top w:val="single" w:sz="6" w:space="0" w:color="E6E6E6"/>
+              <w:left w:val="single" w:sz="6" w:space="0" w:color="E6E6E6"/>
+              <w:bottom w:val="single" w:sz="6" w:space="0" w:color="E6E6E6"/>
+              <w:right w:val="single" w:sz="6" w:space="0" w:color="E6E6E6"/>
+            </w:tcBorders>
+            <w:vAlign w:val="center"/>
+            <w:hideMark/>
+          </w:tcPr>
+          <w:p>
+            <w:pPr>
+              <w:spacing w:after="0" w:line="240" w:lineRule="auto"/>
+              <w:rPr>
+                <w:rFonts w:ascii="Times New Roman" w:eastAsia="Times New Roman" w:hAnsi="Times New Roman" w:cs="Times New Roman"/>
+                <w:kern w:val="0"/>
+                <w14:ligatures w14:val="none"/>
+              </w:rPr>
+            </w:pPr>
+            <w:r>
+              <w:rPr>
+                <w:rFonts w:ascii="Times New Roman" w:eastAsia="Times New Roman" w:hAnsi="Times New Roman" w:cs="Times New Roman"/>
+                <w:kern w:val="0"/>
+                <w14:ligatures w14:val="none"/>
+              </w:rPr>
+              <w:t>R3</w:t>
+            </w:r>
+          </w:p>
+        </w:tc>
+        <w:tc>
+          <w:tcPr>
+            <w:tcW w:w="0" w:type="auto"/>
+            <w:tcBorders>
+              <w:top w:val="single" w:sz="6" w:space="0" w:color="E6E6E6"/>
+              <w:left w:val="single" w:sz="6" w:space="0" w:color="E6E6E6"/>
+              <w:bottom w:val="single" w:sz="6" w:space="0" w:color="E6E6E6"/>
+              <w:right w:val="single" w:sz="6" w:space="0" w:color="E6E6E6"/>
+            </w:tcBorders>
+            <w:vAlign w:val="center"/>
+            <w:hideMark/>
+          </w:tcPr>
+          <w:p>
+            <w:pPr>
+              <w:spacing w:after="0" w:line="240" w:lineRule="auto"/>
+              <w:rPr>
+                <w:rFonts w:ascii="Times New Roman" w:eastAsia="Times New Roman" w:hAnsi="Times New Roman" w:cs="Times New Roman"/>
+                <w:kern w:val="0"/>
+                <w14:ligatures w14:val="none"/>
+              </w:rPr>
+            </w:pPr>
+            <w:r>
+              <w:rPr>
+                <w:rFonts w:ascii="Times New Roman" w:eastAsia="Times New Roman" w:hAnsi="Times New Roman" w:cs="Times New Roman"/>
+                <w:kern w:val="0"/>
+                <w14:ligatures w14:val="none"/>
+              </w:rPr>
+              <w:t>Real-Time Data Delay</w:t>
+            </w:r>
+          </w:p>
+        </w:tc>
+        <w:tc>
+          <w:tcPr>
+            <w:tcW w:w="0" w:type="auto"/>
+            <w:tcBorders>
+              <w:top w:val="single" w:sz="6" w:space="0" w:color="E6E6E6"/>
+              <w:left w:val="single" w:sz="6" w:space="0" w:color="E6E6E6"/>
+              <w:bottom w:val="single" w:sz="6" w:space="0" w:color="E6E6E6"/>
+              <w:right w:val="single" w:sz="6" w:space="0" w:color="E6E6E6"/>
+            </w:tcBorders>
+            <w:vAlign w:val="center"/>
+            <w:hideMark/>
+          </w:tcPr>
+          <w:p>
+            <w:pPr>
+              <w:spacing w:after="0" w:line="240" w:lineRule="auto"/>
+              <w:rPr>
+                <w:rFonts w:ascii="Times New Roman" w:eastAsia="Times New Roman" w:hAnsi="Times New Roman" w:cs="Times New Roman"/>
+                <w:kern w:val="0"/>
+                <w14:ligatures w14:val="none"/>
+              </w:rPr>
+            </w:pPr>
+            <w:r>
+              <w:rPr>
+                <w:rFonts w:ascii="Times New Roman" w:eastAsia="Times New Roman" w:hAnsi="Times New Roman" w:cs="Times New Roman"/>
+                <w:kern w:val="0"/>
+                <w14:ligatures w14:val="none"/>
+              </w:rPr>
+              <w:t>High</w:t>
+            </w:r>
+          </w:p>
+        </w:tc>
+        <w:tc>
+          <w:tcPr>
+            <w:tcW w:w="0" w:type="auto"/>
+            <w:tcBorders>
+              <w:top w:val="single" w:sz="6" w:space="0" w:color="E6E6E6"/>
+              <w:left w:val="single" w:sz="6" w:space="0" w:color="E6E6E6"/>
+              <w:bottom w:val="single" w:sz="6" w:space="0" w:color="E6E6E6"/>
+              <w:right w:val="single" w:sz="6" w:space="0" w:color="E6E6E6"/>
+            </w:tcBorders>
+            <w:vAlign w:val="center"/>
+            <w:hideMark/>
+          </w:tcPr>
+          <w:p>
+            <w:pPr>
+              <w:spacing w:after="0" w:line="240" w:lineRule="auto"/>
+              <w:rPr>
+                <w:rFonts w:ascii="Times New Roman" w:eastAsia="Times New Roman" w:hAnsi="Times New Roman" w:cs="Times New Roman"/>
+                <w:kern w:val="0"/>
+                <w14:ligatures w14:val="none"/>
+              </w:rPr>
+            </w:pPr>
+            <w:r>
+              <w:rPr>
+                <w:rFonts w:ascii="Times New Roman" w:eastAsia="Times New Roman" w:hAnsi="Times New Roman" w:cs="Times New Roman"/>
+                <w:kern w:val="0"/>
+                <w14:ligatures w14:val="none"/>
+              </w:rPr>
+              <w:t>Medium</w:t>
+            </w:r>
+          </w:p>
+        </w:tc>
+        <w:tc>
+          <w:tcPr>
+            <w:tcW w:w="0" w:type="auto"/>
+            <w:tcBorders>
+              <w:top w:val="single" w:sz="6" w:space="0" w:color="E6E6E6"/>
+              <w:left w:val="single" w:sz="6" w:space="0" w:color="E6E6E6"/>
+              <w:bottom w:val="single" w:sz="6" w:space="0" w:color="E6E6E6"/>
+              <w:right w:val="single" w:sz="6" w:space="0" w:color="E6E6E6"/>
+            </w:tcBorders>
+            <w:vAlign w:val="center"/>
+            <w:hideMark/>
+          </w:tcPr>
+          <w:p>
+            <w:pPr>
+              <w:spacing w:after="0" w:line="240" w:lineRule="auto"/>
+              <w:rPr>
+                <w:rFonts w:ascii="Times New Roman" w:eastAsia="Times New Roman" w:hAnsi="Times New Roman" w:cs="Times New Roman"/>
+                <w:kern w:val="0"/>
+                <w14:ligatures w14:val="none"/>
+              </w:rPr>
+            </w:pPr>
+            <w:r>
+              <w:rPr>
+                <w:rFonts w:ascii="Times New Roman" w:eastAsia="Times New Roman" w:hAnsi="Times New Roman" w:cs="Times New Roman"/>
+                <w:kern w:val="0"/>
+                <w14:ligatures w14:val="none"/>
+              </w:rPr>
+              <w:t>Backend Team</w:t>
+            </w:r>
+          </w:p>
+        </w:tc>
+        <w:tc>
+          <w:tcPr>
+            <w:tcW w:w="0" w:type="auto"/>
+            <w:tcBorders>
+              <w:top w:val="single" w:sz="6" w:space="0" w:color="E6E6E6"/>
+              <w:left w:val="single" w:sz="6" w:space="0" w:color="E6E6E6"/>
+              <w:bottom w:val="single" w:sz="6" w:space="0" w:color="E6E6E6"/>
+              <w:right w:val="single" w:sz="6" w:space="0" w:color="E6E6E6"/>
+            </w:tcBorders>
+            <w:vAlign w:val="center"/>
+            <w:hideMark/>
+          </w:tcPr>
+          <w:p>
+            <w:pPr>
+              <w:spacing w:after="0" w:line="240" w:lineRule="auto"/>
+              <w:rPr>
+                <w:rFonts w:ascii="Times New Roman" w:eastAsia="Times New Roman" w:hAnsi="Times New Roman" w:cs="Times New Roman"/>
+                <w:kern w:val="0"/>
+                <w14:ligatures w14:val="none"/>
+              </w:rPr>
+            </w:pPr>
+            <w:r>
+              <w:rPr>
+                <w:rFonts w:ascii="Times New Roman" w:eastAsia="Times New Roman" w:hAnsi="Times New Roman" w:cs="Times New Roman"/>
+                <w:kern w:val="0"/>
+                <w14:ligatures w14:val="none"/>
+              </w:rPr>
+              <w:t>Monitoring and optimization</w:t>
+            </w:r>
+          </w:p>
+        </w:tc>
+        <w:tc>
+          <w:tcPr>
+            <w:tcW w:w="0" w:type="auto"/>
+            <w:tcBorders>
+              <w:top w:val="single" w:sz="6" w:space="0" w:color="E6E6E6"/>
+              <w:left w:val="single" w:sz="6" w:space="0" w:color="E6E6E6"/>
+              <w:bottom w:val="single" w:sz="6" w:space="0" w:color="E6E6E6"/>
+              <w:right w:val="single" w:sz="6" w:space="0" w:color="E6E6E6"/>
+            </w:tcBorders>
+            <w:vAlign w:val="center"/>
+            <w:hideMark/>
+          </w:tcPr>
+          <w:p>
+            <w:pPr>
+              <w:spacing w:after="0" w:line="240" w:lineRule="auto"/>
+              <w:rPr>
+                <w:rFonts w:ascii="Times New Roman" w:eastAsia="Times New Roman" w:hAnsi="Times New Roman" w:cs="Times New Roman"/>
+                <w:kern w:val="0"/>
+                <w14:ligatures w14:val="none"/>
+              </w:rPr>
+            </w:pPr>
+            <w:r>
+              <w:rPr>
+                <w:rFonts w:ascii="Times New Roman" w:eastAsia="Times New Roman" w:hAnsi="Times New Roman" w:cs="Times New Roman"/>
+                <w:kern w:val="0"/>
+                <w14:ligatures w14:val="none"/>
+              </w:rPr>
+              <w:t>Open</w:t>
+            </w:r>
+          </w:p>
+        </w:tc>
+      </w:tr>
+      <w:tr>
+        <w:trPr>
+          <w:tblCellSpacing w:w="15" w:type="dxa"/>
+        </w:trPr>
+        <w:tc>
+          <w:tcPr>
+            <w:tcW w:w="0" w:type="auto"/>
+            <w:tcBorders>
+              <w:top w:val="single" w:sz="6" w:space="0" w:color="E6E6E6"/>
+              <w:left w:val="single" w:sz="6" w:space="0" w:color="E6E6E6"/>
+              <w:bottom w:val="single" w:sz="6" w:space="0" w:color="E6E6E6"/>
+              <w:right w:val="single" w:sz="6" w:space="0" w:color="E6E6E6"/>
+            </w:tcBorders>
+            <w:vAlign w:val="center"/>
+            <w:hideMark/>
+          </w:tcPr>
+          <w:p>
+            <w:pPr>
+              <w:spacing w:after="0" w:line="240" w:lineRule="auto"/>
+              <w:rPr>
+                <w:rFonts w:ascii="Times New Roman" w:eastAsia="Times New Roman" w:hAnsi="Times New Roman" w:cs="Times New Roman"/>
+                <w:kern w:val="0"/>
+                <w14:ligatures w14:val="none"/>
+              </w:rPr>
+            </w:pPr>
+            <w:r>
+              <w:rPr>
+                <w:rFonts w:ascii="Times New Roman" w:eastAsia="Times New Roman" w:hAnsi="Times New Roman" w:cs="Times New Roman"/>
+                <w:kern w:val="0"/>
+                <w14:ligatures w14:val="none"/>
+              </w:rPr>
+              <w:t>R4</w:t>
+            </w:r>
+          </w:p>
+        </w:tc>
+        <w:tc>
+          <w:tcPr>
+            <w:tcW w:w="0" w:type="auto"/>
+            <w:tcBorders>
+              <w:top w:val="single" w:sz="6" w:space="0" w:color="E6E6E6"/>
+              <w:left w:val="single" w:sz="6" w:space="0" w:color="E6E6E6"/>
+              <w:bottom w:val="single" w:sz="6" w:space="0" w:color="E6E6E6"/>
+              <w:right w:val="single" w:sz="6" w:space="0" w:color="E6E6E6"/>
+            </w:tcBorders>
+            <w:vAlign w:val="center"/>
+            <w:hideMark/>
+          </w:tcPr>
+          <w:p>
+            <w:pPr>
+              <w:spacing w:after="0" w:line="240" w:lineRule="auto"/>
+              <w:rPr>
+                <w:rFonts w:ascii="Times New Roman" w:eastAsia="Times New Roman" w:hAnsi="Times New Roman" w:cs="Times New Roman"/>
+                <w:kern w:val="0"/>
+                <w14:ligatures w14:val="none"/>
+              </w:rPr>
+            </w:pPr>
+            <w:r>
+              <w:rPr>
+                <w:rFonts w:ascii="Times New Roman" w:eastAsia="Times New Roman" w:hAnsi="Times New Roman" w:cs="Times New Roman"/>
+                <w:kern w:val="0"/>
+                <w14:ligatures w14:val="none"/>
+              </w:rPr>
+              <w:t>Security Breach</w:t>
+            </w:r>
+          </w:p>
+        </w:tc>
+        <w:tc>
+          <w:tcPr>
+            <w:tcW w:w="0" w:type="auto"/>
+            <w:tcBorders>
+              <w:top w:val="single" w:sz="6" w:space="0" w:color="E6E6E6"/>
+              <w:left w:val="single" w:sz="6" w:space="0" w:color="E6E6E6"/>
+              <w:bottom w:val="single" w:sz="6" w:space="0" w:color="E6E6E6"/>
+              <w:right w:val="single" w:sz="6" w:space="0" w:color="E6E6E6"/>
+            </w:tcBorders>
+            <w:vAlign w:val="center"/>
+            <w:hideMark/>
+          </w:tcPr>
+          <w:p>
+            <w:pPr>
+              <w:spacing w:after="0" w:line="240" w:lineRule="auto"/>
+              <w:rPr>
+                <w:rFonts w:ascii="Times New Roman" w:eastAsia="Times New Roman" w:hAnsi="Times New Roman" w:cs="Times New Roman"/>
+                <w:kern w:val="0"/>
+                <w14:ligatures w14:val="none"/>
+              </w:rPr>
+            </w:pPr>
+            <w:r>
+              <w:rPr>
+                <w:rFonts w:ascii="Times New Roman" w:eastAsia="Times New Roman" w:hAnsi="Times New Roman" w:cs="Times New Roman"/>
+                <w:kern w:val="0"/>
+                <w14:ligatures w14:val="none"/>
+              </w:rPr>
+              <w:t>Low</w:t>
+            </w:r>
+          </w:p>
+        </w:tc>
+        <w:tc>
+          <w:tcPr>
+            <w:tcW w:w="0" w:type="auto"/>
+            <w:tcBorders>
+              <w:top w:val="single" w:sz="6" w:space="0" w:color="E6E6E6"/>
+              <w:left w:val="single" w:sz="6" w:space="0" w:color="E6E6E6"/>
+              <w:bottom w:val="single" w:sz="6" w:space="0" w:color="E6E6E6"/>
+              <w:right w:val="single" w:sz="6" w:space="0" w:color="E6E6E6"/>
+            </w:tcBorders>
+            <w:vAlign w:val="center"/>
+            <w:hideMark/>
+          </w:tcPr>
+          <w:p>
+            <w:pPr>
+              <w:spacing w:after="0" w:line="240" w:lineRule="auto"/>
+              <w:rPr>
+                <w:rFonts w:ascii="Times New Roman" w:eastAsia="Times New Roman" w:hAnsi="Times New Roman" w:cs="Times New Roman"/>
+                <w:kern w:val="0"/>
+                <w14:ligatures w14:val="none"/>
+              </w:rPr>
+            </w:pPr>
+            <w:r>
+              <w:rPr>
+                <w:rFonts w:ascii="Times New Roman" w:eastAsia="Times New Roman" w:hAnsi="Times New Roman" w:cs="Times New Roman"/>
+                <w:kern w:val="0"/>
+                <w14:ligatures w14:val="none"/>
+              </w:rPr>
+              <w:t>Very High</w:t>
+            </w:r>
+          </w:p>
+        </w:tc>
+        <w:tc>
+          <w:tcPr>
+            <w:tcW w:w="0" w:type="auto"/>
+            <w:tcBorders>
+              <w:top w:val="single" w:sz="6" w:space="0" w:color="E6E6E6"/>
+              <w:left w:val="single" w:sz="6" w:space="0" w:color="E6E6E6"/>
+              <w:bottom w:val="single" w:sz="6" w:space="0" w:color="E6E6E6"/>
+              <w:right w:val="single" w:sz="6" w:space="0" w:color="E6E6E6"/>
+            </w:tcBorders>
+            <w:vAlign w:val="center"/>
+            <w:hideMark/>
+          </w:tcPr>
+          <w:p>
+            <w:pPr>
+              <w:spacing w:after="0" w:line="240" w:lineRule="auto"/>
+              <w:rPr>
+                <w:rFonts w:ascii="Times New Roman" w:eastAsia="Times New Roman" w:hAnsi="Times New Roman" w:cs="Times New Roman"/>
+                <w:kern w:val="0"/>
+                <w14:ligatures w14:val="none"/>
+              </w:rPr>
+            </w:pPr>
+            <w:r>
+              <w:rPr>
+                <w:rFonts w:ascii="Times New Roman" w:eastAsia="Times New Roman" w:hAnsi="Times New Roman" w:cs="Times New Roman"/>
+                <w:kern w:val="0"/>
+                <w14:ligatures w14:val="none"/>
+              </w:rPr>
+              <w:t>Security Team</w:t>
+            </w:r>
+          </w:p>
+        </w:tc>
+        <w:tc>
+          <w:tcPr>
+            <w:tcW w:w="0" w:type="auto"/>
+            <w:tcBorders>
+              <w:top w:val="single" w:sz="6" w:space="0" w:color="E6E6E6"/>
+              <w:left w:val="single" w:sz="6" w:space="0" w:color="E6E6E6"/>
+              <w:bottom w:val="single" w:sz="6" w:space="0" w:color="E6E6E6"/>
+              <w:right w:val="single" w:sz="6" w:space="0" w:color="E6E6E6"/>
+            </w:tcBorders>
+            <w:vAlign w:val="center"/>
+            <w:hideMark/>
+          </w:tcPr>
+          <w:p>
+            <w:pPr>
+              <w:spacing w:after="0" w:line="240" w:lineRule="auto"/>
+              <w:rPr>
+                <w:rFonts w:ascii="Times New Roman" w:eastAsia="Times New Roman" w:hAnsi="Times New Roman" w:cs="Times New Roman"/>
+                <w:kern w:val="0"/>
+                <w14:ligatures w14:val="none"/>
+              </w:rPr>
+            </w:pPr>
+            <w:r>
+              <w:rPr>
+                <w:rFonts w:ascii="Times New Roman" w:eastAsia="Times New Roman" w:hAnsi="Times New Roman" w:cs="Times New Roman"/>
+                <w:kern w:val="0"/>
+                <w14:ligatures w14:val="none"/>
+              </w:rPr>
+              <w:t>Security audits and encryption</w:t>
+            </w:r>
+          </w:p>
+        </w:tc>
+        <w:tc>
+          <w:tcPr>
+            <w:tcW w:w="0" w:type="auto"/>
+            <w:tcBorders>
+              <w:top w:val="single" w:sz="6" w:space="0" w:color="E6E6E6"/>
+              <w:left w:val="single" w:sz="6" w:space="0" w:color="E6E6E6"/>
+              <w:bottom w:val="single" w:sz="6" w:space="0" w:color="E6E6E6"/>
+              <w:right w:val="single" w:sz="6" w:space="0" w:color="E6E6E6"/>
+            </w:tcBorders>
+            <w:vAlign w:val="center"/>
+            <w:hideMark/>
+          </w:tcPr>
+          <w:p>
+            <w:pPr>
+              <w:spacing w:after="0" w:line="240" w:lineRule="auto"/>
+              <w:rPr>
+                <w:rFonts w:ascii="Times New Roman" w:eastAsia="Times New Roman" w:hAnsi="Times New Roman" w:cs="Times New Roman"/>
+                <w:kern w:val="0"/>
+                <w14:ligatures w14:val="none"/>
+              </w:rPr>
+            </w:pPr>
+            <w:r>
+              <w:rPr>
+                <w:rFonts w:ascii="Times New Roman" w:eastAsia="Times New Roman" w:hAnsi="Times New Roman" w:cs="Times New Roman"/>
+                <w:kern w:val="0"/>
+                <w14:ligatures w14:val="none"/>
+              </w:rPr>
+              <w:t>Open</w:t>
+            </w:r>
+          </w:p>
+        </w:tc>
+      </w:tr>
+      <w:tr>
+        <w:trPr>
+          <w:tblCellSpacing w:w="15" w:type="dxa"/>
+        </w:trPr>
+        <w:tc>
+          <w:tcPr>
+            <w:tcW w:w="0" w:type="auto"/>
+            <w:tcBorders>
+              <w:top w:val="single" w:sz="6" w:space="0" w:color="E6E6E6"/>
+              <w:left w:val="single" w:sz="6" w:space="0" w:color="E6E6E6"/>
+              <w:bottom w:val="single" w:sz="6" w:space="0" w:color="E6E6E6"/>
+              <w:right w:val="single" w:sz="6" w:space="0" w:color="E6E6E6"/>
+            </w:tcBorders>
+            <w:vAlign w:val="center"/>
+            <w:hideMark/>
+          </w:tcPr>
+          <w:p>
+            <w:pPr>
+              <w:spacing w:after="0" w:line="240" w:lineRule="auto"/>
+              <w:rPr>
+                <w:rFonts w:ascii="Times New Roman" w:eastAsia="Times New Roman" w:hAnsi="Times New Roman" w:cs="Times New Roman"/>
+                <w:kern w:val="0"/>
+                <w14:ligatures w14:val="none"/>
+              </w:rPr>
+            </w:pPr>
+            <w:r>
+              <w:rPr>
+                <w:rFonts w:ascii="Times New Roman" w:eastAsia="Times New Roman" w:hAnsi="Times New Roman" w:cs="Times New Roman"/>
+                <w:kern w:val="0"/>
+                <w14:ligatures w14:val="none"/>
+              </w:rPr>
+              <w:t>R5</w:t>
+            </w:r>
+          </w:p>
+        </w:tc>
+        <w:tc>
+          <w:tcPr>
+            <w:tcW w:w="0" w:type="auto"/>
+            <w:tcBorders>
+              <w:top w:val="single" w:sz="6" w:space="0" w:color="E6E6E6"/>
+              <w:left w:val="single" w:sz="6" w:space="0" w:color="E6E6E6"/>
+              <w:bottom w:val="single" w:sz="6" w:space="0" w:color="E6E6E6"/>
+              <w:right w:val="single" w:sz="6" w:space="0" w:color="E6E6E6"/>
+            </w:tcBorders>
+            <w:vAlign w:val="center"/>
+            <w:hideMark/>
+          </w:tcPr>
+          <w:p>
+            <w:pPr>
+              <w:spacing w:after="0" w:line="240" w:lineRule="auto"/>
+              <w:rPr>
+                <w:rFonts w:ascii="Times New Roman" w:eastAsia="Times New Roman" w:hAnsi="Times New Roman" w:cs="Times New Roman"/>
+                <w:kern w:val="0"/>
+                <w14:ligatures w14:val="none"/>
+              </w:rPr>
+            </w:pPr>
+            <w:r>
+              <w:rPr>
+                <w:rFonts w:ascii="Times New Roman" w:eastAsia="Times New Roman" w:hAnsi="Times New Roman" w:cs="Times New Roman"/>
+                <w:kern w:val="0"/>
+                <w14:ligatures w14:val="none"/>
+              </w:rPr>
+              <w:t>Scope Creep</w:t>
+            </w:r>
+          </w:p>
+        </w:tc>
+        <w:tc>
+          <w:tcPr>
+            <w:tcW w:w="0" w:type="auto"/>
+            <w:tcBorders>
+              <w:top w:val="single" w:sz="6" w:space="0" w:color="E6E6E6"/>
+              <w:left w:val="single" w:sz="6" w:space="0" w:color="E6E6E6"/>
+              <w:bottom w:val="single" w:sz="6" w:space="0" w:color="E6E6E6"/>
+              <w:right w:val="single" w:sz="6" w:space="0" w:color="E6E6E6"/>
+            </w:tcBorders>
+            <w:vAlign w:val="center"/>
+            <w:hideMark/>
+          </w:tcPr>
+          <w:p>
+            <w:pPr>
+              <w:spacing w:after="0" w:line="240" w:lineRule="auto"/>
+              <w:rPr>
+                <w:rFonts w:ascii="Times New Roman" w:eastAsia="Times New Roman" w:hAnsi="Times New Roman" w:cs="Times New Roman"/>
+                <w:kern w:val="0"/>
+                <w14:ligatures w14:val="none"/>
+              </w:rPr>
+            </w:pPr>
+            <w:r>
+              <w:rPr>
+                <w:rFonts w:ascii="Times New Roman" w:eastAsia="Times New Roman" w:hAnsi="Times New Roman" w:cs="Times New Roman"/>
+                <w:kern w:val="0"/>
+                <w14:ligatures w14:val="none"/>
+              </w:rPr>
+              <w:t>High</w:t>
+            </w:r>
+          </w:p>
+        </w:tc>
+        <w:tc>
+          <w:tcPr>
+            <w:tcW w:w="0" w:type="auto"/>
+            <w:tcBorders>
+              <w:top w:val="single" w:sz="6" w:space="0" w:color="E6E6E6"/>
+              <w:left w:val="single" w:sz="6" w:space="0" w:color="E6E6E6"/>
+              <w:bottom w:val="single" w:sz="6" w:space="0" w:color="E6E6E6"/>
+              <w:right w:val="single" w:sz="6" w:space="0" w:color="E6E6E6"/>
+            </w:tcBorders>
+            <w:vAlign w:val="center"/>
+            <w:hideMark/>
+          </w:tcPr>
+          <w:p>
+            <w:pPr>
+              <w:spacing w:after="0" w:line="240" w:lineRule="auto"/>
+              <w:rPr>
+                <w:rFonts w:ascii="Times New Roman" w:eastAsia="Times New Roman" w:hAnsi="Times New Roman" w:cs="Times New Roman"/>
+                <w:kern w:val="0"/>
+                <w14:ligatures w14:val="none"/>
+              </w:rPr>
+            </w:pPr>
+            <w:r>
+              <w:rPr>
+                <w:rFonts w:ascii="Times New Roman" w:eastAsia="Times New Roman" w:hAnsi="Times New Roman" w:cs="Times New Roman"/>
+                <w:kern w:val="0"/>
+                <w14:ligatures w14:val="none"/>
+              </w:rPr>
+              <w:t>High</w:t>
+            </w:r>
+          </w:p>
+        </w:tc>
+        <w:tc>
+          <w:tcPr>
+            <w:tcW w:w="0" w:type="auto"/>
+            <w:tcBorders>
+              <w:top w:val="single" w:sz="6" w:space="0" w:color="E6E6E6"/>
+              <w:left w:val="single" w:sz="6" w:space="0" w:color="E6E6E6"/>
+              <w:bottom w:val="single" w:sz="6" w:space="0" w:color="E6E6E6"/>
+              <w:right w:val="single" w:sz="6" w:space="0" w:color="E6E6E6"/>
+            </w:tcBorders>
+            <w:vAlign w:val="center"/>
+            <w:hideMark/>
+          </w:tcPr>
+          <w:p>
+            <w:pPr>
+              <w:spacing w:after="0" w:line="240" w:lineRule="auto"/>
+              <w:rPr>
+                <w:rFonts w:ascii="Times New Roman" w:eastAsia="Times New Roman" w:hAnsi="Times New Roman" w:cs="Times New Roman"/>
+                <w:kern w:val="0"/>
+                <w14:ligatures w14:val="none"/>
+              </w:rPr>
+            </w:pPr>
+            <w:r>
+              <w:rPr>
+                <w:rFonts w:ascii="Times New Roman" w:eastAsia="Times New Roman" w:hAnsi="Times New Roman" w:cs="Times New Roman"/>
+                <w:kern w:val="0"/>
+                <w14:ligatures w14:val="none"/>
+              </w:rPr>
+              <w:t>Project Manager</w:t>
+            </w:r>
+          </w:p>
+        </w:tc>
+        <w:tc>
+          <w:tcPr>
+            <w:tcW w:w="0" w:type="auto"/>
+            <w:tcBorders>
+              <w:top w:val="single" w:sz="6" w:space="0" w:color="E6E6E6"/>
+              <w:left w:val="single" w:sz="6" w:space="0" w:color="E6E6E6"/>
+              <w:bottom w:val="single" w:sz="6" w:space="0" w:color="E6E6E6"/>
+              <w:right w:val="single" w:sz="6" w:space="0" w:color="E6E6E6"/>
+            </w:tcBorders>
+            <w:vAlign w:val="center"/>
+            <w:hideMark/>
+          </w:tcPr>
+          <w:p>
+            <w:pPr>
+              <w:spacing w:after="0" w:line="240" w:lineRule="auto"/>
+              <w:rPr>
+                <w:rFonts w:ascii="Times New Roman" w:eastAsia="Times New Roman" w:hAnsi="Times New Roman" w:cs="Times New Roman"/>
+                <w:kern w:val="0"/>
+                <w14:ligatures w14:val="none"/>
+              </w:rPr>
+            </w:pPr>
+            <w:r>
+              <w:rPr>
+                <w:rFonts w:ascii="Times New Roman" w:eastAsia="Times New Roman" w:hAnsi="Times New Roman" w:cs="Times New Roman"/>
+                <w:kern w:val="0"/>
+                <w14:ligatures w14:val="none"/>
+              </w:rPr>
+              <w:t>Change control process</w:t>
+            </w:r>
+          </w:p>
+        </w:tc>
+        <w:tc>
+          <w:tcPr>
+            <w:tcW w:w="0" w:type="auto"/>
+            <w:tcBorders>
+              <w:top w:val="single" w:sz="6" w:space="0" w:color="E6E6E6"/>
+              <w:left w:val="single" w:sz="6" w:space="0" w:color="E6E6E6"/>
+              <w:bottom w:val="single" w:sz="6" w:space="0" w:color="E6E6E6"/>
+              <w:right w:val="single" w:sz="6" w:space="0" w:color="E6E6E6"/>
+            </w:tcBorders>
+            <w:vAlign w:val="center"/>
+            <w:hideMark/>
+          </w:tcPr>
+          <w:p>
+            <w:pPr>
+              <w:spacing w:after="0" w:line="240" w:lineRule="auto"/>
+              <w:rPr>
+                <w:rFonts w:ascii="Times New Roman" w:eastAsia="Times New Roman" w:hAnsi="Times New Roman" w:cs="Times New Roman"/>
+                <w:kern w:val="0"/>
+                <w14:ligatures w14:val="none"/>
+              </w:rPr>
+            </w:pPr>
+            <w:r>
+              <w:rPr>
+                <w:rFonts w:ascii="Times New Roman" w:eastAsia="Times New Roman" w:hAnsi="Times New Roman" w:cs="Times New Roman"/>
+                <w:kern w:val="0"/>
+                <w14:ligatures w14:val="none"/>
+              </w:rPr>
+              <w:t>Open</w:t>
+            </w:r>
+          </w:p>
+        </w:tc>
+      </w:tr>
+      <w:tr>
+        <w:trPr>
+          <w:tblCellSpacing w:w="15" w:type="dxa"/>
+        </w:trPr>
+        <w:tc>
+          <w:tcPr>
+            <w:tcW w:w="0" w:type="auto"/>
+            <w:tcBorders>
+              <w:top w:val="single" w:sz="6" w:space="0" w:color="E6E6E6"/>
+              <w:left w:val="single" w:sz="6" w:space="0" w:color="E6E6E6"/>
+              <w:bottom w:val="single" w:sz="6" w:space="0" w:color="E6E6E6"/>
+              <w:right w:val="single" w:sz="6" w:space="0" w:color="E6E6E6"/>
+            </w:tcBorders>
+            <w:vAlign w:val="center"/>
+            <w:hideMark/>
+          </w:tcPr>
+          <w:p>
+            <w:pPr>
+              <w:spacing w:after="0" w:line="240" w:lineRule="auto"/>
+              <w:rPr>
+                <w:rFonts w:ascii="Times New Roman" w:eastAsia="Times New Roman" w:hAnsi="Times New Roman" w:cs="Times New Roman"/>
+                <w:kern w:val="0"/>
+                <w14:ligatures w14:val="none"/>
+              </w:rPr>
+            </w:pPr>
+            <w:r>
+              <w:rPr>
+                <w:rFonts w:ascii="Times New Roman" w:eastAsia="Times New Roman" w:hAnsi="Times New Roman" w:cs="Times New Roman"/>
+                <w:kern w:val="0"/>
+                <w14:ligatures w14:val="none"/>
+              </w:rPr>
+              <w:t>R6</w:t>
+            </w:r>
+          </w:p>
+        </w:tc>
+        <w:tc>
+          <w:tcPr>
+            <w:tcW w:w="0" w:type="auto"/>
+            <w:tcBorders>
+              <w:top w:val="single" w:sz="6" w:space="0" w:color="E6E6E6"/>
+              <w:left w:val="single" w:sz="6" w:space="0" w:color="E6E6E6"/>
+              <w:bottom w:val="single" w:sz="6" w:space="0" w:color="E6E6E6"/>
+              <w:right w:val="single" w:sz="6" w:space="0" w:color="E6E6E6"/>
+            </w:tcBorders>
+            <w:vAlign w:val="center"/>
+            <w:hideMark/>
+          </w:tcPr>
+          <w:p>
+            <w:pPr>
+              <w:spacing w:after="0" w:line="240" w:lineRule="auto"/>
+              <w:rPr>
+                <w:rFonts w:ascii="Times New Roman" w:eastAsia="Times New Roman" w:hAnsi="Times New Roman" w:cs="Times New Roman"/>
+                <w:kern w:val="0"/>
+                <w14:ligatures w14:val="none"/>
+              </w:rPr>
+            </w:pPr>
+            <w:r>
+              <w:rPr>
+                <w:rFonts w:ascii="Times New Roman" w:eastAsia="Times New Roman" w:hAnsi="Times New Roman" w:cs="Times New Roman"/>
+                <w:kern w:val="0"/>
+                <w14:ligatures w14:val="none"/>
+              </w:rPr>
+              <w:t>Delayed Testing</w:t>
+            </w:r>
+          </w:p>
+        </w:tc>
+        <w:tc>
+          <w:tcPr>
+            <w:tcW w:w="0" w:type="auto"/>
+            <w:tcBorders>
+              <w:top w:val="single" w:sz="6" w:space="0" w:color="E6E6E6"/>
+              <w:left w:val="single" w:sz="6" w:space="0" w:color="E6E6E6"/>
+              <w:bottom w:val="single" w:sz="6" w:space="0" w:color="E6E6E6"/>
+              <w:right w:val="single" w:sz="6" w:space="0" w:color="E6E6E6"/>
+            </w:tcBorders>
+            <w:vAlign w:val="center"/>
+            <w:hideMark/>
+          </w:tcPr>
+          <w:p>
+            <w:pPr>
+              <w:spacing w:after="0" w:line="240" w:lineRule="auto"/>
+              <w:rPr>
+                <w:rFonts w:ascii="Times New Roman" w:eastAsia="Times New Roman" w:hAnsi="Times New Roman" w:cs="Times New Roman"/>
+                <w:kern w:val="0"/>
+                <w14:ligatures w14:val="none"/>
+              </w:rPr>
+            </w:pPr>
+            <w:r>
+              <w:rPr>
+                <w:rFonts w:ascii="Times New Roman" w:eastAsia="Times New Roman" w:hAnsi="Times New Roman" w:cs="Times New Roman"/>
+                <w:kern w:val="0"/>
+                <w14:ligatures w14:val="none"/>
+              </w:rPr>
+              <w:t>Medium</w:t>
+            </w:r>
+          </w:p>
+        </w:tc>
+        <w:tc>
+          <w:tcPr>
+            <w:tcW w:w="0" w:type="auto"/>
+            <w:tcBorders>
+              <w:top w:val="single" w:sz="6" w:space="0" w:color="E6E6E6"/>
+              <w:left w:val="single" w:sz="6" w:space="0" w:color="E6E6E6"/>
+              <w:bottom w:val="single" w:sz="6" w:space="0" w:color="E6E6E6"/>
+              <w:right w:val="single" w:sz="6" w:space="0" w:color="E6E6E6"/>
+            </w:tcBorders>
+            <w:vAlign w:val="center"/>
+            <w:hideMark/>
+          </w:tcPr>
+          <w:p>
+            <w:pPr>
+              <w:spacing w:after="0" w:line="240" w:lineRule="auto"/>
+              <w:rPr>
+                <w:rFonts w:ascii="Times New Roman" w:eastAsia="Times New Roman" w:hAnsi="Times New Roman" w:cs="Times New Roman"/>
+                <w:kern w:val="0"/>
+                <w14:ligatures w14:val="none"/>
+              </w:rPr>
+            </w:pPr>
+            <w:r>
+              <w:rPr>
+                <w:rFonts w:ascii="Times New Roman" w:eastAsia="Times New Roman" w:hAnsi="Times New Roman" w:cs="Times New Roman"/>
+                <w:kern w:val="0"/>
+                <w14:ligatures w14:val="none"/>
+              </w:rPr>
+              <w:t>High</w:t>
+            </w:r>
+          </w:p>
+        </w:tc>
+        <w:tc>
+          <w:tcPr>
+            <w:tcW w:w="0" w:type="auto"/>
+            <w:tcBorders>
+              <w:top w:val="single" w:sz="6" w:space="0" w:color="E6E6E6"/>
+              <w:left w:val="single" w:sz="6" w:space="0" w:color="E6E6E6"/>
+              <w:bottom w:val="single" w:sz="6" w:space="0" w:color="E6E6E6"/>
+              <w:right w:val="single" w:sz="6" w:space="0" w:color="E6E6E6"/>
+            </w:tcBorders>
+            <w:vAlign w:val="center"/>
+            <w:hideMark/>
+          </w:tcPr>
+          <w:p>
+            <w:pPr>
+              <w:spacing w:after="0" w:line="240" w:lineRule="auto"/>
+              <w:rPr>
+                <w:rFonts w:ascii="Times New Roman" w:eastAsia="Times New Roman" w:hAnsi="Times New Roman" w:cs="Times New Roman"/>
+                <w:kern w:val="0"/>
+                <w14:ligatures w14:val="none"/>
+              </w:rPr>
+            </w:pPr>
+            <w:r>
+              <w:rPr>
+                <w:rFonts w:ascii="Times New Roman" w:eastAsia="Times New Roman" w:hAnsi="Times New Roman" w:cs="Times New Roman"/>
+                <w:kern w:val="0"/>
+                <w14:ligatures w14:val="none"/>
+              </w:rPr>
+              <w:t>QA Team</w:t>
+            </w:r>
+          </w:p>
+        </w:tc>
+        <w:tc>
+          <w:tcPr>
+            <w:tcW w:w="0" w:type="auto"/>
+            <w:tcBorders>
+              <w:top w:val="single" w:sz="6" w:space="0" w:color="E6E6E6"/>
+              <w:left w:val="single" w:sz="6" w:space="0" w:color="E6E6E6"/>
+              <w:bottom w:val="single" w:sz="6" w:space="0" w:color="E6E6E6"/>
+              <w:right w:val="single" w:sz="6" w:space="0" w:color="E6E6E6"/>
+            </w:tcBorders>
+            <w:vAlign w:val="center"/>
+            <w:hideMark/>
+          </w:tcPr>
+          <w:p>
+            <w:pPr>
+              <w:spacing w:after="0" w:line="240" w:lineRule="auto"/>
+              <w:rPr>
+                <w:rFonts w:ascii="Times New Roman" w:eastAsia="Times New Roman" w:hAnsi="Times New Roman" w:cs="Times New Roman"/>
+                <w:kern w:val="0"/>
+                <w14:ligatures w14:val="none"/>
+              </w:rPr>
+            </w:pPr>
+            <w:r>
+              <w:rPr>
+                <w:rFonts w:ascii="Times New Roman" w:eastAsia="Times New Roman" w:hAnsi="Times New Roman" w:cs="Times New Roman"/>
+                <w:kern w:val="0"/>
+                <w14:ligatures w14:val="none"/>
+              </w:rPr>
+              <w:t>Early testing schedule</w:t>
+            </w:r>
+          </w:p>
+        </w:tc>
+        <w:tc>
+          <w:tcPr>
+            <w:tcW w:w="0" w:type="auto"/>
+            <w:tcBorders>
+              <w:top w:val="single" w:sz="6" w:space="0" w:color="E6E6E6"/>
+              <w:left w:val="single" w:sz="6" w:space="0" w:color="E6E6E6"/>
+              <w:bottom w:val="single" w:sz="6" w:space="0" w:color="E6E6E6"/>
+              <w:right w:val="single" w:sz="6" w:space="0" w:color="E6E6E6"/>
+            </w:tcBorders>
+            <w:vAlign w:val="center"/>
+            <w:hideMark/>
+          </w:tcPr>
+          <w:p>
+            <w:pPr>
+              <w:spacing w:after="0" w:line="240" w:lineRule="auto"/>
+              <w:rPr>
+                <w:rFonts w:ascii="Times New Roman" w:eastAsia="Times New Roman" w:hAnsi="Times New Roman" w:cs="Times New Roman"/>
+                <w:kern w:val="0"/>
+                <w14:ligatures w14:val="none"/>
+              </w:rPr>
+            </w:pPr>
+            <w:r>
+              <w:rPr>
+                <w:rFonts w:ascii="Times New Roman" w:eastAsia="Times New Roman" w:hAnsi="Times New Roman" w:cs="Times New Roman"/>
+                <w:kern w:val="0"/>
+                <w14:ligatures w14:val="none"/>
+              </w:rPr>
+              <w:t>Open</w:t>
+            </w:r>
+          </w:p>
+        </w:tc>
+      </w:tr>
+      <w:tr>
+        <w:trPr>
+          <w:tblCellSpacing w:w="15" w:type="dxa"/>
+        </w:trPr>
+        <w:tc>
+          <w:tcPr>
+            <w:tcW w:w="0" w:type="auto"/>
+            <w:tcBorders>
+              <w:top w:val="single" w:sz="6" w:space="0" w:color="E6E6E6"/>
+              <w:left w:val="single" w:sz="6" w:space="0" w:color="E6E6E6"/>
+              <w:bottom w:val="single" w:sz="6" w:space="0" w:color="E6E6E6"/>
+              <w:right w:val="single" w:sz="6" w:space="0" w:color="E6E6E6"/>
+            </w:tcBorders>
+            <w:vAlign w:val="center"/>
+            <w:hideMark/>
+          </w:tcPr>
+          <w:p>
+            <w:pPr>
+              <w:spacing w:after="0" w:line="240" w:lineRule="auto"/>
+              <w:rPr>
+                <w:rFonts w:ascii="Times New Roman" w:eastAsia="Times New Roman" w:hAnsi="Times New Roman" w:cs="Times New Roman"/>
+                <w:kern w:val="0"/>
+                <w14:ligatures w14:val="none"/>
+              </w:rPr>
+            </w:pPr>
+            <w:r>
+              <w:rPr>
+                <w:rFonts w:ascii="Times New Roman" w:eastAsia="Times New Roman" w:hAnsi="Times New Roman" w:cs="Times New Roman"/>
+                <w:kern w:val="0"/>
+                <w14:ligatures w14:val="none"/>
+              </w:rPr>
+              <w:t>R7</w:t>
+            </w:r>
+          </w:p>
+        </w:tc>
+        <w:tc>
+          <w:tcPr>
+            <w:tcW w:w="0" w:type="auto"/>
+            <w:tcBorders>
+              <w:top w:val="single" w:sz="6" w:space="0" w:color="E6E6E6"/>
+              <w:left w:val="single" w:sz="6" w:space="0" w:color="E6E6E6"/>
+              <w:bottom w:val="single" w:sz="6" w:space="0" w:color="E6E6E6"/>
+              <w:right w:val="single" w:sz="6" w:space="0" w:color="E6E6E6"/>
+            </w:tcBorders>
+            <w:vAlign w:val="center"/>
+            <w:hideMark/>
+          </w:tcPr>
+          <w:p>
+            <w:pPr>
+              <w:spacing w:after="0" w:line="240" w:lineRule="auto"/>
+              <w:rPr>
+                <w:rFonts w:ascii="Times New Roman" w:eastAsia="Times New Roman" w:hAnsi="Times New Roman" w:cs="Times New Roman"/>
+                <w:kern w:val="0"/>
+                <w14:ligatures w14:val="none"/>
+              </w:rPr>
+            </w:pPr>
+            <w:r>
+              <w:rPr>
+                <w:rFonts w:ascii="Times New Roman" w:eastAsia="Times New Roman" w:hAnsi="Times New Roman" w:cs="Times New Roman"/>
+                <w:kern w:val="0"/>
+                <w14:ligatures w14:val="none"/>
+              </w:rPr>
+              <w:t>Stakeholder Feedback Delays</w:t>
+            </w:r>
+          </w:p>
+        </w:tc>
+        <w:tc>
+          <w:tcPr>
+            <w:tcW w:w="0" w:type="auto"/>
+            <w:tcBorders>
+              <w:top w:val="single" w:sz="6" w:space="0" w:color="E6E6E6"/>
+              <w:left w:val="single" w:sz="6" w:space="0" w:color="E6E6E6"/>
+              <w:bottom w:val="single" w:sz="6" w:space="0" w:color="E6E6E6"/>
+              <w:right w:val="single" w:sz="6" w:space="0" w:color="E6E6E6"/>
+            </w:tcBorders>
+            <w:vAlign w:val="center"/>
+            <w:hideMark/>
+          </w:tcPr>
+          <w:p>
+            <w:pPr>
+              <w:spacing w:after="0" w:line="240" w:lineRule="auto"/>
+              <w:rPr>
+                <w:rFonts w:ascii="Times New Roman" w:eastAsia="Times New Roman" w:hAnsi="Times New Roman" w:cs="Times New Roman"/>
+                <w:kern w:val="0"/>
+                <w14:ligatures w14:val="none"/>
+              </w:rPr>
+            </w:pPr>
+            <w:r>
+              <w:rPr>
+                <w:rFonts w:ascii="Times New Roman" w:eastAsia="Times New Roman" w:hAnsi="Times New Roman" w:cs="Times New Roman"/>
+                <w:kern w:val="0"/>
+                <w14:ligatures w14:val="none"/>
+              </w:rPr>
+              <w:t>Medium</w:t>
+            </w:r>
+          </w:p>
+        </w:tc>
+        <w:tc>
+          <w:tcPr>
+            <w:tcW w:w="0" w:type="auto"/>
+            <w:tcBorders>
+              <w:top w:val="single" w:sz="6" w:space="0" w:color="E6E6E6"/>
+              <w:left w:val="single" w:sz="6" w:space="0" w:color="E6E6E6"/>
+              <w:bottom w:val="single" w:sz="6" w:space="0" w:color="E6E6E6"/>
+              <w:right w:val="single" w:sz="6" w:space="0" w:color="E6E6E6"/>
+            </w:tcBorders>
+            <w:vAlign w:val="center"/>
+            <w:hideMark/>
+          </w:tcPr>
+          <w:p>
+            <w:pPr>
+              <w:spacing w:after="0" w:line="240" w:lineRule="auto"/>
+              <w:rPr>
+                <w:rFonts w:ascii="Times New Roman" w:eastAsia="Times New Roman" w:hAnsi="Times New Roman" w:cs="Times New Roman"/>
+                <w:kern w:val="0"/>
+                <w14:ligatures w14:val="none"/>
+              </w:rPr>
+            </w:pPr>
+            <w:r>
+              <w:rPr>
+                <w:rFonts w:ascii="Times New Roman" w:eastAsia="Times New Roman" w:hAnsi="Times New Roman" w:cs="Times New Roman"/>
+                <w:kern w:val="0"/>
+                <w14:ligatures w14:val="none"/>
+              </w:rPr>
+              <w:t>Medium</w:t>
+            </w:r>
+          </w:p>
+        </w:tc>
+        <w:tc>
+          <w:tcPr>
+            <w:tcW w:w="0" w:type="auto"/>
+            <w:tcBorders>
+              <w:top w:val="single" w:sz="6" w:space="0" w:color="E6E6E6"/>
+              <w:left w:val="single" w:sz="6" w:space="0" w:color="E6E6E6"/>
+              <w:bottom w:val="single" w:sz="6" w:space="0" w:color="E6E6E6"/>
+              <w:right w:val="single" w:sz="6" w:space="0" w:color="E6E6E6"/>
+            </w:tcBorders>
+            <w:vAlign w:val="center"/>
+            <w:hideMark/>
+          </w:tcPr>
+          <w:p>
+            <w:pPr>
+              <w:spacing w:after="0" w:line="240" w:lineRule="auto"/>
+              <w:rPr>
+                <w:rFonts w:ascii="Times New Roman" w:eastAsia="Times New Roman" w:hAnsi="Times New Roman" w:cs="Times New Roman"/>
+                <w:kern w:val="0"/>
+                <w14:ligatures w14:val="none"/>
+              </w:rPr>
+            </w:pPr>
+            <w:r>
+              <w:rPr>
+                <w:rFonts w:ascii="Times New Roman" w:eastAsia="Times New Roman" w:hAnsi="Times New Roman" w:cs="Times New Roman"/>
+                <w:kern w:val="0"/>
+                <w14:ligatures w14:val="none"/>
+              </w:rPr>
+              <w:t>Project Manager</w:t>
+            </w:r>
+          </w:p>
+        </w:tc>
+        <w:tc>
+          <w:tcPr>
+            <w:tcW w:w="0" w:type="auto"/>
+            <w:tcBorders>
+              <w:top w:val="single" w:sz="6" w:space="0" w:color="E6E6E6"/>
+              <w:left w:val="single" w:sz="6" w:space="0" w:color="E6E6E6"/>
+              <w:bottom w:val="single" w:sz="6" w:space="0" w:color="E6E6E6"/>
+              <w:right w:val="single" w:sz="6" w:space="0" w:color="E6E6E6"/>
+            </w:tcBorders>
+            <w:vAlign w:val="center"/>
+            <w:hideMark/>
+          </w:tcPr>
+          <w:p>
+            <w:pPr>
+              <w:spacing w:after="0" w:line="240" w:lineRule="auto"/>
+              <w:rPr>
+                <w:rFonts w:ascii="Times New Roman" w:eastAsia="Times New Roman" w:hAnsi="Times New Roman" w:cs="Times New Roman"/>
+                <w:kern w:val="0"/>
+                <w14:ligatures w14:val="none"/>
+              </w:rPr>
+            </w:pPr>
+            <w:r>
+              <w:rPr>
+                <w:rFonts w:ascii="Times New Roman" w:eastAsia="Times New Roman" w:hAnsi="Times New Roman" w:cs="Times New Roman"/>
+                <w:kern w:val="0"/>
+                <w14:ligatures w14:val="none"/>
+              </w:rPr>
+              <w:t>Scheduled reviews</w:t>
+            </w:r>
+          </w:p>
+        </w:tc>
+        <w:tc>
+          <w:tcPr>
+            <w:tcW w:w="0" w:type="auto"/>
+            <w:tcBorders>
+              <w:top w:val="single" w:sz="6" w:space="0" w:color="E6E6E6"/>
+              <w:left w:val="single" w:sz="6" w:space="0" w:color="E6E6E6"/>
+              <w:bottom w:val="single" w:sz="6" w:space="0" w:color="E6E6E6"/>
+              <w:right w:val="single" w:sz="6" w:space="0" w:color="E6E6E6"/>
+            </w:tcBorders>
+            <w:vAlign w:val="center"/>
+            <w:hideMark/>
+          </w:tcPr>
+          <w:p>
+            <w:pPr>
+              <w:spacing w:after="0" w:line="240" w:lineRule="auto"/>
+              <w:rPr>
+                <w:rFonts w:ascii="Times New Roman" w:eastAsia="Times New Roman" w:hAnsi="Times New Roman" w:cs="Times New Roman"/>
+                <w:kern w:val="0"/>
+                <w14:ligatures w14:val="none"/>
+              </w:rPr>
+            </w:pPr>
+            <w:r>
+              <w:rPr>
+                <w:rFonts w:ascii="Times New Roman" w:eastAsia="Times New Roman" w:hAnsi="Times New Roman" w:cs="Times New Roman"/>
+                <w:kern w:val="0"/>
+                <w14:ligatures w14:val="none"/>
+              </w:rPr>
+              <w:t>Open</w:t>
+            </w:r>
+          </w:p>
+        </w:tc>
+      </w:tr>
+      <w:tr>
+        <w:trPr>
+          <w:tblCellSpacing w:w="15" w:type="dxa"/>
+        </w:trPr>
+        <w:tc>
+          <w:tcPr>
+            <w:tcW w:w="0" w:type="auto"/>
+            <w:tcBorders>
+              <w:top w:val="single" w:sz="6" w:space="0" w:color="E6E6E6"/>
+              <w:left w:val="single" w:sz="6" w:space="0" w:color="E6E6E6"/>
+              <w:bottom w:val="single" w:sz="6" w:space="0" w:color="E6E6E6"/>
+              <w:right w:val="single" w:sz="6" w:space="0" w:color="E6E6E6"/>
+            </w:tcBorders>
+            <w:vAlign w:val="center"/>
+            <w:hideMark/>
+          </w:tcPr>
+          <w:p>
+            <w:pPr>
+              <w:spacing w:after="0" w:line="240" w:lineRule="auto"/>
+              <w:rPr>
+                <w:rFonts w:ascii="Times New Roman" w:eastAsia="Times New Roman" w:hAnsi="Times New Roman" w:cs="Times New Roman"/>
+                <w:kern w:val="0"/>
+                <w14:ligatures w14:val="none"/>
+              </w:rPr>
+            </w:pPr>
+            <w:r>
+              <w:rPr>
+                <w:rFonts w:ascii="Times New Roman" w:eastAsia="Times New Roman" w:hAnsi="Times New Roman" w:cs="Times New Roman"/>
+                <w:kern w:val="0"/>
+                <w14:ligatures w14:val="none"/>
+              </w:rPr>
+              <w:t>R8</w:t>
+            </w:r>
+          </w:p>
+        </w:tc>
+        <w:tc>
+          <w:tcPr>
+            <w:tcW w:w="0" w:type="auto"/>
+            <w:tcBorders>
+              <w:top w:val="single" w:sz="6" w:space="0" w:color="E6E6E6"/>
+              <w:left w:val="single" w:sz="6" w:space="0" w:color="E6E6E6"/>
+              <w:bottom w:val="single" w:sz="6" w:space="0" w:color="E6E6E6"/>
+              <w:right w:val="single" w:sz="6" w:space="0" w:color="E6E6E6"/>
+            </w:tcBorders>
+            <w:vAlign w:val="center"/>
+            <w:hideMark/>
+          </w:tcPr>
+          <w:p>
+            <w:pPr>
+              <w:spacing w:after="0" w:line="240" w:lineRule="auto"/>
+              <w:rPr>
+                <w:rFonts w:ascii="Times New Roman" w:eastAsia="Times New Roman" w:hAnsi="Times New Roman" w:cs="Times New Roman"/>
+                <w:kern w:val="0"/>
+                <w14:ligatures w14:val="none"/>
+              </w:rPr>
+            </w:pPr>
+            <w:r>
+              <w:rPr>
+                <w:rFonts w:ascii="Times New Roman" w:eastAsia="Times New Roman" w:hAnsi="Times New Roman" w:cs="Times New Roman"/>
+                <w:kern w:val="0"/>
+                <w14:ligatures w14:val="none"/>
+              </w:rPr>
+              <w:t>Key Team Member Loss</w:t>
+            </w:r>
+          </w:p>
+        </w:tc>
+        <w:tc>
+          <w:tcPr>
+            <w:tcW w:w="0" w:type="auto"/>
+            <w:tcBorders>
+              <w:top w:val="single" w:sz="6" w:space="0" w:color="E6E6E6"/>
+              <w:left w:val="single" w:sz="6" w:space="0" w:color="E6E6E6"/>
+              <w:bottom w:val="single" w:sz="6" w:space="0" w:color="E6E6E6"/>
+              <w:right w:val="single" w:sz="6" w:space="0" w:color="E6E6E6"/>
+            </w:tcBorders>
+            <w:vAlign w:val="center"/>
+            <w:hideMark/>
+          </w:tcPr>
+          <w:p>
+            <w:pPr>
+              <w:spacing w:after="0" w:line="240" w:lineRule="auto"/>
+              <w:rPr>
+                <w:rFonts w:ascii="Times New Roman" w:eastAsia="Times New Roman" w:hAnsi="Times New Roman" w:cs="Times New Roman"/>
+                <w:kern w:val="0"/>
+                <w14:ligatures w14:val="none"/>
+              </w:rPr>
+            </w:pPr>
+            <w:r>
+              <w:rPr>
+                <w:rFonts w:ascii="Times New Roman" w:eastAsia="Times New Roman" w:hAnsi="Times New Roman" w:cs="Times New Roman"/>
+                <w:kern w:val="0"/>
+                <w14:ligatures w14:val="none"/>
+              </w:rPr>
+              <w:t>Low</w:t>
+            </w:r>
+          </w:p>
+        </w:tc>
+        <w:tc>
+          <w:tcPr>
+            <w:tcW w:w="0" w:type="auto"/>
+            <w:tcBorders>
+              <w:top w:val="single" w:sz="6" w:space="0" w:color="E6E6E6"/>
+              <w:left w:val="single" w:sz="6" w:space="0" w:color="E6E6E6"/>
+              <w:bottom w:val="single" w:sz="6" w:space="0" w:color="E6E6E6"/>
+              <w:right w:val="single" w:sz="6" w:space="0" w:color="E6E6E6"/>
+            </w:tcBorders>
+            <w:vAlign w:val="center"/>
+            <w:hideMark/>
+          </w:tcPr>
+          <w:p>
+            <w:pPr>
+              <w:spacing w:after="0" w:line="240" w:lineRule="auto"/>
+              <w:rPr>
+                <w:rFonts w:ascii="Times New Roman" w:eastAsia="Times New Roman" w:hAnsi="Times New Roman" w:cs="Times New Roman"/>
+                <w:kern w:val="0"/>
+                <w14:ligatures w14:val="none"/>
+              </w:rPr>
+            </w:pPr>
+            <w:r>
+              <w:rPr>
+                <w:rFonts w:ascii="Times New Roman" w:eastAsia="Times New Roman" w:hAnsi="Times New Roman" w:cs="Times New Roman"/>
+                <w:kern w:val="0"/>
+                <w14:ligatures w14:val="none"/>
+              </w:rPr>
+              <w:t>High</w:t>
+            </w:r>
+          </w:p>
+        </w:tc>
+        <w:tc>
+          <w:tcPr>
+            <w:tcW w:w="0" w:type="auto"/>
+            <w:tcBorders>
+              <w:top w:val="single" w:sz="6" w:space="0" w:color="E6E6E6"/>
+              <w:left w:val="single" w:sz="6" w:space="0" w:color="E6E6E6"/>
+              <w:bottom w:val="single" w:sz="6" w:space="0" w:color="E6E6E6"/>
+              <w:right w:val="single" w:sz="6" w:space="0" w:color="E6E6E6"/>
+            </w:tcBorders>
+            <w:vAlign w:val="center"/>
+            <w:hideMark/>
+          </w:tcPr>
+          <w:p>
+            <w:pPr>
+              <w:spacing w:after="0" w:line="240" w:lineRule="auto"/>
+              <w:rPr>
+                <w:rFonts w:ascii="Times New Roman" w:eastAsia="Times New Roman" w:hAnsi="Times New Roman" w:cs="Times New Roman"/>
+                <w:kern w:val="0"/>
+                <w14:ligatures w14:val="none"/>
+              </w:rPr>
+            </w:pPr>
+            <w:r>
+              <w:rPr>
+                <w:rFonts w:ascii="Times New Roman" w:eastAsia="Times New Roman" w:hAnsi="Times New Roman" w:cs="Times New Roman"/>
+                <w:kern w:val="0"/>
+                <w14:ligatures w14:val="none"/>
+              </w:rPr>
+              <w:t>Project Manager</w:t>
+            </w:r>
+          </w:p>
+        </w:tc>
+        <w:tc>
+          <w:tcPr>
+            <w:tcW w:w="0" w:type="auto"/>
+            <w:tcBorders>
+              <w:top w:val="single" w:sz="6" w:space="0" w:color="E6E6E6"/>
+              <w:left w:val="single" w:sz="6" w:space="0" w:color="E6E6E6"/>
+              <w:bottom w:val="single" w:sz="6" w:space="0" w:color="E6E6E6"/>
+              <w:right w:val="single" w:sz="6" w:space="0" w:color="E6E6E6"/>
+            </w:tcBorders>
+            <w:vAlign w:val="center"/>
+            <w:hideMark/>
+          </w:tcPr>
+          <w:p>
+            <w:pPr>
+              <w:spacing w:after="0" w:line="240" w:lineRule="auto"/>
+              <w:rPr>
+                <w:rFonts w:ascii="Times New Roman" w:eastAsia="Times New Roman" w:hAnsi="Times New Roman" w:cs="Times New Roman"/>
+                <w:kern w:val="0"/>
+                <w14:ligatures w14:val="none"/>
+              </w:rPr>
+            </w:pPr>
+            <w:r>
+              <w:rPr>
+                <w:rFonts w:ascii="Times New Roman" w:eastAsia="Times New Roman" w:hAnsi="Times New Roman" w:cs="Times New Roman"/>
+                <w:kern w:val="0"/>
+                <w14:ligatures w14:val="none"/>
+              </w:rPr>
+              <w:t>Cross-training</w:t>
+            </w:r>
+          </w:p>
+        </w:tc>
+        <w:tc>
+          <w:tcPr>
+            <w:tcW w:w="0" w:type="auto"/>
+            <w:tcBorders>
+              <w:top w:val="single" w:sz="6" w:space="0" w:color="E6E6E6"/>
+              <w:left w:val="single" w:sz="6" w:space="0" w:color="E6E6E6"/>
+              <w:bottom w:val="single" w:sz="6" w:space="0" w:color="E6E6E6"/>
+              <w:right w:val="single" w:sz="6" w:space="0" w:color="E6E6E6"/>
+            </w:tcBorders>
+            <w:vAlign w:val="center"/>
+            <w:hideMark/>
+          </w:tcPr>
+          <w:p>
+            <w:pPr>
+              <w:spacing w:after="0" w:line="240" w:lineRule="auto"/>
+              <w:rPr>
+                <w:rFonts w:ascii="Times New Roman" w:eastAsia="Times New Roman" w:hAnsi="Times New Roman" w:cs="Times New Roman"/>
+                <w:kern w:val="0"/>
+                <w14:ligatures w14:val="none"/>
+              </w:rPr>
+            </w:pPr>
+            <w:r>
+              <w:rPr>
+                <w:rFonts w:ascii="Times New Roman" w:eastAsia="Times New Roman" w:hAnsi="Times New Roman" w:cs="Times New Roman"/>
+                <w:kern w:val="0"/>
+                <w14:ligatures w14:val="none"/>
+              </w:rPr>
+              <w:t>Open</w:t>
+            </w:r>
+          </w:p>
+        </w:tc>
+      </w:tr>
+      <w:tr>
+        <w:trPr>
+          <w:tblCellSpacing w:w="15" w:type="dxa"/>
+        </w:trPr>
+        <w:tc>
+          <w:tcPr>
+            <w:tcW w:w="0" w:type="auto"/>
+            <w:tcBorders>
+              <w:top w:val="single" w:sz="6" w:space="0" w:color="E6E6E6"/>
+              <w:left w:val="single" w:sz="6" w:space="0" w:color="E6E6E6"/>
+              <w:bottom w:val="single" w:sz="6" w:space="0" w:color="E6E6E6"/>
+              <w:right w:val="single" w:sz="6" w:space="0" w:color="E6E6E6"/>
+            </w:tcBorders>
+            <w:vAlign w:val="center"/>
+            <w:hideMark/>
+          </w:tcPr>
+          <w:p>
+            <w:pPr>
+              <w:spacing w:after="0" w:line="240" w:lineRule="auto"/>
+              <w:rPr>
+                <w:rFonts w:ascii="Times New Roman" w:eastAsia="Times New Roman" w:hAnsi="Times New Roman" w:cs="Times New Roman"/>
+                <w:kern w:val="0"/>
+                <w14:ligatures w14:val="none"/>
+              </w:rPr>
+            </w:pPr>
+            <w:r>
+              <w:rPr>
+                <w:rFonts w:ascii="Times New Roman" w:eastAsia="Times New Roman" w:hAnsi="Times New Roman" w:cs="Times New Roman"/>
+                <w:kern w:val="0"/>
+                <w14:ligatures w14:val="none"/>
+              </w:rPr>
+              <w:t>R9</w:t>
+            </w:r>
+          </w:p>
+        </w:tc>
+        <w:tc>
+          <w:tcPr>
+            <w:tcW w:w="0" w:type="auto"/>
+            <w:tcBorders>
+              <w:top w:val="single" w:sz="6" w:space="0" w:color="E6E6E6"/>
+              <w:left w:val="single" w:sz="6" w:space="0" w:color="E6E6E6"/>
+              <w:bottom w:val="single" w:sz="6" w:space="0" w:color="E6E6E6"/>
+              <w:right w:val="single" w:sz="6" w:space="0" w:color="E6E6E6"/>
+            </w:tcBorders>
+            <w:vAlign w:val="center"/>
+            <w:hideMark/>
+          </w:tcPr>
+          <w:p>
+            <w:pPr>
+              <w:spacing w:after="0" w:line="240" w:lineRule="auto"/>
+              <w:rPr>
+                <w:rFonts w:ascii="Times New Roman" w:eastAsia="Times New Roman" w:hAnsi="Times New Roman" w:cs="Times New Roman"/>
+                <w:kern w:val="0"/>
+                <w14:ligatures w14:val="none"/>
+              </w:rPr>
+            </w:pPr>
+            <w:r>
+              <w:rPr>
+                <w:rFonts w:ascii="Times New Roman" w:eastAsia="Times New Roman" w:hAnsi="Times New Roman" w:cs="Times New Roman"/>
+                <w:kern w:val="0"/>
+                <w14:ligatures w14:val="none"/>
+              </w:rPr>
+              <w:t>Cloud Service Downtime</w:t>
+            </w:r>
+          </w:p>
+        </w:tc>
+        <w:tc>
+          <w:tcPr>
+            <w:tcW w:w="0" w:type="auto"/>
+            <w:tcBorders>
+              <w:top w:val="single" w:sz="6" w:space="0" w:color="E6E6E6"/>
+              <w:left w:val="single" w:sz="6" w:space="0" w:color="E6E6E6"/>
+              <w:bottom w:val="single" w:sz="6" w:space="0" w:color="E6E6E6"/>
+              <w:right w:val="single" w:sz="6" w:space="0" w:color="E6E6E6"/>
+            </w:tcBorders>
+            <w:vAlign w:val="center"/>
+            <w:hideMark/>
+          </w:tcPr>
+          <w:p>
+            <w:pPr>
+              <w:spacing w:after="0" w:line="240" w:lineRule="auto"/>
+              <w:rPr>
+                <w:rFonts w:ascii="Times New Roman" w:eastAsia="Times New Roman" w:hAnsi="Times New Roman" w:cs="Times New Roman"/>
+                <w:kern w:val="0"/>
+                <w14:ligatures w14:val="none"/>
+              </w:rPr>
+            </w:pPr>
+            <w:r>
+              <w:rPr>
+                <w:rFonts w:ascii="Times New Roman" w:eastAsia="Times New Roman" w:hAnsi="Times New Roman" w:cs="Times New Roman"/>
+                <w:kern w:val="0"/>
+                <w14:ligatures w14:val="none"/>
+              </w:rPr>
+              <w:t>Low</w:t>
+            </w:r>
+          </w:p>
+        </w:tc>
+        <w:tc>
+          <w:tcPr>
+            <w:tcW w:w="0" w:type="auto"/>
+            <w:tcBorders>
+              <w:top w:val="single" w:sz="6" w:space="0" w:color="E6E6E6"/>
+              <w:left w:val="single" w:sz="6" w:space="0" w:color="E6E6E6"/>
+              <w:bottom w:val="single" w:sz="6" w:space="0" w:color="E6E6E6"/>
+              <w:right w:val="single" w:sz="6" w:space="0" w:color="E6E6E6"/>
+            </w:tcBorders>
+            <w:vAlign w:val="center"/>
+            <w:hideMark/>
+          </w:tcPr>
+          <w:p>
+            <w:pPr>
+              <w:spacing w:after="0" w:line="240" w:lineRule="auto"/>
+              <w:rPr>
+                <w:rFonts w:ascii="Times New Roman" w:eastAsia="Times New Roman" w:hAnsi="Times New Roman" w:cs="Times New Roman"/>
+                <w:kern w:val="0"/>
+                <w14:ligatures w14:val="none"/>
+              </w:rPr>
+            </w:pPr>
+            <w:r>
+              <w:rPr>
+                <w:rFonts w:ascii="Times New Roman" w:eastAsia="Times New Roman" w:hAnsi="Times New Roman" w:cs="Times New Roman"/>
+                <w:kern w:val="0"/>
+                <w14:ligatures w14:val="none"/>
+              </w:rPr>
+              <w:t>High</w:t>
+            </w:r>
+          </w:p>
+        </w:tc>
+        <w:tc>
+          <w:tcPr>
+            <w:tcW w:w="0" w:type="auto"/>
+            <w:tcBorders>
+              <w:top w:val="single" w:sz="6" w:space="0" w:color="E6E6E6"/>
+              <w:left w:val="single" w:sz="6" w:space="0" w:color="E6E6E6"/>
+              <w:bottom w:val="single" w:sz="6" w:space="0" w:color="E6E6E6"/>
+              <w:right w:val="single" w:sz="6" w:space="0" w:color="E6E6E6"/>
+            </w:tcBorders>
+            <w:vAlign w:val="center"/>
+            <w:hideMark/>
+          </w:tcPr>
+          <w:p>
+            <w:pPr>
+              <w:spacing w:after="0" w:line="240" w:lineRule="auto"/>
+              <w:rPr>
+                <w:rFonts w:ascii="Times New Roman" w:eastAsia="Times New Roman" w:hAnsi="Times New Roman" w:cs="Times New Roman"/>
+                <w:kern w:val="0"/>
+                <w14:ligatures w14:val="none"/>
+              </w:rPr>
+            </w:pPr>
+            <w:r>
+              <w:rPr>
+                <w:rFonts w:ascii="Times New Roman" w:eastAsia="Times New Roman" w:hAnsi="Times New Roman" w:cs="Times New Roman"/>
+                <w:kern w:val="0"/>
+                <w14:ligatures w14:val="none"/>
+              </w:rPr>
+              <w:t>Infrastructure Team</w:t>
+            </w:r>
+          </w:p>
+        </w:tc>
+        <w:tc>
+          <w:tcPr>
+            <w:tcW w:w="0" w:type="auto"/>
+            <w:tcBorders>
+              <w:top w:val="single" w:sz="6" w:space="0" w:color="E6E6E6"/>
+              <w:left w:val="single" w:sz="6" w:space="0" w:color="E6E6E6"/>
+              <w:bottom w:val="single" w:sz="6" w:space="0" w:color="E6E6E6"/>
+              <w:right w:val="single" w:sz="6" w:space="0" w:color="E6E6E6"/>
+            </w:tcBorders>
+            <w:vAlign w:val="center"/>
+            <w:hideMark/>
+          </w:tcPr>
+          <w:p>
+            <w:pPr>
+              <w:spacing w:after="0" w:line="240" w:lineRule="auto"/>
+              <w:rPr>
+                <w:rFonts w:ascii="Times New Roman" w:eastAsia="Times New Roman" w:hAnsi="Times New Roman" w:cs="Times New Roman"/>
+                <w:kern w:val="0"/>
+                <w14:ligatures w14:val="none"/>
+              </w:rPr>
+            </w:pPr>
+            <w:r>
+              <w:rPr>
+                <w:rFonts w:ascii="Times New Roman" w:eastAsia="Times New Roman" w:hAnsi="Times New Roman" w:cs="Times New Roman"/>
+                <w:kern w:val="0"/>
+                <w14:ligatures w14:val="none"/>
+              </w:rPr>
+              <w:t>Redundant hosting</w:t>
+            </w:r>
+          </w:p>
+        </w:tc>
+        <w:tc>
+          <w:tcPr>
+            <w:tcW w:w="0" w:type="auto"/>
+            <w:tcBorders>
+              <w:top w:val="single" w:sz="6" w:space="0" w:color="E6E6E6"/>
+              <w:left w:val="single" w:sz="6" w:space="0" w:color="E6E6E6"/>
+              <w:bottom w:val="single" w:sz="6" w:space="0" w:color="E6E6E6"/>
+              <w:right w:val="single" w:sz="6" w:space="0" w:color="E6E6E6"/>
+            </w:tcBorders>
+            <w:vAlign w:val="center"/>
+            <w:hideMark/>
+          </w:tcPr>
+          <w:p>
+            <w:pPr>
+              <w:spacing w:after="0" w:line="240" w:lineRule="auto"/>
+              <w:rPr>
+                <w:rFonts w:ascii="Times New Roman" w:eastAsia="Times New Roman" w:hAnsi="Times New Roman" w:cs="Times New Roman"/>
+                <w:kern w:val="0"/>
+                <w14:ligatures w14:val="none"/>
+              </w:rPr>
+            </w:pPr>
+            <w:r>
+              <w:rPr>
+                <w:rFonts w:ascii="Times New Roman" w:eastAsia="Times New Roman" w:hAnsi="Times New Roman" w:cs="Times New Roman"/>
+                <w:kern w:val="0"/>
+                <w14:ligatures w14:val="none"/>
+              </w:rPr>
+              <w:t>Open</w:t>
+            </w:r>
+          </w:p>
+        </w:tc>
+      </w:tr>
+      <w:tr>
+        <w:trPr>
+          <w:tblCellSpacing w:w="15" w:type="dxa"/>
+        </w:trPr>
+        <w:tc>
+          <w:tcPr>
+            <w:tcW w:w="0" w:type="auto"/>
+            <w:tcBorders>
+              <w:top w:val="single" w:sz="6" w:space="0" w:color="E6E6E6"/>
+              <w:left w:val="single" w:sz="6" w:space="0" w:color="E6E6E6"/>
+              <w:bottom w:val="single" w:sz="6" w:space="0" w:color="E6E6E6"/>
+              <w:right w:val="single" w:sz="6" w:space="0" w:color="E6E6E6"/>
+            </w:tcBorders>
+            <w:vAlign w:val="center"/>
+            <w:hideMark/>
+          </w:tcPr>
+          <w:p>
+            <w:pPr>
+              <w:spacing w:after="0" w:line="240" w:lineRule="auto"/>
+              <w:rPr>
+                <w:rFonts w:ascii="Times New Roman" w:eastAsia="Times New Roman" w:hAnsi="Times New Roman" w:cs="Times New Roman"/>
+                <w:kern w:val="0"/>
+                <w14:ligatures w14:val="none"/>
+              </w:rPr>
+            </w:pPr>
+            <w:r>
+              <w:rPr>
+                <w:rFonts w:ascii="Times New Roman" w:eastAsia="Times New Roman" w:hAnsi="Times New Roman" w:cs="Times New Roman"/>
+                <w:kern w:val="0"/>
+                <w14:ligatures w14:val="none"/>
+              </w:rPr>
+              <w:t>R10</w:t>
+            </w:r>
+          </w:p>
+        </w:tc>
+        <w:tc>
+          <w:tcPr>
+            <w:tcW w:w="0" w:type="auto"/>
+            <w:tcBorders>
+              <w:top w:val="single" w:sz="6" w:space="0" w:color="E6E6E6"/>
+              <w:left w:val="single" w:sz="6" w:space="0" w:color="E6E6E6"/>
+              <w:bottom w:val="single" w:sz="6" w:space="0" w:color="E6E6E6"/>
+              <w:right w:val="single" w:sz="6" w:space="0" w:color="E6E6E6"/>
+            </w:tcBorders>
+            <w:vAlign w:val="center"/>
+            <w:hideMark/>
+          </w:tcPr>
+          <w:p>
+            <w:pPr>
+              <w:spacing w:after="0" w:line="240" w:lineRule="auto"/>
+              <w:rPr>
+                <w:rFonts w:ascii="Times New Roman" w:eastAsia="Times New Roman" w:hAnsi="Times New Roman" w:cs="Times New Roman"/>
+                <w:kern w:val="0"/>
+                <w14:ligatures w14:val="none"/>
+              </w:rPr>
+            </w:pPr>
+            <w:r>
+              <w:rPr>
+                <w:rFonts w:ascii="Times New Roman" w:eastAsia="Times New Roman" w:hAnsi="Times New Roman" w:cs="Times New Roman"/>
+                <w:kern w:val="0"/>
+                <w14:ligatures w14:val="none"/>
+              </w:rPr>
+              <w:t>Cost Estimate Changes</w:t>
+            </w:r>
+          </w:p>
+        </w:tc>
+        <w:tc>
+          <w:tcPr>
+            <w:tcW w:w="0" w:type="auto"/>
+            <w:tcBorders>
+              <w:top w:val="single" w:sz="6" w:space="0" w:color="E6E6E6"/>
+              <w:left w:val="single" w:sz="6" w:space="0" w:color="E6E6E6"/>
+              <w:bottom w:val="single" w:sz="6" w:space="0" w:color="E6E6E6"/>
+              <w:right w:val="single" w:sz="6" w:space="0" w:color="E6E6E6"/>
+            </w:tcBorders>
+            <w:vAlign w:val="center"/>
+            <w:hideMark/>
+          </w:tcPr>
+          <w:p>
+            <w:pPr>
+              <w:spacing w:after="0" w:line="240" w:lineRule="auto"/>
+              <w:rPr>
+                <w:rFonts w:ascii="Times New Roman" w:eastAsia="Times New Roman" w:hAnsi="Times New Roman" w:cs="Times New Roman"/>
+                <w:kern w:val="0"/>
+                <w14:ligatures w14:val="none"/>
+              </w:rPr>
+            </w:pPr>
+            <w:r>
+              <w:rPr>
+                <w:rFonts w:ascii="Times New Roman" w:eastAsia="Times New Roman" w:hAnsi="Times New Roman" w:cs="Times New Roman"/>
+                <w:kern w:val="0"/>
+                <w14:ligatures w14:val="none"/>
+              </w:rPr>
+              <w:t>Medium</w:t>
+            </w:r>
+          </w:p>
+        </w:tc>
+        <w:tc>
+          <w:tcPr>
+            <w:tcW w:w="0" w:type="auto"/>
+            <w:tcBorders>
+              <w:top w:val="single" w:sz="6" w:space="0" w:color="E6E6E6"/>
+              <w:left w:val="single" w:sz="6" w:space="0" w:color="E6E6E6"/>
+              <w:bottom w:val="single" w:sz="6" w:space="0" w:color="E6E6E6"/>
+              <w:right w:val="single" w:sz="6" w:space="0" w:color="E6E6E6"/>
+            </w:tcBorders>
+            <w:vAlign w:val="center"/>
+            <w:hideMark/>
+          </w:tcPr>
+          <w:p>
+            <w:pPr>
+              <w:spacing w:after="0" w:line="240" w:lineRule="auto"/>
+              <w:rPr>
+                <w:rFonts w:ascii="Times New Roman" w:eastAsia="Times New Roman" w:hAnsi="Times New Roman" w:cs="Times New Roman"/>
+                <w:kern w:val="0"/>
+                <w14:ligatures w14:val="none"/>
+              </w:rPr>
+            </w:pPr>
+            <w:r>
+              <w:rPr>
+                <w:rFonts w:ascii="Times New Roman" w:eastAsia="Times New Roman" w:hAnsi="Times New Roman" w:cs="Times New Roman"/>
+                <w:kern w:val="0"/>
+                <w14:ligatures w14:val="none"/>
+              </w:rPr>
+              <w:t>Medium</w:t>
+            </w:r>
+          </w:p>
+        </w:tc>
+        <w:tc>
+          <w:tcPr>
+            <w:tcW w:w="0" w:type="auto"/>
+            <w:tcBorders>
+              <w:top w:val="single" w:sz="6" w:space="0" w:color="E6E6E6"/>
+              <w:left w:val="single" w:sz="6" w:space="0" w:color="E6E6E6"/>
+              <w:bottom w:val="single" w:sz="6" w:space="0" w:color="E6E6E6"/>
+              <w:right w:val="single" w:sz="6" w:space="0" w:color="E6E6E6"/>
+            </w:tcBorders>
+            <w:vAlign w:val="center"/>
+            <w:hideMark/>
+          </w:tcPr>
+          <w:p>
+            <w:pPr>
+              <w:spacing w:after="0" w:line="240" w:lineRule="auto"/>
+              <w:rPr>
+                <w:rFonts w:ascii="Times New Roman" w:eastAsia="Times New Roman" w:hAnsi="Times New Roman" w:cs="Times New Roman"/>
+                <w:kern w:val="0"/>
+                <w14:ligatures w14:val="none"/>
+              </w:rPr>
+            </w:pPr>
+            <w:r>
+              <w:rPr>
+                <w:rFonts w:ascii="Times New Roman" w:eastAsia="Times New Roman" w:hAnsi="Times New Roman" w:cs="Times New Roman"/>
+                <w:kern w:val="0"/>
+                <w14:ligatures w14:val="none"/>
+              </w:rPr>
+              <w:t>Finance Team</w:t>
+            </w:r>
+          </w:p>
+        </w:tc>
+        <w:tc>
+          <w:tcPr>
+            <w:tcW w:w="0" w:type="auto"/>
+            <w:tcBorders>
+              <w:top w:val="single" w:sz="6" w:space="0" w:color="E6E6E6"/>
+              <w:left w:val="single" w:sz="6" w:space="0" w:color="E6E6E6"/>
+              <w:bottom w:val="single" w:sz="6" w:space="0" w:color="E6E6E6"/>
+              <w:right w:val="single" w:sz="6" w:space="0" w:color="E6E6E6"/>
+            </w:tcBorders>
+            <w:vAlign w:val="center"/>
+            <w:hideMark/>
+          </w:tcPr>
+          <w:p>
+            <w:pPr>
+              <w:spacing w:after="0" w:line="240" w:lineRule="auto"/>
+              <w:rPr>
+                <w:rFonts w:ascii="Times New Roman" w:eastAsia="Times New Roman" w:hAnsi="Times New Roman" w:cs="Times New Roman"/>
+                <w:kern w:val="0"/>
+                <w14:ligatures w14:val="none"/>
+              </w:rPr>
+            </w:pPr>
+            <w:r>
+              <w:rPr>
+                <w:rFonts w:ascii="Times New Roman" w:eastAsia="Times New Roman" w:hAnsi="Times New Roman" w:cs="Times New Roman"/>
+                <w:kern w:val="0"/>
+                <w14:ligatures w14:val="none"/>
+              </w:rPr>
+              <w:t>Budget reserve planning</w:t>
+            </w:r>
+          </w:p>
+        </w:tc>
+        <w:tc>
+          <w:tcPr>
+            <w:tcW w:w="0" w:type="auto"/>
+            <w:tcBorders>
+              <w:top w:val="single" w:sz="6" w:space="0" w:color="E6E6E6"/>
+              <w:left w:val="single" w:sz="6" w:space="0" w:color="E6E6E6"/>
+              <w:bottom w:val="single" w:sz="6" w:space="0" w:color="E6E6E6"/>
+              <w:right w:val="single" w:sz="6" w:space="0" w:color="E6E6E6"/>
+            </w:tcBorders>
+            <w:vAlign w:val="center"/>
+            <w:hideMark/>
+          </w:tcPr>
+          <w:p>
+            <w:pPr>
+              <w:spacing w:after="0" w:line="240" w:lineRule="auto"/>
+              <w:rPr>
+                <w:rFonts w:ascii="Times New Roman" w:eastAsia="Times New Roman" w:hAnsi="Times New Roman" w:cs="Times New Roman"/>
+                <w:kern w:val="0"/>
+                <w14:ligatures w14:val="none"/>
+              </w:rPr>
+            </w:pPr>
+            <w:r>
+              <w:rPr>
+                <w:rFonts w:ascii="Times New Roman" w:eastAsia="Times New Roman" w:hAnsi="Times New Roman" w:cs="Times New Roman"/>
+                <w:kern w:val="0"/>
+                <w14:ligatures w14:val="none"/>
+              </w:rPr>
+              <w:t>Open</w:t>
+            </w:r>
+          </w:p>
+        </w:tc>
+      </w:tr>
+    </w:tbl>
+    <w:p>
+      <w:pPr>
+        <w:spacing w:after="0" w:line="300" w:lineRule="atLeast"/>
+        <w:rPr>
+          <w:rFonts w:ascii="Segoe UI" w:eastAsia="Times New Roman" w:hAnsi="Segoe UI" w:cs="Segoe UI"/>
+          <w:kern w:val="0"/>
+          <w:sz w:val="21"/>
+          <w:szCs w:val="21"/>
+          <w14:ligatures w14:val="none"/>
+        </w:rPr>
+      </w:pPr>
+      <w:r>
+        <w:rPr>
+          <w:rFonts w:ascii="Segoe UI" w:eastAsia="Times New Roman" w:hAnsi="Segoe UI" w:cs="Segoe UI"/>
+          <w:kern w:val="0"/>
+          <w:sz w:val="21"/>
+          <w:szCs w:val="21"/>
+          <w14:ligatures w14:val="none"/>
+        </w:rPr>
+        <w:pict w14:anchorId="1164A288">
+          <v:rect id="_x0000_i1038" style="width:0;height:1.5pt" o:hralign="center" o:hrstd="t" o:hr="t" fillcolor="#a0a0a0" stroked="f"/>
+        </w:pict>
+      </w:r>
+    </w:p>
+    <w:p>
+      <w:pPr>
+        <w:spacing w:before="100" w:beforeAutospacing="1" w:after="100" w:afterAutospacing="1" w:line="300" w:lineRule="atLeast"/>
+        <w:outlineLvl w:val="0"/>
+        <w:rPr>
+          <w:rFonts w:ascii="Segoe UI" w:eastAsia="Times New Roman" w:hAnsi="Segoe UI" w:cs="Segoe UI"/>
+          <w:b/>
+          <w:bCs/>
+          <w:kern w:val="36"/>
+          <w:sz w:val="48"/>
+          <w:szCs w:val="48"/>
+          <w14:ligatures w14:val="none"/>
+        </w:rPr>
+      </w:pPr>
+      <w:r>
+        <w:rPr>
+          <w:rFonts w:ascii="Segoe UI" w:eastAsia="Times New Roman" w:hAnsi="Segoe UI" w:cs="Segoe UI"/>
+          <w:b/>
+          <w:bCs/>
+          <w:kern w:val="36"/>
+          <w:sz w:val="48"/>
+          <w:szCs w:val="48"/>
+          <w14:ligatures w14:val="none"/>
+        </w:rPr>
+        <w:t>10. Communication Plan</w:t>
+      </w:r>
+    </w:p>
+    <w:p>
+      <w:pPr>
+        <w:spacing w:before="100" w:beforeAutospacing="1" w:after="100" w:afterAutospacing="1" w:line="300" w:lineRule="atLeast"/>
+        <w:outlineLvl w:val="1"/>
+        <w:rPr>
+          <w:rFonts w:ascii="Segoe UI" w:eastAsia="Times New Roman" w:hAnsi="Segoe UI" w:cs="Segoe UI"/>
+          <w:b/>
+          <w:bCs/>
+          <w:kern w:val="0"/>
+          <w:sz w:val="36"/>
+          <w:szCs w:val="36"/>
+          <w14:ligatures w14:val="none"/>
+        </w:rPr>
+      </w:pPr>
+      <w:r>
+        <w:rPr>
+          <w:rFonts w:ascii="Segoe UI" w:eastAsia="Times New Roman" w:hAnsi="Segoe UI" w:cs="Segoe UI"/>
+          <w:b/>
+          <w:bCs/>
+          <w:kern w:val="0"/>
+          <w:sz w:val="36"/>
+          <w:szCs w:val="36"/>
+          <w14:ligatures w14:val="none"/>
+        </w:rPr>
+        <w:t>Purpose</w:t>
+      </w:r>
+    </w:p>
+    <w:p>
+      <w:pPr>
+        <w:spacing w:before="100" w:beforeAutospacing="1" w:after="100" w:afterAutospacing="1" w:line="300" w:lineRule="atLeast"/>
+        <w:rPr>
+          <w:rFonts w:ascii="Segoe UI" w:eastAsia="Times New Roman" w:hAnsi="Segoe UI" w:cs="Segoe UI"/>
+          <w:kern w:val="0"/>
+          <w:sz w:val="21"/>
+          <w:szCs w:val="21"/>
+          <w14:ligatures w14:val="none"/>
+        </w:rPr>
+      </w:pPr>
+      <w:r>
+        <w:rPr>
+          <w:rFonts w:ascii="Segoe UI" w:eastAsia="Times New Roman" w:hAnsi="Segoe UI" w:cs="Segoe UI"/>
+          <w:kern w:val="0"/>
+          <w:sz w:val="21"/>
+          <w:szCs w:val="21"/>
+          <w14:ligatures w14:val="none"/>
+        </w:rPr>
+        <w:t>The Communication Plan defines how project stakeholders and team members will communicate throughout the Smart Parking Platform project.</w:t>
+      </w:r>
+    </w:p>
+    <w:p>
+      <w:pPr>
+        <w:spacing w:after="0" w:line="300" w:lineRule="atLeast"/>
+        <w:rPr>
+          <w:rFonts w:ascii="Segoe UI" w:eastAsia="Times New Roman" w:hAnsi="Segoe UI" w:cs="Segoe UI"/>
+          <w:kern w:val="0"/>
+          <w:sz w:val="21"/>
+          <w:szCs w:val="21"/>
+          <w14:ligatures w14:val="none"/>
+        </w:rPr>
+      </w:pPr>
+      <w:r>
+        <w:rPr>
+          <w:rFonts w:ascii="Segoe UI" w:eastAsia="Times New Roman" w:hAnsi="Segoe UI" w:cs="Segoe UI"/>
+          <w:kern w:val="0"/>
+          <w:sz w:val="21"/>
+          <w:szCs w:val="21"/>
+          <w14:ligatures w14:val="none"/>
+        </w:rPr>
+        <w:pict w14:anchorId="5CBBFAF2">
+          <v:rect id="_x0000_i1039" style="width:0;height:1.5pt" o:hralign="center" o:hrstd="t" o:hr="t" fillcolor="#a0a0a0" stroked="f"/>
+        </w:pict>
+      </w:r>
+    </w:p>
+    <w:p>
+      <w:pPr>
+        <w:spacing w:before="100" w:beforeAutospacing="1" w:after="100" w:afterAutospacing="1" w:line="300" w:lineRule="atLeast"/>
+        <w:outlineLvl w:val="1"/>
+        <w:rPr>
+          <w:rFonts w:ascii="Segoe UI" w:eastAsia="Times New Roman" w:hAnsi="Segoe UI" w:cs="Segoe UI"/>
+          <w:b/>
+          <w:bCs/>
+          <w:kern w:val="0"/>
+          <w:sz w:val="36"/>
+          <w:szCs w:val="36"/>
+          <w14:ligatures w14:val="none"/>
+        </w:rPr>
+      </w:pPr>
+      <w:r>
+        <w:rPr>
+          <w:rFonts w:ascii="Segoe UI" w:eastAsia="Times New Roman" w:hAnsi="Segoe UI" w:cs="Segoe UI"/>
+          <w:b/>
+          <w:bCs/>
+          <w:kern w:val="0"/>
+          <w:sz w:val="36"/>
+          <w:szCs w:val="36"/>
+          <w14:ligatures w14:val="none"/>
+        </w:rPr>
+        <w:t>Team Meeting Cadence</w:t>
+      </w:r>
+    </w:p>
+    <w:tbl>
+      <w:tblPr>
+        <w:tblW w:w="0" w:type="auto"/>
+        <w:tblCellSpacing w:w="15" w:type="dxa"/>
+        <w:tblCellMar>
+          <w:top w:w="15" w:type="dxa"/>
+          <w:left w:w="15" w:type="dxa"/>
+          <w:bottom w:w="15" w:type="dxa"/>
+          <w:right w:w="15" w:type="dxa"/>
+        </w:tblCellMar>
+        <w:tblLook w:val="04A0" w:firstRow="1" w:lastRow="0" w:firstColumn="1" w:lastColumn="0" w:noHBand="0" w:noVBand="1"/>
+      </w:tblPr>
+      <w:tblGrid>
+        <w:gridCol w:w="2758"/>
+        <w:gridCol w:w="1937"/>
+        <w:gridCol w:w="1199"/>
+      </w:tblGrid>
+      <w:tr>
+        <w:trPr>
+          <w:tblCellSpacing w:w="15" w:type="dxa"/>
+        </w:trPr>
+        <w:tc>
+          <w:tcPr>
+            <w:tcW w:w="0" w:type="auto"/>
+            <w:tcBorders>
+              <w:top w:val="single" w:sz="6" w:space="0" w:color="E6E6E6"/>
+              <w:left w:val="single" w:sz="6" w:space="0" w:color="E6E6E6"/>
+              <w:bottom w:val="single" w:sz="6" w:space="0" w:color="E6E6E6"/>
+              <w:right w:val="single" w:sz="6" w:space="0" w:color="E6E6E6"/>
+            </w:tcBorders>
+            <w:shd w:val="clear" w:color="auto" w:fill="F5F5F5"/>
+            <w:vAlign w:val="center"/>
+            <w:hideMark/>
+          </w:tcPr>
+          <w:p>
+            <w:pPr>
+              <w:spacing w:after="0" w:line="240" w:lineRule="auto"/>
+              <w:jc w:val="center"/>
+              <w:rPr>
+                <w:rFonts w:ascii="Times New Roman" w:eastAsia="Times New Roman" w:hAnsi="Times New Roman" w:cs="Times New Roman"/>
+                <w:b/>
+                <w:bCs/>
+                <w:kern w:val="0"/>
+                <w14:ligatures w14:val="none"/>
+              </w:rPr>
+            </w:pPr>
+            <w:r>
+              <w:rPr>
+                <w:rFonts w:ascii="Times New Roman" w:eastAsia="Times New Roman" w:hAnsi="Times New Roman" w:cs="Times New Roman"/>
+                <w:b/>
+                <w:bCs/>
+                <w:kern w:val="0"/>
+                <w14:ligatures w14:val="none"/>
+              </w:rPr>
+              <w:t>Team</w:t>
+            </w:r>
+          </w:p>
+        </w:tc>
+        <w:tc>
+          <w:tcPr>
+            <w:tcW w:w="0" w:type="auto"/>
+            <w:tcBorders>
+              <w:top w:val="single" w:sz="6" w:space="0" w:color="E6E6E6"/>
+              <w:left w:val="single" w:sz="6" w:space="0" w:color="E6E6E6"/>
+              <w:bottom w:val="single" w:sz="6" w:space="0" w:color="E6E6E6"/>
+              <w:right w:val="single" w:sz="6" w:space="0" w:color="E6E6E6"/>
+            </w:tcBorders>
+            <w:shd w:val="clear" w:color="auto" w:fill="F5F5F5"/>
+            <w:vAlign w:val="center"/>
+            <w:hideMark/>
+          </w:tcPr>
+          <w:p>
+            <w:pPr>
+              <w:spacing w:after="0" w:line="240" w:lineRule="auto"/>
+              <w:jc w:val="center"/>
+              <w:rPr>
+                <w:rFonts w:ascii="Times New Roman" w:eastAsia="Times New Roman" w:hAnsi="Times New Roman" w:cs="Times New Roman"/>
+                <w:b/>
+                <w:bCs/>
+                <w:kern w:val="0"/>
+                <w14:ligatures w14:val="none"/>
+              </w:rPr>
+            </w:pPr>
+            <w:r>
+              <w:rPr>
+                <w:rFonts w:ascii="Times New Roman" w:eastAsia="Times New Roman" w:hAnsi="Times New Roman" w:cs="Times New Roman"/>
+                <w:b/>
+                <w:bCs/>
+                <w:kern w:val="0"/>
+                <w14:ligatures w14:val="none"/>
+              </w:rPr>
+              <w:t>Meeting Type</w:t>
+            </w:r>
+          </w:p>
+        </w:tc>
+        <w:tc>
+          <w:tcPr>
+            <w:tcW w:w="0" w:type="auto"/>
+            <w:tcBorders>
+              <w:top w:val="single" w:sz="6" w:space="0" w:color="E6E6E6"/>
+              <w:left w:val="single" w:sz="6" w:space="0" w:color="E6E6E6"/>
+              <w:bottom w:val="single" w:sz="6" w:space="0" w:color="E6E6E6"/>
+              <w:right w:val="single" w:sz="6" w:space="0" w:color="E6E6E6"/>
+            </w:tcBorders>
+            <w:shd w:val="clear" w:color="auto" w:fill="F5F5F5"/>
+            <w:vAlign w:val="center"/>
+            <w:hideMark/>
+          </w:tcPr>
+          <w:p>
+            <w:pPr>
+              <w:spacing w:after="0" w:line="240" w:lineRule="auto"/>
+              <w:jc w:val="center"/>
+              <w:rPr>
+                <w:rFonts w:ascii="Times New Roman" w:eastAsia="Times New Roman" w:hAnsi="Times New Roman" w:cs="Times New Roman"/>
+                <w:b/>
+                <w:bCs/>
+                <w:kern w:val="0"/>
+                <w14:ligatures w14:val="none"/>
+              </w:rPr>
+            </w:pPr>
+            <w:r>
+              <w:rPr>
+                <w:rFonts w:ascii="Times New Roman" w:eastAsia="Times New Roman" w:hAnsi="Times New Roman" w:cs="Times New Roman"/>
+                <w:b/>
+                <w:bCs/>
+                <w:kern w:val="0"/>
+                <w14:ligatures w14:val="none"/>
+              </w:rPr>
+              <w:t>Frequency</w:t>
+            </w:r>
+          </w:p>
+        </w:tc>
+      </w:tr>
+      <w:tr>
+        <w:trPr>
+          <w:tblCellSpacing w:w="15" w:type="dxa"/>
+        </w:trPr>
+        <w:tc>
+          <w:tcPr>
+            <w:tcW w:w="0" w:type="auto"/>
+            <w:tcBorders>
+              <w:top w:val="single" w:sz="6" w:space="0" w:color="E6E6E6"/>
+              <w:left w:val="single" w:sz="6" w:space="0" w:color="E6E6E6"/>
+              <w:bottom w:val="single" w:sz="6" w:space="0" w:color="E6E6E6"/>
+              <w:right w:val="single" w:sz="6" w:space="0" w:color="E6E6E6"/>
+            </w:tcBorders>
+            <w:vAlign w:val="center"/>
+            <w:hideMark/>
+          </w:tcPr>
+          <w:p>
+            <w:pPr>
+              <w:spacing w:after="0" w:line="240" w:lineRule="auto"/>
+              <w:rPr>
+                <w:rFonts w:ascii="Times New Roman" w:eastAsia="Times New Roman" w:hAnsi="Times New Roman" w:cs="Times New Roman"/>
+                <w:kern w:val="0"/>
+                <w14:ligatures w14:val="none"/>
+              </w:rPr>
+            </w:pPr>
+            <w:r>
+              <w:rPr>
+                <w:rFonts w:ascii="Times New Roman" w:eastAsia="Times New Roman" w:hAnsi="Times New Roman" w:cs="Times New Roman"/>
+                <w:kern w:val="0"/>
+                <w14:ligatures w14:val="none"/>
+              </w:rPr>
+              <w:t>Project Management</w:t>
+            </w:r>
+          </w:p>
+        </w:tc>
+        <w:tc>
+          <w:tcPr>
+            <w:tcW w:w="0" w:type="auto"/>
+            <w:tcBorders>
+              <w:top w:val="single" w:sz="6" w:space="0" w:color="E6E6E6"/>
+              <w:left w:val="single" w:sz="6" w:space="0" w:color="E6E6E6"/>
+              <w:bottom w:val="single" w:sz="6" w:space="0" w:color="E6E6E6"/>
+              <w:right w:val="single" w:sz="6" w:space="0" w:color="E6E6E6"/>
+            </w:tcBorders>
+            <w:vAlign w:val="center"/>
+            <w:hideMark/>
+          </w:tcPr>
+          <w:p>
+            <w:pPr>
+              <w:spacing w:after="0" w:line="240" w:lineRule="auto"/>
+              <w:rPr>
+                <w:rFonts w:ascii="Times New Roman" w:eastAsia="Times New Roman" w:hAnsi="Times New Roman" w:cs="Times New Roman"/>
+                <w:kern w:val="0"/>
+                <w14:ligatures w14:val="none"/>
+              </w:rPr>
+            </w:pPr>
+            <w:r>
+              <w:rPr>
+                <w:rFonts w:ascii="Times New Roman" w:eastAsia="Times New Roman" w:hAnsi="Times New Roman" w:cs="Times New Roman"/>
+                <w:kern w:val="0"/>
+                <w14:ligatures w14:val="none"/>
+              </w:rPr>
+              <w:t>Status Meeting</w:t>
+            </w:r>
+          </w:p>
+        </w:tc>
+        <w:tc>
+          <w:tcPr>
+            <w:tcW w:w="0" w:type="auto"/>
+            <w:tcBorders>
+              <w:top w:val="single" w:sz="6" w:space="0" w:color="E6E6E6"/>
+              <w:left w:val="single" w:sz="6" w:space="0" w:color="E6E6E6"/>
+              <w:bottom w:val="single" w:sz="6" w:space="0" w:color="E6E6E6"/>
+              <w:right w:val="single" w:sz="6" w:space="0" w:color="E6E6E6"/>
+            </w:tcBorders>
+            <w:vAlign w:val="center"/>
+            <w:hideMark/>
+          </w:tcPr>
+          <w:p>
+            <w:pPr>
+              <w:spacing w:after="0" w:line="240" w:lineRule="auto"/>
+              <w:rPr>
+                <w:rFonts w:ascii="Times New Roman" w:eastAsia="Times New Roman" w:hAnsi="Times New Roman" w:cs="Times New Roman"/>
+                <w:kern w:val="0"/>
+                <w14:ligatures w14:val="none"/>
+              </w:rPr>
+            </w:pPr>
+            <w:r>
+              <w:rPr>
+                <w:rFonts w:ascii="Times New Roman" w:eastAsia="Times New Roman" w:hAnsi="Times New Roman" w:cs="Times New Roman"/>
+                <w:kern w:val="0"/>
+                <w14:ligatures w14:val="none"/>
+              </w:rPr>
+              <w:t>Weekly</w:t>
+            </w:r>
+          </w:p>
+        </w:tc>
+      </w:tr>
+      <w:tr>
+        <w:trPr>
+          <w:tblCellSpacing w:w="15" w:type="dxa"/>
+        </w:trPr>
+        <w:tc>
+          <w:tcPr>
+            <w:tcW w:w="0" w:type="auto"/>
+            <w:tcBorders>
+              <w:top w:val="single" w:sz="6" w:space="0" w:color="E6E6E6"/>
+              <w:left w:val="single" w:sz="6" w:space="0" w:color="E6E6E6"/>
+              <w:bottom w:val="single" w:sz="6" w:space="0" w:color="E6E6E6"/>
+              <w:right w:val="single" w:sz="6" w:space="0" w:color="E6E6E6"/>
+            </w:tcBorders>
+            <w:vAlign w:val="center"/>
+            <w:hideMark/>
+          </w:tcPr>
+          <w:p>
+            <w:pPr>
+              <w:spacing w:after="0" w:line="240" w:lineRule="auto"/>
+              <w:rPr>
+                <w:rFonts w:ascii="Times New Roman" w:eastAsia="Times New Roman" w:hAnsi="Times New Roman" w:cs="Times New Roman"/>
+                <w:kern w:val="0"/>
+                <w14:ligatures w14:val="none"/>
+              </w:rPr>
+            </w:pPr>
+            <w:r>
+              <w:rPr>
+                <w:rFonts w:ascii="Times New Roman" w:eastAsia="Times New Roman" w:hAnsi="Times New Roman" w:cs="Times New Roman"/>
+                <w:kern w:val="0"/>
+                <w14:ligatures w14:val="none"/>
+              </w:rPr>
+              <w:t>Mobile Development Team</w:t>
+            </w:r>
+          </w:p>
+        </w:tc>
+        <w:tc>
+          <w:tcPr>
+            <w:tcW w:w="0" w:type="auto"/>
+            <w:tcBorders>
+              <w:top w:val="single" w:sz="6" w:space="0" w:color="E6E6E6"/>
+              <w:left w:val="single" w:sz="6" w:space="0" w:color="E6E6E6"/>
+              <w:bottom w:val="single" w:sz="6" w:space="0" w:color="E6E6E6"/>
+              <w:right w:val="single" w:sz="6" w:space="0" w:color="E6E6E6"/>
+            </w:tcBorders>
+            <w:vAlign w:val="center"/>
+            <w:hideMark/>
+          </w:tcPr>
+          <w:p>
+            <w:pPr>
+              <w:spacing w:after="0" w:line="240" w:lineRule="auto"/>
+              <w:rPr>
+                <w:rFonts w:ascii="Times New Roman" w:eastAsia="Times New Roman" w:hAnsi="Times New Roman" w:cs="Times New Roman"/>
+                <w:kern w:val="0"/>
+                <w14:ligatures w14:val="none"/>
+              </w:rPr>
+            </w:pPr>
+            <w:r>
+              <w:rPr>
+                <w:rFonts w:ascii="Times New Roman" w:eastAsia="Times New Roman" w:hAnsi="Times New Roman" w:cs="Times New Roman"/>
+                <w:kern w:val="0"/>
+                <w14:ligatures w14:val="none"/>
+              </w:rPr>
+              <w:t>Scrum Meeting</w:t>
+            </w:r>
+          </w:p>
+        </w:tc>
+        <w:tc>
+          <w:tcPr>
+            <w:tcW w:w="0" w:type="auto"/>
+            <w:tcBorders>
+              <w:top w:val="single" w:sz="6" w:space="0" w:color="E6E6E6"/>
+              <w:left w:val="single" w:sz="6" w:space="0" w:color="E6E6E6"/>
+              <w:bottom w:val="single" w:sz="6" w:space="0" w:color="E6E6E6"/>
+              <w:right w:val="single" w:sz="6" w:space="0" w:color="E6E6E6"/>
+            </w:tcBorders>
+            <w:vAlign w:val="center"/>
+            <w:hideMark/>
+          </w:tcPr>
+          <w:p>
+            <w:pPr>
+              <w:spacing w:after="0" w:line="240" w:lineRule="auto"/>
+              <w:rPr>
+                <w:rFonts w:ascii="Times New Roman" w:eastAsia="Times New Roman" w:hAnsi="Times New Roman" w:cs="Times New Roman"/>
+                <w:kern w:val="0"/>
+                <w14:ligatures w14:val="none"/>
+              </w:rPr>
+            </w:pPr>
+            <w:r>
+              <w:rPr>
+                <w:rFonts w:ascii="Times New Roman" w:eastAsia="Times New Roman" w:hAnsi="Times New Roman" w:cs="Times New Roman"/>
+                <w:kern w:val="0"/>
+                <w14:ligatures w14:val="none"/>
+              </w:rPr>
+              <w:t>Daily</w:t>
+            </w:r>
+          </w:p>
+        </w:tc>
+      </w:tr>
+      <w:tr>
+        <w:trPr>
+          <w:tblCellSpacing w:w="15" w:type="dxa"/>
+        </w:trPr>
+        <w:tc>
+          <w:tcPr>
+            <w:tcW w:w="0" w:type="auto"/>
+            <w:tcBorders>
+              <w:top w:val="single" w:sz="6" w:space="0" w:color="E6E6E6"/>
+              <w:left w:val="single" w:sz="6" w:space="0" w:color="E6E6E6"/>
+              <w:bottom w:val="single" w:sz="6" w:space="0" w:color="E6E6E6"/>
+              <w:right w:val="single" w:sz="6" w:space="0" w:color="E6E6E6"/>
+            </w:tcBorders>
+            <w:vAlign w:val="center"/>
+            <w:hideMark/>
+          </w:tcPr>
+          <w:p>
+            <w:pPr>
+              <w:spacing w:after="0" w:line="240" w:lineRule="auto"/>
+              <w:rPr>
+                <w:rFonts w:ascii="Times New Roman" w:eastAsia="Times New Roman" w:hAnsi="Times New Roman" w:cs="Times New Roman"/>
+                <w:kern w:val="0"/>
+                <w14:ligatures w14:val="none"/>
+              </w:rPr>
+            </w:pPr>
+            <w:r>
+              <w:rPr>
+                <w:rFonts w:ascii="Times New Roman" w:eastAsia="Times New Roman" w:hAnsi="Times New Roman" w:cs="Times New Roman"/>
+                <w:kern w:val="0"/>
+                <w14:ligatures w14:val="none"/>
+              </w:rPr>
+              <w:t>Web Development Team</w:t>
+            </w:r>
+          </w:p>
+        </w:tc>
+        <w:tc>
+          <w:tcPr>
+            <w:tcW w:w="0" w:type="auto"/>
+            <w:tcBorders>
+              <w:top w:val="single" w:sz="6" w:space="0" w:color="E6E6E6"/>
+              <w:left w:val="single" w:sz="6" w:space="0" w:color="E6E6E6"/>
+              <w:bottom w:val="single" w:sz="6" w:space="0" w:color="E6E6E6"/>
+              <w:right w:val="single" w:sz="6" w:space="0" w:color="E6E6E6"/>
+            </w:tcBorders>
+            <w:vAlign w:val="center"/>
+            <w:hideMark/>
+          </w:tcPr>
+          <w:p>
+            <w:pPr>
+              <w:spacing w:after="0" w:line="240" w:lineRule="auto"/>
+              <w:rPr>
+                <w:rFonts w:ascii="Times New Roman" w:eastAsia="Times New Roman" w:hAnsi="Times New Roman" w:cs="Times New Roman"/>
+                <w:kern w:val="0"/>
+                <w14:ligatures w14:val="none"/>
+              </w:rPr>
+            </w:pPr>
+            <w:r>
+              <w:rPr>
+                <w:rFonts w:ascii="Times New Roman" w:eastAsia="Times New Roman" w:hAnsi="Times New Roman" w:cs="Times New Roman"/>
+                <w:kern w:val="0"/>
+                <w14:ligatures w14:val="none"/>
+              </w:rPr>
+              <w:t>Scrum Meeting</w:t>
+            </w:r>
+          </w:p>
+        </w:tc>
+        <w:tc>
+          <w:tcPr>
+            <w:tcW w:w="0" w:type="auto"/>
+            <w:tcBorders>
+              <w:top w:val="single" w:sz="6" w:space="0" w:color="E6E6E6"/>
+              <w:left w:val="single" w:sz="6" w:space="0" w:color="E6E6E6"/>
+              <w:bottom w:val="single" w:sz="6" w:space="0" w:color="E6E6E6"/>
+              <w:right w:val="single" w:sz="6" w:space="0" w:color="E6E6E6"/>
+            </w:tcBorders>
+            <w:vAlign w:val="center"/>
+            <w:hideMark/>
+          </w:tcPr>
+          <w:p>
+            <w:pPr>
+              <w:spacing w:after="0" w:line="240" w:lineRule="auto"/>
+              <w:rPr>
+                <w:rFonts w:ascii="Times New Roman" w:eastAsia="Times New Roman" w:hAnsi="Times New Roman" w:cs="Times New Roman"/>
+                <w:kern w:val="0"/>
+                <w14:ligatures w14:val="none"/>
+              </w:rPr>
+            </w:pPr>
+            <w:r>
+              <w:rPr>
+                <w:rFonts w:ascii="Times New Roman" w:eastAsia="Times New Roman" w:hAnsi="Times New Roman" w:cs="Times New Roman"/>
+                <w:kern w:val="0"/>
+                <w14:ligatures w14:val="none"/>
+              </w:rPr>
+              <w:t>Daily</w:t>
+            </w:r>
+          </w:p>
+        </w:tc>
+      </w:tr>
+      <w:tr>
+        <w:trPr>
+          <w:tblCellSpacing w:w="15" w:type="dxa"/>
+        </w:trPr>
+        <w:tc>
+          <w:tcPr>
+            <w:tcW w:w="0" w:type="auto"/>
+            <w:tcBorders>
+              <w:top w:val="single" w:sz="6" w:space="0" w:color="E6E6E6"/>
+              <w:left w:val="single" w:sz="6" w:space="0" w:color="E6E6E6"/>
+              <w:bottom w:val="single" w:sz="6" w:space="0" w:color="E6E6E6"/>
+              <w:right w:val="single" w:sz="6" w:space="0" w:color="E6E6E6"/>
+            </w:tcBorders>
+            <w:vAlign w:val="center"/>
+            <w:hideMark/>
+          </w:tcPr>
+          <w:p>
+            <w:pPr>
+              <w:spacing w:after="0" w:line="240" w:lineRule="auto"/>
+              <w:rPr>
+                <w:rFonts w:ascii="Times New Roman" w:eastAsia="Times New Roman" w:hAnsi="Times New Roman" w:cs="Times New Roman"/>
+                <w:kern w:val="0"/>
+                <w14:ligatures w14:val="none"/>
+              </w:rPr>
+            </w:pPr>
+            <w:r>
+              <w:rPr>
+                <w:rFonts w:ascii="Times New Roman" w:eastAsia="Times New Roman" w:hAnsi="Times New Roman" w:cs="Times New Roman"/>
+                <w:kern w:val="0"/>
+                <w14:ligatures w14:val="none"/>
+              </w:rPr>
+              <w:t>Backend/API Team</w:t>
+            </w:r>
+          </w:p>
+        </w:tc>
+        <w:tc>
+          <w:tcPr>
+            <w:tcW w:w="0" w:type="auto"/>
+            <w:tcBorders>
+              <w:top w:val="single" w:sz="6" w:space="0" w:color="E6E6E6"/>
+              <w:left w:val="single" w:sz="6" w:space="0" w:color="E6E6E6"/>
+              <w:bottom w:val="single" w:sz="6" w:space="0" w:color="E6E6E6"/>
+              <w:right w:val="single" w:sz="6" w:space="0" w:color="E6E6E6"/>
+            </w:tcBorders>
+            <w:vAlign w:val="center"/>
+            <w:hideMark/>
+          </w:tcPr>
+          <w:p>
+            <w:pPr>
+              <w:spacing w:after="0" w:line="240" w:lineRule="auto"/>
+              <w:rPr>
+                <w:rFonts w:ascii="Times New Roman" w:eastAsia="Times New Roman" w:hAnsi="Times New Roman" w:cs="Times New Roman"/>
+                <w:kern w:val="0"/>
+                <w14:ligatures w14:val="none"/>
+              </w:rPr>
+            </w:pPr>
+            <w:r>
+              <w:rPr>
+                <w:rFonts w:ascii="Times New Roman" w:eastAsia="Times New Roman" w:hAnsi="Times New Roman" w:cs="Times New Roman"/>
+                <w:kern w:val="0"/>
+                <w14:ligatures w14:val="none"/>
+              </w:rPr>
+              <w:t>Scrum Meeting</w:t>
+            </w:r>
+          </w:p>
+        </w:tc>
+        <w:tc>
+          <w:tcPr>
+            <w:tcW w:w="0" w:type="auto"/>
+            <w:tcBorders>
+              <w:top w:val="single" w:sz="6" w:space="0" w:color="E6E6E6"/>
+              <w:left w:val="single" w:sz="6" w:space="0" w:color="E6E6E6"/>
+              <w:bottom w:val="single" w:sz="6" w:space="0" w:color="E6E6E6"/>
+              <w:right w:val="single" w:sz="6" w:space="0" w:color="E6E6E6"/>
+            </w:tcBorders>
+            <w:vAlign w:val="center"/>
+            <w:hideMark/>
+          </w:tcPr>
+          <w:p>
+            <w:pPr>
+              <w:spacing w:after="0" w:line="240" w:lineRule="auto"/>
+              <w:rPr>
+                <w:rFonts w:ascii="Times New Roman" w:eastAsia="Times New Roman" w:hAnsi="Times New Roman" w:cs="Times New Roman"/>
+                <w:kern w:val="0"/>
+                <w14:ligatures w14:val="none"/>
+              </w:rPr>
+            </w:pPr>
+            <w:r>
+              <w:rPr>
+                <w:rFonts w:ascii="Times New Roman" w:eastAsia="Times New Roman" w:hAnsi="Times New Roman" w:cs="Times New Roman"/>
+                <w:kern w:val="0"/>
+                <w14:ligatures w14:val="none"/>
+              </w:rPr>
+              <w:t>Daily</w:t>
+            </w:r>
+          </w:p>
+        </w:tc>
+      </w:tr>
+      <w:tr>
+        <w:trPr>
+          <w:tblCellSpacing w:w="15" w:type="dxa"/>
+        </w:trPr>
+        <w:tc>
+          <w:tcPr>
+            <w:tcW w:w="0" w:type="auto"/>
+            <w:tcBorders>
+              <w:top w:val="single" w:sz="6" w:space="0" w:color="E6E6E6"/>
+              <w:left w:val="single" w:sz="6" w:space="0" w:color="E6E6E6"/>
+              <w:bottom w:val="single" w:sz="6" w:space="0" w:color="E6E6E6"/>
+              <w:right w:val="single" w:sz="6" w:space="0" w:color="E6E6E6"/>
+            </w:tcBorders>
+            <w:vAlign w:val="center"/>
+            <w:hideMark/>
+          </w:tcPr>
+          <w:p>
+            <w:pPr>
+              <w:spacing w:after="0" w:line="240" w:lineRule="auto"/>
+              <w:rPr>
+                <w:rFonts w:ascii="Times New Roman" w:eastAsia="Times New Roman" w:hAnsi="Times New Roman" w:cs="Times New Roman"/>
+                <w:kern w:val="0"/>
+                <w14:ligatures w14:val="none"/>
+              </w:rPr>
+            </w:pPr>
+            <w:r>
+              <w:rPr>
+                <w:rFonts w:ascii="Times New Roman" w:eastAsia="Times New Roman" w:hAnsi="Times New Roman" w:cs="Times New Roman"/>
+                <w:kern w:val="0"/>
+                <w14:ligatures w14:val="none"/>
+              </w:rPr>
+              <w:lastRenderedPageBreak/>
+              <w:t>Mapping Team</w:t>
+            </w:r>
+          </w:p>
+        </w:tc>
+        <w:tc>
+          <w:tcPr>
+            <w:tcW w:w="0" w:type="auto"/>
+            <w:tcBorders>
+              <w:top w:val="single" w:sz="6" w:space="0" w:color="E6E6E6"/>
+              <w:left w:val="single" w:sz="6" w:space="0" w:color="E6E6E6"/>
+              <w:bottom w:val="single" w:sz="6" w:space="0" w:color="E6E6E6"/>
+              <w:right w:val="single" w:sz="6" w:space="0" w:color="E6E6E6"/>
+            </w:tcBorders>
+            <w:vAlign w:val="center"/>
+            <w:hideMark/>
+          </w:tcPr>
+          <w:p>
+            <w:pPr>
+              <w:spacing w:after="0" w:line="240" w:lineRule="auto"/>
+              <w:rPr>
+                <w:rFonts w:ascii="Times New Roman" w:eastAsia="Times New Roman" w:hAnsi="Times New Roman" w:cs="Times New Roman"/>
+                <w:kern w:val="0"/>
+                <w14:ligatures w14:val="none"/>
+              </w:rPr>
+            </w:pPr>
+            <w:r>
+              <w:rPr>
+                <w:rFonts w:ascii="Times New Roman" w:eastAsia="Times New Roman" w:hAnsi="Times New Roman" w:cs="Times New Roman"/>
+                <w:kern w:val="0"/>
+                <w14:ligatures w14:val="none"/>
+              </w:rPr>
+              <w:t>Technical Review</w:t>
+            </w:r>
+          </w:p>
+        </w:tc>
+        <w:tc>
+          <w:tcPr>
+            <w:tcW w:w="0" w:type="auto"/>
+            <w:tcBorders>
+              <w:top w:val="single" w:sz="6" w:space="0" w:color="E6E6E6"/>
+              <w:left w:val="single" w:sz="6" w:space="0" w:color="E6E6E6"/>
+              <w:bottom w:val="single" w:sz="6" w:space="0" w:color="E6E6E6"/>
+              <w:right w:val="single" w:sz="6" w:space="0" w:color="E6E6E6"/>
+            </w:tcBorders>
+            <w:vAlign w:val="center"/>
+            <w:hideMark/>
+          </w:tcPr>
+          <w:p>
+            <w:pPr>
+              <w:spacing w:after="0" w:line="240" w:lineRule="auto"/>
+              <w:rPr>
+                <w:rFonts w:ascii="Times New Roman" w:eastAsia="Times New Roman" w:hAnsi="Times New Roman" w:cs="Times New Roman"/>
+                <w:kern w:val="0"/>
+                <w14:ligatures w14:val="none"/>
+              </w:rPr>
+            </w:pPr>
+            <w:r>
+              <w:rPr>
+                <w:rFonts w:ascii="Times New Roman" w:eastAsia="Times New Roman" w:hAnsi="Times New Roman" w:cs="Times New Roman"/>
+                <w:kern w:val="0"/>
+                <w14:ligatures w14:val="none"/>
+              </w:rPr>
+              <w:t>Weekly</w:t>
+            </w:r>
+          </w:p>
+        </w:tc>
+      </w:tr>
+      <w:tr>
+        <w:trPr>
+          <w:tblCellSpacing w:w="15" w:type="dxa"/>
+        </w:trPr>
+        <w:tc>
+          <w:tcPr>
+            <w:tcW w:w="0" w:type="auto"/>
+            <w:tcBorders>
+              <w:top w:val="single" w:sz="6" w:space="0" w:color="E6E6E6"/>
+              <w:left w:val="single" w:sz="6" w:space="0" w:color="E6E6E6"/>
+              <w:bottom w:val="single" w:sz="6" w:space="0" w:color="E6E6E6"/>
+              <w:right w:val="single" w:sz="6" w:space="0" w:color="E6E6E6"/>
+            </w:tcBorders>
+            <w:vAlign w:val="center"/>
+            <w:hideMark/>
+          </w:tcPr>
+          <w:p>
+            <w:pPr>
+              <w:spacing w:after="0" w:line="240" w:lineRule="auto"/>
+              <w:rPr>
+                <w:rFonts w:ascii="Times New Roman" w:eastAsia="Times New Roman" w:hAnsi="Times New Roman" w:cs="Times New Roman"/>
+                <w:kern w:val="0"/>
+                <w14:ligatures w14:val="none"/>
+              </w:rPr>
+            </w:pPr>
+            <w:r>
+              <w:rPr>
+                <w:rFonts w:ascii="Times New Roman" w:eastAsia="Times New Roman" w:hAnsi="Times New Roman" w:cs="Times New Roman"/>
+                <w:kern w:val="0"/>
+                <w14:ligatures w14:val="none"/>
+              </w:rPr>
+              <w:t>Payment Team</w:t>
+            </w:r>
+          </w:p>
+        </w:tc>
+        <w:tc>
+          <w:tcPr>
+            <w:tcW w:w="0" w:type="auto"/>
+            <w:tcBorders>
+              <w:top w:val="single" w:sz="6" w:space="0" w:color="E6E6E6"/>
+              <w:left w:val="single" w:sz="6" w:space="0" w:color="E6E6E6"/>
+              <w:bottom w:val="single" w:sz="6" w:space="0" w:color="E6E6E6"/>
+              <w:right w:val="single" w:sz="6" w:space="0" w:color="E6E6E6"/>
+            </w:tcBorders>
+            <w:vAlign w:val="center"/>
+            <w:hideMark/>
+          </w:tcPr>
+          <w:p>
+            <w:pPr>
+              <w:spacing w:after="0" w:line="240" w:lineRule="auto"/>
+              <w:rPr>
+                <w:rFonts w:ascii="Times New Roman" w:eastAsia="Times New Roman" w:hAnsi="Times New Roman" w:cs="Times New Roman"/>
+                <w:kern w:val="0"/>
+                <w14:ligatures w14:val="none"/>
+              </w:rPr>
+            </w:pPr>
+            <w:r>
+              <w:rPr>
+                <w:rFonts w:ascii="Times New Roman" w:eastAsia="Times New Roman" w:hAnsi="Times New Roman" w:cs="Times New Roman"/>
+                <w:kern w:val="0"/>
+                <w14:ligatures w14:val="none"/>
+              </w:rPr>
+              <w:t>Integration Review</w:t>
+            </w:r>
+          </w:p>
+        </w:tc>
+        <w:tc>
+          <w:tcPr>
+            <w:tcW w:w="0" w:type="auto"/>
+            <w:tcBorders>
+              <w:top w:val="single" w:sz="6" w:space="0" w:color="E6E6E6"/>
+              <w:left w:val="single" w:sz="6" w:space="0" w:color="E6E6E6"/>
+              <w:bottom w:val="single" w:sz="6" w:space="0" w:color="E6E6E6"/>
+              <w:right w:val="single" w:sz="6" w:space="0" w:color="E6E6E6"/>
+            </w:tcBorders>
+            <w:vAlign w:val="center"/>
+            <w:hideMark/>
+          </w:tcPr>
+          <w:p>
+            <w:pPr>
+              <w:spacing w:after="0" w:line="240" w:lineRule="auto"/>
+              <w:rPr>
+                <w:rFonts w:ascii="Times New Roman" w:eastAsia="Times New Roman" w:hAnsi="Times New Roman" w:cs="Times New Roman"/>
+                <w:kern w:val="0"/>
+                <w14:ligatures w14:val="none"/>
+              </w:rPr>
+            </w:pPr>
+            <w:r>
+              <w:rPr>
+                <w:rFonts w:ascii="Times New Roman" w:eastAsia="Times New Roman" w:hAnsi="Times New Roman" w:cs="Times New Roman"/>
+                <w:kern w:val="0"/>
+                <w14:ligatures w14:val="none"/>
+              </w:rPr>
+              <w:t>Weekly</w:t>
+            </w:r>
+          </w:p>
+        </w:tc>
+      </w:tr>
+      <w:tr>
+        <w:trPr>
+          <w:tblCellSpacing w:w="15" w:type="dxa"/>
+        </w:trPr>
+        <w:tc>
+          <w:tcPr>
+            <w:tcW w:w="0" w:type="auto"/>
+            <w:tcBorders>
+              <w:top w:val="single" w:sz="6" w:space="0" w:color="E6E6E6"/>
+              <w:left w:val="single" w:sz="6" w:space="0" w:color="E6E6E6"/>
+              <w:bottom w:val="single" w:sz="6" w:space="0" w:color="E6E6E6"/>
+              <w:right w:val="single" w:sz="6" w:space="0" w:color="E6E6E6"/>
+            </w:tcBorders>
+            <w:vAlign w:val="center"/>
+            <w:hideMark/>
+          </w:tcPr>
+          <w:p>
+            <w:pPr>
+              <w:spacing w:after="0" w:line="240" w:lineRule="auto"/>
+              <w:rPr>
+                <w:rFonts w:ascii="Times New Roman" w:eastAsia="Times New Roman" w:hAnsi="Times New Roman" w:cs="Times New Roman"/>
+                <w:kern w:val="0"/>
+                <w14:ligatures w14:val="none"/>
+              </w:rPr>
+            </w:pPr>
+            <w:r>
+              <w:rPr>
+                <w:rFonts w:ascii="Times New Roman" w:eastAsia="Times New Roman" w:hAnsi="Times New Roman" w:cs="Times New Roman"/>
+                <w:kern w:val="0"/>
+                <w14:ligatures w14:val="none"/>
+              </w:rPr>
+              <w:t>QA Team</w:t>
+            </w:r>
+          </w:p>
+        </w:tc>
+        <w:tc>
+          <w:tcPr>
+            <w:tcW w:w="0" w:type="auto"/>
+            <w:tcBorders>
+              <w:top w:val="single" w:sz="6" w:space="0" w:color="E6E6E6"/>
+              <w:left w:val="single" w:sz="6" w:space="0" w:color="E6E6E6"/>
+              <w:bottom w:val="single" w:sz="6" w:space="0" w:color="E6E6E6"/>
+              <w:right w:val="single" w:sz="6" w:space="0" w:color="E6E6E6"/>
+            </w:tcBorders>
+            <w:vAlign w:val="center"/>
+            <w:hideMark/>
+          </w:tcPr>
+          <w:p>
+            <w:pPr>
+              <w:spacing w:after="0" w:line="240" w:lineRule="auto"/>
+              <w:rPr>
+                <w:rFonts w:ascii="Times New Roman" w:eastAsia="Times New Roman" w:hAnsi="Times New Roman" w:cs="Times New Roman"/>
+                <w:kern w:val="0"/>
+                <w14:ligatures w14:val="none"/>
+              </w:rPr>
+            </w:pPr>
+            <w:r>
+              <w:rPr>
+                <w:rFonts w:ascii="Times New Roman" w:eastAsia="Times New Roman" w:hAnsi="Times New Roman" w:cs="Times New Roman"/>
+                <w:kern w:val="0"/>
+                <w14:ligatures w14:val="none"/>
+              </w:rPr>
+              <w:t>Testing Review</w:t>
+            </w:r>
+          </w:p>
+        </w:tc>
+        <w:tc>
+          <w:tcPr>
+            <w:tcW w:w="0" w:type="auto"/>
+            <w:tcBorders>
+              <w:top w:val="single" w:sz="6" w:space="0" w:color="E6E6E6"/>
+              <w:left w:val="single" w:sz="6" w:space="0" w:color="E6E6E6"/>
+              <w:bottom w:val="single" w:sz="6" w:space="0" w:color="E6E6E6"/>
+              <w:right w:val="single" w:sz="6" w:space="0" w:color="E6E6E6"/>
+            </w:tcBorders>
+            <w:vAlign w:val="center"/>
+            <w:hideMark/>
+          </w:tcPr>
+          <w:p>
+            <w:pPr>
+              <w:spacing w:after="0" w:line="240" w:lineRule="auto"/>
+              <w:rPr>
+                <w:rFonts w:ascii="Times New Roman" w:eastAsia="Times New Roman" w:hAnsi="Times New Roman" w:cs="Times New Roman"/>
+                <w:kern w:val="0"/>
+                <w14:ligatures w14:val="none"/>
+              </w:rPr>
+            </w:pPr>
+            <w:r>
+              <w:rPr>
+                <w:rFonts w:ascii="Times New Roman" w:eastAsia="Times New Roman" w:hAnsi="Times New Roman" w:cs="Times New Roman"/>
+                <w:kern w:val="0"/>
+                <w14:ligatures w14:val="none"/>
+              </w:rPr>
+              <w:t>Weekly</w:t>
+            </w:r>
+          </w:p>
+        </w:tc>
+      </w:tr>
+      <w:tr>
+        <w:trPr>
+          <w:tblCellSpacing w:w="15" w:type="dxa"/>
+        </w:trPr>
+        <w:tc>
+          <w:tcPr>
+            <w:tcW w:w="0" w:type="auto"/>
+            <w:tcBorders>
+              <w:top w:val="single" w:sz="6" w:space="0" w:color="E6E6E6"/>
+              <w:left w:val="single" w:sz="6" w:space="0" w:color="E6E6E6"/>
+              <w:bottom w:val="single" w:sz="6" w:space="0" w:color="E6E6E6"/>
+              <w:right w:val="single" w:sz="6" w:space="0" w:color="E6E6E6"/>
+            </w:tcBorders>
+            <w:vAlign w:val="center"/>
+            <w:hideMark/>
+          </w:tcPr>
+          <w:p>
+            <w:pPr>
+              <w:spacing w:after="0" w:line="240" w:lineRule="auto"/>
+              <w:rPr>
+                <w:rFonts w:ascii="Times New Roman" w:eastAsia="Times New Roman" w:hAnsi="Times New Roman" w:cs="Times New Roman"/>
+                <w:kern w:val="0"/>
+                <w14:ligatures w14:val="none"/>
+              </w:rPr>
+            </w:pPr>
+            <w:r>
+              <w:rPr>
+                <w:rFonts w:ascii="Times New Roman" w:eastAsia="Times New Roman" w:hAnsi="Times New Roman" w:cs="Times New Roman"/>
+                <w:kern w:val="0"/>
+                <w14:ligatures w14:val="none"/>
+              </w:rPr>
+              <w:t>Stakeholders</w:t>
+            </w:r>
+          </w:p>
+        </w:tc>
+        <w:tc>
+          <w:tcPr>
+            <w:tcW w:w="0" w:type="auto"/>
+            <w:tcBorders>
+              <w:top w:val="single" w:sz="6" w:space="0" w:color="E6E6E6"/>
+              <w:left w:val="single" w:sz="6" w:space="0" w:color="E6E6E6"/>
+              <w:bottom w:val="single" w:sz="6" w:space="0" w:color="E6E6E6"/>
+              <w:right w:val="single" w:sz="6" w:space="0" w:color="E6E6E6"/>
+            </w:tcBorders>
+            <w:vAlign w:val="center"/>
+            <w:hideMark/>
+          </w:tcPr>
+          <w:p>
+            <w:pPr>
+              <w:spacing w:after="0" w:line="240" w:lineRule="auto"/>
+              <w:rPr>
+                <w:rFonts w:ascii="Times New Roman" w:eastAsia="Times New Roman" w:hAnsi="Times New Roman" w:cs="Times New Roman"/>
+                <w:kern w:val="0"/>
+                <w14:ligatures w14:val="none"/>
+              </w:rPr>
+            </w:pPr>
+            <w:r>
+              <w:rPr>
+                <w:rFonts w:ascii="Times New Roman" w:eastAsia="Times New Roman" w:hAnsi="Times New Roman" w:cs="Times New Roman"/>
+                <w:kern w:val="0"/>
+                <w14:ligatures w14:val="none"/>
+              </w:rPr>
+              <w:t>Progress Review</w:t>
+            </w:r>
+          </w:p>
+        </w:tc>
+        <w:tc>
+          <w:tcPr>
+            <w:tcW w:w="0" w:type="auto"/>
+            <w:tcBorders>
+              <w:top w:val="single" w:sz="6" w:space="0" w:color="E6E6E6"/>
+              <w:left w:val="single" w:sz="6" w:space="0" w:color="E6E6E6"/>
+              <w:bottom w:val="single" w:sz="6" w:space="0" w:color="E6E6E6"/>
+              <w:right w:val="single" w:sz="6" w:space="0" w:color="E6E6E6"/>
+            </w:tcBorders>
+            <w:vAlign w:val="center"/>
+            <w:hideMark/>
+          </w:tcPr>
+          <w:p>
+            <w:pPr>
+              <w:spacing w:after="0" w:line="240" w:lineRule="auto"/>
+              <w:rPr>
+                <w:rFonts w:ascii="Times New Roman" w:eastAsia="Times New Roman" w:hAnsi="Times New Roman" w:cs="Times New Roman"/>
+                <w:kern w:val="0"/>
+                <w14:ligatures w14:val="none"/>
+              </w:rPr>
+            </w:pPr>
+            <w:r>
+              <w:rPr>
+                <w:rFonts w:ascii="Times New Roman" w:eastAsia="Times New Roman" w:hAnsi="Times New Roman" w:cs="Times New Roman"/>
+                <w:kern w:val="0"/>
+                <w14:ligatures w14:val="none"/>
+              </w:rPr>
+              <w:t>Bi-Weekly</w:t>
+            </w:r>
+          </w:p>
+        </w:tc>
+      </w:tr>
+    </w:tbl>
+    <w:p>
+      <w:pPr>
+        <w:spacing w:after="0" w:line="300" w:lineRule="atLeast"/>
+        <w:rPr>
+          <w:rFonts w:ascii="Segoe UI" w:eastAsia="Times New Roman" w:hAnsi="Segoe UI" w:cs="Segoe UI"/>
+          <w:kern w:val="0"/>
+          <w:sz w:val="21"/>
+          <w:szCs w:val="21"/>
+          <w14:ligatures w14:val="none"/>
+        </w:rPr>
+      </w:pPr>
+      <w:r>
+        <w:rPr>
+          <w:rFonts w:ascii="Segoe UI" w:eastAsia="Times New Roman" w:hAnsi="Segoe UI" w:cs="Segoe UI"/>
+          <w:kern w:val="0"/>
+          <w:sz w:val="21"/>
+          <w:szCs w:val="21"/>
+          <w14:ligatures w14:val="none"/>
+        </w:rPr>
+        <w:pict w14:anchorId="3296F0F4">
+          <v:rect id="_x0000_i1040" style="width:0;height:1.5pt" o:hralign="center" o:hrstd="t" o:hr="t" fillcolor="#a0a0a0" stroked="f"/>
+        </w:pict>
+      </w:r>
+    </w:p>
+    <w:p>
+      <w:pPr>
+        <w:spacing w:before="100" w:beforeAutospacing="1" w:after="100" w:afterAutospacing="1" w:line="300" w:lineRule="atLeast"/>
+        <w:outlineLvl w:val="1"/>
+        <w:rPr>
+          <w:rFonts w:ascii="Segoe UI" w:eastAsia="Times New Roman" w:hAnsi="Segoe UI" w:cs="Segoe UI"/>
+          <w:b/>
+          <w:bCs/>
+          <w:kern w:val="0"/>
+          <w:sz w:val="36"/>
+          <w:szCs w:val="36"/>
+          <w14:ligatures w14:val="none"/>
+        </w:rPr>
+      </w:pPr>
+      <w:r>
+        <w:rPr>
+          <w:rFonts w:ascii="Segoe UI" w:eastAsia="Times New Roman" w:hAnsi="Segoe UI" w:cs="Segoe UI"/>
+          <w:b/>
+          <w:bCs/>
+          <w:kern w:val="0"/>
+          <w:sz w:val="36"/>
+          <w:szCs w:val="36"/>
+          <w14:ligatures w14:val="none"/>
+        </w:rPr>
+        <w:t>Reporting Methods</w:t>
+      </w:r>
+    </w:p>
+    <w:p>
+      <w:pPr>
+        <w:spacing w:before="100" w:beforeAutospacing="1" w:after="100" w:afterAutospacing="1" w:line="300" w:lineRule="atLeast"/>
+        <w:outlineLvl w:val="2"/>
+        <w:rPr>
+          <w:rFonts w:ascii="Segoe UI" w:eastAsia="Times New Roman" w:hAnsi="Segoe UI" w:cs="Segoe UI"/>
+          <w:b/>
+          <w:bCs/>
+          <w:kern w:val="0"/>
+          <w:sz w:val="27"/>
+          <w:szCs w:val="27"/>
+          <w14:ligatures w14:val="none"/>
+        </w:rPr>
+      </w:pPr>
+      <w:r>
+        <w:rPr>
+          <w:rFonts w:ascii="Segoe UI" w:eastAsia="Times New Roman" w:hAnsi="Segoe UI" w:cs="Segoe UI"/>
+          <w:b/>
+          <w:bCs/>
+          <w:kern w:val="0"/>
+          <w:sz w:val="27"/>
+          <w:szCs w:val="27"/>
+          <w14:ligatures w14:val="none"/>
+        </w:rPr>
+        <w:t>Weekly Status Reports</w:t>
+      </w:r>
+    </w:p>
+    <w:p>
+      <w:pPr>
+        <w:spacing w:before="100" w:beforeAutospacing="1" w:after="100" w:afterAutospacing="1" w:line="300" w:lineRule="atLeast"/>
+        <w:rPr>
+          <w:rFonts w:ascii="Segoe UI" w:eastAsia="Times New Roman" w:hAnsi="Segoe UI" w:cs="Segoe UI"/>
+          <w:kern w:val="0"/>
+          <w:sz w:val="21"/>
+          <w:szCs w:val="21"/>
+          <w14:ligatures w14:val="none"/>
+        </w:rPr>
+      </w:pPr>
+      <w:r>
+        <w:rPr>
+          <w:rFonts w:ascii="Segoe UI" w:eastAsia="Times New Roman" w:hAnsi="Segoe UI" w:cs="Segoe UI"/>
+          <w:kern w:val="0"/>
+          <w:sz w:val="21"/>
+          <w:szCs w:val="21"/>
+          <w14:ligatures w14:val="none"/>
+        </w:rPr>
+        <w:t>Used to communicate:</w:t>
+      </w:r>
+    </w:p>
+    <w:p>
+      <w:pPr>
+        <w:numPr>
+          <w:ilvl w:val="0"/>
+          <w:numId w:val="50"/>
+        </w:numPr>
+        <w:spacing w:before="100" w:beforeAutospacing="1" w:after="100" w:afterAutospacing="1" w:line="300" w:lineRule="atLeast"/>
+        <w:rPr>
+          <w:rFonts w:ascii="Segoe UI" w:eastAsia="Times New Roman" w:hAnsi="Segoe UI" w:cs="Segoe UI"/>
+          <w:kern w:val="0"/>
+          <w:sz w:val="21"/>
+          <w:szCs w:val="21"/>
+          <w14:ligatures w14:val="none"/>
+        </w:rPr>
+      </w:pPr>
+      <w:r>
+        <w:rPr>
+          <w:rFonts w:ascii="Segoe UI" w:eastAsia="Times New Roman" w:hAnsi="Segoe UI" w:cs="Segoe UI"/>
+          <w:kern w:val="0"/>
+          <w:sz w:val="21"/>
+          <w:szCs w:val="21"/>
+          <w14:ligatures w14:val="none"/>
+        </w:rPr>
+        <w:t>Progress</w:t>
+      </w:r>
+    </w:p>
+    <w:p>
+      <w:pPr>
+        <w:numPr>
+          <w:ilvl w:val="0"/>
+          <w:numId w:val="50"/>
+        </w:numPr>
+        <w:spacing w:before="100" w:beforeAutospacing="1" w:after="100" w:afterAutospacing="1" w:line="300" w:lineRule="atLeast"/>
+        <w:rPr>
+          <w:rFonts w:ascii="Segoe UI" w:eastAsia="Times New Roman" w:hAnsi="Segoe UI" w:cs="Segoe UI"/>
+          <w:kern w:val="0"/>
+          <w:sz w:val="21"/>
+          <w:szCs w:val="21"/>
+          <w14:ligatures w14:val="none"/>
+        </w:rPr>
+      </w:pPr>
+      <w:r>
+        <w:rPr>
+          <w:rFonts w:ascii="Segoe UI" w:eastAsia="Times New Roman" w:hAnsi="Segoe UI" w:cs="Segoe UI"/>
+          <w:kern w:val="0"/>
+          <w:sz w:val="21"/>
+          <w:szCs w:val="21"/>
+          <w14:ligatures w14:val="none"/>
+        </w:rPr>
+        <w:t>Risks</w:t>
+      </w:r>
+    </w:p>
+    <w:p>
+      <w:pPr>
+        <w:numPr>
+          <w:ilvl w:val="0"/>
+          <w:numId w:val="50"/>
+        </w:numPr>
+        <w:spacing w:before="100" w:beforeAutospacing="1" w:after="100" w:afterAutospacing="1" w:line="300" w:lineRule="atLeast"/>
+        <w:rPr>
+          <w:rFonts w:ascii="Segoe UI" w:eastAsia="Times New Roman" w:hAnsi="Segoe UI" w:cs="Segoe UI"/>
+          <w:kern w:val="0"/>
+          <w:sz w:val="21"/>
+          <w:szCs w:val="21"/>
+          <w14:ligatures w14:val="none"/>
+        </w:rPr>
+      </w:pPr>
+      <w:r>
+        <w:rPr>
+          <w:rFonts w:ascii="Segoe UI" w:eastAsia="Times New Roman" w:hAnsi="Segoe UI" w:cs="Segoe UI"/>
+          <w:kern w:val="0"/>
+          <w:sz w:val="21"/>
+          <w:szCs w:val="21"/>
+          <w14:ligatures w14:val="none"/>
+        </w:rPr>
+        <w:t>Issues</w:t>
+      </w:r>
+    </w:p>
+    <w:p>
+      <w:pPr>
+        <w:numPr>
+          <w:ilvl w:val="0"/>
+          <w:numId w:val="50"/>
+        </w:numPr>
+        <w:spacing w:before="100" w:beforeAutospacing="1" w:after="100" w:afterAutospacing="1" w:line="300" w:lineRule="atLeast"/>
+        <w:rPr>
+          <w:rFonts w:ascii="Segoe UI" w:eastAsia="Times New Roman" w:hAnsi="Segoe UI" w:cs="Segoe UI"/>
+          <w:kern w:val="0"/>
+          <w:sz w:val="21"/>
+          <w:szCs w:val="21"/>
+          <w14:ligatures w14:val="none"/>
+        </w:rPr>
+      </w:pPr>
+      <w:r>
+        <w:rPr>
+          <w:rFonts w:ascii="Segoe UI" w:eastAsia="Times New Roman" w:hAnsi="Segoe UI" w:cs="Segoe UI"/>
+          <w:kern w:val="0"/>
+          <w:sz w:val="21"/>
+          <w:szCs w:val="21"/>
+          <w14:ligatures w14:val="none"/>
+        </w:rPr>
+        <w:t>Upcoming work</w:t>
+      </w:r>
+    </w:p>
+    <w:p>
+      <w:pPr>
+        <w:spacing w:after="0" w:line="300" w:lineRule="atLeast"/>
+        <w:rPr>
+          <w:rFonts w:ascii="Segoe UI" w:eastAsia="Times New Roman" w:hAnsi="Segoe UI" w:cs="Segoe UI"/>
+          <w:kern w:val="0"/>
+          <w:sz w:val="21"/>
+          <w:szCs w:val="21"/>
+          <w14:ligatures w14:val="none"/>
+        </w:rPr>
+      </w:pPr>
+      <w:r>
+        <w:rPr>
+          <w:rFonts w:ascii="Segoe UI" w:eastAsia="Times New Roman" w:hAnsi="Segoe UI" w:cs="Segoe UI"/>
+          <w:kern w:val="0"/>
+          <w:sz w:val="21"/>
+          <w:szCs w:val="21"/>
+          <w14:ligatures w14:val="none"/>
+        </w:rPr>
+        <w:pict w14:anchorId="63A68EB7">
+          <v:rect id="_x0000_i1041" style="width:0;height:1.5pt" o:hralign="center" o:hrstd="t" o:hr="t" fillcolor="#a0a0a0" stroked="f"/>
+        </w:pict>
+      </w:r>
+    </w:p>
+    <w:p>
+      <w:pPr>
+        <w:spacing w:before="100" w:beforeAutospacing="1" w:after="100" w:afterAutospacing="1" w:line="300" w:lineRule="atLeast"/>
+        <w:outlineLvl w:val="2"/>
+        <w:rPr>
+          <w:rFonts w:ascii="Segoe UI" w:eastAsia="Times New Roman" w:hAnsi="Segoe UI" w:cs="Segoe UI"/>
+          <w:b/>
+          <w:bCs/>
+          <w:kern w:val="0"/>
+          <w:sz w:val="27"/>
+          <w:szCs w:val="27"/>
+          <w14:ligatures w14:val="none"/>
+        </w:rPr>
+      </w:pPr>
+      <w:r>
+        <w:rPr>
+          <w:rFonts w:ascii="Segoe UI" w:eastAsia="Times New Roman" w:hAnsi="Segoe UI" w:cs="Segoe UI"/>
+          <w:b/>
+          <w:bCs/>
+          <w:kern w:val="0"/>
+          <w:sz w:val="27"/>
+          <w:szCs w:val="27"/>
+          <w14:ligatures w14:val="none"/>
+        </w:rPr>
+        <w:t>Stakeholder Presentations</w:t>
+      </w:r>
+    </w:p>
+    <w:p>
+      <w:pPr>
+        <w:spacing w:before="100" w:beforeAutospacing="1" w:after="100" w:afterAutospacing="1" w:line="300" w:lineRule="atLeast"/>
+        <w:rPr>
+          <w:rFonts w:ascii="Segoe UI" w:eastAsia="Times New Roman" w:hAnsi="Segoe UI" w:cs="Segoe UI"/>
+          <w:kern w:val="0"/>
+          <w:sz w:val="21"/>
+          <w:szCs w:val="21"/>
+          <w14:ligatures w14:val="none"/>
+        </w:rPr>
+      </w:pPr>
+      <w:r>
+        <w:rPr>
+          <w:rFonts w:ascii="Segoe UI" w:eastAsia="Times New Roman" w:hAnsi="Segoe UI" w:cs="Segoe UI"/>
+          <w:kern w:val="0"/>
+          <w:sz w:val="21"/>
+          <w:szCs w:val="21"/>
+          <w14:ligatures w14:val="none"/>
+        </w:rPr>
+        <w:t>Provided every two weeks and include:</w:t>
+      </w:r>
+    </w:p>
+    <w:p>
+      <w:pPr>
+        <w:numPr>
+          <w:ilvl w:val="0"/>
+          <w:numId w:val="51"/>
+        </w:numPr>
+        <w:spacing w:before="100" w:beforeAutospacing="1" w:after="100" w:afterAutospacing="1" w:line="300" w:lineRule="atLeast"/>
+        <w:rPr>
+          <w:rFonts w:ascii="Segoe UI" w:eastAsia="Times New Roman" w:hAnsi="Segoe UI" w:cs="Segoe UI"/>
+          <w:kern w:val="0"/>
+          <w:sz w:val="21"/>
+          <w:szCs w:val="21"/>
+          <w14:ligatures w14:val="none"/>
+        </w:rPr>
+      </w:pPr>
+      <w:r>
+        <w:rPr>
+          <w:rFonts w:ascii="Segoe UI" w:eastAsia="Times New Roman" w:hAnsi="Segoe UI" w:cs="Segoe UI"/>
+          <w:kern w:val="0"/>
+          <w:sz w:val="21"/>
+          <w:szCs w:val="21"/>
+          <w14:ligatures w14:val="none"/>
+        </w:rPr>
+        <w:t>Project status</w:t>
+      </w:r>
+    </w:p>
+    <w:p>
+      <w:pPr>
+        <w:numPr>
+          <w:ilvl w:val="0"/>
+          <w:numId w:val="51"/>
+        </w:numPr>
+        <w:spacing w:before="100" w:beforeAutospacing="1" w:after="100" w:afterAutospacing="1" w:line="300" w:lineRule="atLeast"/>
+        <w:rPr>
+          <w:rFonts w:ascii="Segoe UI" w:eastAsia="Times New Roman" w:hAnsi="Segoe UI" w:cs="Segoe UI"/>
+          <w:kern w:val="0"/>
+          <w:sz w:val="21"/>
+          <w:szCs w:val="21"/>
+          <w14:ligatures w14:val="none"/>
+        </w:rPr>
+      </w:pPr>
+      <w:r>
+        <w:rPr>
+          <w:rFonts w:ascii="Segoe UI" w:eastAsia="Times New Roman" w:hAnsi="Segoe UI" w:cs="Segoe UI"/>
+          <w:kern w:val="0"/>
+          <w:sz w:val="21"/>
+          <w:szCs w:val="21"/>
+          <w14:ligatures w14:val="none"/>
+        </w:rPr>
+        <w:t>Milestone progress</w:t>
+      </w:r>
+    </w:p>
+    <w:p>
+      <w:pPr>
+        <w:numPr>
+          <w:ilvl w:val="0"/>
+          <w:numId w:val="51"/>
+        </w:numPr>
+        <w:spacing w:before="100" w:beforeAutospacing="1" w:after="100" w:afterAutospacing="1" w:line="300" w:lineRule="atLeast"/>
+        <w:rPr>
+          <w:rFonts w:ascii="Segoe UI" w:eastAsia="Times New Roman" w:hAnsi="Segoe UI" w:cs="Segoe UI"/>
+          <w:kern w:val="0"/>
+          <w:sz w:val="21"/>
+          <w:szCs w:val="21"/>
+          <w14:ligatures w14:val="none"/>
+        </w:rPr>
+      </w:pPr>
+      <w:r>
+        <w:rPr>
+          <w:rFonts w:ascii="Segoe UI" w:eastAsia="Times New Roman" w:hAnsi="Segoe UI" w:cs="Segoe UI"/>
+          <w:kern w:val="0"/>
+          <w:sz w:val="21"/>
+          <w:szCs w:val="21"/>
+          <w14:ligatures w14:val="none"/>
+        </w:rPr>
+        <w:t>Risk updates</w:t>
+      </w:r>
+    </w:p>
+    <w:p>
+      <w:pPr>
+        <w:spacing w:after="0" w:line="300" w:lineRule="atLeast"/>
+        <w:rPr>
+          <w:rFonts w:ascii="Segoe UI" w:eastAsia="Times New Roman" w:hAnsi="Segoe UI" w:cs="Segoe UI"/>
+          <w:kern w:val="0"/>
+          <w:sz w:val="21"/>
+          <w:szCs w:val="21"/>
+          <w14:ligatures w14:val="none"/>
+        </w:rPr>
+      </w:pPr>
+      <w:r>
+        <w:rPr>
+          <w:rFonts w:ascii="Segoe UI" w:eastAsia="Times New Roman" w:hAnsi="Segoe UI" w:cs="Segoe UI"/>
+          <w:kern w:val="0"/>
+          <w:sz w:val="21"/>
+          <w:szCs w:val="21"/>
+          <w14:ligatures w14:val="none"/>
+        </w:rPr>
+        <w:pict w14:anchorId="07BDE6AA">
+          <v:rect id="_x0000_i1042" style="width:0;height:1.5pt" o:hralign="center" o:hrstd="t" o:hr="t" fillcolor="#a0a0a0" stroked="f"/>
+        </w:pict>
+      </w:r>
+    </w:p>
+    <w:p>
+      <w:pPr>
+        <w:spacing w:before="100" w:beforeAutospacing="1" w:after="100" w:afterAutospacing="1" w:line="300" w:lineRule="atLeast"/>
+        <w:outlineLvl w:val="2"/>
+        <w:rPr>
+          <w:rFonts w:ascii="Segoe UI" w:eastAsia="Times New Roman" w:hAnsi="Segoe UI" w:cs="Segoe UI"/>
+          <w:b/>
+          <w:bCs/>
+          <w:kern w:val="0"/>
+          <w:sz w:val="27"/>
+          <w:szCs w:val="27"/>
+          <w14:ligatures w14:val="none"/>
+        </w:rPr>
+      </w:pPr>
+      <w:r>
+        <w:rPr>
+          <w:rFonts w:ascii="Segoe UI" w:eastAsia="Times New Roman" w:hAnsi="Segoe UI" w:cs="Segoe UI"/>
+          <w:b/>
+          <w:bCs/>
+          <w:kern w:val="0"/>
+          <w:sz w:val="27"/>
+          <w:szCs w:val="27"/>
+          <w14:ligatures w14:val="none"/>
+        </w:rPr>
+        <w:t>Project Repository</w:t>
+      </w:r>
+    </w:p>
+    <w:p>
+      <w:pPr>
+        <w:spacing w:before="100" w:beforeAutospacing="1" w:after="100" w:afterAutospacing="1" w:line="300" w:lineRule="atLeast"/>
+        <w:rPr>
+          <w:rFonts w:ascii="Segoe UI" w:eastAsia="Times New Roman" w:hAnsi="Segoe UI" w:cs="Segoe UI"/>
+          <w:kern w:val="0"/>
+          <w:sz w:val="21"/>
+          <w:szCs w:val="21"/>
+          <w14:ligatures w14:val="none"/>
+        </w:rPr>
+      </w:pPr>
+      <w:r>
+        <w:rPr>
+          <w:rFonts w:ascii="Segoe UI" w:eastAsia="Times New Roman" w:hAnsi="Segoe UI" w:cs="Segoe UI"/>
+          <w:kern w:val="0"/>
+          <w:sz w:val="21"/>
+          <w:szCs w:val="21"/>
+          <w14:ligatures w14:val="none"/>
+        </w:rPr>
+        <w:t>GitHub serves as the primary documentation repository.</w:t>
+      </w:r>
+    </w:p>
+    <w:p>
+      <w:pPr>
+        <w:spacing w:after="0" w:line="300" w:lineRule="atLeast"/>
+        <w:rPr>
+          <w:rFonts w:ascii="Segoe UI" w:eastAsia="Times New Roman" w:hAnsi="Segoe UI" w:cs="Segoe UI"/>
+          <w:kern w:val="0"/>
+          <w:sz w:val="21"/>
+          <w:szCs w:val="21"/>
+          <w14:ligatures w14:val="none"/>
+        </w:rPr>
+      </w:pPr>
+      <w:r>
+        <w:rPr>
+          <w:rFonts w:ascii="Segoe UI" w:eastAsia="Times New Roman" w:hAnsi="Segoe UI" w:cs="Segoe UI"/>
+          <w:kern w:val="0"/>
+          <w:sz w:val="21"/>
+          <w:szCs w:val="21"/>
+          <w14:ligatures w14:val="none"/>
+        </w:rPr>
+        <w:pict w14:anchorId="1B46B59E">
+          <v:rect id="_x0000_i1043" style="width:0;height:1.5pt" o:hralign="center" o:hrstd="t" o:hr="t" fillcolor="#a0a0a0" stroked="f"/>
+        </w:pict>
+      </w:r>
+    </w:p>
+    <w:p>
+      <w:pPr>
+        <w:spacing w:before="100" w:beforeAutospacing="1" w:after="100" w:afterAutospacing="1" w:line="300" w:lineRule="atLeast"/>
+        <w:outlineLvl w:val="2"/>
+        <w:rPr>
+          <w:rFonts w:ascii="Segoe UI" w:eastAsia="Times New Roman" w:hAnsi="Segoe UI" w:cs="Segoe UI"/>
+          <w:b/>
+          <w:bCs/>
+          <w:kern w:val="0"/>
+          <w:sz w:val="27"/>
+          <w:szCs w:val="27"/>
+          <w14:ligatures w14:val="none"/>
+        </w:rPr>
+      </w:pPr>
+      <w:r>
+        <w:rPr>
+          <w:rFonts w:ascii="Segoe UI" w:eastAsia="Times New Roman" w:hAnsi="Segoe UI" w:cs="Segoe UI"/>
+          <w:b/>
+          <w:bCs/>
+          <w:kern w:val="0"/>
+          <w:sz w:val="27"/>
+          <w:szCs w:val="27"/>
+          <w14:ligatures w14:val="none"/>
+        </w:rPr>
+        <w:t>Video Updates</w:t>
+      </w:r>
+    </w:p>
+    <w:p>
+      <w:pPr>
+        <w:spacing w:before="100" w:beforeAutospacing="1" w:after="100" w:afterAutospacing="1" w:line="300" w:lineRule="atLeast"/>
+        <w:rPr>
+          <w:rFonts w:ascii="Segoe UI" w:eastAsia="Times New Roman" w:hAnsi="Segoe UI" w:cs="Segoe UI"/>
+          <w:kern w:val="0"/>
+          <w:sz w:val="21"/>
+          <w:szCs w:val="21"/>
+          <w14:ligatures w14:val="none"/>
+        </w:rPr>
+      </w:pPr>
+      <w:r>
+        <w:rPr>
+          <w:rFonts w:ascii="Segoe UI" w:eastAsia="Times New Roman" w:hAnsi="Segoe UI" w:cs="Segoe UI"/>
+          <w:kern w:val="0"/>
+          <w:sz w:val="21"/>
+          <w:szCs w:val="21"/>
+          <w14:ligatures w14:val="none"/>
+        </w:rPr>
+        <w:t>Weekly stakeholder videos summarize completed work and upcoming activities.</w:t>
+      </w:r>
+    </w:p>
+    <w:p>
+      <w:pPr>
+        <w:spacing w:before="100" w:beforeAutospacing="1" w:after="100" w:afterAutospacing="1" w:line="300" w:lineRule="atLeast"/>
+        <w:rPr>
+          <w:rFonts w:ascii="Segoe UI" w:eastAsia="Times New Roman" w:hAnsi="Segoe UI" w:cs="Segoe UI"/>
+          <w:kern w:val="0"/>
+          <w:sz w:val="21"/>
+          <w:szCs w:val="21"/>
+          <w14:ligatures w14:val="none"/>
+        </w:rPr>
+      </w:pPr>
+    </w:p>
     <w:sectPr>
       <w:pgSz w:w="12240" w:h="15840"/>
       <w:pgMar w:top="1440" w:right="1440" w:bottom="1440" w:left="1440" w:header="720" w:footer="720" w:gutter="0"/>
@@ -10238,6 +15062,381 @@
 <file path=word/numbering.xml><?xml version="1.0" encoding="utf-8"?>
 <w:numbering xmlns:wpc="http://schemas.microsoft.com/office/word/2010/wordprocessingCanvas" xmlns:cx="http://schemas.microsoft.com/office/drawing/2014/chartex" xmlns:cx1="http://schemas.microsoft.com/office/drawing/2015/9/8/chartex" xmlns:cx2="http://schemas.microsoft.com/office/drawing/2015/10/21/chartex" xmlns:cx3="http://schemas.microsoft.com/office/drawing/2016/5/9/chartex" xmlns:cx4="http://schemas.microsoft.com/office/drawing/2016/5/10/chartex" xmlns:cx5="http://schemas.microsoft.com/office/drawing/2016/5/11/chartex" xmlns:cx6="http://schemas.microsoft.com/office/drawing/2016/5/12/chartex" xmlns:cx7="http://schemas.microsoft.com/office/drawing/2016/5/13/chartex" xmlns:cx8="http://schemas.microsoft.com/office/drawing/2016/5/14/chartex" xmlns:mc="http://schemas.openxmlformats.org/markup-compatibility/2006" xmlns:aink="http://schemas.microsoft.com/office/drawing/2016/ink" xmlns:am3d="http://schemas.microsoft.com/office/drawing/2017/model3d" xmlns:o="urn:schemas-microsoft-com:office:office" xmlns:oel="http://schemas.microsoft.com/office/2019/extlst" xmlns:r="http://schemas.openxmlformats.org/officeDocument/2006/relationships" xmlns:m="http://schemas.openxmlformats.org/officeDocument/2006/math" xmlns:v="urn:schemas-microsoft-com:vml" xmlns:wp14="http://schemas.microsoft.com/office/word/2010/wordprocessingDrawing" xmlns:wp="http://schemas.openxmlformats.org/drawingml/2006/wordprocessingDrawing" xmlns:w10="urn:schemas-microsoft-com:office:word" xmlns:w="http://schemas.openxmlformats.org/wordprocessingml/2006/main" xmlns:w14="http://schemas.microsoft.com/office/word/2010/wordml" xmlns:w15="http://schemas.microsoft.com/office/word/2012/wordml" xmlns:w16cex="http://schemas.microsoft.com/office/word/2018/wordml/cex" xmlns:w16cid="http://schemas.microsoft.com/office/word/2016/wordml/cid" xmlns:w16="http://schemas.microsoft.com/office/word/2018/wordml" xmlns:w16du="http://schemas.microsoft.com/office/word/2023/wordml/word16du" xmlns:w16sdtdh="http://schemas.microsoft.com/office/word/2020/wordml/sdtdatahash" xmlns:w16sdtfl="http://schemas.microsoft.com/office/word/2024/wordml/sdtformatlock" xmlns:w16se="http://schemas.microsoft.com/office/word/2015/wordml/symex" xmlns:wpg="http://schemas.microsoft.com/office/word/2010/wordprocessingGroup" xmlns:wpi="http://schemas.microsoft.com/office/word/2010/wordprocessingInk" xmlns:wne="http://schemas.microsoft.com/office/word/2006/wordml" xmlns:wps="http://schemas.microsoft.com/office/word/2010/wordprocessingShape" mc:Ignorable="w14 w15 w16se w16cid w16 w16cex w16sdtdh w16sdtfl w16du wp14">
   <w:abstractNum w:abstractNumId="0" w15:restartNumberingAfterBreak="0">
+    <w:nsid w:val="014C76E0"/>
+    <w:multiLevelType w:val="multilevel"/>
+    <w:tmpl w:val="96D889CC"/>
+    <w:lvl w:ilvl="0">
+      <w:start w:val="1"/>
+      <w:numFmt w:val="bullet"/>
+      <w:lvlText w:val=""/>
+      <w:lvlJc w:val="left"/>
+      <w:pPr>
+        <w:tabs>
+          <w:tab w:val="num" w:pos="720"/>
+        </w:tabs>
+        <w:ind w:left="720" w:hanging="360"/>
+      </w:pPr>
+      <w:rPr>
+        <w:rFonts w:ascii="Symbol" w:hAnsi="Symbol" w:hint="default"/>
+        <w:sz w:val="20"/>
+      </w:rPr>
+    </w:lvl>
+    <w:lvl w:ilvl="1" w:tentative="1">
+      <w:start w:val="1"/>
+      <w:numFmt w:val="bullet"/>
+      <w:lvlText w:val="o"/>
+      <w:lvlJc w:val="left"/>
+      <w:pPr>
+        <w:tabs>
+          <w:tab w:val="num" w:pos="1440"/>
+        </w:tabs>
+        <w:ind w:left="1440" w:hanging="360"/>
+      </w:pPr>
+      <w:rPr>
+        <w:rFonts w:ascii="Courier New" w:hAnsi="Courier New" w:hint="default"/>
+        <w:sz w:val="20"/>
+      </w:rPr>
+    </w:lvl>
+    <w:lvl w:ilvl="2" w:tentative="1">
+      <w:start w:val="1"/>
+      <w:numFmt w:val="bullet"/>
+      <w:lvlText w:val=""/>
+      <w:lvlJc w:val="left"/>
+      <w:pPr>
+        <w:tabs>
+          <w:tab w:val="num" w:pos="2160"/>
+        </w:tabs>
+        <w:ind w:left="2160" w:hanging="360"/>
+      </w:pPr>
+      <w:rPr>
+        <w:rFonts w:ascii="Wingdings" w:hAnsi="Wingdings" w:hint="default"/>
+        <w:sz w:val="20"/>
+      </w:rPr>
+    </w:lvl>
+    <w:lvl w:ilvl="3" w:tentative="1">
+      <w:start w:val="1"/>
+      <w:numFmt w:val="bullet"/>
+      <w:lvlText w:val=""/>
+      <w:lvlJc w:val="left"/>
+      <w:pPr>
+        <w:tabs>
+          <w:tab w:val="num" w:pos="2880"/>
+        </w:tabs>
+        <w:ind w:left="2880" w:hanging="360"/>
+      </w:pPr>
+      <w:rPr>
+        <w:rFonts w:ascii="Wingdings" w:hAnsi="Wingdings" w:hint="default"/>
+        <w:sz w:val="20"/>
+      </w:rPr>
+    </w:lvl>
+    <w:lvl w:ilvl="4" w:tentative="1">
+      <w:start w:val="1"/>
+      <w:numFmt w:val="bullet"/>
+      <w:lvlText w:val=""/>
+      <w:lvlJc w:val="left"/>
+      <w:pPr>
+        <w:tabs>
+          <w:tab w:val="num" w:pos="3600"/>
+        </w:tabs>
+        <w:ind w:left="3600" w:hanging="360"/>
+      </w:pPr>
+      <w:rPr>
+        <w:rFonts w:ascii="Wingdings" w:hAnsi="Wingdings" w:hint="default"/>
+        <w:sz w:val="20"/>
+      </w:rPr>
+    </w:lvl>
+    <w:lvl w:ilvl="5" w:tentative="1">
+      <w:start w:val="1"/>
+      <w:numFmt w:val="bullet"/>
+      <w:lvlText w:val=""/>
+      <w:lvlJc w:val="left"/>
+      <w:pPr>
+        <w:tabs>
+          <w:tab w:val="num" w:pos="4320"/>
+        </w:tabs>
+        <w:ind w:left="4320" w:hanging="360"/>
+      </w:pPr>
+      <w:rPr>
+        <w:rFonts w:ascii="Wingdings" w:hAnsi="Wingdings" w:hint="default"/>
+        <w:sz w:val="20"/>
+      </w:rPr>
+    </w:lvl>
+    <w:lvl w:ilvl="6" w:tentative="1">
+      <w:start w:val="1"/>
+      <w:numFmt w:val="bullet"/>
+      <w:lvlText w:val=""/>
+      <w:lvlJc w:val="left"/>
+      <w:pPr>
+        <w:tabs>
+          <w:tab w:val="num" w:pos="5040"/>
+        </w:tabs>
+        <w:ind w:left="5040" w:hanging="360"/>
+      </w:pPr>
+      <w:rPr>
+        <w:rFonts w:ascii="Wingdings" w:hAnsi="Wingdings" w:hint="default"/>
+        <w:sz w:val="20"/>
+      </w:rPr>
+    </w:lvl>
+    <w:lvl w:ilvl="7" w:tentative="1">
+      <w:start w:val="1"/>
+      <w:numFmt w:val="bullet"/>
+      <w:lvlText w:val=""/>
+      <w:lvlJc w:val="left"/>
+      <w:pPr>
+        <w:tabs>
+          <w:tab w:val="num" w:pos="5760"/>
+        </w:tabs>
+        <w:ind w:left="5760" w:hanging="360"/>
+      </w:pPr>
+      <w:rPr>
+        <w:rFonts w:ascii="Wingdings" w:hAnsi="Wingdings" w:hint="default"/>
+        <w:sz w:val="20"/>
+      </w:rPr>
+    </w:lvl>
+    <w:lvl w:ilvl="8" w:tentative="1">
+      <w:start w:val="1"/>
+      <w:numFmt w:val="bullet"/>
+      <w:lvlText w:val=""/>
+      <w:lvlJc w:val="left"/>
+      <w:pPr>
+        <w:tabs>
+          <w:tab w:val="num" w:pos="6480"/>
+        </w:tabs>
+        <w:ind w:left="6480" w:hanging="360"/>
+      </w:pPr>
+      <w:rPr>
+        <w:rFonts w:ascii="Wingdings" w:hAnsi="Wingdings" w:hint="default"/>
+        <w:sz w:val="20"/>
+      </w:rPr>
+    </w:lvl>
+  </w:abstractNum>
+  <w:abstractNum w:abstractNumId="1" w15:restartNumberingAfterBreak="0">
+    <w:nsid w:val="01EC578D"/>
+    <w:multiLevelType w:val="multilevel"/>
+    <w:tmpl w:val="FA843040"/>
+    <w:lvl w:ilvl="0">
+      <w:start w:val="1"/>
+      <w:numFmt w:val="decimal"/>
+      <w:lvlText w:val="%1."/>
+      <w:lvlJc w:val="left"/>
+      <w:pPr>
+        <w:tabs>
+          <w:tab w:val="num" w:pos="720"/>
+        </w:tabs>
+        <w:ind w:left="720" w:hanging="360"/>
+      </w:pPr>
+    </w:lvl>
+    <w:lvl w:ilvl="1" w:tentative="1">
+      <w:start w:val="1"/>
+      <w:numFmt w:val="decimal"/>
+      <w:lvlText w:val="%2."/>
+      <w:lvlJc w:val="left"/>
+      <w:pPr>
+        <w:tabs>
+          <w:tab w:val="num" w:pos="1440"/>
+        </w:tabs>
+        <w:ind w:left="1440" w:hanging="360"/>
+      </w:pPr>
+    </w:lvl>
+    <w:lvl w:ilvl="2" w:tentative="1">
+      <w:start w:val="1"/>
+      <w:numFmt w:val="decimal"/>
+      <w:lvlText w:val="%3."/>
+      <w:lvlJc w:val="left"/>
+      <w:pPr>
+        <w:tabs>
+          <w:tab w:val="num" w:pos="2160"/>
+        </w:tabs>
+        <w:ind w:left="2160" w:hanging="360"/>
+      </w:pPr>
+    </w:lvl>
+    <w:lvl w:ilvl="3" w:tentative="1">
+      <w:start w:val="1"/>
+      <w:numFmt w:val="decimal"/>
+      <w:lvlText w:val="%4."/>
+      <w:lvlJc w:val="left"/>
+      <w:pPr>
+        <w:tabs>
+          <w:tab w:val="num" w:pos="2880"/>
+        </w:tabs>
+        <w:ind w:left="2880" w:hanging="360"/>
+      </w:pPr>
+    </w:lvl>
+    <w:lvl w:ilvl="4" w:tentative="1">
+      <w:start w:val="1"/>
+      <w:numFmt w:val="decimal"/>
+      <w:lvlText w:val="%5."/>
+      <w:lvlJc w:val="left"/>
+      <w:pPr>
+        <w:tabs>
+          <w:tab w:val="num" w:pos="3600"/>
+        </w:tabs>
+        <w:ind w:left="3600" w:hanging="360"/>
+      </w:pPr>
+    </w:lvl>
+    <w:lvl w:ilvl="5" w:tentative="1">
+      <w:start w:val="1"/>
+      <w:numFmt w:val="decimal"/>
+      <w:lvlText w:val="%6."/>
+      <w:lvlJc w:val="left"/>
+      <w:pPr>
+        <w:tabs>
+          <w:tab w:val="num" w:pos="4320"/>
+        </w:tabs>
+        <w:ind w:left="4320" w:hanging="360"/>
+      </w:pPr>
+    </w:lvl>
+    <w:lvl w:ilvl="6" w:tentative="1">
+      <w:start w:val="1"/>
+      <w:numFmt w:val="decimal"/>
+      <w:lvlText w:val="%7."/>
+      <w:lvlJc w:val="left"/>
+      <w:pPr>
+        <w:tabs>
+          <w:tab w:val="num" w:pos="5040"/>
+        </w:tabs>
+        <w:ind w:left="5040" w:hanging="360"/>
+      </w:pPr>
+    </w:lvl>
+    <w:lvl w:ilvl="7" w:tentative="1">
+      <w:start w:val="1"/>
+      <w:numFmt w:val="decimal"/>
+      <w:lvlText w:val="%8."/>
+      <w:lvlJc w:val="left"/>
+      <w:pPr>
+        <w:tabs>
+          <w:tab w:val="num" w:pos="5760"/>
+        </w:tabs>
+        <w:ind w:left="5760" w:hanging="360"/>
+      </w:pPr>
+    </w:lvl>
+    <w:lvl w:ilvl="8" w:tentative="1">
+      <w:start w:val="1"/>
+      <w:numFmt w:val="decimal"/>
+      <w:lvlText w:val="%9."/>
+      <w:lvlJc w:val="left"/>
+      <w:pPr>
+        <w:tabs>
+          <w:tab w:val="num" w:pos="6480"/>
+        </w:tabs>
+        <w:ind w:left="6480" w:hanging="360"/>
+      </w:pPr>
+    </w:lvl>
+  </w:abstractNum>
+  <w:abstractNum w:abstractNumId="2" w15:restartNumberingAfterBreak="0">
+    <w:nsid w:val="0BA27A12"/>
+    <w:multiLevelType w:val="multilevel"/>
+    <w:tmpl w:val="CEC61B5C"/>
+    <w:lvl w:ilvl="0">
+      <w:start w:val="1"/>
+      <w:numFmt w:val="decimal"/>
+      <w:lvlText w:val="%1."/>
+      <w:lvlJc w:val="left"/>
+      <w:pPr>
+        <w:tabs>
+          <w:tab w:val="num" w:pos="720"/>
+        </w:tabs>
+        <w:ind w:left="720" w:hanging="360"/>
+      </w:pPr>
+    </w:lvl>
+    <w:lvl w:ilvl="1" w:tentative="1">
+      <w:start w:val="1"/>
+      <w:numFmt w:val="decimal"/>
+      <w:lvlText w:val="%2."/>
+      <w:lvlJc w:val="left"/>
+      <w:pPr>
+        <w:tabs>
+          <w:tab w:val="num" w:pos="1440"/>
+        </w:tabs>
+        <w:ind w:left="1440" w:hanging="360"/>
+      </w:pPr>
+    </w:lvl>
+    <w:lvl w:ilvl="2" w:tentative="1">
+      <w:start w:val="1"/>
+      <w:numFmt w:val="decimal"/>
+      <w:lvlText w:val="%3."/>
+      <w:lvlJc w:val="left"/>
+      <w:pPr>
+        <w:tabs>
+          <w:tab w:val="num" w:pos="2160"/>
+        </w:tabs>
+        <w:ind w:left="2160" w:hanging="360"/>
+      </w:pPr>
+    </w:lvl>
+    <w:lvl w:ilvl="3" w:tentative="1">
+      <w:start w:val="1"/>
+      <w:numFmt w:val="decimal"/>
+      <w:lvlText w:val="%4."/>
+      <w:lvlJc w:val="left"/>
+      <w:pPr>
+        <w:tabs>
+          <w:tab w:val="num" w:pos="2880"/>
+        </w:tabs>
+        <w:ind w:left="2880" w:hanging="360"/>
+      </w:pPr>
+    </w:lvl>
+    <w:lvl w:ilvl="4" w:tentative="1">
+      <w:start w:val="1"/>
+      <w:numFmt w:val="decimal"/>
+      <w:lvlText w:val="%5."/>
+      <w:lvlJc w:val="left"/>
+      <w:pPr>
+        <w:tabs>
+          <w:tab w:val="num" w:pos="3600"/>
+        </w:tabs>
+        <w:ind w:left="3600" w:hanging="360"/>
+      </w:pPr>
+    </w:lvl>
+    <w:lvl w:ilvl="5" w:tentative="1">
+      <w:start w:val="1"/>
+      <w:numFmt w:val="decimal"/>
+      <w:lvlText w:val="%6."/>
+      <w:lvlJc w:val="left"/>
+      <w:pPr>
+        <w:tabs>
+          <w:tab w:val="num" w:pos="4320"/>
+        </w:tabs>
+        <w:ind w:left="4320" w:hanging="360"/>
+      </w:pPr>
+    </w:lvl>
+    <w:lvl w:ilvl="6" w:tentative="1">
+      <w:start w:val="1"/>
+      <w:numFmt w:val="decimal"/>
+      <w:lvlText w:val="%7."/>
+      <w:lvlJc w:val="left"/>
+      <w:pPr>
+        <w:tabs>
+          <w:tab w:val="num" w:pos="5040"/>
+        </w:tabs>
+        <w:ind w:left="5040" w:hanging="360"/>
+      </w:pPr>
+    </w:lvl>
+    <w:lvl w:ilvl="7" w:tentative="1">
+      <w:start w:val="1"/>
+      <w:numFmt w:val="decimal"/>
+      <w:lvlText w:val="%8."/>
+      <w:lvlJc w:val="left"/>
+      <w:pPr>
+        <w:tabs>
+          <w:tab w:val="num" w:pos="5760"/>
+        </w:tabs>
+        <w:ind w:left="5760" w:hanging="360"/>
+      </w:pPr>
+    </w:lvl>
+    <w:lvl w:ilvl="8" w:tentative="1">
+      <w:start w:val="1"/>
+      <w:numFmt w:val="decimal"/>
+      <w:lvlText w:val="%9."/>
+      <w:lvlJc w:val="left"/>
+      <w:pPr>
+        <w:tabs>
+          <w:tab w:val="num" w:pos="6480"/>
+        </w:tabs>
+        <w:ind w:left="6480" w:hanging="360"/>
+      </w:pPr>
+    </w:lvl>
+  </w:abstractNum>
+  <w:abstractNum w:abstractNumId="3" w15:restartNumberingAfterBreak="0">
     <w:nsid w:val="0D750421"/>
     <w:multiLevelType w:val="multilevel"/>
     <w:tmpl w:val="322AEC60"/>
@@ -10386,7 +15585,7 @@
       </w:rPr>
     </w:lvl>
   </w:abstractNum>
-  <w:abstractNum w:abstractNumId="1" w15:restartNumberingAfterBreak="0">
+  <w:abstractNum w:abstractNumId="4" w15:restartNumberingAfterBreak="0">
     <w:nsid w:val="0F735884"/>
     <w:multiLevelType w:val="multilevel"/>
     <w:tmpl w:val="1B4A662C"/>
@@ -10535,7 +15734,7 @@
       </w:rPr>
     </w:lvl>
   </w:abstractNum>
-  <w:abstractNum w:abstractNumId="2" w15:restartNumberingAfterBreak="0">
+  <w:abstractNum w:abstractNumId="5" w15:restartNumberingAfterBreak="0">
     <w:nsid w:val="1176026A"/>
     <w:multiLevelType w:val="multilevel"/>
     <w:tmpl w:val="B30AFE5E"/>
@@ -10684,7 +15883,7 @@
       </w:rPr>
     </w:lvl>
   </w:abstractNum>
-  <w:abstractNum w:abstractNumId="3" w15:restartNumberingAfterBreak="0">
+  <w:abstractNum w:abstractNumId="6" w15:restartNumberingAfterBreak="0">
     <w:nsid w:val="16D816C7"/>
     <w:multiLevelType w:val="multilevel"/>
     <w:tmpl w:val="F3024B2E"/>
@@ -10833,7 +16032,7 @@
       </w:rPr>
     </w:lvl>
   </w:abstractNum>
-  <w:abstractNum w:abstractNumId="4" w15:restartNumberingAfterBreak="0">
+  <w:abstractNum w:abstractNumId="7" w15:restartNumberingAfterBreak="0">
     <w:nsid w:val="1AAF6608"/>
     <w:multiLevelType w:val="multilevel"/>
     <w:tmpl w:val="298AF3C2"/>
@@ -10982,7 +16181,7 @@
       </w:rPr>
     </w:lvl>
   </w:abstractNum>
-  <w:abstractNum w:abstractNumId="5" w15:restartNumberingAfterBreak="0">
+  <w:abstractNum w:abstractNumId="8" w15:restartNumberingAfterBreak="0">
     <w:nsid w:val="1C9C447A"/>
     <w:multiLevelType w:val="multilevel"/>
     <w:tmpl w:val="9A287E78"/>
@@ -11131,7 +16330,7 @@
       </w:rPr>
     </w:lvl>
   </w:abstractNum>
-  <w:abstractNum w:abstractNumId="6" w15:restartNumberingAfterBreak="0">
+  <w:abstractNum w:abstractNumId="9" w15:restartNumberingAfterBreak="0">
     <w:nsid w:val="1DC41F26"/>
     <w:multiLevelType w:val="multilevel"/>
     <w:tmpl w:val="38509C90"/>
@@ -11280,7 +16479,120 @@
       </w:rPr>
     </w:lvl>
   </w:abstractNum>
-  <w:abstractNum w:abstractNumId="7" w15:restartNumberingAfterBreak="0">
+  <w:abstractNum w:abstractNumId="10" w15:restartNumberingAfterBreak="0">
+    <w:nsid w:val="20FF06B2"/>
+    <w:multiLevelType w:val="multilevel"/>
+    <w:tmpl w:val="06CC4094"/>
+    <w:lvl w:ilvl="0">
+      <w:start w:val="1"/>
+      <w:numFmt w:val="decimal"/>
+      <w:lvlText w:val="%1."/>
+      <w:lvlJc w:val="left"/>
+      <w:pPr>
+        <w:tabs>
+          <w:tab w:val="num" w:pos="720"/>
+        </w:tabs>
+        <w:ind w:left="720" w:hanging="360"/>
+      </w:pPr>
+    </w:lvl>
+    <w:lvl w:ilvl="1" w:tentative="1">
+      <w:start w:val="1"/>
+      <w:numFmt w:val="decimal"/>
+      <w:lvlText w:val="%2."/>
+      <w:lvlJc w:val="left"/>
+      <w:pPr>
+        <w:tabs>
+          <w:tab w:val="num" w:pos="1440"/>
+        </w:tabs>
+        <w:ind w:left="1440" w:hanging="360"/>
+      </w:pPr>
+    </w:lvl>
+    <w:lvl w:ilvl="2" w:tentative="1">
+      <w:start w:val="1"/>
+      <w:numFmt w:val="decimal"/>
+      <w:lvlText w:val="%3."/>
+      <w:lvlJc w:val="left"/>
+      <w:pPr>
+        <w:tabs>
+          <w:tab w:val="num" w:pos="2160"/>
+        </w:tabs>
+        <w:ind w:left="2160" w:hanging="360"/>
+      </w:pPr>
+    </w:lvl>
+    <w:lvl w:ilvl="3" w:tentative="1">
+      <w:start w:val="1"/>
+      <w:numFmt w:val="decimal"/>
+      <w:lvlText w:val="%4."/>
+      <w:lvlJc w:val="left"/>
+      <w:pPr>
+        <w:tabs>
+          <w:tab w:val="num" w:pos="2880"/>
+        </w:tabs>
+        <w:ind w:left="2880" w:hanging="360"/>
+      </w:pPr>
+    </w:lvl>
+    <w:lvl w:ilvl="4" w:tentative="1">
+      <w:start w:val="1"/>
+      <w:numFmt w:val="decimal"/>
+      <w:lvlText w:val="%5."/>
+      <w:lvlJc w:val="left"/>
+      <w:pPr>
+        <w:tabs>
+          <w:tab w:val="num" w:pos="3600"/>
+        </w:tabs>
+        <w:ind w:left="3600" w:hanging="360"/>
+      </w:pPr>
+    </w:lvl>
+    <w:lvl w:ilvl="5" w:tentative="1">
+      <w:start w:val="1"/>
+      <w:numFmt w:val="decimal"/>
+      <w:lvlText w:val="%6."/>
+      <w:lvlJc w:val="left"/>
+      <w:pPr>
+        <w:tabs>
+          <w:tab w:val="num" w:pos="4320"/>
+        </w:tabs>
+        <w:ind w:left="4320" w:hanging="360"/>
+      </w:pPr>
+    </w:lvl>
+    <w:lvl w:ilvl="6" w:tentative="1">
+      <w:start w:val="1"/>
+      <w:numFmt w:val="decimal"/>
+      <w:lvlText w:val="%7."/>
+      <w:lvlJc w:val="left"/>
+      <w:pPr>
+        <w:tabs>
+          <w:tab w:val="num" w:pos="5040"/>
+        </w:tabs>
+        <w:ind w:left="5040" w:hanging="360"/>
+      </w:pPr>
+    </w:lvl>
+    <w:lvl w:ilvl="7" w:tentative="1">
+      <w:start w:val="1"/>
+      <w:numFmt w:val="decimal"/>
+      <w:lvlText w:val="%8."/>
+      <w:lvlJc w:val="left"/>
+      <w:pPr>
+        <w:tabs>
+          <w:tab w:val="num" w:pos="5760"/>
+        </w:tabs>
+        <w:ind w:left="5760" w:hanging="360"/>
+      </w:pPr>
+    </w:lvl>
+    <w:lvl w:ilvl="8" w:tentative="1">
+      <w:start w:val="1"/>
+      <w:numFmt w:val="decimal"/>
+      <w:lvlText w:val="%9."/>
+      <w:lvlJc w:val="left"/>
+      <w:pPr>
+        <w:tabs>
+          <w:tab w:val="num" w:pos="6480"/>
+        </w:tabs>
+        <w:ind w:left="6480" w:hanging="360"/>
+      </w:pPr>
+    </w:lvl>
+  </w:abstractNum>
+  <w:abstractNum w:abstractNumId="11" w15:restartNumberingAfterBreak="0">
     <w:nsid w:val="23D02740"/>
     <w:multiLevelType w:val="multilevel"/>
     <w:tmpl w:val="F1DE8CE2"/>
@@ -11429,7 +16741,7 @@
       </w:rPr>
     </w:lvl>
   </w:abstractNum>
-  <w:abstractNum w:abstractNumId="8" w15:restartNumberingAfterBreak="0">
+  <w:abstractNum w:abstractNumId="12" w15:restartNumberingAfterBreak="0">
     <w:nsid w:val="270650CF"/>
     <w:multiLevelType w:val="multilevel"/>
     <w:tmpl w:val="AB1264DC"/>
@@ -11578,7 +16890,7 @@
       </w:rPr>
     </w:lvl>
   </w:abstractNum>
-  <w:abstractNum w:abstractNumId="9" w15:restartNumberingAfterBreak="0">
+  <w:abstractNum w:abstractNumId="13" w15:restartNumberingAfterBreak="0">
     <w:nsid w:val="28FA48CA"/>
     <w:multiLevelType w:val="multilevel"/>
     <w:tmpl w:val="4E765B62"/>
@@ -11727,7 +17039,7 @@
       </w:rPr>
     </w:lvl>
   </w:abstractNum>
-  <w:abstractNum w:abstractNumId="10" w15:restartNumberingAfterBreak="0">
+  <w:abstractNum w:abstractNumId="14" w15:restartNumberingAfterBreak="0">
     <w:nsid w:val="2B3B23A7"/>
     <w:multiLevelType w:val="multilevel"/>
     <w:tmpl w:val="E41A4562"/>
@@ -11876,7 +17188,7 @@
       </w:rPr>
     </w:lvl>
   </w:abstractNum>
-  <w:abstractNum w:abstractNumId="11" w15:restartNumberingAfterBreak="0">
+  <w:abstractNum w:abstractNumId="15" w15:restartNumberingAfterBreak="0">
     <w:nsid w:val="2C5C022E"/>
     <w:multiLevelType w:val="multilevel"/>
     <w:tmpl w:val="B03EDABE"/>
@@ -12025,7 +17337,7 @@
       </w:rPr>
     </w:lvl>
   </w:abstractNum>
-  <w:abstractNum w:abstractNumId="12" w15:restartNumberingAfterBreak="0">
+  <w:abstractNum w:abstractNumId="16" w15:restartNumberingAfterBreak="0">
     <w:nsid w:val="2DCB7980"/>
     <w:multiLevelType w:val="multilevel"/>
     <w:tmpl w:val="03EA9752"/>
@@ -12174,7 +17486,7 @@
       </w:rPr>
     </w:lvl>
   </w:abstractNum>
-  <w:abstractNum w:abstractNumId="13" w15:restartNumberingAfterBreak="0">
+  <w:abstractNum w:abstractNumId="17" w15:restartNumberingAfterBreak="0">
     <w:nsid w:val="342F1E18"/>
     <w:multiLevelType w:val="multilevel"/>
     <w:tmpl w:val="532631B4"/>
@@ -12323,7 +17635,7 @@
       </w:rPr>
     </w:lvl>
   </w:abstractNum>
-  <w:abstractNum w:abstractNumId="14" w15:restartNumberingAfterBreak="0">
+  <w:abstractNum w:abstractNumId="18" w15:restartNumberingAfterBreak="0">
     <w:nsid w:val="3D9541E6"/>
     <w:multiLevelType w:val="multilevel"/>
     <w:tmpl w:val="97F4D7EE"/>
@@ -12472,7 +17784,7 @@
       </w:rPr>
     </w:lvl>
   </w:abstractNum>
-  <w:abstractNum w:abstractNumId="15" w15:restartNumberingAfterBreak="0">
+  <w:abstractNum w:abstractNumId="19" w15:restartNumberingAfterBreak="0">
     <w:nsid w:val="3E4F1576"/>
     <w:multiLevelType w:val="multilevel"/>
     <w:tmpl w:val="0FB04D64"/>
@@ -12621,7 +17933,7 @@
       </w:rPr>
     </w:lvl>
   </w:abstractNum>
-  <w:abstractNum w:abstractNumId="16" w15:restartNumberingAfterBreak="0">
+  <w:abstractNum w:abstractNumId="20" w15:restartNumberingAfterBreak="0">
     <w:nsid w:val="448860A7"/>
     <w:multiLevelType w:val="multilevel"/>
     <w:tmpl w:val="6338FB26"/>
@@ -12770,7 +18082,156 @@
       </w:rPr>
     </w:lvl>
   </w:abstractNum>
-  <w:abstractNum w:abstractNumId="17" w15:restartNumberingAfterBreak="0">
+  <w:abstractNum w:abstractNumId="21" w15:restartNumberingAfterBreak="0">
+    <w:nsid w:val="4518739A"/>
+    <w:multiLevelType w:val="multilevel"/>
+    <w:tmpl w:val="658C2894"/>
+    <w:lvl w:ilvl="0">
+      <w:start w:val="1"/>
+      <w:numFmt w:val="bullet"/>
+      <w:lvlText w:val=""/>
+      <w:lvlJc w:val="left"/>
+      <w:pPr>
+        <w:tabs>
+          <w:tab w:val="num" w:pos="720"/>
+        </w:tabs>
+        <w:ind w:left="720" w:hanging="360"/>
+      </w:pPr>
+      <w:rPr>
+        <w:rFonts w:ascii="Symbol" w:hAnsi="Symbol" w:hint="default"/>
+        <w:sz w:val="20"/>
+      </w:rPr>
+    </w:lvl>
+    <w:lvl w:ilvl="1" w:tentative="1">
+      <w:start w:val="1"/>
+      <w:numFmt w:val="bullet"/>
+      <w:lvlText w:val="o"/>
+      <w:lvlJc w:val="left"/>
+      <w:pPr>
+        <w:tabs>
+          <w:tab w:val="num" w:pos="1440"/>
+        </w:tabs>
+        <w:ind w:left="1440" w:hanging="360"/>
+      </w:pPr>
+      <w:rPr>
+        <w:rFonts w:ascii="Courier New" w:hAnsi="Courier New" w:hint="default"/>
+        <w:sz w:val="20"/>
+      </w:rPr>
+    </w:lvl>
+    <w:lvl w:ilvl="2" w:tentative="1">
+      <w:start w:val="1"/>
+      <w:numFmt w:val="bullet"/>
+      <w:lvlText w:val=""/>
+      <w:lvlJc w:val="left"/>
+      <w:pPr>
+        <w:tabs>
+          <w:tab w:val="num" w:pos="2160"/>
+        </w:tabs>
+        <w:ind w:left="2160" w:hanging="360"/>
+      </w:pPr>
+      <w:rPr>
+        <w:rFonts w:ascii="Wingdings" w:hAnsi="Wingdings" w:hint="default"/>
+        <w:sz w:val="20"/>
+      </w:rPr>
+    </w:lvl>
+    <w:lvl w:ilvl="3" w:tentative="1">
+      <w:start w:val="1"/>
+      <w:numFmt w:val="bullet"/>
+      <w:lvlText w:val=""/>
+      <w:lvlJc w:val="left"/>
+      <w:pPr>
+        <w:tabs>
+          <w:tab w:val="num" w:pos="2880"/>
+        </w:tabs>
+        <w:ind w:left="2880" w:hanging="360"/>
+      </w:pPr>
+      <w:rPr>
+        <w:rFonts w:ascii="Wingdings" w:hAnsi="Wingdings" w:hint="default"/>
+        <w:sz w:val="20"/>
+      </w:rPr>
+    </w:lvl>
+    <w:lvl w:ilvl="4" w:tentative="1">
+      <w:start w:val="1"/>
+      <w:numFmt w:val="bullet"/>
+      <w:lvlText w:val=""/>
+      <w:lvlJc w:val="left"/>
+      <w:pPr>
+        <w:tabs>
+          <w:tab w:val="num" w:pos="3600"/>
+        </w:tabs>
+        <w:ind w:left="3600" w:hanging="360"/>
+      </w:pPr>
+      <w:rPr>
+        <w:rFonts w:ascii="Wingdings" w:hAnsi="Wingdings" w:hint="default"/>
+        <w:sz w:val="20"/>
+      </w:rPr>
+    </w:lvl>
+    <w:lvl w:ilvl="5" w:tentative="1">
+      <w:start w:val="1"/>
+      <w:numFmt w:val="bullet"/>
+      <w:lvlText w:val=""/>
+      <w:lvlJc w:val="left"/>
+      <w:pPr>
+        <w:tabs>
+          <w:tab w:val="num" w:pos="4320"/>
+        </w:tabs>
+        <w:ind w:left="4320" w:hanging="360"/>
+      </w:pPr>
+      <w:rPr>
+        <w:rFonts w:ascii="Wingdings" w:hAnsi="Wingdings" w:hint="default"/>
+        <w:sz w:val="20"/>
+      </w:rPr>
+    </w:lvl>
+    <w:lvl w:ilvl="6" w:tentative="1">
+      <w:start w:val="1"/>
+      <w:numFmt w:val="bullet"/>
+      <w:lvlText w:val=""/>
+      <w:lvlJc w:val="left"/>
+      <w:pPr>
+        <w:tabs>
+          <w:tab w:val="num" w:pos="5040"/>
+        </w:tabs>
+        <w:ind w:left="5040" w:hanging="360"/>
+      </w:pPr>
+      <w:rPr>
+        <w:rFonts w:ascii="Wingdings" w:hAnsi="Wingdings" w:hint="default"/>
+        <w:sz w:val="20"/>
+      </w:rPr>
+    </w:lvl>
+    <w:lvl w:ilvl="7" w:tentative="1">
+      <w:start w:val="1"/>
+      <w:numFmt w:val="bullet"/>
+      <w:lvlText w:val=""/>
+      <w:lvlJc w:val="left"/>
+      <w:pPr>
+        <w:tabs>
+          <w:tab w:val="num" w:pos="5760"/>
+        </w:tabs>
+        <w:ind w:left="5760" w:hanging="360"/>
+      </w:pPr>
+      <w:rPr>
+        <w:rFonts w:ascii="Wingdings" w:hAnsi="Wingdings" w:hint="default"/>
+        <w:sz w:val="20"/>
+      </w:rPr>
+    </w:lvl>
+    <w:lvl w:ilvl="8" w:tentative="1">
+      <w:start w:val="1"/>
+      <w:numFmt w:val="bullet"/>
+      <w:lvlText w:val=""/>
+      <w:lvlJc w:val="left"/>
+      <w:pPr>
+        <w:tabs>
+          <w:tab w:val="num" w:pos="6480"/>
+        </w:tabs>
+        <w:ind w:left="6480" w:hanging="360"/>
+      </w:pPr>
+      <w:rPr>
+        <w:rFonts w:ascii="Wingdings" w:hAnsi="Wingdings" w:hint="default"/>
+        <w:sz w:val="20"/>
+      </w:rPr>
+    </w:lvl>
+  </w:abstractNum>
+  <w:abstractNum w:abstractNumId="22" w15:restartNumberingAfterBreak="0">
     <w:nsid w:val="483305B4"/>
     <w:multiLevelType w:val="multilevel"/>
     <w:tmpl w:val="FB60297C"/>
@@ -12919,7 +18380,7 @@
       </w:rPr>
     </w:lvl>
   </w:abstractNum>
-  <w:abstractNum w:abstractNumId="18" w15:restartNumberingAfterBreak="0">
+  <w:abstractNum w:abstractNumId="23" w15:restartNumberingAfterBreak="0">
     <w:nsid w:val="48AE0C56"/>
     <w:multiLevelType w:val="multilevel"/>
     <w:tmpl w:val="017AFC66"/>
@@ -13068,7 +18529,7 @@
       </w:rPr>
     </w:lvl>
   </w:abstractNum>
-  <w:abstractNum w:abstractNumId="19" w15:restartNumberingAfterBreak="0">
+  <w:abstractNum w:abstractNumId="24" w15:restartNumberingAfterBreak="0">
     <w:nsid w:val="491201F4"/>
     <w:multiLevelType w:val="multilevel"/>
     <w:tmpl w:val="19F89028"/>
@@ -13217,7 +18678,120 @@
       </w:rPr>
     </w:lvl>
   </w:abstractNum>
-  <w:abstractNum w:abstractNumId="20" w15:restartNumberingAfterBreak="0">
+  <w:abstractNum w:abstractNumId="25" w15:restartNumberingAfterBreak="0">
+    <w:nsid w:val="4BD73134"/>
+    <w:multiLevelType w:val="multilevel"/>
+    <w:tmpl w:val="CEE256C0"/>
+    <w:lvl w:ilvl="0">
+      <w:start w:val="1"/>
+      <w:numFmt w:val="decimal"/>
+      <w:lvlText w:val="%1."/>
+      <w:lvlJc w:val="left"/>
+      <w:pPr>
+        <w:tabs>
+          <w:tab w:val="num" w:pos="720"/>
+        </w:tabs>
+        <w:ind w:left="720" w:hanging="360"/>
+      </w:pPr>
+    </w:lvl>
+    <w:lvl w:ilvl="1" w:tentative="1">
+      <w:start w:val="1"/>
+      <w:numFmt w:val="decimal"/>
+      <w:lvlText w:val="%2."/>
+      <w:lvlJc w:val="left"/>
+      <w:pPr>
+        <w:tabs>
+          <w:tab w:val="num" w:pos="1440"/>
+        </w:tabs>
+        <w:ind w:left="1440" w:hanging="360"/>
+      </w:pPr>
+    </w:lvl>
+    <w:lvl w:ilvl="2" w:tentative="1">
+      <w:start w:val="1"/>
+      <w:numFmt w:val="decimal"/>
+      <w:lvlText w:val="%3."/>
+      <w:lvlJc w:val="left"/>
+      <w:pPr>
+        <w:tabs>
+          <w:tab w:val="num" w:pos="2160"/>
+        </w:tabs>
+        <w:ind w:left="2160" w:hanging="360"/>
+      </w:pPr>
+    </w:lvl>
+    <w:lvl w:ilvl="3" w:tentative="1">
+      <w:start w:val="1"/>
+      <w:numFmt w:val="decimal"/>
+      <w:lvlText w:val="%4."/>
+      <w:lvlJc w:val="left"/>
+      <w:pPr>
+        <w:tabs>
+          <w:tab w:val="num" w:pos="2880"/>
+        </w:tabs>
+        <w:ind w:left="2880" w:hanging="360"/>
+      </w:pPr>
+    </w:lvl>
+    <w:lvl w:ilvl="4" w:tentative="1">
+      <w:start w:val="1"/>
+      <w:numFmt w:val="decimal"/>
+      <w:lvlText w:val="%5."/>
+      <w:lvlJc w:val="left"/>
+      <w:pPr>
+        <w:tabs>
+          <w:tab w:val="num" w:pos="3600"/>
+        </w:tabs>
+        <w:ind w:left="3600" w:hanging="360"/>
+      </w:pPr>
+    </w:lvl>
+    <w:lvl w:ilvl="5" w:tentative="1">
+      <w:start w:val="1"/>
+      <w:numFmt w:val="decimal"/>
+      <w:lvlText w:val="%6."/>
+      <w:lvlJc w:val="left"/>
+      <w:pPr>
+        <w:tabs>
+          <w:tab w:val="num" w:pos="4320"/>
+        </w:tabs>
+        <w:ind w:left="4320" w:hanging="360"/>
+      </w:pPr>
+    </w:lvl>
+    <w:lvl w:ilvl="6" w:tentative="1">
+      <w:start w:val="1"/>
+      <w:numFmt w:val="decimal"/>
+      <w:lvlText w:val="%7."/>
+      <w:lvlJc w:val="left"/>
+      <w:pPr>
+        <w:tabs>
+          <w:tab w:val="num" w:pos="5040"/>
+        </w:tabs>
+        <w:ind w:left="5040" w:hanging="360"/>
+      </w:pPr>
+    </w:lvl>
+    <w:lvl w:ilvl="7" w:tentative="1">
+      <w:start w:val="1"/>
+      <w:numFmt w:val="decimal"/>
+      <w:lvlText w:val="%8."/>
+      <w:lvlJc w:val="left"/>
+      <w:pPr>
+        <w:tabs>
+          <w:tab w:val="num" w:pos="5760"/>
+        </w:tabs>
+        <w:ind w:left="5760" w:hanging="360"/>
+      </w:pPr>
+    </w:lvl>
+    <w:lvl w:ilvl="8" w:tentative="1">
+      <w:start w:val="1"/>
+      <w:numFmt w:val="decimal"/>
+      <w:lvlText w:val="%9."/>
+      <w:lvlJc w:val="left"/>
+      <w:pPr>
+        <w:tabs>
+          <w:tab w:val="num" w:pos="6480"/>
+        </w:tabs>
+        <w:ind w:left="6480" w:hanging="360"/>
+      </w:pPr>
+    </w:lvl>
+  </w:abstractNum>
+  <w:abstractNum w:abstractNumId="26" w15:restartNumberingAfterBreak="0">
     <w:nsid w:val="4BF00A63"/>
     <w:multiLevelType w:val="multilevel"/>
     <w:tmpl w:val="5F02673A"/>
@@ -13366,7 +18940,7 @@
       </w:rPr>
     </w:lvl>
   </w:abstractNum>
-  <w:abstractNum w:abstractNumId="21" w15:restartNumberingAfterBreak="0">
+  <w:abstractNum w:abstractNumId="27" w15:restartNumberingAfterBreak="0">
     <w:nsid w:val="4C535DD4"/>
     <w:multiLevelType w:val="multilevel"/>
     <w:tmpl w:val="A2147888"/>
@@ -13515,7 +19089,7 @@
       </w:rPr>
     </w:lvl>
   </w:abstractNum>
-  <w:abstractNum w:abstractNumId="22" w15:restartNumberingAfterBreak="0">
+  <w:abstractNum w:abstractNumId="28" w15:restartNumberingAfterBreak="0">
     <w:nsid w:val="53D55BB1"/>
     <w:multiLevelType w:val="multilevel"/>
     <w:tmpl w:val="BA0CD8C4"/>
@@ -13664,7 +19238,7 @@
       </w:rPr>
     </w:lvl>
   </w:abstractNum>
-  <w:abstractNum w:abstractNumId="23" w15:restartNumberingAfterBreak="0">
+  <w:abstractNum w:abstractNumId="29" w15:restartNumberingAfterBreak="0">
     <w:nsid w:val="548D7989"/>
     <w:multiLevelType w:val="multilevel"/>
     <w:tmpl w:val="AFB6481A"/>
@@ -13813,7 +19387,7 @@
       </w:rPr>
     </w:lvl>
   </w:abstractNum>
-  <w:abstractNum w:abstractNumId="24" w15:restartNumberingAfterBreak="0">
+  <w:abstractNum w:abstractNumId="30" w15:restartNumberingAfterBreak="0">
     <w:nsid w:val="56B35F6F"/>
     <w:multiLevelType w:val="multilevel"/>
     <w:tmpl w:val="026AD554"/>
@@ -13962,7 +19536,7 @@
       </w:rPr>
     </w:lvl>
   </w:abstractNum>
-  <w:abstractNum w:abstractNumId="25" w15:restartNumberingAfterBreak="0">
+  <w:abstractNum w:abstractNumId="31" w15:restartNumberingAfterBreak="0">
     <w:nsid w:val="57FB07B5"/>
     <w:multiLevelType w:val="multilevel"/>
     <w:tmpl w:val="9548926C"/>
@@ -14111,7 +19685,7 @@
       </w:rPr>
     </w:lvl>
   </w:abstractNum>
-  <w:abstractNum w:abstractNumId="26" w15:restartNumberingAfterBreak="0">
+  <w:abstractNum w:abstractNumId="32" w15:restartNumberingAfterBreak="0">
     <w:nsid w:val="59345FCA"/>
     <w:multiLevelType w:val="multilevel"/>
     <w:tmpl w:val="11183F46"/>
@@ -14260,7 +19834,7 @@
       </w:rPr>
     </w:lvl>
   </w:abstractNum>
-  <w:abstractNum w:abstractNumId="27" w15:restartNumberingAfterBreak="0">
+  <w:abstractNum w:abstractNumId="33" w15:restartNumberingAfterBreak="0">
     <w:nsid w:val="5DB52EAF"/>
     <w:multiLevelType w:val="multilevel"/>
     <w:tmpl w:val="702A700A"/>
@@ -14409,7 +19983,7 @@
       </w:rPr>
     </w:lvl>
   </w:abstractNum>
-  <w:abstractNum w:abstractNumId="28" w15:restartNumberingAfterBreak="0">
+  <w:abstractNum w:abstractNumId="34" w15:restartNumberingAfterBreak="0">
     <w:nsid w:val="5FFF0E70"/>
     <w:multiLevelType w:val="multilevel"/>
     <w:tmpl w:val="2C4A89CE"/>
@@ -14558,7 +20132,7 @@
       </w:rPr>
     </w:lvl>
   </w:abstractNum>
-  <w:abstractNum w:abstractNumId="29" w15:restartNumberingAfterBreak="0">
+  <w:abstractNum w:abstractNumId="35" w15:restartNumberingAfterBreak="0">
     <w:nsid w:val="614014C9"/>
     <w:multiLevelType w:val="multilevel"/>
     <w:tmpl w:val="11E4BBC2"/>
@@ -14707,7 +20281,7 @@
       </w:rPr>
     </w:lvl>
   </w:abstractNum>
-  <w:abstractNum w:abstractNumId="30" w15:restartNumberingAfterBreak="0">
+  <w:abstractNum w:abstractNumId="36" w15:restartNumberingAfterBreak="0">
     <w:nsid w:val="62470A3E"/>
     <w:multiLevelType w:val="multilevel"/>
     <w:tmpl w:val="3AA2D7AA"/>
@@ -14856,7 +20430,7 @@
       </w:rPr>
     </w:lvl>
   </w:abstractNum>
-  <w:abstractNum w:abstractNumId="31" w15:restartNumberingAfterBreak="0">
+  <w:abstractNum w:abstractNumId="37" w15:restartNumberingAfterBreak="0">
     <w:nsid w:val="62F75A0A"/>
     <w:multiLevelType w:val="multilevel"/>
     <w:tmpl w:val="0358AB74"/>
@@ -15005,7 +20579,7 @@
       </w:rPr>
     </w:lvl>
   </w:abstractNum>
-  <w:abstractNum w:abstractNumId="32" w15:restartNumberingAfterBreak="0">
+  <w:abstractNum w:abstractNumId="38" w15:restartNumberingAfterBreak="0">
     <w:nsid w:val="64851768"/>
     <w:multiLevelType w:val="multilevel"/>
     <w:tmpl w:val="5956BEAA"/>
@@ -15154,7 +20728,7 @@
       </w:rPr>
     </w:lvl>
   </w:abstractNum>
-  <w:abstractNum w:abstractNumId="33" w15:restartNumberingAfterBreak="0">
+  <w:abstractNum w:abstractNumId="39" w15:restartNumberingAfterBreak="0">
     <w:nsid w:val="67A32DDA"/>
     <w:multiLevelType w:val="multilevel"/>
     <w:tmpl w:val="7B1692AC"/>
@@ -15303,7 +20877,7 @@
       </w:rPr>
     </w:lvl>
   </w:abstractNum>
-  <w:abstractNum w:abstractNumId="34" w15:restartNumberingAfterBreak="0">
+  <w:abstractNum w:abstractNumId="40" w15:restartNumberingAfterBreak="0">
     <w:nsid w:val="693975C2"/>
     <w:multiLevelType w:val="multilevel"/>
     <w:tmpl w:val="EA1E381E"/>
@@ -15452,7 +21026,7 @@
       </w:rPr>
     </w:lvl>
   </w:abstractNum>
-  <w:abstractNum w:abstractNumId="35" w15:restartNumberingAfterBreak="0">
+  <w:abstractNum w:abstractNumId="41" w15:restartNumberingAfterBreak="0">
     <w:nsid w:val="6A297781"/>
     <w:multiLevelType w:val="multilevel"/>
     <w:tmpl w:val="E26265AC"/>
@@ -15601,7 +21175,7 @@
       </w:rPr>
     </w:lvl>
   </w:abstractNum>
-  <w:abstractNum w:abstractNumId="36" w15:restartNumberingAfterBreak="0">
+  <w:abstractNum w:abstractNumId="42" w15:restartNumberingAfterBreak="0">
     <w:nsid w:val="6A3E1132"/>
     <w:multiLevelType w:val="multilevel"/>
     <w:tmpl w:val="BF605142"/>
@@ -15750,7 +21324,7 @@
       </w:rPr>
     </w:lvl>
   </w:abstractNum>
-  <w:abstractNum w:abstractNumId="37" w15:restartNumberingAfterBreak="0">
+  <w:abstractNum w:abstractNumId="43" w15:restartNumberingAfterBreak="0">
     <w:nsid w:val="6DC57D16"/>
     <w:multiLevelType w:val="multilevel"/>
     <w:tmpl w:val="EDD0C558"/>
@@ -15899,7 +21473,7 @@
       </w:rPr>
     </w:lvl>
   </w:abstractNum>
-  <w:abstractNum w:abstractNumId="38" w15:restartNumberingAfterBreak="0">
+  <w:abstractNum w:abstractNumId="44" w15:restartNumberingAfterBreak="0">
     <w:nsid w:val="74E94EB1"/>
     <w:multiLevelType w:val="multilevel"/>
     <w:tmpl w:val="696CACEC"/>
@@ -16048,7 +21622,7 @@
       </w:rPr>
     </w:lvl>
   </w:abstractNum>
-  <w:abstractNum w:abstractNumId="39" w15:restartNumberingAfterBreak="0">
+  <w:abstractNum w:abstractNumId="45" w15:restartNumberingAfterBreak="0">
     <w:nsid w:val="74F52A63"/>
     <w:multiLevelType w:val="multilevel"/>
     <w:tmpl w:val="C05659A4"/>
@@ -16197,7 +21771,7 @@
       </w:rPr>
     </w:lvl>
   </w:abstractNum>
-  <w:abstractNum w:abstractNumId="40" w15:restartNumberingAfterBreak="0">
+  <w:abstractNum w:abstractNumId="46" w15:restartNumberingAfterBreak="0">
     <w:nsid w:val="76166E95"/>
     <w:multiLevelType w:val="multilevel"/>
     <w:tmpl w:val="47285B72"/>
@@ -16346,7 +21920,7 @@
       </w:rPr>
     </w:lvl>
   </w:abstractNum>
-  <w:abstractNum w:abstractNumId="41" w15:restartNumberingAfterBreak="0">
+  <w:abstractNum w:abstractNumId="47" w15:restartNumberingAfterBreak="0">
     <w:nsid w:val="7C284D60"/>
     <w:multiLevelType w:val="multilevel"/>
     <w:tmpl w:val="3E8280E8"/>
@@ -16495,7 +22069,7 @@
       </w:rPr>
     </w:lvl>
   </w:abstractNum>
-  <w:abstractNum w:abstractNumId="42" w15:restartNumberingAfterBreak="0">
+  <w:abstractNum w:abstractNumId="48" w15:restartNumberingAfterBreak="0">
     <w:nsid w:val="7C337775"/>
     <w:multiLevelType w:val="multilevel"/>
     <w:tmpl w:val="1C9C17E2"/>
@@ -16644,7 +22218,7 @@
       </w:rPr>
     </w:lvl>
   </w:abstractNum>
-  <w:abstractNum w:abstractNumId="43" w15:restartNumberingAfterBreak="0">
+  <w:abstractNum w:abstractNumId="49" w15:restartNumberingAfterBreak="0">
     <w:nsid w:val="7D9B065A"/>
     <w:multiLevelType w:val="multilevel"/>
     <w:tmpl w:val="8F6C9624"/>
@@ -16793,7 +22367,7 @@
       </w:rPr>
     </w:lvl>
   </w:abstractNum>
-  <w:abstractNum w:abstractNumId="44" w15:restartNumberingAfterBreak="0">
+  <w:abstractNum w:abstractNumId="50" w15:restartNumberingAfterBreak="0">
     <w:nsid w:val="7E8D3544"/>
     <w:multiLevelType w:val="multilevel"/>
     <w:tmpl w:val="3D960284"/>
@@ -16943,140 +22517,159 @@
     </w:lvl>
   </w:abstractNum>
   <w:num w:numId="1" w16cid:durableId="229192228">
+    <w:abstractNumId w:val="14"/>
+  </w:num>
+  <w:num w:numId="2" w16cid:durableId="1130242364">
+    <w:abstractNumId w:val="27"/>
+  </w:num>
+  <w:num w:numId="3" w16cid:durableId="154033743">
+    <w:abstractNumId w:val="13"/>
+  </w:num>
+  <w:num w:numId="4" w16cid:durableId="947809422">
+    <w:abstractNumId w:val="29"/>
+  </w:num>
+  <w:num w:numId="5" w16cid:durableId="398676553">
+    <w:abstractNumId w:val="37"/>
+  </w:num>
+  <w:num w:numId="6" w16cid:durableId="259026148">
+    <w:abstractNumId w:val="5"/>
+  </w:num>
+  <w:num w:numId="7" w16cid:durableId="1139688654">
+    <w:abstractNumId w:val="19"/>
+  </w:num>
+  <w:num w:numId="8" w16cid:durableId="320428343">
+    <w:abstractNumId w:val="38"/>
+  </w:num>
+  <w:num w:numId="9" w16cid:durableId="1818302451">
+    <w:abstractNumId w:val="41"/>
+  </w:num>
+  <w:num w:numId="10" w16cid:durableId="1602180790">
+    <w:abstractNumId w:val="42"/>
+  </w:num>
+  <w:num w:numId="11" w16cid:durableId="1439062892">
+    <w:abstractNumId w:val="31"/>
+  </w:num>
+  <w:num w:numId="12" w16cid:durableId="680205165">
+    <w:abstractNumId w:val="18"/>
+  </w:num>
+  <w:num w:numId="13" w16cid:durableId="173492997">
+    <w:abstractNumId w:val="36"/>
+  </w:num>
+  <w:num w:numId="14" w16cid:durableId="1097798315">
+    <w:abstractNumId w:val="20"/>
+  </w:num>
+  <w:num w:numId="15" w16cid:durableId="1083793036">
+    <w:abstractNumId w:val="26"/>
+  </w:num>
+  <w:num w:numId="16" w16cid:durableId="712268325">
+    <w:abstractNumId w:val="44"/>
+  </w:num>
+  <w:num w:numId="17" w16cid:durableId="1538467438">
+    <w:abstractNumId w:val="6"/>
+  </w:num>
+  <w:num w:numId="18" w16cid:durableId="1452283023">
+    <w:abstractNumId w:val="3"/>
+  </w:num>
+  <w:num w:numId="19" w16cid:durableId="520556135">
+    <w:abstractNumId w:val="39"/>
+  </w:num>
+  <w:num w:numId="20" w16cid:durableId="490758546">
+    <w:abstractNumId w:val="15"/>
+  </w:num>
+  <w:num w:numId="21" w16cid:durableId="599686117">
+    <w:abstractNumId w:val="40"/>
+  </w:num>
+  <w:num w:numId="22" w16cid:durableId="1448693959">
+    <w:abstractNumId w:val="32"/>
+  </w:num>
+  <w:num w:numId="23" w16cid:durableId="1744182853">
+    <w:abstractNumId w:val="12"/>
+  </w:num>
+  <w:num w:numId="24" w16cid:durableId="1178539317">
+    <w:abstractNumId w:val="48"/>
+  </w:num>
+  <w:num w:numId="25" w16cid:durableId="1056853046">
+    <w:abstractNumId w:val="28"/>
+  </w:num>
+  <w:num w:numId="26" w16cid:durableId="705831524">
+    <w:abstractNumId w:val="45"/>
+  </w:num>
+  <w:num w:numId="27" w16cid:durableId="1529834828">
+    <w:abstractNumId w:val="47"/>
+  </w:num>
+  <w:num w:numId="28" w16cid:durableId="1561793032">
+    <w:abstractNumId w:val="30"/>
+  </w:num>
+  <w:num w:numId="29" w16cid:durableId="1535071738">
+    <w:abstractNumId w:val="35"/>
+  </w:num>
+  <w:num w:numId="30" w16cid:durableId="111021241">
+    <w:abstractNumId w:val="4"/>
+  </w:num>
+  <w:num w:numId="31" w16cid:durableId="2067334412">
+    <w:abstractNumId w:val="22"/>
+  </w:num>
+  <w:num w:numId="32" w16cid:durableId="1683701170">
+    <w:abstractNumId w:val="24"/>
+  </w:num>
+  <w:num w:numId="33" w16cid:durableId="283081661">
+    <w:abstractNumId w:val="7"/>
+  </w:num>
+  <w:num w:numId="34" w16cid:durableId="1219785414">
+    <w:abstractNumId w:val="23"/>
+  </w:num>
+  <w:num w:numId="35" w16cid:durableId="572351525">
+    <w:abstractNumId w:val="43"/>
+  </w:num>
+  <w:num w:numId="36" w16cid:durableId="1573468310">
+    <w:abstractNumId w:val="50"/>
+  </w:num>
+  <w:num w:numId="37" w16cid:durableId="1757283148">
+    <w:abstractNumId w:val="9"/>
+  </w:num>
+  <w:num w:numId="38" w16cid:durableId="262079308">
+    <w:abstractNumId w:val="17"/>
+  </w:num>
+  <w:num w:numId="39" w16cid:durableId="1679850357">
+    <w:abstractNumId w:val="16"/>
+  </w:num>
+  <w:num w:numId="40" w16cid:durableId="285745924">
+    <w:abstractNumId w:val="8"/>
+  </w:num>
+  <w:num w:numId="41" w16cid:durableId="1401902611">
+    <w:abstractNumId w:val="46"/>
+  </w:num>
+  <w:num w:numId="42" w16cid:durableId="1445618234">
+    <w:abstractNumId w:val="33"/>
+  </w:num>
+  <w:num w:numId="43" w16cid:durableId="705376335">
+    <w:abstractNumId w:val="11"/>
+  </w:num>
+  <w:num w:numId="44" w16cid:durableId="1206673249">
+    <w:abstractNumId w:val="49"/>
+  </w:num>
+  <w:num w:numId="45" w16cid:durableId="624582305">
+    <w:abstractNumId w:val="34"/>
+  </w:num>
+  <w:num w:numId="46" w16cid:durableId="1553693493">
     <w:abstractNumId w:val="10"/>
   </w:num>
-  <w:num w:numId="2" w16cid:durableId="1130242364">
+  <w:num w:numId="47" w16cid:durableId="1213006862">
+    <w:abstractNumId w:val="1"/>
+  </w:num>
+  <w:num w:numId="48" w16cid:durableId="1317958443">
+    <w:abstractNumId w:val="25"/>
+  </w:num>
+  <w:num w:numId="49" w16cid:durableId="41944763">
+    <w:abstractNumId w:val="2"/>
+  </w:num>
+  <w:num w:numId="50" w16cid:durableId="1918204604">
+    <w:abstractNumId w:val="0"/>
+  </w:num>
+  <w:num w:numId="51" w16cid:durableId="403064069">
     <w:abstractNumId w:val="21"/>
   </w:num>
-  <w:num w:numId="3" w16cid:durableId="154033743">
-    <w:abstractNumId w:val="9"/>
-  </w:num>
-  <w:num w:numId="4" w16cid:durableId="947809422">
-    <w:abstractNumId w:val="23"/>
-  </w:num>
-  <w:num w:numId="5" w16cid:durableId="398676553">
-    <w:abstractNumId w:val="31"/>
-  </w:num>
-  <w:num w:numId="6" w16cid:durableId="259026148">
-    <w:abstractNumId w:val="2"/>
-  </w:num>
-  <w:num w:numId="7" w16cid:durableId="1139688654">
-    <w:abstractNumId w:val="15"/>
-  </w:num>
-  <w:num w:numId="8" w16cid:durableId="320428343">
-    <w:abstractNumId w:val="32"/>
-  </w:num>
-  <w:num w:numId="9" w16cid:durableId="1818302451">
-    <w:abstractNumId w:val="35"/>
-  </w:num>
-  <w:num w:numId="10" w16cid:durableId="1602180790">
-    <w:abstractNumId w:val="36"/>
-  </w:num>
-  <w:num w:numId="11" w16cid:durableId="1439062892">
-    <w:abstractNumId w:val="25"/>
-  </w:num>
-  <w:num w:numId="12" w16cid:durableId="680205165">
-    <w:abstractNumId w:val="14"/>
-  </w:num>
-  <w:num w:numId="13" w16cid:durableId="173492997">
-    <w:abstractNumId w:val="30"/>
-  </w:num>
-  <w:num w:numId="14" w16cid:durableId="1097798315">
-    <w:abstractNumId w:val="16"/>
-  </w:num>
-  <w:num w:numId="15" w16cid:durableId="1083793036">
-    <w:abstractNumId w:val="20"/>
-  </w:num>
-  <w:num w:numId="16" w16cid:durableId="712268325">
-    <w:abstractNumId w:val="38"/>
-  </w:num>
-  <w:num w:numId="17" w16cid:durableId="1538467438">
-    <w:abstractNumId w:val="3"/>
-  </w:num>
-  <w:num w:numId="18" w16cid:durableId="1452283023">
-    <w:abstractNumId w:val="0"/>
-  </w:num>
-  <w:num w:numId="19" w16cid:durableId="520556135">
-    <w:abstractNumId w:val="33"/>
-  </w:num>
-  <w:num w:numId="20" w16cid:durableId="490758546">
-    <w:abstractNumId w:val="11"/>
-  </w:num>
-  <w:num w:numId="21" w16cid:durableId="599686117">
-    <w:abstractNumId w:val="34"/>
-  </w:num>
-  <w:num w:numId="22" w16cid:durableId="1448693959">
-    <w:abstractNumId w:val="26"/>
-  </w:num>
-  <w:num w:numId="23" w16cid:durableId="1744182853">
-    <w:abstractNumId w:val="8"/>
-  </w:num>
-  <w:num w:numId="24" w16cid:durableId="1178539317">
-    <w:abstractNumId w:val="42"/>
-  </w:num>
-  <w:num w:numId="25" w16cid:durableId="1056853046">
-    <w:abstractNumId w:val="22"/>
-  </w:num>
-  <w:num w:numId="26" w16cid:durableId="705831524">
-    <w:abstractNumId w:val="39"/>
-  </w:num>
-  <w:num w:numId="27" w16cid:durableId="1529834828">
-    <w:abstractNumId w:val="41"/>
-  </w:num>
-  <w:num w:numId="28" w16cid:durableId="1561793032">
-    <w:abstractNumId w:val="24"/>
-  </w:num>
-  <w:num w:numId="29" w16cid:durableId="1535071738">
-    <w:abstractNumId w:val="29"/>
-  </w:num>
-  <w:num w:numId="30" w16cid:durableId="111021241">
-    <w:abstractNumId w:val="1"/>
-  </w:num>
-  <w:num w:numId="31" w16cid:durableId="2067334412">
-    <w:abstractNumId w:val="17"/>
-  </w:num>
-  <w:num w:numId="32" w16cid:durableId="1683701170">
-    <w:abstractNumId w:val="19"/>
-  </w:num>
-  <w:num w:numId="33" w16cid:durableId="283081661">
-    <w:abstractNumId w:val="4"/>
-  </w:num>
-  <w:num w:numId="34" w16cid:durableId="1219785414">
-    <w:abstractNumId w:val="18"/>
-  </w:num>
-  <w:num w:numId="35" w16cid:durableId="572351525">
-    <w:abstractNumId w:val="37"/>
-  </w:num>
-  <w:num w:numId="36" w16cid:durableId="1573468310">
-    <w:abstractNumId w:val="44"/>
-  </w:num>
-  <w:num w:numId="37" w16cid:durableId="1757283148">
-    <w:abstractNumId w:val="6"/>
-  </w:num>
-  <w:num w:numId="38" w16cid:durableId="262079308">
-    <w:abstractNumId w:val="13"/>
-  </w:num>
-  <w:num w:numId="39" w16cid:durableId="1679850357">
-    <w:abstractNumId w:val="12"/>
-  </w:num>
-  <w:num w:numId="40" w16cid:durableId="285745924">
-    <w:abstractNumId w:val="5"/>
-  </w:num>
-  <w:num w:numId="41" w16cid:durableId="1401902611">
-    <w:abstractNumId w:val="40"/>
-  </w:num>
-  <w:num w:numId="42" w16cid:durableId="1445618234">
-    <w:abstractNumId w:val="27"/>
-  </w:num>
-  <w:num w:numId="43" w16cid:durableId="705376335">
-    <w:abstractNumId w:val="7"/>
-  </w:num>
-  <w:num w:numId="44" w16cid:durableId="1206673249">
-    <w:abstractNumId w:val="43"/>
-  </w:num>
-  <w:num w:numId="45" w16cid:durableId="624582305">
-    <w:abstractNumId w:val="28"/>
-  </w:num>
+  <w:numIdMacAtCleanup w:val="51"/>
 </w:numbering>
 </file>
 
@@ -17683,6 +23276,7 @@
   <w:style w:type="character" w:default="1" w:styleId="DefaultParagraphFont">
     <w:name w:val="Default Paragraph Font"/>
     <w:uiPriority w:val="1"/>
+    <w:semiHidden/>
     <w:unhideWhenUsed/>
   </w:style>
   <w:style w:type="table" w:default="1" w:styleId="TableNormal">

--- a/Project-Management-Plan.docx
+++ b/Project-Management-Plan.docx
@@ -311,6 +311,7 @@
         </w:rPr>
       </w:pPr>
       <w:proofErr w:type="spellStart"/>
+      <w:proofErr w:type="gramStart"/>
       <w:r>
         <w:rPr>
           <w:b/>
@@ -319,6 +320,7 @@
         <w:t>BestParking</w:t>
       </w:r>
       <w:proofErr w:type="spellEnd"/>
+      <w:proofErr w:type="gramEnd"/>
     </w:p>
     <w:p>
       <w:pPr>
@@ -2624,13 +2626,23 @@
           <w14:ligatures w14:val="none"/>
         </w:rPr>
       </w:pPr>
-      <w:r>
-        <w:rPr>
-          <w:rFonts w:ascii="Segoe UI" w:eastAsia="Times New Roman" w:hAnsi="Segoe UI" w:cs="Segoe UI"/>
-          <w:kern w:val="0"/>
-          <w14:ligatures w14:val="none"/>
-        </w:rPr>
-        <w:t>Search nearby garages</w:t>
+      <w:proofErr w:type="gramStart"/>
+      <w:r>
+        <w:rPr>
+          <w:rFonts w:ascii="Segoe UI" w:eastAsia="Times New Roman" w:hAnsi="Segoe UI" w:cs="Segoe UI"/>
+          <w:kern w:val="0"/>
+          <w14:ligatures w14:val="none"/>
+        </w:rPr>
+        <w:t>Search</w:t>
+      </w:r>
+      <w:proofErr w:type="gramEnd"/>
+      <w:r>
+        <w:rPr>
+          <w:rFonts w:ascii="Segoe UI" w:eastAsia="Times New Roman" w:hAnsi="Segoe UI" w:cs="Segoe UI"/>
+          <w:kern w:val="0"/>
+          <w14:ligatures w14:val="none"/>
+        </w:rPr>
+        <w:t xml:space="preserve"> nearby garages</w:t>
       </w:r>
     </w:p>
     <w:p>
@@ -3227,13 +3239,23 @@
           <w14:ligatures w14:val="none"/>
         </w:rPr>
       </w:pPr>
-      <w:r>
-        <w:rPr>
-          <w:rFonts w:ascii="Segoe UI" w:eastAsia="Times New Roman" w:hAnsi="Segoe UI" w:cs="Segoe UI"/>
-          <w:kern w:val="0"/>
-          <w14:ligatures w14:val="none"/>
-        </w:rPr>
-        <w:t>Remove garage</w:t>
+      <w:proofErr w:type="gramStart"/>
+      <w:r>
+        <w:rPr>
+          <w:rFonts w:ascii="Segoe UI" w:eastAsia="Times New Roman" w:hAnsi="Segoe UI" w:cs="Segoe UI"/>
+          <w:kern w:val="0"/>
+          <w14:ligatures w14:val="none"/>
+        </w:rPr>
+        <w:t>Remove</w:t>
+      </w:r>
+      <w:proofErr w:type="gramEnd"/>
+      <w:r>
+        <w:rPr>
+          <w:rFonts w:ascii="Segoe UI" w:eastAsia="Times New Roman" w:hAnsi="Segoe UI" w:cs="Segoe UI"/>
+          <w:kern w:val="0"/>
+          <w14:ligatures w14:val="none"/>
+        </w:rPr>
+        <w:t xml:space="preserve"> garage</w:t>
       </w:r>
     </w:p>
     <w:p>
@@ -5472,6 +5494,7 @@
           <w14:ligatures w14:val="none"/>
         </w:rPr>
       </w:pPr>
+      <w:proofErr w:type="gramStart"/>
       <w:r>
         <w:rPr>
           <w:rFonts w:ascii="Segoe UI" w:eastAsia="Times New Roman" w:hAnsi="Segoe UI" w:cs="Segoe UI"/>
@@ -5482,6 +5505,7 @@
         </w:rPr>
         <w:t>Testing Plan Complete</w:t>
       </w:r>
+      <w:proofErr w:type="gramEnd"/>
     </w:p>
     <w:p>
       <w:pPr>
@@ -9239,15 +9263,27 @@
           <w14:ligatures w14:val="none"/>
         </w:rPr>
       </w:pPr>
-      <w:r>
-        <w:rPr>
-          <w:rFonts w:ascii="Segoe UI" w:eastAsia="Times New Roman" w:hAnsi="Segoe UI" w:cs="Segoe UI"/>
-          <w:kern w:val="0"/>
-          <w:sz w:val="21"/>
-          <w:szCs w:val="21"/>
-          <w14:ligatures w14:val="none"/>
-        </w:rPr>
-        <w:t>Report Generation</w:t>
+      <w:proofErr w:type="gramStart"/>
+      <w:r>
+        <w:rPr>
+          <w:rFonts w:ascii="Segoe UI" w:eastAsia="Times New Roman" w:hAnsi="Segoe UI" w:cs="Segoe UI"/>
+          <w:kern w:val="0"/>
+          <w:sz w:val="21"/>
+          <w:szCs w:val="21"/>
+          <w14:ligatures w14:val="none"/>
+        </w:rPr>
+        <w:t>Report</w:t>
+      </w:r>
+      <w:proofErr w:type="gramEnd"/>
+      <w:r>
+        <w:rPr>
+          <w:rFonts w:ascii="Segoe UI" w:eastAsia="Times New Roman" w:hAnsi="Segoe UI" w:cs="Segoe UI"/>
+          <w:kern w:val="0"/>
+          <w:sz w:val="21"/>
+          <w:szCs w:val="21"/>
+          <w14:ligatures w14:val="none"/>
+        </w:rPr>
+        <w:t xml:space="preserve"> Generation</w:t>
       </w:r>
     </w:p>
     <w:p>
@@ -10650,8 +10686,42 @@
           <w:szCs w:val="21"/>
           <w14:ligatures w14:val="none"/>
         </w:rPr>
-        <w:t>Third-party service fee increases</w:t>
-      </w:r>
+        <w:t xml:space="preserve">Third-party service </w:t>
+      </w:r>
+      <w:proofErr w:type="gramStart"/>
+      <w:r>
+        <w:rPr>
+          <w:rFonts w:ascii="Segoe UI" w:eastAsia="Times New Roman" w:hAnsi="Segoe UI" w:cs="Segoe UI"/>
+          <w:kern w:val="0"/>
+          <w:sz w:val="21"/>
+          <w:szCs w:val="21"/>
+          <w14:ligatures w14:val="none"/>
+        </w:rPr>
+        <w:t>fee</w:t>
+      </w:r>
+      <w:proofErr w:type="gramEnd"/>
+      <w:r>
+        <w:rPr>
+          <w:rFonts w:ascii="Segoe UI" w:eastAsia="Times New Roman" w:hAnsi="Segoe UI" w:cs="Segoe UI"/>
+          <w:kern w:val="0"/>
+          <w:sz w:val="21"/>
+          <w:szCs w:val="21"/>
+          <w14:ligatures w14:val="none"/>
+        </w:rPr>
+        <w:t xml:space="preserve"> </w:t>
+      </w:r>
+      <w:proofErr w:type="gramStart"/>
+      <w:r>
+        <w:rPr>
+          <w:rFonts w:ascii="Segoe UI" w:eastAsia="Times New Roman" w:hAnsi="Segoe UI" w:cs="Segoe UI"/>
+          <w:kern w:val="0"/>
+          <w:sz w:val="21"/>
+          <w:szCs w:val="21"/>
+          <w14:ligatures w14:val="none"/>
+        </w:rPr>
+        <w:t>increases</w:t>
+      </w:r>
+      <w:proofErr w:type="gramEnd"/>
     </w:p>
     <w:p>
       <w:pPr>
@@ -14999,6 +15069,6591 @@
         </w:rPr>
       </w:pPr>
     </w:p>
+    <w:p>
+      <w:pPr>
+        <w:spacing w:before="100" w:beforeAutospacing="1" w:after="100" w:afterAutospacing="1" w:line="300" w:lineRule="atLeast"/>
+        <w:rPr>
+          <w:rFonts w:ascii="Segoe UI" w:eastAsia="Times New Roman" w:hAnsi="Segoe UI" w:cs="Segoe UI"/>
+          <w:kern w:val="0"/>
+          <w:sz w:val="21"/>
+          <w:szCs w:val="21"/>
+          <w14:ligatures w14:val="none"/>
+        </w:rPr>
+      </w:pPr>
+      <w:r>
+        <w:rPr>
+          <w:rFonts w:ascii="Segoe UI" w:eastAsia="Times New Roman" w:hAnsi="Segoe UI" w:cs="Segoe UI"/>
+          <w:kern w:val="0"/>
+          <w:sz w:val="21"/>
+          <w:szCs w:val="21"/>
+          <w14:ligatures w14:val="none"/>
+        </w:rPr>
+        <w:lastRenderedPageBreak/>
+        <w:t>Homework 5</w:t>
+      </w:r>
+    </w:p>
+    <w:p>
+      <w:pPr>
+        <w:spacing w:before="100" w:beforeAutospacing="1" w:after="100" w:afterAutospacing="1" w:line="300" w:lineRule="atLeast"/>
+        <w:outlineLvl w:val="0"/>
+        <w:rPr>
+          <w:rFonts w:ascii="Segoe UI" w:eastAsia="Times New Roman" w:hAnsi="Segoe UI" w:cs="Segoe UI"/>
+          <w:b/>
+          <w:bCs/>
+          <w:kern w:val="36"/>
+          <w:sz w:val="48"/>
+          <w:szCs w:val="48"/>
+          <w14:ligatures w14:val="none"/>
+        </w:rPr>
+      </w:pPr>
+      <w:r>
+        <w:rPr>
+          <w:rFonts w:ascii="Segoe UI" w:eastAsia="Times New Roman" w:hAnsi="Segoe UI" w:cs="Segoe UI"/>
+          <w:b/>
+          <w:bCs/>
+          <w:kern w:val="36"/>
+          <w:sz w:val="48"/>
+          <w:szCs w:val="48"/>
+          <w14:ligatures w14:val="none"/>
+        </w:rPr>
+        <w:t>11. Roles &amp; Resources Plan</w:t>
+      </w:r>
+    </w:p>
+    <w:p>
+      <w:pPr>
+        <w:spacing w:before="100" w:beforeAutospacing="1" w:after="100" w:afterAutospacing="1" w:line="300" w:lineRule="atLeast"/>
+        <w:outlineLvl w:val="1"/>
+        <w:rPr>
+          <w:rFonts w:ascii="Segoe UI" w:eastAsia="Times New Roman" w:hAnsi="Segoe UI" w:cs="Segoe UI"/>
+          <w:b/>
+          <w:bCs/>
+          <w:kern w:val="0"/>
+          <w:sz w:val="36"/>
+          <w:szCs w:val="36"/>
+          <w14:ligatures w14:val="none"/>
+        </w:rPr>
+      </w:pPr>
+      <w:r>
+        <w:rPr>
+          <w:rFonts w:ascii="Segoe UI" w:eastAsia="Times New Roman" w:hAnsi="Segoe UI" w:cs="Segoe UI"/>
+          <w:b/>
+          <w:bCs/>
+          <w:kern w:val="0"/>
+          <w:sz w:val="36"/>
+          <w:szCs w:val="36"/>
+          <w14:ligatures w14:val="none"/>
+        </w:rPr>
+        <w:t>Team Resources</w:t>
+      </w:r>
+    </w:p>
+    <w:tbl>
+      <w:tblPr>
+        <w:tblW w:w="0" w:type="auto"/>
+        <w:tblCellSpacing w:w="15" w:type="dxa"/>
+        <w:tblCellMar>
+          <w:top w:w="15" w:type="dxa"/>
+          <w:left w:w="15" w:type="dxa"/>
+          <w:bottom w:w="15" w:type="dxa"/>
+          <w:right w:w="15" w:type="dxa"/>
+        </w:tblCellMar>
+        <w:tblLook w:val="04A0" w:firstRow="1" w:lastRow="0" w:firstColumn="1" w:lastColumn="0" w:noHBand="0" w:noVBand="1"/>
+      </w:tblPr>
+      <w:tblGrid>
+        <w:gridCol w:w="1752"/>
+        <w:gridCol w:w="3036"/>
+        <w:gridCol w:w="1177"/>
+        <w:gridCol w:w="1459"/>
+      </w:tblGrid>
+      <w:tr>
+        <w:trPr>
+          <w:tblCellSpacing w:w="15" w:type="dxa"/>
+        </w:trPr>
+        <w:tc>
+          <w:tcPr>
+            <w:tcW w:w="0" w:type="auto"/>
+            <w:tcBorders>
+              <w:top w:val="single" w:sz="6" w:space="0" w:color="E6E6E6"/>
+              <w:left w:val="single" w:sz="6" w:space="0" w:color="E6E6E6"/>
+              <w:bottom w:val="single" w:sz="6" w:space="0" w:color="E6E6E6"/>
+              <w:right w:val="single" w:sz="6" w:space="0" w:color="E6E6E6"/>
+            </w:tcBorders>
+            <w:shd w:val="clear" w:color="auto" w:fill="F5F5F5"/>
+            <w:vAlign w:val="center"/>
+            <w:hideMark/>
+          </w:tcPr>
+          <w:p>
+            <w:pPr>
+              <w:spacing w:after="0" w:line="240" w:lineRule="auto"/>
+              <w:jc w:val="center"/>
+              <w:rPr>
+                <w:rFonts w:ascii="Times New Roman" w:eastAsia="Times New Roman" w:hAnsi="Times New Roman" w:cs="Times New Roman"/>
+                <w:b/>
+                <w:bCs/>
+                <w:kern w:val="0"/>
+                <w14:ligatures w14:val="none"/>
+              </w:rPr>
+            </w:pPr>
+            <w:r>
+              <w:rPr>
+                <w:rFonts w:ascii="Times New Roman" w:eastAsia="Times New Roman" w:hAnsi="Times New Roman" w:cs="Times New Roman"/>
+                <w:b/>
+                <w:bCs/>
+                <w:kern w:val="0"/>
+                <w14:ligatures w14:val="none"/>
+              </w:rPr>
+              <w:t>Resource Name</w:t>
+            </w:r>
+          </w:p>
+        </w:tc>
+        <w:tc>
+          <w:tcPr>
+            <w:tcW w:w="0" w:type="auto"/>
+            <w:tcBorders>
+              <w:top w:val="single" w:sz="6" w:space="0" w:color="E6E6E6"/>
+              <w:left w:val="single" w:sz="6" w:space="0" w:color="E6E6E6"/>
+              <w:bottom w:val="single" w:sz="6" w:space="0" w:color="E6E6E6"/>
+              <w:right w:val="single" w:sz="6" w:space="0" w:color="E6E6E6"/>
+            </w:tcBorders>
+            <w:shd w:val="clear" w:color="auto" w:fill="F5F5F5"/>
+            <w:vAlign w:val="center"/>
+            <w:hideMark/>
+          </w:tcPr>
+          <w:p>
+            <w:pPr>
+              <w:spacing w:after="0" w:line="240" w:lineRule="auto"/>
+              <w:jc w:val="center"/>
+              <w:rPr>
+                <w:rFonts w:ascii="Times New Roman" w:eastAsia="Times New Roman" w:hAnsi="Times New Roman" w:cs="Times New Roman"/>
+                <w:b/>
+                <w:bCs/>
+                <w:kern w:val="0"/>
+                <w14:ligatures w14:val="none"/>
+              </w:rPr>
+            </w:pPr>
+            <w:r>
+              <w:rPr>
+                <w:rFonts w:ascii="Times New Roman" w:eastAsia="Times New Roman" w:hAnsi="Times New Roman" w:cs="Times New Roman"/>
+                <w:b/>
+                <w:bCs/>
+                <w:kern w:val="0"/>
+                <w14:ligatures w14:val="none"/>
+              </w:rPr>
+              <w:t>Role</w:t>
+            </w:r>
+          </w:p>
+        </w:tc>
+        <w:tc>
+          <w:tcPr>
+            <w:tcW w:w="0" w:type="auto"/>
+            <w:tcBorders>
+              <w:top w:val="single" w:sz="6" w:space="0" w:color="E6E6E6"/>
+              <w:left w:val="single" w:sz="6" w:space="0" w:color="E6E6E6"/>
+              <w:bottom w:val="single" w:sz="6" w:space="0" w:color="E6E6E6"/>
+              <w:right w:val="single" w:sz="6" w:space="0" w:color="E6E6E6"/>
+            </w:tcBorders>
+            <w:shd w:val="clear" w:color="auto" w:fill="F5F5F5"/>
+            <w:vAlign w:val="center"/>
+            <w:hideMark/>
+          </w:tcPr>
+          <w:p>
+            <w:pPr>
+              <w:spacing w:after="0" w:line="240" w:lineRule="auto"/>
+              <w:jc w:val="center"/>
+              <w:rPr>
+                <w:rFonts w:ascii="Times New Roman" w:eastAsia="Times New Roman" w:hAnsi="Times New Roman" w:cs="Times New Roman"/>
+                <w:b/>
+                <w:bCs/>
+                <w:kern w:val="0"/>
+                <w14:ligatures w14:val="none"/>
+              </w:rPr>
+            </w:pPr>
+            <w:r>
+              <w:rPr>
+                <w:rFonts w:ascii="Times New Roman" w:eastAsia="Times New Roman" w:hAnsi="Times New Roman" w:cs="Times New Roman"/>
+                <w:b/>
+                <w:bCs/>
+                <w:kern w:val="0"/>
+                <w14:ligatures w14:val="none"/>
+              </w:rPr>
+              <w:t>Skill Level</w:t>
+            </w:r>
+          </w:p>
+        </w:tc>
+        <w:tc>
+          <w:tcPr>
+            <w:tcW w:w="0" w:type="auto"/>
+            <w:tcBorders>
+              <w:top w:val="single" w:sz="6" w:space="0" w:color="E6E6E6"/>
+              <w:left w:val="single" w:sz="6" w:space="0" w:color="E6E6E6"/>
+              <w:bottom w:val="single" w:sz="6" w:space="0" w:color="E6E6E6"/>
+              <w:right w:val="single" w:sz="6" w:space="0" w:color="E6E6E6"/>
+            </w:tcBorders>
+            <w:shd w:val="clear" w:color="auto" w:fill="F5F5F5"/>
+            <w:vAlign w:val="center"/>
+            <w:hideMark/>
+          </w:tcPr>
+          <w:p>
+            <w:pPr>
+              <w:spacing w:after="0" w:line="240" w:lineRule="auto"/>
+              <w:jc w:val="center"/>
+              <w:rPr>
+                <w:rFonts w:ascii="Times New Roman" w:eastAsia="Times New Roman" w:hAnsi="Times New Roman" w:cs="Times New Roman"/>
+                <w:b/>
+                <w:bCs/>
+                <w:kern w:val="0"/>
+                <w14:ligatures w14:val="none"/>
+              </w:rPr>
+            </w:pPr>
+            <w:r>
+              <w:rPr>
+                <w:rFonts w:ascii="Times New Roman" w:eastAsia="Times New Roman" w:hAnsi="Times New Roman" w:cs="Times New Roman"/>
+                <w:b/>
+                <w:bCs/>
+                <w:kern w:val="0"/>
+                <w14:ligatures w14:val="none"/>
+              </w:rPr>
+              <w:t>Allocation %</w:t>
+            </w:r>
+          </w:p>
+        </w:tc>
+      </w:tr>
+      <w:tr>
+        <w:trPr>
+          <w:tblCellSpacing w:w="15" w:type="dxa"/>
+        </w:trPr>
+        <w:tc>
+          <w:tcPr>
+            <w:tcW w:w="0" w:type="auto"/>
+            <w:tcBorders>
+              <w:top w:val="single" w:sz="6" w:space="0" w:color="E6E6E6"/>
+              <w:left w:val="single" w:sz="6" w:space="0" w:color="E6E6E6"/>
+              <w:bottom w:val="single" w:sz="6" w:space="0" w:color="E6E6E6"/>
+              <w:right w:val="single" w:sz="6" w:space="0" w:color="E6E6E6"/>
+            </w:tcBorders>
+            <w:vAlign w:val="center"/>
+            <w:hideMark/>
+          </w:tcPr>
+          <w:p>
+            <w:pPr>
+              <w:spacing w:after="0" w:line="240" w:lineRule="auto"/>
+              <w:rPr>
+                <w:rFonts w:ascii="Times New Roman" w:eastAsia="Times New Roman" w:hAnsi="Times New Roman" w:cs="Times New Roman"/>
+                <w:kern w:val="0"/>
+                <w14:ligatures w14:val="none"/>
+              </w:rPr>
+            </w:pPr>
+            <w:r>
+              <w:rPr>
+                <w:rFonts w:ascii="Times New Roman" w:eastAsia="Times New Roman" w:hAnsi="Times New Roman" w:cs="Times New Roman"/>
+                <w:kern w:val="0"/>
+                <w14:ligatures w14:val="none"/>
+              </w:rPr>
+              <w:t>Sarah Johnson</w:t>
+            </w:r>
+          </w:p>
+        </w:tc>
+        <w:tc>
+          <w:tcPr>
+            <w:tcW w:w="0" w:type="auto"/>
+            <w:tcBorders>
+              <w:top w:val="single" w:sz="6" w:space="0" w:color="E6E6E6"/>
+              <w:left w:val="single" w:sz="6" w:space="0" w:color="E6E6E6"/>
+              <w:bottom w:val="single" w:sz="6" w:space="0" w:color="E6E6E6"/>
+              <w:right w:val="single" w:sz="6" w:space="0" w:color="E6E6E6"/>
+            </w:tcBorders>
+            <w:vAlign w:val="center"/>
+            <w:hideMark/>
+          </w:tcPr>
+          <w:p>
+            <w:pPr>
+              <w:spacing w:after="0" w:line="240" w:lineRule="auto"/>
+              <w:rPr>
+                <w:rFonts w:ascii="Times New Roman" w:eastAsia="Times New Roman" w:hAnsi="Times New Roman" w:cs="Times New Roman"/>
+                <w:kern w:val="0"/>
+                <w14:ligatures w14:val="none"/>
+              </w:rPr>
+            </w:pPr>
+            <w:r>
+              <w:rPr>
+                <w:rFonts w:ascii="Times New Roman" w:eastAsia="Times New Roman" w:hAnsi="Times New Roman" w:cs="Times New Roman"/>
+                <w:kern w:val="0"/>
+                <w14:ligatures w14:val="none"/>
+              </w:rPr>
+              <w:t>Project Manager</w:t>
+            </w:r>
+          </w:p>
+        </w:tc>
+        <w:tc>
+          <w:tcPr>
+            <w:tcW w:w="0" w:type="auto"/>
+            <w:tcBorders>
+              <w:top w:val="single" w:sz="6" w:space="0" w:color="E6E6E6"/>
+              <w:left w:val="single" w:sz="6" w:space="0" w:color="E6E6E6"/>
+              <w:bottom w:val="single" w:sz="6" w:space="0" w:color="E6E6E6"/>
+              <w:right w:val="single" w:sz="6" w:space="0" w:color="E6E6E6"/>
+            </w:tcBorders>
+            <w:vAlign w:val="center"/>
+            <w:hideMark/>
+          </w:tcPr>
+          <w:p>
+            <w:pPr>
+              <w:spacing w:after="0" w:line="240" w:lineRule="auto"/>
+              <w:rPr>
+                <w:rFonts w:ascii="Times New Roman" w:eastAsia="Times New Roman" w:hAnsi="Times New Roman" w:cs="Times New Roman"/>
+                <w:kern w:val="0"/>
+                <w14:ligatures w14:val="none"/>
+              </w:rPr>
+            </w:pPr>
+            <w:r>
+              <w:rPr>
+                <w:rFonts w:ascii="Times New Roman" w:eastAsia="Times New Roman" w:hAnsi="Times New Roman" w:cs="Times New Roman"/>
+                <w:kern w:val="0"/>
+                <w14:ligatures w14:val="none"/>
+              </w:rPr>
+              <w:t>Senior</w:t>
+            </w:r>
+          </w:p>
+        </w:tc>
+        <w:tc>
+          <w:tcPr>
+            <w:tcW w:w="0" w:type="auto"/>
+            <w:tcBorders>
+              <w:top w:val="single" w:sz="6" w:space="0" w:color="E6E6E6"/>
+              <w:left w:val="single" w:sz="6" w:space="0" w:color="E6E6E6"/>
+              <w:bottom w:val="single" w:sz="6" w:space="0" w:color="E6E6E6"/>
+              <w:right w:val="single" w:sz="6" w:space="0" w:color="E6E6E6"/>
+            </w:tcBorders>
+            <w:vAlign w:val="center"/>
+            <w:hideMark/>
+          </w:tcPr>
+          <w:p>
+            <w:pPr>
+              <w:spacing w:after="0" w:line="240" w:lineRule="auto"/>
+              <w:rPr>
+                <w:rFonts w:ascii="Times New Roman" w:eastAsia="Times New Roman" w:hAnsi="Times New Roman" w:cs="Times New Roman"/>
+                <w:kern w:val="0"/>
+                <w14:ligatures w14:val="none"/>
+              </w:rPr>
+            </w:pPr>
+            <w:r>
+              <w:rPr>
+                <w:rFonts w:ascii="Times New Roman" w:eastAsia="Times New Roman" w:hAnsi="Times New Roman" w:cs="Times New Roman"/>
+                <w:kern w:val="0"/>
+                <w14:ligatures w14:val="none"/>
+              </w:rPr>
+              <w:t>100%</w:t>
+            </w:r>
+          </w:p>
+        </w:tc>
+      </w:tr>
+      <w:tr>
+        <w:trPr>
+          <w:tblCellSpacing w:w="15" w:type="dxa"/>
+        </w:trPr>
+        <w:tc>
+          <w:tcPr>
+            <w:tcW w:w="0" w:type="auto"/>
+            <w:tcBorders>
+              <w:top w:val="single" w:sz="6" w:space="0" w:color="E6E6E6"/>
+              <w:left w:val="single" w:sz="6" w:space="0" w:color="E6E6E6"/>
+              <w:bottom w:val="single" w:sz="6" w:space="0" w:color="E6E6E6"/>
+              <w:right w:val="single" w:sz="6" w:space="0" w:color="E6E6E6"/>
+            </w:tcBorders>
+            <w:vAlign w:val="center"/>
+            <w:hideMark/>
+          </w:tcPr>
+          <w:p>
+            <w:pPr>
+              <w:spacing w:after="0" w:line="240" w:lineRule="auto"/>
+              <w:rPr>
+                <w:rFonts w:ascii="Times New Roman" w:eastAsia="Times New Roman" w:hAnsi="Times New Roman" w:cs="Times New Roman"/>
+                <w:kern w:val="0"/>
+                <w14:ligatures w14:val="none"/>
+              </w:rPr>
+            </w:pPr>
+            <w:r>
+              <w:rPr>
+                <w:rFonts w:ascii="Times New Roman" w:eastAsia="Times New Roman" w:hAnsi="Times New Roman" w:cs="Times New Roman"/>
+                <w:kern w:val="0"/>
+                <w14:ligatures w14:val="none"/>
+              </w:rPr>
+              <w:t>Michael Chen</w:t>
+            </w:r>
+          </w:p>
+        </w:tc>
+        <w:tc>
+          <w:tcPr>
+            <w:tcW w:w="0" w:type="auto"/>
+            <w:tcBorders>
+              <w:top w:val="single" w:sz="6" w:space="0" w:color="E6E6E6"/>
+              <w:left w:val="single" w:sz="6" w:space="0" w:color="E6E6E6"/>
+              <w:bottom w:val="single" w:sz="6" w:space="0" w:color="E6E6E6"/>
+              <w:right w:val="single" w:sz="6" w:space="0" w:color="E6E6E6"/>
+            </w:tcBorders>
+            <w:vAlign w:val="center"/>
+            <w:hideMark/>
+          </w:tcPr>
+          <w:p>
+            <w:pPr>
+              <w:spacing w:after="0" w:line="240" w:lineRule="auto"/>
+              <w:rPr>
+                <w:rFonts w:ascii="Times New Roman" w:eastAsia="Times New Roman" w:hAnsi="Times New Roman" w:cs="Times New Roman"/>
+                <w:kern w:val="0"/>
+                <w14:ligatures w14:val="none"/>
+              </w:rPr>
+            </w:pPr>
+            <w:r>
+              <w:rPr>
+                <w:rFonts w:ascii="Times New Roman" w:eastAsia="Times New Roman" w:hAnsi="Times New Roman" w:cs="Times New Roman"/>
+                <w:kern w:val="0"/>
+                <w14:ligatures w14:val="none"/>
+              </w:rPr>
+              <w:t>Business Analyst</w:t>
+            </w:r>
+          </w:p>
+        </w:tc>
+        <w:tc>
+          <w:tcPr>
+            <w:tcW w:w="0" w:type="auto"/>
+            <w:tcBorders>
+              <w:top w:val="single" w:sz="6" w:space="0" w:color="E6E6E6"/>
+              <w:left w:val="single" w:sz="6" w:space="0" w:color="E6E6E6"/>
+              <w:bottom w:val="single" w:sz="6" w:space="0" w:color="E6E6E6"/>
+              <w:right w:val="single" w:sz="6" w:space="0" w:color="E6E6E6"/>
+            </w:tcBorders>
+            <w:vAlign w:val="center"/>
+            <w:hideMark/>
+          </w:tcPr>
+          <w:p>
+            <w:pPr>
+              <w:spacing w:after="0" w:line="240" w:lineRule="auto"/>
+              <w:rPr>
+                <w:rFonts w:ascii="Times New Roman" w:eastAsia="Times New Roman" w:hAnsi="Times New Roman" w:cs="Times New Roman"/>
+                <w:kern w:val="0"/>
+                <w14:ligatures w14:val="none"/>
+              </w:rPr>
+            </w:pPr>
+            <w:r>
+              <w:rPr>
+                <w:rFonts w:ascii="Times New Roman" w:eastAsia="Times New Roman" w:hAnsi="Times New Roman" w:cs="Times New Roman"/>
+                <w:kern w:val="0"/>
+                <w14:ligatures w14:val="none"/>
+              </w:rPr>
+              <w:t>Senior</w:t>
+            </w:r>
+          </w:p>
+        </w:tc>
+        <w:tc>
+          <w:tcPr>
+            <w:tcW w:w="0" w:type="auto"/>
+            <w:tcBorders>
+              <w:top w:val="single" w:sz="6" w:space="0" w:color="E6E6E6"/>
+              <w:left w:val="single" w:sz="6" w:space="0" w:color="E6E6E6"/>
+              <w:bottom w:val="single" w:sz="6" w:space="0" w:color="E6E6E6"/>
+              <w:right w:val="single" w:sz="6" w:space="0" w:color="E6E6E6"/>
+            </w:tcBorders>
+            <w:vAlign w:val="center"/>
+            <w:hideMark/>
+          </w:tcPr>
+          <w:p>
+            <w:pPr>
+              <w:spacing w:after="0" w:line="240" w:lineRule="auto"/>
+              <w:rPr>
+                <w:rFonts w:ascii="Times New Roman" w:eastAsia="Times New Roman" w:hAnsi="Times New Roman" w:cs="Times New Roman"/>
+                <w:kern w:val="0"/>
+                <w14:ligatures w14:val="none"/>
+              </w:rPr>
+            </w:pPr>
+            <w:r>
+              <w:rPr>
+                <w:rFonts w:ascii="Times New Roman" w:eastAsia="Times New Roman" w:hAnsi="Times New Roman" w:cs="Times New Roman"/>
+                <w:kern w:val="0"/>
+                <w14:ligatures w14:val="none"/>
+              </w:rPr>
+              <w:t>75%</w:t>
+            </w:r>
+          </w:p>
+        </w:tc>
+      </w:tr>
+      <w:tr>
+        <w:trPr>
+          <w:tblCellSpacing w:w="15" w:type="dxa"/>
+        </w:trPr>
+        <w:tc>
+          <w:tcPr>
+            <w:tcW w:w="0" w:type="auto"/>
+            <w:tcBorders>
+              <w:top w:val="single" w:sz="6" w:space="0" w:color="E6E6E6"/>
+              <w:left w:val="single" w:sz="6" w:space="0" w:color="E6E6E6"/>
+              <w:bottom w:val="single" w:sz="6" w:space="0" w:color="E6E6E6"/>
+              <w:right w:val="single" w:sz="6" w:space="0" w:color="E6E6E6"/>
+            </w:tcBorders>
+            <w:vAlign w:val="center"/>
+            <w:hideMark/>
+          </w:tcPr>
+          <w:p>
+            <w:pPr>
+              <w:spacing w:after="0" w:line="240" w:lineRule="auto"/>
+              <w:rPr>
+                <w:rFonts w:ascii="Times New Roman" w:eastAsia="Times New Roman" w:hAnsi="Times New Roman" w:cs="Times New Roman"/>
+                <w:kern w:val="0"/>
+                <w14:ligatures w14:val="none"/>
+              </w:rPr>
+            </w:pPr>
+            <w:r>
+              <w:rPr>
+                <w:rFonts w:ascii="Times New Roman" w:eastAsia="Times New Roman" w:hAnsi="Times New Roman" w:cs="Times New Roman"/>
+                <w:kern w:val="0"/>
+                <w14:ligatures w14:val="none"/>
+              </w:rPr>
+              <w:t>Jessica Williams</w:t>
+            </w:r>
+          </w:p>
+        </w:tc>
+        <w:tc>
+          <w:tcPr>
+            <w:tcW w:w="0" w:type="auto"/>
+            <w:tcBorders>
+              <w:top w:val="single" w:sz="6" w:space="0" w:color="E6E6E6"/>
+              <w:left w:val="single" w:sz="6" w:space="0" w:color="E6E6E6"/>
+              <w:bottom w:val="single" w:sz="6" w:space="0" w:color="E6E6E6"/>
+              <w:right w:val="single" w:sz="6" w:space="0" w:color="E6E6E6"/>
+            </w:tcBorders>
+            <w:vAlign w:val="center"/>
+            <w:hideMark/>
+          </w:tcPr>
+          <w:p>
+            <w:pPr>
+              <w:spacing w:after="0" w:line="240" w:lineRule="auto"/>
+              <w:rPr>
+                <w:rFonts w:ascii="Times New Roman" w:eastAsia="Times New Roman" w:hAnsi="Times New Roman" w:cs="Times New Roman"/>
+                <w:kern w:val="0"/>
+                <w14:ligatures w14:val="none"/>
+              </w:rPr>
+            </w:pPr>
+            <w:r>
+              <w:rPr>
+                <w:rFonts w:ascii="Times New Roman" w:eastAsia="Times New Roman" w:hAnsi="Times New Roman" w:cs="Times New Roman"/>
+                <w:kern w:val="0"/>
+                <w14:ligatures w14:val="none"/>
+              </w:rPr>
+              <w:t>Mobile Developer</w:t>
+            </w:r>
+          </w:p>
+        </w:tc>
+        <w:tc>
+          <w:tcPr>
+            <w:tcW w:w="0" w:type="auto"/>
+            <w:tcBorders>
+              <w:top w:val="single" w:sz="6" w:space="0" w:color="E6E6E6"/>
+              <w:left w:val="single" w:sz="6" w:space="0" w:color="E6E6E6"/>
+              <w:bottom w:val="single" w:sz="6" w:space="0" w:color="E6E6E6"/>
+              <w:right w:val="single" w:sz="6" w:space="0" w:color="E6E6E6"/>
+            </w:tcBorders>
+            <w:vAlign w:val="center"/>
+            <w:hideMark/>
+          </w:tcPr>
+          <w:p>
+            <w:pPr>
+              <w:spacing w:after="0" w:line="240" w:lineRule="auto"/>
+              <w:rPr>
+                <w:rFonts w:ascii="Times New Roman" w:eastAsia="Times New Roman" w:hAnsi="Times New Roman" w:cs="Times New Roman"/>
+                <w:kern w:val="0"/>
+                <w14:ligatures w14:val="none"/>
+              </w:rPr>
+            </w:pPr>
+            <w:r>
+              <w:rPr>
+                <w:rFonts w:ascii="Times New Roman" w:eastAsia="Times New Roman" w:hAnsi="Times New Roman" w:cs="Times New Roman"/>
+                <w:kern w:val="0"/>
+                <w14:ligatures w14:val="none"/>
+              </w:rPr>
+              <w:t>Senior</w:t>
+            </w:r>
+          </w:p>
+        </w:tc>
+        <w:tc>
+          <w:tcPr>
+            <w:tcW w:w="0" w:type="auto"/>
+            <w:tcBorders>
+              <w:top w:val="single" w:sz="6" w:space="0" w:color="E6E6E6"/>
+              <w:left w:val="single" w:sz="6" w:space="0" w:color="E6E6E6"/>
+              <w:bottom w:val="single" w:sz="6" w:space="0" w:color="E6E6E6"/>
+              <w:right w:val="single" w:sz="6" w:space="0" w:color="E6E6E6"/>
+            </w:tcBorders>
+            <w:vAlign w:val="center"/>
+            <w:hideMark/>
+          </w:tcPr>
+          <w:p>
+            <w:pPr>
+              <w:spacing w:after="0" w:line="240" w:lineRule="auto"/>
+              <w:rPr>
+                <w:rFonts w:ascii="Times New Roman" w:eastAsia="Times New Roman" w:hAnsi="Times New Roman" w:cs="Times New Roman"/>
+                <w:kern w:val="0"/>
+                <w14:ligatures w14:val="none"/>
+              </w:rPr>
+            </w:pPr>
+            <w:r>
+              <w:rPr>
+                <w:rFonts w:ascii="Times New Roman" w:eastAsia="Times New Roman" w:hAnsi="Times New Roman" w:cs="Times New Roman"/>
+                <w:kern w:val="0"/>
+                <w14:ligatures w14:val="none"/>
+              </w:rPr>
+              <w:t>100%</w:t>
+            </w:r>
+          </w:p>
+        </w:tc>
+      </w:tr>
+      <w:tr>
+        <w:trPr>
+          <w:tblCellSpacing w:w="15" w:type="dxa"/>
+        </w:trPr>
+        <w:tc>
+          <w:tcPr>
+            <w:tcW w:w="0" w:type="auto"/>
+            <w:tcBorders>
+              <w:top w:val="single" w:sz="6" w:space="0" w:color="E6E6E6"/>
+              <w:left w:val="single" w:sz="6" w:space="0" w:color="E6E6E6"/>
+              <w:bottom w:val="single" w:sz="6" w:space="0" w:color="E6E6E6"/>
+              <w:right w:val="single" w:sz="6" w:space="0" w:color="E6E6E6"/>
+            </w:tcBorders>
+            <w:vAlign w:val="center"/>
+            <w:hideMark/>
+          </w:tcPr>
+          <w:p>
+            <w:pPr>
+              <w:spacing w:after="0" w:line="240" w:lineRule="auto"/>
+              <w:rPr>
+                <w:rFonts w:ascii="Times New Roman" w:eastAsia="Times New Roman" w:hAnsi="Times New Roman" w:cs="Times New Roman"/>
+                <w:kern w:val="0"/>
+                <w14:ligatures w14:val="none"/>
+              </w:rPr>
+            </w:pPr>
+            <w:r>
+              <w:rPr>
+                <w:rFonts w:ascii="Times New Roman" w:eastAsia="Times New Roman" w:hAnsi="Times New Roman" w:cs="Times New Roman"/>
+                <w:kern w:val="0"/>
+                <w14:ligatures w14:val="none"/>
+              </w:rPr>
+              <w:t>David Garcia</w:t>
+            </w:r>
+          </w:p>
+        </w:tc>
+        <w:tc>
+          <w:tcPr>
+            <w:tcW w:w="0" w:type="auto"/>
+            <w:tcBorders>
+              <w:top w:val="single" w:sz="6" w:space="0" w:color="E6E6E6"/>
+              <w:left w:val="single" w:sz="6" w:space="0" w:color="E6E6E6"/>
+              <w:bottom w:val="single" w:sz="6" w:space="0" w:color="E6E6E6"/>
+              <w:right w:val="single" w:sz="6" w:space="0" w:color="E6E6E6"/>
+            </w:tcBorders>
+            <w:vAlign w:val="center"/>
+            <w:hideMark/>
+          </w:tcPr>
+          <w:p>
+            <w:pPr>
+              <w:spacing w:after="0" w:line="240" w:lineRule="auto"/>
+              <w:rPr>
+                <w:rFonts w:ascii="Times New Roman" w:eastAsia="Times New Roman" w:hAnsi="Times New Roman" w:cs="Times New Roman"/>
+                <w:kern w:val="0"/>
+                <w14:ligatures w14:val="none"/>
+              </w:rPr>
+            </w:pPr>
+            <w:r>
+              <w:rPr>
+                <w:rFonts w:ascii="Times New Roman" w:eastAsia="Times New Roman" w:hAnsi="Times New Roman" w:cs="Times New Roman"/>
+                <w:kern w:val="0"/>
+                <w14:ligatures w14:val="none"/>
+              </w:rPr>
+              <w:t>Web Developer</w:t>
+            </w:r>
+          </w:p>
+        </w:tc>
+        <w:tc>
+          <w:tcPr>
+            <w:tcW w:w="0" w:type="auto"/>
+            <w:tcBorders>
+              <w:top w:val="single" w:sz="6" w:space="0" w:color="E6E6E6"/>
+              <w:left w:val="single" w:sz="6" w:space="0" w:color="E6E6E6"/>
+              <w:bottom w:val="single" w:sz="6" w:space="0" w:color="E6E6E6"/>
+              <w:right w:val="single" w:sz="6" w:space="0" w:color="E6E6E6"/>
+            </w:tcBorders>
+            <w:vAlign w:val="center"/>
+            <w:hideMark/>
+          </w:tcPr>
+          <w:p>
+            <w:pPr>
+              <w:spacing w:after="0" w:line="240" w:lineRule="auto"/>
+              <w:rPr>
+                <w:rFonts w:ascii="Times New Roman" w:eastAsia="Times New Roman" w:hAnsi="Times New Roman" w:cs="Times New Roman"/>
+                <w:kern w:val="0"/>
+                <w14:ligatures w14:val="none"/>
+              </w:rPr>
+            </w:pPr>
+            <w:r>
+              <w:rPr>
+                <w:rFonts w:ascii="Times New Roman" w:eastAsia="Times New Roman" w:hAnsi="Times New Roman" w:cs="Times New Roman"/>
+                <w:kern w:val="0"/>
+                <w14:ligatures w14:val="none"/>
+              </w:rPr>
+              <w:t>Mid-Level</w:t>
+            </w:r>
+          </w:p>
+        </w:tc>
+        <w:tc>
+          <w:tcPr>
+            <w:tcW w:w="0" w:type="auto"/>
+            <w:tcBorders>
+              <w:top w:val="single" w:sz="6" w:space="0" w:color="E6E6E6"/>
+              <w:left w:val="single" w:sz="6" w:space="0" w:color="E6E6E6"/>
+              <w:bottom w:val="single" w:sz="6" w:space="0" w:color="E6E6E6"/>
+              <w:right w:val="single" w:sz="6" w:space="0" w:color="E6E6E6"/>
+            </w:tcBorders>
+            <w:vAlign w:val="center"/>
+            <w:hideMark/>
+          </w:tcPr>
+          <w:p>
+            <w:pPr>
+              <w:spacing w:after="0" w:line="240" w:lineRule="auto"/>
+              <w:rPr>
+                <w:rFonts w:ascii="Times New Roman" w:eastAsia="Times New Roman" w:hAnsi="Times New Roman" w:cs="Times New Roman"/>
+                <w:kern w:val="0"/>
+                <w14:ligatures w14:val="none"/>
+              </w:rPr>
+            </w:pPr>
+            <w:r>
+              <w:rPr>
+                <w:rFonts w:ascii="Times New Roman" w:eastAsia="Times New Roman" w:hAnsi="Times New Roman" w:cs="Times New Roman"/>
+                <w:kern w:val="0"/>
+                <w14:ligatures w14:val="none"/>
+              </w:rPr>
+              <w:t>100%</w:t>
+            </w:r>
+          </w:p>
+        </w:tc>
+      </w:tr>
+      <w:tr>
+        <w:trPr>
+          <w:tblCellSpacing w:w="15" w:type="dxa"/>
+        </w:trPr>
+        <w:tc>
+          <w:tcPr>
+            <w:tcW w:w="0" w:type="auto"/>
+            <w:tcBorders>
+              <w:top w:val="single" w:sz="6" w:space="0" w:color="E6E6E6"/>
+              <w:left w:val="single" w:sz="6" w:space="0" w:color="E6E6E6"/>
+              <w:bottom w:val="single" w:sz="6" w:space="0" w:color="E6E6E6"/>
+              <w:right w:val="single" w:sz="6" w:space="0" w:color="E6E6E6"/>
+            </w:tcBorders>
+            <w:vAlign w:val="center"/>
+            <w:hideMark/>
+          </w:tcPr>
+          <w:p>
+            <w:pPr>
+              <w:spacing w:after="0" w:line="240" w:lineRule="auto"/>
+              <w:rPr>
+                <w:rFonts w:ascii="Times New Roman" w:eastAsia="Times New Roman" w:hAnsi="Times New Roman" w:cs="Times New Roman"/>
+                <w:kern w:val="0"/>
+                <w14:ligatures w14:val="none"/>
+              </w:rPr>
+            </w:pPr>
+            <w:r>
+              <w:rPr>
+                <w:rFonts w:ascii="Times New Roman" w:eastAsia="Times New Roman" w:hAnsi="Times New Roman" w:cs="Times New Roman"/>
+                <w:kern w:val="0"/>
+                <w14:ligatures w14:val="none"/>
+              </w:rPr>
+              <w:t>Emily Rodriguez</w:t>
+            </w:r>
+          </w:p>
+        </w:tc>
+        <w:tc>
+          <w:tcPr>
+            <w:tcW w:w="0" w:type="auto"/>
+            <w:tcBorders>
+              <w:top w:val="single" w:sz="6" w:space="0" w:color="E6E6E6"/>
+              <w:left w:val="single" w:sz="6" w:space="0" w:color="E6E6E6"/>
+              <w:bottom w:val="single" w:sz="6" w:space="0" w:color="E6E6E6"/>
+              <w:right w:val="single" w:sz="6" w:space="0" w:color="E6E6E6"/>
+            </w:tcBorders>
+            <w:vAlign w:val="center"/>
+            <w:hideMark/>
+          </w:tcPr>
+          <w:p>
+            <w:pPr>
+              <w:spacing w:after="0" w:line="240" w:lineRule="auto"/>
+              <w:rPr>
+                <w:rFonts w:ascii="Times New Roman" w:eastAsia="Times New Roman" w:hAnsi="Times New Roman" w:cs="Times New Roman"/>
+                <w:kern w:val="0"/>
+                <w14:ligatures w14:val="none"/>
+              </w:rPr>
+            </w:pPr>
+            <w:r>
+              <w:rPr>
+                <w:rFonts w:ascii="Times New Roman" w:eastAsia="Times New Roman" w:hAnsi="Times New Roman" w:cs="Times New Roman"/>
+                <w:kern w:val="0"/>
+                <w14:ligatures w14:val="none"/>
+              </w:rPr>
+              <w:t>Backend/API Developer</w:t>
+            </w:r>
+          </w:p>
+        </w:tc>
+        <w:tc>
+          <w:tcPr>
+            <w:tcW w:w="0" w:type="auto"/>
+            <w:tcBorders>
+              <w:top w:val="single" w:sz="6" w:space="0" w:color="E6E6E6"/>
+              <w:left w:val="single" w:sz="6" w:space="0" w:color="E6E6E6"/>
+              <w:bottom w:val="single" w:sz="6" w:space="0" w:color="E6E6E6"/>
+              <w:right w:val="single" w:sz="6" w:space="0" w:color="E6E6E6"/>
+            </w:tcBorders>
+            <w:vAlign w:val="center"/>
+            <w:hideMark/>
+          </w:tcPr>
+          <w:p>
+            <w:pPr>
+              <w:spacing w:after="0" w:line="240" w:lineRule="auto"/>
+              <w:rPr>
+                <w:rFonts w:ascii="Times New Roman" w:eastAsia="Times New Roman" w:hAnsi="Times New Roman" w:cs="Times New Roman"/>
+                <w:kern w:val="0"/>
+                <w14:ligatures w14:val="none"/>
+              </w:rPr>
+            </w:pPr>
+            <w:r>
+              <w:rPr>
+                <w:rFonts w:ascii="Times New Roman" w:eastAsia="Times New Roman" w:hAnsi="Times New Roman" w:cs="Times New Roman"/>
+                <w:kern w:val="0"/>
+                <w14:ligatures w14:val="none"/>
+              </w:rPr>
+              <w:t>Senior</w:t>
+            </w:r>
+          </w:p>
+        </w:tc>
+        <w:tc>
+          <w:tcPr>
+            <w:tcW w:w="0" w:type="auto"/>
+            <w:tcBorders>
+              <w:top w:val="single" w:sz="6" w:space="0" w:color="E6E6E6"/>
+              <w:left w:val="single" w:sz="6" w:space="0" w:color="E6E6E6"/>
+              <w:bottom w:val="single" w:sz="6" w:space="0" w:color="E6E6E6"/>
+              <w:right w:val="single" w:sz="6" w:space="0" w:color="E6E6E6"/>
+            </w:tcBorders>
+            <w:vAlign w:val="center"/>
+            <w:hideMark/>
+          </w:tcPr>
+          <w:p>
+            <w:pPr>
+              <w:spacing w:after="0" w:line="240" w:lineRule="auto"/>
+              <w:rPr>
+                <w:rFonts w:ascii="Times New Roman" w:eastAsia="Times New Roman" w:hAnsi="Times New Roman" w:cs="Times New Roman"/>
+                <w:kern w:val="0"/>
+                <w14:ligatures w14:val="none"/>
+              </w:rPr>
+            </w:pPr>
+            <w:r>
+              <w:rPr>
+                <w:rFonts w:ascii="Times New Roman" w:eastAsia="Times New Roman" w:hAnsi="Times New Roman" w:cs="Times New Roman"/>
+                <w:kern w:val="0"/>
+                <w14:ligatures w14:val="none"/>
+              </w:rPr>
+              <w:t>100%</w:t>
+            </w:r>
+          </w:p>
+        </w:tc>
+      </w:tr>
+      <w:tr>
+        <w:trPr>
+          <w:tblCellSpacing w:w="15" w:type="dxa"/>
+        </w:trPr>
+        <w:tc>
+          <w:tcPr>
+            <w:tcW w:w="0" w:type="auto"/>
+            <w:tcBorders>
+              <w:top w:val="single" w:sz="6" w:space="0" w:color="E6E6E6"/>
+              <w:left w:val="single" w:sz="6" w:space="0" w:color="E6E6E6"/>
+              <w:bottom w:val="single" w:sz="6" w:space="0" w:color="E6E6E6"/>
+              <w:right w:val="single" w:sz="6" w:space="0" w:color="E6E6E6"/>
+            </w:tcBorders>
+            <w:vAlign w:val="center"/>
+            <w:hideMark/>
+          </w:tcPr>
+          <w:p>
+            <w:pPr>
+              <w:spacing w:after="0" w:line="240" w:lineRule="auto"/>
+              <w:rPr>
+                <w:rFonts w:ascii="Times New Roman" w:eastAsia="Times New Roman" w:hAnsi="Times New Roman" w:cs="Times New Roman"/>
+                <w:kern w:val="0"/>
+                <w14:ligatures w14:val="none"/>
+              </w:rPr>
+            </w:pPr>
+            <w:r>
+              <w:rPr>
+                <w:rFonts w:ascii="Times New Roman" w:eastAsia="Times New Roman" w:hAnsi="Times New Roman" w:cs="Times New Roman"/>
+                <w:kern w:val="0"/>
+                <w14:ligatures w14:val="none"/>
+              </w:rPr>
+              <w:t>James Mitchell</w:t>
+            </w:r>
+          </w:p>
+        </w:tc>
+        <w:tc>
+          <w:tcPr>
+            <w:tcW w:w="0" w:type="auto"/>
+            <w:tcBorders>
+              <w:top w:val="single" w:sz="6" w:space="0" w:color="E6E6E6"/>
+              <w:left w:val="single" w:sz="6" w:space="0" w:color="E6E6E6"/>
+              <w:bottom w:val="single" w:sz="6" w:space="0" w:color="E6E6E6"/>
+              <w:right w:val="single" w:sz="6" w:space="0" w:color="E6E6E6"/>
+            </w:tcBorders>
+            <w:vAlign w:val="center"/>
+            <w:hideMark/>
+          </w:tcPr>
+          <w:p>
+            <w:pPr>
+              <w:spacing w:after="0" w:line="240" w:lineRule="auto"/>
+              <w:rPr>
+                <w:rFonts w:ascii="Times New Roman" w:eastAsia="Times New Roman" w:hAnsi="Times New Roman" w:cs="Times New Roman"/>
+                <w:kern w:val="0"/>
+                <w14:ligatures w14:val="none"/>
+              </w:rPr>
+            </w:pPr>
+            <w:r>
+              <w:rPr>
+                <w:rFonts w:ascii="Times New Roman" w:eastAsia="Times New Roman" w:hAnsi="Times New Roman" w:cs="Times New Roman"/>
+                <w:kern w:val="0"/>
+                <w14:ligatures w14:val="none"/>
+              </w:rPr>
+              <w:t>Database Engineer</w:t>
+            </w:r>
+          </w:p>
+        </w:tc>
+        <w:tc>
+          <w:tcPr>
+            <w:tcW w:w="0" w:type="auto"/>
+            <w:tcBorders>
+              <w:top w:val="single" w:sz="6" w:space="0" w:color="E6E6E6"/>
+              <w:left w:val="single" w:sz="6" w:space="0" w:color="E6E6E6"/>
+              <w:bottom w:val="single" w:sz="6" w:space="0" w:color="E6E6E6"/>
+              <w:right w:val="single" w:sz="6" w:space="0" w:color="E6E6E6"/>
+            </w:tcBorders>
+            <w:vAlign w:val="center"/>
+            <w:hideMark/>
+          </w:tcPr>
+          <w:p>
+            <w:pPr>
+              <w:spacing w:after="0" w:line="240" w:lineRule="auto"/>
+              <w:rPr>
+                <w:rFonts w:ascii="Times New Roman" w:eastAsia="Times New Roman" w:hAnsi="Times New Roman" w:cs="Times New Roman"/>
+                <w:kern w:val="0"/>
+                <w14:ligatures w14:val="none"/>
+              </w:rPr>
+            </w:pPr>
+            <w:r>
+              <w:rPr>
+                <w:rFonts w:ascii="Times New Roman" w:eastAsia="Times New Roman" w:hAnsi="Times New Roman" w:cs="Times New Roman"/>
+                <w:kern w:val="0"/>
+                <w14:ligatures w14:val="none"/>
+              </w:rPr>
+              <w:t>Mid-Level</w:t>
+            </w:r>
+          </w:p>
+        </w:tc>
+        <w:tc>
+          <w:tcPr>
+            <w:tcW w:w="0" w:type="auto"/>
+            <w:tcBorders>
+              <w:top w:val="single" w:sz="6" w:space="0" w:color="E6E6E6"/>
+              <w:left w:val="single" w:sz="6" w:space="0" w:color="E6E6E6"/>
+              <w:bottom w:val="single" w:sz="6" w:space="0" w:color="E6E6E6"/>
+              <w:right w:val="single" w:sz="6" w:space="0" w:color="E6E6E6"/>
+            </w:tcBorders>
+            <w:vAlign w:val="center"/>
+            <w:hideMark/>
+          </w:tcPr>
+          <w:p>
+            <w:pPr>
+              <w:spacing w:after="0" w:line="240" w:lineRule="auto"/>
+              <w:rPr>
+                <w:rFonts w:ascii="Times New Roman" w:eastAsia="Times New Roman" w:hAnsi="Times New Roman" w:cs="Times New Roman"/>
+                <w:kern w:val="0"/>
+                <w14:ligatures w14:val="none"/>
+              </w:rPr>
+            </w:pPr>
+            <w:r>
+              <w:rPr>
+                <w:rFonts w:ascii="Times New Roman" w:eastAsia="Times New Roman" w:hAnsi="Times New Roman" w:cs="Times New Roman"/>
+                <w:kern w:val="0"/>
+                <w14:ligatures w14:val="none"/>
+              </w:rPr>
+              <w:t>75%</w:t>
+            </w:r>
+          </w:p>
+        </w:tc>
+      </w:tr>
+      <w:tr>
+        <w:trPr>
+          <w:tblCellSpacing w:w="15" w:type="dxa"/>
+        </w:trPr>
+        <w:tc>
+          <w:tcPr>
+            <w:tcW w:w="0" w:type="auto"/>
+            <w:tcBorders>
+              <w:top w:val="single" w:sz="6" w:space="0" w:color="E6E6E6"/>
+              <w:left w:val="single" w:sz="6" w:space="0" w:color="E6E6E6"/>
+              <w:bottom w:val="single" w:sz="6" w:space="0" w:color="E6E6E6"/>
+              <w:right w:val="single" w:sz="6" w:space="0" w:color="E6E6E6"/>
+            </w:tcBorders>
+            <w:vAlign w:val="center"/>
+            <w:hideMark/>
+          </w:tcPr>
+          <w:p>
+            <w:pPr>
+              <w:spacing w:after="0" w:line="240" w:lineRule="auto"/>
+              <w:rPr>
+                <w:rFonts w:ascii="Times New Roman" w:eastAsia="Times New Roman" w:hAnsi="Times New Roman" w:cs="Times New Roman"/>
+                <w:kern w:val="0"/>
+                <w14:ligatures w14:val="none"/>
+              </w:rPr>
+            </w:pPr>
+            <w:r>
+              <w:rPr>
+                <w:rFonts w:ascii="Times New Roman" w:eastAsia="Times New Roman" w:hAnsi="Times New Roman" w:cs="Times New Roman"/>
+                <w:kern w:val="0"/>
+                <w14:ligatures w14:val="none"/>
+              </w:rPr>
+              <w:t>Sophia Brown</w:t>
+            </w:r>
+          </w:p>
+        </w:tc>
+        <w:tc>
+          <w:tcPr>
+            <w:tcW w:w="0" w:type="auto"/>
+            <w:tcBorders>
+              <w:top w:val="single" w:sz="6" w:space="0" w:color="E6E6E6"/>
+              <w:left w:val="single" w:sz="6" w:space="0" w:color="E6E6E6"/>
+              <w:bottom w:val="single" w:sz="6" w:space="0" w:color="E6E6E6"/>
+              <w:right w:val="single" w:sz="6" w:space="0" w:color="E6E6E6"/>
+            </w:tcBorders>
+            <w:vAlign w:val="center"/>
+            <w:hideMark/>
+          </w:tcPr>
+          <w:p>
+            <w:pPr>
+              <w:spacing w:after="0" w:line="240" w:lineRule="auto"/>
+              <w:rPr>
+                <w:rFonts w:ascii="Times New Roman" w:eastAsia="Times New Roman" w:hAnsi="Times New Roman" w:cs="Times New Roman"/>
+                <w:kern w:val="0"/>
+                <w14:ligatures w14:val="none"/>
+              </w:rPr>
+            </w:pPr>
+            <w:r>
+              <w:rPr>
+                <w:rFonts w:ascii="Times New Roman" w:eastAsia="Times New Roman" w:hAnsi="Times New Roman" w:cs="Times New Roman"/>
+                <w:kern w:val="0"/>
+                <w14:ligatures w14:val="none"/>
+              </w:rPr>
+              <w:t>Mapping Services Developer</w:t>
+            </w:r>
+          </w:p>
+        </w:tc>
+        <w:tc>
+          <w:tcPr>
+            <w:tcW w:w="0" w:type="auto"/>
+            <w:tcBorders>
+              <w:top w:val="single" w:sz="6" w:space="0" w:color="E6E6E6"/>
+              <w:left w:val="single" w:sz="6" w:space="0" w:color="E6E6E6"/>
+              <w:bottom w:val="single" w:sz="6" w:space="0" w:color="E6E6E6"/>
+              <w:right w:val="single" w:sz="6" w:space="0" w:color="E6E6E6"/>
+            </w:tcBorders>
+            <w:vAlign w:val="center"/>
+            <w:hideMark/>
+          </w:tcPr>
+          <w:p>
+            <w:pPr>
+              <w:spacing w:after="0" w:line="240" w:lineRule="auto"/>
+              <w:rPr>
+                <w:rFonts w:ascii="Times New Roman" w:eastAsia="Times New Roman" w:hAnsi="Times New Roman" w:cs="Times New Roman"/>
+                <w:kern w:val="0"/>
+                <w14:ligatures w14:val="none"/>
+              </w:rPr>
+            </w:pPr>
+            <w:r>
+              <w:rPr>
+                <w:rFonts w:ascii="Times New Roman" w:eastAsia="Times New Roman" w:hAnsi="Times New Roman" w:cs="Times New Roman"/>
+                <w:kern w:val="0"/>
+                <w14:ligatures w14:val="none"/>
+              </w:rPr>
+              <w:t>Mid-Level</w:t>
+            </w:r>
+          </w:p>
+        </w:tc>
+        <w:tc>
+          <w:tcPr>
+            <w:tcW w:w="0" w:type="auto"/>
+            <w:tcBorders>
+              <w:top w:val="single" w:sz="6" w:space="0" w:color="E6E6E6"/>
+              <w:left w:val="single" w:sz="6" w:space="0" w:color="E6E6E6"/>
+              <w:bottom w:val="single" w:sz="6" w:space="0" w:color="E6E6E6"/>
+              <w:right w:val="single" w:sz="6" w:space="0" w:color="E6E6E6"/>
+            </w:tcBorders>
+            <w:vAlign w:val="center"/>
+            <w:hideMark/>
+          </w:tcPr>
+          <w:p>
+            <w:pPr>
+              <w:spacing w:after="0" w:line="240" w:lineRule="auto"/>
+              <w:rPr>
+                <w:rFonts w:ascii="Times New Roman" w:eastAsia="Times New Roman" w:hAnsi="Times New Roman" w:cs="Times New Roman"/>
+                <w:kern w:val="0"/>
+                <w14:ligatures w14:val="none"/>
+              </w:rPr>
+            </w:pPr>
+            <w:r>
+              <w:rPr>
+                <w:rFonts w:ascii="Times New Roman" w:eastAsia="Times New Roman" w:hAnsi="Times New Roman" w:cs="Times New Roman"/>
+                <w:kern w:val="0"/>
+                <w14:ligatures w14:val="none"/>
+              </w:rPr>
+              <w:t>50%</w:t>
+            </w:r>
+          </w:p>
+        </w:tc>
+      </w:tr>
+      <w:tr>
+        <w:trPr>
+          <w:tblCellSpacing w:w="15" w:type="dxa"/>
+        </w:trPr>
+        <w:tc>
+          <w:tcPr>
+            <w:tcW w:w="0" w:type="auto"/>
+            <w:tcBorders>
+              <w:top w:val="single" w:sz="6" w:space="0" w:color="E6E6E6"/>
+              <w:left w:val="single" w:sz="6" w:space="0" w:color="E6E6E6"/>
+              <w:bottom w:val="single" w:sz="6" w:space="0" w:color="E6E6E6"/>
+              <w:right w:val="single" w:sz="6" w:space="0" w:color="E6E6E6"/>
+            </w:tcBorders>
+            <w:vAlign w:val="center"/>
+            <w:hideMark/>
+          </w:tcPr>
+          <w:p>
+            <w:pPr>
+              <w:spacing w:after="0" w:line="240" w:lineRule="auto"/>
+              <w:rPr>
+                <w:rFonts w:ascii="Times New Roman" w:eastAsia="Times New Roman" w:hAnsi="Times New Roman" w:cs="Times New Roman"/>
+                <w:kern w:val="0"/>
+                <w14:ligatures w14:val="none"/>
+              </w:rPr>
+            </w:pPr>
+            <w:r>
+              <w:rPr>
+                <w:rFonts w:ascii="Times New Roman" w:eastAsia="Times New Roman" w:hAnsi="Times New Roman" w:cs="Times New Roman"/>
+                <w:kern w:val="0"/>
+                <w14:ligatures w14:val="none"/>
+              </w:rPr>
+              <w:t>Daniel Lee</w:t>
+            </w:r>
+          </w:p>
+        </w:tc>
+        <w:tc>
+          <w:tcPr>
+            <w:tcW w:w="0" w:type="auto"/>
+            <w:tcBorders>
+              <w:top w:val="single" w:sz="6" w:space="0" w:color="E6E6E6"/>
+              <w:left w:val="single" w:sz="6" w:space="0" w:color="E6E6E6"/>
+              <w:bottom w:val="single" w:sz="6" w:space="0" w:color="E6E6E6"/>
+              <w:right w:val="single" w:sz="6" w:space="0" w:color="E6E6E6"/>
+            </w:tcBorders>
+            <w:vAlign w:val="center"/>
+            <w:hideMark/>
+          </w:tcPr>
+          <w:p>
+            <w:pPr>
+              <w:spacing w:after="0" w:line="240" w:lineRule="auto"/>
+              <w:rPr>
+                <w:rFonts w:ascii="Times New Roman" w:eastAsia="Times New Roman" w:hAnsi="Times New Roman" w:cs="Times New Roman"/>
+                <w:kern w:val="0"/>
+                <w14:ligatures w14:val="none"/>
+              </w:rPr>
+            </w:pPr>
+            <w:r>
+              <w:rPr>
+                <w:rFonts w:ascii="Times New Roman" w:eastAsia="Times New Roman" w:hAnsi="Times New Roman" w:cs="Times New Roman"/>
+                <w:kern w:val="0"/>
+                <w14:ligatures w14:val="none"/>
+              </w:rPr>
+              <w:t>Payment Integration Specialist</w:t>
+            </w:r>
+          </w:p>
+        </w:tc>
+        <w:tc>
+          <w:tcPr>
+            <w:tcW w:w="0" w:type="auto"/>
+            <w:tcBorders>
+              <w:top w:val="single" w:sz="6" w:space="0" w:color="E6E6E6"/>
+              <w:left w:val="single" w:sz="6" w:space="0" w:color="E6E6E6"/>
+              <w:bottom w:val="single" w:sz="6" w:space="0" w:color="E6E6E6"/>
+              <w:right w:val="single" w:sz="6" w:space="0" w:color="E6E6E6"/>
+            </w:tcBorders>
+            <w:vAlign w:val="center"/>
+            <w:hideMark/>
+          </w:tcPr>
+          <w:p>
+            <w:pPr>
+              <w:spacing w:after="0" w:line="240" w:lineRule="auto"/>
+              <w:rPr>
+                <w:rFonts w:ascii="Times New Roman" w:eastAsia="Times New Roman" w:hAnsi="Times New Roman" w:cs="Times New Roman"/>
+                <w:kern w:val="0"/>
+                <w14:ligatures w14:val="none"/>
+              </w:rPr>
+            </w:pPr>
+            <w:r>
+              <w:rPr>
+                <w:rFonts w:ascii="Times New Roman" w:eastAsia="Times New Roman" w:hAnsi="Times New Roman" w:cs="Times New Roman"/>
+                <w:kern w:val="0"/>
+                <w14:ligatures w14:val="none"/>
+              </w:rPr>
+              <w:t>Senior</w:t>
+            </w:r>
+          </w:p>
+        </w:tc>
+        <w:tc>
+          <w:tcPr>
+            <w:tcW w:w="0" w:type="auto"/>
+            <w:tcBorders>
+              <w:top w:val="single" w:sz="6" w:space="0" w:color="E6E6E6"/>
+              <w:left w:val="single" w:sz="6" w:space="0" w:color="E6E6E6"/>
+              <w:bottom w:val="single" w:sz="6" w:space="0" w:color="E6E6E6"/>
+              <w:right w:val="single" w:sz="6" w:space="0" w:color="E6E6E6"/>
+            </w:tcBorders>
+            <w:vAlign w:val="center"/>
+            <w:hideMark/>
+          </w:tcPr>
+          <w:p>
+            <w:pPr>
+              <w:spacing w:after="0" w:line="240" w:lineRule="auto"/>
+              <w:rPr>
+                <w:rFonts w:ascii="Times New Roman" w:eastAsia="Times New Roman" w:hAnsi="Times New Roman" w:cs="Times New Roman"/>
+                <w:kern w:val="0"/>
+                <w14:ligatures w14:val="none"/>
+              </w:rPr>
+            </w:pPr>
+            <w:r>
+              <w:rPr>
+                <w:rFonts w:ascii="Times New Roman" w:eastAsia="Times New Roman" w:hAnsi="Times New Roman" w:cs="Times New Roman"/>
+                <w:kern w:val="0"/>
+                <w14:ligatures w14:val="none"/>
+              </w:rPr>
+              <w:t>50%</w:t>
+            </w:r>
+          </w:p>
+        </w:tc>
+      </w:tr>
+      <w:tr>
+        <w:trPr>
+          <w:tblCellSpacing w:w="15" w:type="dxa"/>
+        </w:trPr>
+        <w:tc>
+          <w:tcPr>
+            <w:tcW w:w="0" w:type="auto"/>
+            <w:tcBorders>
+              <w:top w:val="single" w:sz="6" w:space="0" w:color="E6E6E6"/>
+              <w:left w:val="single" w:sz="6" w:space="0" w:color="E6E6E6"/>
+              <w:bottom w:val="single" w:sz="6" w:space="0" w:color="E6E6E6"/>
+              <w:right w:val="single" w:sz="6" w:space="0" w:color="E6E6E6"/>
+            </w:tcBorders>
+            <w:vAlign w:val="center"/>
+            <w:hideMark/>
+          </w:tcPr>
+          <w:p>
+            <w:pPr>
+              <w:spacing w:after="0" w:line="240" w:lineRule="auto"/>
+              <w:rPr>
+                <w:rFonts w:ascii="Times New Roman" w:eastAsia="Times New Roman" w:hAnsi="Times New Roman" w:cs="Times New Roman"/>
+                <w:kern w:val="0"/>
+                <w14:ligatures w14:val="none"/>
+              </w:rPr>
+            </w:pPr>
+            <w:r>
+              <w:rPr>
+                <w:rFonts w:ascii="Times New Roman" w:eastAsia="Times New Roman" w:hAnsi="Times New Roman" w:cs="Times New Roman"/>
+                <w:kern w:val="0"/>
+                <w14:ligatures w14:val="none"/>
+              </w:rPr>
+              <w:t>Olivia Martin</w:t>
+            </w:r>
+          </w:p>
+        </w:tc>
+        <w:tc>
+          <w:tcPr>
+            <w:tcW w:w="0" w:type="auto"/>
+            <w:tcBorders>
+              <w:top w:val="single" w:sz="6" w:space="0" w:color="E6E6E6"/>
+              <w:left w:val="single" w:sz="6" w:space="0" w:color="E6E6E6"/>
+              <w:bottom w:val="single" w:sz="6" w:space="0" w:color="E6E6E6"/>
+              <w:right w:val="single" w:sz="6" w:space="0" w:color="E6E6E6"/>
+            </w:tcBorders>
+            <w:vAlign w:val="center"/>
+            <w:hideMark/>
+          </w:tcPr>
+          <w:p>
+            <w:pPr>
+              <w:spacing w:after="0" w:line="240" w:lineRule="auto"/>
+              <w:rPr>
+                <w:rFonts w:ascii="Times New Roman" w:eastAsia="Times New Roman" w:hAnsi="Times New Roman" w:cs="Times New Roman"/>
+                <w:kern w:val="0"/>
+                <w14:ligatures w14:val="none"/>
+              </w:rPr>
+            </w:pPr>
+            <w:r>
+              <w:rPr>
+                <w:rFonts w:ascii="Times New Roman" w:eastAsia="Times New Roman" w:hAnsi="Times New Roman" w:cs="Times New Roman"/>
+                <w:kern w:val="0"/>
+                <w14:ligatures w14:val="none"/>
+              </w:rPr>
+              <w:t>QA/Test Engineer</w:t>
+            </w:r>
+          </w:p>
+        </w:tc>
+        <w:tc>
+          <w:tcPr>
+            <w:tcW w:w="0" w:type="auto"/>
+            <w:tcBorders>
+              <w:top w:val="single" w:sz="6" w:space="0" w:color="E6E6E6"/>
+              <w:left w:val="single" w:sz="6" w:space="0" w:color="E6E6E6"/>
+              <w:bottom w:val="single" w:sz="6" w:space="0" w:color="E6E6E6"/>
+              <w:right w:val="single" w:sz="6" w:space="0" w:color="E6E6E6"/>
+            </w:tcBorders>
+            <w:vAlign w:val="center"/>
+            <w:hideMark/>
+          </w:tcPr>
+          <w:p>
+            <w:pPr>
+              <w:spacing w:after="0" w:line="240" w:lineRule="auto"/>
+              <w:rPr>
+                <w:rFonts w:ascii="Times New Roman" w:eastAsia="Times New Roman" w:hAnsi="Times New Roman" w:cs="Times New Roman"/>
+                <w:kern w:val="0"/>
+                <w14:ligatures w14:val="none"/>
+              </w:rPr>
+            </w:pPr>
+            <w:r>
+              <w:rPr>
+                <w:rFonts w:ascii="Times New Roman" w:eastAsia="Times New Roman" w:hAnsi="Times New Roman" w:cs="Times New Roman"/>
+                <w:kern w:val="0"/>
+                <w14:ligatures w14:val="none"/>
+              </w:rPr>
+              <w:t>Senior</w:t>
+            </w:r>
+          </w:p>
+        </w:tc>
+        <w:tc>
+          <w:tcPr>
+            <w:tcW w:w="0" w:type="auto"/>
+            <w:tcBorders>
+              <w:top w:val="single" w:sz="6" w:space="0" w:color="E6E6E6"/>
+              <w:left w:val="single" w:sz="6" w:space="0" w:color="E6E6E6"/>
+              <w:bottom w:val="single" w:sz="6" w:space="0" w:color="E6E6E6"/>
+              <w:right w:val="single" w:sz="6" w:space="0" w:color="E6E6E6"/>
+            </w:tcBorders>
+            <w:vAlign w:val="center"/>
+            <w:hideMark/>
+          </w:tcPr>
+          <w:p>
+            <w:pPr>
+              <w:spacing w:after="0" w:line="240" w:lineRule="auto"/>
+              <w:rPr>
+                <w:rFonts w:ascii="Times New Roman" w:eastAsia="Times New Roman" w:hAnsi="Times New Roman" w:cs="Times New Roman"/>
+                <w:kern w:val="0"/>
+                <w14:ligatures w14:val="none"/>
+              </w:rPr>
+            </w:pPr>
+            <w:r>
+              <w:rPr>
+                <w:rFonts w:ascii="Times New Roman" w:eastAsia="Times New Roman" w:hAnsi="Times New Roman" w:cs="Times New Roman"/>
+                <w:kern w:val="0"/>
+                <w14:ligatures w14:val="none"/>
+              </w:rPr>
+              <w:t>100%</w:t>
+            </w:r>
+          </w:p>
+        </w:tc>
+      </w:tr>
+      <w:tr>
+        <w:trPr>
+          <w:tblCellSpacing w:w="15" w:type="dxa"/>
+        </w:trPr>
+        <w:tc>
+          <w:tcPr>
+            <w:tcW w:w="0" w:type="auto"/>
+            <w:tcBorders>
+              <w:top w:val="single" w:sz="6" w:space="0" w:color="E6E6E6"/>
+              <w:left w:val="single" w:sz="6" w:space="0" w:color="E6E6E6"/>
+              <w:bottom w:val="single" w:sz="6" w:space="0" w:color="E6E6E6"/>
+              <w:right w:val="single" w:sz="6" w:space="0" w:color="E6E6E6"/>
+            </w:tcBorders>
+            <w:vAlign w:val="center"/>
+            <w:hideMark/>
+          </w:tcPr>
+          <w:p>
+            <w:pPr>
+              <w:spacing w:after="0" w:line="240" w:lineRule="auto"/>
+              <w:rPr>
+                <w:rFonts w:ascii="Times New Roman" w:eastAsia="Times New Roman" w:hAnsi="Times New Roman" w:cs="Times New Roman"/>
+                <w:kern w:val="0"/>
+                <w14:ligatures w14:val="none"/>
+              </w:rPr>
+            </w:pPr>
+            <w:r>
+              <w:rPr>
+                <w:rFonts w:ascii="Times New Roman" w:eastAsia="Times New Roman" w:hAnsi="Times New Roman" w:cs="Times New Roman"/>
+                <w:kern w:val="0"/>
+                <w14:ligatures w14:val="none"/>
+              </w:rPr>
+              <w:t>Ethan Thompson</w:t>
+            </w:r>
+          </w:p>
+        </w:tc>
+        <w:tc>
+          <w:tcPr>
+            <w:tcW w:w="0" w:type="auto"/>
+            <w:tcBorders>
+              <w:top w:val="single" w:sz="6" w:space="0" w:color="E6E6E6"/>
+              <w:left w:val="single" w:sz="6" w:space="0" w:color="E6E6E6"/>
+              <w:bottom w:val="single" w:sz="6" w:space="0" w:color="E6E6E6"/>
+              <w:right w:val="single" w:sz="6" w:space="0" w:color="E6E6E6"/>
+            </w:tcBorders>
+            <w:vAlign w:val="center"/>
+            <w:hideMark/>
+          </w:tcPr>
+          <w:p>
+            <w:pPr>
+              <w:spacing w:after="0" w:line="240" w:lineRule="auto"/>
+              <w:rPr>
+                <w:rFonts w:ascii="Times New Roman" w:eastAsia="Times New Roman" w:hAnsi="Times New Roman" w:cs="Times New Roman"/>
+                <w:kern w:val="0"/>
+                <w14:ligatures w14:val="none"/>
+              </w:rPr>
+            </w:pPr>
+            <w:r>
+              <w:rPr>
+                <w:rFonts w:ascii="Times New Roman" w:eastAsia="Times New Roman" w:hAnsi="Times New Roman" w:cs="Times New Roman"/>
+                <w:kern w:val="0"/>
+                <w14:ligatures w14:val="none"/>
+              </w:rPr>
+              <w:t>System Administrator</w:t>
+            </w:r>
+          </w:p>
+        </w:tc>
+        <w:tc>
+          <w:tcPr>
+            <w:tcW w:w="0" w:type="auto"/>
+            <w:tcBorders>
+              <w:top w:val="single" w:sz="6" w:space="0" w:color="E6E6E6"/>
+              <w:left w:val="single" w:sz="6" w:space="0" w:color="E6E6E6"/>
+              <w:bottom w:val="single" w:sz="6" w:space="0" w:color="E6E6E6"/>
+              <w:right w:val="single" w:sz="6" w:space="0" w:color="E6E6E6"/>
+            </w:tcBorders>
+            <w:vAlign w:val="center"/>
+            <w:hideMark/>
+          </w:tcPr>
+          <w:p>
+            <w:pPr>
+              <w:spacing w:after="0" w:line="240" w:lineRule="auto"/>
+              <w:rPr>
+                <w:rFonts w:ascii="Times New Roman" w:eastAsia="Times New Roman" w:hAnsi="Times New Roman" w:cs="Times New Roman"/>
+                <w:kern w:val="0"/>
+                <w14:ligatures w14:val="none"/>
+              </w:rPr>
+            </w:pPr>
+            <w:r>
+              <w:rPr>
+                <w:rFonts w:ascii="Times New Roman" w:eastAsia="Times New Roman" w:hAnsi="Times New Roman" w:cs="Times New Roman"/>
+                <w:kern w:val="0"/>
+                <w14:ligatures w14:val="none"/>
+              </w:rPr>
+              <w:t>Mid-Level</w:t>
+            </w:r>
+          </w:p>
+        </w:tc>
+        <w:tc>
+          <w:tcPr>
+            <w:tcW w:w="0" w:type="auto"/>
+            <w:tcBorders>
+              <w:top w:val="single" w:sz="6" w:space="0" w:color="E6E6E6"/>
+              <w:left w:val="single" w:sz="6" w:space="0" w:color="E6E6E6"/>
+              <w:bottom w:val="single" w:sz="6" w:space="0" w:color="E6E6E6"/>
+              <w:right w:val="single" w:sz="6" w:space="0" w:color="E6E6E6"/>
+            </w:tcBorders>
+            <w:vAlign w:val="center"/>
+            <w:hideMark/>
+          </w:tcPr>
+          <w:p>
+            <w:pPr>
+              <w:spacing w:after="0" w:line="240" w:lineRule="auto"/>
+              <w:rPr>
+                <w:rFonts w:ascii="Times New Roman" w:eastAsia="Times New Roman" w:hAnsi="Times New Roman" w:cs="Times New Roman"/>
+                <w:kern w:val="0"/>
+                <w14:ligatures w14:val="none"/>
+              </w:rPr>
+            </w:pPr>
+            <w:r>
+              <w:rPr>
+                <w:rFonts w:ascii="Times New Roman" w:eastAsia="Times New Roman" w:hAnsi="Times New Roman" w:cs="Times New Roman"/>
+                <w:kern w:val="0"/>
+                <w14:ligatures w14:val="none"/>
+              </w:rPr>
+              <w:t>50%</w:t>
+            </w:r>
+          </w:p>
+        </w:tc>
+      </w:tr>
+    </w:tbl>
+    <w:p>
+      <w:pPr>
+        <w:spacing w:before="100" w:beforeAutospacing="1" w:after="100" w:afterAutospacing="1" w:line="300" w:lineRule="atLeast"/>
+        <w:outlineLvl w:val="2"/>
+        <w:rPr>
+          <w:rFonts w:ascii="Segoe UI" w:eastAsia="Times New Roman" w:hAnsi="Segoe UI" w:cs="Segoe UI"/>
+          <w:b/>
+          <w:bCs/>
+          <w:kern w:val="0"/>
+          <w:sz w:val="27"/>
+          <w:szCs w:val="27"/>
+          <w14:ligatures w14:val="none"/>
+        </w:rPr>
+      </w:pPr>
+      <w:r>
+        <w:rPr>
+          <w:rFonts w:ascii="Segoe UI" w:eastAsia="Times New Roman" w:hAnsi="Segoe UI" w:cs="Segoe UI"/>
+          <w:b/>
+          <w:bCs/>
+          <w:kern w:val="0"/>
+          <w:sz w:val="27"/>
+          <w:szCs w:val="27"/>
+          <w14:ligatures w14:val="none"/>
+        </w:rPr>
+        <w:t>Assumptions</w:t>
+      </w:r>
+    </w:p>
+    <w:p>
+      <w:pPr>
+        <w:numPr>
+          <w:ilvl w:val="0"/>
+          <w:numId w:val="52"/>
+        </w:numPr>
+        <w:spacing w:before="100" w:beforeAutospacing="1" w:after="100" w:afterAutospacing="1" w:line="300" w:lineRule="atLeast"/>
+        <w:rPr>
+          <w:rFonts w:ascii="Segoe UI" w:eastAsia="Times New Roman" w:hAnsi="Segoe UI" w:cs="Segoe UI"/>
+          <w:kern w:val="0"/>
+          <w:sz w:val="21"/>
+          <w:szCs w:val="21"/>
+          <w14:ligatures w14:val="none"/>
+        </w:rPr>
+      </w:pPr>
+      <w:r>
+        <w:rPr>
+          <w:rFonts w:ascii="Segoe UI" w:eastAsia="Times New Roman" w:hAnsi="Segoe UI" w:cs="Segoe UI"/>
+          <w:kern w:val="0"/>
+          <w:sz w:val="21"/>
+          <w:szCs w:val="21"/>
+          <w14:ligatures w14:val="none"/>
+        </w:rPr>
+        <w:t>Senior resources have 5+ years of experience.</w:t>
+      </w:r>
+    </w:p>
+    <w:p>
+      <w:pPr>
+        <w:numPr>
+          <w:ilvl w:val="0"/>
+          <w:numId w:val="52"/>
+        </w:numPr>
+        <w:spacing w:before="100" w:beforeAutospacing="1" w:after="100" w:afterAutospacing="1" w:line="300" w:lineRule="atLeast"/>
+        <w:rPr>
+          <w:rFonts w:ascii="Segoe UI" w:eastAsia="Times New Roman" w:hAnsi="Segoe UI" w:cs="Segoe UI"/>
+          <w:kern w:val="0"/>
+          <w:sz w:val="21"/>
+          <w:szCs w:val="21"/>
+          <w14:ligatures w14:val="none"/>
+        </w:rPr>
+      </w:pPr>
+      <w:r>
+        <w:rPr>
+          <w:rFonts w:ascii="Segoe UI" w:eastAsia="Times New Roman" w:hAnsi="Segoe UI" w:cs="Segoe UI"/>
+          <w:kern w:val="0"/>
+          <w:sz w:val="21"/>
+          <w:szCs w:val="21"/>
+          <w14:ligatures w14:val="none"/>
+        </w:rPr>
+        <w:t>Mid-Level resources have 2-5 years of experience.</w:t>
+      </w:r>
+    </w:p>
+    <w:p>
+      <w:pPr>
+        <w:numPr>
+          <w:ilvl w:val="0"/>
+          <w:numId w:val="52"/>
+        </w:numPr>
+        <w:spacing w:before="100" w:beforeAutospacing="1" w:after="100" w:afterAutospacing="1" w:line="300" w:lineRule="atLeast"/>
+        <w:rPr>
+          <w:rFonts w:ascii="Segoe UI" w:eastAsia="Times New Roman" w:hAnsi="Segoe UI" w:cs="Segoe UI"/>
+          <w:kern w:val="0"/>
+          <w:sz w:val="21"/>
+          <w:szCs w:val="21"/>
+          <w14:ligatures w14:val="none"/>
+        </w:rPr>
+      </w:pPr>
+      <w:r>
+        <w:rPr>
+          <w:rFonts w:ascii="Segoe UI" w:eastAsia="Times New Roman" w:hAnsi="Segoe UI" w:cs="Segoe UI"/>
+          <w:kern w:val="0"/>
+          <w:sz w:val="21"/>
+          <w:szCs w:val="21"/>
+          <w14:ligatures w14:val="none"/>
+        </w:rPr>
+        <w:t>Unlimited budget is available, but realistic estimates are documented.</w:t>
+      </w:r>
+    </w:p>
+    <w:p>
+      <w:pPr>
+        <w:numPr>
+          <w:ilvl w:val="0"/>
+          <w:numId w:val="52"/>
+        </w:numPr>
+        <w:spacing w:before="100" w:beforeAutospacing="1" w:after="100" w:afterAutospacing="1" w:line="300" w:lineRule="atLeast"/>
+        <w:rPr>
+          <w:rFonts w:ascii="Segoe UI" w:eastAsia="Times New Roman" w:hAnsi="Segoe UI" w:cs="Segoe UI"/>
+          <w:kern w:val="0"/>
+          <w:sz w:val="21"/>
+          <w:szCs w:val="21"/>
+          <w14:ligatures w14:val="none"/>
+        </w:rPr>
+      </w:pPr>
+      <w:r>
+        <w:rPr>
+          <w:rFonts w:ascii="Segoe UI" w:eastAsia="Times New Roman" w:hAnsi="Segoe UI" w:cs="Segoe UI"/>
+          <w:kern w:val="0"/>
+          <w:sz w:val="21"/>
+          <w:szCs w:val="21"/>
+          <w14:ligatures w14:val="none"/>
+        </w:rPr>
+        <w:t>Resources may support multiple project activities.</w:t>
+      </w:r>
+    </w:p>
+    <w:p>
+      <w:pPr>
+        <w:spacing w:after="0" w:line="300" w:lineRule="atLeast"/>
+        <w:rPr>
+          <w:rFonts w:ascii="Segoe UI" w:eastAsia="Times New Roman" w:hAnsi="Segoe UI" w:cs="Segoe UI"/>
+          <w:kern w:val="0"/>
+          <w:sz w:val="21"/>
+          <w:szCs w:val="21"/>
+          <w14:ligatures w14:val="none"/>
+        </w:rPr>
+      </w:pPr>
+      <w:r>
+        <w:rPr>
+          <w:rFonts w:ascii="Segoe UI" w:eastAsia="Times New Roman" w:hAnsi="Segoe UI" w:cs="Segoe UI"/>
+          <w:kern w:val="0"/>
+          <w:sz w:val="21"/>
+          <w:szCs w:val="21"/>
+          <w14:ligatures w14:val="none"/>
+        </w:rPr>
+        <w:pict w14:anchorId="784D7E30">
+          <v:rect id="_x0000_i1044" style="width:0;height:1.5pt" o:hralign="center" o:hrstd="t" o:hr="t" fillcolor="#a0a0a0" stroked="f"/>
+        </w:pict>
+      </w:r>
+    </w:p>
+    <w:p>
+      <w:pPr>
+        <w:spacing w:before="100" w:beforeAutospacing="1" w:after="100" w:afterAutospacing="1" w:line="300" w:lineRule="atLeast"/>
+        <w:outlineLvl w:val="0"/>
+        <w:rPr>
+          <w:rFonts w:ascii="Segoe UI" w:eastAsia="Times New Roman" w:hAnsi="Segoe UI" w:cs="Segoe UI"/>
+          <w:b/>
+          <w:bCs/>
+          <w:kern w:val="36"/>
+          <w:sz w:val="48"/>
+          <w:szCs w:val="48"/>
+          <w14:ligatures w14:val="none"/>
+        </w:rPr>
+      </w:pPr>
+      <w:r>
+        <w:rPr>
+          <w:rFonts w:ascii="Segoe UI" w:eastAsia="Times New Roman" w:hAnsi="Segoe UI" w:cs="Segoe UI"/>
+          <w:b/>
+          <w:bCs/>
+          <w:kern w:val="36"/>
+          <w:sz w:val="48"/>
+          <w:szCs w:val="48"/>
+          <w14:ligatures w14:val="none"/>
+        </w:rPr>
+        <w:t>12. Resource &amp; Cost Plan</w:t>
+      </w:r>
+    </w:p>
+    <w:p>
+      <w:pPr>
+        <w:spacing w:before="100" w:beforeAutospacing="1" w:after="100" w:afterAutospacing="1" w:line="300" w:lineRule="atLeast"/>
+        <w:outlineLvl w:val="1"/>
+        <w:rPr>
+          <w:rFonts w:ascii="Segoe UI" w:eastAsia="Times New Roman" w:hAnsi="Segoe UI" w:cs="Segoe UI"/>
+          <w:b/>
+          <w:bCs/>
+          <w:kern w:val="0"/>
+          <w:sz w:val="36"/>
+          <w:szCs w:val="36"/>
+          <w14:ligatures w14:val="none"/>
+        </w:rPr>
+      </w:pPr>
+      <w:r>
+        <w:rPr>
+          <w:rFonts w:ascii="Segoe UI" w:eastAsia="Times New Roman" w:hAnsi="Segoe UI" w:cs="Segoe UI"/>
+          <w:b/>
+          <w:bCs/>
+          <w:kern w:val="0"/>
+          <w:sz w:val="36"/>
+          <w:szCs w:val="36"/>
+          <w14:ligatures w14:val="none"/>
+        </w:rPr>
+        <w:t>Cost Estimation Method</w:t>
+      </w:r>
+    </w:p>
+    <w:p>
+      <w:pPr>
+        <w:spacing w:before="100" w:beforeAutospacing="1" w:after="100" w:afterAutospacing="1" w:line="300" w:lineRule="atLeast"/>
+        <w:rPr>
+          <w:rFonts w:ascii="Segoe UI" w:eastAsia="Times New Roman" w:hAnsi="Segoe UI" w:cs="Segoe UI"/>
+          <w:kern w:val="0"/>
+          <w:sz w:val="21"/>
+          <w:szCs w:val="21"/>
+          <w14:ligatures w14:val="none"/>
+        </w:rPr>
+      </w:pPr>
+      <w:r>
+        <w:rPr>
+          <w:rFonts w:ascii="Segoe UI" w:eastAsia="Times New Roman" w:hAnsi="Segoe UI" w:cs="Segoe UI"/>
+          <w:b/>
+          <w:bCs/>
+          <w:kern w:val="0"/>
+          <w:sz w:val="21"/>
+          <w:szCs w:val="21"/>
+          <w14:ligatures w14:val="none"/>
+        </w:rPr>
+        <w:t>Bottom-Up Estimating</w:t>
+      </w:r>
+    </w:p>
+    <w:p>
+      <w:pPr>
+        <w:spacing w:before="100" w:beforeAutospacing="1" w:after="100" w:afterAutospacing="1" w:line="300" w:lineRule="atLeast"/>
+        <w:rPr>
+          <w:rFonts w:ascii="Segoe UI" w:eastAsia="Times New Roman" w:hAnsi="Segoe UI" w:cs="Segoe UI"/>
+          <w:kern w:val="0"/>
+          <w:sz w:val="21"/>
+          <w:szCs w:val="21"/>
+          <w14:ligatures w14:val="none"/>
+        </w:rPr>
+      </w:pPr>
+      <w:r>
+        <w:rPr>
+          <w:rFonts w:ascii="Segoe UI" w:eastAsia="Times New Roman" w:hAnsi="Segoe UI" w:cs="Segoe UI"/>
+          <w:kern w:val="0"/>
+          <w:sz w:val="21"/>
+          <w:szCs w:val="21"/>
+          <w14:ligatures w14:val="none"/>
+        </w:rPr>
+        <w:t>Project costs were estimated by identifying resources, estimating monthly labor costs, and rolling them up to produce the total project budget.</w:t>
+      </w:r>
+    </w:p>
+    <w:p>
+      <w:pPr>
+        <w:spacing w:after="0" w:line="300" w:lineRule="atLeast"/>
+        <w:rPr>
+          <w:rFonts w:ascii="Segoe UI" w:eastAsia="Times New Roman" w:hAnsi="Segoe UI" w:cs="Segoe UI"/>
+          <w:kern w:val="0"/>
+          <w:sz w:val="21"/>
+          <w:szCs w:val="21"/>
+          <w14:ligatures w14:val="none"/>
+        </w:rPr>
+      </w:pPr>
+      <w:r>
+        <w:rPr>
+          <w:rFonts w:ascii="Segoe UI" w:eastAsia="Times New Roman" w:hAnsi="Segoe UI" w:cs="Segoe UI"/>
+          <w:kern w:val="0"/>
+          <w:sz w:val="21"/>
+          <w:szCs w:val="21"/>
+          <w14:ligatures w14:val="none"/>
+        </w:rPr>
+        <w:pict w14:anchorId="4FEEDF96">
+          <v:rect id="_x0000_i1045" style="width:0;height:1.5pt" o:hralign="center" o:hrstd="t" o:hr="t" fillcolor="#a0a0a0" stroked="f"/>
+        </w:pict>
+      </w:r>
+    </w:p>
+    <w:p>
+      <w:pPr>
+        <w:spacing w:before="100" w:beforeAutospacing="1" w:after="100" w:afterAutospacing="1" w:line="300" w:lineRule="atLeast"/>
+        <w:outlineLvl w:val="1"/>
+        <w:rPr>
+          <w:rFonts w:ascii="Segoe UI" w:eastAsia="Times New Roman" w:hAnsi="Segoe UI" w:cs="Segoe UI"/>
+          <w:b/>
+          <w:bCs/>
+          <w:kern w:val="0"/>
+          <w:sz w:val="36"/>
+          <w:szCs w:val="36"/>
+          <w14:ligatures w14:val="none"/>
+        </w:rPr>
+      </w:pPr>
+      <w:r>
+        <w:rPr>
+          <w:rFonts w:ascii="Segoe UI" w:eastAsia="Times New Roman" w:hAnsi="Segoe UI" w:cs="Segoe UI"/>
+          <w:b/>
+          <w:bCs/>
+          <w:kern w:val="0"/>
+          <w:sz w:val="36"/>
+          <w:szCs w:val="36"/>
+          <w14:ligatures w14:val="none"/>
+        </w:rPr>
+        <w:lastRenderedPageBreak/>
+        <w:t>Estimated Monthly Resource Costs</w:t>
+      </w:r>
+    </w:p>
+    <w:tbl>
+      <w:tblPr>
+        <w:tblW w:w="0" w:type="auto"/>
+        <w:tblCellSpacing w:w="15" w:type="dxa"/>
+        <w:tblCellMar>
+          <w:top w:w="15" w:type="dxa"/>
+          <w:left w:w="15" w:type="dxa"/>
+          <w:bottom w:w="15" w:type="dxa"/>
+          <w:right w:w="15" w:type="dxa"/>
+        </w:tblCellMar>
+        <w:tblLook w:val="04A0" w:firstRow="1" w:lastRow="0" w:firstColumn="1" w:lastColumn="0" w:noHBand="0" w:noVBand="1"/>
+      </w:tblPr>
+      <w:tblGrid>
+        <w:gridCol w:w="2219"/>
+        <w:gridCol w:w="1512"/>
+      </w:tblGrid>
+      <w:tr>
+        <w:trPr>
+          <w:tblCellSpacing w:w="15" w:type="dxa"/>
+        </w:trPr>
+        <w:tc>
+          <w:tcPr>
+            <w:tcW w:w="0" w:type="auto"/>
+            <w:tcBorders>
+              <w:top w:val="single" w:sz="6" w:space="0" w:color="E6E6E6"/>
+              <w:left w:val="single" w:sz="6" w:space="0" w:color="E6E6E6"/>
+              <w:bottom w:val="single" w:sz="6" w:space="0" w:color="E6E6E6"/>
+              <w:right w:val="single" w:sz="6" w:space="0" w:color="E6E6E6"/>
+            </w:tcBorders>
+            <w:shd w:val="clear" w:color="auto" w:fill="F5F5F5"/>
+            <w:vAlign w:val="center"/>
+            <w:hideMark/>
+          </w:tcPr>
+          <w:p>
+            <w:pPr>
+              <w:spacing w:after="0" w:line="240" w:lineRule="auto"/>
+              <w:jc w:val="center"/>
+              <w:rPr>
+                <w:rFonts w:ascii="Times New Roman" w:eastAsia="Times New Roman" w:hAnsi="Times New Roman" w:cs="Times New Roman"/>
+                <w:b/>
+                <w:bCs/>
+                <w:kern w:val="0"/>
+                <w14:ligatures w14:val="none"/>
+              </w:rPr>
+            </w:pPr>
+            <w:r>
+              <w:rPr>
+                <w:rFonts w:ascii="Times New Roman" w:eastAsia="Times New Roman" w:hAnsi="Times New Roman" w:cs="Times New Roman"/>
+                <w:b/>
+                <w:bCs/>
+                <w:kern w:val="0"/>
+                <w14:ligatures w14:val="none"/>
+              </w:rPr>
+              <w:t>Role</w:t>
+            </w:r>
+          </w:p>
+        </w:tc>
+        <w:tc>
+          <w:tcPr>
+            <w:tcW w:w="0" w:type="auto"/>
+            <w:tcBorders>
+              <w:top w:val="single" w:sz="6" w:space="0" w:color="E6E6E6"/>
+              <w:left w:val="single" w:sz="6" w:space="0" w:color="E6E6E6"/>
+              <w:bottom w:val="single" w:sz="6" w:space="0" w:color="E6E6E6"/>
+              <w:right w:val="single" w:sz="6" w:space="0" w:color="E6E6E6"/>
+            </w:tcBorders>
+            <w:shd w:val="clear" w:color="auto" w:fill="F5F5F5"/>
+            <w:vAlign w:val="center"/>
+            <w:hideMark/>
+          </w:tcPr>
+          <w:p>
+            <w:pPr>
+              <w:spacing w:after="0" w:line="240" w:lineRule="auto"/>
+              <w:jc w:val="center"/>
+              <w:rPr>
+                <w:rFonts w:ascii="Times New Roman" w:eastAsia="Times New Roman" w:hAnsi="Times New Roman" w:cs="Times New Roman"/>
+                <w:b/>
+                <w:bCs/>
+                <w:kern w:val="0"/>
+                <w14:ligatures w14:val="none"/>
+              </w:rPr>
+            </w:pPr>
+            <w:r>
+              <w:rPr>
+                <w:rFonts w:ascii="Times New Roman" w:eastAsia="Times New Roman" w:hAnsi="Times New Roman" w:cs="Times New Roman"/>
+                <w:b/>
+                <w:bCs/>
+                <w:kern w:val="0"/>
+                <w14:ligatures w14:val="none"/>
+              </w:rPr>
+              <w:t>Monthly Cost</w:t>
+            </w:r>
+          </w:p>
+        </w:tc>
+      </w:tr>
+      <w:tr>
+        <w:trPr>
+          <w:tblCellSpacing w:w="15" w:type="dxa"/>
+        </w:trPr>
+        <w:tc>
+          <w:tcPr>
+            <w:tcW w:w="0" w:type="auto"/>
+            <w:tcBorders>
+              <w:top w:val="single" w:sz="6" w:space="0" w:color="E6E6E6"/>
+              <w:left w:val="single" w:sz="6" w:space="0" w:color="E6E6E6"/>
+              <w:bottom w:val="single" w:sz="6" w:space="0" w:color="E6E6E6"/>
+              <w:right w:val="single" w:sz="6" w:space="0" w:color="E6E6E6"/>
+            </w:tcBorders>
+            <w:vAlign w:val="center"/>
+            <w:hideMark/>
+          </w:tcPr>
+          <w:p>
+            <w:pPr>
+              <w:spacing w:after="0" w:line="240" w:lineRule="auto"/>
+              <w:rPr>
+                <w:rFonts w:ascii="Times New Roman" w:eastAsia="Times New Roman" w:hAnsi="Times New Roman" w:cs="Times New Roman"/>
+                <w:kern w:val="0"/>
+                <w14:ligatures w14:val="none"/>
+              </w:rPr>
+            </w:pPr>
+            <w:r>
+              <w:rPr>
+                <w:rFonts w:ascii="Times New Roman" w:eastAsia="Times New Roman" w:hAnsi="Times New Roman" w:cs="Times New Roman"/>
+                <w:kern w:val="0"/>
+                <w14:ligatures w14:val="none"/>
+              </w:rPr>
+              <w:t>Project Manager</w:t>
+            </w:r>
+          </w:p>
+        </w:tc>
+        <w:tc>
+          <w:tcPr>
+            <w:tcW w:w="0" w:type="auto"/>
+            <w:tcBorders>
+              <w:top w:val="single" w:sz="6" w:space="0" w:color="E6E6E6"/>
+              <w:left w:val="single" w:sz="6" w:space="0" w:color="E6E6E6"/>
+              <w:bottom w:val="single" w:sz="6" w:space="0" w:color="E6E6E6"/>
+              <w:right w:val="single" w:sz="6" w:space="0" w:color="E6E6E6"/>
+            </w:tcBorders>
+            <w:vAlign w:val="center"/>
+            <w:hideMark/>
+          </w:tcPr>
+          <w:p>
+            <w:pPr>
+              <w:spacing w:after="0" w:line="240" w:lineRule="auto"/>
+              <w:rPr>
+                <w:rFonts w:ascii="Times New Roman" w:eastAsia="Times New Roman" w:hAnsi="Times New Roman" w:cs="Times New Roman"/>
+                <w:kern w:val="0"/>
+                <w14:ligatures w14:val="none"/>
+              </w:rPr>
+            </w:pPr>
+            <w:r>
+              <w:rPr>
+                <w:rFonts w:ascii="Times New Roman" w:eastAsia="Times New Roman" w:hAnsi="Times New Roman" w:cs="Times New Roman"/>
+                <w:kern w:val="0"/>
+                <w14:ligatures w14:val="none"/>
+              </w:rPr>
+              <w:t>$12,000</w:t>
+            </w:r>
+          </w:p>
+        </w:tc>
+      </w:tr>
+      <w:tr>
+        <w:trPr>
+          <w:tblCellSpacing w:w="15" w:type="dxa"/>
+        </w:trPr>
+        <w:tc>
+          <w:tcPr>
+            <w:tcW w:w="0" w:type="auto"/>
+            <w:tcBorders>
+              <w:top w:val="single" w:sz="6" w:space="0" w:color="E6E6E6"/>
+              <w:left w:val="single" w:sz="6" w:space="0" w:color="E6E6E6"/>
+              <w:bottom w:val="single" w:sz="6" w:space="0" w:color="E6E6E6"/>
+              <w:right w:val="single" w:sz="6" w:space="0" w:color="E6E6E6"/>
+            </w:tcBorders>
+            <w:vAlign w:val="center"/>
+            <w:hideMark/>
+          </w:tcPr>
+          <w:p>
+            <w:pPr>
+              <w:spacing w:after="0" w:line="240" w:lineRule="auto"/>
+              <w:rPr>
+                <w:rFonts w:ascii="Times New Roman" w:eastAsia="Times New Roman" w:hAnsi="Times New Roman" w:cs="Times New Roman"/>
+                <w:kern w:val="0"/>
+                <w14:ligatures w14:val="none"/>
+              </w:rPr>
+            </w:pPr>
+            <w:r>
+              <w:rPr>
+                <w:rFonts w:ascii="Times New Roman" w:eastAsia="Times New Roman" w:hAnsi="Times New Roman" w:cs="Times New Roman"/>
+                <w:kern w:val="0"/>
+                <w14:ligatures w14:val="none"/>
+              </w:rPr>
+              <w:t>Business Analyst</w:t>
+            </w:r>
+          </w:p>
+        </w:tc>
+        <w:tc>
+          <w:tcPr>
+            <w:tcW w:w="0" w:type="auto"/>
+            <w:tcBorders>
+              <w:top w:val="single" w:sz="6" w:space="0" w:color="E6E6E6"/>
+              <w:left w:val="single" w:sz="6" w:space="0" w:color="E6E6E6"/>
+              <w:bottom w:val="single" w:sz="6" w:space="0" w:color="E6E6E6"/>
+              <w:right w:val="single" w:sz="6" w:space="0" w:color="E6E6E6"/>
+            </w:tcBorders>
+            <w:vAlign w:val="center"/>
+            <w:hideMark/>
+          </w:tcPr>
+          <w:p>
+            <w:pPr>
+              <w:spacing w:after="0" w:line="240" w:lineRule="auto"/>
+              <w:rPr>
+                <w:rFonts w:ascii="Times New Roman" w:eastAsia="Times New Roman" w:hAnsi="Times New Roman" w:cs="Times New Roman"/>
+                <w:kern w:val="0"/>
+                <w14:ligatures w14:val="none"/>
+              </w:rPr>
+            </w:pPr>
+            <w:r>
+              <w:rPr>
+                <w:rFonts w:ascii="Times New Roman" w:eastAsia="Times New Roman" w:hAnsi="Times New Roman" w:cs="Times New Roman"/>
+                <w:kern w:val="0"/>
+                <w14:ligatures w14:val="none"/>
+              </w:rPr>
+              <w:t>$9,000</w:t>
+            </w:r>
+          </w:p>
+        </w:tc>
+      </w:tr>
+      <w:tr>
+        <w:trPr>
+          <w:tblCellSpacing w:w="15" w:type="dxa"/>
+        </w:trPr>
+        <w:tc>
+          <w:tcPr>
+            <w:tcW w:w="0" w:type="auto"/>
+            <w:tcBorders>
+              <w:top w:val="single" w:sz="6" w:space="0" w:color="E6E6E6"/>
+              <w:left w:val="single" w:sz="6" w:space="0" w:color="E6E6E6"/>
+              <w:bottom w:val="single" w:sz="6" w:space="0" w:color="E6E6E6"/>
+              <w:right w:val="single" w:sz="6" w:space="0" w:color="E6E6E6"/>
+            </w:tcBorders>
+            <w:vAlign w:val="center"/>
+            <w:hideMark/>
+          </w:tcPr>
+          <w:p>
+            <w:pPr>
+              <w:spacing w:after="0" w:line="240" w:lineRule="auto"/>
+              <w:rPr>
+                <w:rFonts w:ascii="Times New Roman" w:eastAsia="Times New Roman" w:hAnsi="Times New Roman" w:cs="Times New Roman"/>
+                <w:kern w:val="0"/>
+                <w14:ligatures w14:val="none"/>
+              </w:rPr>
+            </w:pPr>
+            <w:r>
+              <w:rPr>
+                <w:rFonts w:ascii="Times New Roman" w:eastAsia="Times New Roman" w:hAnsi="Times New Roman" w:cs="Times New Roman"/>
+                <w:kern w:val="0"/>
+                <w14:ligatures w14:val="none"/>
+              </w:rPr>
+              <w:t>Mobile Developer</w:t>
+            </w:r>
+          </w:p>
+        </w:tc>
+        <w:tc>
+          <w:tcPr>
+            <w:tcW w:w="0" w:type="auto"/>
+            <w:tcBorders>
+              <w:top w:val="single" w:sz="6" w:space="0" w:color="E6E6E6"/>
+              <w:left w:val="single" w:sz="6" w:space="0" w:color="E6E6E6"/>
+              <w:bottom w:val="single" w:sz="6" w:space="0" w:color="E6E6E6"/>
+              <w:right w:val="single" w:sz="6" w:space="0" w:color="E6E6E6"/>
+            </w:tcBorders>
+            <w:vAlign w:val="center"/>
+            <w:hideMark/>
+          </w:tcPr>
+          <w:p>
+            <w:pPr>
+              <w:spacing w:after="0" w:line="240" w:lineRule="auto"/>
+              <w:rPr>
+                <w:rFonts w:ascii="Times New Roman" w:eastAsia="Times New Roman" w:hAnsi="Times New Roman" w:cs="Times New Roman"/>
+                <w:kern w:val="0"/>
+                <w14:ligatures w14:val="none"/>
+              </w:rPr>
+            </w:pPr>
+            <w:r>
+              <w:rPr>
+                <w:rFonts w:ascii="Times New Roman" w:eastAsia="Times New Roman" w:hAnsi="Times New Roman" w:cs="Times New Roman"/>
+                <w:kern w:val="0"/>
+                <w14:ligatures w14:val="none"/>
+              </w:rPr>
+              <w:t>$10,000</w:t>
+            </w:r>
+          </w:p>
+        </w:tc>
+      </w:tr>
+      <w:tr>
+        <w:trPr>
+          <w:tblCellSpacing w:w="15" w:type="dxa"/>
+        </w:trPr>
+        <w:tc>
+          <w:tcPr>
+            <w:tcW w:w="0" w:type="auto"/>
+            <w:tcBorders>
+              <w:top w:val="single" w:sz="6" w:space="0" w:color="E6E6E6"/>
+              <w:left w:val="single" w:sz="6" w:space="0" w:color="E6E6E6"/>
+              <w:bottom w:val="single" w:sz="6" w:space="0" w:color="E6E6E6"/>
+              <w:right w:val="single" w:sz="6" w:space="0" w:color="E6E6E6"/>
+            </w:tcBorders>
+            <w:vAlign w:val="center"/>
+            <w:hideMark/>
+          </w:tcPr>
+          <w:p>
+            <w:pPr>
+              <w:spacing w:after="0" w:line="240" w:lineRule="auto"/>
+              <w:rPr>
+                <w:rFonts w:ascii="Times New Roman" w:eastAsia="Times New Roman" w:hAnsi="Times New Roman" w:cs="Times New Roman"/>
+                <w:kern w:val="0"/>
+                <w14:ligatures w14:val="none"/>
+              </w:rPr>
+            </w:pPr>
+            <w:r>
+              <w:rPr>
+                <w:rFonts w:ascii="Times New Roman" w:eastAsia="Times New Roman" w:hAnsi="Times New Roman" w:cs="Times New Roman"/>
+                <w:kern w:val="0"/>
+                <w14:ligatures w14:val="none"/>
+              </w:rPr>
+              <w:t>Web Developer</w:t>
+            </w:r>
+          </w:p>
+        </w:tc>
+        <w:tc>
+          <w:tcPr>
+            <w:tcW w:w="0" w:type="auto"/>
+            <w:tcBorders>
+              <w:top w:val="single" w:sz="6" w:space="0" w:color="E6E6E6"/>
+              <w:left w:val="single" w:sz="6" w:space="0" w:color="E6E6E6"/>
+              <w:bottom w:val="single" w:sz="6" w:space="0" w:color="E6E6E6"/>
+              <w:right w:val="single" w:sz="6" w:space="0" w:color="E6E6E6"/>
+            </w:tcBorders>
+            <w:vAlign w:val="center"/>
+            <w:hideMark/>
+          </w:tcPr>
+          <w:p>
+            <w:pPr>
+              <w:spacing w:after="0" w:line="240" w:lineRule="auto"/>
+              <w:rPr>
+                <w:rFonts w:ascii="Times New Roman" w:eastAsia="Times New Roman" w:hAnsi="Times New Roman" w:cs="Times New Roman"/>
+                <w:kern w:val="0"/>
+                <w14:ligatures w14:val="none"/>
+              </w:rPr>
+            </w:pPr>
+            <w:r>
+              <w:rPr>
+                <w:rFonts w:ascii="Times New Roman" w:eastAsia="Times New Roman" w:hAnsi="Times New Roman" w:cs="Times New Roman"/>
+                <w:kern w:val="0"/>
+                <w14:ligatures w14:val="none"/>
+              </w:rPr>
+              <w:t>$8,000</w:t>
+            </w:r>
+          </w:p>
+        </w:tc>
+      </w:tr>
+      <w:tr>
+        <w:trPr>
+          <w:tblCellSpacing w:w="15" w:type="dxa"/>
+        </w:trPr>
+        <w:tc>
+          <w:tcPr>
+            <w:tcW w:w="0" w:type="auto"/>
+            <w:tcBorders>
+              <w:top w:val="single" w:sz="6" w:space="0" w:color="E6E6E6"/>
+              <w:left w:val="single" w:sz="6" w:space="0" w:color="E6E6E6"/>
+              <w:bottom w:val="single" w:sz="6" w:space="0" w:color="E6E6E6"/>
+              <w:right w:val="single" w:sz="6" w:space="0" w:color="E6E6E6"/>
+            </w:tcBorders>
+            <w:vAlign w:val="center"/>
+            <w:hideMark/>
+          </w:tcPr>
+          <w:p>
+            <w:pPr>
+              <w:spacing w:after="0" w:line="240" w:lineRule="auto"/>
+              <w:rPr>
+                <w:rFonts w:ascii="Times New Roman" w:eastAsia="Times New Roman" w:hAnsi="Times New Roman" w:cs="Times New Roman"/>
+                <w:kern w:val="0"/>
+                <w14:ligatures w14:val="none"/>
+              </w:rPr>
+            </w:pPr>
+            <w:r>
+              <w:rPr>
+                <w:rFonts w:ascii="Times New Roman" w:eastAsia="Times New Roman" w:hAnsi="Times New Roman" w:cs="Times New Roman"/>
+                <w:kern w:val="0"/>
+                <w14:ligatures w14:val="none"/>
+              </w:rPr>
+              <w:t>Backend Developer</w:t>
+            </w:r>
+          </w:p>
+        </w:tc>
+        <w:tc>
+          <w:tcPr>
+            <w:tcW w:w="0" w:type="auto"/>
+            <w:tcBorders>
+              <w:top w:val="single" w:sz="6" w:space="0" w:color="E6E6E6"/>
+              <w:left w:val="single" w:sz="6" w:space="0" w:color="E6E6E6"/>
+              <w:bottom w:val="single" w:sz="6" w:space="0" w:color="E6E6E6"/>
+              <w:right w:val="single" w:sz="6" w:space="0" w:color="E6E6E6"/>
+            </w:tcBorders>
+            <w:vAlign w:val="center"/>
+            <w:hideMark/>
+          </w:tcPr>
+          <w:p>
+            <w:pPr>
+              <w:spacing w:after="0" w:line="240" w:lineRule="auto"/>
+              <w:rPr>
+                <w:rFonts w:ascii="Times New Roman" w:eastAsia="Times New Roman" w:hAnsi="Times New Roman" w:cs="Times New Roman"/>
+                <w:kern w:val="0"/>
+                <w14:ligatures w14:val="none"/>
+              </w:rPr>
+            </w:pPr>
+            <w:r>
+              <w:rPr>
+                <w:rFonts w:ascii="Times New Roman" w:eastAsia="Times New Roman" w:hAnsi="Times New Roman" w:cs="Times New Roman"/>
+                <w:kern w:val="0"/>
+                <w14:ligatures w14:val="none"/>
+              </w:rPr>
+              <w:t>$10,000</w:t>
+            </w:r>
+          </w:p>
+        </w:tc>
+      </w:tr>
+      <w:tr>
+        <w:trPr>
+          <w:tblCellSpacing w:w="15" w:type="dxa"/>
+        </w:trPr>
+        <w:tc>
+          <w:tcPr>
+            <w:tcW w:w="0" w:type="auto"/>
+            <w:tcBorders>
+              <w:top w:val="single" w:sz="6" w:space="0" w:color="E6E6E6"/>
+              <w:left w:val="single" w:sz="6" w:space="0" w:color="E6E6E6"/>
+              <w:bottom w:val="single" w:sz="6" w:space="0" w:color="E6E6E6"/>
+              <w:right w:val="single" w:sz="6" w:space="0" w:color="E6E6E6"/>
+            </w:tcBorders>
+            <w:vAlign w:val="center"/>
+            <w:hideMark/>
+          </w:tcPr>
+          <w:p>
+            <w:pPr>
+              <w:spacing w:after="0" w:line="240" w:lineRule="auto"/>
+              <w:rPr>
+                <w:rFonts w:ascii="Times New Roman" w:eastAsia="Times New Roman" w:hAnsi="Times New Roman" w:cs="Times New Roman"/>
+                <w:kern w:val="0"/>
+                <w14:ligatures w14:val="none"/>
+              </w:rPr>
+            </w:pPr>
+            <w:r>
+              <w:rPr>
+                <w:rFonts w:ascii="Times New Roman" w:eastAsia="Times New Roman" w:hAnsi="Times New Roman" w:cs="Times New Roman"/>
+                <w:kern w:val="0"/>
+                <w14:ligatures w14:val="none"/>
+              </w:rPr>
+              <w:t>Database Engineer</w:t>
+            </w:r>
+          </w:p>
+        </w:tc>
+        <w:tc>
+          <w:tcPr>
+            <w:tcW w:w="0" w:type="auto"/>
+            <w:tcBorders>
+              <w:top w:val="single" w:sz="6" w:space="0" w:color="E6E6E6"/>
+              <w:left w:val="single" w:sz="6" w:space="0" w:color="E6E6E6"/>
+              <w:bottom w:val="single" w:sz="6" w:space="0" w:color="E6E6E6"/>
+              <w:right w:val="single" w:sz="6" w:space="0" w:color="E6E6E6"/>
+            </w:tcBorders>
+            <w:vAlign w:val="center"/>
+            <w:hideMark/>
+          </w:tcPr>
+          <w:p>
+            <w:pPr>
+              <w:spacing w:after="0" w:line="240" w:lineRule="auto"/>
+              <w:rPr>
+                <w:rFonts w:ascii="Times New Roman" w:eastAsia="Times New Roman" w:hAnsi="Times New Roman" w:cs="Times New Roman"/>
+                <w:kern w:val="0"/>
+                <w14:ligatures w14:val="none"/>
+              </w:rPr>
+            </w:pPr>
+            <w:r>
+              <w:rPr>
+                <w:rFonts w:ascii="Times New Roman" w:eastAsia="Times New Roman" w:hAnsi="Times New Roman" w:cs="Times New Roman"/>
+                <w:kern w:val="0"/>
+                <w14:ligatures w14:val="none"/>
+              </w:rPr>
+              <w:t>$8,500</w:t>
+            </w:r>
+          </w:p>
+        </w:tc>
+      </w:tr>
+      <w:tr>
+        <w:trPr>
+          <w:tblCellSpacing w:w="15" w:type="dxa"/>
+        </w:trPr>
+        <w:tc>
+          <w:tcPr>
+            <w:tcW w:w="0" w:type="auto"/>
+            <w:tcBorders>
+              <w:top w:val="single" w:sz="6" w:space="0" w:color="E6E6E6"/>
+              <w:left w:val="single" w:sz="6" w:space="0" w:color="E6E6E6"/>
+              <w:bottom w:val="single" w:sz="6" w:space="0" w:color="E6E6E6"/>
+              <w:right w:val="single" w:sz="6" w:space="0" w:color="E6E6E6"/>
+            </w:tcBorders>
+            <w:vAlign w:val="center"/>
+            <w:hideMark/>
+          </w:tcPr>
+          <w:p>
+            <w:pPr>
+              <w:spacing w:after="0" w:line="240" w:lineRule="auto"/>
+              <w:rPr>
+                <w:rFonts w:ascii="Times New Roman" w:eastAsia="Times New Roman" w:hAnsi="Times New Roman" w:cs="Times New Roman"/>
+                <w:kern w:val="0"/>
+                <w14:ligatures w14:val="none"/>
+              </w:rPr>
+            </w:pPr>
+            <w:r>
+              <w:rPr>
+                <w:rFonts w:ascii="Times New Roman" w:eastAsia="Times New Roman" w:hAnsi="Times New Roman" w:cs="Times New Roman"/>
+                <w:kern w:val="0"/>
+                <w14:ligatures w14:val="none"/>
+              </w:rPr>
+              <w:t>Mapping Specialist</w:t>
+            </w:r>
+          </w:p>
+        </w:tc>
+        <w:tc>
+          <w:tcPr>
+            <w:tcW w:w="0" w:type="auto"/>
+            <w:tcBorders>
+              <w:top w:val="single" w:sz="6" w:space="0" w:color="E6E6E6"/>
+              <w:left w:val="single" w:sz="6" w:space="0" w:color="E6E6E6"/>
+              <w:bottom w:val="single" w:sz="6" w:space="0" w:color="E6E6E6"/>
+              <w:right w:val="single" w:sz="6" w:space="0" w:color="E6E6E6"/>
+            </w:tcBorders>
+            <w:vAlign w:val="center"/>
+            <w:hideMark/>
+          </w:tcPr>
+          <w:p>
+            <w:pPr>
+              <w:spacing w:after="0" w:line="240" w:lineRule="auto"/>
+              <w:rPr>
+                <w:rFonts w:ascii="Times New Roman" w:eastAsia="Times New Roman" w:hAnsi="Times New Roman" w:cs="Times New Roman"/>
+                <w:kern w:val="0"/>
+                <w14:ligatures w14:val="none"/>
+              </w:rPr>
+            </w:pPr>
+            <w:r>
+              <w:rPr>
+                <w:rFonts w:ascii="Times New Roman" w:eastAsia="Times New Roman" w:hAnsi="Times New Roman" w:cs="Times New Roman"/>
+                <w:kern w:val="0"/>
+                <w14:ligatures w14:val="none"/>
+              </w:rPr>
+              <w:t>$7,500</w:t>
+            </w:r>
+          </w:p>
+        </w:tc>
+      </w:tr>
+      <w:tr>
+        <w:trPr>
+          <w:tblCellSpacing w:w="15" w:type="dxa"/>
+        </w:trPr>
+        <w:tc>
+          <w:tcPr>
+            <w:tcW w:w="0" w:type="auto"/>
+            <w:tcBorders>
+              <w:top w:val="single" w:sz="6" w:space="0" w:color="E6E6E6"/>
+              <w:left w:val="single" w:sz="6" w:space="0" w:color="E6E6E6"/>
+              <w:bottom w:val="single" w:sz="6" w:space="0" w:color="E6E6E6"/>
+              <w:right w:val="single" w:sz="6" w:space="0" w:color="E6E6E6"/>
+            </w:tcBorders>
+            <w:vAlign w:val="center"/>
+            <w:hideMark/>
+          </w:tcPr>
+          <w:p>
+            <w:pPr>
+              <w:spacing w:after="0" w:line="240" w:lineRule="auto"/>
+              <w:rPr>
+                <w:rFonts w:ascii="Times New Roman" w:eastAsia="Times New Roman" w:hAnsi="Times New Roman" w:cs="Times New Roman"/>
+                <w:kern w:val="0"/>
+                <w14:ligatures w14:val="none"/>
+              </w:rPr>
+            </w:pPr>
+            <w:r>
+              <w:rPr>
+                <w:rFonts w:ascii="Times New Roman" w:eastAsia="Times New Roman" w:hAnsi="Times New Roman" w:cs="Times New Roman"/>
+                <w:kern w:val="0"/>
+                <w14:ligatures w14:val="none"/>
+              </w:rPr>
+              <w:t>Payment Specialist</w:t>
+            </w:r>
+          </w:p>
+        </w:tc>
+        <w:tc>
+          <w:tcPr>
+            <w:tcW w:w="0" w:type="auto"/>
+            <w:tcBorders>
+              <w:top w:val="single" w:sz="6" w:space="0" w:color="E6E6E6"/>
+              <w:left w:val="single" w:sz="6" w:space="0" w:color="E6E6E6"/>
+              <w:bottom w:val="single" w:sz="6" w:space="0" w:color="E6E6E6"/>
+              <w:right w:val="single" w:sz="6" w:space="0" w:color="E6E6E6"/>
+            </w:tcBorders>
+            <w:vAlign w:val="center"/>
+            <w:hideMark/>
+          </w:tcPr>
+          <w:p>
+            <w:pPr>
+              <w:spacing w:after="0" w:line="240" w:lineRule="auto"/>
+              <w:rPr>
+                <w:rFonts w:ascii="Times New Roman" w:eastAsia="Times New Roman" w:hAnsi="Times New Roman" w:cs="Times New Roman"/>
+                <w:kern w:val="0"/>
+                <w14:ligatures w14:val="none"/>
+              </w:rPr>
+            </w:pPr>
+            <w:r>
+              <w:rPr>
+                <w:rFonts w:ascii="Times New Roman" w:eastAsia="Times New Roman" w:hAnsi="Times New Roman" w:cs="Times New Roman"/>
+                <w:kern w:val="0"/>
+                <w14:ligatures w14:val="none"/>
+              </w:rPr>
+              <w:t>$8,000</w:t>
+            </w:r>
+          </w:p>
+        </w:tc>
+      </w:tr>
+      <w:tr>
+        <w:trPr>
+          <w:tblCellSpacing w:w="15" w:type="dxa"/>
+        </w:trPr>
+        <w:tc>
+          <w:tcPr>
+            <w:tcW w:w="0" w:type="auto"/>
+            <w:tcBorders>
+              <w:top w:val="single" w:sz="6" w:space="0" w:color="E6E6E6"/>
+              <w:left w:val="single" w:sz="6" w:space="0" w:color="E6E6E6"/>
+              <w:bottom w:val="single" w:sz="6" w:space="0" w:color="E6E6E6"/>
+              <w:right w:val="single" w:sz="6" w:space="0" w:color="E6E6E6"/>
+            </w:tcBorders>
+            <w:vAlign w:val="center"/>
+            <w:hideMark/>
+          </w:tcPr>
+          <w:p>
+            <w:pPr>
+              <w:spacing w:after="0" w:line="240" w:lineRule="auto"/>
+              <w:rPr>
+                <w:rFonts w:ascii="Times New Roman" w:eastAsia="Times New Roman" w:hAnsi="Times New Roman" w:cs="Times New Roman"/>
+                <w:kern w:val="0"/>
+                <w14:ligatures w14:val="none"/>
+              </w:rPr>
+            </w:pPr>
+            <w:r>
+              <w:rPr>
+                <w:rFonts w:ascii="Times New Roman" w:eastAsia="Times New Roman" w:hAnsi="Times New Roman" w:cs="Times New Roman"/>
+                <w:kern w:val="0"/>
+                <w14:ligatures w14:val="none"/>
+              </w:rPr>
+              <w:t>QA Engineer</w:t>
+            </w:r>
+          </w:p>
+        </w:tc>
+        <w:tc>
+          <w:tcPr>
+            <w:tcW w:w="0" w:type="auto"/>
+            <w:tcBorders>
+              <w:top w:val="single" w:sz="6" w:space="0" w:color="E6E6E6"/>
+              <w:left w:val="single" w:sz="6" w:space="0" w:color="E6E6E6"/>
+              <w:bottom w:val="single" w:sz="6" w:space="0" w:color="E6E6E6"/>
+              <w:right w:val="single" w:sz="6" w:space="0" w:color="E6E6E6"/>
+            </w:tcBorders>
+            <w:vAlign w:val="center"/>
+            <w:hideMark/>
+          </w:tcPr>
+          <w:p>
+            <w:pPr>
+              <w:spacing w:after="0" w:line="240" w:lineRule="auto"/>
+              <w:rPr>
+                <w:rFonts w:ascii="Times New Roman" w:eastAsia="Times New Roman" w:hAnsi="Times New Roman" w:cs="Times New Roman"/>
+                <w:kern w:val="0"/>
+                <w14:ligatures w14:val="none"/>
+              </w:rPr>
+            </w:pPr>
+            <w:r>
+              <w:rPr>
+                <w:rFonts w:ascii="Times New Roman" w:eastAsia="Times New Roman" w:hAnsi="Times New Roman" w:cs="Times New Roman"/>
+                <w:kern w:val="0"/>
+                <w14:ligatures w14:val="none"/>
+              </w:rPr>
+              <w:t>$8,000</w:t>
+            </w:r>
+          </w:p>
+        </w:tc>
+      </w:tr>
+      <w:tr>
+        <w:trPr>
+          <w:tblCellSpacing w:w="15" w:type="dxa"/>
+        </w:trPr>
+        <w:tc>
+          <w:tcPr>
+            <w:tcW w:w="0" w:type="auto"/>
+            <w:tcBorders>
+              <w:top w:val="single" w:sz="6" w:space="0" w:color="E6E6E6"/>
+              <w:left w:val="single" w:sz="6" w:space="0" w:color="E6E6E6"/>
+              <w:bottom w:val="single" w:sz="6" w:space="0" w:color="E6E6E6"/>
+              <w:right w:val="single" w:sz="6" w:space="0" w:color="E6E6E6"/>
+            </w:tcBorders>
+            <w:vAlign w:val="center"/>
+            <w:hideMark/>
+          </w:tcPr>
+          <w:p>
+            <w:pPr>
+              <w:spacing w:after="0" w:line="240" w:lineRule="auto"/>
+              <w:rPr>
+                <w:rFonts w:ascii="Times New Roman" w:eastAsia="Times New Roman" w:hAnsi="Times New Roman" w:cs="Times New Roman"/>
+                <w:kern w:val="0"/>
+                <w14:ligatures w14:val="none"/>
+              </w:rPr>
+            </w:pPr>
+            <w:r>
+              <w:rPr>
+                <w:rFonts w:ascii="Times New Roman" w:eastAsia="Times New Roman" w:hAnsi="Times New Roman" w:cs="Times New Roman"/>
+                <w:kern w:val="0"/>
+                <w14:ligatures w14:val="none"/>
+              </w:rPr>
+              <w:t>System Administrator</w:t>
+            </w:r>
+          </w:p>
+        </w:tc>
+        <w:tc>
+          <w:tcPr>
+            <w:tcW w:w="0" w:type="auto"/>
+            <w:tcBorders>
+              <w:top w:val="single" w:sz="6" w:space="0" w:color="E6E6E6"/>
+              <w:left w:val="single" w:sz="6" w:space="0" w:color="E6E6E6"/>
+              <w:bottom w:val="single" w:sz="6" w:space="0" w:color="E6E6E6"/>
+              <w:right w:val="single" w:sz="6" w:space="0" w:color="E6E6E6"/>
+            </w:tcBorders>
+            <w:vAlign w:val="center"/>
+            <w:hideMark/>
+          </w:tcPr>
+          <w:p>
+            <w:pPr>
+              <w:spacing w:after="0" w:line="240" w:lineRule="auto"/>
+              <w:rPr>
+                <w:rFonts w:ascii="Times New Roman" w:eastAsia="Times New Roman" w:hAnsi="Times New Roman" w:cs="Times New Roman"/>
+                <w:kern w:val="0"/>
+                <w14:ligatures w14:val="none"/>
+              </w:rPr>
+            </w:pPr>
+            <w:r>
+              <w:rPr>
+                <w:rFonts w:ascii="Times New Roman" w:eastAsia="Times New Roman" w:hAnsi="Times New Roman" w:cs="Times New Roman"/>
+                <w:kern w:val="0"/>
+                <w14:ligatures w14:val="none"/>
+              </w:rPr>
+              <w:t>$7,500</w:t>
+            </w:r>
+          </w:p>
+        </w:tc>
+      </w:tr>
+    </w:tbl>
+    <w:p>
+      <w:pPr>
+        <w:spacing w:before="100" w:beforeAutospacing="1" w:after="100" w:afterAutospacing="1" w:line="300" w:lineRule="atLeast"/>
+        <w:outlineLvl w:val="2"/>
+        <w:rPr>
+          <w:rFonts w:ascii="Segoe UI" w:eastAsia="Times New Roman" w:hAnsi="Segoe UI" w:cs="Segoe UI"/>
+          <w:b/>
+          <w:bCs/>
+          <w:kern w:val="0"/>
+          <w:sz w:val="27"/>
+          <w:szCs w:val="27"/>
+          <w14:ligatures w14:val="none"/>
+        </w:rPr>
+      </w:pPr>
+      <w:r>
+        <w:rPr>
+          <w:rFonts w:ascii="Segoe UI" w:eastAsia="Times New Roman" w:hAnsi="Segoe UI" w:cs="Segoe UI"/>
+          <w:b/>
+          <w:bCs/>
+          <w:kern w:val="0"/>
+          <w:sz w:val="27"/>
+          <w:szCs w:val="27"/>
+          <w14:ligatures w14:val="none"/>
+        </w:rPr>
+        <w:t>Total Monthly Cost</w:t>
+      </w:r>
+    </w:p>
+    <w:p>
+      <w:pPr>
+        <w:spacing w:after="0" w:line="300" w:lineRule="atLeast"/>
+        <w:rPr>
+          <w:rFonts w:ascii="Segoe UI" w:eastAsia="Times New Roman" w:hAnsi="Segoe UI" w:cs="Segoe UI"/>
+          <w:kern w:val="0"/>
+          <w:sz w:val="21"/>
+          <w:szCs w:val="21"/>
+          <w14:ligatures w14:val="none"/>
+        </w:rPr>
+      </w:pPr>
+      <w:r>
+        <w:rPr>
+          <w:rFonts w:ascii="Segoe UI" w:eastAsia="Times New Roman" w:hAnsi="Segoe UI" w:cs="Segoe UI"/>
+          <w:kern w:val="0"/>
+          <w:sz w:val="21"/>
+          <w:szCs w:val="21"/>
+          <w14:ligatures w14:val="none"/>
+        </w:rPr>
+        <w:t>Plain Text</w:t>
+      </w:r>
+    </w:p>
+    <w:p>
+      <w:pPr>
+        <w:spacing w:after="0" w:line="300" w:lineRule="atLeast"/>
+        <w:rPr>
+          <w:rFonts w:ascii="Segoe UI" w:eastAsia="Times New Roman" w:hAnsi="Segoe UI" w:cs="Segoe UI"/>
+          <w:kern w:val="0"/>
+          <w:sz w:val="21"/>
+          <w:szCs w:val="21"/>
+          <w14:ligatures w14:val="none"/>
+        </w:rPr>
+      </w:pPr>
+      <w:r>
+        <w:rPr>
+          <w:rFonts w:ascii="Segoe UI" w:eastAsia="Times New Roman" w:hAnsi="Segoe UI" w:cs="Segoe UI"/>
+          <w:kern w:val="0"/>
+          <w:sz w:val="21"/>
+          <w:szCs w:val="21"/>
+          <w14:ligatures w14:val="none"/>
+        </w:rPr>
+        <w:t>$88,500 per month</w:t>
+      </w:r>
+    </w:p>
+    <w:p>
+      <w:pPr>
+        <w:spacing w:after="0" w:line="300" w:lineRule="atLeast"/>
+        <w:rPr>
+          <w:rFonts w:ascii="Segoe UI" w:eastAsia="Times New Roman" w:hAnsi="Segoe UI" w:cs="Segoe UI"/>
+          <w:kern w:val="0"/>
+          <w:sz w:val="21"/>
+          <w:szCs w:val="21"/>
+          <w14:ligatures w14:val="none"/>
+        </w:rPr>
+      </w:pPr>
+      <w:r>
+        <w:rPr>
+          <w:rFonts w:ascii="Segoe UI" w:eastAsia="Times New Roman" w:hAnsi="Segoe UI" w:cs="Segoe UI"/>
+          <w:kern w:val="0"/>
+          <w:sz w:val="21"/>
+          <w:szCs w:val="21"/>
+          <w14:ligatures w14:val="none"/>
+        </w:rPr>
+        <w:pict w14:anchorId="1A0469EB">
+          <v:rect id="_x0000_i1046" style="width:0;height:1.5pt" o:hralign="center" o:hrstd="t" o:hr="t" fillcolor="#a0a0a0" stroked="f"/>
+        </w:pict>
+      </w:r>
+    </w:p>
+    <w:p>
+      <w:pPr>
+        <w:spacing w:before="100" w:beforeAutospacing="1" w:after="100" w:afterAutospacing="1" w:line="300" w:lineRule="atLeast"/>
+        <w:outlineLvl w:val="1"/>
+        <w:rPr>
+          <w:rFonts w:ascii="Segoe UI" w:eastAsia="Times New Roman" w:hAnsi="Segoe UI" w:cs="Segoe UI"/>
+          <w:b/>
+          <w:bCs/>
+          <w:kern w:val="0"/>
+          <w:sz w:val="36"/>
+          <w:szCs w:val="36"/>
+          <w14:ligatures w14:val="none"/>
+        </w:rPr>
+      </w:pPr>
+      <w:r>
+        <w:rPr>
+          <w:rFonts w:ascii="Segoe UI" w:eastAsia="Times New Roman" w:hAnsi="Segoe UI" w:cs="Segoe UI"/>
+          <w:b/>
+          <w:bCs/>
+          <w:kern w:val="0"/>
+          <w:sz w:val="36"/>
+          <w:szCs w:val="36"/>
+          <w14:ligatures w14:val="none"/>
+        </w:rPr>
+        <w:t>Project Cash Flow</w:t>
+      </w:r>
+    </w:p>
+    <w:tbl>
+      <w:tblPr>
+        <w:tblW w:w="0" w:type="auto"/>
+        <w:tblCellSpacing w:w="15" w:type="dxa"/>
+        <w:tblCellMar>
+          <w:top w:w="15" w:type="dxa"/>
+          <w:left w:w="15" w:type="dxa"/>
+          <w:bottom w:w="15" w:type="dxa"/>
+          <w:right w:w="15" w:type="dxa"/>
+        </w:tblCellMar>
+        <w:tblLook w:val="04A0" w:firstRow="1" w:lastRow="0" w:firstColumn="1" w:lastColumn="0" w:noHBand="0" w:noVBand="1"/>
+      </w:tblPr>
+      <w:tblGrid>
+        <w:gridCol w:w="926"/>
+        <w:gridCol w:w="1966"/>
+      </w:tblGrid>
+      <w:tr>
+        <w:trPr>
+          <w:tblCellSpacing w:w="15" w:type="dxa"/>
+        </w:trPr>
+        <w:tc>
+          <w:tcPr>
+            <w:tcW w:w="0" w:type="auto"/>
+            <w:tcBorders>
+              <w:top w:val="single" w:sz="6" w:space="0" w:color="E6E6E6"/>
+              <w:left w:val="single" w:sz="6" w:space="0" w:color="E6E6E6"/>
+              <w:bottom w:val="single" w:sz="6" w:space="0" w:color="E6E6E6"/>
+              <w:right w:val="single" w:sz="6" w:space="0" w:color="E6E6E6"/>
+            </w:tcBorders>
+            <w:shd w:val="clear" w:color="auto" w:fill="F5F5F5"/>
+            <w:vAlign w:val="center"/>
+            <w:hideMark/>
+          </w:tcPr>
+          <w:p>
+            <w:pPr>
+              <w:spacing w:after="0" w:line="240" w:lineRule="auto"/>
+              <w:jc w:val="center"/>
+              <w:rPr>
+                <w:rFonts w:ascii="Times New Roman" w:eastAsia="Times New Roman" w:hAnsi="Times New Roman" w:cs="Times New Roman"/>
+                <w:b/>
+                <w:bCs/>
+                <w:kern w:val="0"/>
+                <w14:ligatures w14:val="none"/>
+              </w:rPr>
+            </w:pPr>
+            <w:r>
+              <w:rPr>
+                <w:rFonts w:ascii="Times New Roman" w:eastAsia="Times New Roman" w:hAnsi="Times New Roman" w:cs="Times New Roman"/>
+                <w:b/>
+                <w:bCs/>
+                <w:kern w:val="0"/>
+                <w14:ligatures w14:val="none"/>
+              </w:rPr>
+              <w:t>Month</w:t>
+            </w:r>
+          </w:p>
+        </w:tc>
+        <w:tc>
+          <w:tcPr>
+            <w:tcW w:w="0" w:type="auto"/>
+            <w:tcBorders>
+              <w:top w:val="single" w:sz="6" w:space="0" w:color="E6E6E6"/>
+              <w:left w:val="single" w:sz="6" w:space="0" w:color="E6E6E6"/>
+              <w:bottom w:val="single" w:sz="6" w:space="0" w:color="E6E6E6"/>
+              <w:right w:val="single" w:sz="6" w:space="0" w:color="E6E6E6"/>
+            </w:tcBorders>
+            <w:shd w:val="clear" w:color="auto" w:fill="F5F5F5"/>
+            <w:vAlign w:val="center"/>
+            <w:hideMark/>
+          </w:tcPr>
+          <w:p>
+            <w:pPr>
+              <w:spacing w:after="0" w:line="240" w:lineRule="auto"/>
+              <w:jc w:val="center"/>
+              <w:rPr>
+                <w:rFonts w:ascii="Times New Roman" w:eastAsia="Times New Roman" w:hAnsi="Times New Roman" w:cs="Times New Roman"/>
+                <w:b/>
+                <w:bCs/>
+                <w:kern w:val="0"/>
+                <w14:ligatures w14:val="none"/>
+              </w:rPr>
+            </w:pPr>
+            <w:r>
+              <w:rPr>
+                <w:rFonts w:ascii="Times New Roman" w:eastAsia="Times New Roman" w:hAnsi="Times New Roman" w:cs="Times New Roman"/>
+                <w:b/>
+                <w:bCs/>
+                <w:kern w:val="0"/>
+                <w14:ligatures w14:val="none"/>
+              </w:rPr>
+              <w:t>Planned Spending</w:t>
+            </w:r>
+          </w:p>
+        </w:tc>
+      </w:tr>
+      <w:tr>
+        <w:trPr>
+          <w:tblCellSpacing w:w="15" w:type="dxa"/>
+        </w:trPr>
+        <w:tc>
+          <w:tcPr>
+            <w:tcW w:w="0" w:type="auto"/>
+            <w:tcBorders>
+              <w:top w:val="single" w:sz="6" w:space="0" w:color="E6E6E6"/>
+              <w:left w:val="single" w:sz="6" w:space="0" w:color="E6E6E6"/>
+              <w:bottom w:val="single" w:sz="6" w:space="0" w:color="E6E6E6"/>
+              <w:right w:val="single" w:sz="6" w:space="0" w:color="E6E6E6"/>
+            </w:tcBorders>
+            <w:vAlign w:val="center"/>
+            <w:hideMark/>
+          </w:tcPr>
+          <w:p>
+            <w:pPr>
+              <w:spacing w:after="0" w:line="240" w:lineRule="auto"/>
+              <w:rPr>
+                <w:rFonts w:ascii="Times New Roman" w:eastAsia="Times New Roman" w:hAnsi="Times New Roman" w:cs="Times New Roman"/>
+                <w:kern w:val="0"/>
+                <w14:ligatures w14:val="none"/>
+              </w:rPr>
+            </w:pPr>
+            <w:r>
+              <w:rPr>
+                <w:rFonts w:ascii="Times New Roman" w:eastAsia="Times New Roman" w:hAnsi="Times New Roman" w:cs="Times New Roman"/>
+                <w:kern w:val="0"/>
+                <w14:ligatures w14:val="none"/>
+              </w:rPr>
+              <w:t>Month 1</w:t>
+            </w:r>
+          </w:p>
+        </w:tc>
+        <w:tc>
+          <w:tcPr>
+            <w:tcW w:w="0" w:type="auto"/>
+            <w:tcBorders>
+              <w:top w:val="single" w:sz="6" w:space="0" w:color="E6E6E6"/>
+              <w:left w:val="single" w:sz="6" w:space="0" w:color="E6E6E6"/>
+              <w:bottom w:val="single" w:sz="6" w:space="0" w:color="E6E6E6"/>
+              <w:right w:val="single" w:sz="6" w:space="0" w:color="E6E6E6"/>
+            </w:tcBorders>
+            <w:vAlign w:val="center"/>
+            <w:hideMark/>
+          </w:tcPr>
+          <w:p>
+            <w:pPr>
+              <w:spacing w:after="0" w:line="240" w:lineRule="auto"/>
+              <w:rPr>
+                <w:rFonts w:ascii="Times New Roman" w:eastAsia="Times New Roman" w:hAnsi="Times New Roman" w:cs="Times New Roman"/>
+                <w:kern w:val="0"/>
+                <w14:ligatures w14:val="none"/>
+              </w:rPr>
+            </w:pPr>
+            <w:r>
+              <w:rPr>
+                <w:rFonts w:ascii="Times New Roman" w:eastAsia="Times New Roman" w:hAnsi="Times New Roman" w:cs="Times New Roman"/>
+                <w:kern w:val="0"/>
+                <w14:ligatures w14:val="none"/>
+              </w:rPr>
+              <w:t>$88,500</w:t>
+            </w:r>
+          </w:p>
+        </w:tc>
+      </w:tr>
+      <w:tr>
+        <w:trPr>
+          <w:tblCellSpacing w:w="15" w:type="dxa"/>
+        </w:trPr>
+        <w:tc>
+          <w:tcPr>
+            <w:tcW w:w="0" w:type="auto"/>
+            <w:tcBorders>
+              <w:top w:val="single" w:sz="6" w:space="0" w:color="E6E6E6"/>
+              <w:left w:val="single" w:sz="6" w:space="0" w:color="E6E6E6"/>
+              <w:bottom w:val="single" w:sz="6" w:space="0" w:color="E6E6E6"/>
+              <w:right w:val="single" w:sz="6" w:space="0" w:color="E6E6E6"/>
+            </w:tcBorders>
+            <w:vAlign w:val="center"/>
+            <w:hideMark/>
+          </w:tcPr>
+          <w:p>
+            <w:pPr>
+              <w:spacing w:after="0" w:line="240" w:lineRule="auto"/>
+              <w:rPr>
+                <w:rFonts w:ascii="Times New Roman" w:eastAsia="Times New Roman" w:hAnsi="Times New Roman" w:cs="Times New Roman"/>
+                <w:kern w:val="0"/>
+                <w14:ligatures w14:val="none"/>
+              </w:rPr>
+            </w:pPr>
+            <w:r>
+              <w:rPr>
+                <w:rFonts w:ascii="Times New Roman" w:eastAsia="Times New Roman" w:hAnsi="Times New Roman" w:cs="Times New Roman"/>
+                <w:kern w:val="0"/>
+                <w14:ligatures w14:val="none"/>
+              </w:rPr>
+              <w:t>Month 2</w:t>
+            </w:r>
+          </w:p>
+        </w:tc>
+        <w:tc>
+          <w:tcPr>
+            <w:tcW w:w="0" w:type="auto"/>
+            <w:tcBorders>
+              <w:top w:val="single" w:sz="6" w:space="0" w:color="E6E6E6"/>
+              <w:left w:val="single" w:sz="6" w:space="0" w:color="E6E6E6"/>
+              <w:bottom w:val="single" w:sz="6" w:space="0" w:color="E6E6E6"/>
+              <w:right w:val="single" w:sz="6" w:space="0" w:color="E6E6E6"/>
+            </w:tcBorders>
+            <w:vAlign w:val="center"/>
+            <w:hideMark/>
+          </w:tcPr>
+          <w:p>
+            <w:pPr>
+              <w:spacing w:after="0" w:line="240" w:lineRule="auto"/>
+              <w:rPr>
+                <w:rFonts w:ascii="Times New Roman" w:eastAsia="Times New Roman" w:hAnsi="Times New Roman" w:cs="Times New Roman"/>
+                <w:kern w:val="0"/>
+                <w14:ligatures w14:val="none"/>
+              </w:rPr>
+            </w:pPr>
+            <w:r>
+              <w:rPr>
+                <w:rFonts w:ascii="Times New Roman" w:eastAsia="Times New Roman" w:hAnsi="Times New Roman" w:cs="Times New Roman"/>
+                <w:kern w:val="0"/>
+                <w14:ligatures w14:val="none"/>
+              </w:rPr>
+              <w:t>$88,500</w:t>
+            </w:r>
+          </w:p>
+        </w:tc>
+      </w:tr>
+      <w:tr>
+        <w:trPr>
+          <w:tblCellSpacing w:w="15" w:type="dxa"/>
+        </w:trPr>
+        <w:tc>
+          <w:tcPr>
+            <w:tcW w:w="0" w:type="auto"/>
+            <w:tcBorders>
+              <w:top w:val="single" w:sz="6" w:space="0" w:color="E6E6E6"/>
+              <w:left w:val="single" w:sz="6" w:space="0" w:color="E6E6E6"/>
+              <w:bottom w:val="single" w:sz="6" w:space="0" w:color="E6E6E6"/>
+              <w:right w:val="single" w:sz="6" w:space="0" w:color="E6E6E6"/>
+            </w:tcBorders>
+            <w:vAlign w:val="center"/>
+            <w:hideMark/>
+          </w:tcPr>
+          <w:p>
+            <w:pPr>
+              <w:spacing w:after="0" w:line="240" w:lineRule="auto"/>
+              <w:rPr>
+                <w:rFonts w:ascii="Times New Roman" w:eastAsia="Times New Roman" w:hAnsi="Times New Roman" w:cs="Times New Roman"/>
+                <w:kern w:val="0"/>
+                <w14:ligatures w14:val="none"/>
+              </w:rPr>
+            </w:pPr>
+            <w:r>
+              <w:rPr>
+                <w:rFonts w:ascii="Times New Roman" w:eastAsia="Times New Roman" w:hAnsi="Times New Roman" w:cs="Times New Roman"/>
+                <w:kern w:val="0"/>
+                <w14:ligatures w14:val="none"/>
+              </w:rPr>
+              <w:t>Month 3</w:t>
+            </w:r>
+          </w:p>
+        </w:tc>
+        <w:tc>
+          <w:tcPr>
+            <w:tcW w:w="0" w:type="auto"/>
+            <w:tcBorders>
+              <w:top w:val="single" w:sz="6" w:space="0" w:color="E6E6E6"/>
+              <w:left w:val="single" w:sz="6" w:space="0" w:color="E6E6E6"/>
+              <w:bottom w:val="single" w:sz="6" w:space="0" w:color="E6E6E6"/>
+              <w:right w:val="single" w:sz="6" w:space="0" w:color="E6E6E6"/>
+            </w:tcBorders>
+            <w:vAlign w:val="center"/>
+            <w:hideMark/>
+          </w:tcPr>
+          <w:p>
+            <w:pPr>
+              <w:spacing w:after="0" w:line="240" w:lineRule="auto"/>
+              <w:rPr>
+                <w:rFonts w:ascii="Times New Roman" w:eastAsia="Times New Roman" w:hAnsi="Times New Roman" w:cs="Times New Roman"/>
+                <w:kern w:val="0"/>
+                <w14:ligatures w14:val="none"/>
+              </w:rPr>
+            </w:pPr>
+            <w:r>
+              <w:rPr>
+                <w:rFonts w:ascii="Times New Roman" w:eastAsia="Times New Roman" w:hAnsi="Times New Roman" w:cs="Times New Roman"/>
+                <w:kern w:val="0"/>
+                <w14:ligatures w14:val="none"/>
+              </w:rPr>
+              <w:t>$88,500</w:t>
+            </w:r>
+          </w:p>
+        </w:tc>
+      </w:tr>
+      <w:tr>
+        <w:trPr>
+          <w:tblCellSpacing w:w="15" w:type="dxa"/>
+        </w:trPr>
+        <w:tc>
+          <w:tcPr>
+            <w:tcW w:w="0" w:type="auto"/>
+            <w:tcBorders>
+              <w:top w:val="single" w:sz="6" w:space="0" w:color="E6E6E6"/>
+              <w:left w:val="single" w:sz="6" w:space="0" w:color="E6E6E6"/>
+              <w:bottom w:val="single" w:sz="6" w:space="0" w:color="E6E6E6"/>
+              <w:right w:val="single" w:sz="6" w:space="0" w:color="E6E6E6"/>
+            </w:tcBorders>
+            <w:vAlign w:val="center"/>
+            <w:hideMark/>
+          </w:tcPr>
+          <w:p>
+            <w:pPr>
+              <w:spacing w:after="0" w:line="240" w:lineRule="auto"/>
+              <w:rPr>
+                <w:rFonts w:ascii="Times New Roman" w:eastAsia="Times New Roman" w:hAnsi="Times New Roman" w:cs="Times New Roman"/>
+                <w:kern w:val="0"/>
+                <w14:ligatures w14:val="none"/>
+              </w:rPr>
+            </w:pPr>
+            <w:r>
+              <w:rPr>
+                <w:rFonts w:ascii="Times New Roman" w:eastAsia="Times New Roman" w:hAnsi="Times New Roman" w:cs="Times New Roman"/>
+                <w:kern w:val="0"/>
+                <w14:ligatures w14:val="none"/>
+              </w:rPr>
+              <w:t>Month 4</w:t>
+            </w:r>
+          </w:p>
+        </w:tc>
+        <w:tc>
+          <w:tcPr>
+            <w:tcW w:w="0" w:type="auto"/>
+            <w:tcBorders>
+              <w:top w:val="single" w:sz="6" w:space="0" w:color="E6E6E6"/>
+              <w:left w:val="single" w:sz="6" w:space="0" w:color="E6E6E6"/>
+              <w:bottom w:val="single" w:sz="6" w:space="0" w:color="E6E6E6"/>
+              <w:right w:val="single" w:sz="6" w:space="0" w:color="E6E6E6"/>
+            </w:tcBorders>
+            <w:vAlign w:val="center"/>
+            <w:hideMark/>
+          </w:tcPr>
+          <w:p>
+            <w:pPr>
+              <w:spacing w:after="0" w:line="240" w:lineRule="auto"/>
+              <w:rPr>
+                <w:rFonts w:ascii="Times New Roman" w:eastAsia="Times New Roman" w:hAnsi="Times New Roman" w:cs="Times New Roman"/>
+                <w:kern w:val="0"/>
+                <w14:ligatures w14:val="none"/>
+              </w:rPr>
+            </w:pPr>
+            <w:r>
+              <w:rPr>
+                <w:rFonts w:ascii="Times New Roman" w:eastAsia="Times New Roman" w:hAnsi="Times New Roman" w:cs="Times New Roman"/>
+                <w:kern w:val="0"/>
+                <w14:ligatures w14:val="none"/>
+              </w:rPr>
+              <w:t>$88,500</w:t>
+            </w:r>
+          </w:p>
+        </w:tc>
+      </w:tr>
+    </w:tbl>
+    <w:p>
+      <w:pPr>
+        <w:spacing w:before="100" w:beforeAutospacing="1" w:after="100" w:afterAutospacing="1" w:line="300" w:lineRule="atLeast"/>
+        <w:outlineLvl w:val="2"/>
+        <w:rPr>
+          <w:rFonts w:ascii="Segoe UI" w:eastAsia="Times New Roman" w:hAnsi="Segoe UI" w:cs="Segoe UI"/>
+          <w:b/>
+          <w:bCs/>
+          <w:kern w:val="0"/>
+          <w:sz w:val="27"/>
+          <w:szCs w:val="27"/>
+          <w14:ligatures w14:val="none"/>
+        </w:rPr>
+      </w:pPr>
+      <w:r>
+        <w:rPr>
+          <w:rFonts w:ascii="Segoe UI" w:eastAsia="Times New Roman" w:hAnsi="Segoe UI" w:cs="Segoe UI"/>
+          <w:b/>
+          <w:bCs/>
+          <w:kern w:val="0"/>
+          <w:sz w:val="27"/>
+          <w:szCs w:val="27"/>
+          <w14:ligatures w14:val="none"/>
+        </w:rPr>
+        <w:t>Estimated Semester Cost</w:t>
+      </w:r>
+    </w:p>
+    <w:p>
+      <w:pPr>
+        <w:spacing w:after="0" w:line="300" w:lineRule="atLeast"/>
+        <w:rPr>
+          <w:rFonts w:ascii="Segoe UI" w:eastAsia="Times New Roman" w:hAnsi="Segoe UI" w:cs="Segoe UI"/>
+          <w:kern w:val="0"/>
+          <w:sz w:val="21"/>
+          <w:szCs w:val="21"/>
+          <w14:ligatures w14:val="none"/>
+        </w:rPr>
+      </w:pPr>
+      <w:r>
+        <w:rPr>
+          <w:rFonts w:ascii="Segoe UI" w:eastAsia="Times New Roman" w:hAnsi="Segoe UI" w:cs="Segoe UI"/>
+          <w:kern w:val="0"/>
+          <w:sz w:val="21"/>
+          <w:szCs w:val="21"/>
+          <w14:ligatures w14:val="none"/>
+        </w:rPr>
+        <w:t>Plain Text</w:t>
+      </w:r>
+    </w:p>
+    <w:p>
+      <w:pPr>
+        <w:spacing w:after="0" w:line="300" w:lineRule="atLeast"/>
+        <w:rPr>
+          <w:rFonts w:ascii="Segoe UI" w:eastAsia="Times New Roman" w:hAnsi="Segoe UI" w:cs="Segoe UI"/>
+          <w:kern w:val="0"/>
+          <w:sz w:val="21"/>
+          <w:szCs w:val="21"/>
+          <w14:ligatures w14:val="none"/>
+        </w:rPr>
+      </w:pPr>
+      <w:r>
+        <w:rPr>
+          <w:rFonts w:ascii="Segoe UI" w:eastAsia="Times New Roman" w:hAnsi="Segoe UI" w:cs="Segoe UI"/>
+          <w:kern w:val="0"/>
+          <w:sz w:val="21"/>
+          <w:szCs w:val="21"/>
+          <w14:ligatures w14:val="none"/>
+        </w:rPr>
+        <w:t>$354,000</w:t>
+      </w:r>
+    </w:p>
+    <w:p>
+      <w:pPr>
+        <w:spacing w:before="100" w:beforeAutospacing="1" w:after="100" w:afterAutospacing="1" w:line="300" w:lineRule="atLeast"/>
+        <w:rPr>
+          <w:rFonts w:ascii="Segoe UI" w:eastAsia="Times New Roman" w:hAnsi="Segoe UI" w:cs="Segoe UI"/>
+          <w:kern w:val="0"/>
+          <w:sz w:val="21"/>
+          <w:szCs w:val="21"/>
+          <w14:ligatures w14:val="none"/>
+        </w:rPr>
+      </w:pPr>
+      <w:r>
+        <w:rPr>
+          <w:rFonts w:ascii="Segoe UI" w:eastAsia="Times New Roman" w:hAnsi="Segoe UI" w:cs="Segoe UI"/>
+          <w:kern w:val="0"/>
+          <w:sz w:val="21"/>
+          <w:szCs w:val="21"/>
+          <w14:ligatures w14:val="none"/>
+        </w:rPr>
+        <w:t>Calculation:</w:t>
+      </w:r>
+    </w:p>
+    <w:p>
+      <w:pPr>
+        <w:spacing w:after="0" w:line="300" w:lineRule="atLeast"/>
+        <w:rPr>
+          <w:rFonts w:ascii="Segoe UI" w:eastAsia="Times New Roman" w:hAnsi="Segoe UI" w:cs="Segoe UI"/>
+          <w:kern w:val="0"/>
+          <w:sz w:val="21"/>
+          <w:szCs w:val="21"/>
+          <w14:ligatures w14:val="none"/>
+        </w:rPr>
+      </w:pPr>
+      <w:r>
+        <w:rPr>
+          <w:rFonts w:ascii="Segoe UI" w:eastAsia="Times New Roman" w:hAnsi="Segoe UI" w:cs="Segoe UI"/>
+          <w:kern w:val="0"/>
+          <w:sz w:val="21"/>
+          <w:szCs w:val="21"/>
+          <w14:ligatures w14:val="none"/>
+        </w:rPr>
+        <w:t>Plain Text</w:t>
+      </w:r>
+    </w:p>
+    <w:p>
+      <w:pPr>
+        <w:spacing w:after="0" w:line="300" w:lineRule="atLeast"/>
+        <w:rPr>
+          <w:rFonts w:ascii="Segoe UI" w:eastAsia="Times New Roman" w:hAnsi="Segoe UI" w:cs="Segoe UI"/>
+          <w:kern w:val="0"/>
+          <w:sz w:val="21"/>
+          <w:szCs w:val="21"/>
+          <w14:ligatures w14:val="none"/>
+        </w:rPr>
+      </w:pPr>
+      <w:r>
+        <w:rPr>
+          <w:rFonts w:ascii="Segoe UI" w:eastAsia="Times New Roman" w:hAnsi="Segoe UI" w:cs="Segoe UI"/>
+          <w:kern w:val="0"/>
+          <w:sz w:val="21"/>
+          <w:szCs w:val="21"/>
+          <w14:ligatures w14:val="none"/>
+        </w:rPr>
+        <w:t>$88,500 × 4 Months = $354,000</w:t>
+      </w:r>
+    </w:p>
+    <w:p>
+      <w:pPr>
+        <w:spacing w:after="0" w:line="300" w:lineRule="atLeast"/>
+        <w:rPr>
+          <w:rFonts w:ascii="Segoe UI" w:eastAsia="Times New Roman" w:hAnsi="Segoe UI" w:cs="Segoe UI"/>
+          <w:kern w:val="0"/>
+          <w:sz w:val="21"/>
+          <w:szCs w:val="21"/>
+          <w14:ligatures w14:val="none"/>
+        </w:rPr>
+      </w:pPr>
+      <w:r>
+        <w:rPr>
+          <w:rFonts w:ascii="Segoe UI" w:eastAsia="Times New Roman" w:hAnsi="Segoe UI" w:cs="Segoe UI"/>
+          <w:kern w:val="0"/>
+          <w:sz w:val="21"/>
+          <w:szCs w:val="21"/>
+          <w14:ligatures w14:val="none"/>
+        </w:rPr>
+        <w:pict w14:anchorId="3660097B">
+          <v:rect id="_x0000_i1047" style="width:0;height:1.5pt" o:hralign="center" o:hrstd="t" o:hr="t" fillcolor="#a0a0a0" stroked="f"/>
+        </w:pict>
+      </w:r>
+    </w:p>
+    <w:p>
+      <w:pPr>
+        <w:spacing w:before="100" w:beforeAutospacing="1" w:after="100" w:afterAutospacing="1" w:line="300" w:lineRule="atLeast"/>
+        <w:outlineLvl w:val="0"/>
+        <w:rPr>
+          <w:rFonts w:ascii="Segoe UI" w:eastAsia="Times New Roman" w:hAnsi="Segoe UI" w:cs="Segoe UI"/>
+          <w:b/>
+          <w:bCs/>
+          <w:kern w:val="36"/>
+          <w:sz w:val="48"/>
+          <w:szCs w:val="48"/>
+          <w14:ligatures w14:val="none"/>
+        </w:rPr>
+      </w:pPr>
+      <w:r>
+        <w:rPr>
+          <w:rFonts w:ascii="Segoe UI" w:eastAsia="Times New Roman" w:hAnsi="Segoe UI" w:cs="Segoe UI"/>
+          <w:b/>
+          <w:bCs/>
+          <w:kern w:val="36"/>
+          <w:sz w:val="48"/>
+          <w:szCs w:val="48"/>
+          <w14:ligatures w14:val="none"/>
+        </w:rPr>
+        <w:lastRenderedPageBreak/>
+        <w:t>13. RACI Matrix</w:t>
+      </w:r>
+    </w:p>
+    <w:p>
+      <w:pPr>
+        <w:spacing w:before="100" w:beforeAutospacing="1" w:after="100" w:afterAutospacing="1" w:line="300" w:lineRule="atLeast"/>
+        <w:outlineLvl w:val="2"/>
+        <w:rPr>
+          <w:rFonts w:ascii="Segoe UI" w:eastAsia="Times New Roman" w:hAnsi="Segoe UI" w:cs="Segoe UI"/>
+          <w:b/>
+          <w:bCs/>
+          <w:kern w:val="0"/>
+          <w:sz w:val="27"/>
+          <w:szCs w:val="27"/>
+          <w14:ligatures w14:val="none"/>
+        </w:rPr>
+      </w:pPr>
+      <w:r>
+        <w:rPr>
+          <w:rFonts w:ascii="Segoe UI" w:eastAsia="Times New Roman" w:hAnsi="Segoe UI" w:cs="Segoe UI"/>
+          <w:b/>
+          <w:bCs/>
+          <w:kern w:val="0"/>
+          <w:sz w:val="27"/>
+          <w:szCs w:val="27"/>
+          <w14:ligatures w14:val="none"/>
+        </w:rPr>
+        <w:t>Key</w:t>
+      </w:r>
+    </w:p>
+    <w:p>
+      <w:pPr>
+        <w:numPr>
+          <w:ilvl w:val="0"/>
+          <w:numId w:val="53"/>
+        </w:numPr>
+        <w:spacing w:before="100" w:beforeAutospacing="1" w:after="100" w:afterAutospacing="1" w:line="300" w:lineRule="atLeast"/>
+        <w:rPr>
+          <w:rFonts w:ascii="Segoe UI" w:eastAsia="Times New Roman" w:hAnsi="Segoe UI" w:cs="Segoe UI"/>
+          <w:kern w:val="0"/>
+          <w:sz w:val="21"/>
+          <w:szCs w:val="21"/>
+          <w14:ligatures w14:val="none"/>
+        </w:rPr>
+      </w:pPr>
+      <w:r>
+        <w:rPr>
+          <w:rFonts w:ascii="Segoe UI" w:eastAsia="Times New Roman" w:hAnsi="Segoe UI" w:cs="Segoe UI"/>
+          <w:b/>
+          <w:bCs/>
+          <w:kern w:val="0"/>
+          <w:sz w:val="21"/>
+          <w:szCs w:val="21"/>
+          <w14:ligatures w14:val="none"/>
+        </w:rPr>
+        <w:t>R</w:t>
+      </w:r>
+      <w:r>
+        <w:rPr>
+          <w:rFonts w:ascii="Segoe UI" w:eastAsia="Times New Roman" w:hAnsi="Segoe UI" w:cs="Segoe UI"/>
+          <w:kern w:val="0"/>
+          <w:sz w:val="21"/>
+          <w:szCs w:val="21"/>
+          <w14:ligatures w14:val="none"/>
+        </w:rPr>
+        <w:t xml:space="preserve"> = Responsible</w:t>
+      </w:r>
+    </w:p>
+    <w:p>
+      <w:pPr>
+        <w:numPr>
+          <w:ilvl w:val="0"/>
+          <w:numId w:val="53"/>
+        </w:numPr>
+        <w:spacing w:before="100" w:beforeAutospacing="1" w:after="100" w:afterAutospacing="1" w:line="300" w:lineRule="atLeast"/>
+        <w:rPr>
+          <w:rFonts w:ascii="Segoe UI" w:eastAsia="Times New Roman" w:hAnsi="Segoe UI" w:cs="Segoe UI"/>
+          <w:kern w:val="0"/>
+          <w:sz w:val="21"/>
+          <w:szCs w:val="21"/>
+          <w14:ligatures w14:val="none"/>
+        </w:rPr>
+      </w:pPr>
+      <w:r>
+        <w:rPr>
+          <w:rFonts w:ascii="Segoe UI" w:eastAsia="Times New Roman" w:hAnsi="Segoe UI" w:cs="Segoe UI"/>
+          <w:b/>
+          <w:bCs/>
+          <w:kern w:val="0"/>
+          <w:sz w:val="21"/>
+          <w:szCs w:val="21"/>
+          <w14:ligatures w14:val="none"/>
+        </w:rPr>
+        <w:t>A</w:t>
+      </w:r>
+      <w:r>
+        <w:rPr>
+          <w:rFonts w:ascii="Segoe UI" w:eastAsia="Times New Roman" w:hAnsi="Segoe UI" w:cs="Segoe UI"/>
+          <w:kern w:val="0"/>
+          <w:sz w:val="21"/>
+          <w:szCs w:val="21"/>
+          <w14:ligatures w14:val="none"/>
+        </w:rPr>
+        <w:t xml:space="preserve"> = Accountable</w:t>
+      </w:r>
+    </w:p>
+    <w:p>
+      <w:pPr>
+        <w:numPr>
+          <w:ilvl w:val="0"/>
+          <w:numId w:val="53"/>
+        </w:numPr>
+        <w:spacing w:before="100" w:beforeAutospacing="1" w:after="100" w:afterAutospacing="1" w:line="300" w:lineRule="atLeast"/>
+        <w:rPr>
+          <w:rFonts w:ascii="Segoe UI" w:eastAsia="Times New Roman" w:hAnsi="Segoe UI" w:cs="Segoe UI"/>
+          <w:kern w:val="0"/>
+          <w:sz w:val="21"/>
+          <w:szCs w:val="21"/>
+          <w14:ligatures w14:val="none"/>
+        </w:rPr>
+      </w:pPr>
+      <w:r>
+        <w:rPr>
+          <w:rFonts w:ascii="Segoe UI" w:eastAsia="Times New Roman" w:hAnsi="Segoe UI" w:cs="Segoe UI"/>
+          <w:b/>
+          <w:bCs/>
+          <w:kern w:val="0"/>
+          <w:sz w:val="21"/>
+          <w:szCs w:val="21"/>
+          <w14:ligatures w14:val="none"/>
+        </w:rPr>
+        <w:t>C</w:t>
+      </w:r>
+      <w:r>
+        <w:rPr>
+          <w:rFonts w:ascii="Segoe UI" w:eastAsia="Times New Roman" w:hAnsi="Segoe UI" w:cs="Segoe UI"/>
+          <w:kern w:val="0"/>
+          <w:sz w:val="21"/>
+          <w:szCs w:val="21"/>
+          <w14:ligatures w14:val="none"/>
+        </w:rPr>
+        <w:t xml:space="preserve"> = Consulted</w:t>
+      </w:r>
+    </w:p>
+    <w:p>
+      <w:pPr>
+        <w:numPr>
+          <w:ilvl w:val="0"/>
+          <w:numId w:val="53"/>
+        </w:numPr>
+        <w:spacing w:before="100" w:beforeAutospacing="1" w:after="100" w:afterAutospacing="1" w:line="300" w:lineRule="atLeast"/>
+        <w:rPr>
+          <w:rFonts w:ascii="Segoe UI" w:eastAsia="Times New Roman" w:hAnsi="Segoe UI" w:cs="Segoe UI"/>
+          <w:kern w:val="0"/>
+          <w:sz w:val="21"/>
+          <w:szCs w:val="21"/>
+          <w14:ligatures w14:val="none"/>
+        </w:rPr>
+      </w:pPr>
+      <w:r>
+        <w:rPr>
+          <w:rFonts w:ascii="Segoe UI" w:eastAsia="Times New Roman" w:hAnsi="Segoe UI" w:cs="Segoe UI"/>
+          <w:b/>
+          <w:bCs/>
+          <w:kern w:val="0"/>
+          <w:sz w:val="21"/>
+          <w:szCs w:val="21"/>
+          <w14:ligatures w14:val="none"/>
+        </w:rPr>
+        <w:t>I</w:t>
+      </w:r>
+      <w:r>
+        <w:rPr>
+          <w:rFonts w:ascii="Segoe UI" w:eastAsia="Times New Roman" w:hAnsi="Segoe UI" w:cs="Segoe UI"/>
+          <w:kern w:val="0"/>
+          <w:sz w:val="21"/>
+          <w:szCs w:val="21"/>
+          <w14:ligatures w14:val="none"/>
+        </w:rPr>
+        <w:t xml:space="preserve"> = Informed</w:t>
+      </w:r>
+    </w:p>
+    <w:tbl>
+      <w:tblPr>
+        <w:tblW w:w="0" w:type="auto"/>
+        <w:tblCellSpacing w:w="15" w:type="dxa"/>
+        <w:tblCellMar>
+          <w:top w:w="15" w:type="dxa"/>
+          <w:left w:w="15" w:type="dxa"/>
+          <w:bottom w:w="15" w:type="dxa"/>
+          <w:right w:w="15" w:type="dxa"/>
+        </w:tblCellMar>
+        <w:tblLook w:val="04A0" w:firstRow="1" w:lastRow="0" w:firstColumn="1" w:lastColumn="0" w:noHBand="0" w:noVBand="1"/>
+      </w:tblPr>
+      <w:tblGrid>
+        <w:gridCol w:w="2458"/>
+        <w:gridCol w:w="464"/>
+        <w:gridCol w:w="424"/>
+        <w:gridCol w:w="810"/>
+        <w:gridCol w:w="570"/>
+        <w:gridCol w:w="984"/>
+        <w:gridCol w:w="491"/>
+        <w:gridCol w:w="1439"/>
+      </w:tblGrid>
+      <w:tr>
+        <w:trPr>
+          <w:tblCellSpacing w:w="15" w:type="dxa"/>
+        </w:trPr>
+        <w:tc>
+          <w:tcPr>
+            <w:tcW w:w="0" w:type="auto"/>
+            <w:tcBorders>
+              <w:top w:val="single" w:sz="6" w:space="0" w:color="E6E6E6"/>
+              <w:left w:val="single" w:sz="6" w:space="0" w:color="E6E6E6"/>
+              <w:bottom w:val="single" w:sz="6" w:space="0" w:color="E6E6E6"/>
+              <w:right w:val="single" w:sz="6" w:space="0" w:color="E6E6E6"/>
+            </w:tcBorders>
+            <w:shd w:val="clear" w:color="auto" w:fill="F5F5F5"/>
+            <w:vAlign w:val="center"/>
+            <w:hideMark/>
+          </w:tcPr>
+          <w:p>
+            <w:pPr>
+              <w:spacing w:after="0" w:line="240" w:lineRule="auto"/>
+              <w:jc w:val="center"/>
+              <w:rPr>
+                <w:rFonts w:ascii="Times New Roman" w:eastAsia="Times New Roman" w:hAnsi="Times New Roman" w:cs="Times New Roman"/>
+                <w:b/>
+                <w:bCs/>
+                <w:kern w:val="0"/>
+                <w14:ligatures w14:val="none"/>
+              </w:rPr>
+            </w:pPr>
+            <w:r>
+              <w:rPr>
+                <w:rFonts w:ascii="Times New Roman" w:eastAsia="Times New Roman" w:hAnsi="Times New Roman" w:cs="Times New Roman"/>
+                <w:b/>
+                <w:bCs/>
+                <w:kern w:val="0"/>
+                <w14:ligatures w14:val="none"/>
+              </w:rPr>
+              <w:t>Activity</w:t>
+            </w:r>
+          </w:p>
+        </w:tc>
+        <w:tc>
+          <w:tcPr>
+            <w:tcW w:w="0" w:type="auto"/>
+            <w:tcBorders>
+              <w:top w:val="single" w:sz="6" w:space="0" w:color="E6E6E6"/>
+              <w:left w:val="single" w:sz="6" w:space="0" w:color="E6E6E6"/>
+              <w:bottom w:val="single" w:sz="6" w:space="0" w:color="E6E6E6"/>
+              <w:right w:val="single" w:sz="6" w:space="0" w:color="E6E6E6"/>
+            </w:tcBorders>
+            <w:shd w:val="clear" w:color="auto" w:fill="F5F5F5"/>
+            <w:vAlign w:val="center"/>
+            <w:hideMark/>
+          </w:tcPr>
+          <w:p>
+            <w:pPr>
+              <w:spacing w:after="0" w:line="240" w:lineRule="auto"/>
+              <w:jc w:val="center"/>
+              <w:rPr>
+                <w:rFonts w:ascii="Times New Roman" w:eastAsia="Times New Roman" w:hAnsi="Times New Roman" w:cs="Times New Roman"/>
+                <w:b/>
+                <w:bCs/>
+                <w:kern w:val="0"/>
+                <w14:ligatures w14:val="none"/>
+              </w:rPr>
+            </w:pPr>
+            <w:r>
+              <w:rPr>
+                <w:rFonts w:ascii="Times New Roman" w:eastAsia="Times New Roman" w:hAnsi="Times New Roman" w:cs="Times New Roman"/>
+                <w:b/>
+                <w:bCs/>
+                <w:kern w:val="0"/>
+                <w14:ligatures w14:val="none"/>
+              </w:rPr>
+              <w:t>PM</w:t>
+            </w:r>
+          </w:p>
+        </w:tc>
+        <w:tc>
+          <w:tcPr>
+            <w:tcW w:w="0" w:type="auto"/>
+            <w:tcBorders>
+              <w:top w:val="single" w:sz="6" w:space="0" w:color="E6E6E6"/>
+              <w:left w:val="single" w:sz="6" w:space="0" w:color="E6E6E6"/>
+              <w:bottom w:val="single" w:sz="6" w:space="0" w:color="E6E6E6"/>
+              <w:right w:val="single" w:sz="6" w:space="0" w:color="E6E6E6"/>
+            </w:tcBorders>
+            <w:shd w:val="clear" w:color="auto" w:fill="F5F5F5"/>
+            <w:vAlign w:val="center"/>
+            <w:hideMark/>
+          </w:tcPr>
+          <w:p>
+            <w:pPr>
+              <w:spacing w:after="0" w:line="240" w:lineRule="auto"/>
+              <w:jc w:val="center"/>
+              <w:rPr>
+                <w:rFonts w:ascii="Times New Roman" w:eastAsia="Times New Roman" w:hAnsi="Times New Roman" w:cs="Times New Roman"/>
+                <w:b/>
+                <w:bCs/>
+                <w:kern w:val="0"/>
+                <w14:ligatures w14:val="none"/>
+              </w:rPr>
+            </w:pPr>
+            <w:r>
+              <w:rPr>
+                <w:rFonts w:ascii="Times New Roman" w:eastAsia="Times New Roman" w:hAnsi="Times New Roman" w:cs="Times New Roman"/>
+                <w:b/>
+                <w:bCs/>
+                <w:kern w:val="0"/>
+                <w14:ligatures w14:val="none"/>
+              </w:rPr>
+              <w:t>BA</w:t>
+            </w:r>
+          </w:p>
+        </w:tc>
+        <w:tc>
+          <w:tcPr>
+            <w:tcW w:w="0" w:type="auto"/>
+            <w:tcBorders>
+              <w:top w:val="single" w:sz="6" w:space="0" w:color="E6E6E6"/>
+              <w:left w:val="single" w:sz="6" w:space="0" w:color="E6E6E6"/>
+              <w:bottom w:val="single" w:sz="6" w:space="0" w:color="E6E6E6"/>
+              <w:right w:val="single" w:sz="6" w:space="0" w:color="E6E6E6"/>
+            </w:tcBorders>
+            <w:shd w:val="clear" w:color="auto" w:fill="F5F5F5"/>
+            <w:vAlign w:val="center"/>
+            <w:hideMark/>
+          </w:tcPr>
+          <w:p>
+            <w:pPr>
+              <w:spacing w:after="0" w:line="240" w:lineRule="auto"/>
+              <w:jc w:val="center"/>
+              <w:rPr>
+                <w:rFonts w:ascii="Times New Roman" w:eastAsia="Times New Roman" w:hAnsi="Times New Roman" w:cs="Times New Roman"/>
+                <w:b/>
+                <w:bCs/>
+                <w:kern w:val="0"/>
+                <w14:ligatures w14:val="none"/>
+              </w:rPr>
+            </w:pPr>
+            <w:r>
+              <w:rPr>
+                <w:rFonts w:ascii="Times New Roman" w:eastAsia="Times New Roman" w:hAnsi="Times New Roman" w:cs="Times New Roman"/>
+                <w:b/>
+                <w:bCs/>
+                <w:kern w:val="0"/>
+                <w14:ligatures w14:val="none"/>
+              </w:rPr>
+              <w:t>Mobile</w:t>
+            </w:r>
+          </w:p>
+        </w:tc>
+        <w:tc>
+          <w:tcPr>
+            <w:tcW w:w="0" w:type="auto"/>
+            <w:tcBorders>
+              <w:top w:val="single" w:sz="6" w:space="0" w:color="E6E6E6"/>
+              <w:left w:val="single" w:sz="6" w:space="0" w:color="E6E6E6"/>
+              <w:bottom w:val="single" w:sz="6" w:space="0" w:color="E6E6E6"/>
+              <w:right w:val="single" w:sz="6" w:space="0" w:color="E6E6E6"/>
+            </w:tcBorders>
+            <w:shd w:val="clear" w:color="auto" w:fill="F5F5F5"/>
+            <w:vAlign w:val="center"/>
+            <w:hideMark/>
+          </w:tcPr>
+          <w:p>
+            <w:pPr>
+              <w:spacing w:after="0" w:line="240" w:lineRule="auto"/>
+              <w:jc w:val="center"/>
+              <w:rPr>
+                <w:rFonts w:ascii="Times New Roman" w:eastAsia="Times New Roman" w:hAnsi="Times New Roman" w:cs="Times New Roman"/>
+                <w:b/>
+                <w:bCs/>
+                <w:kern w:val="0"/>
+                <w14:ligatures w14:val="none"/>
+              </w:rPr>
+            </w:pPr>
+            <w:r>
+              <w:rPr>
+                <w:rFonts w:ascii="Times New Roman" w:eastAsia="Times New Roman" w:hAnsi="Times New Roman" w:cs="Times New Roman"/>
+                <w:b/>
+                <w:bCs/>
+                <w:kern w:val="0"/>
+                <w14:ligatures w14:val="none"/>
+              </w:rPr>
+              <w:t>Web</w:t>
+            </w:r>
+          </w:p>
+        </w:tc>
+        <w:tc>
+          <w:tcPr>
+            <w:tcW w:w="0" w:type="auto"/>
+            <w:tcBorders>
+              <w:top w:val="single" w:sz="6" w:space="0" w:color="E6E6E6"/>
+              <w:left w:val="single" w:sz="6" w:space="0" w:color="E6E6E6"/>
+              <w:bottom w:val="single" w:sz="6" w:space="0" w:color="E6E6E6"/>
+              <w:right w:val="single" w:sz="6" w:space="0" w:color="E6E6E6"/>
+            </w:tcBorders>
+            <w:shd w:val="clear" w:color="auto" w:fill="F5F5F5"/>
+            <w:vAlign w:val="center"/>
+            <w:hideMark/>
+          </w:tcPr>
+          <w:p>
+            <w:pPr>
+              <w:spacing w:after="0" w:line="240" w:lineRule="auto"/>
+              <w:jc w:val="center"/>
+              <w:rPr>
+                <w:rFonts w:ascii="Times New Roman" w:eastAsia="Times New Roman" w:hAnsi="Times New Roman" w:cs="Times New Roman"/>
+                <w:b/>
+                <w:bCs/>
+                <w:kern w:val="0"/>
+                <w14:ligatures w14:val="none"/>
+              </w:rPr>
+            </w:pPr>
+            <w:r>
+              <w:rPr>
+                <w:rFonts w:ascii="Times New Roman" w:eastAsia="Times New Roman" w:hAnsi="Times New Roman" w:cs="Times New Roman"/>
+                <w:b/>
+                <w:bCs/>
+                <w:kern w:val="0"/>
+                <w14:ligatures w14:val="none"/>
+              </w:rPr>
+              <w:t>Backend</w:t>
+            </w:r>
+          </w:p>
+        </w:tc>
+        <w:tc>
+          <w:tcPr>
+            <w:tcW w:w="0" w:type="auto"/>
+            <w:tcBorders>
+              <w:top w:val="single" w:sz="6" w:space="0" w:color="E6E6E6"/>
+              <w:left w:val="single" w:sz="6" w:space="0" w:color="E6E6E6"/>
+              <w:bottom w:val="single" w:sz="6" w:space="0" w:color="E6E6E6"/>
+              <w:right w:val="single" w:sz="6" w:space="0" w:color="E6E6E6"/>
+            </w:tcBorders>
+            <w:shd w:val="clear" w:color="auto" w:fill="F5F5F5"/>
+            <w:vAlign w:val="center"/>
+            <w:hideMark/>
+          </w:tcPr>
+          <w:p>
+            <w:pPr>
+              <w:spacing w:after="0" w:line="240" w:lineRule="auto"/>
+              <w:jc w:val="center"/>
+              <w:rPr>
+                <w:rFonts w:ascii="Times New Roman" w:eastAsia="Times New Roman" w:hAnsi="Times New Roman" w:cs="Times New Roman"/>
+                <w:b/>
+                <w:bCs/>
+                <w:kern w:val="0"/>
+                <w14:ligatures w14:val="none"/>
+              </w:rPr>
+            </w:pPr>
+            <w:r>
+              <w:rPr>
+                <w:rFonts w:ascii="Times New Roman" w:eastAsia="Times New Roman" w:hAnsi="Times New Roman" w:cs="Times New Roman"/>
+                <w:b/>
+                <w:bCs/>
+                <w:kern w:val="0"/>
+                <w14:ligatures w14:val="none"/>
+              </w:rPr>
+              <w:t>QA</w:t>
+            </w:r>
+          </w:p>
+        </w:tc>
+        <w:tc>
+          <w:tcPr>
+            <w:tcW w:w="0" w:type="auto"/>
+            <w:tcBorders>
+              <w:top w:val="single" w:sz="6" w:space="0" w:color="E6E6E6"/>
+              <w:left w:val="single" w:sz="6" w:space="0" w:color="E6E6E6"/>
+              <w:bottom w:val="single" w:sz="6" w:space="0" w:color="E6E6E6"/>
+              <w:right w:val="single" w:sz="6" w:space="0" w:color="E6E6E6"/>
+            </w:tcBorders>
+            <w:shd w:val="clear" w:color="auto" w:fill="F5F5F5"/>
+            <w:vAlign w:val="center"/>
+            <w:hideMark/>
+          </w:tcPr>
+          <w:p>
+            <w:pPr>
+              <w:spacing w:after="0" w:line="240" w:lineRule="auto"/>
+              <w:jc w:val="center"/>
+              <w:rPr>
+                <w:rFonts w:ascii="Times New Roman" w:eastAsia="Times New Roman" w:hAnsi="Times New Roman" w:cs="Times New Roman"/>
+                <w:b/>
+                <w:bCs/>
+                <w:kern w:val="0"/>
+                <w14:ligatures w14:val="none"/>
+              </w:rPr>
+            </w:pPr>
+            <w:r>
+              <w:rPr>
+                <w:rFonts w:ascii="Times New Roman" w:eastAsia="Times New Roman" w:hAnsi="Times New Roman" w:cs="Times New Roman"/>
+                <w:b/>
+                <w:bCs/>
+                <w:kern w:val="0"/>
+                <w14:ligatures w14:val="none"/>
+              </w:rPr>
+              <w:t>Stakeholders</w:t>
+            </w:r>
+          </w:p>
+        </w:tc>
+      </w:tr>
+      <w:tr>
+        <w:trPr>
+          <w:tblCellSpacing w:w="15" w:type="dxa"/>
+        </w:trPr>
+        <w:tc>
+          <w:tcPr>
+            <w:tcW w:w="0" w:type="auto"/>
+            <w:tcBorders>
+              <w:top w:val="single" w:sz="6" w:space="0" w:color="E6E6E6"/>
+              <w:left w:val="single" w:sz="6" w:space="0" w:color="E6E6E6"/>
+              <w:bottom w:val="single" w:sz="6" w:space="0" w:color="E6E6E6"/>
+              <w:right w:val="single" w:sz="6" w:space="0" w:color="E6E6E6"/>
+            </w:tcBorders>
+            <w:vAlign w:val="center"/>
+            <w:hideMark/>
+          </w:tcPr>
+          <w:p>
+            <w:pPr>
+              <w:spacing w:after="0" w:line="240" w:lineRule="auto"/>
+              <w:rPr>
+                <w:rFonts w:ascii="Times New Roman" w:eastAsia="Times New Roman" w:hAnsi="Times New Roman" w:cs="Times New Roman"/>
+                <w:kern w:val="0"/>
+                <w14:ligatures w14:val="none"/>
+              </w:rPr>
+            </w:pPr>
+            <w:r>
+              <w:rPr>
+                <w:rFonts w:ascii="Times New Roman" w:eastAsia="Times New Roman" w:hAnsi="Times New Roman" w:cs="Times New Roman"/>
+                <w:kern w:val="0"/>
+                <w14:ligatures w14:val="none"/>
+              </w:rPr>
+              <w:t>Requirements Gathering</w:t>
+            </w:r>
+          </w:p>
+        </w:tc>
+        <w:tc>
+          <w:tcPr>
+            <w:tcW w:w="0" w:type="auto"/>
+            <w:tcBorders>
+              <w:top w:val="single" w:sz="6" w:space="0" w:color="E6E6E6"/>
+              <w:left w:val="single" w:sz="6" w:space="0" w:color="E6E6E6"/>
+              <w:bottom w:val="single" w:sz="6" w:space="0" w:color="E6E6E6"/>
+              <w:right w:val="single" w:sz="6" w:space="0" w:color="E6E6E6"/>
+            </w:tcBorders>
+            <w:vAlign w:val="center"/>
+            <w:hideMark/>
+          </w:tcPr>
+          <w:p>
+            <w:pPr>
+              <w:spacing w:after="0" w:line="240" w:lineRule="auto"/>
+              <w:rPr>
+                <w:rFonts w:ascii="Times New Roman" w:eastAsia="Times New Roman" w:hAnsi="Times New Roman" w:cs="Times New Roman"/>
+                <w:kern w:val="0"/>
+                <w14:ligatures w14:val="none"/>
+              </w:rPr>
+            </w:pPr>
+            <w:r>
+              <w:rPr>
+                <w:rFonts w:ascii="Times New Roman" w:eastAsia="Times New Roman" w:hAnsi="Times New Roman" w:cs="Times New Roman"/>
+                <w:kern w:val="0"/>
+                <w14:ligatures w14:val="none"/>
+              </w:rPr>
+              <w:t>A</w:t>
+            </w:r>
+          </w:p>
+        </w:tc>
+        <w:tc>
+          <w:tcPr>
+            <w:tcW w:w="0" w:type="auto"/>
+            <w:tcBorders>
+              <w:top w:val="single" w:sz="6" w:space="0" w:color="E6E6E6"/>
+              <w:left w:val="single" w:sz="6" w:space="0" w:color="E6E6E6"/>
+              <w:bottom w:val="single" w:sz="6" w:space="0" w:color="E6E6E6"/>
+              <w:right w:val="single" w:sz="6" w:space="0" w:color="E6E6E6"/>
+            </w:tcBorders>
+            <w:vAlign w:val="center"/>
+            <w:hideMark/>
+          </w:tcPr>
+          <w:p>
+            <w:pPr>
+              <w:spacing w:after="0" w:line="240" w:lineRule="auto"/>
+              <w:rPr>
+                <w:rFonts w:ascii="Times New Roman" w:eastAsia="Times New Roman" w:hAnsi="Times New Roman" w:cs="Times New Roman"/>
+                <w:kern w:val="0"/>
+                <w14:ligatures w14:val="none"/>
+              </w:rPr>
+            </w:pPr>
+            <w:r>
+              <w:rPr>
+                <w:rFonts w:ascii="Times New Roman" w:eastAsia="Times New Roman" w:hAnsi="Times New Roman" w:cs="Times New Roman"/>
+                <w:kern w:val="0"/>
+                <w14:ligatures w14:val="none"/>
+              </w:rPr>
+              <w:t>R</w:t>
+            </w:r>
+          </w:p>
+        </w:tc>
+        <w:tc>
+          <w:tcPr>
+            <w:tcW w:w="0" w:type="auto"/>
+            <w:tcBorders>
+              <w:top w:val="single" w:sz="6" w:space="0" w:color="E6E6E6"/>
+              <w:left w:val="single" w:sz="6" w:space="0" w:color="E6E6E6"/>
+              <w:bottom w:val="single" w:sz="6" w:space="0" w:color="E6E6E6"/>
+              <w:right w:val="single" w:sz="6" w:space="0" w:color="E6E6E6"/>
+            </w:tcBorders>
+            <w:vAlign w:val="center"/>
+            <w:hideMark/>
+          </w:tcPr>
+          <w:p>
+            <w:pPr>
+              <w:spacing w:after="0" w:line="240" w:lineRule="auto"/>
+              <w:rPr>
+                <w:rFonts w:ascii="Times New Roman" w:eastAsia="Times New Roman" w:hAnsi="Times New Roman" w:cs="Times New Roman"/>
+                <w:kern w:val="0"/>
+                <w14:ligatures w14:val="none"/>
+              </w:rPr>
+            </w:pPr>
+            <w:r>
+              <w:rPr>
+                <w:rFonts w:ascii="Times New Roman" w:eastAsia="Times New Roman" w:hAnsi="Times New Roman" w:cs="Times New Roman"/>
+                <w:kern w:val="0"/>
+                <w14:ligatures w14:val="none"/>
+              </w:rPr>
+              <w:t>I</w:t>
+            </w:r>
+          </w:p>
+        </w:tc>
+        <w:tc>
+          <w:tcPr>
+            <w:tcW w:w="0" w:type="auto"/>
+            <w:tcBorders>
+              <w:top w:val="single" w:sz="6" w:space="0" w:color="E6E6E6"/>
+              <w:left w:val="single" w:sz="6" w:space="0" w:color="E6E6E6"/>
+              <w:bottom w:val="single" w:sz="6" w:space="0" w:color="E6E6E6"/>
+              <w:right w:val="single" w:sz="6" w:space="0" w:color="E6E6E6"/>
+            </w:tcBorders>
+            <w:vAlign w:val="center"/>
+            <w:hideMark/>
+          </w:tcPr>
+          <w:p>
+            <w:pPr>
+              <w:spacing w:after="0" w:line="240" w:lineRule="auto"/>
+              <w:rPr>
+                <w:rFonts w:ascii="Times New Roman" w:eastAsia="Times New Roman" w:hAnsi="Times New Roman" w:cs="Times New Roman"/>
+                <w:kern w:val="0"/>
+                <w14:ligatures w14:val="none"/>
+              </w:rPr>
+            </w:pPr>
+            <w:r>
+              <w:rPr>
+                <w:rFonts w:ascii="Times New Roman" w:eastAsia="Times New Roman" w:hAnsi="Times New Roman" w:cs="Times New Roman"/>
+                <w:kern w:val="0"/>
+                <w14:ligatures w14:val="none"/>
+              </w:rPr>
+              <w:t>I</w:t>
+            </w:r>
+          </w:p>
+        </w:tc>
+        <w:tc>
+          <w:tcPr>
+            <w:tcW w:w="0" w:type="auto"/>
+            <w:tcBorders>
+              <w:top w:val="single" w:sz="6" w:space="0" w:color="E6E6E6"/>
+              <w:left w:val="single" w:sz="6" w:space="0" w:color="E6E6E6"/>
+              <w:bottom w:val="single" w:sz="6" w:space="0" w:color="E6E6E6"/>
+              <w:right w:val="single" w:sz="6" w:space="0" w:color="E6E6E6"/>
+            </w:tcBorders>
+            <w:vAlign w:val="center"/>
+            <w:hideMark/>
+          </w:tcPr>
+          <w:p>
+            <w:pPr>
+              <w:spacing w:after="0" w:line="240" w:lineRule="auto"/>
+              <w:rPr>
+                <w:rFonts w:ascii="Times New Roman" w:eastAsia="Times New Roman" w:hAnsi="Times New Roman" w:cs="Times New Roman"/>
+                <w:kern w:val="0"/>
+                <w14:ligatures w14:val="none"/>
+              </w:rPr>
+            </w:pPr>
+            <w:r>
+              <w:rPr>
+                <w:rFonts w:ascii="Times New Roman" w:eastAsia="Times New Roman" w:hAnsi="Times New Roman" w:cs="Times New Roman"/>
+                <w:kern w:val="0"/>
+                <w14:ligatures w14:val="none"/>
+              </w:rPr>
+              <w:t>I</w:t>
+            </w:r>
+          </w:p>
+        </w:tc>
+        <w:tc>
+          <w:tcPr>
+            <w:tcW w:w="0" w:type="auto"/>
+            <w:tcBorders>
+              <w:top w:val="single" w:sz="6" w:space="0" w:color="E6E6E6"/>
+              <w:left w:val="single" w:sz="6" w:space="0" w:color="E6E6E6"/>
+              <w:bottom w:val="single" w:sz="6" w:space="0" w:color="E6E6E6"/>
+              <w:right w:val="single" w:sz="6" w:space="0" w:color="E6E6E6"/>
+            </w:tcBorders>
+            <w:vAlign w:val="center"/>
+            <w:hideMark/>
+          </w:tcPr>
+          <w:p>
+            <w:pPr>
+              <w:spacing w:after="0" w:line="240" w:lineRule="auto"/>
+              <w:rPr>
+                <w:rFonts w:ascii="Times New Roman" w:eastAsia="Times New Roman" w:hAnsi="Times New Roman" w:cs="Times New Roman"/>
+                <w:kern w:val="0"/>
+                <w14:ligatures w14:val="none"/>
+              </w:rPr>
+            </w:pPr>
+            <w:r>
+              <w:rPr>
+                <w:rFonts w:ascii="Times New Roman" w:eastAsia="Times New Roman" w:hAnsi="Times New Roman" w:cs="Times New Roman"/>
+                <w:kern w:val="0"/>
+                <w14:ligatures w14:val="none"/>
+              </w:rPr>
+              <w:t>I</w:t>
+            </w:r>
+          </w:p>
+        </w:tc>
+        <w:tc>
+          <w:tcPr>
+            <w:tcW w:w="0" w:type="auto"/>
+            <w:tcBorders>
+              <w:top w:val="single" w:sz="6" w:space="0" w:color="E6E6E6"/>
+              <w:left w:val="single" w:sz="6" w:space="0" w:color="E6E6E6"/>
+              <w:bottom w:val="single" w:sz="6" w:space="0" w:color="E6E6E6"/>
+              <w:right w:val="single" w:sz="6" w:space="0" w:color="E6E6E6"/>
+            </w:tcBorders>
+            <w:vAlign w:val="center"/>
+            <w:hideMark/>
+          </w:tcPr>
+          <w:p>
+            <w:pPr>
+              <w:spacing w:after="0" w:line="240" w:lineRule="auto"/>
+              <w:rPr>
+                <w:rFonts w:ascii="Times New Roman" w:eastAsia="Times New Roman" w:hAnsi="Times New Roman" w:cs="Times New Roman"/>
+                <w:kern w:val="0"/>
+                <w14:ligatures w14:val="none"/>
+              </w:rPr>
+            </w:pPr>
+            <w:r>
+              <w:rPr>
+                <w:rFonts w:ascii="Times New Roman" w:eastAsia="Times New Roman" w:hAnsi="Times New Roman" w:cs="Times New Roman"/>
+                <w:kern w:val="0"/>
+                <w14:ligatures w14:val="none"/>
+              </w:rPr>
+              <w:t>C</w:t>
+            </w:r>
+          </w:p>
+        </w:tc>
+      </w:tr>
+      <w:tr>
+        <w:trPr>
+          <w:tblCellSpacing w:w="15" w:type="dxa"/>
+        </w:trPr>
+        <w:tc>
+          <w:tcPr>
+            <w:tcW w:w="0" w:type="auto"/>
+            <w:tcBorders>
+              <w:top w:val="single" w:sz="6" w:space="0" w:color="E6E6E6"/>
+              <w:left w:val="single" w:sz="6" w:space="0" w:color="E6E6E6"/>
+              <w:bottom w:val="single" w:sz="6" w:space="0" w:color="E6E6E6"/>
+              <w:right w:val="single" w:sz="6" w:space="0" w:color="E6E6E6"/>
+            </w:tcBorders>
+            <w:vAlign w:val="center"/>
+            <w:hideMark/>
+          </w:tcPr>
+          <w:p>
+            <w:pPr>
+              <w:spacing w:after="0" w:line="240" w:lineRule="auto"/>
+              <w:rPr>
+                <w:rFonts w:ascii="Times New Roman" w:eastAsia="Times New Roman" w:hAnsi="Times New Roman" w:cs="Times New Roman"/>
+                <w:kern w:val="0"/>
+                <w14:ligatures w14:val="none"/>
+              </w:rPr>
+            </w:pPr>
+            <w:r>
+              <w:rPr>
+                <w:rFonts w:ascii="Times New Roman" w:eastAsia="Times New Roman" w:hAnsi="Times New Roman" w:cs="Times New Roman"/>
+                <w:kern w:val="0"/>
+                <w14:ligatures w14:val="none"/>
+              </w:rPr>
+              <w:t>Scope Definition</w:t>
+            </w:r>
+          </w:p>
+        </w:tc>
+        <w:tc>
+          <w:tcPr>
+            <w:tcW w:w="0" w:type="auto"/>
+            <w:tcBorders>
+              <w:top w:val="single" w:sz="6" w:space="0" w:color="E6E6E6"/>
+              <w:left w:val="single" w:sz="6" w:space="0" w:color="E6E6E6"/>
+              <w:bottom w:val="single" w:sz="6" w:space="0" w:color="E6E6E6"/>
+              <w:right w:val="single" w:sz="6" w:space="0" w:color="E6E6E6"/>
+            </w:tcBorders>
+            <w:vAlign w:val="center"/>
+            <w:hideMark/>
+          </w:tcPr>
+          <w:p>
+            <w:pPr>
+              <w:spacing w:after="0" w:line="240" w:lineRule="auto"/>
+              <w:rPr>
+                <w:rFonts w:ascii="Times New Roman" w:eastAsia="Times New Roman" w:hAnsi="Times New Roman" w:cs="Times New Roman"/>
+                <w:kern w:val="0"/>
+                <w14:ligatures w14:val="none"/>
+              </w:rPr>
+            </w:pPr>
+            <w:r>
+              <w:rPr>
+                <w:rFonts w:ascii="Times New Roman" w:eastAsia="Times New Roman" w:hAnsi="Times New Roman" w:cs="Times New Roman"/>
+                <w:kern w:val="0"/>
+                <w14:ligatures w14:val="none"/>
+              </w:rPr>
+              <w:t>A</w:t>
+            </w:r>
+          </w:p>
+        </w:tc>
+        <w:tc>
+          <w:tcPr>
+            <w:tcW w:w="0" w:type="auto"/>
+            <w:tcBorders>
+              <w:top w:val="single" w:sz="6" w:space="0" w:color="E6E6E6"/>
+              <w:left w:val="single" w:sz="6" w:space="0" w:color="E6E6E6"/>
+              <w:bottom w:val="single" w:sz="6" w:space="0" w:color="E6E6E6"/>
+              <w:right w:val="single" w:sz="6" w:space="0" w:color="E6E6E6"/>
+            </w:tcBorders>
+            <w:vAlign w:val="center"/>
+            <w:hideMark/>
+          </w:tcPr>
+          <w:p>
+            <w:pPr>
+              <w:spacing w:after="0" w:line="240" w:lineRule="auto"/>
+              <w:rPr>
+                <w:rFonts w:ascii="Times New Roman" w:eastAsia="Times New Roman" w:hAnsi="Times New Roman" w:cs="Times New Roman"/>
+                <w:kern w:val="0"/>
+                <w14:ligatures w14:val="none"/>
+              </w:rPr>
+            </w:pPr>
+            <w:r>
+              <w:rPr>
+                <w:rFonts w:ascii="Times New Roman" w:eastAsia="Times New Roman" w:hAnsi="Times New Roman" w:cs="Times New Roman"/>
+                <w:kern w:val="0"/>
+                <w14:ligatures w14:val="none"/>
+              </w:rPr>
+              <w:t>R</w:t>
+            </w:r>
+          </w:p>
+        </w:tc>
+        <w:tc>
+          <w:tcPr>
+            <w:tcW w:w="0" w:type="auto"/>
+            <w:tcBorders>
+              <w:top w:val="single" w:sz="6" w:space="0" w:color="E6E6E6"/>
+              <w:left w:val="single" w:sz="6" w:space="0" w:color="E6E6E6"/>
+              <w:bottom w:val="single" w:sz="6" w:space="0" w:color="E6E6E6"/>
+              <w:right w:val="single" w:sz="6" w:space="0" w:color="E6E6E6"/>
+            </w:tcBorders>
+            <w:vAlign w:val="center"/>
+            <w:hideMark/>
+          </w:tcPr>
+          <w:p>
+            <w:pPr>
+              <w:spacing w:after="0" w:line="240" w:lineRule="auto"/>
+              <w:rPr>
+                <w:rFonts w:ascii="Times New Roman" w:eastAsia="Times New Roman" w:hAnsi="Times New Roman" w:cs="Times New Roman"/>
+                <w:kern w:val="0"/>
+                <w14:ligatures w14:val="none"/>
+              </w:rPr>
+            </w:pPr>
+            <w:r>
+              <w:rPr>
+                <w:rFonts w:ascii="Times New Roman" w:eastAsia="Times New Roman" w:hAnsi="Times New Roman" w:cs="Times New Roman"/>
+                <w:kern w:val="0"/>
+                <w14:ligatures w14:val="none"/>
+              </w:rPr>
+              <w:t>I</w:t>
+            </w:r>
+          </w:p>
+        </w:tc>
+        <w:tc>
+          <w:tcPr>
+            <w:tcW w:w="0" w:type="auto"/>
+            <w:tcBorders>
+              <w:top w:val="single" w:sz="6" w:space="0" w:color="E6E6E6"/>
+              <w:left w:val="single" w:sz="6" w:space="0" w:color="E6E6E6"/>
+              <w:bottom w:val="single" w:sz="6" w:space="0" w:color="E6E6E6"/>
+              <w:right w:val="single" w:sz="6" w:space="0" w:color="E6E6E6"/>
+            </w:tcBorders>
+            <w:vAlign w:val="center"/>
+            <w:hideMark/>
+          </w:tcPr>
+          <w:p>
+            <w:pPr>
+              <w:spacing w:after="0" w:line="240" w:lineRule="auto"/>
+              <w:rPr>
+                <w:rFonts w:ascii="Times New Roman" w:eastAsia="Times New Roman" w:hAnsi="Times New Roman" w:cs="Times New Roman"/>
+                <w:kern w:val="0"/>
+                <w14:ligatures w14:val="none"/>
+              </w:rPr>
+            </w:pPr>
+            <w:r>
+              <w:rPr>
+                <w:rFonts w:ascii="Times New Roman" w:eastAsia="Times New Roman" w:hAnsi="Times New Roman" w:cs="Times New Roman"/>
+                <w:kern w:val="0"/>
+                <w14:ligatures w14:val="none"/>
+              </w:rPr>
+              <w:t>I</w:t>
+            </w:r>
+          </w:p>
+        </w:tc>
+        <w:tc>
+          <w:tcPr>
+            <w:tcW w:w="0" w:type="auto"/>
+            <w:tcBorders>
+              <w:top w:val="single" w:sz="6" w:space="0" w:color="E6E6E6"/>
+              <w:left w:val="single" w:sz="6" w:space="0" w:color="E6E6E6"/>
+              <w:bottom w:val="single" w:sz="6" w:space="0" w:color="E6E6E6"/>
+              <w:right w:val="single" w:sz="6" w:space="0" w:color="E6E6E6"/>
+            </w:tcBorders>
+            <w:vAlign w:val="center"/>
+            <w:hideMark/>
+          </w:tcPr>
+          <w:p>
+            <w:pPr>
+              <w:spacing w:after="0" w:line="240" w:lineRule="auto"/>
+              <w:rPr>
+                <w:rFonts w:ascii="Times New Roman" w:eastAsia="Times New Roman" w:hAnsi="Times New Roman" w:cs="Times New Roman"/>
+                <w:kern w:val="0"/>
+                <w14:ligatures w14:val="none"/>
+              </w:rPr>
+            </w:pPr>
+            <w:r>
+              <w:rPr>
+                <w:rFonts w:ascii="Times New Roman" w:eastAsia="Times New Roman" w:hAnsi="Times New Roman" w:cs="Times New Roman"/>
+                <w:kern w:val="0"/>
+                <w14:ligatures w14:val="none"/>
+              </w:rPr>
+              <w:t>I</w:t>
+            </w:r>
+          </w:p>
+        </w:tc>
+        <w:tc>
+          <w:tcPr>
+            <w:tcW w:w="0" w:type="auto"/>
+            <w:tcBorders>
+              <w:top w:val="single" w:sz="6" w:space="0" w:color="E6E6E6"/>
+              <w:left w:val="single" w:sz="6" w:space="0" w:color="E6E6E6"/>
+              <w:bottom w:val="single" w:sz="6" w:space="0" w:color="E6E6E6"/>
+              <w:right w:val="single" w:sz="6" w:space="0" w:color="E6E6E6"/>
+            </w:tcBorders>
+            <w:vAlign w:val="center"/>
+            <w:hideMark/>
+          </w:tcPr>
+          <w:p>
+            <w:pPr>
+              <w:spacing w:after="0" w:line="240" w:lineRule="auto"/>
+              <w:rPr>
+                <w:rFonts w:ascii="Times New Roman" w:eastAsia="Times New Roman" w:hAnsi="Times New Roman" w:cs="Times New Roman"/>
+                <w:kern w:val="0"/>
+                <w14:ligatures w14:val="none"/>
+              </w:rPr>
+            </w:pPr>
+            <w:r>
+              <w:rPr>
+                <w:rFonts w:ascii="Times New Roman" w:eastAsia="Times New Roman" w:hAnsi="Times New Roman" w:cs="Times New Roman"/>
+                <w:kern w:val="0"/>
+                <w14:ligatures w14:val="none"/>
+              </w:rPr>
+              <w:t>I</w:t>
+            </w:r>
+          </w:p>
+        </w:tc>
+        <w:tc>
+          <w:tcPr>
+            <w:tcW w:w="0" w:type="auto"/>
+            <w:tcBorders>
+              <w:top w:val="single" w:sz="6" w:space="0" w:color="E6E6E6"/>
+              <w:left w:val="single" w:sz="6" w:space="0" w:color="E6E6E6"/>
+              <w:bottom w:val="single" w:sz="6" w:space="0" w:color="E6E6E6"/>
+              <w:right w:val="single" w:sz="6" w:space="0" w:color="E6E6E6"/>
+            </w:tcBorders>
+            <w:vAlign w:val="center"/>
+            <w:hideMark/>
+          </w:tcPr>
+          <w:p>
+            <w:pPr>
+              <w:spacing w:after="0" w:line="240" w:lineRule="auto"/>
+              <w:rPr>
+                <w:rFonts w:ascii="Times New Roman" w:eastAsia="Times New Roman" w:hAnsi="Times New Roman" w:cs="Times New Roman"/>
+                <w:kern w:val="0"/>
+                <w14:ligatures w14:val="none"/>
+              </w:rPr>
+            </w:pPr>
+            <w:r>
+              <w:rPr>
+                <w:rFonts w:ascii="Times New Roman" w:eastAsia="Times New Roman" w:hAnsi="Times New Roman" w:cs="Times New Roman"/>
+                <w:kern w:val="0"/>
+                <w14:ligatures w14:val="none"/>
+              </w:rPr>
+              <w:t>C</w:t>
+            </w:r>
+          </w:p>
+        </w:tc>
+      </w:tr>
+      <w:tr>
+        <w:trPr>
+          <w:tblCellSpacing w:w="15" w:type="dxa"/>
+        </w:trPr>
+        <w:tc>
+          <w:tcPr>
+            <w:tcW w:w="0" w:type="auto"/>
+            <w:tcBorders>
+              <w:top w:val="single" w:sz="6" w:space="0" w:color="E6E6E6"/>
+              <w:left w:val="single" w:sz="6" w:space="0" w:color="E6E6E6"/>
+              <w:bottom w:val="single" w:sz="6" w:space="0" w:color="E6E6E6"/>
+              <w:right w:val="single" w:sz="6" w:space="0" w:color="E6E6E6"/>
+            </w:tcBorders>
+            <w:vAlign w:val="center"/>
+            <w:hideMark/>
+          </w:tcPr>
+          <w:p>
+            <w:pPr>
+              <w:spacing w:after="0" w:line="240" w:lineRule="auto"/>
+              <w:rPr>
+                <w:rFonts w:ascii="Times New Roman" w:eastAsia="Times New Roman" w:hAnsi="Times New Roman" w:cs="Times New Roman"/>
+                <w:kern w:val="0"/>
+                <w14:ligatures w14:val="none"/>
+              </w:rPr>
+            </w:pPr>
+            <w:r>
+              <w:rPr>
+                <w:rFonts w:ascii="Times New Roman" w:eastAsia="Times New Roman" w:hAnsi="Times New Roman" w:cs="Times New Roman"/>
+                <w:kern w:val="0"/>
+                <w14:ligatures w14:val="none"/>
+              </w:rPr>
+              <w:t>UI Design</w:t>
+            </w:r>
+          </w:p>
+        </w:tc>
+        <w:tc>
+          <w:tcPr>
+            <w:tcW w:w="0" w:type="auto"/>
+            <w:tcBorders>
+              <w:top w:val="single" w:sz="6" w:space="0" w:color="E6E6E6"/>
+              <w:left w:val="single" w:sz="6" w:space="0" w:color="E6E6E6"/>
+              <w:bottom w:val="single" w:sz="6" w:space="0" w:color="E6E6E6"/>
+              <w:right w:val="single" w:sz="6" w:space="0" w:color="E6E6E6"/>
+            </w:tcBorders>
+            <w:vAlign w:val="center"/>
+            <w:hideMark/>
+          </w:tcPr>
+          <w:p>
+            <w:pPr>
+              <w:spacing w:after="0" w:line="240" w:lineRule="auto"/>
+              <w:rPr>
+                <w:rFonts w:ascii="Times New Roman" w:eastAsia="Times New Roman" w:hAnsi="Times New Roman" w:cs="Times New Roman"/>
+                <w:kern w:val="0"/>
+                <w14:ligatures w14:val="none"/>
+              </w:rPr>
+            </w:pPr>
+            <w:r>
+              <w:rPr>
+                <w:rFonts w:ascii="Times New Roman" w:eastAsia="Times New Roman" w:hAnsi="Times New Roman" w:cs="Times New Roman"/>
+                <w:kern w:val="0"/>
+                <w14:ligatures w14:val="none"/>
+              </w:rPr>
+              <w:t>A</w:t>
+            </w:r>
+          </w:p>
+        </w:tc>
+        <w:tc>
+          <w:tcPr>
+            <w:tcW w:w="0" w:type="auto"/>
+            <w:tcBorders>
+              <w:top w:val="single" w:sz="6" w:space="0" w:color="E6E6E6"/>
+              <w:left w:val="single" w:sz="6" w:space="0" w:color="E6E6E6"/>
+              <w:bottom w:val="single" w:sz="6" w:space="0" w:color="E6E6E6"/>
+              <w:right w:val="single" w:sz="6" w:space="0" w:color="E6E6E6"/>
+            </w:tcBorders>
+            <w:vAlign w:val="center"/>
+            <w:hideMark/>
+          </w:tcPr>
+          <w:p>
+            <w:pPr>
+              <w:spacing w:after="0" w:line="240" w:lineRule="auto"/>
+              <w:rPr>
+                <w:rFonts w:ascii="Times New Roman" w:eastAsia="Times New Roman" w:hAnsi="Times New Roman" w:cs="Times New Roman"/>
+                <w:kern w:val="0"/>
+                <w14:ligatures w14:val="none"/>
+              </w:rPr>
+            </w:pPr>
+            <w:r>
+              <w:rPr>
+                <w:rFonts w:ascii="Times New Roman" w:eastAsia="Times New Roman" w:hAnsi="Times New Roman" w:cs="Times New Roman"/>
+                <w:kern w:val="0"/>
+                <w14:ligatures w14:val="none"/>
+              </w:rPr>
+              <w:t>C</w:t>
+            </w:r>
+          </w:p>
+        </w:tc>
+        <w:tc>
+          <w:tcPr>
+            <w:tcW w:w="0" w:type="auto"/>
+            <w:tcBorders>
+              <w:top w:val="single" w:sz="6" w:space="0" w:color="E6E6E6"/>
+              <w:left w:val="single" w:sz="6" w:space="0" w:color="E6E6E6"/>
+              <w:bottom w:val="single" w:sz="6" w:space="0" w:color="E6E6E6"/>
+              <w:right w:val="single" w:sz="6" w:space="0" w:color="E6E6E6"/>
+            </w:tcBorders>
+            <w:vAlign w:val="center"/>
+            <w:hideMark/>
+          </w:tcPr>
+          <w:p>
+            <w:pPr>
+              <w:spacing w:after="0" w:line="240" w:lineRule="auto"/>
+              <w:rPr>
+                <w:rFonts w:ascii="Times New Roman" w:eastAsia="Times New Roman" w:hAnsi="Times New Roman" w:cs="Times New Roman"/>
+                <w:kern w:val="0"/>
+                <w14:ligatures w14:val="none"/>
+              </w:rPr>
+            </w:pPr>
+            <w:r>
+              <w:rPr>
+                <w:rFonts w:ascii="Times New Roman" w:eastAsia="Times New Roman" w:hAnsi="Times New Roman" w:cs="Times New Roman"/>
+                <w:kern w:val="0"/>
+                <w14:ligatures w14:val="none"/>
+              </w:rPr>
+              <w:t>R</w:t>
+            </w:r>
+          </w:p>
+        </w:tc>
+        <w:tc>
+          <w:tcPr>
+            <w:tcW w:w="0" w:type="auto"/>
+            <w:tcBorders>
+              <w:top w:val="single" w:sz="6" w:space="0" w:color="E6E6E6"/>
+              <w:left w:val="single" w:sz="6" w:space="0" w:color="E6E6E6"/>
+              <w:bottom w:val="single" w:sz="6" w:space="0" w:color="E6E6E6"/>
+              <w:right w:val="single" w:sz="6" w:space="0" w:color="E6E6E6"/>
+            </w:tcBorders>
+            <w:vAlign w:val="center"/>
+            <w:hideMark/>
+          </w:tcPr>
+          <w:p>
+            <w:pPr>
+              <w:spacing w:after="0" w:line="240" w:lineRule="auto"/>
+              <w:rPr>
+                <w:rFonts w:ascii="Times New Roman" w:eastAsia="Times New Roman" w:hAnsi="Times New Roman" w:cs="Times New Roman"/>
+                <w:kern w:val="0"/>
+                <w14:ligatures w14:val="none"/>
+              </w:rPr>
+            </w:pPr>
+            <w:r>
+              <w:rPr>
+                <w:rFonts w:ascii="Times New Roman" w:eastAsia="Times New Roman" w:hAnsi="Times New Roman" w:cs="Times New Roman"/>
+                <w:kern w:val="0"/>
+                <w14:ligatures w14:val="none"/>
+              </w:rPr>
+              <w:t>R</w:t>
+            </w:r>
+          </w:p>
+        </w:tc>
+        <w:tc>
+          <w:tcPr>
+            <w:tcW w:w="0" w:type="auto"/>
+            <w:tcBorders>
+              <w:top w:val="single" w:sz="6" w:space="0" w:color="E6E6E6"/>
+              <w:left w:val="single" w:sz="6" w:space="0" w:color="E6E6E6"/>
+              <w:bottom w:val="single" w:sz="6" w:space="0" w:color="E6E6E6"/>
+              <w:right w:val="single" w:sz="6" w:space="0" w:color="E6E6E6"/>
+            </w:tcBorders>
+            <w:vAlign w:val="center"/>
+            <w:hideMark/>
+          </w:tcPr>
+          <w:p>
+            <w:pPr>
+              <w:spacing w:after="0" w:line="240" w:lineRule="auto"/>
+              <w:rPr>
+                <w:rFonts w:ascii="Times New Roman" w:eastAsia="Times New Roman" w:hAnsi="Times New Roman" w:cs="Times New Roman"/>
+                <w:kern w:val="0"/>
+                <w14:ligatures w14:val="none"/>
+              </w:rPr>
+            </w:pPr>
+            <w:r>
+              <w:rPr>
+                <w:rFonts w:ascii="Times New Roman" w:eastAsia="Times New Roman" w:hAnsi="Times New Roman" w:cs="Times New Roman"/>
+                <w:kern w:val="0"/>
+                <w14:ligatures w14:val="none"/>
+              </w:rPr>
+              <w:t>I</w:t>
+            </w:r>
+          </w:p>
+        </w:tc>
+        <w:tc>
+          <w:tcPr>
+            <w:tcW w:w="0" w:type="auto"/>
+            <w:tcBorders>
+              <w:top w:val="single" w:sz="6" w:space="0" w:color="E6E6E6"/>
+              <w:left w:val="single" w:sz="6" w:space="0" w:color="E6E6E6"/>
+              <w:bottom w:val="single" w:sz="6" w:space="0" w:color="E6E6E6"/>
+              <w:right w:val="single" w:sz="6" w:space="0" w:color="E6E6E6"/>
+            </w:tcBorders>
+            <w:vAlign w:val="center"/>
+            <w:hideMark/>
+          </w:tcPr>
+          <w:p>
+            <w:pPr>
+              <w:spacing w:after="0" w:line="240" w:lineRule="auto"/>
+              <w:rPr>
+                <w:rFonts w:ascii="Times New Roman" w:eastAsia="Times New Roman" w:hAnsi="Times New Roman" w:cs="Times New Roman"/>
+                <w:kern w:val="0"/>
+                <w14:ligatures w14:val="none"/>
+              </w:rPr>
+            </w:pPr>
+            <w:r>
+              <w:rPr>
+                <w:rFonts w:ascii="Times New Roman" w:eastAsia="Times New Roman" w:hAnsi="Times New Roman" w:cs="Times New Roman"/>
+                <w:kern w:val="0"/>
+                <w14:ligatures w14:val="none"/>
+              </w:rPr>
+              <w:t>I</w:t>
+            </w:r>
+          </w:p>
+        </w:tc>
+        <w:tc>
+          <w:tcPr>
+            <w:tcW w:w="0" w:type="auto"/>
+            <w:tcBorders>
+              <w:top w:val="single" w:sz="6" w:space="0" w:color="E6E6E6"/>
+              <w:left w:val="single" w:sz="6" w:space="0" w:color="E6E6E6"/>
+              <w:bottom w:val="single" w:sz="6" w:space="0" w:color="E6E6E6"/>
+              <w:right w:val="single" w:sz="6" w:space="0" w:color="E6E6E6"/>
+            </w:tcBorders>
+            <w:vAlign w:val="center"/>
+            <w:hideMark/>
+          </w:tcPr>
+          <w:p>
+            <w:pPr>
+              <w:spacing w:after="0" w:line="240" w:lineRule="auto"/>
+              <w:rPr>
+                <w:rFonts w:ascii="Times New Roman" w:eastAsia="Times New Roman" w:hAnsi="Times New Roman" w:cs="Times New Roman"/>
+                <w:kern w:val="0"/>
+                <w14:ligatures w14:val="none"/>
+              </w:rPr>
+            </w:pPr>
+            <w:r>
+              <w:rPr>
+                <w:rFonts w:ascii="Times New Roman" w:eastAsia="Times New Roman" w:hAnsi="Times New Roman" w:cs="Times New Roman"/>
+                <w:kern w:val="0"/>
+                <w14:ligatures w14:val="none"/>
+              </w:rPr>
+              <w:t>I</w:t>
+            </w:r>
+          </w:p>
+        </w:tc>
+      </w:tr>
+      <w:tr>
+        <w:trPr>
+          <w:tblCellSpacing w:w="15" w:type="dxa"/>
+        </w:trPr>
+        <w:tc>
+          <w:tcPr>
+            <w:tcW w:w="0" w:type="auto"/>
+            <w:tcBorders>
+              <w:top w:val="single" w:sz="6" w:space="0" w:color="E6E6E6"/>
+              <w:left w:val="single" w:sz="6" w:space="0" w:color="E6E6E6"/>
+              <w:bottom w:val="single" w:sz="6" w:space="0" w:color="E6E6E6"/>
+              <w:right w:val="single" w:sz="6" w:space="0" w:color="E6E6E6"/>
+            </w:tcBorders>
+            <w:vAlign w:val="center"/>
+            <w:hideMark/>
+          </w:tcPr>
+          <w:p>
+            <w:pPr>
+              <w:spacing w:after="0" w:line="240" w:lineRule="auto"/>
+              <w:rPr>
+                <w:rFonts w:ascii="Times New Roman" w:eastAsia="Times New Roman" w:hAnsi="Times New Roman" w:cs="Times New Roman"/>
+                <w:kern w:val="0"/>
+                <w14:ligatures w14:val="none"/>
+              </w:rPr>
+            </w:pPr>
+            <w:r>
+              <w:rPr>
+                <w:rFonts w:ascii="Times New Roman" w:eastAsia="Times New Roman" w:hAnsi="Times New Roman" w:cs="Times New Roman"/>
+                <w:kern w:val="0"/>
+                <w14:ligatures w14:val="none"/>
+              </w:rPr>
+              <w:t>Authentication Module</w:t>
+            </w:r>
+          </w:p>
+        </w:tc>
+        <w:tc>
+          <w:tcPr>
+            <w:tcW w:w="0" w:type="auto"/>
+            <w:tcBorders>
+              <w:top w:val="single" w:sz="6" w:space="0" w:color="E6E6E6"/>
+              <w:left w:val="single" w:sz="6" w:space="0" w:color="E6E6E6"/>
+              <w:bottom w:val="single" w:sz="6" w:space="0" w:color="E6E6E6"/>
+              <w:right w:val="single" w:sz="6" w:space="0" w:color="E6E6E6"/>
+            </w:tcBorders>
+            <w:vAlign w:val="center"/>
+            <w:hideMark/>
+          </w:tcPr>
+          <w:p>
+            <w:pPr>
+              <w:spacing w:after="0" w:line="240" w:lineRule="auto"/>
+              <w:rPr>
+                <w:rFonts w:ascii="Times New Roman" w:eastAsia="Times New Roman" w:hAnsi="Times New Roman" w:cs="Times New Roman"/>
+                <w:kern w:val="0"/>
+                <w14:ligatures w14:val="none"/>
+              </w:rPr>
+            </w:pPr>
+            <w:r>
+              <w:rPr>
+                <w:rFonts w:ascii="Times New Roman" w:eastAsia="Times New Roman" w:hAnsi="Times New Roman" w:cs="Times New Roman"/>
+                <w:kern w:val="0"/>
+                <w14:ligatures w14:val="none"/>
+              </w:rPr>
+              <w:t>A</w:t>
+            </w:r>
+          </w:p>
+        </w:tc>
+        <w:tc>
+          <w:tcPr>
+            <w:tcW w:w="0" w:type="auto"/>
+            <w:tcBorders>
+              <w:top w:val="single" w:sz="6" w:space="0" w:color="E6E6E6"/>
+              <w:left w:val="single" w:sz="6" w:space="0" w:color="E6E6E6"/>
+              <w:bottom w:val="single" w:sz="6" w:space="0" w:color="E6E6E6"/>
+              <w:right w:val="single" w:sz="6" w:space="0" w:color="E6E6E6"/>
+            </w:tcBorders>
+            <w:vAlign w:val="center"/>
+            <w:hideMark/>
+          </w:tcPr>
+          <w:p>
+            <w:pPr>
+              <w:spacing w:after="0" w:line="240" w:lineRule="auto"/>
+              <w:rPr>
+                <w:rFonts w:ascii="Times New Roman" w:eastAsia="Times New Roman" w:hAnsi="Times New Roman" w:cs="Times New Roman"/>
+                <w:kern w:val="0"/>
+                <w14:ligatures w14:val="none"/>
+              </w:rPr>
+            </w:pPr>
+            <w:r>
+              <w:rPr>
+                <w:rFonts w:ascii="Times New Roman" w:eastAsia="Times New Roman" w:hAnsi="Times New Roman" w:cs="Times New Roman"/>
+                <w:kern w:val="0"/>
+                <w14:ligatures w14:val="none"/>
+              </w:rPr>
+              <w:t>C</w:t>
+            </w:r>
+          </w:p>
+        </w:tc>
+        <w:tc>
+          <w:tcPr>
+            <w:tcW w:w="0" w:type="auto"/>
+            <w:tcBorders>
+              <w:top w:val="single" w:sz="6" w:space="0" w:color="E6E6E6"/>
+              <w:left w:val="single" w:sz="6" w:space="0" w:color="E6E6E6"/>
+              <w:bottom w:val="single" w:sz="6" w:space="0" w:color="E6E6E6"/>
+              <w:right w:val="single" w:sz="6" w:space="0" w:color="E6E6E6"/>
+            </w:tcBorders>
+            <w:vAlign w:val="center"/>
+            <w:hideMark/>
+          </w:tcPr>
+          <w:p>
+            <w:pPr>
+              <w:spacing w:after="0" w:line="240" w:lineRule="auto"/>
+              <w:rPr>
+                <w:rFonts w:ascii="Times New Roman" w:eastAsia="Times New Roman" w:hAnsi="Times New Roman" w:cs="Times New Roman"/>
+                <w:kern w:val="0"/>
+                <w14:ligatures w14:val="none"/>
+              </w:rPr>
+            </w:pPr>
+            <w:r>
+              <w:rPr>
+                <w:rFonts w:ascii="Times New Roman" w:eastAsia="Times New Roman" w:hAnsi="Times New Roman" w:cs="Times New Roman"/>
+                <w:kern w:val="0"/>
+                <w14:ligatures w14:val="none"/>
+              </w:rPr>
+              <w:t>R</w:t>
+            </w:r>
+          </w:p>
+        </w:tc>
+        <w:tc>
+          <w:tcPr>
+            <w:tcW w:w="0" w:type="auto"/>
+            <w:tcBorders>
+              <w:top w:val="single" w:sz="6" w:space="0" w:color="E6E6E6"/>
+              <w:left w:val="single" w:sz="6" w:space="0" w:color="E6E6E6"/>
+              <w:bottom w:val="single" w:sz="6" w:space="0" w:color="E6E6E6"/>
+              <w:right w:val="single" w:sz="6" w:space="0" w:color="E6E6E6"/>
+            </w:tcBorders>
+            <w:vAlign w:val="center"/>
+            <w:hideMark/>
+          </w:tcPr>
+          <w:p>
+            <w:pPr>
+              <w:spacing w:after="0" w:line="240" w:lineRule="auto"/>
+              <w:rPr>
+                <w:rFonts w:ascii="Times New Roman" w:eastAsia="Times New Roman" w:hAnsi="Times New Roman" w:cs="Times New Roman"/>
+                <w:kern w:val="0"/>
+                <w14:ligatures w14:val="none"/>
+              </w:rPr>
+            </w:pPr>
+            <w:r>
+              <w:rPr>
+                <w:rFonts w:ascii="Times New Roman" w:eastAsia="Times New Roman" w:hAnsi="Times New Roman" w:cs="Times New Roman"/>
+                <w:kern w:val="0"/>
+                <w14:ligatures w14:val="none"/>
+              </w:rPr>
+              <w:t>R</w:t>
+            </w:r>
+          </w:p>
+        </w:tc>
+        <w:tc>
+          <w:tcPr>
+            <w:tcW w:w="0" w:type="auto"/>
+            <w:tcBorders>
+              <w:top w:val="single" w:sz="6" w:space="0" w:color="E6E6E6"/>
+              <w:left w:val="single" w:sz="6" w:space="0" w:color="E6E6E6"/>
+              <w:bottom w:val="single" w:sz="6" w:space="0" w:color="E6E6E6"/>
+              <w:right w:val="single" w:sz="6" w:space="0" w:color="E6E6E6"/>
+            </w:tcBorders>
+            <w:vAlign w:val="center"/>
+            <w:hideMark/>
+          </w:tcPr>
+          <w:p>
+            <w:pPr>
+              <w:spacing w:after="0" w:line="240" w:lineRule="auto"/>
+              <w:rPr>
+                <w:rFonts w:ascii="Times New Roman" w:eastAsia="Times New Roman" w:hAnsi="Times New Roman" w:cs="Times New Roman"/>
+                <w:kern w:val="0"/>
+                <w14:ligatures w14:val="none"/>
+              </w:rPr>
+            </w:pPr>
+            <w:r>
+              <w:rPr>
+                <w:rFonts w:ascii="Times New Roman" w:eastAsia="Times New Roman" w:hAnsi="Times New Roman" w:cs="Times New Roman"/>
+                <w:kern w:val="0"/>
+                <w14:ligatures w14:val="none"/>
+              </w:rPr>
+              <w:t>R</w:t>
+            </w:r>
+          </w:p>
+        </w:tc>
+        <w:tc>
+          <w:tcPr>
+            <w:tcW w:w="0" w:type="auto"/>
+            <w:tcBorders>
+              <w:top w:val="single" w:sz="6" w:space="0" w:color="E6E6E6"/>
+              <w:left w:val="single" w:sz="6" w:space="0" w:color="E6E6E6"/>
+              <w:bottom w:val="single" w:sz="6" w:space="0" w:color="E6E6E6"/>
+              <w:right w:val="single" w:sz="6" w:space="0" w:color="E6E6E6"/>
+            </w:tcBorders>
+            <w:vAlign w:val="center"/>
+            <w:hideMark/>
+          </w:tcPr>
+          <w:p>
+            <w:pPr>
+              <w:spacing w:after="0" w:line="240" w:lineRule="auto"/>
+              <w:rPr>
+                <w:rFonts w:ascii="Times New Roman" w:eastAsia="Times New Roman" w:hAnsi="Times New Roman" w:cs="Times New Roman"/>
+                <w:kern w:val="0"/>
+                <w14:ligatures w14:val="none"/>
+              </w:rPr>
+            </w:pPr>
+            <w:r>
+              <w:rPr>
+                <w:rFonts w:ascii="Times New Roman" w:eastAsia="Times New Roman" w:hAnsi="Times New Roman" w:cs="Times New Roman"/>
+                <w:kern w:val="0"/>
+                <w14:ligatures w14:val="none"/>
+              </w:rPr>
+              <w:t>C</w:t>
+            </w:r>
+          </w:p>
+        </w:tc>
+        <w:tc>
+          <w:tcPr>
+            <w:tcW w:w="0" w:type="auto"/>
+            <w:tcBorders>
+              <w:top w:val="single" w:sz="6" w:space="0" w:color="E6E6E6"/>
+              <w:left w:val="single" w:sz="6" w:space="0" w:color="E6E6E6"/>
+              <w:bottom w:val="single" w:sz="6" w:space="0" w:color="E6E6E6"/>
+              <w:right w:val="single" w:sz="6" w:space="0" w:color="E6E6E6"/>
+            </w:tcBorders>
+            <w:vAlign w:val="center"/>
+            <w:hideMark/>
+          </w:tcPr>
+          <w:p>
+            <w:pPr>
+              <w:spacing w:after="0" w:line="240" w:lineRule="auto"/>
+              <w:rPr>
+                <w:rFonts w:ascii="Times New Roman" w:eastAsia="Times New Roman" w:hAnsi="Times New Roman" w:cs="Times New Roman"/>
+                <w:kern w:val="0"/>
+                <w14:ligatures w14:val="none"/>
+              </w:rPr>
+            </w:pPr>
+            <w:r>
+              <w:rPr>
+                <w:rFonts w:ascii="Times New Roman" w:eastAsia="Times New Roman" w:hAnsi="Times New Roman" w:cs="Times New Roman"/>
+                <w:kern w:val="0"/>
+                <w14:ligatures w14:val="none"/>
+              </w:rPr>
+              <w:t>I</w:t>
+            </w:r>
+          </w:p>
+        </w:tc>
+      </w:tr>
+      <w:tr>
+        <w:trPr>
+          <w:tblCellSpacing w:w="15" w:type="dxa"/>
+        </w:trPr>
+        <w:tc>
+          <w:tcPr>
+            <w:tcW w:w="0" w:type="auto"/>
+            <w:tcBorders>
+              <w:top w:val="single" w:sz="6" w:space="0" w:color="E6E6E6"/>
+              <w:left w:val="single" w:sz="6" w:space="0" w:color="E6E6E6"/>
+              <w:bottom w:val="single" w:sz="6" w:space="0" w:color="E6E6E6"/>
+              <w:right w:val="single" w:sz="6" w:space="0" w:color="E6E6E6"/>
+            </w:tcBorders>
+            <w:vAlign w:val="center"/>
+            <w:hideMark/>
+          </w:tcPr>
+          <w:p>
+            <w:pPr>
+              <w:spacing w:after="0" w:line="240" w:lineRule="auto"/>
+              <w:rPr>
+                <w:rFonts w:ascii="Times New Roman" w:eastAsia="Times New Roman" w:hAnsi="Times New Roman" w:cs="Times New Roman"/>
+                <w:kern w:val="0"/>
+                <w14:ligatures w14:val="none"/>
+              </w:rPr>
+            </w:pPr>
+            <w:r>
+              <w:rPr>
+                <w:rFonts w:ascii="Times New Roman" w:eastAsia="Times New Roman" w:hAnsi="Times New Roman" w:cs="Times New Roman"/>
+                <w:kern w:val="0"/>
+                <w14:ligatures w14:val="none"/>
+              </w:rPr>
+              <w:t>Parking Search Feature</w:t>
+            </w:r>
+          </w:p>
+        </w:tc>
+        <w:tc>
+          <w:tcPr>
+            <w:tcW w:w="0" w:type="auto"/>
+            <w:tcBorders>
+              <w:top w:val="single" w:sz="6" w:space="0" w:color="E6E6E6"/>
+              <w:left w:val="single" w:sz="6" w:space="0" w:color="E6E6E6"/>
+              <w:bottom w:val="single" w:sz="6" w:space="0" w:color="E6E6E6"/>
+              <w:right w:val="single" w:sz="6" w:space="0" w:color="E6E6E6"/>
+            </w:tcBorders>
+            <w:vAlign w:val="center"/>
+            <w:hideMark/>
+          </w:tcPr>
+          <w:p>
+            <w:pPr>
+              <w:spacing w:after="0" w:line="240" w:lineRule="auto"/>
+              <w:rPr>
+                <w:rFonts w:ascii="Times New Roman" w:eastAsia="Times New Roman" w:hAnsi="Times New Roman" w:cs="Times New Roman"/>
+                <w:kern w:val="0"/>
+                <w14:ligatures w14:val="none"/>
+              </w:rPr>
+            </w:pPr>
+            <w:r>
+              <w:rPr>
+                <w:rFonts w:ascii="Times New Roman" w:eastAsia="Times New Roman" w:hAnsi="Times New Roman" w:cs="Times New Roman"/>
+                <w:kern w:val="0"/>
+                <w14:ligatures w14:val="none"/>
+              </w:rPr>
+              <w:t>A</w:t>
+            </w:r>
+          </w:p>
+        </w:tc>
+        <w:tc>
+          <w:tcPr>
+            <w:tcW w:w="0" w:type="auto"/>
+            <w:tcBorders>
+              <w:top w:val="single" w:sz="6" w:space="0" w:color="E6E6E6"/>
+              <w:left w:val="single" w:sz="6" w:space="0" w:color="E6E6E6"/>
+              <w:bottom w:val="single" w:sz="6" w:space="0" w:color="E6E6E6"/>
+              <w:right w:val="single" w:sz="6" w:space="0" w:color="E6E6E6"/>
+            </w:tcBorders>
+            <w:vAlign w:val="center"/>
+            <w:hideMark/>
+          </w:tcPr>
+          <w:p>
+            <w:pPr>
+              <w:spacing w:after="0" w:line="240" w:lineRule="auto"/>
+              <w:rPr>
+                <w:rFonts w:ascii="Times New Roman" w:eastAsia="Times New Roman" w:hAnsi="Times New Roman" w:cs="Times New Roman"/>
+                <w:kern w:val="0"/>
+                <w14:ligatures w14:val="none"/>
+              </w:rPr>
+            </w:pPr>
+            <w:r>
+              <w:rPr>
+                <w:rFonts w:ascii="Times New Roman" w:eastAsia="Times New Roman" w:hAnsi="Times New Roman" w:cs="Times New Roman"/>
+                <w:kern w:val="0"/>
+                <w14:ligatures w14:val="none"/>
+              </w:rPr>
+              <w:t>C</w:t>
+            </w:r>
+          </w:p>
+        </w:tc>
+        <w:tc>
+          <w:tcPr>
+            <w:tcW w:w="0" w:type="auto"/>
+            <w:tcBorders>
+              <w:top w:val="single" w:sz="6" w:space="0" w:color="E6E6E6"/>
+              <w:left w:val="single" w:sz="6" w:space="0" w:color="E6E6E6"/>
+              <w:bottom w:val="single" w:sz="6" w:space="0" w:color="E6E6E6"/>
+              <w:right w:val="single" w:sz="6" w:space="0" w:color="E6E6E6"/>
+            </w:tcBorders>
+            <w:vAlign w:val="center"/>
+            <w:hideMark/>
+          </w:tcPr>
+          <w:p>
+            <w:pPr>
+              <w:spacing w:after="0" w:line="240" w:lineRule="auto"/>
+              <w:rPr>
+                <w:rFonts w:ascii="Times New Roman" w:eastAsia="Times New Roman" w:hAnsi="Times New Roman" w:cs="Times New Roman"/>
+                <w:kern w:val="0"/>
+                <w14:ligatures w14:val="none"/>
+              </w:rPr>
+            </w:pPr>
+            <w:r>
+              <w:rPr>
+                <w:rFonts w:ascii="Times New Roman" w:eastAsia="Times New Roman" w:hAnsi="Times New Roman" w:cs="Times New Roman"/>
+                <w:kern w:val="0"/>
+                <w14:ligatures w14:val="none"/>
+              </w:rPr>
+              <w:t>R</w:t>
+            </w:r>
+          </w:p>
+        </w:tc>
+        <w:tc>
+          <w:tcPr>
+            <w:tcW w:w="0" w:type="auto"/>
+            <w:tcBorders>
+              <w:top w:val="single" w:sz="6" w:space="0" w:color="E6E6E6"/>
+              <w:left w:val="single" w:sz="6" w:space="0" w:color="E6E6E6"/>
+              <w:bottom w:val="single" w:sz="6" w:space="0" w:color="E6E6E6"/>
+              <w:right w:val="single" w:sz="6" w:space="0" w:color="E6E6E6"/>
+            </w:tcBorders>
+            <w:vAlign w:val="center"/>
+            <w:hideMark/>
+          </w:tcPr>
+          <w:p>
+            <w:pPr>
+              <w:spacing w:after="0" w:line="240" w:lineRule="auto"/>
+              <w:rPr>
+                <w:rFonts w:ascii="Times New Roman" w:eastAsia="Times New Roman" w:hAnsi="Times New Roman" w:cs="Times New Roman"/>
+                <w:kern w:val="0"/>
+                <w14:ligatures w14:val="none"/>
+              </w:rPr>
+            </w:pPr>
+            <w:r>
+              <w:rPr>
+                <w:rFonts w:ascii="Times New Roman" w:eastAsia="Times New Roman" w:hAnsi="Times New Roman" w:cs="Times New Roman"/>
+                <w:kern w:val="0"/>
+                <w14:ligatures w14:val="none"/>
+              </w:rPr>
+              <w:t>R</w:t>
+            </w:r>
+          </w:p>
+        </w:tc>
+        <w:tc>
+          <w:tcPr>
+            <w:tcW w:w="0" w:type="auto"/>
+            <w:tcBorders>
+              <w:top w:val="single" w:sz="6" w:space="0" w:color="E6E6E6"/>
+              <w:left w:val="single" w:sz="6" w:space="0" w:color="E6E6E6"/>
+              <w:bottom w:val="single" w:sz="6" w:space="0" w:color="E6E6E6"/>
+              <w:right w:val="single" w:sz="6" w:space="0" w:color="E6E6E6"/>
+            </w:tcBorders>
+            <w:vAlign w:val="center"/>
+            <w:hideMark/>
+          </w:tcPr>
+          <w:p>
+            <w:pPr>
+              <w:spacing w:after="0" w:line="240" w:lineRule="auto"/>
+              <w:rPr>
+                <w:rFonts w:ascii="Times New Roman" w:eastAsia="Times New Roman" w:hAnsi="Times New Roman" w:cs="Times New Roman"/>
+                <w:kern w:val="0"/>
+                <w14:ligatures w14:val="none"/>
+              </w:rPr>
+            </w:pPr>
+            <w:r>
+              <w:rPr>
+                <w:rFonts w:ascii="Times New Roman" w:eastAsia="Times New Roman" w:hAnsi="Times New Roman" w:cs="Times New Roman"/>
+                <w:kern w:val="0"/>
+                <w14:ligatures w14:val="none"/>
+              </w:rPr>
+              <w:t>R</w:t>
+            </w:r>
+          </w:p>
+        </w:tc>
+        <w:tc>
+          <w:tcPr>
+            <w:tcW w:w="0" w:type="auto"/>
+            <w:tcBorders>
+              <w:top w:val="single" w:sz="6" w:space="0" w:color="E6E6E6"/>
+              <w:left w:val="single" w:sz="6" w:space="0" w:color="E6E6E6"/>
+              <w:bottom w:val="single" w:sz="6" w:space="0" w:color="E6E6E6"/>
+              <w:right w:val="single" w:sz="6" w:space="0" w:color="E6E6E6"/>
+            </w:tcBorders>
+            <w:vAlign w:val="center"/>
+            <w:hideMark/>
+          </w:tcPr>
+          <w:p>
+            <w:pPr>
+              <w:spacing w:after="0" w:line="240" w:lineRule="auto"/>
+              <w:rPr>
+                <w:rFonts w:ascii="Times New Roman" w:eastAsia="Times New Roman" w:hAnsi="Times New Roman" w:cs="Times New Roman"/>
+                <w:kern w:val="0"/>
+                <w14:ligatures w14:val="none"/>
+              </w:rPr>
+            </w:pPr>
+            <w:r>
+              <w:rPr>
+                <w:rFonts w:ascii="Times New Roman" w:eastAsia="Times New Roman" w:hAnsi="Times New Roman" w:cs="Times New Roman"/>
+                <w:kern w:val="0"/>
+                <w14:ligatures w14:val="none"/>
+              </w:rPr>
+              <w:t>C</w:t>
+            </w:r>
+          </w:p>
+        </w:tc>
+        <w:tc>
+          <w:tcPr>
+            <w:tcW w:w="0" w:type="auto"/>
+            <w:tcBorders>
+              <w:top w:val="single" w:sz="6" w:space="0" w:color="E6E6E6"/>
+              <w:left w:val="single" w:sz="6" w:space="0" w:color="E6E6E6"/>
+              <w:bottom w:val="single" w:sz="6" w:space="0" w:color="E6E6E6"/>
+              <w:right w:val="single" w:sz="6" w:space="0" w:color="E6E6E6"/>
+            </w:tcBorders>
+            <w:vAlign w:val="center"/>
+            <w:hideMark/>
+          </w:tcPr>
+          <w:p>
+            <w:pPr>
+              <w:spacing w:after="0" w:line="240" w:lineRule="auto"/>
+              <w:rPr>
+                <w:rFonts w:ascii="Times New Roman" w:eastAsia="Times New Roman" w:hAnsi="Times New Roman" w:cs="Times New Roman"/>
+                <w:kern w:val="0"/>
+                <w14:ligatures w14:val="none"/>
+              </w:rPr>
+            </w:pPr>
+            <w:r>
+              <w:rPr>
+                <w:rFonts w:ascii="Times New Roman" w:eastAsia="Times New Roman" w:hAnsi="Times New Roman" w:cs="Times New Roman"/>
+                <w:kern w:val="0"/>
+                <w14:ligatures w14:val="none"/>
+              </w:rPr>
+              <w:t>I</w:t>
+            </w:r>
+          </w:p>
+        </w:tc>
+      </w:tr>
+      <w:tr>
+        <w:trPr>
+          <w:tblCellSpacing w:w="15" w:type="dxa"/>
+        </w:trPr>
+        <w:tc>
+          <w:tcPr>
+            <w:tcW w:w="0" w:type="auto"/>
+            <w:tcBorders>
+              <w:top w:val="single" w:sz="6" w:space="0" w:color="E6E6E6"/>
+              <w:left w:val="single" w:sz="6" w:space="0" w:color="E6E6E6"/>
+              <w:bottom w:val="single" w:sz="6" w:space="0" w:color="E6E6E6"/>
+              <w:right w:val="single" w:sz="6" w:space="0" w:color="E6E6E6"/>
+            </w:tcBorders>
+            <w:vAlign w:val="center"/>
+            <w:hideMark/>
+          </w:tcPr>
+          <w:p>
+            <w:pPr>
+              <w:spacing w:after="0" w:line="240" w:lineRule="auto"/>
+              <w:rPr>
+                <w:rFonts w:ascii="Times New Roman" w:eastAsia="Times New Roman" w:hAnsi="Times New Roman" w:cs="Times New Roman"/>
+                <w:kern w:val="0"/>
+                <w14:ligatures w14:val="none"/>
+              </w:rPr>
+            </w:pPr>
+            <w:r>
+              <w:rPr>
+                <w:rFonts w:ascii="Times New Roman" w:eastAsia="Times New Roman" w:hAnsi="Times New Roman" w:cs="Times New Roman"/>
+                <w:kern w:val="0"/>
+                <w14:ligatures w14:val="none"/>
+              </w:rPr>
+              <w:t>Reservation System</w:t>
+            </w:r>
+          </w:p>
+        </w:tc>
+        <w:tc>
+          <w:tcPr>
+            <w:tcW w:w="0" w:type="auto"/>
+            <w:tcBorders>
+              <w:top w:val="single" w:sz="6" w:space="0" w:color="E6E6E6"/>
+              <w:left w:val="single" w:sz="6" w:space="0" w:color="E6E6E6"/>
+              <w:bottom w:val="single" w:sz="6" w:space="0" w:color="E6E6E6"/>
+              <w:right w:val="single" w:sz="6" w:space="0" w:color="E6E6E6"/>
+            </w:tcBorders>
+            <w:vAlign w:val="center"/>
+            <w:hideMark/>
+          </w:tcPr>
+          <w:p>
+            <w:pPr>
+              <w:spacing w:after="0" w:line="240" w:lineRule="auto"/>
+              <w:rPr>
+                <w:rFonts w:ascii="Times New Roman" w:eastAsia="Times New Roman" w:hAnsi="Times New Roman" w:cs="Times New Roman"/>
+                <w:kern w:val="0"/>
+                <w14:ligatures w14:val="none"/>
+              </w:rPr>
+            </w:pPr>
+            <w:r>
+              <w:rPr>
+                <w:rFonts w:ascii="Times New Roman" w:eastAsia="Times New Roman" w:hAnsi="Times New Roman" w:cs="Times New Roman"/>
+                <w:kern w:val="0"/>
+                <w14:ligatures w14:val="none"/>
+              </w:rPr>
+              <w:t>A</w:t>
+            </w:r>
+          </w:p>
+        </w:tc>
+        <w:tc>
+          <w:tcPr>
+            <w:tcW w:w="0" w:type="auto"/>
+            <w:tcBorders>
+              <w:top w:val="single" w:sz="6" w:space="0" w:color="E6E6E6"/>
+              <w:left w:val="single" w:sz="6" w:space="0" w:color="E6E6E6"/>
+              <w:bottom w:val="single" w:sz="6" w:space="0" w:color="E6E6E6"/>
+              <w:right w:val="single" w:sz="6" w:space="0" w:color="E6E6E6"/>
+            </w:tcBorders>
+            <w:vAlign w:val="center"/>
+            <w:hideMark/>
+          </w:tcPr>
+          <w:p>
+            <w:pPr>
+              <w:spacing w:after="0" w:line="240" w:lineRule="auto"/>
+              <w:rPr>
+                <w:rFonts w:ascii="Times New Roman" w:eastAsia="Times New Roman" w:hAnsi="Times New Roman" w:cs="Times New Roman"/>
+                <w:kern w:val="0"/>
+                <w14:ligatures w14:val="none"/>
+              </w:rPr>
+            </w:pPr>
+            <w:r>
+              <w:rPr>
+                <w:rFonts w:ascii="Times New Roman" w:eastAsia="Times New Roman" w:hAnsi="Times New Roman" w:cs="Times New Roman"/>
+                <w:kern w:val="0"/>
+                <w14:ligatures w14:val="none"/>
+              </w:rPr>
+              <w:t>C</w:t>
+            </w:r>
+          </w:p>
+        </w:tc>
+        <w:tc>
+          <w:tcPr>
+            <w:tcW w:w="0" w:type="auto"/>
+            <w:tcBorders>
+              <w:top w:val="single" w:sz="6" w:space="0" w:color="E6E6E6"/>
+              <w:left w:val="single" w:sz="6" w:space="0" w:color="E6E6E6"/>
+              <w:bottom w:val="single" w:sz="6" w:space="0" w:color="E6E6E6"/>
+              <w:right w:val="single" w:sz="6" w:space="0" w:color="E6E6E6"/>
+            </w:tcBorders>
+            <w:vAlign w:val="center"/>
+            <w:hideMark/>
+          </w:tcPr>
+          <w:p>
+            <w:pPr>
+              <w:spacing w:after="0" w:line="240" w:lineRule="auto"/>
+              <w:rPr>
+                <w:rFonts w:ascii="Times New Roman" w:eastAsia="Times New Roman" w:hAnsi="Times New Roman" w:cs="Times New Roman"/>
+                <w:kern w:val="0"/>
+                <w14:ligatures w14:val="none"/>
+              </w:rPr>
+            </w:pPr>
+            <w:r>
+              <w:rPr>
+                <w:rFonts w:ascii="Times New Roman" w:eastAsia="Times New Roman" w:hAnsi="Times New Roman" w:cs="Times New Roman"/>
+                <w:kern w:val="0"/>
+                <w14:ligatures w14:val="none"/>
+              </w:rPr>
+              <w:t>R</w:t>
+            </w:r>
+          </w:p>
+        </w:tc>
+        <w:tc>
+          <w:tcPr>
+            <w:tcW w:w="0" w:type="auto"/>
+            <w:tcBorders>
+              <w:top w:val="single" w:sz="6" w:space="0" w:color="E6E6E6"/>
+              <w:left w:val="single" w:sz="6" w:space="0" w:color="E6E6E6"/>
+              <w:bottom w:val="single" w:sz="6" w:space="0" w:color="E6E6E6"/>
+              <w:right w:val="single" w:sz="6" w:space="0" w:color="E6E6E6"/>
+            </w:tcBorders>
+            <w:vAlign w:val="center"/>
+            <w:hideMark/>
+          </w:tcPr>
+          <w:p>
+            <w:pPr>
+              <w:spacing w:after="0" w:line="240" w:lineRule="auto"/>
+              <w:rPr>
+                <w:rFonts w:ascii="Times New Roman" w:eastAsia="Times New Roman" w:hAnsi="Times New Roman" w:cs="Times New Roman"/>
+                <w:kern w:val="0"/>
+                <w14:ligatures w14:val="none"/>
+              </w:rPr>
+            </w:pPr>
+            <w:r>
+              <w:rPr>
+                <w:rFonts w:ascii="Times New Roman" w:eastAsia="Times New Roman" w:hAnsi="Times New Roman" w:cs="Times New Roman"/>
+                <w:kern w:val="0"/>
+                <w14:ligatures w14:val="none"/>
+              </w:rPr>
+              <w:t>R</w:t>
+            </w:r>
+          </w:p>
+        </w:tc>
+        <w:tc>
+          <w:tcPr>
+            <w:tcW w:w="0" w:type="auto"/>
+            <w:tcBorders>
+              <w:top w:val="single" w:sz="6" w:space="0" w:color="E6E6E6"/>
+              <w:left w:val="single" w:sz="6" w:space="0" w:color="E6E6E6"/>
+              <w:bottom w:val="single" w:sz="6" w:space="0" w:color="E6E6E6"/>
+              <w:right w:val="single" w:sz="6" w:space="0" w:color="E6E6E6"/>
+            </w:tcBorders>
+            <w:vAlign w:val="center"/>
+            <w:hideMark/>
+          </w:tcPr>
+          <w:p>
+            <w:pPr>
+              <w:spacing w:after="0" w:line="240" w:lineRule="auto"/>
+              <w:rPr>
+                <w:rFonts w:ascii="Times New Roman" w:eastAsia="Times New Roman" w:hAnsi="Times New Roman" w:cs="Times New Roman"/>
+                <w:kern w:val="0"/>
+                <w14:ligatures w14:val="none"/>
+              </w:rPr>
+            </w:pPr>
+            <w:r>
+              <w:rPr>
+                <w:rFonts w:ascii="Times New Roman" w:eastAsia="Times New Roman" w:hAnsi="Times New Roman" w:cs="Times New Roman"/>
+                <w:kern w:val="0"/>
+                <w14:ligatures w14:val="none"/>
+              </w:rPr>
+              <w:t>R</w:t>
+            </w:r>
+          </w:p>
+        </w:tc>
+        <w:tc>
+          <w:tcPr>
+            <w:tcW w:w="0" w:type="auto"/>
+            <w:tcBorders>
+              <w:top w:val="single" w:sz="6" w:space="0" w:color="E6E6E6"/>
+              <w:left w:val="single" w:sz="6" w:space="0" w:color="E6E6E6"/>
+              <w:bottom w:val="single" w:sz="6" w:space="0" w:color="E6E6E6"/>
+              <w:right w:val="single" w:sz="6" w:space="0" w:color="E6E6E6"/>
+            </w:tcBorders>
+            <w:vAlign w:val="center"/>
+            <w:hideMark/>
+          </w:tcPr>
+          <w:p>
+            <w:pPr>
+              <w:spacing w:after="0" w:line="240" w:lineRule="auto"/>
+              <w:rPr>
+                <w:rFonts w:ascii="Times New Roman" w:eastAsia="Times New Roman" w:hAnsi="Times New Roman" w:cs="Times New Roman"/>
+                <w:kern w:val="0"/>
+                <w14:ligatures w14:val="none"/>
+              </w:rPr>
+            </w:pPr>
+            <w:r>
+              <w:rPr>
+                <w:rFonts w:ascii="Times New Roman" w:eastAsia="Times New Roman" w:hAnsi="Times New Roman" w:cs="Times New Roman"/>
+                <w:kern w:val="0"/>
+                <w14:ligatures w14:val="none"/>
+              </w:rPr>
+              <w:t>C</w:t>
+            </w:r>
+          </w:p>
+        </w:tc>
+        <w:tc>
+          <w:tcPr>
+            <w:tcW w:w="0" w:type="auto"/>
+            <w:tcBorders>
+              <w:top w:val="single" w:sz="6" w:space="0" w:color="E6E6E6"/>
+              <w:left w:val="single" w:sz="6" w:space="0" w:color="E6E6E6"/>
+              <w:bottom w:val="single" w:sz="6" w:space="0" w:color="E6E6E6"/>
+              <w:right w:val="single" w:sz="6" w:space="0" w:color="E6E6E6"/>
+            </w:tcBorders>
+            <w:vAlign w:val="center"/>
+            <w:hideMark/>
+          </w:tcPr>
+          <w:p>
+            <w:pPr>
+              <w:spacing w:after="0" w:line="240" w:lineRule="auto"/>
+              <w:rPr>
+                <w:rFonts w:ascii="Times New Roman" w:eastAsia="Times New Roman" w:hAnsi="Times New Roman" w:cs="Times New Roman"/>
+                <w:kern w:val="0"/>
+                <w14:ligatures w14:val="none"/>
+              </w:rPr>
+            </w:pPr>
+            <w:r>
+              <w:rPr>
+                <w:rFonts w:ascii="Times New Roman" w:eastAsia="Times New Roman" w:hAnsi="Times New Roman" w:cs="Times New Roman"/>
+                <w:kern w:val="0"/>
+                <w14:ligatures w14:val="none"/>
+              </w:rPr>
+              <w:t>I</w:t>
+            </w:r>
+          </w:p>
+        </w:tc>
+      </w:tr>
+      <w:tr>
+        <w:trPr>
+          <w:tblCellSpacing w:w="15" w:type="dxa"/>
+        </w:trPr>
+        <w:tc>
+          <w:tcPr>
+            <w:tcW w:w="0" w:type="auto"/>
+            <w:tcBorders>
+              <w:top w:val="single" w:sz="6" w:space="0" w:color="E6E6E6"/>
+              <w:left w:val="single" w:sz="6" w:space="0" w:color="E6E6E6"/>
+              <w:bottom w:val="single" w:sz="6" w:space="0" w:color="E6E6E6"/>
+              <w:right w:val="single" w:sz="6" w:space="0" w:color="E6E6E6"/>
+            </w:tcBorders>
+            <w:vAlign w:val="center"/>
+            <w:hideMark/>
+          </w:tcPr>
+          <w:p>
+            <w:pPr>
+              <w:spacing w:after="0" w:line="240" w:lineRule="auto"/>
+              <w:rPr>
+                <w:rFonts w:ascii="Times New Roman" w:eastAsia="Times New Roman" w:hAnsi="Times New Roman" w:cs="Times New Roman"/>
+                <w:kern w:val="0"/>
+                <w14:ligatures w14:val="none"/>
+              </w:rPr>
+            </w:pPr>
+            <w:r>
+              <w:rPr>
+                <w:rFonts w:ascii="Times New Roman" w:eastAsia="Times New Roman" w:hAnsi="Times New Roman" w:cs="Times New Roman"/>
+                <w:kern w:val="0"/>
+                <w14:ligatures w14:val="none"/>
+              </w:rPr>
+              <w:t>Payment Integration</w:t>
+            </w:r>
+          </w:p>
+        </w:tc>
+        <w:tc>
+          <w:tcPr>
+            <w:tcW w:w="0" w:type="auto"/>
+            <w:tcBorders>
+              <w:top w:val="single" w:sz="6" w:space="0" w:color="E6E6E6"/>
+              <w:left w:val="single" w:sz="6" w:space="0" w:color="E6E6E6"/>
+              <w:bottom w:val="single" w:sz="6" w:space="0" w:color="E6E6E6"/>
+              <w:right w:val="single" w:sz="6" w:space="0" w:color="E6E6E6"/>
+            </w:tcBorders>
+            <w:vAlign w:val="center"/>
+            <w:hideMark/>
+          </w:tcPr>
+          <w:p>
+            <w:pPr>
+              <w:spacing w:after="0" w:line="240" w:lineRule="auto"/>
+              <w:rPr>
+                <w:rFonts w:ascii="Times New Roman" w:eastAsia="Times New Roman" w:hAnsi="Times New Roman" w:cs="Times New Roman"/>
+                <w:kern w:val="0"/>
+                <w14:ligatures w14:val="none"/>
+              </w:rPr>
+            </w:pPr>
+            <w:r>
+              <w:rPr>
+                <w:rFonts w:ascii="Times New Roman" w:eastAsia="Times New Roman" w:hAnsi="Times New Roman" w:cs="Times New Roman"/>
+                <w:kern w:val="0"/>
+                <w14:ligatures w14:val="none"/>
+              </w:rPr>
+              <w:t>A</w:t>
+            </w:r>
+          </w:p>
+        </w:tc>
+        <w:tc>
+          <w:tcPr>
+            <w:tcW w:w="0" w:type="auto"/>
+            <w:tcBorders>
+              <w:top w:val="single" w:sz="6" w:space="0" w:color="E6E6E6"/>
+              <w:left w:val="single" w:sz="6" w:space="0" w:color="E6E6E6"/>
+              <w:bottom w:val="single" w:sz="6" w:space="0" w:color="E6E6E6"/>
+              <w:right w:val="single" w:sz="6" w:space="0" w:color="E6E6E6"/>
+            </w:tcBorders>
+            <w:vAlign w:val="center"/>
+            <w:hideMark/>
+          </w:tcPr>
+          <w:p>
+            <w:pPr>
+              <w:spacing w:after="0" w:line="240" w:lineRule="auto"/>
+              <w:rPr>
+                <w:rFonts w:ascii="Times New Roman" w:eastAsia="Times New Roman" w:hAnsi="Times New Roman" w:cs="Times New Roman"/>
+                <w:kern w:val="0"/>
+                <w14:ligatures w14:val="none"/>
+              </w:rPr>
+            </w:pPr>
+            <w:r>
+              <w:rPr>
+                <w:rFonts w:ascii="Times New Roman" w:eastAsia="Times New Roman" w:hAnsi="Times New Roman" w:cs="Times New Roman"/>
+                <w:kern w:val="0"/>
+                <w14:ligatures w14:val="none"/>
+              </w:rPr>
+              <w:t>C</w:t>
+            </w:r>
+          </w:p>
+        </w:tc>
+        <w:tc>
+          <w:tcPr>
+            <w:tcW w:w="0" w:type="auto"/>
+            <w:tcBorders>
+              <w:top w:val="single" w:sz="6" w:space="0" w:color="E6E6E6"/>
+              <w:left w:val="single" w:sz="6" w:space="0" w:color="E6E6E6"/>
+              <w:bottom w:val="single" w:sz="6" w:space="0" w:color="E6E6E6"/>
+              <w:right w:val="single" w:sz="6" w:space="0" w:color="E6E6E6"/>
+            </w:tcBorders>
+            <w:vAlign w:val="center"/>
+            <w:hideMark/>
+          </w:tcPr>
+          <w:p>
+            <w:pPr>
+              <w:spacing w:after="0" w:line="240" w:lineRule="auto"/>
+              <w:rPr>
+                <w:rFonts w:ascii="Times New Roman" w:eastAsia="Times New Roman" w:hAnsi="Times New Roman" w:cs="Times New Roman"/>
+                <w:kern w:val="0"/>
+                <w14:ligatures w14:val="none"/>
+              </w:rPr>
+            </w:pPr>
+            <w:r>
+              <w:rPr>
+                <w:rFonts w:ascii="Times New Roman" w:eastAsia="Times New Roman" w:hAnsi="Times New Roman" w:cs="Times New Roman"/>
+                <w:kern w:val="0"/>
+                <w14:ligatures w14:val="none"/>
+              </w:rPr>
+              <w:t>I</w:t>
+            </w:r>
+          </w:p>
+        </w:tc>
+        <w:tc>
+          <w:tcPr>
+            <w:tcW w:w="0" w:type="auto"/>
+            <w:tcBorders>
+              <w:top w:val="single" w:sz="6" w:space="0" w:color="E6E6E6"/>
+              <w:left w:val="single" w:sz="6" w:space="0" w:color="E6E6E6"/>
+              <w:bottom w:val="single" w:sz="6" w:space="0" w:color="E6E6E6"/>
+              <w:right w:val="single" w:sz="6" w:space="0" w:color="E6E6E6"/>
+            </w:tcBorders>
+            <w:vAlign w:val="center"/>
+            <w:hideMark/>
+          </w:tcPr>
+          <w:p>
+            <w:pPr>
+              <w:spacing w:after="0" w:line="240" w:lineRule="auto"/>
+              <w:rPr>
+                <w:rFonts w:ascii="Times New Roman" w:eastAsia="Times New Roman" w:hAnsi="Times New Roman" w:cs="Times New Roman"/>
+                <w:kern w:val="0"/>
+                <w14:ligatures w14:val="none"/>
+              </w:rPr>
+            </w:pPr>
+            <w:r>
+              <w:rPr>
+                <w:rFonts w:ascii="Times New Roman" w:eastAsia="Times New Roman" w:hAnsi="Times New Roman" w:cs="Times New Roman"/>
+                <w:kern w:val="0"/>
+                <w14:ligatures w14:val="none"/>
+              </w:rPr>
+              <w:t>I</w:t>
+            </w:r>
+          </w:p>
+        </w:tc>
+        <w:tc>
+          <w:tcPr>
+            <w:tcW w:w="0" w:type="auto"/>
+            <w:tcBorders>
+              <w:top w:val="single" w:sz="6" w:space="0" w:color="E6E6E6"/>
+              <w:left w:val="single" w:sz="6" w:space="0" w:color="E6E6E6"/>
+              <w:bottom w:val="single" w:sz="6" w:space="0" w:color="E6E6E6"/>
+              <w:right w:val="single" w:sz="6" w:space="0" w:color="E6E6E6"/>
+            </w:tcBorders>
+            <w:vAlign w:val="center"/>
+            <w:hideMark/>
+          </w:tcPr>
+          <w:p>
+            <w:pPr>
+              <w:spacing w:after="0" w:line="240" w:lineRule="auto"/>
+              <w:rPr>
+                <w:rFonts w:ascii="Times New Roman" w:eastAsia="Times New Roman" w:hAnsi="Times New Roman" w:cs="Times New Roman"/>
+                <w:kern w:val="0"/>
+                <w14:ligatures w14:val="none"/>
+              </w:rPr>
+            </w:pPr>
+            <w:r>
+              <w:rPr>
+                <w:rFonts w:ascii="Times New Roman" w:eastAsia="Times New Roman" w:hAnsi="Times New Roman" w:cs="Times New Roman"/>
+                <w:kern w:val="0"/>
+                <w14:ligatures w14:val="none"/>
+              </w:rPr>
+              <w:t>R</w:t>
+            </w:r>
+          </w:p>
+        </w:tc>
+        <w:tc>
+          <w:tcPr>
+            <w:tcW w:w="0" w:type="auto"/>
+            <w:tcBorders>
+              <w:top w:val="single" w:sz="6" w:space="0" w:color="E6E6E6"/>
+              <w:left w:val="single" w:sz="6" w:space="0" w:color="E6E6E6"/>
+              <w:bottom w:val="single" w:sz="6" w:space="0" w:color="E6E6E6"/>
+              <w:right w:val="single" w:sz="6" w:space="0" w:color="E6E6E6"/>
+            </w:tcBorders>
+            <w:vAlign w:val="center"/>
+            <w:hideMark/>
+          </w:tcPr>
+          <w:p>
+            <w:pPr>
+              <w:spacing w:after="0" w:line="240" w:lineRule="auto"/>
+              <w:rPr>
+                <w:rFonts w:ascii="Times New Roman" w:eastAsia="Times New Roman" w:hAnsi="Times New Roman" w:cs="Times New Roman"/>
+                <w:kern w:val="0"/>
+                <w14:ligatures w14:val="none"/>
+              </w:rPr>
+            </w:pPr>
+            <w:r>
+              <w:rPr>
+                <w:rFonts w:ascii="Times New Roman" w:eastAsia="Times New Roman" w:hAnsi="Times New Roman" w:cs="Times New Roman"/>
+                <w:kern w:val="0"/>
+                <w14:ligatures w14:val="none"/>
+              </w:rPr>
+              <w:t>C</w:t>
+            </w:r>
+          </w:p>
+        </w:tc>
+        <w:tc>
+          <w:tcPr>
+            <w:tcW w:w="0" w:type="auto"/>
+            <w:tcBorders>
+              <w:top w:val="single" w:sz="6" w:space="0" w:color="E6E6E6"/>
+              <w:left w:val="single" w:sz="6" w:space="0" w:color="E6E6E6"/>
+              <w:bottom w:val="single" w:sz="6" w:space="0" w:color="E6E6E6"/>
+              <w:right w:val="single" w:sz="6" w:space="0" w:color="E6E6E6"/>
+            </w:tcBorders>
+            <w:vAlign w:val="center"/>
+            <w:hideMark/>
+          </w:tcPr>
+          <w:p>
+            <w:pPr>
+              <w:spacing w:after="0" w:line="240" w:lineRule="auto"/>
+              <w:rPr>
+                <w:rFonts w:ascii="Times New Roman" w:eastAsia="Times New Roman" w:hAnsi="Times New Roman" w:cs="Times New Roman"/>
+                <w:kern w:val="0"/>
+                <w14:ligatures w14:val="none"/>
+              </w:rPr>
+            </w:pPr>
+            <w:r>
+              <w:rPr>
+                <w:rFonts w:ascii="Times New Roman" w:eastAsia="Times New Roman" w:hAnsi="Times New Roman" w:cs="Times New Roman"/>
+                <w:kern w:val="0"/>
+                <w14:ligatures w14:val="none"/>
+              </w:rPr>
+              <w:t>I</w:t>
+            </w:r>
+          </w:p>
+        </w:tc>
+      </w:tr>
+      <w:tr>
+        <w:trPr>
+          <w:tblCellSpacing w:w="15" w:type="dxa"/>
+        </w:trPr>
+        <w:tc>
+          <w:tcPr>
+            <w:tcW w:w="0" w:type="auto"/>
+            <w:tcBorders>
+              <w:top w:val="single" w:sz="6" w:space="0" w:color="E6E6E6"/>
+              <w:left w:val="single" w:sz="6" w:space="0" w:color="E6E6E6"/>
+              <w:bottom w:val="single" w:sz="6" w:space="0" w:color="E6E6E6"/>
+              <w:right w:val="single" w:sz="6" w:space="0" w:color="E6E6E6"/>
+            </w:tcBorders>
+            <w:vAlign w:val="center"/>
+            <w:hideMark/>
+          </w:tcPr>
+          <w:p>
+            <w:pPr>
+              <w:spacing w:after="0" w:line="240" w:lineRule="auto"/>
+              <w:rPr>
+                <w:rFonts w:ascii="Times New Roman" w:eastAsia="Times New Roman" w:hAnsi="Times New Roman" w:cs="Times New Roman"/>
+                <w:kern w:val="0"/>
+                <w14:ligatures w14:val="none"/>
+              </w:rPr>
+            </w:pPr>
+            <w:r>
+              <w:rPr>
+                <w:rFonts w:ascii="Times New Roman" w:eastAsia="Times New Roman" w:hAnsi="Times New Roman" w:cs="Times New Roman"/>
+                <w:kern w:val="0"/>
+                <w14:ligatures w14:val="none"/>
+              </w:rPr>
+              <w:t>Reporting &amp; Analytics</w:t>
+            </w:r>
+          </w:p>
+        </w:tc>
+        <w:tc>
+          <w:tcPr>
+            <w:tcW w:w="0" w:type="auto"/>
+            <w:tcBorders>
+              <w:top w:val="single" w:sz="6" w:space="0" w:color="E6E6E6"/>
+              <w:left w:val="single" w:sz="6" w:space="0" w:color="E6E6E6"/>
+              <w:bottom w:val="single" w:sz="6" w:space="0" w:color="E6E6E6"/>
+              <w:right w:val="single" w:sz="6" w:space="0" w:color="E6E6E6"/>
+            </w:tcBorders>
+            <w:vAlign w:val="center"/>
+            <w:hideMark/>
+          </w:tcPr>
+          <w:p>
+            <w:pPr>
+              <w:spacing w:after="0" w:line="240" w:lineRule="auto"/>
+              <w:rPr>
+                <w:rFonts w:ascii="Times New Roman" w:eastAsia="Times New Roman" w:hAnsi="Times New Roman" w:cs="Times New Roman"/>
+                <w:kern w:val="0"/>
+                <w14:ligatures w14:val="none"/>
+              </w:rPr>
+            </w:pPr>
+            <w:r>
+              <w:rPr>
+                <w:rFonts w:ascii="Times New Roman" w:eastAsia="Times New Roman" w:hAnsi="Times New Roman" w:cs="Times New Roman"/>
+                <w:kern w:val="0"/>
+                <w14:ligatures w14:val="none"/>
+              </w:rPr>
+              <w:t>A</w:t>
+            </w:r>
+          </w:p>
+        </w:tc>
+        <w:tc>
+          <w:tcPr>
+            <w:tcW w:w="0" w:type="auto"/>
+            <w:tcBorders>
+              <w:top w:val="single" w:sz="6" w:space="0" w:color="E6E6E6"/>
+              <w:left w:val="single" w:sz="6" w:space="0" w:color="E6E6E6"/>
+              <w:bottom w:val="single" w:sz="6" w:space="0" w:color="E6E6E6"/>
+              <w:right w:val="single" w:sz="6" w:space="0" w:color="E6E6E6"/>
+            </w:tcBorders>
+            <w:vAlign w:val="center"/>
+            <w:hideMark/>
+          </w:tcPr>
+          <w:p>
+            <w:pPr>
+              <w:spacing w:after="0" w:line="240" w:lineRule="auto"/>
+              <w:rPr>
+                <w:rFonts w:ascii="Times New Roman" w:eastAsia="Times New Roman" w:hAnsi="Times New Roman" w:cs="Times New Roman"/>
+                <w:kern w:val="0"/>
+                <w14:ligatures w14:val="none"/>
+              </w:rPr>
+            </w:pPr>
+            <w:r>
+              <w:rPr>
+                <w:rFonts w:ascii="Times New Roman" w:eastAsia="Times New Roman" w:hAnsi="Times New Roman" w:cs="Times New Roman"/>
+                <w:kern w:val="0"/>
+                <w14:ligatures w14:val="none"/>
+              </w:rPr>
+              <w:t>C</w:t>
+            </w:r>
+          </w:p>
+        </w:tc>
+        <w:tc>
+          <w:tcPr>
+            <w:tcW w:w="0" w:type="auto"/>
+            <w:tcBorders>
+              <w:top w:val="single" w:sz="6" w:space="0" w:color="E6E6E6"/>
+              <w:left w:val="single" w:sz="6" w:space="0" w:color="E6E6E6"/>
+              <w:bottom w:val="single" w:sz="6" w:space="0" w:color="E6E6E6"/>
+              <w:right w:val="single" w:sz="6" w:space="0" w:color="E6E6E6"/>
+            </w:tcBorders>
+            <w:vAlign w:val="center"/>
+            <w:hideMark/>
+          </w:tcPr>
+          <w:p>
+            <w:pPr>
+              <w:spacing w:after="0" w:line="240" w:lineRule="auto"/>
+              <w:rPr>
+                <w:rFonts w:ascii="Times New Roman" w:eastAsia="Times New Roman" w:hAnsi="Times New Roman" w:cs="Times New Roman"/>
+                <w:kern w:val="0"/>
+                <w14:ligatures w14:val="none"/>
+              </w:rPr>
+            </w:pPr>
+            <w:r>
+              <w:rPr>
+                <w:rFonts w:ascii="Times New Roman" w:eastAsia="Times New Roman" w:hAnsi="Times New Roman" w:cs="Times New Roman"/>
+                <w:kern w:val="0"/>
+                <w14:ligatures w14:val="none"/>
+              </w:rPr>
+              <w:t>I</w:t>
+            </w:r>
+          </w:p>
+        </w:tc>
+        <w:tc>
+          <w:tcPr>
+            <w:tcW w:w="0" w:type="auto"/>
+            <w:tcBorders>
+              <w:top w:val="single" w:sz="6" w:space="0" w:color="E6E6E6"/>
+              <w:left w:val="single" w:sz="6" w:space="0" w:color="E6E6E6"/>
+              <w:bottom w:val="single" w:sz="6" w:space="0" w:color="E6E6E6"/>
+              <w:right w:val="single" w:sz="6" w:space="0" w:color="E6E6E6"/>
+            </w:tcBorders>
+            <w:vAlign w:val="center"/>
+            <w:hideMark/>
+          </w:tcPr>
+          <w:p>
+            <w:pPr>
+              <w:spacing w:after="0" w:line="240" w:lineRule="auto"/>
+              <w:rPr>
+                <w:rFonts w:ascii="Times New Roman" w:eastAsia="Times New Roman" w:hAnsi="Times New Roman" w:cs="Times New Roman"/>
+                <w:kern w:val="0"/>
+                <w14:ligatures w14:val="none"/>
+              </w:rPr>
+            </w:pPr>
+            <w:r>
+              <w:rPr>
+                <w:rFonts w:ascii="Times New Roman" w:eastAsia="Times New Roman" w:hAnsi="Times New Roman" w:cs="Times New Roman"/>
+                <w:kern w:val="0"/>
+                <w14:ligatures w14:val="none"/>
+              </w:rPr>
+              <w:t>R</w:t>
+            </w:r>
+          </w:p>
+        </w:tc>
+        <w:tc>
+          <w:tcPr>
+            <w:tcW w:w="0" w:type="auto"/>
+            <w:tcBorders>
+              <w:top w:val="single" w:sz="6" w:space="0" w:color="E6E6E6"/>
+              <w:left w:val="single" w:sz="6" w:space="0" w:color="E6E6E6"/>
+              <w:bottom w:val="single" w:sz="6" w:space="0" w:color="E6E6E6"/>
+              <w:right w:val="single" w:sz="6" w:space="0" w:color="E6E6E6"/>
+            </w:tcBorders>
+            <w:vAlign w:val="center"/>
+            <w:hideMark/>
+          </w:tcPr>
+          <w:p>
+            <w:pPr>
+              <w:spacing w:after="0" w:line="240" w:lineRule="auto"/>
+              <w:rPr>
+                <w:rFonts w:ascii="Times New Roman" w:eastAsia="Times New Roman" w:hAnsi="Times New Roman" w:cs="Times New Roman"/>
+                <w:kern w:val="0"/>
+                <w14:ligatures w14:val="none"/>
+              </w:rPr>
+            </w:pPr>
+            <w:r>
+              <w:rPr>
+                <w:rFonts w:ascii="Times New Roman" w:eastAsia="Times New Roman" w:hAnsi="Times New Roman" w:cs="Times New Roman"/>
+                <w:kern w:val="0"/>
+                <w14:ligatures w14:val="none"/>
+              </w:rPr>
+              <w:t>R</w:t>
+            </w:r>
+          </w:p>
+        </w:tc>
+        <w:tc>
+          <w:tcPr>
+            <w:tcW w:w="0" w:type="auto"/>
+            <w:tcBorders>
+              <w:top w:val="single" w:sz="6" w:space="0" w:color="E6E6E6"/>
+              <w:left w:val="single" w:sz="6" w:space="0" w:color="E6E6E6"/>
+              <w:bottom w:val="single" w:sz="6" w:space="0" w:color="E6E6E6"/>
+              <w:right w:val="single" w:sz="6" w:space="0" w:color="E6E6E6"/>
+            </w:tcBorders>
+            <w:vAlign w:val="center"/>
+            <w:hideMark/>
+          </w:tcPr>
+          <w:p>
+            <w:pPr>
+              <w:spacing w:after="0" w:line="240" w:lineRule="auto"/>
+              <w:rPr>
+                <w:rFonts w:ascii="Times New Roman" w:eastAsia="Times New Roman" w:hAnsi="Times New Roman" w:cs="Times New Roman"/>
+                <w:kern w:val="0"/>
+                <w14:ligatures w14:val="none"/>
+              </w:rPr>
+            </w:pPr>
+            <w:r>
+              <w:rPr>
+                <w:rFonts w:ascii="Times New Roman" w:eastAsia="Times New Roman" w:hAnsi="Times New Roman" w:cs="Times New Roman"/>
+                <w:kern w:val="0"/>
+                <w14:ligatures w14:val="none"/>
+              </w:rPr>
+              <w:t>C</w:t>
+            </w:r>
+          </w:p>
+        </w:tc>
+        <w:tc>
+          <w:tcPr>
+            <w:tcW w:w="0" w:type="auto"/>
+            <w:tcBorders>
+              <w:top w:val="single" w:sz="6" w:space="0" w:color="E6E6E6"/>
+              <w:left w:val="single" w:sz="6" w:space="0" w:color="E6E6E6"/>
+              <w:bottom w:val="single" w:sz="6" w:space="0" w:color="E6E6E6"/>
+              <w:right w:val="single" w:sz="6" w:space="0" w:color="E6E6E6"/>
+            </w:tcBorders>
+            <w:vAlign w:val="center"/>
+            <w:hideMark/>
+          </w:tcPr>
+          <w:p>
+            <w:pPr>
+              <w:spacing w:after="0" w:line="240" w:lineRule="auto"/>
+              <w:rPr>
+                <w:rFonts w:ascii="Times New Roman" w:eastAsia="Times New Roman" w:hAnsi="Times New Roman" w:cs="Times New Roman"/>
+                <w:kern w:val="0"/>
+                <w14:ligatures w14:val="none"/>
+              </w:rPr>
+            </w:pPr>
+            <w:r>
+              <w:rPr>
+                <w:rFonts w:ascii="Times New Roman" w:eastAsia="Times New Roman" w:hAnsi="Times New Roman" w:cs="Times New Roman"/>
+                <w:kern w:val="0"/>
+                <w14:ligatures w14:val="none"/>
+              </w:rPr>
+              <w:t>I</w:t>
+            </w:r>
+          </w:p>
+        </w:tc>
+      </w:tr>
+      <w:tr>
+        <w:trPr>
+          <w:tblCellSpacing w:w="15" w:type="dxa"/>
+        </w:trPr>
+        <w:tc>
+          <w:tcPr>
+            <w:tcW w:w="0" w:type="auto"/>
+            <w:tcBorders>
+              <w:top w:val="single" w:sz="6" w:space="0" w:color="E6E6E6"/>
+              <w:left w:val="single" w:sz="6" w:space="0" w:color="E6E6E6"/>
+              <w:bottom w:val="single" w:sz="6" w:space="0" w:color="E6E6E6"/>
+              <w:right w:val="single" w:sz="6" w:space="0" w:color="E6E6E6"/>
+            </w:tcBorders>
+            <w:vAlign w:val="center"/>
+            <w:hideMark/>
+          </w:tcPr>
+          <w:p>
+            <w:pPr>
+              <w:spacing w:after="0" w:line="240" w:lineRule="auto"/>
+              <w:rPr>
+                <w:rFonts w:ascii="Times New Roman" w:eastAsia="Times New Roman" w:hAnsi="Times New Roman" w:cs="Times New Roman"/>
+                <w:kern w:val="0"/>
+                <w14:ligatures w14:val="none"/>
+              </w:rPr>
+            </w:pPr>
+            <w:r>
+              <w:rPr>
+                <w:rFonts w:ascii="Times New Roman" w:eastAsia="Times New Roman" w:hAnsi="Times New Roman" w:cs="Times New Roman"/>
+                <w:kern w:val="0"/>
+                <w14:ligatures w14:val="none"/>
+              </w:rPr>
+              <w:t>Testing</w:t>
+            </w:r>
+          </w:p>
+        </w:tc>
+        <w:tc>
+          <w:tcPr>
+            <w:tcW w:w="0" w:type="auto"/>
+            <w:tcBorders>
+              <w:top w:val="single" w:sz="6" w:space="0" w:color="E6E6E6"/>
+              <w:left w:val="single" w:sz="6" w:space="0" w:color="E6E6E6"/>
+              <w:bottom w:val="single" w:sz="6" w:space="0" w:color="E6E6E6"/>
+              <w:right w:val="single" w:sz="6" w:space="0" w:color="E6E6E6"/>
+            </w:tcBorders>
+            <w:vAlign w:val="center"/>
+            <w:hideMark/>
+          </w:tcPr>
+          <w:p>
+            <w:pPr>
+              <w:spacing w:after="0" w:line="240" w:lineRule="auto"/>
+              <w:rPr>
+                <w:rFonts w:ascii="Times New Roman" w:eastAsia="Times New Roman" w:hAnsi="Times New Roman" w:cs="Times New Roman"/>
+                <w:kern w:val="0"/>
+                <w14:ligatures w14:val="none"/>
+              </w:rPr>
+            </w:pPr>
+            <w:r>
+              <w:rPr>
+                <w:rFonts w:ascii="Times New Roman" w:eastAsia="Times New Roman" w:hAnsi="Times New Roman" w:cs="Times New Roman"/>
+                <w:kern w:val="0"/>
+                <w14:ligatures w14:val="none"/>
+              </w:rPr>
+              <w:t>I</w:t>
+            </w:r>
+          </w:p>
+        </w:tc>
+        <w:tc>
+          <w:tcPr>
+            <w:tcW w:w="0" w:type="auto"/>
+            <w:tcBorders>
+              <w:top w:val="single" w:sz="6" w:space="0" w:color="E6E6E6"/>
+              <w:left w:val="single" w:sz="6" w:space="0" w:color="E6E6E6"/>
+              <w:bottom w:val="single" w:sz="6" w:space="0" w:color="E6E6E6"/>
+              <w:right w:val="single" w:sz="6" w:space="0" w:color="E6E6E6"/>
+            </w:tcBorders>
+            <w:vAlign w:val="center"/>
+            <w:hideMark/>
+          </w:tcPr>
+          <w:p>
+            <w:pPr>
+              <w:spacing w:after="0" w:line="240" w:lineRule="auto"/>
+              <w:rPr>
+                <w:rFonts w:ascii="Times New Roman" w:eastAsia="Times New Roman" w:hAnsi="Times New Roman" w:cs="Times New Roman"/>
+                <w:kern w:val="0"/>
+                <w14:ligatures w14:val="none"/>
+              </w:rPr>
+            </w:pPr>
+            <w:r>
+              <w:rPr>
+                <w:rFonts w:ascii="Times New Roman" w:eastAsia="Times New Roman" w:hAnsi="Times New Roman" w:cs="Times New Roman"/>
+                <w:kern w:val="0"/>
+                <w14:ligatures w14:val="none"/>
+              </w:rPr>
+              <w:t>I</w:t>
+            </w:r>
+          </w:p>
+        </w:tc>
+        <w:tc>
+          <w:tcPr>
+            <w:tcW w:w="0" w:type="auto"/>
+            <w:tcBorders>
+              <w:top w:val="single" w:sz="6" w:space="0" w:color="E6E6E6"/>
+              <w:left w:val="single" w:sz="6" w:space="0" w:color="E6E6E6"/>
+              <w:bottom w:val="single" w:sz="6" w:space="0" w:color="E6E6E6"/>
+              <w:right w:val="single" w:sz="6" w:space="0" w:color="E6E6E6"/>
+            </w:tcBorders>
+            <w:vAlign w:val="center"/>
+            <w:hideMark/>
+          </w:tcPr>
+          <w:p>
+            <w:pPr>
+              <w:spacing w:after="0" w:line="240" w:lineRule="auto"/>
+              <w:rPr>
+                <w:rFonts w:ascii="Times New Roman" w:eastAsia="Times New Roman" w:hAnsi="Times New Roman" w:cs="Times New Roman"/>
+                <w:kern w:val="0"/>
+                <w14:ligatures w14:val="none"/>
+              </w:rPr>
+            </w:pPr>
+            <w:r>
+              <w:rPr>
+                <w:rFonts w:ascii="Times New Roman" w:eastAsia="Times New Roman" w:hAnsi="Times New Roman" w:cs="Times New Roman"/>
+                <w:kern w:val="0"/>
+                <w14:ligatures w14:val="none"/>
+              </w:rPr>
+              <w:t>C</w:t>
+            </w:r>
+          </w:p>
+        </w:tc>
+        <w:tc>
+          <w:tcPr>
+            <w:tcW w:w="0" w:type="auto"/>
+            <w:tcBorders>
+              <w:top w:val="single" w:sz="6" w:space="0" w:color="E6E6E6"/>
+              <w:left w:val="single" w:sz="6" w:space="0" w:color="E6E6E6"/>
+              <w:bottom w:val="single" w:sz="6" w:space="0" w:color="E6E6E6"/>
+              <w:right w:val="single" w:sz="6" w:space="0" w:color="E6E6E6"/>
+            </w:tcBorders>
+            <w:vAlign w:val="center"/>
+            <w:hideMark/>
+          </w:tcPr>
+          <w:p>
+            <w:pPr>
+              <w:spacing w:after="0" w:line="240" w:lineRule="auto"/>
+              <w:rPr>
+                <w:rFonts w:ascii="Times New Roman" w:eastAsia="Times New Roman" w:hAnsi="Times New Roman" w:cs="Times New Roman"/>
+                <w:kern w:val="0"/>
+                <w14:ligatures w14:val="none"/>
+              </w:rPr>
+            </w:pPr>
+            <w:r>
+              <w:rPr>
+                <w:rFonts w:ascii="Times New Roman" w:eastAsia="Times New Roman" w:hAnsi="Times New Roman" w:cs="Times New Roman"/>
+                <w:kern w:val="0"/>
+                <w14:ligatures w14:val="none"/>
+              </w:rPr>
+              <w:t>C</w:t>
+            </w:r>
+          </w:p>
+        </w:tc>
+        <w:tc>
+          <w:tcPr>
+            <w:tcW w:w="0" w:type="auto"/>
+            <w:tcBorders>
+              <w:top w:val="single" w:sz="6" w:space="0" w:color="E6E6E6"/>
+              <w:left w:val="single" w:sz="6" w:space="0" w:color="E6E6E6"/>
+              <w:bottom w:val="single" w:sz="6" w:space="0" w:color="E6E6E6"/>
+              <w:right w:val="single" w:sz="6" w:space="0" w:color="E6E6E6"/>
+            </w:tcBorders>
+            <w:vAlign w:val="center"/>
+            <w:hideMark/>
+          </w:tcPr>
+          <w:p>
+            <w:pPr>
+              <w:spacing w:after="0" w:line="240" w:lineRule="auto"/>
+              <w:rPr>
+                <w:rFonts w:ascii="Times New Roman" w:eastAsia="Times New Roman" w:hAnsi="Times New Roman" w:cs="Times New Roman"/>
+                <w:kern w:val="0"/>
+                <w14:ligatures w14:val="none"/>
+              </w:rPr>
+            </w:pPr>
+            <w:r>
+              <w:rPr>
+                <w:rFonts w:ascii="Times New Roman" w:eastAsia="Times New Roman" w:hAnsi="Times New Roman" w:cs="Times New Roman"/>
+                <w:kern w:val="0"/>
+                <w14:ligatures w14:val="none"/>
+              </w:rPr>
+              <w:t>C</w:t>
+            </w:r>
+          </w:p>
+        </w:tc>
+        <w:tc>
+          <w:tcPr>
+            <w:tcW w:w="0" w:type="auto"/>
+            <w:tcBorders>
+              <w:top w:val="single" w:sz="6" w:space="0" w:color="E6E6E6"/>
+              <w:left w:val="single" w:sz="6" w:space="0" w:color="E6E6E6"/>
+              <w:bottom w:val="single" w:sz="6" w:space="0" w:color="E6E6E6"/>
+              <w:right w:val="single" w:sz="6" w:space="0" w:color="E6E6E6"/>
+            </w:tcBorders>
+            <w:vAlign w:val="center"/>
+            <w:hideMark/>
+          </w:tcPr>
+          <w:p>
+            <w:pPr>
+              <w:spacing w:after="0" w:line="240" w:lineRule="auto"/>
+              <w:rPr>
+                <w:rFonts w:ascii="Times New Roman" w:eastAsia="Times New Roman" w:hAnsi="Times New Roman" w:cs="Times New Roman"/>
+                <w:kern w:val="0"/>
+                <w14:ligatures w14:val="none"/>
+              </w:rPr>
+            </w:pPr>
+            <w:r>
+              <w:rPr>
+                <w:rFonts w:ascii="Times New Roman" w:eastAsia="Times New Roman" w:hAnsi="Times New Roman" w:cs="Times New Roman"/>
+                <w:kern w:val="0"/>
+                <w14:ligatures w14:val="none"/>
+              </w:rPr>
+              <w:t>A/R</w:t>
+            </w:r>
+          </w:p>
+        </w:tc>
+        <w:tc>
+          <w:tcPr>
+            <w:tcW w:w="0" w:type="auto"/>
+            <w:tcBorders>
+              <w:top w:val="single" w:sz="6" w:space="0" w:color="E6E6E6"/>
+              <w:left w:val="single" w:sz="6" w:space="0" w:color="E6E6E6"/>
+              <w:bottom w:val="single" w:sz="6" w:space="0" w:color="E6E6E6"/>
+              <w:right w:val="single" w:sz="6" w:space="0" w:color="E6E6E6"/>
+            </w:tcBorders>
+            <w:vAlign w:val="center"/>
+            <w:hideMark/>
+          </w:tcPr>
+          <w:p>
+            <w:pPr>
+              <w:spacing w:after="0" w:line="240" w:lineRule="auto"/>
+              <w:rPr>
+                <w:rFonts w:ascii="Times New Roman" w:eastAsia="Times New Roman" w:hAnsi="Times New Roman" w:cs="Times New Roman"/>
+                <w:kern w:val="0"/>
+                <w14:ligatures w14:val="none"/>
+              </w:rPr>
+            </w:pPr>
+            <w:r>
+              <w:rPr>
+                <w:rFonts w:ascii="Times New Roman" w:eastAsia="Times New Roman" w:hAnsi="Times New Roman" w:cs="Times New Roman"/>
+                <w:kern w:val="0"/>
+                <w14:ligatures w14:val="none"/>
+              </w:rPr>
+              <w:t>I</w:t>
+            </w:r>
+          </w:p>
+        </w:tc>
+      </w:tr>
+      <w:tr>
+        <w:trPr>
+          <w:tblCellSpacing w:w="15" w:type="dxa"/>
+        </w:trPr>
+        <w:tc>
+          <w:tcPr>
+            <w:tcW w:w="0" w:type="auto"/>
+            <w:tcBorders>
+              <w:top w:val="single" w:sz="6" w:space="0" w:color="E6E6E6"/>
+              <w:left w:val="single" w:sz="6" w:space="0" w:color="E6E6E6"/>
+              <w:bottom w:val="single" w:sz="6" w:space="0" w:color="E6E6E6"/>
+              <w:right w:val="single" w:sz="6" w:space="0" w:color="E6E6E6"/>
+            </w:tcBorders>
+            <w:vAlign w:val="center"/>
+            <w:hideMark/>
+          </w:tcPr>
+          <w:p>
+            <w:pPr>
+              <w:spacing w:after="0" w:line="240" w:lineRule="auto"/>
+              <w:rPr>
+                <w:rFonts w:ascii="Times New Roman" w:eastAsia="Times New Roman" w:hAnsi="Times New Roman" w:cs="Times New Roman"/>
+                <w:kern w:val="0"/>
+                <w14:ligatures w14:val="none"/>
+              </w:rPr>
+            </w:pPr>
+            <w:r>
+              <w:rPr>
+                <w:rFonts w:ascii="Times New Roman" w:eastAsia="Times New Roman" w:hAnsi="Times New Roman" w:cs="Times New Roman"/>
+                <w:kern w:val="0"/>
+                <w14:ligatures w14:val="none"/>
+              </w:rPr>
+              <w:t>Deployment</w:t>
+            </w:r>
+          </w:p>
+        </w:tc>
+        <w:tc>
+          <w:tcPr>
+            <w:tcW w:w="0" w:type="auto"/>
+            <w:tcBorders>
+              <w:top w:val="single" w:sz="6" w:space="0" w:color="E6E6E6"/>
+              <w:left w:val="single" w:sz="6" w:space="0" w:color="E6E6E6"/>
+              <w:bottom w:val="single" w:sz="6" w:space="0" w:color="E6E6E6"/>
+              <w:right w:val="single" w:sz="6" w:space="0" w:color="E6E6E6"/>
+            </w:tcBorders>
+            <w:vAlign w:val="center"/>
+            <w:hideMark/>
+          </w:tcPr>
+          <w:p>
+            <w:pPr>
+              <w:spacing w:after="0" w:line="240" w:lineRule="auto"/>
+              <w:rPr>
+                <w:rFonts w:ascii="Times New Roman" w:eastAsia="Times New Roman" w:hAnsi="Times New Roman" w:cs="Times New Roman"/>
+                <w:kern w:val="0"/>
+                <w14:ligatures w14:val="none"/>
+              </w:rPr>
+            </w:pPr>
+            <w:r>
+              <w:rPr>
+                <w:rFonts w:ascii="Times New Roman" w:eastAsia="Times New Roman" w:hAnsi="Times New Roman" w:cs="Times New Roman"/>
+                <w:kern w:val="0"/>
+                <w14:ligatures w14:val="none"/>
+              </w:rPr>
+              <w:t>A</w:t>
+            </w:r>
+          </w:p>
+        </w:tc>
+        <w:tc>
+          <w:tcPr>
+            <w:tcW w:w="0" w:type="auto"/>
+            <w:tcBorders>
+              <w:top w:val="single" w:sz="6" w:space="0" w:color="E6E6E6"/>
+              <w:left w:val="single" w:sz="6" w:space="0" w:color="E6E6E6"/>
+              <w:bottom w:val="single" w:sz="6" w:space="0" w:color="E6E6E6"/>
+              <w:right w:val="single" w:sz="6" w:space="0" w:color="E6E6E6"/>
+            </w:tcBorders>
+            <w:vAlign w:val="center"/>
+            <w:hideMark/>
+          </w:tcPr>
+          <w:p>
+            <w:pPr>
+              <w:spacing w:after="0" w:line="240" w:lineRule="auto"/>
+              <w:rPr>
+                <w:rFonts w:ascii="Times New Roman" w:eastAsia="Times New Roman" w:hAnsi="Times New Roman" w:cs="Times New Roman"/>
+                <w:kern w:val="0"/>
+                <w14:ligatures w14:val="none"/>
+              </w:rPr>
+            </w:pPr>
+            <w:r>
+              <w:rPr>
+                <w:rFonts w:ascii="Times New Roman" w:eastAsia="Times New Roman" w:hAnsi="Times New Roman" w:cs="Times New Roman"/>
+                <w:kern w:val="0"/>
+                <w14:ligatures w14:val="none"/>
+              </w:rPr>
+              <w:t>I</w:t>
+            </w:r>
+          </w:p>
+        </w:tc>
+        <w:tc>
+          <w:tcPr>
+            <w:tcW w:w="0" w:type="auto"/>
+            <w:tcBorders>
+              <w:top w:val="single" w:sz="6" w:space="0" w:color="E6E6E6"/>
+              <w:left w:val="single" w:sz="6" w:space="0" w:color="E6E6E6"/>
+              <w:bottom w:val="single" w:sz="6" w:space="0" w:color="E6E6E6"/>
+              <w:right w:val="single" w:sz="6" w:space="0" w:color="E6E6E6"/>
+            </w:tcBorders>
+            <w:vAlign w:val="center"/>
+            <w:hideMark/>
+          </w:tcPr>
+          <w:p>
+            <w:pPr>
+              <w:spacing w:after="0" w:line="240" w:lineRule="auto"/>
+              <w:rPr>
+                <w:rFonts w:ascii="Times New Roman" w:eastAsia="Times New Roman" w:hAnsi="Times New Roman" w:cs="Times New Roman"/>
+                <w:kern w:val="0"/>
+                <w14:ligatures w14:val="none"/>
+              </w:rPr>
+            </w:pPr>
+            <w:r>
+              <w:rPr>
+                <w:rFonts w:ascii="Times New Roman" w:eastAsia="Times New Roman" w:hAnsi="Times New Roman" w:cs="Times New Roman"/>
+                <w:kern w:val="0"/>
+                <w14:ligatures w14:val="none"/>
+              </w:rPr>
+              <w:t>I</w:t>
+            </w:r>
+          </w:p>
+        </w:tc>
+        <w:tc>
+          <w:tcPr>
+            <w:tcW w:w="0" w:type="auto"/>
+            <w:tcBorders>
+              <w:top w:val="single" w:sz="6" w:space="0" w:color="E6E6E6"/>
+              <w:left w:val="single" w:sz="6" w:space="0" w:color="E6E6E6"/>
+              <w:bottom w:val="single" w:sz="6" w:space="0" w:color="E6E6E6"/>
+              <w:right w:val="single" w:sz="6" w:space="0" w:color="E6E6E6"/>
+            </w:tcBorders>
+            <w:vAlign w:val="center"/>
+            <w:hideMark/>
+          </w:tcPr>
+          <w:p>
+            <w:pPr>
+              <w:spacing w:after="0" w:line="240" w:lineRule="auto"/>
+              <w:rPr>
+                <w:rFonts w:ascii="Times New Roman" w:eastAsia="Times New Roman" w:hAnsi="Times New Roman" w:cs="Times New Roman"/>
+                <w:kern w:val="0"/>
+                <w14:ligatures w14:val="none"/>
+              </w:rPr>
+            </w:pPr>
+            <w:r>
+              <w:rPr>
+                <w:rFonts w:ascii="Times New Roman" w:eastAsia="Times New Roman" w:hAnsi="Times New Roman" w:cs="Times New Roman"/>
+                <w:kern w:val="0"/>
+                <w14:ligatures w14:val="none"/>
+              </w:rPr>
+              <w:t>I</w:t>
+            </w:r>
+          </w:p>
+        </w:tc>
+        <w:tc>
+          <w:tcPr>
+            <w:tcW w:w="0" w:type="auto"/>
+            <w:tcBorders>
+              <w:top w:val="single" w:sz="6" w:space="0" w:color="E6E6E6"/>
+              <w:left w:val="single" w:sz="6" w:space="0" w:color="E6E6E6"/>
+              <w:bottom w:val="single" w:sz="6" w:space="0" w:color="E6E6E6"/>
+              <w:right w:val="single" w:sz="6" w:space="0" w:color="E6E6E6"/>
+            </w:tcBorders>
+            <w:vAlign w:val="center"/>
+            <w:hideMark/>
+          </w:tcPr>
+          <w:p>
+            <w:pPr>
+              <w:spacing w:after="0" w:line="240" w:lineRule="auto"/>
+              <w:rPr>
+                <w:rFonts w:ascii="Times New Roman" w:eastAsia="Times New Roman" w:hAnsi="Times New Roman" w:cs="Times New Roman"/>
+                <w:kern w:val="0"/>
+                <w14:ligatures w14:val="none"/>
+              </w:rPr>
+            </w:pPr>
+            <w:r>
+              <w:rPr>
+                <w:rFonts w:ascii="Times New Roman" w:eastAsia="Times New Roman" w:hAnsi="Times New Roman" w:cs="Times New Roman"/>
+                <w:kern w:val="0"/>
+                <w14:ligatures w14:val="none"/>
+              </w:rPr>
+              <w:t>R</w:t>
+            </w:r>
+          </w:p>
+        </w:tc>
+        <w:tc>
+          <w:tcPr>
+            <w:tcW w:w="0" w:type="auto"/>
+            <w:tcBorders>
+              <w:top w:val="single" w:sz="6" w:space="0" w:color="E6E6E6"/>
+              <w:left w:val="single" w:sz="6" w:space="0" w:color="E6E6E6"/>
+              <w:bottom w:val="single" w:sz="6" w:space="0" w:color="E6E6E6"/>
+              <w:right w:val="single" w:sz="6" w:space="0" w:color="E6E6E6"/>
+            </w:tcBorders>
+            <w:vAlign w:val="center"/>
+            <w:hideMark/>
+          </w:tcPr>
+          <w:p>
+            <w:pPr>
+              <w:spacing w:after="0" w:line="240" w:lineRule="auto"/>
+              <w:rPr>
+                <w:rFonts w:ascii="Times New Roman" w:eastAsia="Times New Roman" w:hAnsi="Times New Roman" w:cs="Times New Roman"/>
+                <w:kern w:val="0"/>
+                <w14:ligatures w14:val="none"/>
+              </w:rPr>
+            </w:pPr>
+            <w:r>
+              <w:rPr>
+                <w:rFonts w:ascii="Times New Roman" w:eastAsia="Times New Roman" w:hAnsi="Times New Roman" w:cs="Times New Roman"/>
+                <w:kern w:val="0"/>
+                <w14:ligatures w14:val="none"/>
+              </w:rPr>
+              <w:t>C</w:t>
+            </w:r>
+          </w:p>
+        </w:tc>
+        <w:tc>
+          <w:tcPr>
+            <w:tcW w:w="0" w:type="auto"/>
+            <w:tcBorders>
+              <w:top w:val="single" w:sz="6" w:space="0" w:color="E6E6E6"/>
+              <w:left w:val="single" w:sz="6" w:space="0" w:color="E6E6E6"/>
+              <w:bottom w:val="single" w:sz="6" w:space="0" w:color="E6E6E6"/>
+              <w:right w:val="single" w:sz="6" w:space="0" w:color="E6E6E6"/>
+            </w:tcBorders>
+            <w:vAlign w:val="center"/>
+            <w:hideMark/>
+          </w:tcPr>
+          <w:p>
+            <w:pPr>
+              <w:spacing w:after="0" w:line="240" w:lineRule="auto"/>
+              <w:rPr>
+                <w:rFonts w:ascii="Times New Roman" w:eastAsia="Times New Roman" w:hAnsi="Times New Roman" w:cs="Times New Roman"/>
+                <w:kern w:val="0"/>
+                <w14:ligatures w14:val="none"/>
+              </w:rPr>
+            </w:pPr>
+            <w:r>
+              <w:rPr>
+                <w:rFonts w:ascii="Times New Roman" w:eastAsia="Times New Roman" w:hAnsi="Times New Roman" w:cs="Times New Roman"/>
+                <w:kern w:val="0"/>
+                <w14:ligatures w14:val="none"/>
+              </w:rPr>
+              <w:t>I</w:t>
+            </w:r>
+          </w:p>
+        </w:tc>
+      </w:tr>
+      <w:tr>
+        <w:trPr>
+          <w:tblCellSpacing w:w="15" w:type="dxa"/>
+        </w:trPr>
+        <w:tc>
+          <w:tcPr>
+            <w:tcW w:w="0" w:type="auto"/>
+            <w:tcBorders>
+              <w:top w:val="single" w:sz="6" w:space="0" w:color="E6E6E6"/>
+              <w:left w:val="single" w:sz="6" w:space="0" w:color="E6E6E6"/>
+              <w:bottom w:val="single" w:sz="6" w:space="0" w:color="E6E6E6"/>
+              <w:right w:val="single" w:sz="6" w:space="0" w:color="E6E6E6"/>
+            </w:tcBorders>
+            <w:vAlign w:val="center"/>
+            <w:hideMark/>
+          </w:tcPr>
+          <w:p>
+            <w:pPr>
+              <w:spacing w:after="0" w:line="240" w:lineRule="auto"/>
+              <w:rPr>
+                <w:rFonts w:ascii="Times New Roman" w:eastAsia="Times New Roman" w:hAnsi="Times New Roman" w:cs="Times New Roman"/>
+                <w:kern w:val="0"/>
+                <w14:ligatures w14:val="none"/>
+              </w:rPr>
+            </w:pPr>
+            <w:r>
+              <w:rPr>
+                <w:rFonts w:ascii="Times New Roman" w:eastAsia="Times New Roman" w:hAnsi="Times New Roman" w:cs="Times New Roman"/>
+                <w:kern w:val="0"/>
+                <w14:ligatures w14:val="none"/>
+              </w:rPr>
+              <w:t>Project Approval</w:t>
+            </w:r>
+          </w:p>
+        </w:tc>
+        <w:tc>
+          <w:tcPr>
+            <w:tcW w:w="0" w:type="auto"/>
+            <w:tcBorders>
+              <w:top w:val="single" w:sz="6" w:space="0" w:color="E6E6E6"/>
+              <w:left w:val="single" w:sz="6" w:space="0" w:color="E6E6E6"/>
+              <w:bottom w:val="single" w:sz="6" w:space="0" w:color="E6E6E6"/>
+              <w:right w:val="single" w:sz="6" w:space="0" w:color="E6E6E6"/>
+            </w:tcBorders>
+            <w:vAlign w:val="center"/>
+            <w:hideMark/>
+          </w:tcPr>
+          <w:p>
+            <w:pPr>
+              <w:spacing w:after="0" w:line="240" w:lineRule="auto"/>
+              <w:rPr>
+                <w:rFonts w:ascii="Times New Roman" w:eastAsia="Times New Roman" w:hAnsi="Times New Roman" w:cs="Times New Roman"/>
+                <w:kern w:val="0"/>
+                <w14:ligatures w14:val="none"/>
+              </w:rPr>
+            </w:pPr>
+            <w:r>
+              <w:rPr>
+                <w:rFonts w:ascii="Times New Roman" w:eastAsia="Times New Roman" w:hAnsi="Times New Roman" w:cs="Times New Roman"/>
+                <w:kern w:val="0"/>
+                <w14:ligatures w14:val="none"/>
+              </w:rPr>
+              <w:t>C</w:t>
+            </w:r>
+          </w:p>
+        </w:tc>
+        <w:tc>
+          <w:tcPr>
+            <w:tcW w:w="0" w:type="auto"/>
+            <w:tcBorders>
+              <w:top w:val="single" w:sz="6" w:space="0" w:color="E6E6E6"/>
+              <w:left w:val="single" w:sz="6" w:space="0" w:color="E6E6E6"/>
+              <w:bottom w:val="single" w:sz="6" w:space="0" w:color="E6E6E6"/>
+              <w:right w:val="single" w:sz="6" w:space="0" w:color="E6E6E6"/>
+            </w:tcBorders>
+            <w:vAlign w:val="center"/>
+            <w:hideMark/>
+          </w:tcPr>
+          <w:p>
+            <w:pPr>
+              <w:spacing w:after="0" w:line="240" w:lineRule="auto"/>
+              <w:rPr>
+                <w:rFonts w:ascii="Times New Roman" w:eastAsia="Times New Roman" w:hAnsi="Times New Roman" w:cs="Times New Roman"/>
+                <w:kern w:val="0"/>
+                <w14:ligatures w14:val="none"/>
+              </w:rPr>
+            </w:pPr>
+            <w:r>
+              <w:rPr>
+                <w:rFonts w:ascii="Times New Roman" w:eastAsia="Times New Roman" w:hAnsi="Times New Roman" w:cs="Times New Roman"/>
+                <w:kern w:val="0"/>
+                <w14:ligatures w14:val="none"/>
+              </w:rPr>
+              <w:t>I</w:t>
+            </w:r>
+          </w:p>
+        </w:tc>
+        <w:tc>
+          <w:tcPr>
+            <w:tcW w:w="0" w:type="auto"/>
+            <w:tcBorders>
+              <w:top w:val="single" w:sz="6" w:space="0" w:color="E6E6E6"/>
+              <w:left w:val="single" w:sz="6" w:space="0" w:color="E6E6E6"/>
+              <w:bottom w:val="single" w:sz="6" w:space="0" w:color="E6E6E6"/>
+              <w:right w:val="single" w:sz="6" w:space="0" w:color="E6E6E6"/>
+            </w:tcBorders>
+            <w:vAlign w:val="center"/>
+            <w:hideMark/>
+          </w:tcPr>
+          <w:p>
+            <w:pPr>
+              <w:spacing w:after="0" w:line="240" w:lineRule="auto"/>
+              <w:rPr>
+                <w:rFonts w:ascii="Times New Roman" w:eastAsia="Times New Roman" w:hAnsi="Times New Roman" w:cs="Times New Roman"/>
+                <w:kern w:val="0"/>
+                <w14:ligatures w14:val="none"/>
+              </w:rPr>
+            </w:pPr>
+            <w:r>
+              <w:rPr>
+                <w:rFonts w:ascii="Times New Roman" w:eastAsia="Times New Roman" w:hAnsi="Times New Roman" w:cs="Times New Roman"/>
+                <w:kern w:val="0"/>
+                <w14:ligatures w14:val="none"/>
+              </w:rPr>
+              <w:t>I</w:t>
+            </w:r>
+          </w:p>
+        </w:tc>
+        <w:tc>
+          <w:tcPr>
+            <w:tcW w:w="0" w:type="auto"/>
+            <w:tcBorders>
+              <w:top w:val="single" w:sz="6" w:space="0" w:color="E6E6E6"/>
+              <w:left w:val="single" w:sz="6" w:space="0" w:color="E6E6E6"/>
+              <w:bottom w:val="single" w:sz="6" w:space="0" w:color="E6E6E6"/>
+              <w:right w:val="single" w:sz="6" w:space="0" w:color="E6E6E6"/>
+            </w:tcBorders>
+            <w:vAlign w:val="center"/>
+            <w:hideMark/>
+          </w:tcPr>
+          <w:p>
+            <w:pPr>
+              <w:spacing w:after="0" w:line="240" w:lineRule="auto"/>
+              <w:rPr>
+                <w:rFonts w:ascii="Times New Roman" w:eastAsia="Times New Roman" w:hAnsi="Times New Roman" w:cs="Times New Roman"/>
+                <w:kern w:val="0"/>
+                <w14:ligatures w14:val="none"/>
+              </w:rPr>
+            </w:pPr>
+            <w:r>
+              <w:rPr>
+                <w:rFonts w:ascii="Times New Roman" w:eastAsia="Times New Roman" w:hAnsi="Times New Roman" w:cs="Times New Roman"/>
+                <w:kern w:val="0"/>
+                <w14:ligatures w14:val="none"/>
+              </w:rPr>
+              <w:t>I</w:t>
+            </w:r>
+          </w:p>
+        </w:tc>
+        <w:tc>
+          <w:tcPr>
+            <w:tcW w:w="0" w:type="auto"/>
+            <w:tcBorders>
+              <w:top w:val="single" w:sz="6" w:space="0" w:color="E6E6E6"/>
+              <w:left w:val="single" w:sz="6" w:space="0" w:color="E6E6E6"/>
+              <w:bottom w:val="single" w:sz="6" w:space="0" w:color="E6E6E6"/>
+              <w:right w:val="single" w:sz="6" w:space="0" w:color="E6E6E6"/>
+            </w:tcBorders>
+            <w:vAlign w:val="center"/>
+            <w:hideMark/>
+          </w:tcPr>
+          <w:p>
+            <w:pPr>
+              <w:spacing w:after="0" w:line="240" w:lineRule="auto"/>
+              <w:rPr>
+                <w:rFonts w:ascii="Times New Roman" w:eastAsia="Times New Roman" w:hAnsi="Times New Roman" w:cs="Times New Roman"/>
+                <w:kern w:val="0"/>
+                <w14:ligatures w14:val="none"/>
+              </w:rPr>
+            </w:pPr>
+            <w:r>
+              <w:rPr>
+                <w:rFonts w:ascii="Times New Roman" w:eastAsia="Times New Roman" w:hAnsi="Times New Roman" w:cs="Times New Roman"/>
+                <w:kern w:val="0"/>
+                <w14:ligatures w14:val="none"/>
+              </w:rPr>
+              <w:t>I</w:t>
+            </w:r>
+          </w:p>
+        </w:tc>
+        <w:tc>
+          <w:tcPr>
+            <w:tcW w:w="0" w:type="auto"/>
+            <w:tcBorders>
+              <w:top w:val="single" w:sz="6" w:space="0" w:color="E6E6E6"/>
+              <w:left w:val="single" w:sz="6" w:space="0" w:color="E6E6E6"/>
+              <w:bottom w:val="single" w:sz="6" w:space="0" w:color="E6E6E6"/>
+              <w:right w:val="single" w:sz="6" w:space="0" w:color="E6E6E6"/>
+            </w:tcBorders>
+            <w:vAlign w:val="center"/>
+            <w:hideMark/>
+          </w:tcPr>
+          <w:p>
+            <w:pPr>
+              <w:spacing w:after="0" w:line="240" w:lineRule="auto"/>
+              <w:rPr>
+                <w:rFonts w:ascii="Times New Roman" w:eastAsia="Times New Roman" w:hAnsi="Times New Roman" w:cs="Times New Roman"/>
+                <w:kern w:val="0"/>
+                <w14:ligatures w14:val="none"/>
+              </w:rPr>
+            </w:pPr>
+            <w:r>
+              <w:rPr>
+                <w:rFonts w:ascii="Times New Roman" w:eastAsia="Times New Roman" w:hAnsi="Times New Roman" w:cs="Times New Roman"/>
+                <w:kern w:val="0"/>
+                <w14:ligatures w14:val="none"/>
+              </w:rPr>
+              <w:t>I</w:t>
+            </w:r>
+          </w:p>
+        </w:tc>
+        <w:tc>
+          <w:tcPr>
+            <w:tcW w:w="0" w:type="auto"/>
+            <w:tcBorders>
+              <w:top w:val="single" w:sz="6" w:space="0" w:color="E6E6E6"/>
+              <w:left w:val="single" w:sz="6" w:space="0" w:color="E6E6E6"/>
+              <w:bottom w:val="single" w:sz="6" w:space="0" w:color="E6E6E6"/>
+              <w:right w:val="single" w:sz="6" w:space="0" w:color="E6E6E6"/>
+            </w:tcBorders>
+            <w:vAlign w:val="center"/>
+            <w:hideMark/>
+          </w:tcPr>
+          <w:p>
+            <w:pPr>
+              <w:spacing w:after="0" w:line="240" w:lineRule="auto"/>
+              <w:rPr>
+                <w:rFonts w:ascii="Times New Roman" w:eastAsia="Times New Roman" w:hAnsi="Times New Roman" w:cs="Times New Roman"/>
+                <w:kern w:val="0"/>
+                <w14:ligatures w14:val="none"/>
+              </w:rPr>
+            </w:pPr>
+            <w:r>
+              <w:rPr>
+                <w:rFonts w:ascii="Times New Roman" w:eastAsia="Times New Roman" w:hAnsi="Times New Roman" w:cs="Times New Roman"/>
+                <w:kern w:val="0"/>
+                <w14:ligatures w14:val="none"/>
+              </w:rPr>
+              <w:t>A</w:t>
+            </w:r>
+          </w:p>
+        </w:tc>
+      </w:tr>
+    </w:tbl>
+    <w:p>
+      <w:pPr>
+        <w:spacing w:before="100" w:beforeAutospacing="1" w:after="100" w:afterAutospacing="1" w:line="300" w:lineRule="atLeast"/>
+        <w:rPr>
+          <w:rFonts w:ascii="Segoe UI" w:eastAsia="Times New Roman" w:hAnsi="Segoe UI" w:cs="Segoe UI"/>
+          <w:kern w:val="0"/>
+          <w:sz w:val="21"/>
+          <w:szCs w:val="21"/>
+          <w14:ligatures w14:val="none"/>
+        </w:rPr>
+      </w:pPr>
+    </w:p>
     <w:sectPr>
       <w:pgSz w:w="12240" w:h="15840"/>
       <w:pgMar w:top="1440" w:right="1440" w:bottom="1440" w:left="1440" w:header="720" w:footer="720" w:gutter="0"/>
@@ -17487,6 +24142,155 @@
     </w:lvl>
   </w:abstractNum>
   <w:abstractNum w:abstractNumId="17" w15:restartNumberingAfterBreak="0">
+    <w:nsid w:val="30AA1549"/>
+    <w:multiLevelType w:val="multilevel"/>
+    <w:tmpl w:val="77021954"/>
+    <w:lvl w:ilvl="0">
+      <w:start w:val="1"/>
+      <w:numFmt w:val="bullet"/>
+      <w:lvlText w:val=""/>
+      <w:lvlJc w:val="left"/>
+      <w:pPr>
+        <w:tabs>
+          <w:tab w:val="num" w:pos="720"/>
+        </w:tabs>
+        <w:ind w:left="720" w:hanging="360"/>
+      </w:pPr>
+      <w:rPr>
+        <w:rFonts w:ascii="Symbol" w:hAnsi="Symbol" w:hint="default"/>
+        <w:sz w:val="20"/>
+      </w:rPr>
+    </w:lvl>
+    <w:lvl w:ilvl="1" w:tentative="1">
+      <w:start w:val="1"/>
+      <w:numFmt w:val="bullet"/>
+      <w:lvlText w:val="o"/>
+      <w:lvlJc w:val="left"/>
+      <w:pPr>
+        <w:tabs>
+          <w:tab w:val="num" w:pos="1440"/>
+        </w:tabs>
+        <w:ind w:left="1440" w:hanging="360"/>
+      </w:pPr>
+      <w:rPr>
+        <w:rFonts w:ascii="Courier New" w:hAnsi="Courier New" w:hint="default"/>
+        <w:sz w:val="20"/>
+      </w:rPr>
+    </w:lvl>
+    <w:lvl w:ilvl="2" w:tentative="1">
+      <w:start w:val="1"/>
+      <w:numFmt w:val="bullet"/>
+      <w:lvlText w:val=""/>
+      <w:lvlJc w:val="left"/>
+      <w:pPr>
+        <w:tabs>
+          <w:tab w:val="num" w:pos="2160"/>
+        </w:tabs>
+        <w:ind w:left="2160" w:hanging="360"/>
+      </w:pPr>
+      <w:rPr>
+        <w:rFonts w:ascii="Wingdings" w:hAnsi="Wingdings" w:hint="default"/>
+        <w:sz w:val="20"/>
+      </w:rPr>
+    </w:lvl>
+    <w:lvl w:ilvl="3" w:tentative="1">
+      <w:start w:val="1"/>
+      <w:numFmt w:val="bullet"/>
+      <w:lvlText w:val=""/>
+      <w:lvlJc w:val="left"/>
+      <w:pPr>
+        <w:tabs>
+          <w:tab w:val="num" w:pos="2880"/>
+        </w:tabs>
+        <w:ind w:left="2880" w:hanging="360"/>
+      </w:pPr>
+      <w:rPr>
+        <w:rFonts w:ascii="Wingdings" w:hAnsi="Wingdings" w:hint="default"/>
+        <w:sz w:val="20"/>
+      </w:rPr>
+    </w:lvl>
+    <w:lvl w:ilvl="4" w:tentative="1">
+      <w:start w:val="1"/>
+      <w:numFmt w:val="bullet"/>
+      <w:lvlText w:val=""/>
+      <w:lvlJc w:val="left"/>
+      <w:pPr>
+        <w:tabs>
+          <w:tab w:val="num" w:pos="3600"/>
+        </w:tabs>
+        <w:ind w:left="3600" w:hanging="360"/>
+      </w:pPr>
+      <w:rPr>
+        <w:rFonts w:ascii="Wingdings" w:hAnsi="Wingdings" w:hint="default"/>
+        <w:sz w:val="20"/>
+      </w:rPr>
+    </w:lvl>
+    <w:lvl w:ilvl="5" w:tentative="1">
+      <w:start w:val="1"/>
+      <w:numFmt w:val="bullet"/>
+      <w:lvlText w:val=""/>
+      <w:lvlJc w:val="left"/>
+      <w:pPr>
+        <w:tabs>
+          <w:tab w:val="num" w:pos="4320"/>
+        </w:tabs>
+        <w:ind w:left="4320" w:hanging="360"/>
+      </w:pPr>
+      <w:rPr>
+        <w:rFonts w:ascii="Wingdings" w:hAnsi="Wingdings" w:hint="default"/>
+        <w:sz w:val="20"/>
+      </w:rPr>
+    </w:lvl>
+    <w:lvl w:ilvl="6" w:tentative="1">
+      <w:start w:val="1"/>
+      <w:numFmt w:val="bullet"/>
+      <w:lvlText w:val=""/>
+      <w:lvlJc w:val="left"/>
+      <w:pPr>
+        <w:tabs>
+          <w:tab w:val="num" w:pos="5040"/>
+        </w:tabs>
+        <w:ind w:left="5040" w:hanging="360"/>
+      </w:pPr>
+      <w:rPr>
+        <w:rFonts w:ascii="Wingdings" w:hAnsi="Wingdings" w:hint="default"/>
+        <w:sz w:val="20"/>
+      </w:rPr>
+    </w:lvl>
+    <w:lvl w:ilvl="7" w:tentative="1">
+      <w:start w:val="1"/>
+      <w:numFmt w:val="bullet"/>
+      <w:lvlText w:val=""/>
+      <w:lvlJc w:val="left"/>
+      <w:pPr>
+        <w:tabs>
+          <w:tab w:val="num" w:pos="5760"/>
+        </w:tabs>
+        <w:ind w:left="5760" w:hanging="360"/>
+      </w:pPr>
+      <w:rPr>
+        <w:rFonts w:ascii="Wingdings" w:hAnsi="Wingdings" w:hint="default"/>
+        <w:sz w:val="20"/>
+      </w:rPr>
+    </w:lvl>
+    <w:lvl w:ilvl="8" w:tentative="1">
+      <w:start w:val="1"/>
+      <w:numFmt w:val="bullet"/>
+      <w:lvlText w:val=""/>
+      <w:lvlJc w:val="left"/>
+      <w:pPr>
+        <w:tabs>
+          <w:tab w:val="num" w:pos="6480"/>
+        </w:tabs>
+        <w:ind w:left="6480" w:hanging="360"/>
+      </w:pPr>
+      <w:rPr>
+        <w:rFonts w:ascii="Wingdings" w:hAnsi="Wingdings" w:hint="default"/>
+        <w:sz w:val="20"/>
+      </w:rPr>
+    </w:lvl>
+  </w:abstractNum>
+  <w:abstractNum w:abstractNumId="18" w15:restartNumberingAfterBreak="0">
     <w:nsid w:val="342F1E18"/>
     <w:multiLevelType w:val="multilevel"/>
     <w:tmpl w:val="532631B4"/>
@@ -17635,7 +24439,156 @@
       </w:rPr>
     </w:lvl>
   </w:abstractNum>
-  <w:abstractNum w:abstractNumId="18" w15:restartNumberingAfterBreak="0">
+  <w:abstractNum w:abstractNumId="19" w15:restartNumberingAfterBreak="0">
+    <w:nsid w:val="37FD27EA"/>
+    <w:multiLevelType w:val="multilevel"/>
+    <w:tmpl w:val="CF0A2D2C"/>
+    <w:lvl w:ilvl="0">
+      <w:start w:val="1"/>
+      <w:numFmt w:val="bullet"/>
+      <w:lvlText w:val=""/>
+      <w:lvlJc w:val="left"/>
+      <w:pPr>
+        <w:tabs>
+          <w:tab w:val="num" w:pos="720"/>
+        </w:tabs>
+        <w:ind w:left="720" w:hanging="360"/>
+      </w:pPr>
+      <w:rPr>
+        <w:rFonts w:ascii="Symbol" w:hAnsi="Symbol" w:hint="default"/>
+        <w:sz w:val="20"/>
+      </w:rPr>
+    </w:lvl>
+    <w:lvl w:ilvl="1" w:tentative="1">
+      <w:start w:val="1"/>
+      <w:numFmt w:val="bullet"/>
+      <w:lvlText w:val="o"/>
+      <w:lvlJc w:val="left"/>
+      <w:pPr>
+        <w:tabs>
+          <w:tab w:val="num" w:pos="1440"/>
+        </w:tabs>
+        <w:ind w:left="1440" w:hanging="360"/>
+      </w:pPr>
+      <w:rPr>
+        <w:rFonts w:ascii="Courier New" w:hAnsi="Courier New" w:hint="default"/>
+        <w:sz w:val="20"/>
+      </w:rPr>
+    </w:lvl>
+    <w:lvl w:ilvl="2" w:tentative="1">
+      <w:start w:val="1"/>
+      <w:numFmt w:val="bullet"/>
+      <w:lvlText w:val=""/>
+      <w:lvlJc w:val="left"/>
+      <w:pPr>
+        <w:tabs>
+          <w:tab w:val="num" w:pos="2160"/>
+        </w:tabs>
+        <w:ind w:left="2160" w:hanging="360"/>
+      </w:pPr>
+      <w:rPr>
+        <w:rFonts w:ascii="Wingdings" w:hAnsi="Wingdings" w:hint="default"/>
+        <w:sz w:val="20"/>
+      </w:rPr>
+    </w:lvl>
+    <w:lvl w:ilvl="3" w:tentative="1">
+      <w:start w:val="1"/>
+      <w:numFmt w:val="bullet"/>
+      <w:lvlText w:val=""/>
+      <w:lvlJc w:val="left"/>
+      <w:pPr>
+        <w:tabs>
+          <w:tab w:val="num" w:pos="2880"/>
+        </w:tabs>
+        <w:ind w:left="2880" w:hanging="360"/>
+      </w:pPr>
+      <w:rPr>
+        <w:rFonts w:ascii="Wingdings" w:hAnsi="Wingdings" w:hint="default"/>
+        <w:sz w:val="20"/>
+      </w:rPr>
+    </w:lvl>
+    <w:lvl w:ilvl="4" w:tentative="1">
+      <w:start w:val="1"/>
+      <w:numFmt w:val="bullet"/>
+      <w:lvlText w:val=""/>
+      <w:lvlJc w:val="left"/>
+      <w:pPr>
+        <w:tabs>
+          <w:tab w:val="num" w:pos="3600"/>
+        </w:tabs>
+        <w:ind w:left="3600" w:hanging="360"/>
+      </w:pPr>
+      <w:rPr>
+        <w:rFonts w:ascii="Wingdings" w:hAnsi="Wingdings" w:hint="default"/>
+        <w:sz w:val="20"/>
+      </w:rPr>
+    </w:lvl>
+    <w:lvl w:ilvl="5" w:tentative="1">
+      <w:start w:val="1"/>
+      <w:numFmt w:val="bullet"/>
+      <w:lvlText w:val=""/>
+      <w:lvlJc w:val="left"/>
+      <w:pPr>
+        <w:tabs>
+          <w:tab w:val="num" w:pos="4320"/>
+        </w:tabs>
+        <w:ind w:left="4320" w:hanging="360"/>
+      </w:pPr>
+      <w:rPr>
+        <w:rFonts w:ascii="Wingdings" w:hAnsi="Wingdings" w:hint="default"/>
+        <w:sz w:val="20"/>
+      </w:rPr>
+    </w:lvl>
+    <w:lvl w:ilvl="6" w:tentative="1">
+      <w:start w:val="1"/>
+      <w:numFmt w:val="bullet"/>
+      <w:lvlText w:val=""/>
+      <w:lvlJc w:val="left"/>
+      <w:pPr>
+        <w:tabs>
+          <w:tab w:val="num" w:pos="5040"/>
+        </w:tabs>
+        <w:ind w:left="5040" w:hanging="360"/>
+      </w:pPr>
+      <w:rPr>
+        <w:rFonts w:ascii="Wingdings" w:hAnsi="Wingdings" w:hint="default"/>
+        <w:sz w:val="20"/>
+      </w:rPr>
+    </w:lvl>
+    <w:lvl w:ilvl="7" w:tentative="1">
+      <w:start w:val="1"/>
+      <w:numFmt w:val="bullet"/>
+      <w:lvlText w:val=""/>
+      <w:lvlJc w:val="left"/>
+      <w:pPr>
+        <w:tabs>
+          <w:tab w:val="num" w:pos="5760"/>
+        </w:tabs>
+        <w:ind w:left="5760" w:hanging="360"/>
+      </w:pPr>
+      <w:rPr>
+        <w:rFonts w:ascii="Wingdings" w:hAnsi="Wingdings" w:hint="default"/>
+        <w:sz w:val="20"/>
+      </w:rPr>
+    </w:lvl>
+    <w:lvl w:ilvl="8" w:tentative="1">
+      <w:start w:val="1"/>
+      <w:numFmt w:val="bullet"/>
+      <w:lvlText w:val=""/>
+      <w:lvlJc w:val="left"/>
+      <w:pPr>
+        <w:tabs>
+          <w:tab w:val="num" w:pos="6480"/>
+        </w:tabs>
+        <w:ind w:left="6480" w:hanging="360"/>
+      </w:pPr>
+      <w:rPr>
+        <w:rFonts w:ascii="Wingdings" w:hAnsi="Wingdings" w:hint="default"/>
+        <w:sz w:val="20"/>
+      </w:rPr>
+    </w:lvl>
+  </w:abstractNum>
+  <w:abstractNum w:abstractNumId="20" w15:restartNumberingAfterBreak="0">
     <w:nsid w:val="3D9541E6"/>
     <w:multiLevelType w:val="multilevel"/>
     <w:tmpl w:val="97F4D7EE"/>
@@ -17784,7 +24737,7 @@
       </w:rPr>
     </w:lvl>
   </w:abstractNum>
-  <w:abstractNum w:abstractNumId="19" w15:restartNumberingAfterBreak="0">
+  <w:abstractNum w:abstractNumId="21" w15:restartNumberingAfterBreak="0">
     <w:nsid w:val="3E4F1576"/>
     <w:multiLevelType w:val="multilevel"/>
     <w:tmpl w:val="0FB04D64"/>
@@ -17933,7 +24886,7 @@
       </w:rPr>
     </w:lvl>
   </w:abstractNum>
-  <w:abstractNum w:abstractNumId="20" w15:restartNumberingAfterBreak="0">
+  <w:abstractNum w:abstractNumId="22" w15:restartNumberingAfterBreak="0">
     <w:nsid w:val="448860A7"/>
     <w:multiLevelType w:val="multilevel"/>
     <w:tmpl w:val="6338FB26"/>
@@ -18082,7 +25035,7 @@
       </w:rPr>
     </w:lvl>
   </w:abstractNum>
-  <w:abstractNum w:abstractNumId="21" w15:restartNumberingAfterBreak="0">
+  <w:abstractNum w:abstractNumId="23" w15:restartNumberingAfterBreak="0">
     <w:nsid w:val="4518739A"/>
     <w:multiLevelType w:val="multilevel"/>
     <w:tmpl w:val="658C2894"/>
@@ -18231,7 +25184,7 @@
       </w:rPr>
     </w:lvl>
   </w:abstractNum>
-  <w:abstractNum w:abstractNumId="22" w15:restartNumberingAfterBreak="0">
+  <w:abstractNum w:abstractNumId="24" w15:restartNumberingAfterBreak="0">
     <w:nsid w:val="483305B4"/>
     <w:multiLevelType w:val="multilevel"/>
     <w:tmpl w:val="FB60297C"/>
@@ -18380,7 +25333,7 @@
       </w:rPr>
     </w:lvl>
   </w:abstractNum>
-  <w:abstractNum w:abstractNumId="23" w15:restartNumberingAfterBreak="0">
+  <w:abstractNum w:abstractNumId="25" w15:restartNumberingAfterBreak="0">
     <w:nsid w:val="48AE0C56"/>
     <w:multiLevelType w:val="multilevel"/>
     <w:tmpl w:val="017AFC66"/>
@@ -18529,7 +25482,7 @@
       </w:rPr>
     </w:lvl>
   </w:abstractNum>
-  <w:abstractNum w:abstractNumId="24" w15:restartNumberingAfterBreak="0">
+  <w:abstractNum w:abstractNumId="26" w15:restartNumberingAfterBreak="0">
     <w:nsid w:val="491201F4"/>
     <w:multiLevelType w:val="multilevel"/>
     <w:tmpl w:val="19F89028"/>
@@ -18678,7 +25631,7 @@
       </w:rPr>
     </w:lvl>
   </w:abstractNum>
-  <w:abstractNum w:abstractNumId="25" w15:restartNumberingAfterBreak="0">
+  <w:abstractNum w:abstractNumId="27" w15:restartNumberingAfterBreak="0">
     <w:nsid w:val="4BD73134"/>
     <w:multiLevelType w:val="multilevel"/>
     <w:tmpl w:val="CEE256C0"/>
@@ -18791,7 +25744,7 @@
       </w:pPr>
     </w:lvl>
   </w:abstractNum>
-  <w:abstractNum w:abstractNumId="26" w15:restartNumberingAfterBreak="0">
+  <w:abstractNum w:abstractNumId="28" w15:restartNumberingAfterBreak="0">
     <w:nsid w:val="4BF00A63"/>
     <w:multiLevelType w:val="multilevel"/>
     <w:tmpl w:val="5F02673A"/>
@@ -18940,7 +25893,7 @@
       </w:rPr>
     </w:lvl>
   </w:abstractNum>
-  <w:abstractNum w:abstractNumId="27" w15:restartNumberingAfterBreak="0">
+  <w:abstractNum w:abstractNumId="29" w15:restartNumberingAfterBreak="0">
     <w:nsid w:val="4C535DD4"/>
     <w:multiLevelType w:val="multilevel"/>
     <w:tmpl w:val="A2147888"/>
@@ -19089,7 +26042,7 @@
       </w:rPr>
     </w:lvl>
   </w:abstractNum>
-  <w:abstractNum w:abstractNumId="28" w15:restartNumberingAfterBreak="0">
+  <w:abstractNum w:abstractNumId="30" w15:restartNumberingAfterBreak="0">
     <w:nsid w:val="53D55BB1"/>
     <w:multiLevelType w:val="multilevel"/>
     <w:tmpl w:val="BA0CD8C4"/>
@@ -19238,7 +26191,7 @@
       </w:rPr>
     </w:lvl>
   </w:abstractNum>
-  <w:abstractNum w:abstractNumId="29" w15:restartNumberingAfterBreak="0">
+  <w:abstractNum w:abstractNumId="31" w15:restartNumberingAfterBreak="0">
     <w:nsid w:val="548D7989"/>
     <w:multiLevelType w:val="multilevel"/>
     <w:tmpl w:val="AFB6481A"/>
@@ -19387,7 +26340,7 @@
       </w:rPr>
     </w:lvl>
   </w:abstractNum>
-  <w:abstractNum w:abstractNumId="30" w15:restartNumberingAfterBreak="0">
+  <w:abstractNum w:abstractNumId="32" w15:restartNumberingAfterBreak="0">
     <w:nsid w:val="56B35F6F"/>
     <w:multiLevelType w:val="multilevel"/>
     <w:tmpl w:val="026AD554"/>
@@ -19536,7 +26489,7 @@
       </w:rPr>
     </w:lvl>
   </w:abstractNum>
-  <w:abstractNum w:abstractNumId="31" w15:restartNumberingAfterBreak="0">
+  <w:abstractNum w:abstractNumId="33" w15:restartNumberingAfterBreak="0">
     <w:nsid w:val="57FB07B5"/>
     <w:multiLevelType w:val="multilevel"/>
     <w:tmpl w:val="9548926C"/>
@@ -19685,7 +26638,7 @@
       </w:rPr>
     </w:lvl>
   </w:abstractNum>
-  <w:abstractNum w:abstractNumId="32" w15:restartNumberingAfterBreak="0">
+  <w:abstractNum w:abstractNumId="34" w15:restartNumberingAfterBreak="0">
     <w:nsid w:val="59345FCA"/>
     <w:multiLevelType w:val="multilevel"/>
     <w:tmpl w:val="11183F46"/>
@@ -19834,7 +26787,7 @@
       </w:rPr>
     </w:lvl>
   </w:abstractNum>
-  <w:abstractNum w:abstractNumId="33" w15:restartNumberingAfterBreak="0">
+  <w:abstractNum w:abstractNumId="35" w15:restartNumberingAfterBreak="0">
     <w:nsid w:val="5DB52EAF"/>
     <w:multiLevelType w:val="multilevel"/>
     <w:tmpl w:val="702A700A"/>
@@ -19983,7 +26936,7 @@
       </w:rPr>
     </w:lvl>
   </w:abstractNum>
-  <w:abstractNum w:abstractNumId="34" w15:restartNumberingAfterBreak="0">
+  <w:abstractNum w:abstractNumId="36" w15:restartNumberingAfterBreak="0">
     <w:nsid w:val="5FFF0E70"/>
     <w:multiLevelType w:val="multilevel"/>
     <w:tmpl w:val="2C4A89CE"/>
@@ -20132,7 +27085,7 @@
       </w:rPr>
     </w:lvl>
   </w:abstractNum>
-  <w:abstractNum w:abstractNumId="35" w15:restartNumberingAfterBreak="0">
+  <w:abstractNum w:abstractNumId="37" w15:restartNumberingAfterBreak="0">
     <w:nsid w:val="614014C9"/>
     <w:multiLevelType w:val="multilevel"/>
     <w:tmpl w:val="11E4BBC2"/>
@@ -20281,7 +27234,7 @@
       </w:rPr>
     </w:lvl>
   </w:abstractNum>
-  <w:abstractNum w:abstractNumId="36" w15:restartNumberingAfterBreak="0">
+  <w:abstractNum w:abstractNumId="38" w15:restartNumberingAfterBreak="0">
     <w:nsid w:val="62470A3E"/>
     <w:multiLevelType w:val="multilevel"/>
     <w:tmpl w:val="3AA2D7AA"/>
@@ -20430,7 +27383,7 @@
       </w:rPr>
     </w:lvl>
   </w:abstractNum>
-  <w:abstractNum w:abstractNumId="37" w15:restartNumberingAfterBreak="0">
+  <w:abstractNum w:abstractNumId="39" w15:restartNumberingAfterBreak="0">
     <w:nsid w:val="62F75A0A"/>
     <w:multiLevelType w:val="multilevel"/>
     <w:tmpl w:val="0358AB74"/>
@@ -20579,7 +27532,7 @@
       </w:rPr>
     </w:lvl>
   </w:abstractNum>
-  <w:abstractNum w:abstractNumId="38" w15:restartNumberingAfterBreak="0">
+  <w:abstractNum w:abstractNumId="40" w15:restartNumberingAfterBreak="0">
     <w:nsid w:val="64851768"/>
     <w:multiLevelType w:val="multilevel"/>
     <w:tmpl w:val="5956BEAA"/>
@@ -20728,7 +27681,7 @@
       </w:rPr>
     </w:lvl>
   </w:abstractNum>
-  <w:abstractNum w:abstractNumId="39" w15:restartNumberingAfterBreak="0">
+  <w:abstractNum w:abstractNumId="41" w15:restartNumberingAfterBreak="0">
     <w:nsid w:val="67A32DDA"/>
     <w:multiLevelType w:val="multilevel"/>
     <w:tmpl w:val="7B1692AC"/>
@@ -20877,7 +27830,7 @@
       </w:rPr>
     </w:lvl>
   </w:abstractNum>
-  <w:abstractNum w:abstractNumId="40" w15:restartNumberingAfterBreak="0">
+  <w:abstractNum w:abstractNumId="42" w15:restartNumberingAfterBreak="0">
     <w:nsid w:val="693975C2"/>
     <w:multiLevelType w:val="multilevel"/>
     <w:tmpl w:val="EA1E381E"/>
@@ -21026,7 +27979,7 @@
       </w:rPr>
     </w:lvl>
   </w:abstractNum>
-  <w:abstractNum w:abstractNumId="41" w15:restartNumberingAfterBreak="0">
+  <w:abstractNum w:abstractNumId="43" w15:restartNumberingAfterBreak="0">
     <w:nsid w:val="6A297781"/>
     <w:multiLevelType w:val="multilevel"/>
     <w:tmpl w:val="E26265AC"/>
@@ -21175,7 +28128,7 @@
       </w:rPr>
     </w:lvl>
   </w:abstractNum>
-  <w:abstractNum w:abstractNumId="42" w15:restartNumberingAfterBreak="0">
+  <w:abstractNum w:abstractNumId="44" w15:restartNumberingAfterBreak="0">
     <w:nsid w:val="6A3E1132"/>
     <w:multiLevelType w:val="multilevel"/>
     <w:tmpl w:val="BF605142"/>
@@ -21324,7 +28277,7 @@
       </w:rPr>
     </w:lvl>
   </w:abstractNum>
-  <w:abstractNum w:abstractNumId="43" w15:restartNumberingAfterBreak="0">
+  <w:abstractNum w:abstractNumId="45" w15:restartNumberingAfterBreak="0">
     <w:nsid w:val="6DC57D16"/>
     <w:multiLevelType w:val="multilevel"/>
     <w:tmpl w:val="EDD0C558"/>
@@ -21473,7 +28426,7 @@
       </w:rPr>
     </w:lvl>
   </w:abstractNum>
-  <w:abstractNum w:abstractNumId="44" w15:restartNumberingAfterBreak="0">
+  <w:abstractNum w:abstractNumId="46" w15:restartNumberingAfterBreak="0">
     <w:nsid w:val="74E94EB1"/>
     <w:multiLevelType w:val="multilevel"/>
     <w:tmpl w:val="696CACEC"/>
@@ -21622,7 +28575,7 @@
       </w:rPr>
     </w:lvl>
   </w:abstractNum>
-  <w:abstractNum w:abstractNumId="45" w15:restartNumberingAfterBreak="0">
+  <w:abstractNum w:abstractNumId="47" w15:restartNumberingAfterBreak="0">
     <w:nsid w:val="74F52A63"/>
     <w:multiLevelType w:val="multilevel"/>
     <w:tmpl w:val="C05659A4"/>
@@ -21771,7 +28724,7 @@
       </w:rPr>
     </w:lvl>
   </w:abstractNum>
-  <w:abstractNum w:abstractNumId="46" w15:restartNumberingAfterBreak="0">
+  <w:abstractNum w:abstractNumId="48" w15:restartNumberingAfterBreak="0">
     <w:nsid w:val="76166E95"/>
     <w:multiLevelType w:val="multilevel"/>
     <w:tmpl w:val="47285B72"/>
@@ -21920,7 +28873,7 @@
       </w:rPr>
     </w:lvl>
   </w:abstractNum>
-  <w:abstractNum w:abstractNumId="47" w15:restartNumberingAfterBreak="0">
+  <w:abstractNum w:abstractNumId="49" w15:restartNumberingAfterBreak="0">
     <w:nsid w:val="7C284D60"/>
     <w:multiLevelType w:val="multilevel"/>
     <w:tmpl w:val="3E8280E8"/>
@@ -22069,7 +29022,7 @@
       </w:rPr>
     </w:lvl>
   </w:abstractNum>
-  <w:abstractNum w:abstractNumId="48" w15:restartNumberingAfterBreak="0">
+  <w:abstractNum w:abstractNumId="50" w15:restartNumberingAfterBreak="0">
     <w:nsid w:val="7C337775"/>
     <w:multiLevelType w:val="multilevel"/>
     <w:tmpl w:val="1C9C17E2"/>
@@ -22218,7 +29171,7 @@
       </w:rPr>
     </w:lvl>
   </w:abstractNum>
-  <w:abstractNum w:abstractNumId="49" w15:restartNumberingAfterBreak="0">
+  <w:abstractNum w:abstractNumId="51" w15:restartNumberingAfterBreak="0">
     <w:nsid w:val="7D9B065A"/>
     <w:multiLevelType w:val="multilevel"/>
     <w:tmpl w:val="8F6C9624"/>
@@ -22367,7 +29320,7 @@
       </w:rPr>
     </w:lvl>
   </w:abstractNum>
-  <w:abstractNum w:abstractNumId="50" w15:restartNumberingAfterBreak="0">
+  <w:abstractNum w:abstractNumId="52" w15:restartNumberingAfterBreak="0">
     <w:nsid w:val="7E8D3544"/>
     <w:multiLevelType w:val="multilevel"/>
     <w:tmpl w:val="3D960284"/>
@@ -22520,49 +29473,49 @@
     <w:abstractNumId w:val="14"/>
   </w:num>
   <w:num w:numId="2" w16cid:durableId="1130242364">
-    <w:abstractNumId w:val="27"/>
+    <w:abstractNumId w:val="29"/>
   </w:num>
   <w:num w:numId="3" w16cid:durableId="154033743">
     <w:abstractNumId w:val="13"/>
   </w:num>
   <w:num w:numId="4" w16cid:durableId="947809422">
-    <w:abstractNumId w:val="29"/>
+    <w:abstractNumId w:val="31"/>
   </w:num>
   <w:num w:numId="5" w16cid:durableId="398676553">
-    <w:abstractNumId w:val="37"/>
+    <w:abstractNumId w:val="39"/>
   </w:num>
   <w:num w:numId="6" w16cid:durableId="259026148">
     <w:abstractNumId w:val="5"/>
   </w:num>
   <w:num w:numId="7" w16cid:durableId="1139688654">
-    <w:abstractNumId w:val="19"/>
+    <w:abstractNumId w:val="21"/>
   </w:num>
   <w:num w:numId="8" w16cid:durableId="320428343">
+    <w:abstractNumId w:val="40"/>
+  </w:num>
+  <w:num w:numId="9" w16cid:durableId="1818302451">
+    <w:abstractNumId w:val="43"/>
+  </w:num>
+  <w:num w:numId="10" w16cid:durableId="1602180790">
+    <w:abstractNumId w:val="44"/>
+  </w:num>
+  <w:num w:numId="11" w16cid:durableId="1439062892">
+    <w:abstractNumId w:val="33"/>
+  </w:num>
+  <w:num w:numId="12" w16cid:durableId="680205165">
+    <w:abstractNumId w:val="20"/>
+  </w:num>
+  <w:num w:numId="13" w16cid:durableId="173492997">
     <w:abstractNumId w:val="38"/>
   </w:num>
-  <w:num w:numId="9" w16cid:durableId="1818302451">
-    <w:abstractNumId w:val="41"/>
-  </w:num>
-  <w:num w:numId="10" w16cid:durableId="1602180790">
-    <w:abstractNumId w:val="42"/>
-  </w:num>
-  <w:num w:numId="11" w16cid:durableId="1439062892">
-    <w:abstractNumId w:val="31"/>
-  </w:num>
-  <w:num w:numId="12" w16cid:durableId="680205165">
-    <w:abstractNumId w:val="18"/>
-  </w:num>
-  <w:num w:numId="13" w16cid:durableId="173492997">
-    <w:abstractNumId w:val="36"/>
-  </w:num>
   <w:num w:numId="14" w16cid:durableId="1097798315">
-    <w:abstractNumId w:val="20"/>
+    <w:abstractNumId w:val="22"/>
   </w:num>
   <w:num w:numId="15" w16cid:durableId="1083793036">
-    <w:abstractNumId w:val="26"/>
+    <w:abstractNumId w:val="28"/>
   </w:num>
   <w:num w:numId="16" w16cid:durableId="712268325">
-    <w:abstractNumId w:val="44"/>
+    <w:abstractNumId w:val="46"/>
   </w:num>
   <w:num w:numId="17" w16cid:durableId="1538467438">
     <w:abstractNumId w:val="6"/>
@@ -22571,64 +29524,64 @@
     <w:abstractNumId w:val="3"/>
   </w:num>
   <w:num w:numId="19" w16cid:durableId="520556135">
-    <w:abstractNumId w:val="39"/>
+    <w:abstractNumId w:val="41"/>
   </w:num>
   <w:num w:numId="20" w16cid:durableId="490758546">
     <w:abstractNumId w:val="15"/>
   </w:num>
   <w:num w:numId="21" w16cid:durableId="599686117">
-    <w:abstractNumId w:val="40"/>
+    <w:abstractNumId w:val="42"/>
   </w:num>
   <w:num w:numId="22" w16cid:durableId="1448693959">
-    <w:abstractNumId w:val="32"/>
+    <w:abstractNumId w:val="34"/>
   </w:num>
   <w:num w:numId="23" w16cid:durableId="1744182853">
     <w:abstractNumId w:val="12"/>
   </w:num>
   <w:num w:numId="24" w16cid:durableId="1178539317">
-    <w:abstractNumId w:val="48"/>
+    <w:abstractNumId w:val="50"/>
   </w:num>
   <w:num w:numId="25" w16cid:durableId="1056853046">
-    <w:abstractNumId w:val="28"/>
+    <w:abstractNumId w:val="30"/>
   </w:num>
   <w:num w:numId="26" w16cid:durableId="705831524">
-    <w:abstractNumId w:val="45"/>
+    <w:abstractNumId w:val="47"/>
   </w:num>
   <w:num w:numId="27" w16cid:durableId="1529834828">
-    <w:abstractNumId w:val="47"/>
+    <w:abstractNumId w:val="49"/>
   </w:num>
   <w:num w:numId="28" w16cid:durableId="1561793032">
-    <w:abstractNumId w:val="30"/>
+    <w:abstractNumId w:val="32"/>
   </w:num>
   <w:num w:numId="29" w16cid:durableId="1535071738">
-    <w:abstractNumId w:val="35"/>
+    <w:abstractNumId w:val="37"/>
   </w:num>
   <w:num w:numId="30" w16cid:durableId="111021241">
     <w:abstractNumId w:val="4"/>
   </w:num>
   <w:num w:numId="31" w16cid:durableId="2067334412">
-    <w:abstractNumId w:val="22"/>
+    <w:abstractNumId w:val="24"/>
   </w:num>
   <w:num w:numId="32" w16cid:durableId="1683701170">
-    <w:abstractNumId w:val="24"/>
+    <w:abstractNumId w:val="26"/>
   </w:num>
   <w:num w:numId="33" w16cid:durableId="283081661">
     <w:abstractNumId w:val="7"/>
   </w:num>
   <w:num w:numId="34" w16cid:durableId="1219785414">
-    <w:abstractNumId w:val="23"/>
+    <w:abstractNumId w:val="25"/>
   </w:num>
   <w:num w:numId="35" w16cid:durableId="572351525">
-    <w:abstractNumId w:val="43"/>
+    <w:abstractNumId w:val="45"/>
   </w:num>
   <w:num w:numId="36" w16cid:durableId="1573468310">
-    <w:abstractNumId w:val="50"/>
+    <w:abstractNumId w:val="52"/>
   </w:num>
   <w:num w:numId="37" w16cid:durableId="1757283148">
     <w:abstractNumId w:val="9"/>
   </w:num>
   <w:num w:numId="38" w16cid:durableId="262079308">
-    <w:abstractNumId w:val="17"/>
+    <w:abstractNumId w:val="18"/>
   </w:num>
   <w:num w:numId="39" w16cid:durableId="1679850357">
     <w:abstractNumId w:val="16"/>
@@ -22637,19 +29590,19 @@
     <w:abstractNumId w:val="8"/>
   </w:num>
   <w:num w:numId="41" w16cid:durableId="1401902611">
-    <w:abstractNumId w:val="46"/>
+    <w:abstractNumId w:val="48"/>
   </w:num>
   <w:num w:numId="42" w16cid:durableId="1445618234">
-    <w:abstractNumId w:val="33"/>
+    <w:abstractNumId w:val="35"/>
   </w:num>
   <w:num w:numId="43" w16cid:durableId="705376335">
     <w:abstractNumId w:val="11"/>
   </w:num>
   <w:num w:numId="44" w16cid:durableId="1206673249">
-    <w:abstractNumId w:val="49"/>
+    <w:abstractNumId w:val="51"/>
   </w:num>
   <w:num w:numId="45" w16cid:durableId="624582305">
-    <w:abstractNumId w:val="34"/>
+    <w:abstractNumId w:val="36"/>
   </w:num>
   <w:num w:numId="46" w16cid:durableId="1553693493">
     <w:abstractNumId w:val="10"/>
@@ -22658,7 +29611,7 @@
     <w:abstractNumId w:val="1"/>
   </w:num>
   <w:num w:numId="48" w16cid:durableId="1317958443">
-    <w:abstractNumId w:val="25"/>
+    <w:abstractNumId w:val="27"/>
   </w:num>
   <w:num w:numId="49" w16cid:durableId="41944763">
     <w:abstractNumId w:val="2"/>
@@ -22667,7 +29620,13 @@
     <w:abstractNumId w:val="0"/>
   </w:num>
   <w:num w:numId="51" w16cid:durableId="403064069">
-    <w:abstractNumId w:val="21"/>
+    <w:abstractNumId w:val="23"/>
+  </w:num>
+  <w:num w:numId="52" w16cid:durableId="2020889838">
+    <w:abstractNumId w:val="17"/>
+  </w:num>
+  <w:num w:numId="53" w16cid:durableId="877470393">
+    <w:abstractNumId w:val="19"/>
   </w:num>
   <w:numIdMacAtCleanup w:val="51"/>
 </w:numbering>
@@ -23953,6 +30912,23 @@
 </file>
 
 <file path=customXml/item1.xml><?xml version="1.0" encoding="utf-8"?>
+<p:properties xmlns:p="http://schemas.microsoft.com/office/2006/metadata/properties" xmlns:xsi="http://www.w3.org/2001/XMLSchema-instance" xmlns:pc="http://schemas.microsoft.com/office/infopath/2007/PartnerControls">
+  <documentManagement>
+    <_activity xmlns="1e818199-5ae7-4863-93ea-889bbbbd0350" xsi:nil="true"/>
+  </documentManagement>
+</p:properties>
+</file>
+
+<file path=customXml/item2.xml><?xml version="1.0" encoding="utf-8"?>
+<?mso-contentType ?>
+<FormTemplates xmlns="http://schemas.microsoft.com/sharepoint/v3/contenttype/forms">
+  <Display>DocumentLibraryForm</Display>
+  <Edit>DocumentLibraryForm</Edit>
+  <New>DocumentLibraryForm</New>
+</FormTemplates>
+</file>
+
+<file path=customXml/item3.xml><?xml version="1.0" encoding="utf-8"?>
 <ct:contentTypeSchema xmlns:ct="http://schemas.microsoft.com/office/2006/metadata/contentType" xmlns:ma="http://schemas.microsoft.com/office/2006/metadata/properties/metaAttributes" ct:_="" ma:_="" ma:contentTypeName="Document" ma:contentTypeID="0x0101000ED08FE8B0FBDF42BD11068C3D5F05DF" ma:contentTypeVersion="12" ma:contentTypeDescription="Create a new document." ma:contentTypeScope="" ma:versionID="5efc0c5547ffcc37250394256b193127">
   <xsd:schema xmlns:xsd="http://www.w3.org/2001/XMLSchema" xmlns:xs="http://www.w3.org/2001/XMLSchema" xmlns:p="http://schemas.microsoft.com/office/2006/metadata/properties" xmlns:ns3="1e818199-5ae7-4863-93ea-889bbbbd0350" targetNamespace="http://schemas.microsoft.com/office/2006/metadata/properties" ma:root="true" ma:fieldsID="27100f065b5b5753b1494f1053830687" ns3:_="">
     <xsd:import namespace="1e818199-5ae7-4863-93ea-889bbbbd0350"/>
@@ -24146,28 +31122,29 @@
 </ct:contentTypeSchema>
 </file>
 
-<file path=customXml/item2.xml><?xml version="1.0" encoding="utf-8"?>
-<?mso-contentType ?>
-<FormTemplates xmlns="http://schemas.microsoft.com/sharepoint/v3/contenttype/forms">
-  <Display>DocumentLibraryForm</Display>
-  <Edit>DocumentLibraryForm</Edit>
-  <New>DocumentLibraryForm</New>
-</FormTemplates>
-</file>
-
-<file path=customXml/item3.xml><?xml version="1.0" encoding="utf-8"?>
-<p:properties xmlns:p="http://schemas.microsoft.com/office/2006/metadata/properties" xmlns:xsi="http://www.w3.org/2001/XMLSchema-instance" xmlns:pc="http://schemas.microsoft.com/office/infopath/2007/PartnerControls">
-  <documentManagement>
-    <_activity xmlns="1e818199-5ae7-4863-93ea-889bbbbd0350" xsi:nil="true"/>
-  </documentManagement>
-</p:properties>
-</file>
-
 <file path=customXml/item4.xml><?xml version="1.0" encoding="utf-8"?>
 <b:Sources xmlns:b="http://schemas.openxmlformats.org/officeDocument/2006/bibliography" xmlns="http://schemas.openxmlformats.org/officeDocument/2006/bibliography" SelectedStyle="\APASixthEditionOfficeOnline.xsl" StyleName="APA" Version="6"/>
 </file>
 
 <file path=customXml/itemProps1.xml><?xml version="1.0" encoding="utf-8"?>
+<ds:datastoreItem xmlns:ds="http://schemas.openxmlformats.org/officeDocument/2006/customXml" ds:itemID="{32C33F45-EB66-43D7-83B7-7968890071F4}">
+  <ds:schemaRefs>
+    <ds:schemaRef ds:uri="http://schemas.microsoft.com/office/2006/metadata/properties"/>
+    <ds:schemaRef ds:uri="http://schemas.microsoft.com/office/infopath/2007/PartnerControls"/>
+    <ds:schemaRef ds:uri="1e818199-5ae7-4863-93ea-889bbbbd0350"/>
+  </ds:schemaRefs>
+</ds:datastoreItem>
+</file>
+
+<file path=customXml/itemProps2.xml><?xml version="1.0" encoding="utf-8"?>
+<ds:datastoreItem xmlns:ds="http://schemas.openxmlformats.org/officeDocument/2006/customXml" ds:itemID="{3760A1A9-4C84-4C10-9822-3E198068DC97}">
+  <ds:schemaRefs>
+    <ds:schemaRef ds:uri="http://schemas.microsoft.com/sharepoint/v3/contenttype/forms"/>
+  </ds:schemaRefs>
+</ds:datastoreItem>
+</file>
+
+<file path=customXml/itemProps3.xml><?xml version="1.0" encoding="utf-8"?>
 <ds:datastoreItem xmlns:ds="http://schemas.openxmlformats.org/officeDocument/2006/customXml" ds:itemID="{4C33203A-6CB4-488E-B2F2-85781721AB0A}">
   <ds:schemaRefs>
     <ds:schemaRef ds:uri="http://schemas.microsoft.com/office/2006/metadata/contentType"/>
@@ -24185,24 +31162,6 @@
 </ds:datastoreItem>
 </file>
 
-<file path=customXml/itemProps2.xml><?xml version="1.0" encoding="utf-8"?>
-<ds:datastoreItem xmlns:ds="http://schemas.openxmlformats.org/officeDocument/2006/customXml" ds:itemID="{3760A1A9-4C84-4C10-9822-3E198068DC97}">
-  <ds:schemaRefs>
-    <ds:schemaRef ds:uri="http://schemas.microsoft.com/sharepoint/v3/contenttype/forms"/>
-  </ds:schemaRefs>
-</ds:datastoreItem>
-</file>
-
-<file path=customXml/itemProps3.xml><?xml version="1.0" encoding="utf-8"?>
-<ds:datastoreItem xmlns:ds="http://schemas.openxmlformats.org/officeDocument/2006/customXml" ds:itemID="{32C33F45-EB66-43D7-83B7-7968890071F4}">
-  <ds:schemaRefs>
-    <ds:schemaRef ds:uri="http://schemas.microsoft.com/office/2006/metadata/properties"/>
-    <ds:schemaRef ds:uri="http://schemas.microsoft.com/office/infopath/2007/PartnerControls"/>
-    <ds:schemaRef ds:uri="1e818199-5ae7-4863-93ea-889bbbbd0350"/>
-  </ds:schemaRefs>
-</ds:datastoreItem>
-</file>
-
 <file path=customXml/itemProps4.xml><?xml version="1.0" encoding="utf-8"?>
 <ds:datastoreItem xmlns:ds="http://schemas.openxmlformats.org/officeDocument/2006/customXml" ds:itemID="{AE368C93-9F6C-4C73-AA78-9F7635D60242}">
   <ds:schemaRefs>

--- a/Project-Management-Plan.docx
+++ b/Project-Management-Plan.docx
@@ -21642,6 +21642,4932 @@
         </w:tc>
       </w:tr>
     </w:tbl>
+    <w:p>
+      <w:pPr>
+        <w:spacing w:before="100" w:beforeAutospacing="1" w:after="100" w:afterAutospacing="1" w:line="300" w:lineRule="atLeast"/>
+        <w:rPr>
+          <w:rFonts w:ascii="Segoe UI" w:eastAsia="Times New Roman" w:hAnsi="Segoe UI" w:cs="Segoe UI"/>
+          <w:kern w:val="0"/>
+          <w:sz w:val="21"/>
+          <w:szCs w:val="21"/>
+          <w14:ligatures w14:val="none"/>
+        </w:rPr>
+      </w:pPr>
+    </w:p>
+    <w:p>
+      <w:pPr>
+        <w:spacing w:before="100" w:beforeAutospacing="1" w:after="100" w:afterAutospacing="1" w:line="300" w:lineRule="atLeast"/>
+        <w:rPr>
+          <w:rFonts w:ascii="Segoe UI" w:eastAsia="Times New Roman" w:hAnsi="Segoe UI" w:cs="Segoe UI"/>
+          <w:kern w:val="0"/>
+          <w:sz w:val="21"/>
+          <w:szCs w:val="21"/>
+          <w14:ligatures w14:val="none"/>
+        </w:rPr>
+      </w:pPr>
+    </w:p>
+    <w:p>
+      <w:pPr>
+        <w:spacing w:before="100" w:beforeAutospacing="1" w:after="100" w:afterAutospacing="1" w:line="300" w:lineRule="atLeast"/>
+        <w:rPr>
+          <w:rFonts w:ascii="Segoe UI" w:eastAsia="Times New Roman" w:hAnsi="Segoe UI" w:cs="Segoe UI"/>
+          <w:kern w:val="0"/>
+          <w:sz w:val="21"/>
+          <w:szCs w:val="21"/>
+          <w14:ligatures w14:val="none"/>
+        </w:rPr>
+      </w:pPr>
+    </w:p>
+    <w:p>
+      <w:pPr>
+        <w:spacing w:before="100" w:beforeAutospacing="1" w:after="100" w:afterAutospacing="1" w:line="300" w:lineRule="atLeast"/>
+        <w:rPr>
+          <w:rFonts w:ascii="Segoe UI" w:eastAsia="Times New Roman" w:hAnsi="Segoe UI" w:cs="Segoe UI"/>
+          <w:kern w:val="0"/>
+          <w:sz w:val="21"/>
+          <w:szCs w:val="21"/>
+          <w14:ligatures w14:val="none"/>
+        </w:rPr>
+      </w:pPr>
+    </w:p>
+    <w:p>
+      <w:pPr>
+        <w:spacing w:before="100" w:beforeAutospacing="1" w:after="100" w:afterAutospacing="1" w:line="300" w:lineRule="atLeast"/>
+        <w:rPr>
+          <w:rFonts w:ascii="Segoe UI" w:eastAsia="Times New Roman" w:hAnsi="Segoe UI" w:cs="Segoe UI"/>
+          <w:kern w:val="0"/>
+          <w:sz w:val="21"/>
+          <w:szCs w:val="21"/>
+          <w14:ligatures w14:val="none"/>
+        </w:rPr>
+      </w:pPr>
+    </w:p>
+    <w:p>
+      <w:pPr>
+        <w:spacing w:before="100" w:beforeAutospacing="1" w:after="100" w:afterAutospacing="1" w:line="300" w:lineRule="atLeast"/>
+        <w:rPr>
+          <w:rFonts w:ascii="Segoe UI" w:eastAsia="Times New Roman" w:hAnsi="Segoe UI" w:cs="Segoe UI"/>
+          <w:kern w:val="0"/>
+          <w:sz w:val="21"/>
+          <w:szCs w:val="21"/>
+          <w14:ligatures w14:val="none"/>
+        </w:rPr>
+      </w:pPr>
+    </w:p>
+    <w:p>
+      <w:pPr>
+        <w:spacing w:before="100" w:beforeAutospacing="1" w:after="100" w:afterAutospacing="1" w:line="300" w:lineRule="atLeast"/>
+        <w:rPr>
+          <w:rFonts w:ascii="Segoe UI" w:eastAsia="Times New Roman" w:hAnsi="Segoe UI" w:cs="Segoe UI"/>
+          <w:kern w:val="0"/>
+          <w:sz w:val="21"/>
+          <w:szCs w:val="21"/>
+          <w14:ligatures w14:val="none"/>
+        </w:rPr>
+      </w:pPr>
+    </w:p>
+    <w:p>
+      <w:pPr>
+        <w:spacing w:before="100" w:beforeAutospacing="1" w:after="100" w:afterAutospacing="1" w:line="300" w:lineRule="atLeast"/>
+        <w:rPr>
+          <w:rFonts w:ascii="Segoe UI" w:eastAsia="Times New Roman" w:hAnsi="Segoe UI" w:cs="Segoe UI"/>
+          <w:kern w:val="0"/>
+          <w:sz w:val="21"/>
+          <w:szCs w:val="21"/>
+          <w14:ligatures w14:val="none"/>
+        </w:rPr>
+      </w:pPr>
+    </w:p>
+    <w:p>
+      <w:pPr>
+        <w:spacing w:before="100" w:beforeAutospacing="1" w:after="100" w:afterAutospacing="1" w:line="300" w:lineRule="atLeast"/>
+        <w:rPr>
+          <w:rFonts w:ascii="Segoe UI" w:eastAsia="Times New Roman" w:hAnsi="Segoe UI" w:cs="Segoe UI"/>
+          <w:kern w:val="0"/>
+          <w:sz w:val="21"/>
+          <w:szCs w:val="21"/>
+          <w14:ligatures w14:val="none"/>
+        </w:rPr>
+      </w:pPr>
+    </w:p>
+    <w:p>
+      <w:pPr>
+        <w:spacing w:before="100" w:beforeAutospacing="1" w:after="100" w:afterAutospacing="1" w:line="300" w:lineRule="atLeast"/>
+        <w:outlineLvl w:val="0"/>
+        <w:rPr>
+          <w:rFonts w:ascii="Segoe UI" w:eastAsia="Times New Roman" w:hAnsi="Segoe UI" w:cs="Segoe UI"/>
+          <w:b/>
+          <w:bCs/>
+          <w:kern w:val="36"/>
+          <w:sz w:val="48"/>
+          <w:szCs w:val="48"/>
+          <w14:ligatures w14:val="none"/>
+        </w:rPr>
+      </w:pPr>
+      <w:r>
+        <w:rPr>
+          <w:rFonts w:ascii="Segoe UI" w:eastAsia="Times New Roman" w:hAnsi="Segoe UI" w:cs="Segoe UI"/>
+          <w:b/>
+          <w:bCs/>
+          <w:kern w:val="36"/>
+          <w:sz w:val="48"/>
+          <w:szCs w:val="48"/>
+          <w14:ligatures w14:val="none"/>
+        </w:rPr>
+        <w:lastRenderedPageBreak/>
+        <w:t>Homework 6</w:t>
+      </w:r>
+    </w:p>
+    <w:p>
+      <w:pPr>
+        <w:spacing w:before="100" w:beforeAutospacing="1" w:after="100" w:afterAutospacing="1" w:line="300" w:lineRule="atLeast"/>
+        <w:outlineLvl w:val="0"/>
+        <w:rPr>
+          <w:rFonts w:ascii="Segoe UI" w:eastAsia="Times New Roman" w:hAnsi="Segoe UI" w:cs="Segoe UI"/>
+          <w:b/>
+          <w:bCs/>
+          <w:kern w:val="36"/>
+          <w:sz w:val="48"/>
+          <w:szCs w:val="48"/>
+          <w14:ligatures w14:val="none"/>
+        </w:rPr>
+      </w:pPr>
+      <w:r>
+        <w:rPr>
+          <w:rFonts w:ascii="Segoe UI" w:eastAsia="Times New Roman" w:hAnsi="Segoe UI" w:cs="Segoe UI"/>
+          <w:b/>
+          <w:bCs/>
+          <w:kern w:val="36"/>
+          <w:sz w:val="48"/>
+          <w:szCs w:val="48"/>
+          <w14:ligatures w14:val="none"/>
+        </w:rPr>
+        <w:t>1. Update SRS</w:t>
+      </w:r>
+    </w:p>
+    <w:p>
+      <w:pPr>
+        <w:spacing w:before="100" w:beforeAutospacing="1" w:after="100" w:afterAutospacing="1" w:line="300" w:lineRule="atLeast"/>
+        <w:rPr>
+          <w:rFonts w:ascii="Segoe UI" w:eastAsia="Times New Roman" w:hAnsi="Segoe UI" w:cs="Segoe UI"/>
+          <w:kern w:val="0"/>
+          <w:sz w:val="21"/>
+          <w:szCs w:val="21"/>
+          <w14:ligatures w14:val="none"/>
+        </w:rPr>
+      </w:pPr>
+      <w:r>
+        <w:rPr>
+          <w:rFonts w:ascii="Segoe UI" w:eastAsia="Times New Roman" w:hAnsi="Segoe UI" w:cs="Segoe UI"/>
+          <w:kern w:val="0"/>
+          <w:sz w:val="21"/>
+          <w:szCs w:val="21"/>
+          <w14:ligatures w14:val="none"/>
+        </w:rPr>
+        <w:t>Before:</w:t>
+      </w:r>
+    </w:p>
+    <w:p>
+      <w:pPr>
+        <w:spacing w:after="0" w:line="300" w:lineRule="atLeast"/>
+        <w:rPr>
+          <w:rFonts w:ascii="Segoe UI" w:eastAsia="Times New Roman" w:hAnsi="Segoe UI" w:cs="Segoe UI"/>
+          <w:kern w:val="0"/>
+          <w:sz w:val="21"/>
+          <w:szCs w:val="21"/>
+          <w14:ligatures w14:val="none"/>
+        </w:rPr>
+      </w:pPr>
+      <w:r>
+        <w:rPr>
+          <w:rFonts w:ascii="Segoe UI" w:eastAsia="Times New Roman" w:hAnsi="Segoe UI" w:cs="Segoe UI"/>
+          <w:kern w:val="0"/>
+          <w:sz w:val="21"/>
+          <w:szCs w:val="21"/>
+          <w14:ligatures w14:val="none"/>
+        </w:rPr>
+        <w:t>Plain Text</w:t>
+      </w:r>
+    </w:p>
+    <w:p>
+      <w:pPr>
+        <w:spacing w:after="0" w:line="300" w:lineRule="atLeast"/>
+        <w:rPr>
+          <w:rFonts w:ascii="Segoe UI" w:eastAsia="Times New Roman" w:hAnsi="Segoe UI" w:cs="Segoe UI"/>
+          <w:kern w:val="0"/>
+          <w:sz w:val="21"/>
+          <w:szCs w:val="21"/>
+          <w14:ligatures w14:val="none"/>
+        </w:rPr>
+      </w:pPr>
+      <w:r>
+        <w:rPr>
+          <w:rFonts w:ascii="Segoe UI" w:eastAsia="Times New Roman" w:hAnsi="Segoe UI" w:cs="Segoe UI"/>
+          <w:kern w:val="0"/>
+          <w:sz w:val="21"/>
+          <w:szCs w:val="21"/>
+          <w14:ligatures w14:val="none"/>
+        </w:rPr>
+        <w:t>UC-01 User Registration</w:t>
+      </w:r>
+    </w:p>
+    <w:p>
+      <w:pPr>
+        <w:spacing w:after="0" w:line="300" w:lineRule="atLeast"/>
+        <w:rPr>
+          <w:rFonts w:ascii="Segoe UI" w:eastAsia="Times New Roman" w:hAnsi="Segoe UI" w:cs="Segoe UI"/>
+          <w:kern w:val="0"/>
+          <w:sz w:val="21"/>
+          <w:szCs w:val="21"/>
+          <w14:ligatures w14:val="none"/>
+        </w:rPr>
+      </w:pPr>
+      <w:r>
+        <w:rPr>
+          <w:rFonts w:ascii="Segoe UI" w:eastAsia="Times New Roman" w:hAnsi="Segoe UI" w:cs="Segoe UI"/>
+          <w:kern w:val="0"/>
+          <w:sz w:val="21"/>
+          <w:szCs w:val="21"/>
+          <w14:ligatures w14:val="none"/>
+        </w:rPr>
+        <w:t> </w:t>
+      </w:r>
+    </w:p>
+    <w:p>
+      <w:pPr>
+        <w:spacing w:after="0" w:line="300" w:lineRule="atLeast"/>
+        <w:rPr>
+          <w:rFonts w:ascii="Segoe UI" w:eastAsia="Times New Roman" w:hAnsi="Segoe UI" w:cs="Segoe UI"/>
+          <w:kern w:val="0"/>
+          <w:sz w:val="21"/>
+          <w:szCs w:val="21"/>
+          <w14:ligatures w14:val="none"/>
+        </w:rPr>
+      </w:pPr>
+      <w:r>
+        <w:rPr>
+          <w:rFonts w:ascii="Segoe UI" w:eastAsia="Times New Roman" w:hAnsi="Segoe UI" w:cs="Segoe UI"/>
+          <w:kern w:val="0"/>
+          <w:sz w:val="21"/>
+          <w:szCs w:val="21"/>
+          <w14:ligatures w14:val="none"/>
+        </w:rPr>
+        <w:t>Actor: Driver</w:t>
+      </w:r>
+    </w:p>
+    <w:p>
+      <w:pPr>
+        <w:spacing w:after="0" w:line="300" w:lineRule="atLeast"/>
+        <w:rPr>
+          <w:rFonts w:ascii="Segoe UI" w:eastAsia="Times New Roman" w:hAnsi="Segoe UI" w:cs="Segoe UI"/>
+          <w:kern w:val="0"/>
+          <w:sz w:val="21"/>
+          <w:szCs w:val="21"/>
+          <w14:ligatures w14:val="none"/>
+        </w:rPr>
+      </w:pPr>
+      <w:r>
+        <w:rPr>
+          <w:rFonts w:ascii="Segoe UI" w:eastAsia="Times New Roman" w:hAnsi="Segoe UI" w:cs="Segoe UI"/>
+          <w:kern w:val="0"/>
+          <w:sz w:val="21"/>
+          <w:szCs w:val="21"/>
+          <w14:ligatures w14:val="none"/>
+        </w:rPr>
+        <w:t> </w:t>
+      </w:r>
+    </w:p>
+    <w:p>
+      <w:pPr>
+        <w:spacing w:after="0" w:line="300" w:lineRule="atLeast"/>
+        <w:rPr>
+          <w:rFonts w:ascii="Segoe UI" w:eastAsia="Times New Roman" w:hAnsi="Segoe UI" w:cs="Segoe UI"/>
+          <w:kern w:val="0"/>
+          <w:sz w:val="21"/>
+          <w:szCs w:val="21"/>
+          <w14:ligatures w14:val="none"/>
+        </w:rPr>
+      </w:pPr>
+      <w:r>
+        <w:rPr>
+          <w:rFonts w:ascii="Segoe UI" w:eastAsia="Times New Roman" w:hAnsi="Segoe UI" w:cs="Segoe UI"/>
+          <w:kern w:val="0"/>
+          <w:sz w:val="21"/>
+          <w:szCs w:val="21"/>
+          <w14:ligatures w14:val="none"/>
+        </w:rPr>
+        <w:t>Description: Create a new account.</w:t>
+      </w:r>
+    </w:p>
+    <w:p>
+      <w:pPr>
+        <w:spacing w:before="100" w:beforeAutospacing="1" w:after="100" w:afterAutospacing="1" w:line="300" w:lineRule="atLeast"/>
+        <w:rPr>
+          <w:rFonts w:ascii="Segoe UI" w:eastAsia="Times New Roman" w:hAnsi="Segoe UI" w:cs="Segoe UI"/>
+          <w:kern w:val="0"/>
+          <w:sz w:val="21"/>
+          <w:szCs w:val="21"/>
+          <w14:ligatures w14:val="none"/>
+        </w:rPr>
+      </w:pPr>
+      <w:r>
+        <w:rPr>
+          <w:rFonts w:ascii="Segoe UI" w:eastAsia="Times New Roman" w:hAnsi="Segoe UI" w:cs="Segoe UI"/>
+          <w:kern w:val="0"/>
+          <w:sz w:val="21"/>
+          <w:szCs w:val="21"/>
+          <w14:ligatures w14:val="none"/>
+        </w:rPr>
+        <w:t>After:</w:t>
+      </w:r>
+    </w:p>
+    <w:p>
+      <w:pPr>
+        <w:spacing w:after="0" w:line="300" w:lineRule="atLeast"/>
+        <w:rPr>
+          <w:rFonts w:ascii="Segoe UI" w:eastAsia="Times New Roman" w:hAnsi="Segoe UI" w:cs="Segoe UI"/>
+          <w:kern w:val="0"/>
+          <w:sz w:val="21"/>
+          <w:szCs w:val="21"/>
+          <w14:ligatures w14:val="none"/>
+        </w:rPr>
+      </w:pPr>
+      <w:r>
+        <w:rPr>
+          <w:rFonts w:ascii="Segoe UI" w:eastAsia="Times New Roman" w:hAnsi="Segoe UI" w:cs="Segoe UI"/>
+          <w:kern w:val="0"/>
+          <w:sz w:val="21"/>
+          <w:szCs w:val="21"/>
+          <w14:ligatures w14:val="none"/>
+        </w:rPr>
+        <w:t>Plain Text</w:t>
+      </w:r>
+    </w:p>
+    <w:p>
+      <w:pPr>
+        <w:spacing w:after="0" w:line="300" w:lineRule="atLeast"/>
+        <w:rPr>
+          <w:rFonts w:ascii="Segoe UI" w:eastAsia="Times New Roman" w:hAnsi="Segoe UI" w:cs="Segoe UI"/>
+          <w:kern w:val="0"/>
+          <w:sz w:val="21"/>
+          <w:szCs w:val="21"/>
+          <w14:ligatures w14:val="none"/>
+        </w:rPr>
+      </w:pPr>
+      <w:r>
+        <w:rPr>
+          <w:rFonts w:ascii="Segoe UI" w:eastAsia="Times New Roman" w:hAnsi="Segoe UI" w:cs="Segoe UI"/>
+          <w:kern w:val="0"/>
+          <w:sz w:val="21"/>
+          <w:szCs w:val="21"/>
+          <w14:ligatures w14:val="none"/>
+        </w:rPr>
+        <w:t>UC-01 User Registration</w:t>
+      </w:r>
+    </w:p>
+    <w:p>
+      <w:pPr>
+        <w:spacing w:after="0" w:line="300" w:lineRule="atLeast"/>
+        <w:rPr>
+          <w:rFonts w:ascii="Segoe UI" w:eastAsia="Times New Roman" w:hAnsi="Segoe UI" w:cs="Segoe UI"/>
+          <w:kern w:val="0"/>
+          <w:sz w:val="21"/>
+          <w:szCs w:val="21"/>
+          <w14:ligatures w14:val="none"/>
+        </w:rPr>
+      </w:pPr>
+      <w:r>
+        <w:rPr>
+          <w:rFonts w:ascii="Segoe UI" w:eastAsia="Times New Roman" w:hAnsi="Segoe UI" w:cs="Segoe UI"/>
+          <w:kern w:val="0"/>
+          <w:sz w:val="21"/>
+          <w:szCs w:val="21"/>
+          <w14:ligatures w14:val="none"/>
+        </w:rPr>
+        <w:t> </w:t>
+      </w:r>
+    </w:p>
+    <w:p>
+      <w:pPr>
+        <w:spacing w:after="0" w:line="300" w:lineRule="atLeast"/>
+        <w:rPr>
+          <w:rFonts w:ascii="Segoe UI" w:eastAsia="Times New Roman" w:hAnsi="Segoe UI" w:cs="Segoe UI"/>
+          <w:kern w:val="0"/>
+          <w:sz w:val="21"/>
+          <w:szCs w:val="21"/>
+          <w14:ligatures w14:val="none"/>
+        </w:rPr>
+      </w:pPr>
+      <w:r>
+        <w:rPr>
+          <w:rFonts w:ascii="Segoe UI" w:eastAsia="Times New Roman" w:hAnsi="Segoe UI" w:cs="Segoe UI"/>
+          <w:kern w:val="0"/>
+          <w:sz w:val="21"/>
+          <w:szCs w:val="21"/>
+          <w14:ligatures w14:val="none"/>
+        </w:rPr>
+        <w:t>Actor: Driver</w:t>
+      </w:r>
+    </w:p>
+    <w:p>
+      <w:pPr>
+        <w:spacing w:after="0" w:line="300" w:lineRule="atLeast"/>
+        <w:rPr>
+          <w:rFonts w:ascii="Segoe UI" w:eastAsia="Times New Roman" w:hAnsi="Segoe UI" w:cs="Segoe UI"/>
+          <w:kern w:val="0"/>
+          <w:sz w:val="21"/>
+          <w:szCs w:val="21"/>
+          <w14:ligatures w14:val="none"/>
+        </w:rPr>
+      </w:pPr>
+      <w:r>
+        <w:rPr>
+          <w:rFonts w:ascii="Segoe UI" w:eastAsia="Times New Roman" w:hAnsi="Segoe UI" w:cs="Segoe UI"/>
+          <w:kern w:val="0"/>
+          <w:sz w:val="21"/>
+          <w:szCs w:val="21"/>
+          <w14:ligatures w14:val="none"/>
+        </w:rPr>
+        <w:t> </w:t>
+      </w:r>
+    </w:p>
+    <w:p>
+      <w:pPr>
+        <w:spacing w:after="0" w:line="300" w:lineRule="atLeast"/>
+        <w:rPr>
+          <w:rFonts w:ascii="Segoe UI" w:eastAsia="Times New Roman" w:hAnsi="Segoe UI" w:cs="Segoe UI"/>
+          <w:kern w:val="0"/>
+          <w:sz w:val="21"/>
+          <w:szCs w:val="21"/>
+          <w14:ligatures w14:val="none"/>
+        </w:rPr>
+      </w:pPr>
+      <w:r>
+        <w:rPr>
+          <w:rFonts w:ascii="Segoe UI" w:eastAsia="Times New Roman" w:hAnsi="Segoe UI" w:cs="Segoe UI"/>
+          <w:kern w:val="0"/>
+          <w:sz w:val="21"/>
+          <w:szCs w:val="21"/>
+          <w14:ligatures w14:val="none"/>
+        </w:rPr>
+        <w:t>Goal:</w:t>
+      </w:r>
+    </w:p>
+    <w:p>
+      <w:pPr>
+        <w:spacing w:after="0" w:line="300" w:lineRule="atLeast"/>
+        <w:rPr>
+          <w:rFonts w:ascii="Segoe UI" w:eastAsia="Times New Roman" w:hAnsi="Segoe UI" w:cs="Segoe UI"/>
+          <w:kern w:val="0"/>
+          <w:sz w:val="21"/>
+          <w:szCs w:val="21"/>
+          <w14:ligatures w14:val="none"/>
+        </w:rPr>
+      </w:pPr>
+      <w:r>
+        <w:rPr>
+          <w:rFonts w:ascii="Segoe UI" w:eastAsia="Times New Roman" w:hAnsi="Segoe UI" w:cs="Segoe UI"/>
+          <w:kern w:val="0"/>
+          <w:sz w:val="21"/>
+          <w:szCs w:val="21"/>
+          <w14:ligatures w14:val="none"/>
+        </w:rPr>
+        <w:t>Create a new user account.</w:t>
+      </w:r>
+    </w:p>
+    <w:p>
+      <w:pPr>
+        <w:spacing w:after="0" w:line="300" w:lineRule="atLeast"/>
+        <w:rPr>
+          <w:rFonts w:ascii="Segoe UI" w:eastAsia="Times New Roman" w:hAnsi="Segoe UI" w:cs="Segoe UI"/>
+          <w:kern w:val="0"/>
+          <w:sz w:val="21"/>
+          <w:szCs w:val="21"/>
+          <w14:ligatures w14:val="none"/>
+        </w:rPr>
+      </w:pPr>
+      <w:r>
+        <w:rPr>
+          <w:rFonts w:ascii="Segoe UI" w:eastAsia="Times New Roman" w:hAnsi="Segoe UI" w:cs="Segoe UI"/>
+          <w:kern w:val="0"/>
+          <w:sz w:val="21"/>
+          <w:szCs w:val="21"/>
+          <w14:ligatures w14:val="none"/>
+        </w:rPr>
+        <w:t> </w:t>
+      </w:r>
+    </w:p>
+    <w:p>
+      <w:pPr>
+        <w:spacing w:after="0" w:line="300" w:lineRule="atLeast"/>
+        <w:rPr>
+          <w:rFonts w:ascii="Segoe UI" w:eastAsia="Times New Roman" w:hAnsi="Segoe UI" w:cs="Segoe UI"/>
+          <w:kern w:val="0"/>
+          <w:sz w:val="21"/>
+          <w:szCs w:val="21"/>
+          <w14:ligatures w14:val="none"/>
+        </w:rPr>
+      </w:pPr>
+      <w:r>
+        <w:rPr>
+          <w:rFonts w:ascii="Segoe UI" w:eastAsia="Times New Roman" w:hAnsi="Segoe UI" w:cs="Segoe UI"/>
+          <w:kern w:val="0"/>
+          <w:sz w:val="21"/>
+          <w:szCs w:val="21"/>
+          <w14:ligatures w14:val="none"/>
+        </w:rPr>
+        <w:t>Preconditions:</w:t>
+      </w:r>
+    </w:p>
+    <w:p>
+      <w:pPr>
+        <w:spacing w:after="0" w:line="300" w:lineRule="atLeast"/>
+        <w:rPr>
+          <w:rFonts w:ascii="Segoe UI" w:eastAsia="Times New Roman" w:hAnsi="Segoe UI" w:cs="Segoe UI"/>
+          <w:kern w:val="0"/>
+          <w:sz w:val="21"/>
+          <w:szCs w:val="21"/>
+          <w14:ligatures w14:val="none"/>
+        </w:rPr>
+      </w:pPr>
+      <w:r>
+        <w:rPr>
+          <w:rFonts w:ascii="Segoe UI" w:eastAsia="Times New Roman" w:hAnsi="Segoe UI" w:cs="Segoe UI"/>
+          <w:kern w:val="0"/>
+          <w:sz w:val="21"/>
+          <w:szCs w:val="21"/>
+          <w14:ligatures w14:val="none"/>
+        </w:rPr>
+        <w:t>User is not registered.</w:t>
+      </w:r>
+    </w:p>
+    <w:p>
+      <w:pPr>
+        <w:spacing w:after="0" w:line="300" w:lineRule="atLeast"/>
+        <w:rPr>
+          <w:rFonts w:ascii="Segoe UI" w:eastAsia="Times New Roman" w:hAnsi="Segoe UI" w:cs="Segoe UI"/>
+          <w:kern w:val="0"/>
+          <w:sz w:val="21"/>
+          <w:szCs w:val="21"/>
+          <w14:ligatures w14:val="none"/>
+        </w:rPr>
+      </w:pPr>
+      <w:r>
+        <w:rPr>
+          <w:rFonts w:ascii="Segoe UI" w:eastAsia="Times New Roman" w:hAnsi="Segoe UI" w:cs="Segoe UI"/>
+          <w:kern w:val="0"/>
+          <w:sz w:val="21"/>
+          <w:szCs w:val="21"/>
+          <w14:ligatures w14:val="none"/>
+        </w:rPr>
+        <w:t> </w:t>
+      </w:r>
+    </w:p>
+    <w:p>
+      <w:pPr>
+        <w:spacing w:after="0" w:line="300" w:lineRule="atLeast"/>
+        <w:rPr>
+          <w:rFonts w:ascii="Segoe UI" w:eastAsia="Times New Roman" w:hAnsi="Segoe UI" w:cs="Segoe UI"/>
+          <w:kern w:val="0"/>
+          <w:sz w:val="21"/>
+          <w:szCs w:val="21"/>
+          <w14:ligatures w14:val="none"/>
+        </w:rPr>
+      </w:pPr>
+      <w:r>
+        <w:rPr>
+          <w:rFonts w:ascii="Segoe UI" w:eastAsia="Times New Roman" w:hAnsi="Segoe UI" w:cs="Segoe UI"/>
+          <w:kern w:val="0"/>
+          <w:sz w:val="21"/>
+          <w:szCs w:val="21"/>
+          <w14:ligatures w14:val="none"/>
+        </w:rPr>
+        <w:t>Main Flow:</w:t>
+      </w:r>
+    </w:p>
+    <w:p>
+      <w:pPr>
+        <w:spacing w:after="0" w:line="300" w:lineRule="atLeast"/>
+        <w:rPr>
+          <w:rFonts w:ascii="Segoe UI" w:eastAsia="Times New Roman" w:hAnsi="Segoe UI" w:cs="Segoe UI"/>
+          <w:kern w:val="0"/>
+          <w:sz w:val="21"/>
+          <w:szCs w:val="21"/>
+          <w14:ligatures w14:val="none"/>
+        </w:rPr>
+      </w:pPr>
+      <w:r>
+        <w:rPr>
+          <w:rFonts w:ascii="Segoe UI" w:eastAsia="Times New Roman" w:hAnsi="Segoe UI" w:cs="Segoe UI"/>
+          <w:kern w:val="0"/>
+          <w:sz w:val="21"/>
+          <w:szCs w:val="21"/>
+          <w14:ligatures w14:val="none"/>
+        </w:rPr>
+        <w:t>1. User selects Register.</w:t>
+      </w:r>
+    </w:p>
+    <w:p>
+      <w:pPr>
+        <w:spacing w:after="0" w:line="300" w:lineRule="atLeast"/>
+        <w:rPr>
+          <w:rFonts w:ascii="Segoe UI" w:eastAsia="Times New Roman" w:hAnsi="Segoe UI" w:cs="Segoe UI"/>
+          <w:kern w:val="0"/>
+          <w:sz w:val="21"/>
+          <w:szCs w:val="21"/>
+          <w14:ligatures w14:val="none"/>
+        </w:rPr>
+      </w:pPr>
+      <w:r>
+        <w:rPr>
+          <w:rFonts w:ascii="Segoe UI" w:eastAsia="Times New Roman" w:hAnsi="Segoe UI" w:cs="Segoe UI"/>
+          <w:kern w:val="0"/>
+          <w:sz w:val="21"/>
+          <w:szCs w:val="21"/>
+          <w14:ligatures w14:val="none"/>
+        </w:rPr>
+        <w:t>2. User enters account information.</w:t>
+      </w:r>
+    </w:p>
+    <w:p>
+      <w:pPr>
+        <w:spacing w:after="0" w:line="300" w:lineRule="atLeast"/>
+        <w:rPr>
+          <w:rFonts w:ascii="Segoe UI" w:eastAsia="Times New Roman" w:hAnsi="Segoe UI" w:cs="Segoe UI"/>
+          <w:kern w:val="0"/>
+          <w:sz w:val="21"/>
+          <w:szCs w:val="21"/>
+          <w14:ligatures w14:val="none"/>
+        </w:rPr>
+      </w:pPr>
+      <w:r>
+        <w:rPr>
+          <w:rFonts w:ascii="Segoe UI" w:eastAsia="Times New Roman" w:hAnsi="Segoe UI" w:cs="Segoe UI"/>
+          <w:kern w:val="0"/>
+          <w:sz w:val="21"/>
+          <w:szCs w:val="21"/>
+          <w14:ligatures w14:val="none"/>
+        </w:rPr>
+        <w:t>3. System validates information.</w:t>
+      </w:r>
+    </w:p>
+    <w:p>
+      <w:pPr>
+        <w:spacing w:after="0" w:line="300" w:lineRule="atLeast"/>
+        <w:rPr>
+          <w:rFonts w:ascii="Segoe UI" w:eastAsia="Times New Roman" w:hAnsi="Segoe UI" w:cs="Segoe UI"/>
+          <w:kern w:val="0"/>
+          <w:sz w:val="21"/>
+          <w:szCs w:val="21"/>
+          <w14:ligatures w14:val="none"/>
+        </w:rPr>
+      </w:pPr>
+      <w:r>
+        <w:rPr>
+          <w:rFonts w:ascii="Segoe UI" w:eastAsia="Times New Roman" w:hAnsi="Segoe UI" w:cs="Segoe UI"/>
+          <w:kern w:val="0"/>
+          <w:sz w:val="21"/>
+          <w:szCs w:val="21"/>
+          <w14:ligatures w14:val="none"/>
+        </w:rPr>
+        <w:t xml:space="preserve">4. System creates </w:t>
+      </w:r>
+      <w:proofErr w:type="gramStart"/>
+      <w:r>
+        <w:rPr>
+          <w:rFonts w:ascii="Segoe UI" w:eastAsia="Times New Roman" w:hAnsi="Segoe UI" w:cs="Segoe UI"/>
+          <w:kern w:val="0"/>
+          <w:sz w:val="21"/>
+          <w:szCs w:val="21"/>
+          <w14:ligatures w14:val="none"/>
+        </w:rPr>
+        <w:t>account</w:t>
+      </w:r>
+      <w:proofErr w:type="gramEnd"/>
+      <w:r>
+        <w:rPr>
+          <w:rFonts w:ascii="Segoe UI" w:eastAsia="Times New Roman" w:hAnsi="Segoe UI" w:cs="Segoe UI"/>
+          <w:kern w:val="0"/>
+          <w:sz w:val="21"/>
+          <w:szCs w:val="21"/>
+          <w14:ligatures w14:val="none"/>
+        </w:rPr>
+        <w:t>.</w:t>
+      </w:r>
+    </w:p>
+    <w:p>
+      <w:pPr>
+        <w:spacing w:after="0" w:line="300" w:lineRule="atLeast"/>
+        <w:rPr>
+          <w:rFonts w:ascii="Segoe UI" w:eastAsia="Times New Roman" w:hAnsi="Segoe UI" w:cs="Segoe UI"/>
+          <w:kern w:val="0"/>
+          <w:sz w:val="21"/>
+          <w:szCs w:val="21"/>
+          <w14:ligatures w14:val="none"/>
+        </w:rPr>
+      </w:pPr>
+      <w:r>
+        <w:rPr>
+          <w:rFonts w:ascii="Segoe UI" w:eastAsia="Times New Roman" w:hAnsi="Segoe UI" w:cs="Segoe UI"/>
+          <w:kern w:val="0"/>
+          <w:sz w:val="21"/>
+          <w:szCs w:val="21"/>
+          <w14:ligatures w14:val="none"/>
+        </w:rPr>
+        <w:t>5. User receives confirmation.</w:t>
+      </w:r>
+    </w:p>
+    <w:p>
+      <w:pPr>
+        <w:spacing w:after="0" w:line="300" w:lineRule="atLeast"/>
+        <w:rPr>
+          <w:rFonts w:ascii="Segoe UI" w:eastAsia="Times New Roman" w:hAnsi="Segoe UI" w:cs="Segoe UI"/>
+          <w:kern w:val="0"/>
+          <w:sz w:val="21"/>
+          <w:szCs w:val="21"/>
+          <w14:ligatures w14:val="none"/>
+        </w:rPr>
+      </w:pPr>
+      <w:r>
+        <w:rPr>
+          <w:rFonts w:ascii="Segoe UI" w:eastAsia="Times New Roman" w:hAnsi="Segoe UI" w:cs="Segoe UI"/>
+          <w:kern w:val="0"/>
+          <w:sz w:val="21"/>
+          <w:szCs w:val="21"/>
+          <w14:ligatures w14:val="none"/>
+        </w:rPr>
+        <w:t> </w:t>
+      </w:r>
+    </w:p>
+    <w:p>
+      <w:pPr>
+        <w:spacing w:after="0" w:line="300" w:lineRule="atLeast"/>
+        <w:rPr>
+          <w:rFonts w:ascii="Segoe UI" w:eastAsia="Times New Roman" w:hAnsi="Segoe UI" w:cs="Segoe UI"/>
+          <w:kern w:val="0"/>
+          <w:sz w:val="21"/>
+          <w:szCs w:val="21"/>
+          <w14:ligatures w14:val="none"/>
+        </w:rPr>
+      </w:pPr>
+      <w:r>
+        <w:rPr>
+          <w:rFonts w:ascii="Segoe UI" w:eastAsia="Times New Roman" w:hAnsi="Segoe UI" w:cs="Segoe UI"/>
+          <w:kern w:val="0"/>
+          <w:sz w:val="21"/>
+          <w:szCs w:val="21"/>
+          <w14:ligatures w14:val="none"/>
+        </w:rPr>
+        <w:t>Postconditions:</w:t>
+      </w:r>
+    </w:p>
+    <w:p>
+      <w:pPr>
+        <w:spacing w:after="0" w:line="300" w:lineRule="atLeast"/>
+        <w:rPr>
+          <w:rFonts w:ascii="Segoe UI" w:eastAsia="Times New Roman" w:hAnsi="Segoe UI" w:cs="Segoe UI"/>
+          <w:kern w:val="0"/>
+          <w:sz w:val="21"/>
+          <w:szCs w:val="21"/>
+          <w14:ligatures w14:val="none"/>
+        </w:rPr>
+      </w:pPr>
+      <w:r>
+        <w:rPr>
+          <w:rFonts w:ascii="Segoe UI" w:eastAsia="Times New Roman" w:hAnsi="Segoe UI" w:cs="Segoe UI"/>
+          <w:kern w:val="0"/>
+          <w:sz w:val="21"/>
+          <w:szCs w:val="21"/>
+          <w14:ligatures w14:val="none"/>
+        </w:rPr>
+        <w:t>Account is successfully created.</w:t>
+      </w:r>
+    </w:p>
+    <w:p>
+      <w:pPr>
+        <w:spacing w:before="100" w:beforeAutospacing="1" w:after="100" w:afterAutospacing="1" w:line="300" w:lineRule="atLeast"/>
+        <w:rPr>
+          <w:rFonts w:ascii="Segoe UI" w:eastAsia="Times New Roman" w:hAnsi="Segoe UI" w:cs="Segoe UI"/>
+          <w:kern w:val="0"/>
+          <w:sz w:val="21"/>
+          <w:szCs w:val="21"/>
+          <w14:ligatures w14:val="none"/>
+        </w:rPr>
+      </w:pPr>
+      <w:r>
+        <w:rPr>
+          <w:rFonts w:ascii="Segoe UI" w:eastAsia="Times New Roman" w:hAnsi="Segoe UI" w:cs="Segoe UI"/>
+          <w:kern w:val="0"/>
+          <w:sz w:val="21"/>
+          <w:szCs w:val="21"/>
+          <w14:ligatures w14:val="none"/>
+        </w:rPr>
+        <w:t>Try expanding at least 5-10 of your most important use cases.</w:t>
+      </w:r>
+    </w:p>
+    <w:p>
+      <w:pPr>
+        <w:spacing w:after="0" w:line="300" w:lineRule="atLeast"/>
+        <w:rPr>
+          <w:rFonts w:ascii="Segoe UI" w:eastAsia="Times New Roman" w:hAnsi="Segoe UI" w:cs="Segoe UI"/>
+          <w:kern w:val="0"/>
+          <w:sz w:val="21"/>
+          <w:szCs w:val="21"/>
+          <w14:ligatures w14:val="none"/>
+        </w:rPr>
+      </w:pPr>
+      <w:r>
+        <w:rPr>
+          <w:rFonts w:ascii="Segoe UI" w:eastAsia="Times New Roman" w:hAnsi="Segoe UI" w:cs="Segoe UI"/>
+          <w:kern w:val="0"/>
+          <w:sz w:val="21"/>
+          <w:szCs w:val="21"/>
+          <w14:ligatures w14:val="none"/>
+        </w:rPr>
+        <w:pict w14:anchorId="44641D43">
+          <v:rect id="_x0000_i1048" style="width:0;height:1.5pt" o:hralign="center" o:hrstd="t" o:hr="t" fillcolor="#a0a0a0" stroked="f"/>
+        </w:pict>
+      </w:r>
+    </w:p>
+    <w:p>
+      <w:pPr>
+        <w:spacing w:before="100" w:beforeAutospacing="1" w:after="100" w:afterAutospacing="1" w:line="300" w:lineRule="atLeast"/>
+        <w:outlineLvl w:val="0"/>
+        <w:rPr>
+          <w:rFonts w:ascii="Segoe UI" w:eastAsia="Times New Roman" w:hAnsi="Segoe UI" w:cs="Segoe UI"/>
+          <w:b/>
+          <w:bCs/>
+          <w:kern w:val="36"/>
+          <w:sz w:val="48"/>
+          <w:szCs w:val="48"/>
+          <w14:ligatures w14:val="none"/>
+        </w:rPr>
+      </w:pPr>
+      <w:r>
+        <w:rPr>
+          <w:rFonts w:ascii="Segoe UI" w:eastAsia="Times New Roman" w:hAnsi="Segoe UI" w:cs="Segoe UI"/>
+          <w:b/>
+          <w:bCs/>
+          <w:kern w:val="36"/>
+          <w:sz w:val="48"/>
+          <w:szCs w:val="48"/>
+          <w14:ligatures w14:val="none"/>
+        </w:rPr>
+        <w:lastRenderedPageBreak/>
+        <w:t>2. Update User Stories</w:t>
+      </w:r>
+    </w:p>
+    <w:p>
+      <w:pPr>
+        <w:spacing w:after="0" w:line="300" w:lineRule="atLeast"/>
+        <w:rPr>
+          <w:rFonts w:ascii="Segoe UI" w:eastAsia="Times New Roman" w:hAnsi="Segoe UI" w:cs="Segoe UI"/>
+          <w:kern w:val="0"/>
+          <w:sz w:val="21"/>
+          <w:szCs w:val="21"/>
+          <w14:ligatures w14:val="none"/>
+        </w:rPr>
+      </w:pPr>
+      <w:r>
+        <w:rPr>
+          <w:rFonts w:ascii="Segoe UI" w:eastAsia="Times New Roman" w:hAnsi="Segoe UI" w:cs="Segoe UI"/>
+          <w:kern w:val="0"/>
+          <w:sz w:val="21"/>
+          <w:szCs w:val="21"/>
+          <w14:ligatures w14:val="none"/>
+        </w:rPr>
+        <w:t>Plain Text</w:t>
+      </w:r>
+    </w:p>
+    <w:p>
+      <w:pPr>
+        <w:spacing w:after="0" w:line="300" w:lineRule="atLeast"/>
+        <w:rPr>
+          <w:rFonts w:ascii="Segoe UI" w:eastAsia="Times New Roman" w:hAnsi="Segoe UI" w:cs="Segoe UI"/>
+          <w:kern w:val="0"/>
+          <w:sz w:val="21"/>
+          <w:szCs w:val="21"/>
+          <w14:ligatures w14:val="none"/>
+        </w:rPr>
+      </w:pPr>
+      <w:r>
+        <w:rPr>
+          <w:rFonts w:ascii="Segoe UI" w:eastAsia="Times New Roman" w:hAnsi="Segoe UI" w:cs="Segoe UI"/>
+          <w:kern w:val="0"/>
+          <w:sz w:val="21"/>
+          <w:szCs w:val="21"/>
+          <w14:ligatures w14:val="none"/>
+        </w:rPr>
+        <w:t>US-01</w:t>
+      </w:r>
+    </w:p>
+    <w:p>
+      <w:pPr>
+        <w:spacing w:after="0" w:line="300" w:lineRule="atLeast"/>
+        <w:rPr>
+          <w:rFonts w:ascii="Segoe UI" w:eastAsia="Times New Roman" w:hAnsi="Segoe UI" w:cs="Segoe UI"/>
+          <w:kern w:val="0"/>
+          <w:sz w:val="21"/>
+          <w:szCs w:val="21"/>
+          <w14:ligatures w14:val="none"/>
+        </w:rPr>
+      </w:pPr>
+      <w:r>
+        <w:rPr>
+          <w:rFonts w:ascii="Segoe UI" w:eastAsia="Times New Roman" w:hAnsi="Segoe UI" w:cs="Segoe UI"/>
+          <w:kern w:val="0"/>
+          <w:sz w:val="21"/>
+          <w:szCs w:val="21"/>
+          <w14:ligatures w14:val="none"/>
+        </w:rPr>
+        <w:t> </w:t>
+      </w:r>
+    </w:p>
+    <w:p>
+      <w:pPr>
+        <w:spacing w:after="0" w:line="300" w:lineRule="atLeast"/>
+        <w:rPr>
+          <w:rFonts w:ascii="Segoe UI" w:eastAsia="Times New Roman" w:hAnsi="Segoe UI" w:cs="Segoe UI"/>
+          <w:kern w:val="0"/>
+          <w:sz w:val="21"/>
+          <w:szCs w:val="21"/>
+          <w14:ligatures w14:val="none"/>
+        </w:rPr>
+      </w:pPr>
+      <w:r>
+        <w:rPr>
+          <w:rFonts w:ascii="Segoe UI" w:eastAsia="Times New Roman" w:hAnsi="Segoe UI" w:cs="Segoe UI"/>
+          <w:kern w:val="0"/>
+          <w:sz w:val="21"/>
+          <w:szCs w:val="21"/>
+          <w14:ligatures w14:val="none"/>
+        </w:rPr>
+        <w:t>As a driver,</w:t>
+      </w:r>
+    </w:p>
+    <w:p>
+      <w:pPr>
+        <w:spacing w:after="0" w:line="300" w:lineRule="atLeast"/>
+        <w:rPr>
+          <w:rFonts w:ascii="Segoe UI" w:eastAsia="Times New Roman" w:hAnsi="Segoe UI" w:cs="Segoe UI"/>
+          <w:kern w:val="0"/>
+          <w:sz w:val="21"/>
+          <w:szCs w:val="21"/>
+          <w14:ligatures w14:val="none"/>
+        </w:rPr>
+      </w:pPr>
+      <w:r>
+        <w:rPr>
+          <w:rFonts w:ascii="Segoe UI" w:eastAsia="Times New Roman" w:hAnsi="Segoe UI" w:cs="Segoe UI"/>
+          <w:kern w:val="0"/>
+          <w:sz w:val="21"/>
+          <w:szCs w:val="21"/>
+          <w14:ligatures w14:val="none"/>
+        </w:rPr>
+        <w:t xml:space="preserve">I want to </w:t>
+      </w:r>
+      <w:proofErr w:type="gramStart"/>
+      <w:r>
+        <w:rPr>
+          <w:rFonts w:ascii="Segoe UI" w:eastAsia="Times New Roman" w:hAnsi="Segoe UI" w:cs="Segoe UI"/>
+          <w:kern w:val="0"/>
+          <w:sz w:val="21"/>
+          <w:szCs w:val="21"/>
+          <w14:ligatures w14:val="none"/>
+        </w:rPr>
+        <w:t>search</w:t>
+      </w:r>
+      <w:proofErr w:type="gramEnd"/>
+      <w:r>
+        <w:rPr>
+          <w:rFonts w:ascii="Segoe UI" w:eastAsia="Times New Roman" w:hAnsi="Segoe UI" w:cs="Segoe UI"/>
+          <w:kern w:val="0"/>
+          <w:sz w:val="21"/>
+          <w:szCs w:val="21"/>
+          <w14:ligatures w14:val="none"/>
+        </w:rPr>
+        <w:t xml:space="preserve"> nearby parking garages,</w:t>
+      </w:r>
+    </w:p>
+    <w:p>
+      <w:pPr>
+        <w:spacing w:after="0" w:line="300" w:lineRule="atLeast"/>
+        <w:rPr>
+          <w:rFonts w:ascii="Segoe UI" w:eastAsia="Times New Roman" w:hAnsi="Segoe UI" w:cs="Segoe UI"/>
+          <w:kern w:val="0"/>
+          <w:sz w:val="21"/>
+          <w:szCs w:val="21"/>
+          <w14:ligatures w14:val="none"/>
+        </w:rPr>
+      </w:pPr>
+      <w:r>
+        <w:rPr>
+          <w:rFonts w:ascii="Segoe UI" w:eastAsia="Times New Roman" w:hAnsi="Segoe UI" w:cs="Segoe UI"/>
+          <w:kern w:val="0"/>
+          <w:sz w:val="21"/>
+          <w:szCs w:val="21"/>
+          <w14:ligatures w14:val="none"/>
+        </w:rPr>
+        <w:t>so that I can find available parking quickly.</w:t>
+      </w:r>
+    </w:p>
+    <w:p>
+      <w:pPr>
+        <w:spacing w:after="0" w:line="300" w:lineRule="atLeast"/>
+        <w:rPr>
+          <w:rFonts w:ascii="Segoe UI" w:eastAsia="Times New Roman" w:hAnsi="Segoe UI" w:cs="Segoe UI"/>
+          <w:kern w:val="0"/>
+          <w:sz w:val="21"/>
+          <w:szCs w:val="21"/>
+          <w14:ligatures w14:val="none"/>
+        </w:rPr>
+      </w:pPr>
+      <w:r>
+        <w:rPr>
+          <w:rFonts w:ascii="Segoe UI" w:eastAsia="Times New Roman" w:hAnsi="Segoe UI" w:cs="Segoe UI"/>
+          <w:kern w:val="0"/>
+          <w:sz w:val="21"/>
+          <w:szCs w:val="21"/>
+          <w14:ligatures w14:val="none"/>
+        </w:rPr>
+        <w:t> </w:t>
+      </w:r>
+    </w:p>
+    <w:p>
+      <w:pPr>
+        <w:spacing w:after="0" w:line="300" w:lineRule="atLeast"/>
+        <w:rPr>
+          <w:rFonts w:ascii="Segoe UI" w:eastAsia="Times New Roman" w:hAnsi="Segoe UI" w:cs="Segoe UI"/>
+          <w:kern w:val="0"/>
+          <w:sz w:val="21"/>
+          <w:szCs w:val="21"/>
+          <w14:ligatures w14:val="none"/>
+        </w:rPr>
+      </w:pPr>
+      <w:r>
+        <w:rPr>
+          <w:rFonts w:ascii="Segoe UI" w:eastAsia="Times New Roman" w:hAnsi="Segoe UI" w:cs="Segoe UI"/>
+          <w:kern w:val="0"/>
+          <w:sz w:val="21"/>
+          <w:szCs w:val="21"/>
+          <w14:ligatures w14:val="none"/>
+        </w:rPr>
+        <w:t>US-02</w:t>
+      </w:r>
+    </w:p>
+    <w:p>
+      <w:pPr>
+        <w:spacing w:after="0" w:line="300" w:lineRule="atLeast"/>
+        <w:rPr>
+          <w:rFonts w:ascii="Segoe UI" w:eastAsia="Times New Roman" w:hAnsi="Segoe UI" w:cs="Segoe UI"/>
+          <w:kern w:val="0"/>
+          <w:sz w:val="21"/>
+          <w:szCs w:val="21"/>
+          <w14:ligatures w14:val="none"/>
+        </w:rPr>
+      </w:pPr>
+      <w:r>
+        <w:rPr>
+          <w:rFonts w:ascii="Segoe UI" w:eastAsia="Times New Roman" w:hAnsi="Segoe UI" w:cs="Segoe UI"/>
+          <w:kern w:val="0"/>
+          <w:sz w:val="21"/>
+          <w:szCs w:val="21"/>
+          <w14:ligatures w14:val="none"/>
+        </w:rPr>
+        <w:t> </w:t>
+      </w:r>
+    </w:p>
+    <w:p>
+      <w:pPr>
+        <w:spacing w:after="0" w:line="300" w:lineRule="atLeast"/>
+        <w:rPr>
+          <w:rFonts w:ascii="Segoe UI" w:eastAsia="Times New Roman" w:hAnsi="Segoe UI" w:cs="Segoe UI"/>
+          <w:kern w:val="0"/>
+          <w:sz w:val="21"/>
+          <w:szCs w:val="21"/>
+          <w14:ligatures w14:val="none"/>
+        </w:rPr>
+      </w:pPr>
+      <w:r>
+        <w:rPr>
+          <w:rFonts w:ascii="Segoe UI" w:eastAsia="Times New Roman" w:hAnsi="Segoe UI" w:cs="Segoe UI"/>
+          <w:kern w:val="0"/>
+          <w:sz w:val="21"/>
+          <w:szCs w:val="21"/>
+          <w14:ligatures w14:val="none"/>
+        </w:rPr>
+        <w:t>As a driver,</w:t>
+      </w:r>
+    </w:p>
+    <w:p>
+      <w:pPr>
+        <w:spacing w:after="0" w:line="300" w:lineRule="atLeast"/>
+        <w:rPr>
+          <w:rFonts w:ascii="Segoe UI" w:eastAsia="Times New Roman" w:hAnsi="Segoe UI" w:cs="Segoe UI"/>
+          <w:kern w:val="0"/>
+          <w:sz w:val="21"/>
+          <w:szCs w:val="21"/>
+          <w14:ligatures w14:val="none"/>
+        </w:rPr>
+      </w:pPr>
+      <w:r>
+        <w:rPr>
+          <w:rFonts w:ascii="Segoe UI" w:eastAsia="Times New Roman" w:hAnsi="Segoe UI" w:cs="Segoe UI"/>
+          <w:kern w:val="0"/>
+          <w:sz w:val="21"/>
+          <w:szCs w:val="21"/>
+          <w14:ligatures w14:val="none"/>
+        </w:rPr>
+        <w:t>I want to reserve a parking space,</w:t>
+      </w:r>
+    </w:p>
+    <w:p>
+      <w:pPr>
+        <w:spacing w:after="0" w:line="300" w:lineRule="atLeast"/>
+        <w:rPr>
+          <w:rFonts w:ascii="Segoe UI" w:eastAsia="Times New Roman" w:hAnsi="Segoe UI" w:cs="Segoe UI"/>
+          <w:kern w:val="0"/>
+          <w:sz w:val="21"/>
+          <w:szCs w:val="21"/>
+          <w14:ligatures w14:val="none"/>
+        </w:rPr>
+      </w:pPr>
+      <w:r>
+        <w:rPr>
+          <w:rFonts w:ascii="Segoe UI" w:eastAsia="Times New Roman" w:hAnsi="Segoe UI" w:cs="Segoe UI"/>
+          <w:kern w:val="0"/>
+          <w:sz w:val="21"/>
+          <w:szCs w:val="21"/>
+          <w14:ligatures w14:val="none"/>
+        </w:rPr>
+        <w:t>so that I can guarantee parking before arriving.</w:t>
+      </w:r>
+    </w:p>
+    <w:p>
+      <w:pPr>
+        <w:spacing w:after="0" w:line="300" w:lineRule="atLeast"/>
+        <w:rPr>
+          <w:rFonts w:ascii="Segoe UI" w:eastAsia="Times New Roman" w:hAnsi="Segoe UI" w:cs="Segoe UI"/>
+          <w:kern w:val="0"/>
+          <w:sz w:val="21"/>
+          <w:szCs w:val="21"/>
+          <w14:ligatures w14:val="none"/>
+        </w:rPr>
+      </w:pPr>
+      <w:r>
+        <w:rPr>
+          <w:rFonts w:ascii="Segoe UI" w:eastAsia="Times New Roman" w:hAnsi="Segoe UI" w:cs="Segoe UI"/>
+          <w:kern w:val="0"/>
+          <w:sz w:val="21"/>
+          <w:szCs w:val="21"/>
+          <w14:ligatures w14:val="none"/>
+        </w:rPr>
+        <w:t> </w:t>
+      </w:r>
+    </w:p>
+    <w:p>
+      <w:pPr>
+        <w:spacing w:after="0" w:line="300" w:lineRule="atLeast"/>
+        <w:rPr>
+          <w:rFonts w:ascii="Segoe UI" w:eastAsia="Times New Roman" w:hAnsi="Segoe UI" w:cs="Segoe UI"/>
+          <w:kern w:val="0"/>
+          <w:sz w:val="21"/>
+          <w:szCs w:val="21"/>
+          <w14:ligatures w14:val="none"/>
+        </w:rPr>
+      </w:pPr>
+      <w:r>
+        <w:rPr>
+          <w:rFonts w:ascii="Segoe UI" w:eastAsia="Times New Roman" w:hAnsi="Segoe UI" w:cs="Segoe UI"/>
+          <w:kern w:val="0"/>
+          <w:sz w:val="21"/>
+          <w:szCs w:val="21"/>
+          <w14:ligatures w14:val="none"/>
+        </w:rPr>
+        <w:t>US-03</w:t>
+      </w:r>
+    </w:p>
+    <w:p>
+      <w:pPr>
+        <w:spacing w:after="0" w:line="300" w:lineRule="atLeast"/>
+        <w:rPr>
+          <w:rFonts w:ascii="Segoe UI" w:eastAsia="Times New Roman" w:hAnsi="Segoe UI" w:cs="Segoe UI"/>
+          <w:kern w:val="0"/>
+          <w:sz w:val="21"/>
+          <w:szCs w:val="21"/>
+          <w14:ligatures w14:val="none"/>
+        </w:rPr>
+      </w:pPr>
+      <w:r>
+        <w:rPr>
+          <w:rFonts w:ascii="Segoe UI" w:eastAsia="Times New Roman" w:hAnsi="Segoe UI" w:cs="Segoe UI"/>
+          <w:kern w:val="0"/>
+          <w:sz w:val="21"/>
+          <w:szCs w:val="21"/>
+          <w14:ligatures w14:val="none"/>
+        </w:rPr>
+        <w:t> </w:t>
+      </w:r>
+    </w:p>
+    <w:p>
+      <w:pPr>
+        <w:spacing w:after="0" w:line="300" w:lineRule="atLeast"/>
+        <w:rPr>
+          <w:rFonts w:ascii="Segoe UI" w:eastAsia="Times New Roman" w:hAnsi="Segoe UI" w:cs="Segoe UI"/>
+          <w:kern w:val="0"/>
+          <w:sz w:val="21"/>
+          <w:szCs w:val="21"/>
+          <w14:ligatures w14:val="none"/>
+        </w:rPr>
+      </w:pPr>
+      <w:r>
+        <w:rPr>
+          <w:rFonts w:ascii="Segoe UI" w:eastAsia="Times New Roman" w:hAnsi="Segoe UI" w:cs="Segoe UI"/>
+          <w:kern w:val="0"/>
+          <w:sz w:val="21"/>
+          <w:szCs w:val="21"/>
+          <w14:ligatures w14:val="none"/>
+        </w:rPr>
+        <w:t>As a driver,</w:t>
+      </w:r>
+    </w:p>
+    <w:p>
+      <w:pPr>
+        <w:spacing w:after="0" w:line="300" w:lineRule="atLeast"/>
+        <w:rPr>
+          <w:rFonts w:ascii="Segoe UI" w:eastAsia="Times New Roman" w:hAnsi="Segoe UI" w:cs="Segoe UI"/>
+          <w:kern w:val="0"/>
+          <w:sz w:val="21"/>
+          <w:szCs w:val="21"/>
+          <w14:ligatures w14:val="none"/>
+        </w:rPr>
+      </w:pPr>
+      <w:r>
+        <w:rPr>
+          <w:rFonts w:ascii="Segoe UI" w:eastAsia="Times New Roman" w:hAnsi="Segoe UI" w:cs="Segoe UI"/>
+          <w:kern w:val="0"/>
+          <w:sz w:val="21"/>
+          <w:szCs w:val="21"/>
+          <w14:ligatures w14:val="none"/>
+        </w:rPr>
+        <w:t>I want to pay online,</w:t>
+      </w:r>
+    </w:p>
+    <w:p>
+      <w:pPr>
+        <w:spacing w:after="0" w:line="300" w:lineRule="atLeast"/>
+        <w:rPr>
+          <w:rFonts w:ascii="Segoe UI" w:eastAsia="Times New Roman" w:hAnsi="Segoe UI" w:cs="Segoe UI"/>
+          <w:kern w:val="0"/>
+          <w:sz w:val="21"/>
+          <w:szCs w:val="21"/>
+          <w14:ligatures w14:val="none"/>
+        </w:rPr>
+      </w:pPr>
+      <w:r>
+        <w:rPr>
+          <w:rFonts w:ascii="Segoe UI" w:eastAsia="Times New Roman" w:hAnsi="Segoe UI" w:cs="Segoe UI"/>
+          <w:kern w:val="0"/>
+          <w:sz w:val="21"/>
+          <w:szCs w:val="21"/>
+          <w14:ligatures w14:val="none"/>
+        </w:rPr>
+        <w:t>so that I don't have to use a parking kiosk.</w:t>
+      </w:r>
+    </w:p>
+    <w:p>
+      <w:pPr>
+        <w:spacing w:after="0" w:line="300" w:lineRule="atLeast"/>
+        <w:rPr>
+          <w:rFonts w:ascii="Segoe UI" w:eastAsia="Times New Roman" w:hAnsi="Segoe UI" w:cs="Segoe UI"/>
+          <w:kern w:val="0"/>
+          <w:sz w:val="21"/>
+          <w:szCs w:val="21"/>
+          <w14:ligatures w14:val="none"/>
+        </w:rPr>
+      </w:pPr>
+      <w:r>
+        <w:rPr>
+          <w:rFonts w:ascii="Segoe UI" w:eastAsia="Times New Roman" w:hAnsi="Segoe UI" w:cs="Segoe UI"/>
+          <w:kern w:val="0"/>
+          <w:sz w:val="21"/>
+          <w:szCs w:val="21"/>
+          <w14:ligatures w14:val="none"/>
+        </w:rPr>
+        <w:t> </w:t>
+      </w:r>
+    </w:p>
+    <w:p>
+      <w:pPr>
+        <w:spacing w:after="0" w:line="300" w:lineRule="atLeast"/>
+        <w:rPr>
+          <w:rFonts w:ascii="Segoe UI" w:eastAsia="Times New Roman" w:hAnsi="Segoe UI" w:cs="Segoe UI"/>
+          <w:kern w:val="0"/>
+          <w:sz w:val="21"/>
+          <w:szCs w:val="21"/>
+          <w14:ligatures w14:val="none"/>
+        </w:rPr>
+      </w:pPr>
+      <w:r>
+        <w:rPr>
+          <w:rFonts w:ascii="Segoe UI" w:eastAsia="Times New Roman" w:hAnsi="Segoe UI" w:cs="Segoe UI"/>
+          <w:kern w:val="0"/>
+          <w:sz w:val="21"/>
+          <w:szCs w:val="21"/>
+          <w14:ligatures w14:val="none"/>
+        </w:rPr>
+        <w:t>US-04</w:t>
+      </w:r>
+    </w:p>
+    <w:p>
+      <w:pPr>
+        <w:spacing w:after="0" w:line="300" w:lineRule="atLeast"/>
+        <w:rPr>
+          <w:rFonts w:ascii="Segoe UI" w:eastAsia="Times New Roman" w:hAnsi="Segoe UI" w:cs="Segoe UI"/>
+          <w:kern w:val="0"/>
+          <w:sz w:val="21"/>
+          <w:szCs w:val="21"/>
+          <w14:ligatures w14:val="none"/>
+        </w:rPr>
+      </w:pPr>
+      <w:r>
+        <w:rPr>
+          <w:rFonts w:ascii="Segoe UI" w:eastAsia="Times New Roman" w:hAnsi="Segoe UI" w:cs="Segoe UI"/>
+          <w:kern w:val="0"/>
+          <w:sz w:val="21"/>
+          <w:szCs w:val="21"/>
+          <w14:ligatures w14:val="none"/>
+        </w:rPr>
+        <w:t> </w:t>
+      </w:r>
+    </w:p>
+    <w:p>
+      <w:pPr>
+        <w:spacing w:after="0" w:line="300" w:lineRule="atLeast"/>
+        <w:rPr>
+          <w:rFonts w:ascii="Segoe UI" w:eastAsia="Times New Roman" w:hAnsi="Segoe UI" w:cs="Segoe UI"/>
+          <w:kern w:val="0"/>
+          <w:sz w:val="21"/>
+          <w:szCs w:val="21"/>
+          <w14:ligatures w14:val="none"/>
+        </w:rPr>
+      </w:pPr>
+      <w:r>
+        <w:rPr>
+          <w:rFonts w:ascii="Segoe UI" w:eastAsia="Times New Roman" w:hAnsi="Segoe UI" w:cs="Segoe UI"/>
+          <w:kern w:val="0"/>
+          <w:sz w:val="21"/>
+          <w:szCs w:val="21"/>
+          <w14:ligatures w14:val="none"/>
+        </w:rPr>
+        <w:t>As a parking operator,</w:t>
+      </w:r>
+    </w:p>
+    <w:p>
+      <w:pPr>
+        <w:spacing w:after="0" w:line="300" w:lineRule="atLeast"/>
+        <w:rPr>
+          <w:rFonts w:ascii="Segoe UI" w:eastAsia="Times New Roman" w:hAnsi="Segoe UI" w:cs="Segoe UI"/>
+          <w:kern w:val="0"/>
+          <w:sz w:val="21"/>
+          <w:szCs w:val="21"/>
+          <w14:ligatures w14:val="none"/>
+        </w:rPr>
+      </w:pPr>
+      <w:r>
+        <w:rPr>
+          <w:rFonts w:ascii="Segoe UI" w:eastAsia="Times New Roman" w:hAnsi="Segoe UI" w:cs="Segoe UI"/>
+          <w:kern w:val="0"/>
+          <w:sz w:val="21"/>
+          <w:szCs w:val="21"/>
+          <w14:ligatures w14:val="none"/>
+        </w:rPr>
+        <w:t>I want to monitor occupancy,</w:t>
+      </w:r>
+    </w:p>
+    <w:p>
+      <w:pPr>
+        <w:spacing w:after="0" w:line="300" w:lineRule="atLeast"/>
+        <w:rPr>
+          <w:rFonts w:ascii="Segoe UI" w:eastAsia="Times New Roman" w:hAnsi="Segoe UI" w:cs="Segoe UI"/>
+          <w:kern w:val="0"/>
+          <w:sz w:val="21"/>
+          <w:szCs w:val="21"/>
+          <w14:ligatures w14:val="none"/>
+        </w:rPr>
+      </w:pPr>
+      <w:r>
+        <w:rPr>
+          <w:rFonts w:ascii="Segoe UI" w:eastAsia="Times New Roman" w:hAnsi="Segoe UI" w:cs="Segoe UI"/>
+          <w:kern w:val="0"/>
+          <w:sz w:val="21"/>
+          <w:szCs w:val="21"/>
+          <w14:ligatures w14:val="none"/>
+        </w:rPr>
+        <w:t>so that I can improve garage utilization.</w:t>
+      </w:r>
+    </w:p>
+    <w:p>
+      <w:pPr>
+        <w:spacing w:after="0" w:line="300" w:lineRule="atLeast"/>
+        <w:rPr>
+          <w:rFonts w:ascii="Segoe UI" w:eastAsia="Times New Roman" w:hAnsi="Segoe UI" w:cs="Segoe UI"/>
+          <w:kern w:val="0"/>
+          <w:sz w:val="21"/>
+          <w:szCs w:val="21"/>
+          <w14:ligatures w14:val="none"/>
+        </w:rPr>
+      </w:pPr>
+      <w:r>
+        <w:rPr>
+          <w:rFonts w:ascii="Segoe UI" w:eastAsia="Times New Roman" w:hAnsi="Segoe UI" w:cs="Segoe UI"/>
+          <w:kern w:val="0"/>
+          <w:sz w:val="21"/>
+          <w:szCs w:val="21"/>
+          <w14:ligatures w14:val="none"/>
+        </w:rPr>
+        <w:t> </w:t>
+      </w:r>
+    </w:p>
+    <w:p>
+      <w:pPr>
+        <w:spacing w:after="0" w:line="300" w:lineRule="atLeast"/>
+        <w:rPr>
+          <w:rFonts w:ascii="Segoe UI" w:eastAsia="Times New Roman" w:hAnsi="Segoe UI" w:cs="Segoe UI"/>
+          <w:kern w:val="0"/>
+          <w:sz w:val="21"/>
+          <w:szCs w:val="21"/>
+          <w14:ligatures w14:val="none"/>
+        </w:rPr>
+      </w:pPr>
+      <w:r>
+        <w:rPr>
+          <w:rFonts w:ascii="Segoe UI" w:eastAsia="Times New Roman" w:hAnsi="Segoe UI" w:cs="Segoe UI"/>
+          <w:kern w:val="0"/>
+          <w:sz w:val="21"/>
+          <w:szCs w:val="21"/>
+          <w14:ligatures w14:val="none"/>
+        </w:rPr>
+        <w:t>US-05</w:t>
+      </w:r>
+    </w:p>
+    <w:p>
+      <w:pPr>
+        <w:spacing w:after="0" w:line="300" w:lineRule="atLeast"/>
+        <w:rPr>
+          <w:rFonts w:ascii="Segoe UI" w:eastAsia="Times New Roman" w:hAnsi="Segoe UI" w:cs="Segoe UI"/>
+          <w:kern w:val="0"/>
+          <w:sz w:val="21"/>
+          <w:szCs w:val="21"/>
+          <w14:ligatures w14:val="none"/>
+        </w:rPr>
+      </w:pPr>
+      <w:r>
+        <w:rPr>
+          <w:rFonts w:ascii="Segoe UI" w:eastAsia="Times New Roman" w:hAnsi="Segoe UI" w:cs="Segoe UI"/>
+          <w:kern w:val="0"/>
+          <w:sz w:val="21"/>
+          <w:szCs w:val="21"/>
+          <w14:ligatures w14:val="none"/>
+        </w:rPr>
+        <w:t> </w:t>
+      </w:r>
+    </w:p>
+    <w:p>
+      <w:pPr>
+        <w:spacing w:after="0" w:line="300" w:lineRule="atLeast"/>
+        <w:rPr>
+          <w:rFonts w:ascii="Segoe UI" w:eastAsia="Times New Roman" w:hAnsi="Segoe UI" w:cs="Segoe UI"/>
+          <w:kern w:val="0"/>
+          <w:sz w:val="21"/>
+          <w:szCs w:val="21"/>
+          <w14:ligatures w14:val="none"/>
+        </w:rPr>
+      </w:pPr>
+      <w:r>
+        <w:rPr>
+          <w:rFonts w:ascii="Segoe UI" w:eastAsia="Times New Roman" w:hAnsi="Segoe UI" w:cs="Segoe UI"/>
+          <w:kern w:val="0"/>
+          <w:sz w:val="21"/>
+          <w:szCs w:val="21"/>
+          <w14:ligatures w14:val="none"/>
+        </w:rPr>
+        <w:t>As a parking operator,</w:t>
+      </w:r>
+    </w:p>
+    <w:p>
+      <w:pPr>
+        <w:spacing w:after="0" w:line="300" w:lineRule="atLeast"/>
+        <w:rPr>
+          <w:rFonts w:ascii="Segoe UI" w:eastAsia="Times New Roman" w:hAnsi="Segoe UI" w:cs="Segoe UI"/>
+          <w:kern w:val="0"/>
+          <w:sz w:val="21"/>
+          <w:szCs w:val="21"/>
+          <w14:ligatures w14:val="none"/>
+        </w:rPr>
+      </w:pPr>
+      <w:r>
+        <w:rPr>
+          <w:rFonts w:ascii="Segoe UI" w:eastAsia="Times New Roman" w:hAnsi="Segoe UI" w:cs="Segoe UI"/>
+          <w:kern w:val="0"/>
+          <w:sz w:val="21"/>
+          <w:szCs w:val="21"/>
+          <w14:ligatures w14:val="none"/>
+        </w:rPr>
+        <w:t>I want to generate reports,</w:t>
+      </w:r>
+    </w:p>
+    <w:p>
+      <w:pPr>
+        <w:spacing w:after="0" w:line="300" w:lineRule="atLeast"/>
+        <w:rPr>
+          <w:rFonts w:ascii="Segoe UI" w:eastAsia="Times New Roman" w:hAnsi="Segoe UI" w:cs="Segoe UI"/>
+          <w:kern w:val="0"/>
+          <w:sz w:val="21"/>
+          <w:szCs w:val="21"/>
+          <w14:ligatures w14:val="none"/>
+        </w:rPr>
+      </w:pPr>
+      <w:r>
+        <w:rPr>
+          <w:rFonts w:ascii="Segoe UI" w:eastAsia="Times New Roman" w:hAnsi="Segoe UI" w:cs="Segoe UI"/>
+          <w:kern w:val="0"/>
+          <w:sz w:val="21"/>
+          <w:szCs w:val="21"/>
+          <w14:ligatures w14:val="none"/>
+        </w:rPr>
+        <w:t>so that I can analyze usage trends.</w:t>
+      </w:r>
+    </w:p>
+    <w:p>
+      <w:pPr>
+        <w:spacing w:before="100" w:beforeAutospacing="1" w:after="100" w:afterAutospacing="1" w:line="300" w:lineRule="atLeast"/>
+        <w:rPr>
+          <w:rFonts w:ascii="Segoe UI" w:eastAsia="Times New Roman" w:hAnsi="Segoe UI" w:cs="Segoe UI"/>
+          <w:kern w:val="0"/>
+          <w:sz w:val="21"/>
+          <w:szCs w:val="21"/>
+          <w14:ligatures w14:val="none"/>
+        </w:rPr>
+      </w:pPr>
+      <w:r>
+        <w:rPr>
+          <w:rFonts w:ascii="Segoe UI" w:eastAsia="Times New Roman" w:hAnsi="Segoe UI" w:cs="Segoe UI"/>
+          <w:kern w:val="0"/>
+          <w:sz w:val="21"/>
+          <w:szCs w:val="21"/>
+          <w14:ligatures w14:val="none"/>
+        </w:rPr>
+        <w:t>Add 8-10 of these.</w:t>
+      </w:r>
+    </w:p>
+    <w:p>
+      <w:pPr>
+        <w:spacing w:after="0" w:line="300" w:lineRule="atLeast"/>
+        <w:rPr>
+          <w:rFonts w:ascii="Segoe UI" w:eastAsia="Times New Roman" w:hAnsi="Segoe UI" w:cs="Segoe UI"/>
+          <w:kern w:val="0"/>
+          <w:sz w:val="21"/>
+          <w:szCs w:val="21"/>
+          <w14:ligatures w14:val="none"/>
+        </w:rPr>
+      </w:pPr>
+      <w:r>
+        <w:rPr>
+          <w:rFonts w:ascii="Segoe UI" w:eastAsia="Times New Roman" w:hAnsi="Segoe UI" w:cs="Segoe UI"/>
+          <w:kern w:val="0"/>
+          <w:sz w:val="21"/>
+          <w:szCs w:val="21"/>
+          <w14:ligatures w14:val="none"/>
+        </w:rPr>
+        <w:pict w14:anchorId="4FC37007">
+          <v:rect id="_x0000_i1049" style="width:0;height:1.5pt" o:hralign="center" o:hrstd="t" o:hr="t" fillcolor="#a0a0a0" stroked="f"/>
+        </w:pict>
+      </w:r>
+    </w:p>
+    <w:p>
+      <w:pPr>
+        <w:spacing w:before="100" w:beforeAutospacing="1" w:after="100" w:afterAutospacing="1" w:line="300" w:lineRule="atLeast"/>
+        <w:outlineLvl w:val="0"/>
+        <w:rPr>
+          <w:rFonts w:ascii="Segoe UI" w:eastAsia="Times New Roman" w:hAnsi="Segoe UI" w:cs="Segoe UI"/>
+          <w:b/>
+          <w:bCs/>
+          <w:kern w:val="36"/>
+          <w:sz w:val="48"/>
+          <w:szCs w:val="48"/>
+          <w14:ligatures w14:val="none"/>
+        </w:rPr>
+      </w:pPr>
+      <w:r>
+        <w:rPr>
+          <w:rFonts w:ascii="Segoe UI" w:eastAsia="Times New Roman" w:hAnsi="Segoe UI" w:cs="Segoe UI"/>
+          <w:b/>
+          <w:bCs/>
+          <w:kern w:val="36"/>
+          <w:sz w:val="48"/>
+          <w:szCs w:val="48"/>
+          <w14:ligatures w14:val="none"/>
+        </w:rPr>
+        <w:t>3. Update WBS</w:t>
+      </w:r>
+    </w:p>
+    <w:p>
+      <w:pPr>
+        <w:spacing w:before="100" w:beforeAutospacing="1" w:after="100" w:afterAutospacing="1" w:line="300" w:lineRule="atLeast"/>
+        <w:rPr>
+          <w:rFonts w:ascii="Segoe UI" w:eastAsia="Times New Roman" w:hAnsi="Segoe UI" w:cs="Segoe UI"/>
+          <w:kern w:val="0"/>
+          <w:sz w:val="21"/>
+          <w:szCs w:val="21"/>
+          <w14:ligatures w14:val="none"/>
+        </w:rPr>
+      </w:pPr>
+      <w:r>
+        <w:rPr>
+          <w:rFonts w:ascii="Segoe UI" w:eastAsia="Times New Roman" w:hAnsi="Segoe UI" w:cs="Segoe UI"/>
+          <w:kern w:val="0"/>
+          <w:sz w:val="21"/>
+          <w:szCs w:val="21"/>
+          <w14:ligatures w14:val="none"/>
+        </w:rPr>
+        <w:t>Before:</w:t>
+      </w:r>
+    </w:p>
+    <w:p>
+      <w:pPr>
+        <w:spacing w:after="0" w:line="300" w:lineRule="atLeast"/>
+        <w:rPr>
+          <w:rFonts w:ascii="Segoe UI" w:eastAsia="Times New Roman" w:hAnsi="Segoe UI" w:cs="Segoe UI"/>
+          <w:kern w:val="0"/>
+          <w:sz w:val="21"/>
+          <w:szCs w:val="21"/>
+          <w14:ligatures w14:val="none"/>
+        </w:rPr>
+      </w:pPr>
+      <w:r>
+        <w:rPr>
+          <w:rFonts w:ascii="Segoe UI" w:eastAsia="Times New Roman" w:hAnsi="Segoe UI" w:cs="Segoe UI"/>
+          <w:kern w:val="0"/>
+          <w:sz w:val="21"/>
+          <w:szCs w:val="21"/>
+          <w14:ligatures w14:val="none"/>
+        </w:rPr>
+        <w:lastRenderedPageBreak/>
+        <w:t>Plain Text</w:t>
+      </w:r>
+    </w:p>
+    <w:p>
+      <w:pPr>
+        <w:spacing w:after="0" w:line="300" w:lineRule="atLeast"/>
+        <w:rPr>
+          <w:rFonts w:ascii="Segoe UI" w:eastAsia="Times New Roman" w:hAnsi="Segoe UI" w:cs="Segoe UI"/>
+          <w:kern w:val="0"/>
+          <w:sz w:val="21"/>
+          <w:szCs w:val="21"/>
+          <w14:ligatures w14:val="none"/>
+        </w:rPr>
+      </w:pPr>
+      <w:r>
+        <w:rPr>
+          <w:rFonts w:ascii="Segoe UI" w:eastAsia="Times New Roman" w:hAnsi="Segoe UI" w:cs="Segoe UI"/>
+          <w:kern w:val="0"/>
+          <w:sz w:val="21"/>
+          <w:szCs w:val="21"/>
+          <w14:ligatures w14:val="none"/>
+        </w:rPr>
+        <w:t>1.3 Payment Module</w:t>
+      </w:r>
+    </w:p>
+    <w:p>
+      <w:pPr>
+        <w:spacing w:after="0" w:line="300" w:lineRule="atLeast"/>
+        <w:rPr>
+          <w:rFonts w:ascii="Segoe UI" w:eastAsia="Times New Roman" w:hAnsi="Segoe UI" w:cs="Segoe UI"/>
+          <w:kern w:val="0"/>
+          <w:sz w:val="21"/>
+          <w:szCs w:val="21"/>
+          <w14:ligatures w14:val="none"/>
+        </w:rPr>
+      </w:pPr>
+      <w:r>
+        <w:rPr>
+          <w:rFonts w:ascii="Segoe UI" w:eastAsia="Times New Roman" w:hAnsi="Segoe UI" w:cs="Segoe UI"/>
+          <w:kern w:val="0"/>
+          <w:sz w:val="21"/>
+          <w:szCs w:val="21"/>
+          <w14:ligatures w14:val="none"/>
+        </w:rPr>
+        <w:t>1.3.1 Process Payment</w:t>
+      </w:r>
+    </w:p>
+    <w:p>
+      <w:pPr>
+        <w:spacing w:before="100" w:beforeAutospacing="1" w:after="100" w:afterAutospacing="1" w:line="300" w:lineRule="atLeast"/>
+        <w:rPr>
+          <w:rFonts w:ascii="Segoe UI" w:eastAsia="Times New Roman" w:hAnsi="Segoe UI" w:cs="Segoe UI"/>
+          <w:kern w:val="0"/>
+          <w:sz w:val="21"/>
+          <w:szCs w:val="21"/>
+          <w14:ligatures w14:val="none"/>
+        </w:rPr>
+      </w:pPr>
+      <w:r>
+        <w:rPr>
+          <w:rFonts w:ascii="Segoe UI" w:eastAsia="Times New Roman" w:hAnsi="Segoe UI" w:cs="Segoe UI"/>
+          <w:kern w:val="0"/>
+          <w:sz w:val="21"/>
+          <w:szCs w:val="21"/>
+          <w14:ligatures w14:val="none"/>
+        </w:rPr>
+        <w:t>After:</w:t>
+      </w:r>
+    </w:p>
+    <w:p>
+      <w:pPr>
+        <w:spacing w:after="0" w:line="300" w:lineRule="atLeast"/>
+        <w:rPr>
+          <w:rFonts w:ascii="Segoe UI" w:eastAsia="Times New Roman" w:hAnsi="Segoe UI" w:cs="Segoe UI"/>
+          <w:kern w:val="0"/>
+          <w:sz w:val="21"/>
+          <w:szCs w:val="21"/>
+          <w14:ligatures w14:val="none"/>
+        </w:rPr>
+      </w:pPr>
+      <w:r>
+        <w:rPr>
+          <w:rFonts w:ascii="Segoe UI" w:eastAsia="Times New Roman" w:hAnsi="Segoe UI" w:cs="Segoe UI"/>
+          <w:kern w:val="0"/>
+          <w:sz w:val="21"/>
+          <w:szCs w:val="21"/>
+          <w14:ligatures w14:val="none"/>
+        </w:rPr>
+        <w:t>Plain Text</w:t>
+      </w:r>
+    </w:p>
+    <w:p>
+      <w:pPr>
+        <w:spacing w:after="0" w:line="300" w:lineRule="atLeast"/>
+        <w:rPr>
+          <w:rFonts w:ascii="Segoe UI" w:eastAsia="Times New Roman" w:hAnsi="Segoe UI" w:cs="Segoe UI"/>
+          <w:kern w:val="0"/>
+          <w:sz w:val="21"/>
+          <w:szCs w:val="21"/>
+          <w14:ligatures w14:val="none"/>
+        </w:rPr>
+      </w:pPr>
+      <w:r>
+        <w:rPr>
+          <w:rFonts w:ascii="Segoe UI" w:eastAsia="Times New Roman" w:hAnsi="Segoe UI" w:cs="Segoe UI"/>
+          <w:kern w:val="0"/>
+          <w:sz w:val="21"/>
+          <w:szCs w:val="21"/>
+          <w14:ligatures w14:val="none"/>
+        </w:rPr>
+        <w:t>1.3 Payment Module</w:t>
+      </w:r>
+    </w:p>
+    <w:p>
+      <w:pPr>
+        <w:spacing w:after="0" w:line="300" w:lineRule="atLeast"/>
+        <w:rPr>
+          <w:rFonts w:ascii="Segoe UI" w:eastAsia="Times New Roman" w:hAnsi="Segoe UI" w:cs="Segoe UI"/>
+          <w:kern w:val="0"/>
+          <w:sz w:val="21"/>
+          <w:szCs w:val="21"/>
+          <w14:ligatures w14:val="none"/>
+        </w:rPr>
+      </w:pPr>
+      <w:r>
+        <w:rPr>
+          <w:rFonts w:ascii="Segoe UI" w:eastAsia="Times New Roman" w:hAnsi="Segoe UI" w:cs="Segoe UI"/>
+          <w:kern w:val="0"/>
+          <w:sz w:val="21"/>
+          <w:szCs w:val="21"/>
+          <w14:ligatures w14:val="none"/>
+        </w:rPr>
+        <w:t> </w:t>
+      </w:r>
+    </w:p>
+    <w:p>
+      <w:pPr>
+        <w:spacing w:after="0" w:line="300" w:lineRule="atLeast"/>
+        <w:rPr>
+          <w:rFonts w:ascii="Segoe UI" w:eastAsia="Times New Roman" w:hAnsi="Segoe UI" w:cs="Segoe UI"/>
+          <w:kern w:val="0"/>
+          <w:sz w:val="21"/>
+          <w:szCs w:val="21"/>
+          <w14:ligatures w14:val="none"/>
+        </w:rPr>
+      </w:pPr>
+      <w:r>
+        <w:rPr>
+          <w:rFonts w:ascii="Segoe UI" w:eastAsia="Times New Roman" w:hAnsi="Segoe UI" w:cs="Segoe UI"/>
+          <w:kern w:val="0"/>
+          <w:sz w:val="21"/>
+          <w:szCs w:val="21"/>
+          <w14:ligatures w14:val="none"/>
+        </w:rPr>
+        <w:t>1.3.1 Credit Card Processing</w:t>
+      </w:r>
+    </w:p>
+    <w:p>
+      <w:pPr>
+        <w:spacing w:after="0" w:line="300" w:lineRule="atLeast"/>
+        <w:rPr>
+          <w:rFonts w:ascii="Segoe UI" w:eastAsia="Times New Roman" w:hAnsi="Segoe UI" w:cs="Segoe UI"/>
+          <w:kern w:val="0"/>
+          <w:sz w:val="21"/>
+          <w:szCs w:val="21"/>
+          <w14:ligatures w14:val="none"/>
+        </w:rPr>
+      </w:pPr>
+      <w:r>
+        <w:rPr>
+          <w:rFonts w:ascii="Segoe UI" w:eastAsia="Times New Roman" w:hAnsi="Segoe UI" w:cs="Segoe UI"/>
+          <w:kern w:val="0"/>
+          <w:sz w:val="21"/>
+          <w:szCs w:val="21"/>
+          <w14:ligatures w14:val="none"/>
+        </w:rPr>
+        <w:t> </w:t>
+      </w:r>
+    </w:p>
+    <w:p>
+      <w:pPr>
+        <w:spacing w:after="0" w:line="300" w:lineRule="atLeast"/>
+        <w:rPr>
+          <w:rFonts w:ascii="Segoe UI" w:eastAsia="Times New Roman" w:hAnsi="Segoe UI" w:cs="Segoe UI"/>
+          <w:kern w:val="0"/>
+          <w:sz w:val="21"/>
+          <w:szCs w:val="21"/>
+          <w14:ligatures w14:val="none"/>
+        </w:rPr>
+      </w:pPr>
+      <w:r>
+        <w:rPr>
+          <w:rFonts w:ascii="Segoe UI" w:eastAsia="Times New Roman" w:hAnsi="Segoe UI" w:cs="Segoe UI"/>
+          <w:kern w:val="0"/>
+          <w:sz w:val="21"/>
+          <w:szCs w:val="21"/>
+          <w14:ligatures w14:val="none"/>
+        </w:rPr>
+        <w:t>1.3.2 Mobile Wallet Processing</w:t>
+      </w:r>
+    </w:p>
+    <w:p>
+      <w:pPr>
+        <w:spacing w:after="0" w:line="300" w:lineRule="atLeast"/>
+        <w:rPr>
+          <w:rFonts w:ascii="Segoe UI" w:eastAsia="Times New Roman" w:hAnsi="Segoe UI" w:cs="Segoe UI"/>
+          <w:kern w:val="0"/>
+          <w:sz w:val="21"/>
+          <w:szCs w:val="21"/>
+          <w14:ligatures w14:val="none"/>
+        </w:rPr>
+      </w:pPr>
+      <w:r>
+        <w:rPr>
+          <w:rFonts w:ascii="Segoe UI" w:eastAsia="Times New Roman" w:hAnsi="Segoe UI" w:cs="Segoe UI"/>
+          <w:kern w:val="0"/>
+          <w:sz w:val="21"/>
+          <w:szCs w:val="21"/>
+          <w14:ligatures w14:val="none"/>
+        </w:rPr>
+        <w:t> </w:t>
+      </w:r>
+    </w:p>
+    <w:p>
+      <w:pPr>
+        <w:spacing w:after="0" w:line="300" w:lineRule="atLeast"/>
+        <w:rPr>
+          <w:rFonts w:ascii="Segoe UI" w:eastAsia="Times New Roman" w:hAnsi="Segoe UI" w:cs="Segoe UI"/>
+          <w:kern w:val="0"/>
+          <w:sz w:val="21"/>
+          <w:szCs w:val="21"/>
+          <w14:ligatures w14:val="none"/>
+        </w:rPr>
+      </w:pPr>
+      <w:r>
+        <w:rPr>
+          <w:rFonts w:ascii="Segoe UI" w:eastAsia="Times New Roman" w:hAnsi="Segoe UI" w:cs="Segoe UI"/>
+          <w:kern w:val="0"/>
+          <w:sz w:val="21"/>
+          <w:szCs w:val="21"/>
+          <w14:ligatures w14:val="none"/>
+        </w:rPr>
+        <w:t>1.3.3 Receipt Generation</w:t>
+      </w:r>
+    </w:p>
+    <w:p>
+      <w:pPr>
+        <w:spacing w:after="0" w:line="300" w:lineRule="atLeast"/>
+        <w:rPr>
+          <w:rFonts w:ascii="Segoe UI" w:eastAsia="Times New Roman" w:hAnsi="Segoe UI" w:cs="Segoe UI"/>
+          <w:kern w:val="0"/>
+          <w:sz w:val="21"/>
+          <w:szCs w:val="21"/>
+          <w14:ligatures w14:val="none"/>
+        </w:rPr>
+      </w:pPr>
+      <w:r>
+        <w:rPr>
+          <w:rFonts w:ascii="Segoe UI" w:eastAsia="Times New Roman" w:hAnsi="Segoe UI" w:cs="Segoe UI"/>
+          <w:kern w:val="0"/>
+          <w:sz w:val="21"/>
+          <w:szCs w:val="21"/>
+          <w14:ligatures w14:val="none"/>
+        </w:rPr>
+        <w:t> </w:t>
+      </w:r>
+    </w:p>
+    <w:p>
+      <w:pPr>
+        <w:spacing w:after="0" w:line="300" w:lineRule="atLeast"/>
+        <w:rPr>
+          <w:rFonts w:ascii="Segoe UI" w:eastAsia="Times New Roman" w:hAnsi="Segoe UI" w:cs="Segoe UI"/>
+          <w:kern w:val="0"/>
+          <w:sz w:val="21"/>
+          <w:szCs w:val="21"/>
+          <w14:ligatures w14:val="none"/>
+        </w:rPr>
+      </w:pPr>
+      <w:r>
+        <w:rPr>
+          <w:rFonts w:ascii="Segoe UI" w:eastAsia="Times New Roman" w:hAnsi="Segoe UI" w:cs="Segoe UI"/>
+          <w:kern w:val="0"/>
+          <w:sz w:val="21"/>
+          <w:szCs w:val="21"/>
+          <w14:ligatures w14:val="none"/>
+        </w:rPr>
+        <w:t>1.3.4 Refund Processing</w:t>
+      </w:r>
+    </w:p>
+    <w:p>
+      <w:pPr>
+        <w:spacing w:before="100" w:beforeAutospacing="1" w:after="100" w:afterAutospacing="1" w:line="300" w:lineRule="atLeast"/>
+        <w:rPr>
+          <w:rFonts w:ascii="Segoe UI" w:eastAsia="Times New Roman" w:hAnsi="Segoe UI" w:cs="Segoe UI"/>
+          <w:kern w:val="0"/>
+          <w:sz w:val="21"/>
+          <w:szCs w:val="21"/>
+          <w14:ligatures w14:val="none"/>
+        </w:rPr>
+      </w:pPr>
+      <w:r>
+        <w:rPr>
+          <w:rFonts w:ascii="Segoe UI" w:eastAsia="Times New Roman" w:hAnsi="Segoe UI" w:cs="Segoe UI"/>
+          <w:kern w:val="0"/>
+          <w:sz w:val="21"/>
+          <w:szCs w:val="21"/>
+          <w14:ligatures w14:val="none"/>
+        </w:rPr>
+        <w:t>Your professor specifically wants things as complete as possible.</w:t>
+      </w:r>
+    </w:p>
+    <w:p>
+      <w:pPr>
+        <w:spacing w:after="0" w:line="300" w:lineRule="atLeast"/>
+        <w:rPr>
+          <w:rFonts w:ascii="Segoe UI" w:eastAsia="Times New Roman" w:hAnsi="Segoe UI" w:cs="Segoe UI"/>
+          <w:kern w:val="0"/>
+          <w:sz w:val="21"/>
+          <w:szCs w:val="21"/>
+          <w14:ligatures w14:val="none"/>
+        </w:rPr>
+      </w:pPr>
+      <w:r>
+        <w:rPr>
+          <w:rFonts w:ascii="Segoe UI" w:eastAsia="Times New Roman" w:hAnsi="Segoe UI" w:cs="Segoe UI"/>
+          <w:kern w:val="0"/>
+          <w:sz w:val="21"/>
+          <w:szCs w:val="21"/>
+          <w14:ligatures w14:val="none"/>
+        </w:rPr>
+        <w:pict w14:anchorId="17AD8A79">
+          <v:rect id="_x0000_i1050" style="width:0;height:1.5pt" o:hralign="center" o:hrstd="t" o:hr="t" fillcolor="#a0a0a0" stroked="f"/>
+        </w:pict>
+      </w:r>
+    </w:p>
+    <w:p>
+      <w:pPr>
+        <w:spacing w:before="100" w:beforeAutospacing="1" w:after="100" w:afterAutospacing="1" w:line="300" w:lineRule="atLeast"/>
+        <w:outlineLvl w:val="0"/>
+        <w:rPr>
+          <w:rFonts w:ascii="Segoe UI" w:eastAsia="Times New Roman" w:hAnsi="Segoe UI" w:cs="Segoe UI"/>
+          <w:b/>
+          <w:bCs/>
+          <w:kern w:val="36"/>
+          <w:sz w:val="48"/>
+          <w:szCs w:val="48"/>
+          <w14:ligatures w14:val="none"/>
+        </w:rPr>
+      </w:pPr>
+      <w:r>
+        <w:rPr>
+          <w:rFonts w:ascii="Segoe UI" w:eastAsia="Times New Roman" w:hAnsi="Segoe UI" w:cs="Segoe UI"/>
+          <w:b/>
+          <w:bCs/>
+          <w:kern w:val="36"/>
+          <w:sz w:val="48"/>
+          <w:szCs w:val="48"/>
+          <w14:ligatures w14:val="none"/>
+        </w:rPr>
+        <w:t>4. Update Timeline &amp; Gantt Chart</w:t>
+      </w:r>
+    </w:p>
+    <w:p>
+      <w:pPr>
+        <w:spacing w:after="0" w:line="300" w:lineRule="atLeast"/>
+        <w:rPr>
+          <w:rFonts w:ascii="Segoe UI" w:eastAsia="Times New Roman" w:hAnsi="Segoe UI" w:cs="Segoe UI"/>
+          <w:kern w:val="0"/>
+          <w:sz w:val="21"/>
+          <w:szCs w:val="21"/>
+          <w14:ligatures w14:val="none"/>
+        </w:rPr>
+      </w:pPr>
+      <w:r>
+        <w:rPr>
+          <w:rFonts w:ascii="Segoe UI" w:eastAsia="Times New Roman" w:hAnsi="Segoe UI" w:cs="Segoe UI"/>
+          <w:kern w:val="0"/>
+          <w:sz w:val="21"/>
+          <w:szCs w:val="21"/>
+          <w14:ligatures w14:val="none"/>
+        </w:rPr>
+        <w:t>Plain Text</w:t>
+      </w:r>
+    </w:p>
+    <w:p>
+      <w:pPr>
+        <w:spacing w:after="0" w:line="300" w:lineRule="atLeast"/>
+        <w:rPr>
+          <w:rFonts w:ascii="Segoe UI" w:eastAsia="Times New Roman" w:hAnsi="Segoe UI" w:cs="Segoe UI"/>
+          <w:kern w:val="0"/>
+          <w:sz w:val="21"/>
+          <w:szCs w:val="21"/>
+          <w14:ligatures w14:val="none"/>
+        </w:rPr>
+      </w:pPr>
+      <w:r>
+        <w:rPr>
+          <w:rFonts w:ascii="Segoe UI" w:eastAsia="Times New Roman" w:hAnsi="Segoe UI" w:cs="Segoe UI"/>
+          <w:kern w:val="0"/>
+          <w:sz w:val="21"/>
+          <w:szCs w:val="21"/>
+          <w14:ligatures w14:val="none"/>
+        </w:rPr>
+        <w:t>W1-W2 Research</w:t>
+      </w:r>
+    </w:p>
+    <w:p>
+      <w:pPr>
+        <w:spacing w:after="0" w:line="300" w:lineRule="atLeast"/>
+        <w:rPr>
+          <w:rFonts w:ascii="Segoe UI" w:eastAsia="Times New Roman" w:hAnsi="Segoe UI" w:cs="Segoe UI"/>
+          <w:kern w:val="0"/>
+          <w:sz w:val="21"/>
+          <w:szCs w:val="21"/>
+          <w14:ligatures w14:val="none"/>
+        </w:rPr>
+      </w:pPr>
+      <w:r>
+        <w:rPr>
+          <w:rFonts w:ascii="Segoe UI" w:eastAsia="Times New Roman" w:hAnsi="Segoe UI" w:cs="Segoe UI"/>
+          <w:kern w:val="0"/>
+          <w:sz w:val="21"/>
+          <w:szCs w:val="21"/>
+          <w14:ligatures w14:val="none"/>
+        </w:rPr>
+        <w:t> </w:t>
+      </w:r>
+    </w:p>
+    <w:p>
+      <w:pPr>
+        <w:spacing w:after="0" w:line="300" w:lineRule="atLeast"/>
+        <w:rPr>
+          <w:rFonts w:ascii="Segoe UI" w:eastAsia="Times New Roman" w:hAnsi="Segoe UI" w:cs="Segoe UI"/>
+          <w:kern w:val="0"/>
+          <w:sz w:val="21"/>
+          <w:szCs w:val="21"/>
+          <w14:ligatures w14:val="none"/>
+        </w:rPr>
+      </w:pPr>
+      <w:r>
+        <w:rPr>
+          <w:rFonts w:ascii="Segoe UI" w:eastAsia="Times New Roman" w:hAnsi="Segoe UI" w:cs="Segoe UI"/>
+          <w:kern w:val="0"/>
+          <w:sz w:val="21"/>
+          <w:szCs w:val="21"/>
+          <w14:ligatures w14:val="none"/>
+        </w:rPr>
+        <w:t>W3-W4 Requirements</w:t>
+      </w:r>
+    </w:p>
+    <w:p>
+      <w:pPr>
+        <w:spacing w:after="0" w:line="300" w:lineRule="atLeast"/>
+        <w:rPr>
+          <w:rFonts w:ascii="Segoe UI" w:eastAsia="Times New Roman" w:hAnsi="Segoe UI" w:cs="Segoe UI"/>
+          <w:kern w:val="0"/>
+          <w:sz w:val="21"/>
+          <w:szCs w:val="21"/>
+          <w14:ligatures w14:val="none"/>
+        </w:rPr>
+      </w:pPr>
+      <w:r>
+        <w:rPr>
+          <w:rFonts w:ascii="Segoe UI" w:eastAsia="Times New Roman" w:hAnsi="Segoe UI" w:cs="Segoe UI"/>
+          <w:kern w:val="0"/>
+          <w:sz w:val="21"/>
+          <w:szCs w:val="21"/>
+          <w14:ligatures w14:val="none"/>
+        </w:rPr>
+        <w:t> </w:t>
+      </w:r>
+    </w:p>
+    <w:p>
+      <w:pPr>
+        <w:spacing w:after="0" w:line="300" w:lineRule="atLeast"/>
+        <w:rPr>
+          <w:rFonts w:ascii="Segoe UI" w:eastAsia="Times New Roman" w:hAnsi="Segoe UI" w:cs="Segoe UI"/>
+          <w:kern w:val="0"/>
+          <w:sz w:val="21"/>
+          <w:szCs w:val="21"/>
+          <w14:ligatures w14:val="none"/>
+        </w:rPr>
+      </w:pPr>
+      <w:r>
+        <w:rPr>
+          <w:rFonts w:ascii="Segoe UI" w:eastAsia="Times New Roman" w:hAnsi="Segoe UI" w:cs="Segoe UI"/>
+          <w:kern w:val="0"/>
+          <w:sz w:val="21"/>
+          <w:szCs w:val="21"/>
+          <w14:ligatures w14:val="none"/>
+        </w:rPr>
+        <w:t>W5 WBS</w:t>
+      </w:r>
+    </w:p>
+    <w:p>
+      <w:pPr>
+        <w:spacing w:after="0" w:line="300" w:lineRule="atLeast"/>
+        <w:rPr>
+          <w:rFonts w:ascii="Segoe UI" w:eastAsia="Times New Roman" w:hAnsi="Segoe UI" w:cs="Segoe UI"/>
+          <w:kern w:val="0"/>
+          <w:sz w:val="21"/>
+          <w:szCs w:val="21"/>
+          <w14:ligatures w14:val="none"/>
+        </w:rPr>
+      </w:pPr>
+      <w:r>
+        <w:rPr>
+          <w:rFonts w:ascii="Segoe UI" w:eastAsia="Times New Roman" w:hAnsi="Segoe UI" w:cs="Segoe UI"/>
+          <w:kern w:val="0"/>
+          <w:sz w:val="21"/>
+          <w:szCs w:val="21"/>
+          <w14:ligatures w14:val="none"/>
+        </w:rPr>
+        <w:t> </w:t>
+      </w:r>
+    </w:p>
+    <w:p>
+      <w:pPr>
+        <w:spacing w:after="0" w:line="300" w:lineRule="atLeast"/>
+        <w:rPr>
+          <w:rFonts w:ascii="Segoe UI" w:eastAsia="Times New Roman" w:hAnsi="Segoe UI" w:cs="Segoe UI"/>
+          <w:kern w:val="0"/>
+          <w:sz w:val="21"/>
+          <w:szCs w:val="21"/>
+          <w14:ligatures w14:val="none"/>
+        </w:rPr>
+      </w:pPr>
+      <w:r>
+        <w:rPr>
+          <w:rFonts w:ascii="Segoe UI" w:eastAsia="Times New Roman" w:hAnsi="Segoe UI" w:cs="Segoe UI"/>
+          <w:kern w:val="0"/>
+          <w:sz w:val="21"/>
+          <w:szCs w:val="21"/>
+          <w14:ligatures w14:val="none"/>
+        </w:rPr>
+        <w:t>W6 Cost Planning</w:t>
+      </w:r>
+    </w:p>
+    <w:p>
+      <w:pPr>
+        <w:spacing w:after="0" w:line="300" w:lineRule="atLeast"/>
+        <w:rPr>
+          <w:rFonts w:ascii="Segoe UI" w:eastAsia="Times New Roman" w:hAnsi="Segoe UI" w:cs="Segoe UI"/>
+          <w:kern w:val="0"/>
+          <w:sz w:val="21"/>
+          <w:szCs w:val="21"/>
+          <w14:ligatures w14:val="none"/>
+        </w:rPr>
+      </w:pPr>
+      <w:r>
+        <w:rPr>
+          <w:rFonts w:ascii="Segoe UI" w:eastAsia="Times New Roman" w:hAnsi="Segoe UI" w:cs="Segoe UI"/>
+          <w:kern w:val="0"/>
+          <w:sz w:val="21"/>
+          <w:szCs w:val="21"/>
+          <w14:ligatures w14:val="none"/>
+        </w:rPr>
+        <w:t> </w:t>
+      </w:r>
+    </w:p>
+    <w:p>
+      <w:pPr>
+        <w:spacing w:after="0" w:line="300" w:lineRule="atLeast"/>
+        <w:rPr>
+          <w:rFonts w:ascii="Segoe UI" w:eastAsia="Times New Roman" w:hAnsi="Segoe UI" w:cs="Segoe UI"/>
+          <w:kern w:val="0"/>
+          <w:sz w:val="21"/>
+          <w:szCs w:val="21"/>
+          <w14:ligatures w14:val="none"/>
+        </w:rPr>
+      </w:pPr>
+      <w:r>
+        <w:rPr>
+          <w:rFonts w:ascii="Segoe UI" w:eastAsia="Times New Roman" w:hAnsi="Segoe UI" w:cs="Segoe UI"/>
+          <w:kern w:val="0"/>
+          <w:sz w:val="21"/>
+          <w:szCs w:val="21"/>
+          <w14:ligatures w14:val="none"/>
+        </w:rPr>
+        <w:t>W7 Risk Management</w:t>
+      </w:r>
+    </w:p>
+    <w:p>
+      <w:pPr>
+        <w:spacing w:after="0" w:line="300" w:lineRule="atLeast"/>
+        <w:rPr>
+          <w:rFonts w:ascii="Segoe UI" w:eastAsia="Times New Roman" w:hAnsi="Segoe UI" w:cs="Segoe UI"/>
+          <w:kern w:val="0"/>
+          <w:sz w:val="21"/>
+          <w:szCs w:val="21"/>
+          <w14:ligatures w14:val="none"/>
+        </w:rPr>
+      </w:pPr>
+      <w:r>
+        <w:rPr>
+          <w:rFonts w:ascii="Segoe UI" w:eastAsia="Times New Roman" w:hAnsi="Segoe UI" w:cs="Segoe UI"/>
+          <w:kern w:val="0"/>
+          <w:sz w:val="21"/>
+          <w:szCs w:val="21"/>
+          <w14:ligatures w14:val="none"/>
+        </w:rPr>
+        <w:t> </w:t>
+      </w:r>
+    </w:p>
+    <w:p>
+      <w:pPr>
+        <w:spacing w:after="0" w:line="300" w:lineRule="atLeast"/>
+        <w:rPr>
+          <w:rFonts w:ascii="Segoe UI" w:eastAsia="Times New Roman" w:hAnsi="Segoe UI" w:cs="Segoe UI"/>
+          <w:kern w:val="0"/>
+          <w:sz w:val="21"/>
+          <w:szCs w:val="21"/>
+          <w14:ligatures w14:val="none"/>
+        </w:rPr>
+      </w:pPr>
+      <w:r>
+        <w:rPr>
+          <w:rFonts w:ascii="Segoe UI" w:eastAsia="Times New Roman" w:hAnsi="Segoe UI" w:cs="Segoe UI"/>
+          <w:kern w:val="0"/>
+          <w:sz w:val="21"/>
+          <w:szCs w:val="21"/>
+          <w14:ligatures w14:val="none"/>
+        </w:rPr>
+        <w:t>W8 Communication Planning</w:t>
+      </w:r>
+    </w:p>
+    <w:p>
+      <w:pPr>
+        <w:spacing w:after="0" w:line="300" w:lineRule="atLeast"/>
+        <w:rPr>
+          <w:rFonts w:ascii="Segoe UI" w:eastAsia="Times New Roman" w:hAnsi="Segoe UI" w:cs="Segoe UI"/>
+          <w:kern w:val="0"/>
+          <w:sz w:val="21"/>
+          <w:szCs w:val="21"/>
+          <w14:ligatures w14:val="none"/>
+        </w:rPr>
+      </w:pPr>
+      <w:r>
+        <w:rPr>
+          <w:rFonts w:ascii="Segoe UI" w:eastAsia="Times New Roman" w:hAnsi="Segoe UI" w:cs="Segoe UI"/>
+          <w:kern w:val="0"/>
+          <w:sz w:val="21"/>
+          <w:szCs w:val="21"/>
+          <w14:ligatures w14:val="none"/>
+        </w:rPr>
+        <w:t> </w:t>
+      </w:r>
+    </w:p>
+    <w:p>
+      <w:pPr>
+        <w:spacing w:after="0" w:line="300" w:lineRule="atLeast"/>
+        <w:rPr>
+          <w:rFonts w:ascii="Segoe UI" w:eastAsia="Times New Roman" w:hAnsi="Segoe UI" w:cs="Segoe UI"/>
+          <w:kern w:val="0"/>
+          <w:sz w:val="21"/>
+          <w:szCs w:val="21"/>
+          <w14:ligatures w14:val="none"/>
+        </w:rPr>
+      </w:pPr>
+      <w:r>
+        <w:rPr>
+          <w:rFonts w:ascii="Segoe UI" w:eastAsia="Times New Roman" w:hAnsi="Segoe UI" w:cs="Segoe UI"/>
+          <w:kern w:val="0"/>
+          <w:sz w:val="21"/>
+          <w:szCs w:val="21"/>
+          <w14:ligatures w14:val="none"/>
+        </w:rPr>
+        <w:t>W9 Design</w:t>
+      </w:r>
+    </w:p>
+    <w:p>
+      <w:pPr>
+        <w:spacing w:after="0" w:line="300" w:lineRule="atLeast"/>
+        <w:rPr>
+          <w:rFonts w:ascii="Segoe UI" w:eastAsia="Times New Roman" w:hAnsi="Segoe UI" w:cs="Segoe UI"/>
+          <w:kern w:val="0"/>
+          <w:sz w:val="21"/>
+          <w:szCs w:val="21"/>
+          <w14:ligatures w14:val="none"/>
+        </w:rPr>
+      </w:pPr>
+      <w:r>
+        <w:rPr>
+          <w:rFonts w:ascii="Segoe UI" w:eastAsia="Times New Roman" w:hAnsi="Segoe UI" w:cs="Segoe UI"/>
+          <w:kern w:val="0"/>
+          <w:sz w:val="21"/>
+          <w:szCs w:val="21"/>
+          <w14:ligatures w14:val="none"/>
+        </w:rPr>
+        <w:t> </w:t>
+      </w:r>
+    </w:p>
+    <w:p>
+      <w:pPr>
+        <w:spacing w:after="0" w:line="300" w:lineRule="atLeast"/>
+        <w:rPr>
+          <w:rFonts w:ascii="Segoe UI" w:eastAsia="Times New Roman" w:hAnsi="Segoe UI" w:cs="Segoe UI"/>
+          <w:kern w:val="0"/>
+          <w:sz w:val="21"/>
+          <w:szCs w:val="21"/>
+          <w14:ligatures w14:val="none"/>
+        </w:rPr>
+      </w:pPr>
+      <w:r>
+        <w:rPr>
+          <w:rFonts w:ascii="Segoe UI" w:eastAsia="Times New Roman" w:hAnsi="Segoe UI" w:cs="Segoe UI"/>
+          <w:kern w:val="0"/>
+          <w:sz w:val="21"/>
+          <w:szCs w:val="21"/>
+          <w14:ligatures w14:val="none"/>
+        </w:rPr>
+        <w:t>W10 Architecture</w:t>
+      </w:r>
+    </w:p>
+    <w:p>
+      <w:pPr>
+        <w:spacing w:after="0" w:line="300" w:lineRule="atLeast"/>
+        <w:rPr>
+          <w:rFonts w:ascii="Segoe UI" w:eastAsia="Times New Roman" w:hAnsi="Segoe UI" w:cs="Segoe UI"/>
+          <w:kern w:val="0"/>
+          <w:sz w:val="21"/>
+          <w:szCs w:val="21"/>
+          <w14:ligatures w14:val="none"/>
+        </w:rPr>
+      </w:pPr>
+      <w:r>
+        <w:rPr>
+          <w:rFonts w:ascii="Segoe UI" w:eastAsia="Times New Roman" w:hAnsi="Segoe UI" w:cs="Segoe UI"/>
+          <w:kern w:val="0"/>
+          <w:sz w:val="21"/>
+          <w:szCs w:val="21"/>
+          <w14:ligatures w14:val="none"/>
+        </w:rPr>
+        <w:t> </w:t>
+      </w:r>
+    </w:p>
+    <w:p>
+      <w:pPr>
+        <w:spacing w:after="0" w:line="300" w:lineRule="atLeast"/>
+        <w:rPr>
+          <w:rFonts w:ascii="Segoe UI" w:eastAsia="Times New Roman" w:hAnsi="Segoe UI" w:cs="Segoe UI"/>
+          <w:kern w:val="0"/>
+          <w:sz w:val="21"/>
+          <w:szCs w:val="21"/>
+          <w14:ligatures w14:val="none"/>
+        </w:rPr>
+      </w:pPr>
+      <w:r>
+        <w:rPr>
+          <w:rFonts w:ascii="Segoe UI" w:eastAsia="Times New Roman" w:hAnsi="Segoe UI" w:cs="Segoe UI"/>
+          <w:kern w:val="0"/>
+          <w:sz w:val="21"/>
+          <w:szCs w:val="21"/>
+          <w14:ligatures w14:val="none"/>
+        </w:rPr>
+        <w:t>W11 Security</w:t>
+      </w:r>
+    </w:p>
+    <w:p>
+      <w:pPr>
+        <w:spacing w:after="0" w:line="300" w:lineRule="atLeast"/>
+        <w:rPr>
+          <w:rFonts w:ascii="Segoe UI" w:eastAsia="Times New Roman" w:hAnsi="Segoe UI" w:cs="Segoe UI"/>
+          <w:kern w:val="0"/>
+          <w:sz w:val="21"/>
+          <w:szCs w:val="21"/>
+          <w14:ligatures w14:val="none"/>
+        </w:rPr>
+      </w:pPr>
+      <w:r>
+        <w:rPr>
+          <w:rFonts w:ascii="Segoe UI" w:eastAsia="Times New Roman" w:hAnsi="Segoe UI" w:cs="Segoe UI"/>
+          <w:kern w:val="0"/>
+          <w:sz w:val="21"/>
+          <w:szCs w:val="21"/>
+          <w14:ligatures w14:val="none"/>
+        </w:rPr>
+        <w:t> </w:t>
+      </w:r>
+    </w:p>
+    <w:p>
+      <w:pPr>
+        <w:spacing w:after="0" w:line="300" w:lineRule="atLeast"/>
+        <w:rPr>
+          <w:rFonts w:ascii="Segoe UI" w:eastAsia="Times New Roman" w:hAnsi="Segoe UI" w:cs="Segoe UI"/>
+          <w:kern w:val="0"/>
+          <w:sz w:val="21"/>
+          <w:szCs w:val="21"/>
+          <w14:ligatures w14:val="none"/>
+        </w:rPr>
+      </w:pPr>
+      <w:r>
+        <w:rPr>
+          <w:rFonts w:ascii="Segoe UI" w:eastAsia="Times New Roman" w:hAnsi="Segoe UI" w:cs="Segoe UI"/>
+          <w:kern w:val="0"/>
+          <w:sz w:val="21"/>
+          <w:szCs w:val="21"/>
+          <w14:ligatures w14:val="none"/>
+        </w:rPr>
+        <w:lastRenderedPageBreak/>
+        <w:t>W12 Testing</w:t>
+      </w:r>
+    </w:p>
+    <w:p>
+      <w:pPr>
+        <w:spacing w:after="0" w:line="300" w:lineRule="atLeast"/>
+        <w:rPr>
+          <w:rFonts w:ascii="Segoe UI" w:eastAsia="Times New Roman" w:hAnsi="Segoe UI" w:cs="Segoe UI"/>
+          <w:kern w:val="0"/>
+          <w:sz w:val="21"/>
+          <w:szCs w:val="21"/>
+          <w14:ligatures w14:val="none"/>
+        </w:rPr>
+      </w:pPr>
+      <w:r>
+        <w:rPr>
+          <w:rFonts w:ascii="Segoe UI" w:eastAsia="Times New Roman" w:hAnsi="Segoe UI" w:cs="Segoe UI"/>
+          <w:kern w:val="0"/>
+          <w:sz w:val="21"/>
+          <w:szCs w:val="21"/>
+          <w14:ligatures w14:val="none"/>
+        </w:rPr>
+        <w:t> </w:t>
+      </w:r>
+    </w:p>
+    <w:p>
+      <w:pPr>
+        <w:spacing w:after="0" w:line="300" w:lineRule="atLeast"/>
+        <w:rPr>
+          <w:rFonts w:ascii="Segoe UI" w:eastAsia="Times New Roman" w:hAnsi="Segoe UI" w:cs="Segoe UI"/>
+          <w:kern w:val="0"/>
+          <w:sz w:val="21"/>
+          <w:szCs w:val="21"/>
+          <w14:ligatures w14:val="none"/>
+        </w:rPr>
+      </w:pPr>
+      <w:r>
+        <w:rPr>
+          <w:rFonts w:ascii="Segoe UI" w:eastAsia="Times New Roman" w:hAnsi="Segoe UI" w:cs="Segoe UI"/>
+          <w:kern w:val="0"/>
+          <w:sz w:val="21"/>
+          <w:szCs w:val="21"/>
+          <w14:ligatures w14:val="none"/>
+        </w:rPr>
+        <w:t>W13 Documentation</w:t>
+      </w:r>
+    </w:p>
+    <w:p>
+      <w:pPr>
+        <w:spacing w:after="0" w:line="300" w:lineRule="atLeast"/>
+        <w:rPr>
+          <w:rFonts w:ascii="Segoe UI" w:eastAsia="Times New Roman" w:hAnsi="Segoe UI" w:cs="Segoe UI"/>
+          <w:kern w:val="0"/>
+          <w:sz w:val="21"/>
+          <w:szCs w:val="21"/>
+          <w14:ligatures w14:val="none"/>
+        </w:rPr>
+      </w:pPr>
+      <w:r>
+        <w:rPr>
+          <w:rFonts w:ascii="Segoe UI" w:eastAsia="Times New Roman" w:hAnsi="Segoe UI" w:cs="Segoe UI"/>
+          <w:kern w:val="0"/>
+          <w:sz w:val="21"/>
+          <w:szCs w:val="21"/>
+          <w14:ligatures w14:val="none"/>
+        </w:rPr>
+        <w:t> </w:t>
+      </w:r>
+    </w:p>
+    <w:p>
+      <w:pPr>
+        <w:spacing w:after="0" w:line="300" w:lineRule="atLeast"/>
+        <w:rPr>
+          <w:rFonts w:ascii="Segoe UI" w:eastAsia="Times New Roman" w:hAnsi="Segoe UI" w:cs="Segoe UI"/>
+          <w:kern w:val="0"/>
+          <w:sz w:val="21"/>
+          <w:szCs w:val="21"/>
+          <w14:ligatures w14:val="none"/>
+        </w:rPr>
+      </w:pPr>
+      <w:r>
+        <w:rPr>
+          <w:rFonts w:ascii="Segoe UI" w:eastAsia="Times New Roman" w:hAnsi="Segoe UI" w:cs="Segoe UI"/>
+          <w:kern w:val="0"/>
+          <w:sz w:val="21"/>
+          <w:szCs w:val="21"/>
+          <w14:ligatures w14:val="none"/>
+        </w:rPr>
+        <w:t>W14 Review</w:t>
+      </w:r>
+    </w:p>
+    <w:p>
+      <w:pPr>
+        <w:spacing w:after="0" w:line="300" w:lineRule="atLeast"/>
+        <w:rPr>
+          <w:rFonts w:ascii="Segoe UI" w:eastAsia="Times New Roman" w:hAnsi="Segoe UI" w:cs="Segoe UI"/>
+          <w:kern w:val="0"/>
+          <w:sz w:val="21"/>
+          <w:szCs w:val="21"/>
+          <w14:ligatures w14:val="none"/>
+        </w:rPr>
+      </w:pPr>
+      <w:r>
+        <w:rPr>
+          <w:rFonts w:ascii="Segoe UI" w:eastAsia="Times New Roman" w:hAnsi="Segoe UI" w:cs="Segoe UI"/>
+          <w:kern w:val="0"/>
+          <w:sz w:val="21"/>
+          <w:szCs w:val="21"/>
+          <w14:ligatures w14:val="none"/>
+        </w:rPr>
+        <w:t> </w:t>
+      </w:r>
+    </w:p>
+    <w:p>
+      <w:pPr>
+        <w:spacing w:after="0" w:line="300" w:lineRule="atLeast"/>
+        <w:rPr>
+          <w:rFonts w:ascii="Segoe UI" w:eastAsia="Times New Roman" w:hAnsi="Segoe UI" w:cs="Segoe UI"/>
+          <w:kern w:val="0"/>
+          <w:sz w:val="21"/>
+          <w:szCs w:val="21"/>
+          <w14:ligatures w14:val="none"/>
+        </w:rPr>
+      </w:pPr>
+      <w:r>
+        <w:rPr>
+          <w:rFonts w:ascii="Segoe UI" w:eastAsia="Times New Roman" w:hAnsi="Segoe UI" w:cs="Segoe UI"/>
+          <w:kern w:val="0"/>
+          <w:sz w:val="21"/>
+          <w:szCs w:val="21"/>
+          <w14:ligatures w14:val="none"/>
+        </w:rPr>
+        <w:t>W15 Final Updates</w:t>
+      </w:r>
+    </w:p>
+    <w:p>
+      <w:pPr>
+        <w:spacing w:after="0" w:line="300" w:lineRule="atLeast"/>
+        <w:rPr>
+          <w:rFonts w:ascii="Segoe UI" w:eastAsia="Times New Roman" w:hAnsi="Segoe UI" w:cs="Segoe UI"/>
+          <w:kern w:val="0"/>
+          <w:sz w:val="21"/>
+          <w:szCs w:val="21"/>
+          <w14:ligatures w14:val="none"/>
+        </w:rPr>
+      </w:pPr>
+      <w:r>
+        <w:rPr>
+          <w:rFonts w:ascii="Segoe UI" w:eastAsia="Times New Roman" w:hAnsi="Segoe UI" w:cs="Segoe UI"/>
+          <w:kern w:val="0"/>
+          <w:sz w:val="21"/>
+          <w:szCs w:val="21"/>
+          <w14:ligatures w14:val="none"/>
+        </w:rPr>
+        <w:t> </w:t>
+      </w:r>
+    </w:p>
+    <w:p>
+      <w:pPr>
+        <w:spacing w:after="0" w:line="300" w:lineRule="atLeast"/>
+        <w:rPr>
+          <w:rFonts w:ascii="Segoe UI" w:eastAsia="Times New Roman" w:hAnsi="Segoe UI" w:cs="Segoe UI"/>
+          <w:kern w:val="0"/>
+          <w:sz w:val="21"/>
+          <w:szCs w:val="21"/>
+          <w14:ligatures w14:val="none"/>
+        </w:rPr>
+      </w:pPr>
+      <w:r>
+        <w:rPr>
+          <w:rFonts w:ascii="Segoe UI" w:eastAsia="Times New Roman" w:hAnsi="Segoe UI" w:cs="Segoe UI"/>
+          <w:kern w:val="0"/>
+          <w:sz w:val="21"/>
+          <w:szCs w:val="21"/>
+          <w14:ligatures w14:val="none"/>
+        </w:rPr>
+        <w:t>W16 Submission</w:t>
+      </w:r>
+    </w:p>
+    <w:p>
+      <w:pPr>
+        <w:spacing w:before="100" w:beforeAutospacing="1" w:after="100" w:afterAutospacing="1" w:line="300" w:lineRule="atLeast"/>
+        <w:rPr>
+          <w:rFonts w:ascii="Segoe UI" w:eastAsia="Times New Roman" w:hAnsi="Segoe UI" w:cs="Segoe UI"/>
+          <w:kern w:val="0"/>
+          <w:sz w:val="21"/>
+          <w:szCs w:val="21"/>
+          <w14:ligatures w14:val="none"/>
+        </w:rPr>
+      </w:pPr>
+      <w:r>
+        <w:rPr>
+          <w:rFonts w:ascii="Segoe UI" w:eastAsia="Times New Roman" w:hAnsi="Segoe UI" w:cs="Segoe UI"/>
+          <w:kern w:val="0"/>
+          <w:sz w:val="21"/>
+          <w:szCs w:val="21"/>
+          <w14:ligatures w14:val="none"/>
+        </w:rPr>
+        <w:t>Update the Gantt chart to reflect the expanded schedule.</w:t>
+      </w:r>
+    </w:p>
+    <w:p>
+      <w:pPr>
+        <w:spacing w:after="0" w:line="300" w:lineRule="atLeast"/>
+        <w:rPr>
+          <w:rFonts w:ascii="Segoe UI" w:eastAsia="Times New Roman" w:hAnsi="Segoe UI" w:cs="Segoe UI"/>
+          <w:kern w:val="0"/>
+          <w:sz w:val="21"/>
+          <w:szCs w:val="21"/>
+          <w14:ligatures w14:val="none"/>
+        </w:rPr>
+      </w:pPr>
+      <w:r>
+        <w:rPr>
+          <w:rFonts w:ascii="Segoe UI" w:eastAsia="Times New Roman" w:hAnsi="Segoe UI" w:cs="Segoe UI"/>
+          <w:kern w:val="0"/>
+          <w:sz w:val="21"/>
+          <w:szCs w:val="21"/>
+          <w14:ligatures w14:val="none"/>
+        </w:rPr>
+        <w:pict w14:anchorId="77A5F3D5">
+          <v:rect id="_x0000_i1051" style="width:0;height:1.5pt" o:hralign="center" o:hrstd="t" o:hr="t" fillcolor="#a0a0a0" stroked="f"/>
+        </w:pict>
+      </w:r>
+    </w:p>
+    <w:p>
+      <w:pPr>
+        <w:spacing w:before="100" w:beforeAutospacing="1" w:after="100" w:afterAutospacing="1" w:line="300" w:lineRule="atLeast"/>
+        <w:outlineLvl w:val="0"/>
+        <w:rPr>
+          <w:rFonts w:ascii="Segoe UI" w:eastAsia="Times New Roman" w:hAnsi="Segoe UI" w:cs="Segoe UI"/>
+          <w:b/>
+          <w:bCs/>
+          <w:kern w:val="36"/>
+          <w:sz w:val="48"/>
+          <w:szCs w:val="48"/>
+          <w14:ligatures w14:val="none"/>
+        </w:rPr>
+      </w:pPr>
+      <w:r>
+        <w:rPr>
+          <w:rFonts w:ascii="Segoe UI" w:eastAsia="Times New Roman" w:hAnsi="Segoe UI" w:cs="Segoe UI"/>
+          <w:b/>
+          <w:bCs/>
+          <w:kern w:val="36"/>
+          <w:sz w:val="48"/>
+          <w:szCs w:val="48"/>
+          <w14:ligatures w14:val="none"/>
+        </w:rPr>
+        <w:t>5. Update Backlog</w:t>
+      </w:r>
+    </w:p>
+    <w:p>
+      <w:pPr>
+        <w:spacing w:before="100" w:beforeAutospacing="1" w:after="100" w:afterAutospacing="1" w:line="300" w:lineRule="atLeast"/>
+        <w:outlineLvl w:val="2"/>
+        <w:rPr>
+          <w:rFonts w:ascii="Segoe UI" w:eastAsia="Times New Roman" w:hAnsi="Segoe UI" w:cs="Segoe UI"/>
+          <w:b/>
+          <w:bCs/>
+          <w:kern w:val="0"/>
+          <w:sz w:val="27"/>
+          <w:szCs w:val="27"/>
+          <w14:ligatures w14:val="none"/>
+        </w:rPr>
+      </w:pPr>
+      <w:r>
+        <w:rPr>
+          <w:rFonts w:ascii="Segoe UI" w:eastAsia="Times New Roman" w:hAnsi="Segoe UI" w:cs="Segoe UI"/>
+          <w:b/>
+          <w:bCs/>
+          <w:kern w:val="0"/>
+          <w:sz w:val="27"/>
+          <w:szCs w:val="27"/>
+          <w14:ligatures w14:val="none"/>
+        </w:rPr>
+        <w:t>Login</w:t>
+      </w:r>
+    </w:p>
+    <w:p>
+      <w:pPr>
+        <w:spacing w:after="0" w:line="300" w:lineRule="atLeast"/>
+        <w:rPr>
+          <w:rFonts w:ascii="Segoe UI" w:eastAsia="Times New Roman" w:hAnsi="Segoe UI" w:cs="Segoe UI"/>
+          <w:kern w:val="0"/>
+          <w:sz w:val="21"/>
+          <w:szCs w:val="21"/>
+          <w14:ligatures w14:val="none"/>
+        </w:rPr>
+      </w:pPr>
+      <w:r>
+        <w:rPr>
+          <w:rFonts w:ascii="Segoe UI" w:eastAsia="Times New Roman" w:hAnsi="Segoe UI" w:cs="Segoe UI"/>
+          <w:kern w:val="0"/>
+          <w:sz w:val="21"/>
+          <w:szCs w:val="21"/>
+          <w14:ligatures w14:val="none"/>
+        </w:rPr>
+        <w:t>Plain Text</w:t>
+      </w:r>
+    </w:p>
+    <w:p>
+      <w:pPr>
+        <w:spacing w:after="0" w:line="300" w:lineRule="atLeast"/>
+        <w:rPr>
+          <w:rFonts w:ascii="Segoe UI" w:eastAsia="Times New Roman" w:hAnsi="Segoe UI" w:cs="Segoe UI"/>
+          <w:kern w:val="0"/>
+          <w:sz w:val="21"/>
+          <w:szCs w:val="21"/>
+          <w14:ligatures w14:val="none"/>
+        </w:rPr>
+      </w:pPr>
+      <w:r>
+        <w:rPr>
+          <w:rFonts w:ascii="Segoe UI" w:eastAsia="Times New Roman" w:hAnsi="Segoe UI" w:cs="Segoe UI"/>
+          <w:kern w:val="0"/>
+          <w:sz w:val="21"/>
+          <w:szCs w:val="21"/>
+          <w14:ligatures w14:val="none"/>
+        </w:rPr>
+        <w:t>Session Timeout</w:t>
+      </w:r>
+    </w:p>
+    <w:p>
+      <w:pPr>
+        <w:spacing w:after="0" w:line="300" w:lineRule="atLeast"/>
+        <w:rPr>
+          <w:rFonts w:ascii="Segoe UI" w:eastAsia="Times New Roman" w:hAnsi="Segoe UI" w:cs="Segoe UI"/>
+          <w:kern w:val="0"/>
+          <w:sz w:val="21"/>
+          <w:szCs w:val="21"/>
+          <w14:ligatures w14:val="none"/>
+        </w:rPr>
+      </w:pPr>
+      <w:r>
+        <w:rPr>
+          <w:rFonts w:ascii="Segoe UI" w:eastAsia="Times New Roman" w:hAnsi="Segoe UI" w:cs="Segoe UI"/>
+          <w:kern w:val="0"/>
+          <w:sz w:val="21"/>
+          <w:szCs w:val="21"/>
+          <w14:ligatures w14:val="none"/>
+        </w:rPr>
+        <w:t> </w:t>
+      </w:r>
+    </w:p>
+    <w:p>
+      <w:pPr>
+        <w:spacing w:after="0" w:line="300" w:lineRule="atLeast"/>
+        <w:rPr>
+          <w:rFonts w:ascii="Segoe UI" w:eastAsia="Times New Roman" w:hAnsi="Segoe UI" w:cs="Segoe UI"/>
+          <w:kern w:val="0"/>
+          <w:sz w:val="21"/>
+          <w:szCs w:val="21"/>
+          <w14:ligatures w14:val="none"/>
+        </w:rPr>
+      </w:pPr>
+      <w:r>
+        <w:rPr>
+          <w:rFonts w:ascii="Segoe UI" w:eastAsia="Times New Roman" w:hAnsi="Segoe UI" w:cs="Segoe UI"/>
+          <w:kern w:val="0"/>
+          <w:sz w:val="21"/>
+          <w:szCs w:val="21"/>
+          <w14:ligatures w14:val="none"/>
+        </w:rPr>
+        <w:t>Remember Me</w:t>
+      </w:r>
+    </w:p>
+    <w:p>
+      <w:pPr>
+        <w:spacing w:after="0" w:line="300" w:lineRule="atLeast"/>
+        <w:rPr>
+          <w:rFonts w:ascii="Segoe UI" w:eastAsia="Times New Roman" w:hAnsi="Segoe UI" w:cs="Segoe UI"/>
+          <w:kern w:val="0"/>
+          <w:sz w:val="21"/>
+          <w:szCs w:val="21"/>
+          <w14:ligatures w14:val="none"/>
+        </w:rPr>
+      </w:pPr>
+      <w:r>
+        <w:rPr>
+          <w:rFonts w:ascii="Segoe UI" w:eastAsia="Times New Roman" w:hAnsi="Segoe UI" w:cs="Segoe UI"/>
+          <w:kern w:val="0"/>
+          <w:sz w:val="21"/>
+          <w:szCs w:val="21"/>
+          <w14:ligatures w14:val="none"/>
+        </w:rPr>
+        <w:t> </w:t>
+      </w:r>
+    </w:p>
+    <w:p>
+      <w:pPr>
+        <w:spacing w:after="0" w:line="300" w:lineRule="atLeast"/>
+        <w:rPr>
+          <w:rFonts w:ascii="Segoe UI" w:eastAsia="Times New Roman" w:hAnsi="Segoe UI" w:cs="Segoe UI"/>
+          <w:kern w:val="0"/>
+          <w:sz w:val="21"/>
+          <w:szCs w:val="21"/>
+          <w14:ligatures w14:val="none"/>
+        </w:rPr>
+      </w:pPr>
+      <w:r>
+        <w:rPr>
+          <w:rFonts w:ascii="Segoe UI" w:eastAsia="Times New Roman" w:hAnsi="Segoe UI" w:cs="Segoe UI"/>
+          <w:kern w:val="0"/>
+          <w:sz w:val="21"/>
+          <w:szCs w:val="21"/>
+          <w14:ligatures w14:val="none"/>
+        </w:rPr>
+        <w:t>Email Verification</w:t>
+      </w:r>
+    </w:p>
+    <w:p>
+      <w:pPr>
+        <w:spacing w:before="100" w:beforeAutospacing="1" w:after="100" w:afterAutospacing="1" w:line="300" w:lineRule="atLeast"/>
+        <w:outlineLvl w:val="2"/>
+        <w:rPr>
+          <w:rFonts w:ascii="Segoe UI" w:eastAsia="Times New Roman" w:hAnsi="Segoe UI" w:cs="Segoe UI"/>
+          <w:b/>
+          <w:bCs/>
+          <w:kern w:val="0"/>
+          <w:sz w:val="27"/>
+          <w:szCs w:val="27"/>
+          <w14:ligatures w14:val="none"/>
+        </w:rPr>
+      </w:pPr>
+      <w:r>
+        <w:rPr>
+          <w:rFonts w:ascii="Segoe UI" w:eastAsia="Times New Roman" w:hAnsi="Segoe UI" w:cs="Segoe UI"/>
+          <w:b/>
+          <w:bCs/>
+          <w:kern w:val="0"/>
+          <w:sz w:val="27"/>
+          <w:szCs w:val="27"/>
+          <w14:ligatures w14:val="none"/>
+        </w:rPr>
+        <w:t>Backend</w:t>
+      </w:r>
+    </w:p>
+    <w:p>
+      <w:pPr>
+        <w:spacing w:after="0" w:line="300" w:lineRule="atLeast"/>
+        <w:rPr>
+          <w:rFonts w:ascii="Segoe UI" w:eastAsia="Times New Roman" w:hAnsi="Segoe UI" w:cs="Segoe UI"/>
+          <w:kern w:val="0"/>
+          <w:sz w:val="21"/>
+          <w:szCs w:val="21"/>
+          <w14:ligatures w14:val="none"/>
+        </w:rPr>
+      </w:pPr>
+      <w:r>
+        <w:rPr>
+          <w:rFonts w:ascii="Segoe UI" w:eastAsia="Times New Roman" w:hAnsi="Segoe UI" w:cs="Segoe UI"/>
+          <w:kern w:val="0"/>
+          <w:sz w:val="21"/>
+          <w:szCs w:val="21"/>
+          <w14:ligatures w14:val="none"/>
+        </w:rPr>
+        <w:t>Plain Text</w:t>
+      </w:r>
+    </w:p>
+    <w:p>
+      <w:pPr>
+        <w:spacing w:after="0" w:line="300" w:lineRule="atLeast"/>
+        <w:rPr>
+          <w:rFonts w:ascii="Segoe UI" w:eastAsia="Times New Roman" w:hAnsi="Segoe UI" w:cs="Segoe UI"/>
+          <w:kern w:val="0"/>
+          <w:sz w:val="21"/>
+          <w:szCs w:val="21"/>
+          <w14:ligatures w14:val="none"/>
+        </w:rPr>
+      </w:pPr>
+      <w:r>
+        <w:rPr>
+          <w:rFonts w:ascii="Segoe UI" w:eastAsia="Times New Roman" w:hAnsi="Segoe UI" w:cs="Segoe UI"/>
+          <w:kern w:val="0"/>
+          <w:sz w:val="21"/>
+          <w:szCs w:val="21"/>
+          <w14:ligatures w14:val="none"/>
+        </w:rPr>
+        <w:t>Fraud Detection</w:t>
+      </w:r>
+    </w:p>
+    <w:p>
+      <w:pPr>
+        <w:spacing w:after="0" w:line="300" w:lineRule="atLeast"/>
+        <w:rPr>
+          <w:rFonts w:ascii="Segoe UI" w:eastAsia="Times New Roman" w:hAnsi="Segoe UI" w:cs="Segoe UI"/>
+          <w:kern w:val="0"/>
+          <w:sz w:val="21"/>
+          <w:szCs w:val="21"/>
+          <w14:ligatures w14:val="none"/>
+        </w:rPr>
+      </w:pPr>
+      <w:r>
+        <w:rPr>
+          <w:rFonts w:ascii="Segoe UI" w:eastAsia="Times New Roman" w:hAnsi="Segoe UI" w:cs="Segoe UI"/>
+          <w:kern w:val="0"/>
+          <w:sz w:val="21"/>
+          <w:szCs w:val="21"/>
+          <w14:ligatures w14:val="none"/>
+        </w:rPr>
+        <w:t> </w:t>
+      </w:r>
+    </w:p>
+    <w:p>
+      <w:pPr>
+        <w:spacing w:after="0" w:line="300" w:lineRule="atLeast"/>
+        <w:rPr>
+          <w:rFonts w:ascii="Segoe UI" w:eastAsia="Times New Roman" w:hAnsi="Segoe UI" w:cs="Segoe UI"/>
+          <w:kern w:val="0"/>
+          <w:sz w:val="21"/>
+          <w:szCs w:val="21"/>
+          <w14:ligatures w14:val="none"/>
+        </w:rPr>
+      </w:pPr>
+      <w:r>
+        <w:rPr>
+          <w:rFonts w:ascii="Segoe UI" w:eastAsia="Times New Roman" w:hAnsi="Segoe UI" w:cs="Segoe UI"/>
+          <w:kern w:val="0"/>
+          <w:sz w:val="21"/>
+          <w:szCs w:val="21"/>
+          <w14:ligatures w14:val="none"/>
+        </w:rPr>
+        <w:t>Rate Limiting</w:t>
+      </w:r>
+    </w:p>
+    <w:p>
+      <w:pPr>
+        <w:spacing w:after="0" w:line="300" w:lineRule="atLeast"/>
+        <w:rPr>
+          <w:rFonts w:ascii="Segoe UI" w:eastAsia="Times New Roman" w:hAnsi="Segoe UI" w:cs="Segoe UI"/>
+          <w:kern w:val="0"/>
+          <w:sz w:val="21"/>
+          <w:szCs w:val="21"/>
+          <w14:ligatures w14:val="none"/>
+        </w:rPr>
+      </w:pPr>
+      <w:r>
+        <w:rPr>
+          <w:rFonts w:ascii="Segoe UI" w:eastAsia="Times New Roman" w:hAnsi="Segoe UI" w:cs="Segoe UI"/>
+          <w:kern w:val="0"/>
+          <w:sz w:val="21"/>
+          <w:szCs w:val="21"/>
+          <w14:ligatures w14:val="none"/>
+        </w:rPr>
+        <w:t> </w:t>
+      </w:r>
+    </w:p>
+    <w:p>
+      <w:pPr>
+        <w:spacing w:after="0" w:line="300" w:lineRule="atLeast"/>
+        <w:rPr>
+          <w:rFonts w:ascii="Segoe UI" w:eastAsia="Times New Roman" w:hAnsi="Segoe UI" w:cs="Segoe UI"/>
+          <w:kern w:val="0"/>
+          <w:sz w:val="21"/>
+          <w:szCs w:val="21"/>
+          <w14:ligatures w14:val="none"/>
+        </w:rPr>
+      </w:pPr>
+      <w:r>
+        <w:rPr>
+          <w:rFonts w:ascii="Segoe UI" w:eastAsia="Times New Roman" w:hAnsi="Segoe UI" w:cs="Segoe UI"/>
+          <w:kern w:val="0"/>
+          <w:sz w:val="21"/>
+          <w:szCs w:val="21"/>
+          <w14:ligatures w14:val="none"/>
+        </w:rPr>
+        <w:t>System Monitoring</w:t>
+      </w:r>
+    </w:p>
+    <w:p>
+      <w:pPr>
+        <w:spacing w:before="100" w:beforeAutospacing="1" w:after="100" w:afterAutospacing="1" w:line="300" w:lineRule="atLeast"/>
+        <w:outlineLvl w:val="2"/>
+        <w:rPr>
+          <w:rFonts w:ascii="Segoe UI" w:eastAsia="Times New Roman" w:hAnsi="Segoe UI" w:cs="Segoe UI"/>
+          <w:b/>
+          <w:bCs/>
+          <w:kern w:val="0"/>
+          <w:sz w:val="27"/>
+          <w:szCs w:val="27"/>
+          <w14:ligatures w14:val="none"/>
+        </w:rPr>
+      </w:pPr>
+      <w:r>
+        <w:rPr>
+          <w:rFonts w:ascii="Segoe UI" w:eastAsia="Times New Roman" w:hAnsi="Segoe UI" w:cs="Segoe UI"/>
+          <w:b/>
+          <w:bCs/>
+          <w:kern w:val="0"/>
+          <w:sz w:val="27"/>
+          <w:szCs w:val="27"/>
+          <w14:ligatures w14:val="none"/>
+        </w:rPr>
+        <w:t>Reporting</w:t>
+      </w:r>
+    </w:p>
+    <w:p>
+      <w:pPr>
+        <w:spacing w:after="0" w:line="300" w:lineRule="atLeast"/>
+        <w:rPr>
+          <w:rFonts w:ascii="Segoe UI" w:eastAsia="Times New Roman" w:hAnsi="Segoe UI" w:cs="Segoe UI"/>
+          <w:kern w:val="0"/>
+          <w:sz w:val="21"/>
+          <w:szCs w:val="21"/>
+          <w14:ligatures w14:val="none"/>
+        </w:rPr>
+      </w:pPr>
+      <w:r>
+        <w:rPr>
+          <w:rFonts w:ascii="Segoe UI" w:eastAsia="Times New Roman" w:hAnsi="Segoe UI" w:cs="Segoe UI"/>
+          <w:kern w:val="0"/>
+          <w:sz w:val="21"/>
+          <w:szCs w:val="21"/>
+          <w14:ligatures w14:val="none"/>
+        </w:rPr>
+        <w:t>Plain Text</w:t>
+      </w:r>
+    </w:p>
+    <w:p>
+      <w:pPr>
+        <w:spacing w:after="0" w:line="300" w:lineRule="atLeast"/>
+        <w:rPr>
+          <w:rFonts w:ascii="Segoe UI" w:eastAsia="Times New Roman" w:hAnsi="Segoe UI" w:cs="Segoe UI"/>
+          <w:kern w:val="0"/>
+          <w:sz w:val="21"/>
+          <w:szCs w:val="21"/>
+          <w14:ligatures w14:val="none"/>
+        </w:rPr>
+      </w:pPr>
+      <w:r>
+        <w:rPr>
+          <w:rFonts w:ascii="Segoe UI" w:eastAsia="Times New Roman" w:hAnsi="Segoe UI" w:cs="Segoe UI"/>
+          <w:kern w:val="0"/>
+          <w:sz w:val="21"/>
+          <w:szCs w:val="21"/>
+          <w14:ligatures w14:val="none"/>
+        </w:rPr>
+        <w:t>Parking Demand Forecast</w:t>
+      </w:r>
+    </w:p>
+    <w:p>
+      <w:pPr>
+        <w:spacing w:after="0" w:line="300" w:lineRule="atLeast"/>
+        <w:rPr>
+          <w:rFonts w:ascii="Segoe UI" w:eastAsia="Times New Roman" w:hAnsi="Segoe UI" w:cs="Segoe UI"/>
+          <w:kern w:val="0"/>
+          <w:sz w:val="21"/>
+          <w:szCs w:val="21"/>
+          <w14:ligatures w14:val="none"/>
+        </w:rPr>
+      </w:pPr>
+      <w:r>
+        <w:rPr>
+          <w:rFonts w:ascii="Segoe UI" w:eastAsia="Times New Roman" w:hAnsi="Segoe UI" w:cs="Segoe UI"/>
+          <w:kern w:val="0"/>
+          <w:sz w:val="21"/>
+          <w:szCs w:val="21"/>
+          <w14:ligatures w14:val="none"/>
+        </w:rPr>
+        <w:t> </w:t>
+      </w:r>
+    </w:p>
+    <w:p>
+      <w:pPr>
+        <w:spacing w:after="0" w:line="300" w:lineRule="atLeast"/>
+        <w:rPr>
+          <w:rFonts w:ascii="Segoe UI" w:eastAsia="Times New Roman" w:hAnsi="Segoe UI" w:cs="Segoe UI"/>
+          <w:kern w:val="0"/>
+          <w:sz w:val="21"/>
+          <w:szCs w:val="21"/>
+          <w14:ligatures w14:val="none"/>
+        </w:rPr>
+      </w:pPr>
+      <w:r>
+        <w:rPr>
+          <w:rFonts w:ascii="Segoe UI" w:eastAsia="Times New Roman" w:hAnsi="Segoe UI" w:cs="Segoe UI"/>
+          <w:kern w:val="0"/>
+          <w:sz w:val="21"/>
+          <w:szCs w:val="21"/>
+          <w14:ligatures w14:val="none"/>
+        </w:rPr>
+        <w:t>Payment Trends Report</w:t>
+      </w:r>
+    </w:p>
+    <w:p>
+      <w:pPr>
+        <w:spacing w:after="0" w:line="300" w:lineRule="atLeast"/>
+        <w:rPr>
+          <w:rFonts w:ascii="Segoe UI" w:eastAsia="Times New Roman" w:hAnsi="Segoe UI" w:cs="Segoe UI"/>
+          <w:kern w:val="0"/>
+          <w:sz w:val="21"/>
+          <w:szCs w:val="21"/>
+          <w14:ligatures w14:val="none"/>
+        </w:rPr>
+      </w:pPr>
+      <w:r>
+        <w:rPr>
+          <w:rFonts w:ascii="Segoe UI" w:eastAsia="Times New Roman" w:hAnsi="Segoe UI" w:cs="Segoe UI"/>
+          <w:kern w:val="0"/>
+          <w:sz w:val="21"/>
+          <w:szCs w:val="21"/>
+          <w14:ligatures w14:val="none"/>
+        </w:rPr>
+        <w:pict w14:anchorId="34883534">
+          <v:rect id="_x0000_i1052" style="width:0;height:1.5pt" o:hralign="center" o:hrstd="t" o:hr="t" fillcolor="#a0a0a0" stroked="f"/>
+        </w:pict>
+      </w:r>
+    </w:p>
+    <w:p>
+      <w:pPr>
+        <w:spacing w:before="100" w:beforeAutospacing="1" w:after="100" w:afterAutospacing="1" w:line="300" w:lineRule="atLeast"/>
+        <w:outlineLvl w:val="0"/>
+        <w:rPr>
+          <w:rFonts w:ascii="Segoe UI" w:eastAsia="Times New Roman" w:hAnsi="Segoe UI" w:cs="Segoe UI"/>
+          <w:b/>
+          <w:bCs/>
+          <w:kern w:val="36"/>
+          <w:sz w:val="48"/>
+          <w:szCs w:val="48"/>
+          <w14:ligatures w14:val="none"/>
+        </w:rPr>
+      </w:pPr>
+      <w:r>
+        <w:rPr>
+          <w:rFonts w:ascii="Segoe UI" w:eastAsia="Times New Roman" w:hAnsi="Segoe UI" w:cs="Segoe UI"/>
+          <w:b/>
+          <w:bCs/>
+          <w:kern w:val="36"/>
+          <w:sz w:val="48"/>
+          <w:szCs w:val="48"/>
+          <w14:ligatures w14:val="none"/>
+        </w:rPr>
+        <w:lastRenderedPageBreak/>
+        <w:t>6. Update Sprint Planning</w:t>
+      </w:r>
+    </w:p>
+    <w:p>
+      <w:pPr>
+        <w:spacing w:before="100" w:beforeAutospacing="1" w:after="100" w:afterAutospacing="1" w:line="300" w:lineRule="atLeast"/>
+        <w:rPr>
+          <w:rFonts w:ascii="Segoe UI" w:eastAsia="Times New Roman" w:hAnsi="Segoe UI" w:cs="Segoe UI"/>
+          <w:kern w:val="0"/>
+          <w:sz w:val="21"/>
+          <w:szCs w:val="21"/>
+          <w14:ligatures w14:val="none"/>
+        </w:rPr>
+      </w:pPr>
+      <w:r>
+        <w:rPr>
+          <w:rFonts w:ascii="Segoe UI" w:eastAsia="Times New Roman" w:hAnsi="Segoe UI" w:cs="Segoe UI"/>
+          <w:kern w:val="0"/>
+          <w:sz w:val="21"/>
+          <w:szCs w:val="21"/>
+          <w14:ligatures w14:val="none"/>
+        </w:rPr>
+        <w:t>Add</w:t>
+      </w:r>
+      <w:r>
+        <w:rPr>
+          <w:rFonts w:ascii="Segoe UI" w:eastAsia="Times New Roman" w:hAnsi="Segoe UI" w:cs="Segoe UI"/>
+          <w:kern w:val="0"/>
+          <w:sz w:val="21"/>
+          <w:szCs w:val="21"/>
+          <w14:ligatures w14:val="none"/>
+        </w:rPr>
+        <w:t>ed</w:t>
+      </w:r>
+      <w:r>
+        <w:rPr>
+          <w:rFonts w:ascii="Segoe UI" w:eastAsia="Times New Roman" w:hAnsi="Segoe UI" w:cs="Segoe UI"/>
+          <w:kern w:val="0"/>
+          <w:sz w:val="21"/>
+          <w:szCs w:val="21"/>
+          <w14:ligatures w14:val="none"/>
+        </w:rPr>
+        <w:t xml:space="preserve"> Sprint 2.</w:t>
+      </w:r>
+    </w:p>
+    <w:p>
+      <w:pPr>
+        <w:spacing w:before="100" w:beforeAutospacing="1" w:after="100" w:afterAutospacing="1" w:line="300" w:lineRule="atLeast"/>
+        <w:outlineLvl w:val="1"/>
+        <w:rPr>
+          <w:rFonts w:ascii="Segoe UI" w:eastAsia="Times New Roman" w:hAnsi="Segoe UI" w:cs="Segoe UI"/>
+          <w:b/>
+          <w:bCs/>
+          <w:kern w:val="0"/>
+          <w:sz w:val="36"/>
+          <w:szCs w:val="36"/>
+          <w14:ligatures w14:val="none"/>
+        </w:rPr>
+      </w:pPr>
+      <w:r>
+        <w:rPr>
+          <w:rFonts w:ascii="Segoe UI" w:eastAsia="Times New Roman" w:hAnsi="Segoe UI" w:cs="Segoe UI"/>
+          <w:b/>
+          <w:bCs/>
+          <w:kern w:val="0"/>
+          <w:sz w:val="36"/>
+          <w:szCs w:val="36"/>
+          <w14:ligatures w14:val="none"/>
+        </w:rPr>
+        <w:t>Sprint 1</w:t>
+      </w:r>
+    </w:p>
+    <w:p>
+      <w:pPr>
+        <w:spacing w:before="100" w:beforeAutospacing="1" w:after="100" w:afterAutospacing="1" w:line="300" w:lineRule="atLeast"/>
+        <w:rPr>
+          <w:rFonts w:ascii="Segoe UI" w:eastAsia="Times New Roman" w:hAnsi="Segoe UI" w:cs="Segoe UI"/>
+          <w:kern w:val="0"/>
+          <w:sz w:val="21"/>
+          <w:szCs w:val="21"/>
+          <w14:ligatures w14:val="none"/>
+        </w:rPr>
+      </w:pPr>
+      <w:r>
+        <w:rPr>
+          <w:rFonts w:ascii="Segoe UI" w:eastAsia="Times New Roman" w:hAnsi="Segoe UI" w:cs="Segoe UI"/>
+          <w:kern w:val="0"/>
+          <w:sz w:val="21"/>
+          <w:szCs w:val="21"/>
+          <w14:ligatures w14:val="none"/>
+        </w:rPr>
+        <w:t>Core user functionality.</w:t>
+      </w:r>
+    </w:p>
+    <w:p>
+      <w:pPr>
+        <w:spacing w:before="100" w:beforeAutospacing="1" w:after="100" w:afterAutospacing="1" w:line="300" w:lineRule="atLeast"/>
+        <w:outlineLvl w:val="1"/>
+        <w:rPr>
+          <w:rFonts w:ascii="Segoe UI" w:eastAsia="Times New Roman" w:hAnsi="Segoe UI" w:cs="Segoe UI"/>
+          <w:b/>
+          <w:bCs/>
+          <w:kern w:val="0"/>
+          <w:sz w:val="36"/>
+          <w:szCs w:val="36"/>
+          <w14:ligatures w14:val="none"/>
+        </w:rPr>
+      </w:pPr>
+      <w:r>
+        <w:rPr>
+          <w:rFonts w:ascii="Segoe UI" w:eastAsia="Times New Roman" w:hAnsi="Segoe UI" w:cs="Segoe UI"/>
+          <w:b/>
+          <w:bCs/>
+          <w:kern w:val="0"/>
+          <w:sz w:val="36"/>
+          <w:szCs w:val="36"/>
+          <w14:ligatures w14:val="none"/>
+        </w:rPr>
+        <w:t>Sprint 2</w:t>
+      </w:r>
+    </w:p>
+    <w:p>
+      <w:pPr>
+        <w:spacing w:after="0" w:line="300" w:lineRule="atLeast"/>
+        <w:rPr>
+          <w:rFonts w:ascii="Segoe UI" w:eastAsia="Times New Roman" w:hAnsi="Segoe UI" w:cs="Segoe UI"/>
+          <w:kern w:val="0"/>
+          <w:sz w:val="21"/>
+          <w:szCs w:val="21"/>
+          <w14:ligatures w14:val="none"/>
+        </w:rPr>
+      </w:pPr>
+      <w:r>
+        <w:rPr>
+          <w:rFonts w:ascii="Segoe UI" w:eastAsia="Times New Roman" w:hAnsi="Segoe UI" w:cs="Segoe UI"/>
+          <w:kern w:val="0"/>
+          <w:sz w:val="21"/>
+          <w:szCs w:val="21"/>
+          <w14:ligatures w14:val="none"/>
+        </w:rPr>
+        <w:t>Plain Text</w:t>
+      </w:r>
+    </w:p>
+    <w:p>
+      <w:pPr>
+        <w:spacing w:after="0" w:line="300" w:lineRule="atLeast"/>
+        <w:rPr>
+          <w:rFonts w:ascii="Segoe UI" w:eastAsia="Times New Roman" w:hAnsi="Segoe UI" w:cs="Segoe UI"/>
+          <w:kern w:val="0"/>
+          <w:sz w:val="21"/>
+          <w:szCs w:val="21"/>
+          <w14:ligatures w14:val="none"/>
+        </w:rPr>
+      </w:pPr>
+      <w:r>
+        <w:rPr>
+          <w:rFonts w:ascii="Segoe UI" w:eastAsia="Times New Roman" w:hAnsi="Segoe UI" w:cs="Segoe UI"/>
+          <w:kern w:val="0"/>
+          <w:sz w:val="21"/>
+          <w:szCs w:val="21"/>
+          <w14:ligatures w14:val="none"/>
+        </w:rPr>
+        <w:t>Reservation History</w:t>
+      </w:r>
+    </w:p>
+    <w:p>
+      <w:pPr>
+        <w:spacing w:after="0" w:line="300" w:lineRule="atLeast"/>
+        <w:rPr>
+          <w:rFonts w:ascii="Segoe UI" w:eastAsia="Times New Roman" w:hAnsi="Segoe UI" w:cs="Segoe UI"/>
+          <w:kern w:val="0"/>
+          <w:sz w:val="21"/>
+          <w:szCs w:val="21"/>
+          <w14:ligatures w14:val="none"/>
+        </w:rPr>
+      </w:pPr>
+      <w:r>
+        <w:rPr>
+          <w:rFonts w:ascii="Segoe UI" w:eastAsia="Times New Roman" w:hAnsi="Segoe UI" w:cs="Segoe UI"/>
+          <w:kern w:val="0"/>
+          <w:sz w:val="21"/>
+          <w:szCs w:val="21"/>
+          <w14:ligatures w14:val="none"/>
+        </w:rPr>
+        <w:t> </w:t>
+      </w:r>
+    </w:p>
+    <w:p>
+      <w:pPr>
+        <w:spacing w:after="0" w:line="300" w:lineRule="atLeast"/>
+        <w:rPr>
+          <w:rFonts w:ascii="Segoe UI" w:eastAsia="Times New Roman" w:hAnsi="Segoe UI" w:cs="Segoe UI"/>
+          <w:kern w:val="0"/>
+          <w:sz w:val="21"/>
+          <w:szCs w:val="21"/>
+          <w14:ligatures w14:val="none"/>
+        </w:rPr>
+      </w:pPr>
+      <w:r>
+        <w:rPr>
+          <w:rFonts w:ascii="Segoe UI" w:eastAsia="Times New Roman" w:hAnsi="Segoe UI" w:cs="Segoe UI"/>
+          <w:kern w:val="0"/>
+          <w:sz w:val="21"/>
+          <w:szCs w:val="21"/>
+          <w14:ligatures w14:val="none"/>
+        </w:rPr>
+        <w:t>Operator Dashboard</w:t>
+      </w:r>
+    </w:p>
+    <w:p>
+      <w:pPr>
+        <w:spacing w:after="0" w:line="300" w:lineRule="atLeast"/>
+        <w:rPr>
+          <w:rFonts w:ascii="Segoe UI" w:eastAsia="Times New Roman" w:hAnsi="Segoe UI" w:cs="Segoe UI"/>
+          <w:kern w:val="0"/>
+          <w:sz w:val="21"/>
+          <w:szCs w:val="21"/>
+          <w14:ligatures w14:val="none"/>
+        </w:rPr>
+      </w:pPr>
+      <w:r>
+        <w:rPr>
+          <w:rFonts w:ascii="Segoe UI" w:eastAsia="Times New Roman" w:hAnsi="Segoe UI" w:cs="Segoe UI"/>
+          <w:kern w:val="0"/>
+          <w:sz w:val="21"/>
+          <w:szCs w:val="21"/>
+          <w14:ligatures w14:val="none"/>
+        </w:rPr>
+        <w:t> </w:t>
+      </w:r>
+    </w:p>
+    <w:p>
+      <w:pPr>
+        <w:spacing w:after="0" w:line="300" w:lineRule="atLeast"/>
+        <w:rPr>
+          <w:rFonts w:ascii="Segoe UI" w:eastAsia="Times New Roman" w:hAnsi="Segoe UI" w:cs="Segoe UI"/>
+          <w:kern w:val="0"/>
+          <w:sz w:val="21"/>
+          <w:szCs w:val="21"/>
+          <w14:ligatures w14:val="none"/>
+        </w:rPr>
+      </w:pPr>
+      <w:r>
+        <w:rPr>
+          <w:rFonts w:ascii="Segoe UI" w:eastAsia="Times New Roman" w:hAnsi="Segoe UI" w:cs="Segoe UI"/>
+          <w:kern w:val="0"/>
+          <w:sz w:val="21"/>
+          <w:szCs w:val="21"/>
+          <w14:ligatures w14:val="none"/>
+        </w:rPr>
+        <w:t>Payment Processing</w:t>
+      </w:r>
+    </w:p>
+    <w:p>
+      <w:pPr>
+        <w:spacing w:after="0" w:line="300" w:lineRule="atLeast"/>
+        <w:rPr>
+          <w:rFonts w:ascii="Segoe UI" w:eastAsia="Times New Roman" w:hAnsi="Segoe UI" w:cs="Segoe UI"/>
+          <w:kern w:val="0"/>
+          <w:sz w:val="21"/>
+          <w:szCs w:val="21"/>
+          <w14:ligatures w14:val="none"/>
+        </w:rPr>
+      </w:pPr>
+      <w:r>
+        <w:rPr>
+          <w:rFonts w:ascii="Segoe UI" w:eastAsia="Times New Roman" w:hAnsi="Segoe UI" w:cs="Segoe UI"/>
+          <w:kern w:val="0"/>
+          <w:sz w:val="21"/>
+          <w:szCs w:val="21"/>
+          <w14:ligatures w14:val="none"/>
+        </w:rPr>
+        <w:t> </w:t>
+      </w:r>
+    </w:p>
+    <w:p>
+      <w:pPr>
+        <w:spacing w:after="0" w:line="300" w:lineRule="atLeast"/>
+        <w:rPr>
+          <w:rFonts w:ascii="Segoe UI" w:eastAsia="Times New Roman" w:hAnsi="Segoe UI" w:cs="Segoe UI"/>
+          <w:kern w:val="0"/>
+          <w:sz w:val="21"/>
+          <w:szCs w:val="21"/>
+          <w14:ligatures w14:val="none"/>
+        </w:rPr>
+      </w:pPr>
+      <w:r>
+        <w:rPr>
+          <w:rFonts w:ascii="Segoe UI" w:eastAsia="Times New Roman" w:hAnsi="Segoe UI" w:cs="Segoe UI"/>
+          <w:kern w:val="0"/>
+          <w:sz w:val="21"/>
+          <w:szCs w:val="21"/>
+          <w14:ligatures w14:val="none"/>
+        </w:rPr>
+        <w:t>Receipt Generation</w:t>
+      </w:r>
+    </w:p>
+    <w:p>
+      <w:pPr>
+        <w:spacing w:after="0" w:line="300" w:lineRule="atLeast"/>
+        <w:rPr>
+          <w:rFonts w:ascii="Segoe UI" w:eastAsia="Times New Roman" w:hAnsi="Segoe UI" w:cs="Segoe UI"/>
+          <w:kern w:val="0"/>
+          <w:sz w:val="21"/>
+          <w:szCs w:val="21"/>
+          <w14:ligatures w14:val="none"/>
+        </w:rPr>
+      </w:pPr>
+      <w:r>
+        <w:rPr>
+          <w:rFonts w:ascii="Segoe UI" w:eastAsia="Times New Roman" w:hAnsi="Segoe UI" w:cs="Segoe UI"/>
+          <w:kern w:val="0"/>
+          <w:sz w:val="21"/>
+          <w:szCs w:val="21"/>
+          <w14:ligatures w14:val="none"/>
+        </w:rPr>
+        <w:t> </w:t>
+      </w:r>
+    </w:p>
+    <w:p>
+      <w:pPr>
+        <w:spacing w:after="0" w:line="300" w:lineRule="atLeast"/>
+        <w:rPr>
+          <w:rFonts w:ascii="Segoe UI" w:eastAsia="Times New Roman" w:hAnsi="Segoe UI" w:cs="Segoe UI"/>
+          <w:kern w:val="0"/>
+          <w:sz w:val="21"/>
+          <w:szCs w:val="21"/>
+          <w14:ligatures w14:val="none"/>
+        </w:rPr>
+      </w:pPr>
+      <w:r>
+        <w:rPr>
+          <w:rFonts w:ascii="Segoe UI" w:eastAsia="Times New Roman" w:hAnsi="Segoe UI" w:cs="Segoe UI"/>
+          <w:kern w:val="0"/>
+          <w:sz w:val="21"/>
+          <w:szCs w:val="21"/>
+          <w14:ligatures w14:val="none"/>
+        </w:rPr>
+        <w:t>Notifications</w:t>
+      </w:r>
+    </w:p>
+    <w:p>
+      <w:pPr>
+        <w:spacing w:before="100" w:beforeAutospacing="1" w:after="100" w:afterAutospacing="1" w:line="300" w:lineRule="atLeast"/>
+        <w:rPr>
+          <w:rFonts w:ascii="Segoe UI" w:eastAsia="Times New Roman" w:hAnsi="Segoe UI" w:cs="Segoe UI"/>
+          <w:kern w:val="0"/>
+          <w:sz w:val="21"/>
+          <w:szCs w:val="21"/>
+          <w14:ligatures w14:val="none"/>
+        </w:rPr>
+      </w:pPr>
+      <w:r>
+        <w:rPr>
+          <w:rFonts w:ascii="Segoe UI" w:eastAsia="Times New Roman" w:hAnsi="Segoe UI" w:cs="Segoe UI"/>
+          <w:kern w:val="0"/>
+          <w:sz w:val="21"/>
+          <w:szCs w:val="21"/>
+          <w14:ligatures w14:val="none"/>
+        </w:rPr>
+        <w:t>Take a new Trello/Jira screenshot.</w:t>
+      </w:r>
+    </w:p>
+    <w:p>
+      <w:pPr>
+        <w:spacing w:before="100" w:beforeAutospacing="1" w:after="100" w:afterAutospacing="1" w:line="300" w:lineRule="atLeast"/>
+        <w:rPr>
+          <w:rFonts w:ascii="Segoe UI" w:eastAsia="Times New Roman" w:hAnsi="Segoe UI" w:cs="Segoe UI"/>
+          <w:kern w:val="0"/>
+          <w:sz w:val="21"/>
+          <w:szCs w:val="21"/>
+          <w14:ligatures w14:val="none"/>
+        </w:rPr>
+      </w:pPr>
+      <w:r>
+        <w:rPr>
+          <w:rFonts w:ascii="Segoe UI" w:eastAsia="Times New Roman" w:hAnsi="Segoe UI" w:cs="Segoe UI"/>
+          <w:kern w:val="0"/>
+          <w:sz w:val="21"/>
+          <w:szCs w:val="21"/>
+          <w14:ligatures w14:val="none"/>
+        </w:rPr>
+        <w:t>Replace the old screenshot in the document.</w:t>
+      </w:r>
+    </w:p>
+    <w:p>
+      <w:pPr>
+        <w:spacing w:after="0" w:line="300" w:lineRule="atLeast"/>
+        <w:rPr>
+          <w:rFonts w:ascii="Segoe UI" w:eastAsia="Times New Roman" w:hAnsi="Segoe UI" w:cs="Segoe UI"/>
+          <w:kern w:val="0"/>
+          <w:sz w:val="21"/>
+          <w:szCs w:val="21"/>
+          <w14:ligatures w14:val="none"/>
+        </w:rPr>
+      </w:pPr>
+      <w:r>
+        <w:rPr>
+          <w:rFonts w:ascii="Segoe UI" w:eastAsia="Times New Roman" w:hAnsi="Segoe UI" w:cs="Segoe UI"/>
+          <w:kern w:val="0"/>
+          <w:sz w:val="21"/>
+          <w:szCs w:val="21"/>
+          <w14:ligatures w14:val="none"/>
+        </w:rPr>
+        <w:pict w14:anchorId="686DEB6C">
+          <v:rect id="_x0000_i1053" style="width:0;height:1.5pt" o:hralign="center" o:hrstd="t" o:hr="t" fillcolor="#a0a0a0" stroked="f"/>
+        </w:pict>
+      </w:r>
+    </w:p>
+    <w:p>
+      <w:pPr>
+        <w:spacing w:before="100" w:beforeAutospacing="1" w:after="100" w:afterAutospacing="1" w:line="300" w:lineRule="atLeast"/>
+        <w:outlineLvl w:val="0"/>
+        <w:rPr>
+          <w:rFonts w:ascii="Segoe UI" w:eastAsia="Times New Roman" w:hAnsi="Segoe UI" w:cs="Segoe UI"/>
+          <w:b/>
+          <w:bCs/>
+          <w:kern w:val="36"/>
+          <w:sz w:val="48"/>
+          <w:szCs w:val="48"/>
+          <w14:ligatures w14:val="none"/>
+        </w:rPr>
+      </w:pPr>
+      <w:r>
+        <w:rPr>
+          <w:rFonts w:ascii="Segoe UI" w:eastAsia="Times New Roman" w:hAnsi="Segoe UI" w:cs="Segoe UI"/>
+          <w:b/>
+          <w:bCs/>
+          <w:kern w:val="36"/>
+          <w:sz w:val="48"/>
+          <w:szCs w:val="48"/>
+          <w14:ligatures w14:val="none"/>
+        </w:rPr>
+        <w:t>7. Update Risks</w:t>
+      </w:r>
+    </w:p>
+    <w:p>
+      <w:pPr>
+        <w:spacing w:after="0" w:line="300" w:lineRule="atLeast"/>
+        <w:rPr>
+          <w:rFonts w:ascii="Segoe UI" w:eastAsia="Times New Roman" w:hAnsi="Segoe UI" w:cs="Segoe UI"/>
+          <w:kern w:val="0"/>
+          <w:sz w:val="21"/>
+          <w:szCs w:val="21"/>
+          <w14:ligatures w14:val="none"/>
+        </w:rPr>
+      </w:pPr>
+      <w:r>
+        <w:rPr>
+          <w:rFonts w:ascii="Segoe UI" w:eastAsia="Times New Roman" w:hAnsi="Segoe UI" w:cs="Segoe UI"/>
+          <w:kern w:val="0"/>
+          <w:sz w:val="21"/>
+          <w:szCs w:val="21"/>
+          <w14:ligatures w14:val="none"/>
+        </w:rPr>
+        <w:t>Plain Text</w:t>
+      </w:r>
+    </w:p>
+    <w:p>
+      <w:pPr>
+        <w:spacing w:after="0" w:line="300" w:lineRule="atLeast"/>
+        <w:rPr>
+          <w:rFonts w:ascii="Segoe UI" w:eastAsia="Times New Roman" w:hAnsi="Segoe UI" w:cs="Segoe UI"/>
+          <w:kern w:val="0"/>
+          <w:sz w:val="21"/>
+          <w:szCs w:val="21"/>
+          <w14:ligatures w14:val="none"/>
+        </w:rPr>
+      </w:pPr>
+      <w:r>
+        <w:rPr>
+          <w:rFonts w:ascii="Segoe UI" w:eastAsia="Times New Roman" w:hAnsi="Segoe UI" w:cs="Segoe UI"/>
+          <w:kern w:val="0"/>
+          <w:sz w:val="21"/>
+          <w:szCs w:val="21"/>
+          <w14:ligatures w14:val="none"/>
+        </w:rPr>
+        <w:t>R11 Data Privacy Compliance</w:t>
+      </w:r>
+    </w:p>
+    <w:p>
+      <w:pPr>
+        <w:spacing w:after="0" w:line="300" w:lineRule="atLeast"/>
+        <w:rPr>
+          <w:rFonts w:ascii="Segoe UI" w:eastAsia="Times New Roman" w:hAnsi="Segoe UI" w:cs="Segoe UI"/>
+          <w:kern w:val="0"/>
+          <w:sz w:val="21"/>
+          <w:szCs w:val="21"/>
+          <w14:ligatures w14:val="none"/>
+        </w:rPr>
+      </w:pPr>
+      <w:r>
+        <w:rPr>
+          <w:rFonts w:ascii="Segoe UI" w:eastAsia="Times New Roman" w:hAnsi="Segoe UI" w:cs="Segoe UI"/>
+          <w:kern w:val="0"/>
+          <w:sz w:val="21"/>
+          <w:szCs w:val="21"/>
+          <w14:ligatures w14:val="none"/>
+        </w:rPr>
+        <w:t> </w:t>
+      </w:r>
+    </w:p>
+    <w:p>
+      <w:pPr>
+        <w:spacing w:after="0" w:line="300" w:lineRule="atLeast"/>
+        <w:rPr>
+          <w:rFonts w:ascii="Segoe UI" w:eastAsia="Times New Roman" w:hAnsi="Segoe UI" w:cs="Segoe UI"/>
+          <w:kern w:val="0"/>
+          <w:sz w:val="21"/>
+          <w:szCs w:val="21"/>
+          <w14:ligatures w14:val="none"/>
+        </w:rPr>
+      </w:pPr>
+      <w:r>
+        <w:rPr>
+          <w:rFonts w:ascii="Segoe UI" w:eastAsia="Times New Roman" w:hAnsi="Segoe UI" w:cs="Segoe UI"/>
+          <w:kern w:val="0"/>
+          <w:sz w:val="21"/>
+          <w:szCs w:val="21"/>
+          <w14:ligatures w14:val="none"/>
+        </w:rPr>
+        <w:t>R12 Fraudulent Transactions</w:t>
+      </w:r>
+    </w:p>
+    <w:p>
+      <w:pPr>
+        <w:spacing w:after="0" w:line="300" w:lineRule="atLeast"/>
+        <w:rPr>
+          <w:rFonts w:ascii="Segoe UI" w:eastAsia="Times New Roman" w:hAnsi="Segoe UI" w:cs="Segoe UI"/>
+          <w:kern w:val="0"/>
+          <w:sz w:val="21"/>
+          <w:szCs w:val="21"/>
+          <w14:ligatures w14:val="none"/>
+        </w:rPr>
+      </w:pPr>
+      <w:r>
+        <w:rPr>
+          <w:rFonts w:ascii="Segoe UI" w:eastAsia="Times New Roman" w:hAnsi="Segoe UI" w:cs="Segoe UI"/>
+          <w:kern w:val="0"/>
+          <w:sz w:val="21"/>
+          <w:szCs w:val="21"/>
+          <w14:ligatures w14:val="none"/>
+        </w:rPr>
+        <w:t> </w:t>
+      </w:r>
+    </w:p>
+    <w:p>
+      <w:pPr>
+        <w:spacing w:after="0" w:line="300" w:lineRule="atLeast"/>
+        <w:rPr>
+          <w:rFonts w:ascii="Segoe UI" w:eastAsia="Times New Roman" w:hAnsi="Segoe UI" w:cs="Segoe UI"/>
+          <w:kern w:val="0"/>
+          <w:sz w:val="21"/>
+          <w:szCs w:val="21"/>
+          <w14:ligatures w14:val="none"/>
+        </w:rPr>
+      </w:pPr>
+      <w:r>
+        <w:rPr>
+          <w:rFonts w:ascii="Segoe UI" w:eastAsia="Times New Roman" w:hAnsi="Segoe UI" w:cs="Segoe UI"/>
+          <w:kern w:val="0"/>
+          <w:sz w:val="21"/>
+          <w:szCs w:val="21"/>
+          <w14:ligatures w14:val="none"/>
+        </w:rPr>
+        <w:t>R13 Excessive API Costs</w:t>
+      </w:r>
+    </w:p>
+    <w:p>
+      <w:pPr>
+        <w:spacing w:after="0" w:line="300" w:lineRule="atLeast"/>
+        <w:rPr>
+          <w:rFonts w:ascii="Segoe UI" w:eastAsia="Times New Roman" w:hAnsi="Segoe UI" w:cs="Segoe UI"/>
+          <w:kern w:val="0"/>
+          <w:sz w:val="21"/>
+          <w:szCs w:val="21"/>
+          <w14:ligatures w14:val="none"/>
+        </w:rPr>
+      </w:pPr>
+      <w:r>
+        <w:rPr>
+          <w:rFonts w:ascii="Segoe UI" w:eastAsia="Times New Roman" w:hAnsi="Segoe UI" w:cs="Segoe UI"/>
+          <w:kern w:val="0"/>
+          <w:sz w:val="21"/>
+          <w:szCs w:val="21"/>
+          <w14:ligatures w14:val="none"/>
+        </w:rPr>
+        <w:t> </w:t>
+      </w:r>
+    </w:p>
+    <w:p>
+      <w:pPr>
+        <w:spacing w:after="0" w:line="300" w:lineRule="atLeast"/>
+        <w:rPr>
+          <w:rFonts w:ascii="Segoe UI" w:eastAsia="Times New Roman" w:hAnsi="Segoe UI" w:cs="Segoe UI"/>
+          <w:kern w:val="0"/>
+          <w:sz w:val="21"/>
+          <w:szCs w:val="21"/>
+          <w14:ligatures w14:val="none"/>
+        </w:rPr>
+      </w:pPr>
+      <w:r>
+        <w:rPr>
+          <w:rFonts w:ascii="Segoe UI" w:eastAsia="Times New Roman" w:hAnsi="Segoe UI" w:cs="Segoe UI"/>
+          <w:kern w:val="0"/>
+          <w:sz w:val="21"/>
+          <w:szCs w:val="21"/>
+          <w14:ligatures w14:val="none"/>
+        </w:rPr>
+        <w:t>R14 Poor User Adoption</w:t>
+      </w:r>
+    </w:p>
+    <w:p>
+      <w:pPr>
+        <w:spacing w:after="0" w:line="300" w:lineRule="atLeast"/>
+        <w:rPr>
+          <w:rFonts w:ascii="Segoe UI" w:eastAsia="Times New Roman" w:hAnsi="Segoe UI" w:cs="Segoe UI"/>
+          <w:kern w:val="0"/>
+          <w:sz w:val="21"/>
+          <w:szCs w:val="21"/>
+          <w14:ligatures w14:val="none"/>
+        </w:rPr>
+      </w:pPr>
+      <w:r>
+        <w:rPr>
+          <w:rFonts w:ascii="Segoe UI" w:eastAsia="Times New Roman" w:hAnsi="Segoe UI" w:cs="Segoe UI"/>
+          <w:kern w:val="0"/>
+          <w:sz w:val="21"/>
+          <w:szCs w:val="21"/>
+          <w14:ligatures w14:val="none"/>
+        </w:rPr>
+        <w:t> </w:t>
+      </w:r>
+    </w:p>
+    <w:p>
+      <w:pPr>
+        <w:spacing w:after="0" w:line="300" w:lineRule="atLeast"/>
+        <w:rPr>
+          <w:rFonts w:ascii="Segoe UI" w:eastAsia="Times New Roman" w:hAnsi="Segoe UI" w:cs="Segoe UI"/>
+          <w:kern w:val="0"/>
+          <w:sz w:val="21"/>
+          <w:szCs w:val="21"/>
+          <w14:ligatures w14:val="none"/>
+        </w:rPr>
+      </w:pPr>
+      <w:r>
+        <w:rPr>
+          <w:rFonts w:ascii="Segoe UI" w:eastAsia="Times New Roman" w:hAnsi="Segoe UI" w:cs="Segoe UI"/>
+          <w:kern w:val="0"/>
+          <w:sz w:val="21"/>
+          <w:szCs w:val="21"/>
+          <w14:ligatures w14:val="none"/>
+        </w:rPr>
+        <w:t>R15 Inaccurate Parking Sensor Data</w:t>
+      </w:r>
+    </w:p>
+    <w:p>
+      <w:pPr>
+        <w:spacing w:after="0" w:line="300" w:lineRule="atLeast"/>
+        <w:rPr>
+          <w:rFonts w:ascii="Segoe UI" w:eastAsia="Times New Roman" w:hAnsi="Segoe UI" w:cs="Segoe UI"/>
+          <w:kern w:val="0"/>
+          <w:sz w:val="21"/>
+          <w:szCs w:val="21"/>
+          <w14:ligatures w14:val="none"/>
+        </w:rPr>
+      </w:pPr>
+      <w:r>
+        <w:rPr>
+          <w:rFonts w:ascii="Segoe UI" w:eastAsia="Times New Roman" w:hAnsi="Segoe UI" w:cs="Segoe UI"/>
+          <w:kern w:val="0"/>
+          <w:sz w:val="21"/>
+          <w:szCs w:val="21"/>
+          <w14:ligatures w14:val="none"/>
+        </w:rPr>
+        <w:pict w14:anchorId="5BED7EC6">
+          <v:rect id="_x0000_i1054" style="width:0;height:1.5pt" o:hralign="center" o:hrstd="t" o:hr="t" fillcolor="#a0a0a0" stroked="f"/>
+        </w:pict>
+      </w:r>
+    </w:p>
+    <w:p>
+      <w:pPr>
+        <w:spacing w:before="100" w:beforeAutospacing="1" w:after="100" w:afterAutospacing="1" w:line="300" w:lineRule="atLeast"/>
+        <w:outlineLvl w:val="0"/>
+        <w:rPr>
+          <w:rFonts w:ascii="Segoe UI" w:eastAsia="Times New Roman" w:hAnsi="Segoe UI" w:cs="Segoe UI"/>
+          <w:b/>
+          <w:bCs/>
+          <w:kern w:val="36"/>
+          <w:sz w:val="48"/>
+          <w:szCs w:val="48"/>
+          <w14:ligatures w14:val="none"/>
+        </w:rPr>
+      </w:pPr>
+      <w:r>
+        <w:rPr>
+          <w:rFonts w:ascii="Segoe UI" w:eastAsia="Times New Roman" w:hAnsi="Segoe UI" w:cs="Segoe UI"/>
+          <w:b/>
+          <w:bCs/>
+          <w:kern w:val="36"/>
+          <w:sz w:val="48"/>
+          <w:szCs w:val="48"/>
+          <w14:ligatures w14:val="none"/>
+        </w:rPr>
+        <w:lastRenderedPageBreak/>
+        <w:t>8. Update Communication Plan</w:t>
+      </w:r>
+    </w:p>
+    <w:p>
+      <w:pPr>
+        <w:spacing w:after="0" w:line="300" w:lineRule="atLeast"/>
+        <w:rPr>
+          <w:rFonts w:ascii="Segoe UI" w:eastAsia="Times New Roman" w:hAnsi="Segoe UI" w:cs="Segoe UI"/>
+          <w:kern w:val="0"/>
+          <w:sz w:val="21"/>
+          <w:szCs w:val="21"/>
+          <w14:ligatures w14:val="none"/>
+        </w:rPr>
+      </w:pPr>
+      <w:r>
+        <w:rPr>
+          <w:rFonts w:ascii="Segoe UI" w:eastAsia="Times New Roman" w:hAnsi="Segoe UI" w:cs="Segoe UI"/>
+          <w:kern w:val="0"/>
+          <w:sz w:val="21"/>
+          <w:szCs w:val="21"/>
+          <w14:ligatures w14:val="none"/>
+        </w:rPr>
+        <w:t>Plain Text</w:t>
+      </w:r>
+    </w:p>
+    <w:p>
+      <w:pPr>
+        <w:spacing w:after="0" w:line="300" w:lineRule="atLeast"/>
+        <w:rPr>
+          <w:rFonts w:ascii="Segoe UI" w:eastAsia="Times New Roman" w:hAnsi="Segoe UI" w:cs="Segoe UI"/>
+          <w:kern w:val="0"/>
+          <w:sz w:val="21"/>
+          <w:szCs w:val="21"/>
+          <w14:ligatures w14:val="none"/>
+        </w:rPr>
+      </w:pPr>
+      <w:r>
+        <w:rPr>
+          <w:rFonts w:ascii="Segoe UI" w:eastAsia="Times New Roman" w:hAnsi="Segoe UI" w:cs="Segoe UI"/>
+          <w:kern w:val="0"/>
+          <w:sz w:val="21"/>
+          <w:szCs w:val="21"/>
+          <w14:ligatures w14:val="none"/>
+        </w:rPr>
+        <w:t>Executive Stakeholder Meeting</w:t>
+      </w:r>
+    </w:p>
+    <w:p>
+      <w:pPr>
+        <w:spacing w:after="0" w:line="300" w:lineRule="atLeast"/>
+        <w:rPr>
+          <w:rFonts w:ascii="Segoe UI" w:eastAsia="Times New Roman" w:hAnsi="Segoe UI" w:cs="Segoe UI"/>
+          <w:kern w:val="0"/>
+          <w:sz w:val="21"/>
+          <w:szCs w:val="21"/>
+          <w14:ligatures w14:val="none"/>
+        </w:rPr>
+      </w:pPr>
+      <w:r>
+        <w:rPr>
+          <w:rFonts w:ascii="Segoe UI" w:eastAsia="Times New Roman" w:hAnsi="Segoe UI" w:cs="Segoe UI"/>
+          <w:kern w:val="0"/>
+          <w:sz w:val="21"/>
+          <w:szCs w:val="21"/>
+          <w14:ligatures w14:val="none"/>
+        </w:rPr>
+        <w:t>Monthly</w:t>
+      </w:r>
+    </w:p>
+    <w:p>
+      <w:pPr>
+        <w:spacing w:after="0" w:line="300" w:lineRule="atLeast"/>
+        <w:rPr>
+          <w:rFonts w:ascii="Segoe UI" w:eastAsia="Times New Roman" w:hAnsi="Segoe UI" w:cs="Segoe UI"/>
+          <w:kern w:val="0"/>
+          <w:sz w:val="21"/>
+          <w:szCs w:val="21"/>
+          <w14:ligatures w14:val="none"/>
+        </w:rPr>
+      </w:pPr>
+      <w:r>
+        <w:rPr>
+          <w:rFonts w:ascii="Segoe UI" w:eastAsia="Times New Roman" w:hAnsi="Segoe UI" w:cs="Segoe UI"/>
+          <w:kern w:val="0"/>
+          <w:sz w:val="21"/>
+          <w:szCs w:val="21"/>
+          <w14:ligatures w14:val="none"/>
+        </w:rPr>
+        <w:t> </w:t>
+      </w:r>
+    </w:p>
+    <w:p>
+      <w:pPr>
+        <w:spacing w:after="0" w:line="300" w:lineRule="atLeast"/>
+        <w:rPr>
+          <w:rFonts w:ascii="Segoe UI" w:eastAsia="Times New Roman" w:hAnsi="Segoe UI" w:cs="Segoe UI"/>
+          <w:kern w:val="0"/>
+          <w:sz w:val="21"/>
+          <w:szCs w:val="21"/>
+          <w14:ligatures w14:val="none"/>
+        </w:rPr>
+      </w:pPr>
+      <w:r>
+        <w:rPr>
+          <w:rFonts w:ascii="Segoe UI" w:eastAsia="Times New Roman" w:hAnsi="Segoe UI" w:cs="Segoe UI"/>
+          <w:kern w:val="0"/>
+          <w:sz w:val="21"/>
+          <w:szCs w:val="21"/>
+          <w14:ligatures w14:val="none"/>
+        </w:rPr>
+        <w:t>Sprint Review</w:t>
+      </w:r>
+    </w:p>
+    <w:p>
+      <w:pPr>
+        <w:spacing w:after="0" w:line="300" w:lineRule="atLeast"/>
+        <w:rPr>
+          <w:rFonts w:ascii="Segoe UI" w:eastAsia="Times New Roman" w:hAnsi="Segoe UI" w:cs="Segoe UI"/>
+          <w:kern w:val="0"/>
+          <w:sz w:val="21"/>
+          <w:szCs w:val="21"/>
+          <w14:ligatures w14:val="none"/>
+        </w:rPr>
+      </w:pPr>
+      <w:r>
+        <w:rPr>
+          <w:rFonts w:ascii="Segoe UI" w:eastAsia="Times New Roman" w:hAnsi="Segoe UI" w:cs="Segoe UI"/>
+          <w:kern w:val="0"/>
+          <w:sz w:val="21"/>
+          <w:szCs w:val="21"/>
+          <w14:ligatures w14:val="none"/>
+        </w:rPr>
+        <w:t>Bi-Weekly</w:t>
+      </w:r>
+    </w:p>
+    <w:p>
+      <w:pPr>
+        <w:spacing w:after="0" w:line="300" w:lineRule="atLeast"/>
+        <w:rPr>
+          <w:rFonts w:ascii="Segoe UI" w:eastAsia="Times New Roman" w:hAnsi="Segoe UI" w:cs="Segoe UI"/>
+          <w:kern w:val="0"/>
+          <w:sz w:val="21"/>
+          <w:szCs w:val="21"/>
+          <w14:ligatures w14:val="none"/>
+        </w:rPr>
+      </w:pPr>
+      <w:r>
+        <w:rPr>
+          <w:rFonts w:ascii="Segoe UI" w:eastAsia="Times New Roman" w:hAnsi="Segoe UI" w:cs="Segoe UI"/>
+          <w:kern w:val="0"/>
+          <w:sz w:val="21"/>
+          <w:szCs w:val="21"/>
+          <w14:ligatures w14:val="none"/>
+        </w:rPr>
+        <w:t> </w:t>
+      </w:r>
+    </w:p>
+    <w:p>
+      <w:pPr>
+        <w:spacing w:after="0" w:line="300" w:lineRule="atLeast"/>
+        <w:rPr>
+          <w:rFonts w:ascii="Segoe UI" w:eastAsia="Times New Roman" w:hAnsi="Segoe UI" w:cs="Segoe UI"/>
+          <w:kern w:val="0"/>
+          <w:sz w:val="21"/>
+          <w:szCs w:val="21"/>
+          <w14:ligatures w14:val="none"/>
+        </w:rPr>
+      </w:pPr>
+      <w:r>
+        <w:rPr>
+          <w:rFonts w:ascii="Segoe UI" w:eastAsia="Times New Roman" w:hAnsi="Segoe UI" w:cs="Segoe UI"/>
+          <w:kern w:val="0"/>
+          <w:sz w:val="21"/>
+          <w:szCs w:val="21"/>
+          <w14:ligatures w14:val="none"/>
+        </w:rPr>
+        <w:t>Sprint Retrospective</w:t>
+      </w:r>
+    </w:p>
+    <w:p>
+      <w:pPr>
+        <w:spacing w:after="0" w:line="300" w:lineRule="atLeast"/>
+        <w:rPr>
+          <w:rFonts w:ascii="Segoe UI" w:eastAsia="Times New Roman" w:hAnsi="Segoe UI" w:cs="Segoe UI"/>
+          <w:kern w:val="0"/>
+          <w:sz w:val="21"/>
+          <w:szCs w:val="21"/>
+          <w14:ligatures w14:val="none"/>
+        </w:rPr>
+      </w:pPr>
+      <w:r>
+        <w:rPr>
+          <w:rFonts w:ascii="Segoe UI" w:eastAsia="Times New Roman" w:hAnsi="Segoe UI" w:cs="Segoe UI"/>
+          <w:kern w:val="0"/>
+          <w:sz w:val="21"/>
+          <w:szCs w:val="21"/>
+          <w14:ligatures w14:val="none"/>
+        </w:rPr>
+        <w:t>Bi-Weekly</w:t>
+      </w:r>
+    </w:p>
+    <w:p>
+      <w:pPr>
+        <w:spacing w:after="0" w:line="300" w:lineRule="atLeast"/>
+        <w:rPr>
+          <w:rFonts w:ascii="Segoe UI" w:eastAsia="Times New Roman" w:hAnsi="Segoe UI" w:cs="Segoe UI"/>
+          <w:kern w:val="0"/>
+          <w:sz w:val="21"/>
+          <w:szCs w:val="21"/>
+          <w14:ligatures w14:val="none"/>
+        </w:rPr>
+      </w:pPr>
+      <w:r>
+        <w:rPr>
+          <w:rFonts w:ascii="Segoe UI" w:eastAsia="Times New Roman" w:hAnsi="Segoe UI" w:cs="Segoe UI"/>
+          <w:kern w:val="0"/>
+          <w:sz w:val="21"/>
+          <w:szCs w:val="21"/>
+          <w14:ligatures w14:val="none"/>
+        </w:rPr>
+        <w:t> </w:t>
+      </w:r>
+    </w:p>
+    <w:p>
+      <w:pPr>
+        <w:spacing w:after="0" w:line="300" w:lineRule="atLeast"/>
+        <w:rPr>
+          <w:rFonts w:ascii="Segoe UI" w:eastAsia="Times New Roman" w:hAnsi="Segoe UI" w:cs="Segoe UI"/>
+          <w:kern w:val="0"/>
+          <w:sz w:val="21"/>
+          <w:szCs w:val="21"/>
+          <w14:ligatures w14:val="none"/>
+        </w:rPr>
+      </w:pPr>
+      <w:r>
+        <w:rPr>
+          <w:rFonts w:ascii="Segoe UI" w:eastAsia="Times New Roman" w:hAnsi="Segoe UI" w:cs="Segoe UI"/>
+          <w:kern w:val="0"/>
+          <w:sz w:val="21"/>
+          <w:szCs w:val="21"/>
+          <w14:ligatures w14:val="none"/>
+        </w:rPr>
+        <w:t>Daily Standups</w:t>
+      </w:r>
+    </w:p>
+    <w:p>
+      <w:pPr>
+        <w:spacing w:after="0" w:line="300" w:lineRule="atLeast"/>
+        <w:rPr>
+          <w:rFonts w:ascii="Segoe UI" w:eastAsia="Times New Roman" w:hAnsi="Segoe UI" w:cs="Segoe UI"/>
+          <w:kern w:val="0"/>
+          <w:sz w:val="21"/>
+          <w:szCs w:val="21"/>
+          <w14:ligatures w14:val="none"/>
+        </w:rPr>
+      </w:pPr>
+      <w:r>
+        <w:rPr>
+          <w:rFonts w:ascii="Segoe UI" w:eastAsia="Times New Roman" w:hAnsi="Segoe UI" w:cs="Segoe UI"/>
+          <w:kern w:val="0"/>
+          <w:sz w:val="21"/>
+          <w:szCs w:val="21"/>
+          <w14:ligatures w14:val="none"/>
+        </w:rPr>
+        <w:t>Daily</w:t>
+      </w:r>
+    </w:p>
+    <w:p>
+      <w:pPr>
+        <w:spacing w:after="0" w:line="300" w:lineRule="atLeast"/>
+        <w:rPr>
+          <w:rFonts w:ascii="Segoe UI" w:eastAsia="Times New Roman" w:hAnsi="Segoe UI" w:cs="Segoe UI"/>
+          <w:kern w:val="0"/>
+          <w:sz w:val="21"/>
+          <w:szCs w:val="21"/>
+          <w14:ligatures w14:val="none"/>
+        </w:rPr>
+      </w:pPr>
+      <w:r>
+        <w:rPr>
+          <w:rFonts w:ascii="Segoe UI" w:eastAsia="Times New Roman" w:hAnsi="Segoe UI" w:cs="Segoe UI"/>
+          <w:kern w:val="0"/>
+          <w:sz w:val="21"/>
+          <w:szCs w:val="21"/>
+          <w14:ligatures w14:val="none"/>
+        </w:rPr>
+        <w:pict w14:anchorId="41256B64">
+          <v:rect id="_x0000_i1055" style="width:0;height:1.5pt" o:hralign="center" o:hrstd="t" o:hr="t" fillcolor="#a0a0a0" stroked="f"/>
+        </w:pict>
+      </w:r>
+    </w:p>
+    <w:p>
+      <w:pPr>
+        <w:spacing w:before="100" w:beforeAutospacing="1" w:after="100" w:afterAutospacing="1" w:line="300" w:lineRule="atLeast"/>
+        <w:outlineLvl w:val="0"/>
+        <w:rPr>
+          <w:rFonts w:ascii="Segoe UI" w:eastAsia="Times New Roman" w:hAnsi="Segoe UI" w:cs="Segoe UI"/>
+          <w:b/>
+          <w:bCs/>
+          <w:kern w:val="36"/>
+          <w:sz w:val="48"/>
+          <w:szCs w:val="48"/>
+          <w14:ligatures w14:val="none"/>
+        </w:rPr>
+      </w:pPr>
+      <w:r>
+        <w:rPr>
+          <w:rFonts w:ascii="Segoe UI" w:eastAsia="Times New Roman" w:hAnsi="Segoe UI" w:cs="Segoe UI"/>
+          <w:b/>
+          <w:bCs/>
+          <w:kern w:val="36"/>
+          <w:sz w:val="48"/>
+          <w:szCs w:val="48"/>
+          <w14:ligatures w14:val="none"/>
+        </w:rPr>
+        <w:t>9. Update Roles</w:t>
+      </w:r>
+    </w:p>
+    <w:p>
+      <w:pPr>
+        <w:spacing w:before="100" w:beforeAutospacing="1" w:after="100" w:afterAutospacing="1" w:line="300" w:lineRule="atLeast"/>
+        <w:rPr>
+          <w:rFonts w:ascii="Segoe UI" w:eastAsia="Times New Roman" w:hAnsi="Segoe UI" w:cs="Segoe UI"/>
+          <w:kern w:val="0"/>
+          <w:sz w:val="21"/>
+          <w:szCs w:val="21"/>
+          <w14:ligatures w14:val="none"/>
+        </w:rPr>
+      </w:pPr>
+      <w:r>
+        <w:rPr>
+          <w:rFonts w:ascii="Segoe UI" w:eastAsia="Times New Roman" w:hAnsi="Segoe UI" w:cs="Segoe UI"/>
+          <w:kern w:val="0"/>
+          <w:sz w:val="21"/>
+          <w:szCs w:val="21"/>
+          <w14:ligatures w14:val="none"/>
+        </w:rPr>
+        <w:t>Add stakeholders</w:t>
+      </w:r>
+    </w:p>
+    <w:p>
+      <w:pPr>
+        <w:spacing w:after="0" w:line="300" w:lineRule="atLeast"/>
+        <w:rPr>
+          <w:rFonts w:ascii="Segoe UI" w:eastAsia="Times New Roman" w:hAnsi="Segoe UI" w:cs="Segoe UI"/>
+          <w:kern w:val="0"/>
+          <w:sz w:val="21"/>
+          <w:szCs w:val="21"/>
+          <w14:ligatures w14:val="none"/>
+        </w:rPr>
+      </w:pPr>
+      <w:r>
+        <w:rPr>
+          <w:rFonts w:ascii="Segoe UI" w:eastAsia="Times New Roman" w:hAnsi="Segoe UI" w:cs="Segoe UI"/>
+          <w:kern w:val="0"/>
+          <w:sz w:val="21"/>
+          <w:szCs w:val="21"/>
+          <w14:ligatures w14:val="none"/>
+        </w:rPr>
+        <w:t>Plain Text</w:t>
+      </w:r>
+    </w:p>
+    <w:p>
+      <w:pPr>
+        <w:spacing w:after="0" w:line="300" w:lineRule="atLeast"/>
+        <w:rPr>
+          <w:rFonts w:ascii="Segoe UI" w:eastAsia="Times New Roman" w:hAnsi="Segoe UI" w:cs="Segoe UI"/>
+          <w:kern w:val="0"/>
+          <w:sz w:val="21"/>
+          <w:szCs w:val="21"/>
+          <w14:ligatures w14:val="none"/>
+        </w:rPr>
+      </w:pPr>
+      <w:r>
+        <w:rPr>
+          <w:rFonts w:ascii="Segoe UI" w:eastAsia="Times New Roman" w:hAnsi="Segoe UI" w:cs="Segoe UI"/>
+          <w:kern w:val="0"/>
+          <w:sz w:val="21"/>
+          <w:szCs w:val="21"/>
+          <w14:ligatures w14:val="none"/>
+        </w:rPr>
+        <w:t>Finance Analyst</w:t>
+      </w:r>
+    </w:p>
+    <w:p>
+      <w:pPr>
+        <w:spacing w:after="0" w:line="300" w:lineRule="atLeast"/>
+        <w:rPr>
+          <w:rFonts w:ascii="Segoe UI" w:eastAsia="Times New Roman" w:hAnsi="Segoe UI" w:cs="Segoe UI"/>
+          <w:kern w:val="0"/>
+          <w:sz w:val="21"/>
+          <w:szCs w:val="21"/>
+          <w14:ligatures w14:val="none"/>
+        </w:rPr>
+      </w:pPr>
+      <w:r>
+        <w:rPr>
+          <w:rFonts w:ascii="Segoe UI" w:eastAsia="Times New Roman" w:hAnsi="Segoe UI" w:cs="Segoe UI"/>
+          <w:kern w:val="0"/>
+          <w:sz w:val="21"/>
+          <w:szCs w:val="21"/>
+          <w14:ligatures w14:val="none"/>
+        </w:rPr>
+        <w:t> </w:t>
+      </w:r>
+    </w:p>
+    <w:p>
+      <w:pPr>
+        <w:spacing w:after="0" w:line="300" w:lineRule="atLeast"/>
+        <w:rPr>
+          <w:rFonts w:ascii="Segoe UI" w:eastAsia="Times New Roman" w:hAnsi="Segoe UI" w:cs="Segoe UI"/>
+          <w:kern w:val="0"/>
+          <w:sz w:val="21"/>
+          <w:szCs w:val="21"/>
+          <w14:ligatures w14:val="none"/>
+        </w:rPr>
+      </w:pPr>
+      <w:r>
+        <w:rPr>
+          <w:rFonts w:ascii="Segoe UI" w:eastAsia="Times New Roman" w:hAnsi="Segoe UI" w:cs="Segoe UI"/>
+          <w:kern w:val="0"/>
+          <w:sz w:val="21"/>
+          <w:szCs w:val="21"/>
+          <w14:ligatures w14:val="none"/>
+        </w:rPr>
+        <w:t>City Transportation Liaison</w:t>
+      </w:r>
+    </w:p>
+    <w:p>
+      <w:pPr>
+        <w:spacing w:after="0" w:line="300" w:lineRule="atLeast"/>
+        <w:rPr>
+          <w:rFonts w:ascii="Segoe UI" w:eastAsia="Times New Roman" w:hAnsi="Segoe UI" w:cs="Segoe UI"/>
+          <w:kern w:val="0"/>
+          <w:sz w:val="21"/>
+          <w:szCs w:val="21"/>
+          <w14:ligatures w14:val="none"/>
+        </w:rPr>
+      </w:pPr>
+      <w:r>
+        <w:rPr>
+          <w:rFonts w:ascii="Segoe UI" w:eastAsia="Times New Roman" w:hAnsi="Segoe UI" w:cs="Segoe UI"/>
+          <w:kern w:val="0"/>
+          <w:sz w:val="21"/>
+          <w:szCs w:val="21"/>
+          <w14:ligatures w14:val="none"/>
+        </w:rPr>
+        <w:t> </w:t>
+      </w:r>
+    </w:p>
+    <w:p>
+      <w:pPr>
+        <w:spacing w:after="0" w:line="300" w:lineRule="atLeast"/>
+        <w:rPr>
+          <w:rFonts w:ascii="Segoe UI" w:eastAsia="Times New Roman" w:hAnsi="Segoe UI" w:cs="Segoe UI"/>
+          <w:kern w:val="0"/>
+          <w:sz w:val="21"/>
+          <w:szCs w:val="21"/>
+          <w14:ligatures w14:val="none"/>
+        </w:rPr>
+      </w:pPr>
+      <w:r>
+        <w:rPr>
+          <w:rFonts w:ascii="Segoe UI" w:eastAsia="Times New Roman" w:hAnsi="Segoe UI" w:cs="Segoe UI"/>
+          <w:kern w:val="0"/>
+          <w:sz w:val="21"/>
+          <w:szCs w:val="21"/>
+          <w14:ligatures w14:val="none"/>
+        </w:rPr>
+        <w:t>Security Specialist</w:t>
+      </w:r>
+    </w:p>
+    <w:p>
+      <w:pPr>
+        <w:spacing w:after="0" w:line="300" w:lineRule="atLeast"/>
+        <w:rPr>
+          <w:rFonts w:ascii="Segoe UI" w:eastAsia="Times New Roman" w:hAnsi="Segoe UI" w:cs="Segoe UI"/>
+          <w:kern w:val="0"/>
+          <w:sz w:val="21"/>
+          <w:szCs w:val="21"/>
+          <w14:ligatures w14:val="none"/>
+        </w:rPr>
+      </w:pPr>
+      <w:r>
+        <w:rPr>
+          <w:rFonts w:ascii="Segoe UI" w:eastAsia="Times New Roman" w:hAnsi="Segoe UI" w:cs="Segoe UI"/>
+          <w:kern w:val="0"/>
+          <w:sz w:val="21"/>
+          <w:szCs w:val="21"/>
+          <w14:ligatures w14:val="none"/>
+        </w:rPr>
+        <w:pict w14:anchorId="53959FA9">
+          <v:rect id="_x0000_i1056" style="width:0;height:1.5pt" o:hralign="center" o:hrstd="t" o:hr="t" fillcolor="#a0a0a0" stroked="f"/>
+        </w:pict>
+      </w:r>
+    </w:p>
+    <w:p>
+      <w:pPr>
+        <w:spacing w:before="100" w:beforeAutospacing="1" w:after="100" w:afterAutospacing="1" w:line="300" w:lineRule="atLeast"/>
+        <w:outlineLvl w:val="0"/>
+        <w:rPr>
+          <w:rFonts w:ascii="Segoe UI" w:eastAsia="Times New Roman" w:hAnsi="Segoe UI" w:cs="Segoe UI"/>
+          <w:b/>
+          <w:bCs/>
+          <w:kern w:val="36"/>
+          <w:sz w:val="48"/>
+          <w:szCs w:val="48"/>
+          <w14:ligatures w14:val="none"/>
+        </w:rPr>
+      </w:pPr>
+      <w:r>
+        <w:rPr>
+          <w:rFonts w:ascii="Segoe UI" w:eastAsia="Times New Roman" w:hAnsi="Segoe UI" w:cs="Segoe UI"/>
+          <w:b/>
+          <w:bCs/>
+          <w:kern w:val="36"/>
+          <w:sz w:val="48"/>
+          <w:szCs w:val="48"/>
+          <w14:ligatures w14:val="none"/>
+        </w:rPr>
+        <w:t>10. Update Cost Plan</w:t>
+      </w:r>
+    </w:p>
+    <w:p>
+      <w:pPr>
+        <w:spacing w:after="0" w:line="300" w:lineRule="atLeast"/>
+        <w:rPr>
+          <w:rFonts w:ascii="Segoe UI" w:eastAsia="Times New Roman" w:hAnsi="Segoe UI" w:cs="Segoe UI"/>
+          <w:kern w:val="0"/>
+          <w:sz w:val="21"/>
+          <w:szCs w:val="21"/>
+          <w14:ligatures w14:val="none"/>
+        </w:rPr>
+      </w:pPr>
+      <w:r>
+        <w:rPr>
+          <w:rFonts w:ascii="Segoe UI" w:eastAsia="Times New Roman" w:hAnsi="Segoe UI" w:cs="Segoe UI"/>
+          <w:kern w:val="0"/>
+          <w:sz w:val="21"/>
+          <w:szCs w:val="21"/>
+          <w14:ligatures w14:val="none"/>
+        </w:rPr>
+        <w:t>Plain Text</w:t>
+      </w:r>
+    </w:p>
+    <w:p>
+      <w:pPr>
+        <w:spacing w:after="0" w:line="300" w:lineRule="atLeast"/>
+        <w:rPr>
+          <w:rFonts w:ascii="Segoe UI" w:eastAsia="Times New Roman" w:hAnsi="Segoe UI" w:cs="Segoe UI"/>
+          <w:kern w:val="0"/>
+          <w:sz w:val="21"/>
+          <w:szCs w:val="21"/>
+          <w14:ligatures w14:val="none"/>
+        </w:rPr>
+      </w:pPr>
+      <w:r>
+        <w:rPr>
+          <w:rFonts w:ascii="Segoe UI" w:eastAsia="Times New Roman" w:hAnsi="Segoe UI" w:cs="Segoe UI"/>
+          <w:kern w:val="0"/>
+          <w:sz w:val="21"/>
+          <w:szCs w:val="21"/>
+          <w14:ligatures w14:val="none"/>
+        </w:rPr>
+        <w:t>Cloud Hosting</w:t>
+      </w:r>
+    </w:p>
+    <w:p>
+      <w:pPr>
+        <w:spacing w:after="0" w:line="300" w:lineRule="atLeast"/>
+        <w:rPr>
+          <w:rFonts w:ascii="Segoe UI" w:eastAsia="Times New Roman" w:hAnsi="Segoe UI" w:cs="Segoe UI"/>
+          <w:kern w:val="0"/>
+          <w:sz w:val="21"/>
+          <w:szCs w:val="21"/>
+          <w14:ligatures w14:val="none"/>
+        </w:rPr>
+      </w:pPr>
+      <w:r>
+        <w:rPr>
+          <w:rFonts w:ascii="Segoe UI" w:eastAsia="Times New Roman" w:hAnsi="Segoe UI" w:cs="Segoe UI"/>
+          <w:kern w:val="0"/>
+          <w:sz w:val="21"/>
+          <w:szCs w:val="21"/>
+          <w14:ligatures w14:val="none"/>
+        </w:rPr>
+        <w:t> </w:t>
+      </w:r>
+    </w:p>
+    <w:p>
+      <w:pPr>
+        <w:spacing w:after="0" w:line="300" w:lineRule="atLeast"/>
+        <w:rPr>
+          <w:rFonts w:ascii="Segoe UI" w:eastAsia="Times New Roman" w:hAnsi="Segoe UI" w:cs="Segoe UI"/>
+          <w:kern w:val="0"/>
+          <w:sz w:val="21"/>
+          <w:szCs w:val="21"/>
+          <w14:ligatures w14:val="none"/>
+        </w:rPr>
+      </w:pPr>
+      <w:r>
+        <w:rPr>
+          <w:rFonts w:ascii="Segoe UI" w:eastAsia="Times New Roman" w:hAnsi="Segoe UI" w:cs="Segoe UI"/>
+          <w:kern w:val="0"/>
+          <w:sz w:val="21"/>
+          <w:szCs w:val="21"/>
+          <w14:ligatures w14:val="none"/>
+        </w:rPr>
+        <w:t>Mapping APIs</w:t>
+      </w:r>
+    </w:p>
+    <w:p>
+      <w:pPr>
+        <w:spacing w:after="0" w:line="300" w:lineRule="atLeast"/>
+        <w:rPr>
+          <w:rFonts w:ascii="Segoe UI" w:eastAsia="Times New Roman" w:hAnsi="Segoe UI" w:cs="Segoe UI"/>
+          <w:kern w:val="0"/>
+          <w:sz w:val="21"/>
+          <w:szCs w:val="21"/>
+          <w14:ligatures w14:val="none"/>
+        </w:rPr>
+      </w:pPr>
+      <w:r>
+        <w:rPr>
+          <w:rFonts w:ascii="Segoe UI" w:eastAsia="Times New Roman" w:hAnsi="Segoe UI" w:cs="Segoe UI"/>
+          <w:kern w:val="0"/>
+          <w:sz w:val="21"/>
+          <w:szCs w:val="21"/>
+          <w14:ligatures w14:val="none"/>
+        </w:rPr>
+        <w:t> </w:t>
+      </w:r>
+    </w:p>
+    <w:p>
+      <w:pPr>
+        <w:spacing w:after="0" w:line="300" w:lineRule="atLeast"/>
+        <w:rPr>
+          <w:rFonts w:ascii="Segoe UI" w:eastAsia="Times New Roman" w:hAnsi="Segoe UI" w:cs="Segoe UI"/>
+          <w:kern w:val="0"/>
+          <w:sz w:val="21"/>
+          <w:szCs w:val="21"/>
+          <w14:ligatures w14:val="none"/>
+        </w:rPr>
+      </w:pPr>
+      <w:r>
+        <w:rPr>
+          <w:rFonts w:ascii="Segoe UI" w:eastAsia="Times New Roman" w:hAnsi="Segoe UI" w:cs="Segoe UI"/>
+          <w:kern w:val="0"/>
+          <w:sz w:val="21"/>
+          <w:szCs w:val="21"/>
+          <w14:ligatures w14:val="none"/>
+        </w:rPr>
+        <w:t>Payment Gateway Fees</w:t>
+      </w:r>
+    </w:p>
+    <w:p>
+      <w:pPr>
+        <w:spacing w:after="0" w:line="300" w:lineRule="atLeast"/>
+        <w:rPr>
+          <w:rFonts w:ascii="Segoe UI" w:eastAsia="Times New Roman" w:hAnsi="Segoe UI" w:cs="Segoe UI"/>
+          <w:kern w:val="0"/>
+          <w:sz w:val="21"/>
+          <w:szCs w:val="21"/>
+          <w14:ligatures w14:val="none"/>
+        </w:rPr>
+      </w:pPr>
+      <w:r>
+        <w:rPr>
+          <w:rFonts w:ascii="Segoe UI" w:eastAsia="Times New Roman" w:hAnsi="Segoe UI" w:cs="Segoe UI"/>
+          <w:kern w:val="0"/>
+          <w:sz w:val="21"/>
+          <w:szCs w:val="21"/>
+          <w14:ligatures w14:val="none"/>
+        </w:rPr>
+        <w:t> </w:t>
+      </w:r>
+    </w:p>
+    <w:p>
+      <w:pPr>
+        <w:spacing w:after="0" w:line="300" w:lineRule="atLeast"/>
+        <w:rPr>
+          <w:rFonts w:ascii="Segoe UI" w:eastAsia="Times New Roman" w:hAnsi="Segoe UI" w:cs="Segoe UI"/>
+          <w:kern w:val="0"/>
+          <w:sz w:val="21"/>
+          <w:szCs w:val="21"/>
+          <w14:ligatures w14:val="none"/>
+        </w:rPr>
+      </w:pPr>
+      <w:r>
+        <w:rPr>
+          <w:rFonts w:ascii="Segoe UI" w:eastAsia="Times New Roman" w:hAnsi="Segoe UI" w:cs="Segoe UI"/>
+          <w:kern w:val="0"/>
+          <w:sz w:val="21"/>
+          <w:szCs w:val="21"/>
+          <w14:ligatures w14:val="none"/>
+        </w:rPr>
+        <w:t>Security Audits</w:t>
+      </w:r>
+    </w:p>
+    <w:p>
+      <w:pPr>
+        <w:spacing w:after="0" w:line="300" w:lineRule="atLeast"/>
+        <w:rPr>
+          <w:rFonts w:ascii="Segoe UI" w:eastAsia="Times New Roman" w:hAnsi="Segoe UI" w:cs="Segoe UI"/>
+          <w:kern w:val="0"/>
+          <w:sz w:val="21"/>
+          <w:szCs w:val="21"/>
+          <w14:ligatures w14:val="none"/>
+        </w:rPr>
+      </w:pPr>
+      <w:r>
+        <w:rPr>
+          <w:rFonts w:ascii="Segoe UI" w:eastAsia="Times New Roman" w:hAnsi="Segoe UI" w:cs="Segoe UI"/>
+          <w:kern w:val="0"/>
+          <w:sz w:val="21"/>
+          <w:szCs w:val="21"/>
+          <w14:ligatures w14:val="none"/>
+        </w:rPr>
+        <w:t> </w:t>
+      </w:r>
+    </w:p>
+    <w:p>
+      <w:pPr>
+        <w:spacing w:after="0" w:line="300" w:lineRule="atLeast"/>
+        <w:rPr>
+          <w:rFonts w:ascii="Segoe UI" w:eastAsia="Times New Roman" w:hAnsi="Segoe UI" w:cs="Segoe UI"/>
+          <w:kern w:val="0"/>
+          <w:sz w:val="21"/>
+          <w:szCs w:val="21"/>
+          <w14:ligatures w14:val="none"/>
+        </w:rPr>
+      </w:pPr>
+      <w:r>
+        <w:rPr>
+          <w:rFonts w:ascii="Segoe UI" w:eastAsia="Times New Roman" w:hAnsi="Segoe UI" w:cs="Segoe UI"/>
+          <w:kern w:val="0"/>
+          <w:sz w:val="21"/>
+          <w:szCs w:val="21"/>
+          <w14:ligatures w14:val="none"/>
+        </w:rPr>
+        <w:t>Contingency Reserve</w:t>
+      </w:r>
+    </w:p>
+    <w:p>
+      <w:pPr>
+        <w:spacing w:after="0" w:line="300" w:lineRule="atLeast"/>
+        <w:rPr>
+          <w:rFonts w:ascii="Segoe UI" w:eastAsia="Times New Roman" w:hAnsi="Segoe UI" w:cs="Segoe UI"/>
+          <w:kern w:val="0"/>
+          <w:sz w:val="21"/>
+          <w:szCs w:val="21"/>
+          <w14:ligatures w14:val="none"/>
+        </w:rPr>
+      </w:pPr>
+      <w:r>
+        <w:rPr>
+          <w:rFonts w:ascii="Segoe UI" w:eastAsia="Times New Roman" w:hAnsi="Segoe UI" w:cs="Segoe UI"/>
+          <w:kern w:val="0"/>
+          <w:sz w:val="21"/>
+          <w:szCs w:val="21"/>
+          <w14:ligatures w14:val="none"/>
+        </w:rPr>
+        <w:lastRenderedPageBreak/>
+        <w:pict w14:anchorId="2E1B0969">
+          <v:rect id="_x0000_i1057" style="width:0;height:1.5pt" o:hralign="center" o:hrstd="t" o:hr="t" fillcolor="#a0a0a0" stroked="f"/>
+        </w:pict>
+      </w:r>
+    </w:p>
+    <w:p>
+      <w:pPr>
+        <w:spacing w:before="100" w:beforeAutospacing="1" w:after="100" w:afterAutospacing="1" w:line="300" w:lineRule="atLeast"/>
+        <w:outlineLvl w:val="0"/>
+        <w:rPr>
+          <w:rFonts w:ascii="Segoe UI" w:eastAsia="Times New Roman" w:hAnsi="Segoe UI" w:cs="Segoe UI"/>
+          <w:b/>
+          <w:bCs/>
+          <w:kern w:val="36"/>
+          <w:sz w:val="48"/>
+          <w:szCs w:val="48"/>
+          <w14:ligatures w14:val="none"/>
+        </w:rPr>
+      </w:pPr>
+      <w:r>
+        <w:rPr>
+          <w:rFonts w:ascii="Segoe UI" w:eastAsia="Times New Roman" w:hAnsi="Segoe UI" w:cs="Segoe UI"/>
+          <w:b/>
+          <w:bCs/>
+          <w:kern w:val="36"/>
+          <w:sz w:val="48"/>
+          <w:szCs w:val="48"/>
+          <w14:ligatures w14:val="none"/>
+        </w:rPr>
+        <w:t>11. Update RACI Matrix</w:t>
+      </w:r>
+    </w:p>
+    <w:p>
+      <w:pPr>
+        <w:spacing w:after="0" w:line="300" w:lineRule="atLeast"/>
+        <w:rPr>
+          <w:rFonts w:ascii="Segoe UI" w:eastAsia="Times New Roman" w:hAnsi="Segoe UI" w:cs="Segoe UI"/>
+          <w:kern w:val="0"/>
+          <w:sz w:val="21"/>
+          <w:szCs w:val="21"/>
+          <w14:ligatures w14:val="none"/>
+        </w:rPr>
+      </w:pPr>
+      <w:r>
+        <w:rPr>
+          <w:rFonts w:ascii="Segoe UI" w:eastAsia="Times New Roman" w:hAnsi="Segoe UI" w:cs="Segoe UI"/>
+          <w:kern w:val="0"/>
+          <w:sz w:val="21"/>
+          <w:szCs w:val="21"/>
+          <w14:ligatures w14:val="none"/>
+        </w:rPr>
+        <w:t>Plain Text</w:t>
+      </w:r>
+    </w:p>
+    <w:p>
+      <w:pPr>
+        <w:spacing w:after="0" w:line="300" w:lineRule="atLeast"/>
+        <w:rPr>
+          <w:rFonts w:ascii="Segoe UI" w:eastAsia="Times New Roman" w:hAnsi="Segoe UI" w:cs="Segoe UI"/>
+          <w:kern w:val="0"/>
+          <w:sz w:val="21"/>
+          <w:szCs w:val="21"/>
+          <w14:ligatures w14:val="none"/>
+        </w:rPr>
+      </w:pPr>
+      <w:r>
+        <w:rPr>
+          <w:rFonts w:ascii="Segoe UI" w:eastAsia="Times New Roman" w:hAnsi="Segoe UI" w:cs="Segoe UI"/>
+          <w:kern w:val="0"/>
+          <w:sz w:val="21"/>
+          <w:szCs w:val="21"/>
+          <w14:ligatures w14:val="none"/>
+        </w:rPr>
+        <w:t>Risk Management</w:t>
+      </w:r>
+    </w:p>
+    <w:p>
+      <w:pPr>
+        <w:spacing w:after="0" w:line="300" w:lineRule="atLeast"/>
+        <w:rPr>
+          <w:rFonts w:ascii="Segoe UI" w:eastAsia="Times New Roman" w:hAnsi="Segoe UI" w:cs="Segoe UI"/>
+          <w:kern w:val="0"/>
+          <w:sz w:val="21"/>
+          <w:szCs w:val="21"/>
+          <w14:ligatures w14:val="none"/>
+        </w:rPr>
+      </w:pPr>
+      <w:r>
+        <w:rPr>
+          <w:rFonts w:ascii="Segoe UI" w:eastAsia="Times New Roman" w:hAnsi="Segoe UI" w:cs="Segoe UI"/>
+          <w:kern w:val="0"/>
+          <w:sz w:val="21"/>
+          <w:szCs w:val="21"/>
+          <w14:ligatures w14:val="none"/>
+        </w:rPr>
+        <w:t> </w:t>
+      </w:r>
+    </w:p>
+    <w:p>
+      <w:pPr>
+        <w:spacing w:after="0" w:line="300" w:lineRule="atLeast"/>
+        <w:rPr>
+          <w:rFonts w:ascii="Segoe UI" w:eastAsia="Times New Roman" w:hAnsi="Segoe UI" w:cs="Segoe UI"/>
+          <w:kern w:val="0"/>
+          <w:sz w:val="21"/>
+          <w:szCs w:val="21"/>
+          <w14:ligatures w14:val="none"/>
+        </w:rPr>
+      </w:pPr>
+      <w:r>
+        <w:rPr>
+          <w:rFonts w:ascii="Segoe UI" w:eastAsia="Times New Roman" w:hAnsi="Segoe UI" w:cs="Segoe UI"/>
+          <w:kern w:val="0"/>
+          <w:sz w:val="21"/>
+          <w:szCs w:val="21"/>
+          <w14:ligatures w14:val="none"/>
+        </w:rPr>
+        <w:t>Security Planning</w:t>
+      </w:r>
+    </w:p>
+    <w:p>
+      <w:pPr>
+        <w:spacing w:after="0" w:line="300" w:lineRule="atLeast"/>
+        <w:rPr>
+          <w:rFonts w:ascii="Segoe UI" w:eastAsia="Times New Roman" w:hAnsi="Segoe UI" w:cs="Segoe UI"/>
+          <w:kern w:val="0"/>
+          <w:sz w:val="21"/>
+          <w:szCs w:val="21"/>
+          <w14:ligatures w14:val="none"/>
+        </w:rPr>
+      </w:pPr>
+      <w:r>
+        <w:rPr>
+          <w:rFonts w:ascii="Segoe UI" w:eastAsia="Times New Roman" w:hAnsi="Segoe UI" w:cs="Segoe UI"/>
+          <w:kern w:val="0"/>
+          <w:sz w:val="21"/>
+          <w:szCs w:val="21"/>
+          <w14:ligatures w14:val="none"/>
+        </w:rPr>
+        <w:t> </w:t>
+      </w:r>
+    </w:p>
+    <w:p>
+      <w:pPr>
+        <w:spacing w:after="0" w:line="300" w:lineRule="atLeast"/>
+        <w:rPr>
+          <w:rFonts w:ascii="Segoe UI" w:eastAsia="Times New Roman" w:hAnsi="Segoe UI" w:cs="Segoe UI"/>
+          <w:kern w:val="0"/>
+          <w:sz w:val="21"/>
+          <w:szCs w:val="21"/>
+          <w14:ligatures w14:val="none"/>
+        </w:rPr>
+      </w:pPr>
+      <w:r>
+        <w:rPr>
+          <w:rFonts w:ascii="Segoe UI" w:eastAsia="Times New Roman" w:hAnsi="Segoe UI" w:cs="Segoe UI"/>
+          <w:kern w:val="0"/>
+          <w:sz w:val="21"/>
+          <w:szCs w:val="21"/>
+          <w14:ligatures w14:val="none"/>
+        </w:rPr>
+        <w:t>Compliance Reviews</w:t>
+      </w:r>
+    </w:p>
+    <w:p>
+      <w:pPr>
+        <w:spacing w:after="0" w:line="300" w:lineRule="atLeast"/>
+        <w:rPr>
+          <w:rFonts w:ascii="Segoe UI" w:eastAsia="Times New Roman" w:hAnsi="Segoe UI" w:cs="Segoe UI"/>
+          <w:kern w:val="0"/>
+          <w:sz w:val="21"/>
+          <w:szCs w:val="21"/>
+          <w14:ligatures w14:val="none"/>
+        </w:rPr>
+      </w:pPr>
+      <w:r>
+        <w:rPr>
+          <w:rFonts w:ascii="Segoe UI" w:eastAsia="Times New Roman" w:hAnsi="Segoe UI" w:cs="Segoe UI"/>
+          <w:kern w:val="0"/>
+          <w:sz w:val="21"/>
+          <w:szCs w:val="21"/>
+          <w14:ligatures w14:val="none"/>
+        </w:rPr>
+        <w:t> </w:t>
+      </w:r>
+    </w:p>
+    <w:p>
+      <w:pPr>
+        <w:spacing w:after="0" w:line="300" w:lineRule="atLeast"/>
+        <w:rPr>
+          <w:rFonts w:ascii="Segoe UI" w:eastAsia="Times New Roman" w:hAnsi="Segoe UI" w:cs="Segoe UI"/>
+          <w:kern w:val="0"/>
+          <w:sz w:val="21"/>
+          <w:szCs w:val="21"/>
+          <w14:ligatures w14:val="none"/>
+        </w:rPr>
+      </w:pPr>
+      <w:r>
+        <w:rPr>
+          <w:rFonts w:ascii="Segoe UI" w:eastAsia="Times New Roman" w:hAnsi="Segoe UI" w:cs="Segoe UI"/>
+          <w:kern w:val="0"/>
+          <w:sz w:val="21"/>
+          <w:szCs w:val="21"/>
+          <w14:ligatures w14:val="none"/>
+        </w:rPr>
+        <w:t>Stakeholder Presentations</w:t>
+      </w:r>
+    </w:p>
+    <w:p>
+      <w:pPr>
+        <w:spacing w:after="0" w:line="300" w:lineRule="atLeast"/>
+        <w:rPr>
+          <w:rFonts w:ascii="Segoe UI" w:eastAsia="Times New Roman" w:hAnsi="Segoe UI" w:cs="Segoe UI"/>
+          <w:kern w:val="0"/>
+          <w:sz w:val="21"/>
+          <w:szCs w:val="21"/>
+          <w14:ligatures w14:val="none"/>
+        </w:rPr>
+      </w:pPr>
+      <w:r>
+        <w:rPr>
+          <w:rFonts w:ascii="Segoe UI" w:eastAsia="Times New Roman" w:hAnsi="Segoe UI" w:cs="Segoe UI"/>
+          <w:kern w:val="0"/>
+          <w:sz w:val="21"/>
+          <w:szCs w:val="21"/>
+          <w14:ligatures w14:val="none"/>
+        </w:rPr>
+        <w:t> </w:t>
+      </w:r>
+    </w:p>
+    <w:p>
+      <w:pPr>
+        <w:spacing w:after="0" w:line="300" w:lineRule="atLeast"/>
+        <w:rPr>
+          <w:rFonts w:ascii="Segoe UI" w:eastAsia="Times New Roman" w:hAnsi="Segoe UI" w:cs="Segoe UI"/>
+          <w:kern w:val="0"/>
+          <w:sz w:val="21"/>
+          <w:szCs w:val="21"/>
+          <w14:ligatures w14:val="none"/>
+        </w:rPr>
+      </w:pPr>
+      <w:r>
+        <w:rPr>
+          <w:rFonts w:ascii="Segoe UI" w:eastAsia="Times New Roman" w:hAnsi="Segoe UI" w:cs="Segoe UI"/>
+          <w:kern w:val="0"/>
+          <w:sz w:val="21"/>
+          <w:szCs w:val="21"/>
+          <w14:ligatures w14:val="none"/>
+        </w:rPr>
+        <w:t>Sprint Planning</w:t>
+      </w:r>
+    </w:p>
     <w:p>
       <w:pPr>
         <w:spacing w:before="100" w:beforeAutospacing="1" w:after="100" w:afterAutospacing="1" w:line="300" w:lineRule="atLeast"/>

--- a/Project-Management-Plan.docx
+++ b/Project-Management-Plan.docx
@@ -25191,47 +25191,97 @@
     </w:p>
     <w:p>
       <w:pPr>
-        <w:spacing w:before="100" w:beforeAutospacing="1" w:after="100" w:afterAutospacing="1" w:line="300" w:lineRule="atLeast"/>
-        <w:rPr>
-          <w:rFonts w:ascii="Segoe UI" w:eastAsia="Times New Roman" w:hAnsi="Segoe UI" w:cs="Segoe UI"/>
-          <w:kern w:val="0"/>
-          <w:sz w:val="21"/>
-          <w:szCs w:val="21"/>
-          <w14:ligatures w14:val="none"/>
-        </w:rPr>
-      </w:pPr>
-      <w:r>
-        <w:rPr>
-          <w:rFonts w:ascii="Segoe UI" w:eastAsia="Times New Roman" w:hAnsi="Segoe UI" w:cs="Segoe UI"/>
-          <w:kern w:val="0"/>
-          <w:sz w:val="21"/>
-          <w:szCs w:val="21"/>
-          <w14:ligatures w14:val="none"/>
-        </w:rPr>
-        <w:t>Take a new Trello/Jira screenshot.</w:t>
-      </w:r>
-    </w:p>
-    <w:p>
-      <w:pPr>
-        <w:spacing w:before="100" w:beforeAutospacing="1" w:after="100" w:afterAutospacing="1" w:line="300" w:lineRule="atLeast"/>
-        <w:rPr>
-          <w:rFonts w:ascii="Segoe UI" w:eastAsia="Times New Roman" w:hAnsi="Segoe UI" w:cs="Segoe UI"/>
-          <w:kern w:val="0"/>
-          <w:sz w:val="21"/>
-          <w:szCs w:val="21"/>
-          <w14:ligatures w14:val="none"/>
-        </w:rPr>
-      </w:pPr>
-      <w:r>
-        <w:rPr>
-          <w:rFonts w:ascii="Segoe UI" w:eastAsia="Times New Roman" w:hAnsi="Segoe UI" w:cs="Segoe UI"/>
-          <w:kern w:val="0"/>
-          <w:sz w:val="21"/>
-          <w:szCs w:val="21"/>
-          <w14:ligatures w14:val="none"/>
-        </w:rPr>
-        <w:t>Replace the old screenshot in the document.</w:t>
-      </w:r>
+        <w:spacing w:after="0" w:line="300" w:lineRule="atLeast"/>
+        <w:rPr>
+          <w:rFonts w:ascii="Segoe UI" w:eastAsia="Times New Roman" w:hAnsi="Segoe UI" w:cs="Segoe UI"/>
+          <w:kern w:val="0"/>
+          <w:sz w:val="21"/>
+          <w:szCs w:val="21"/>
+          <w14:ligatures w14:val="none"/>
+        </w:rPr>
+      </w:pPr>
+    </w:p>
+    <w:p>
+      <w:pPr>
+        <w:spacing w:after="0" w:line="300" w:lineRule="atLeast"/>
+        <w:rPr>
+          <w:rFonts w:ascii="Segoe UI" w:eastAsia="Times New Roman" w:hAnsi="Segoe UI" w:cs="Segoe UI"/>
+          <w:kern w:val="0"/>
+          <w:sz w:val="21"/>
+          <w:szCs w:val="21"/>
+          <w14:ligatures w14:val="none"/>
+        </w:rPr>
+      </w:pPr>
+      <w:r>
+        <w:rPr>
+          <w:rFonts w:ascii="Segoe UI" w:eastAsia="Times New Roman" w:hAnsi="Segoe UI" w:cs="Segoe UI"/>
+          <w:noProof/>
+          <w:kern w:val="0"/>
+          <w:sz w:val="21"/>
+          <w:szCs w:val="21"/>
+          <w14:ligatures w14:val="none"/>
+        </w:rPr>
+        <w:drawing>
+          <wp:inline distT="0" distB="0" distL="0" distR="0" wp14:anchorId="36AA4E0F" wp14:editId="712F6D18">
+            <wp:extent cx="5943600" cy="3352800"/>
+            <wp:effectExtent l="0" t="0" r="0" b="0"/>
+            <wp:docPr id="871773219" name="Picture 1"/>
+            <wp:cNvGraphicFramePr>
+              <a:graphicFrameLocks xmlns:a="http://schemas.openxmlformats.org/drawingml/2006/main" noChangeAspect="1"/>
+            </wp:cNvGraphicFramePr>
+            <a:graphic xmlns:a="http://schemas.openxmlformats.org/drawingml/2006/main">
+              <a:graphicData uri="http://schemas.openxmlformats.org/drawingml/2006/picture">
+                <pic:pic xmlns:pic="http://schemas.openxmlformats.org/drawingml/2006/picture">
+                  <pic:nvPicPr>
+                    <pic:cNvPr id="0" name="Picture 34"/>
+                    <pic:cNvPicPr>
+                      <a:picLocks noChangeAspect="1" noChangeArrowheads="1"/>
+                    </pic:cNvPicPr>
+                  </pic:nvPicPr>
+                  <pic:blipFill>
+                    <a:blip r:embed="rId12" cstate="print">
+                      <a:extLst>
+                        <a:ext uri="{28A0092B-C50C-407E-A947-70E740481C1C}">
+                          <a14:useLocalDpi xmlns:a14="http://schemas.microsoft.com/office/drawing/2010/main" val="0"/>
+                        </a:ext>
+                      </a:extLst>
+                    </a:blip>
+                    <a:srcRect/>
+                    <a:stretch>
+                      <a:fillRect/>
+                    </a:stretch>
+                  </pic:blipFill>
+                  <pic:spPr bwMode="auto">
+                    <a:xfrm>
+                      <a:off x="0" y="0"/>
+                      <a:ext cx="5943600" cy="3352800"/>
+                    </a:xfrm>
+                    <a:prstGeom prst="rect">
+                      <a:avLst/>
+                    </a:prstGeom>
+                    <a:noFill/>
+                    <a:ln>
+                      <a:noFill/>
+                    </a:ln>
+                  </pic:spPr>
+                </pic:pic>
+              </a:graphicData>
+            </a:graphic>
+          </wp:inline>
+        </w:drawing>
+      </w:r>
+    </w:p>
+    <w:p>
+      <w:pPr>
+        <w:spacing w:after="0" w:line="300" w:lineRule="atLeast"/>
+        <w:rPr>
+          <w:rFonts w:ascii="Segoe UI" w:eastAsia="Times New Roman" w:hAnsi="Segoe UI" w:cs="Segoe UI"/>
+          <w:kern w:val="0"/>
+          <w:sz w:val="21"/>
+          <w:szCs w:val="21"/>
+          <w14:ligatures w14:val="none"/>
+        </w:rPr>
+      </w:pPr>
     </w:p>
     <w:p>
       <w:pPr>
@@ -25281,6 +25331,7 @@
           <w:szCs w:val="48"/>
           <w14:ligatures w14:val="none"/>
         </w:rPr>
+        <w:lastRenderedPageBreak/>
         <w:t>7. Update Risks</w:t>
       </w:r>
     </w:p>
@@ -25552,7 +25603,6 @@
           <w:szCs w:val="48"/>
           <w14:ligatures w14:val="none"/>
         </w:rPr>
-        <w:lastRenderedPageBreak/>
         <w:t>8. Update Communication Plan</w:t>
       </w:r>
     </w:p>
@@ -26044,6 +26094,7 @@
           <w:szCs w:val="21"/>
           <w14:ligatures w14:val="none"/>
         </w:rPr>
+        <w:lastRenderedPageBreak/>
         <w:pict w14:anchorId="53959FA9">
           <v:rect id="_x0000_i1056" style="width:0;height:1.5pt" o:hralign="center" o:hrstd="t" o:hr="t" fillcolor="#a0a0a0" stroked="f"/>
         </w:pict>
@@ -26315,7 +26366,6 @@
           <w:szCs w:val="21"/>
           <w14:ligatures w14:val="none"/>
         </w:rPr>
-        <w:lastRenderedPageBreak/>
         <w:pict w14:anchorId="2E1B0969">
           <v:rect id="_x0000_i1057" style="width:0;height:1.5pt" o:hralign="center" o:hrstd="t" o:hr="t" fillcolor="#a0a0a0" stroked="f"/>
         </w:pict>
@@ -35838,23 +35888,6 @@
 </file>
 
 <file path=customXml/item1.xml><?xml version="1.0" encoding="utf-8"?>
-<p:properties xmlns:p="http://schemas.microsoft.com/office/2006/metadata/properties" xmlns:xsi="http://www.w3.org/2001/XMLSchema-instance" xmlns:pc="http://schemas.microsoft.com/office/infopath/2007/PartnerControls">
-  <documentManagement>
-    <_activity xmlns="1e818199-5ae7-4863-93ea-889bbbbd0350" xsi:nil="true"/>
-  </documentManagement>
-</p:properties>
-</file>
-
-<file path=customXml/item2.xml><?xml version="1.0" encoding="utf-8"?>
-<?mso-contentType ?>
-<FormTemplates xmlns="http://schemas.microsoft.com/sharepoint/v3/contenttype/forms">
-  <Display>DocumentLibraryForm</Display>
-  <Edit>DocumentLibraryForm</Edit>
-  <New>DocumentLibraryForm</New>
-</FormTemplates>
-</file>
-
-<file path=customXml/item3.xml><?xml version="1.0" encoding="utf-8"?>
 <ct:contentTypeSchema xmlns:ct="http://schemas.microsoft.com/office/2006/metadata/contentType" xmlns:ma="http://schemas.microsoft.com/office/2006/metadata/properties/metaAttributes" ct:_="" ma:_="" ma:contentTypeName="Document" ma:contentTypeID="0x0101000ED08FE8B0FBDF42BD11068C3D5F05DF" ma:contentTypeVersion="12" ma:contentTypeDescription="Create a new document." ma:contentTypeScope="" ma:versionID="5efc0c5547ffcc37250394256b193127">
   <xsd:schema xmlns:xsd="http://www.w3.org/2001/XMLSchema" xmlns:xs="http://www.w3.org/2001/XMLSchema" xmlns:p="http://schemas.microsoft.com/office/2006/metadata/properties" xmlns:ns3="1e818199-5ae7-4863-93ea-889bbbbd0350" targetNamespace="http://schemas.microsoft.com/office/2006/metadata/properties" ma:root="true" ma:fieldsID="27100f065b5b5753b1494f1053830687" ns3:_="">
     <xsd:import namespace="1e818199-5ae7-4863-93ea-889bbbbd0350"/>
@@ -36048,29 +36081,28 @@
 </ct:contentTypeSchema>
 </file>
 
+<file path=customXml/item2.xml><?xml version="1.0" encoding="utf-8"?>
+<?mso-contentType ?>
+<FormTemplates xmlns="http://schemas.microsoft.com/sharepoint/v3/contenttype/forms">
+  <Display>DocumentLibraryForm</Display>
+  <Edit>DocumentLibraryForm</Edit>
+  <New>DocumentLibraryForm</New>
+</FormTemplates>
+</file>
+
+<file path=customXml/item3.xml><?xml version="1.0" encoding="utf-8"?>
+<p:properties xmlns:p="http://schemas.microsoft.com/office/2006/metadata/properties" xmlns:xsi="http://www.w3.org/2001/XMLSchema-instance" xmlns:pc="http://schemas.microsoft.com/office/infopath/2007/PartnerControls">
+  <documentManagement>
+    <_activity xmlns="1e818199-5ae7-4863-93ea-889bbbbd0350" xsi:nil="true"/>
+  </documentManagement>
+</p:properties>
+</file>
+
 <file path=customXml/item4.xml><?xml version="1.0" encoding="utf-8"?>
 <b:Sources xmlns:b="http://schemas.openxmlformats.org/officeDocument/2006/bibliography" xmlns="http://schemas.openxmlformats.org/officeDocument/2006/bibliography" SelectedStyle="\APASixthEditionOfficeOnline.xsl" StyleName="APA" Version="6"/>
 </file>
 
 <file path=customXml/itemProps1.xml><?xml version="1.0" encoding="utf-8"?>
-<ds:datastoreItem xmlns:ds="http://schemas.openxmlformats.org/officeDocument/2006/customXml" ds:itemID="{32C33F45-EB66-43D7-83B7-7968890071F4}">
-  <ds:schemaRefs>
-    <ds:schemaRef ds:uri="http://schemas.microsoft.com/office/2006/metadata/properties"/>
-    <ds:schemaRef ds:uri="http://schemas.microsoft.com/office/infopath/2007/PartnerControls"/>
-    <ds:schemaRef ds:uri="1e818199-5ae7-4863-93ea-889bbbbd0350"/>
-  </ds:schemaRefs>
-</ds:datastoreItem>
-</file>
-
-<file path=customXml/itemProps2.xml><?xml version="1.0" encoding="utf-8"?>
-<ds:datastoreItem xmlns:ds="http://schemas.openxmlformats.org/officeDocument/2006/customXml" ds:itemID="{3760A1A9-4C84-4C10-9822-3E198068DC97}">
-  <ds:schemaRefs>
-    <ds:schemaRef ds:uri="http://schemas.microsoft.com/sharepoint/v3/contenttype/forms"/>
-  </ds:schemaRefs>
-</ds:datastoreItem>
-</file>
-
-<file path=customXml/itemProps3.xml><?xml version="1.0" encoding="utf-8"?>
 <ds:datastoreItem xmlns:ds="http://schemas.openxmlformats.org/officeDocument/2006/customXml" ds:itemID="{4C33203A-6CB4-488E-B2F2-85781721AB0A}">
   <ds:schemaRefs>
     <ds:schemaRef ds:uri="http://schemas.microsoft.com/office/2006/metadata/contentType"/>
@@ -36088,6 +36120,24 @@
 </ds:datastoreItem>
 </file>
 
+<file path=customXml/itemProps2.xml><?xml version="1.0" encoding="utf-8"?>
+<ds:datastoreItem xmlns:ds="http://schemas.openxmlformats.org/officeDocument/2006/customXml" ds:itemID="{3760A1A9-4C84-4C10-9822-3E198068DC97}">
+  <ds:schemaRefs>
+    <ds:schemaRef ds:uri="http://schemas.microsoft.com/sharepoint/v3/contenttype/forms"/>
+  </ds:schemaRefs>
+</ds:datastoreItem>
+</file>
+
+<file path=customXml/itemProps3.xml><?xml version="1.0" encoding="utf-8"?>
+<ds:datastoreItem xmlns:ds="http://schemas.openxmlformats.org/officeDocument/2006/customXml" ds:itemID="{32C33F45-EB66-43D7-83B7-7968890071F4}">
+  <ds:schemaRefs>
+    <ds:schemaRef ds:uri="http://schemas.microsoft.com/office/2006/metadata/properties"/>
+    <ds:schemaRef ds:uri="http://schemas.microsoft.com/office/infopath/2007/PartnerControls"/>
+    <ds:schemaRef ds:uri="1e818199-5ae7-4863-93ea-889bbbbd0350"/>
+  </ds:schemaRefs>
+</ds:datastoreItem>
+</file>
+
 <file path=customXml/itemProps4.xml><?xml version="1.0" encoding="utf-8"?>
 <ds:datastoreItem xmlns:ds="http://schemas.openxmlformats.org/officeDocument/2006/customXml" ds:itemID="{AE368C93-9F6C-4C73-AA78-9F7635D60242}">
   <ds:schemaRefs>

--- a/Project-Management-Plan.docx
+++ b/Project-Management-Plan.docx
@@ -25191,97 +25191,47 @@
     </w:p>
     <w:p>
       <w:pPr>
-        <w:spacing w:after="0" w:line="300" w:lineRule="atLeast"/>
-        <w:rPr>
-          <w:rFonts w:ascii="Segoe UI" w:eastAsia="Times New Roman" w:hAnsi="Segoe UI" w:cs="Segoe UI"/>
-          <w:kern w:val="0"/>
-          <w:sz w:val="21"/>
-          <w:szCs w:val="21"/>
-          <w14:ligatures w14:val="none"/>
-        </w:rPr>
-      </w:pPr>
-    </w:p>
-    <w:p>
-      <w:pPr>
-        <w:spacing w:after="0" w:line="300" w:lineRule="atLeast"/>
-        <w:rPr>
-          <w:rFonts w:ascii="Segoe UI" w:eastAsia="Times New Roman" w:hAnsi="Segoe UI" w:cs="Segoe UI"/>
-          <w:kern w:val="0"/>
-          <w:sz w:val="21"/>
-          <w:szCs w:val="21"/>
-          <w14:ligatures w14:val="none"/>
-        </w:rPr>
-      </w:pPr>
-      <w:r>
-        <w:rPr>
-          <w:rFonts w:ascii="Segoe UI" w:eastAsia="Times New Roman" w:hAnsi="Segoe UI" w:cs="Segoe UI"/>
-          <w:noProof/>
-          <w:kern w:val="0"/>
-          <w:sz w:val="21"/>
-          <w:szCs w:val="21"/>
-          <w14:ligatures w14:val="none"/>
-        </w:rPr>
-        <w:drawing>
-          <wp:inline distT="0" distB="0" distL="0" distR="0" wp14:anchorId="36AA4E0F" wp14:editId="712F6D18">
-            <wp:extent cx="5943600" cy="3352800"/>
-            <wp:effectExtent l="0" t="0" r="0" b="0"/>
-            <wp:docPr id="871773219" name="Picture 1"/>
-            <wp:cNvGraphicFramePr>
-              <a:graphicFrameLocks xmlns:a="http://schemas.openxmlformats.org/drawingml/2006/main" noChangeAspect="1"/>
-            </wp:cNvGraphicFramePr>
-            <a:graphic xmlns:a="http://schemas.openxmlformats.org/drawingml/2006/main">
-              <a:graphicData uri="http://schemas.openxmlformats.org/drawingml/2006/picture">
-                <pic:pic xmlns:pic="http://schemas.openxmlformats.org/drawingml/2006/picture">
-                  <pic:nvPicPr>
-                    <pic:cNvPr id="0" name="Picture 34"/>
-                    <pic:cNvPicPr>
-                      <a:picLocks noChangeAspect="1" noChangeArrowheads="1"/>
-                    </pic:cNvPicPr>
-                  </pic:nvPicPr>
-                  <pic:blipFill>
-                    <a:blip r:embed="rId12" cstate="print">
-                      <a:extLst>
-                        <a:ext uri="{28A0092B-C50C-407E-A947-70E740481C1C}">
-                          <a14:useLocalDpi xmlns:a14="http://schemas.microsoft.com/office/drawing/2010/main" val="0"/>
-                        </a:ext>
-                      </a:extLst>
-                    </a:blip>
-                    <a:srcRect/>
-                    <a:stretch>
-                      <a:fillRect/>
-                    </a:stretch>
-                  </pic:blipFill>
-                  <pic:spPr bwMode="auto">
-                    <a:xfrm>
-                      <a:off x="0" y="0"/>
-                      <a:ext cx="5943600" cy="3352800"/>
-                    </a:xfrm>
-                    <a:prstGeom prst="rect">
-                      <a:avLst/>
-                    </a:prstGeom>
-                    <a:noFill/>
-                    <a:ln>
-                      <a:noFill/>
-                    </a:ln>
-                  </pic:spPr>
-                </pic:pic>
-              </a:graphicData>
-            </a:graphic>
-          </wp:inline>
-        </w:drawing>
-      </w:r>
-    </w:p>
-    <w:p>
-      <w:pPr>
-        <w:spacing w:after="0" w:line="300" w:lineRule="atLeast"/>
-        <w:rPr>
-          <w:rFonts w:ascii="Segoe UI" w:eastAsia="Times New Roman" w:hAnsi="Segoe UI" w:cs="Segoe UI"/>
-          <w:kern w:val="0"/>
-          <w:sz w:val="21"/>
-          <w:szCs w:val="21"/>
-          <w14:ligatures w14:val="none"/>
-        </w:rPr>
-      </w:pPr>
+        <w:spacing w:before="100" w:beforeAutospacing="1" w:after="100" w:afterAutospacing="1" w:line="300" w:lineRule="atLeast"/>
+        <w:rPr>
+          <w:rFonts w:ascii="Segoe UI" w:eastAsia="Times New Roman" w:hAnsi="Segoe UI" w:cs="Segoe UI"/>
+          <w:kern w:val="0"/>
+          <w:sz w:val="21"/>
+          <w:szCs w:val="21"/>
+          <w14:ligatures w14:val="none"/>
+        </w:rPr>
+      </w:pPr>
+      <w:r>
+        <w:rPr>
+          <w:rFonts w:ascii="Segoe UI" w:eastAsia="Times New Roman" w:hAnsi="Segoe UI" w:cs="Segoe UI"/>
+          <w:kern w:val="0"/>
+          <w:sz w:val="21"/>
+          <w:szCs w:val="21"/>
+          <w14:ligatures w14:val="none"/>
+        </w:rPr>
+        <w:t>Take a new Trello/Jira screenshot.</w:t>
+      </w:r>
+    </w:p>
+    <w:p>
+      <w:pPr>
+        <w:spacing w:before="100" w:beforeAutospacing="1" w:after="100" w:afterAutospacing="1" w:line="300" w:lineRule="atLeast"/>
+        <w:rPr>
+          <w:rFonts w:ascii="Segoe UI" w:eastAsia="Times New Roman" w:hAnsi="Segoe UI" w:cs="Segoe UI"/>
+          <w:kern w:val="0"/>
+          <w:sz w:val="21"/>
+          <w:szCs w:val="21"/>
+          <w14:ligatures w14:val="none"/>
+        </w:rPr>
+      </w:pPr>
+      <w:r>
+        <w:rPr>
+          <w:rFonts w:ascii="Segoe UI" w:eastAsia="Times New Roman" w:hAnsi="Segoe UI" w:cs="Segoe UI"/>
+          <w:kern w:val="0"/>
+          <w:sz w:val="21"/>
+          <w:szCs w:val="21"/>
+          <w14:ligatures w14:val="none"/>
+        </w:rPr>
+        <w:t>Replace the old screenshot in the document.</w:t>
+      </w:r>
     </w:p>
     <w:p>
       <w:pPr>
@@ -25331,7 +25281,6 @@
           <w:szCs w:val="48"/>
           <w14:ligatures w14:val="none"/>
         </w:rPr>
-        <w:lastRenderedPageBreak/>
         <w:t>7. Update Risks</w:t>
       </w:r>
     </w:p>
@@ -25603,6 +25552,7 @@
           <w:szCs w:val="48"/>
           <w14:ligatures w14:val="none"/>
         </w:rPr>
+        <w:lastRenderedPageBreak/>
         <w:t>8. Update Communication Plan</w:t>
       </w:r>
     </w:p>
@@ -26094,7 +26044,6 @@
           <w:szCs w:val="21"/>
           <w14:ligatures w14:val="none"/>
         </w:rPr>
-        <w:lastRenderedPageBreak/>
         <w:pict w14:anchorId="53959FA9">
           <v:rect id="_x0000_i1056" style="width:0;height:1.5pt" o:hralign="center" o:hrstd="t" o:hr="t" fillcolor="#a0a0a0" stroked="f"/>
         </w:pict>
@@ -26366,6 +26315,7 @@
           <w:szCs w:val="21"/>
           <w14:ligatures w14:val="none"/>
         </w:rPr>
+        <w:lastRenderedPageBreak/>
         <w:pict w14:anchorId="2E1B0969">
           <v:rect id="_x0000_i1057" style="width:0;height:1.5pt" o:hralign="center" o:hrstd="t" o:hr="t" fillcolor="#a0a0a0" stroked="f"/>
         </w:pict>
@@ -26616,6 +26566,4551 @@
           <w14:ligatures w14:val="none"/>
         </w:rPr>
         <w:t>Sprint Planning</w:t>
+      </w:r>
+    </w:p>
+    <w:p>
+      <w:pPr>
+        <w:spacing w:before="100" w:beforeAutospacing="1" w:after="100" w:afterAutospacing="1" w:line="300" w:lineRule="atLeast"/>
+        <w:outlineLvl w:val="0"/>
+        <w:rPr>
+          <w:rFonts w:ascii="Segoe UI" w:eastAsia="Times New Roman" w:hAnsi="Segoe UI" w:cs="Segoe UI"/>
+          <w:b/>
+          <w:bCs/>
+          <w:kern w:val="36"/>
+          <w:sz w:val="48"/>
+          <w:szCs w:val="48"/>
+          <w14:ligatures w14:val="none"/>
+        </w:rPr>
+      </w:pPr>
+    </w:p>
+    <w:p>
+      <w:pPr>
+        <w:spacing w:before="100" w:beforeAutospacing="1" w:after="100" w:afterAutospacing="1" w:line="300" w:lineRule="atLeast"/>
+        <w:outlineLvl w:val="0"/>
+        <w:rPr>
+          <w:rFonts w:ascii="Segoe UI" w:eastAsia="Times New Roman" w:hAnsi="Segoe UI" w:cs="Segoe UI"/>
+          <w:b/>
+          <w:bCs/>
+          <w:kern w:val="36"/>
+          <w:sz w:val="48"/>
+          <w:szCs w:val="48"/>
+          <w14:ligatures w14:val="none"/>
+        </w:rPr>
+      </w:pPr>
+    </w:p>
+    <w:p>
+      <w:pPr>
+        <w:spacing w:before="100" w:beforeAutospacing="1" w:after="100" w:afterAutospacing="1" w:line="300" w:lineRule="atLeast"/>
+        <w:outlineLvl w:val="0"/>
+        <w:rPr>
+          <w:rFonts w:ascii="Segoe UI" w:eastAsia="Times New Roman" w:hAnsi="Segoe UI" w:cs="Segoe UI"/>
+          <w:b/>
+          <w:bCs/>
+          <w:kern w:val="36"/>
+          <w:sz w:val="48"/>
+          <w:szCs w:val="48"/>
+          <w14:ligatures w14:val="none"/>
+        </w:rPr>
+      </w:pPr>
+    </w:p>
+    <w:p>
+      <w:pPr>
+        <w:spacing w:before="100" w:beforeAutospacing="1" w:after="100" w:afterAutospacing="1" w:line="300" w:lineRule="atLeast"/>
+        <w:outlineLvl w:val="0"/>
+        <w:rPr>
+          <w:rFonts w:ascii="Segoe UI" w:eastAsia="Times New Roman" w:hAnsi="Segoe UI" w:cs="Segoe UI"/>
+          <w:b/>
+          <w:bCs/>
+          <w:kern w:val="36"/>
+          <w:sz w:val="48"/>
+          <w:szCs w:val="48"/>
+          <w14:ligatures w14:val="none"/>
+        </w:rPr>
+      </w:pPr>
+    </w:p>
+    <w:p>
+      <w:pPr>
+        <w:spacing w:before="100" w:beforeAutospacing="1" w:after="100" w:afterAutospacing="1" w:line="300" w:lineRule="atLeast"/>
+        <w:outlineLvl w:val="0"/>
+        <w:rPr>
+          <w:rFonts w:ascii="Segoe UI" w:eastAsia="Times New Roman" w:hAnsi="Segoe UI" w:cs="Segoe UI"/>
+          <w:b/>
+          <w:bCs/>
+          <w:kern w:val="36"/>
+          <w:sz w:val="48"/>
+          <w:szCs w:val="48"/>
+          <w14:ligatures w14:val="none"/>
+        </w:rPr>
+      </w:pPr>
+    </w:p>
+    <w:p>
+      <w:pPr>
+        <w:spacing w:before="100" w:beforeAutospacing="1" w:after="100" w:afterAutospacing="1" w:line="300" w:lineRule="atLeast"/>
+        <w:outlineLvl w:val="0"/>
+        <w:rPr>
+          <w:rFonts w:ascii="Segoe UI" w:eastAsia="Times New Roman" w:hAnsi="Segoe UI" w:cs="Segoe UI"/>
+          <w:b/>
+          <w:bCs/>
+          <w:kern w:val="36"/>
+          <w:sz w:val="48"/>
+          <w:szCs w:val="48"/>
+          <w14:ligatures w14:val="none"/>
+        </w:rPr>
+      </w:pPr>
+    </w:p>
+    <w:p>
+      <w:pPr>
+        <w:spacing w:before="100" w:beforeAutospacing="1" w:after="100" w:afterAutospacing="1" w:line="300" w:lineRule="atLeast"/>
+        <w:outlineLvl w:val="0"/>
+        <w:rPr>
+          <w:rFonts w:ascii="Segoe UI" w:eastAsia="Times New Roman" w:hAnsi="Segoe UI" w:cs="Segoe UI"/>
+          <w:b/>
+          <w:bCs/>
+          <w:kern w:val="36"/>
+          <w:sz w:val="48"/>
+          <w:szCs w:val="48"/>
+          <w14:ligatures w14:val="none"/>
+        </w:rPr>
+      </w:pPr>
+    </w:p>
+    <w:p>
+      <w:pPr>
+        <w:spacing w:before="100" w:beforeAutospacing="1" w:after="100" w:afterAutospacing="1" w:line="300" w:lineRule="atLeast"/>
+        <w:outlineLvl w:val="0"/>
+        <w:rPr>
+          <w:rFonts w:ascii="Segoe UI" w:eastAsia="Times New Roman" w:hAnsi="Segoe UI" w:cs="Segoe UI"/>
+          <w:b/>
+          <w:bCs/>
+          <w:kern w:val="36"/>
+          <w:sz w:val="48"/>
+          <w:szCs w:val="48"/>
+          <w14:ligatures w14:val="none"/>
+        </w:rPr>
+      </w:pPr>
+    </w:p>
+    <w:p>
+      <w:pPr>
+        <w:spacing w:before="100" w:beforeAutospacing="1" w:after="100" w:afterAutospacing="1" w:line="300" w:lineRule="atLeast"/>
+        <w:outlineLvl w:val="0"/>
+        <w:rPr>
+          <w:rFonts w:ascii="Segoe UI" w:eastAsia="Times New Roman" w:hAnsi="Segoe UI" w:cs="Segoe UI"/>
+          <w:b/>
+          <w:bCs/>
+          <w:kern w:val="36"/>
+          <w:sz w:val="48"/>
+          <w:szCs w:val="48"/>
+          <w14:ligatures w14:val="none"/>
+        </w:rPr>
+      </w:pPr>
+    </w:p>
+    <w:p>
+      <w:pPr>
+        <w:spacing w:before="100" w:beforeAutospacing="1" w:after="100" w:afterAutospacing="1" w:line="300" w:lineRule="atLeast"/>
+        <w:outlineLvl w:val="0"/>
+        <w:rPr>
+          <w:rFonts w:ascii="Segoe UI" w:eastAsia="Times New Roman" w:hAnsi="Segoe UI" w:cs="Segoe UI"/>
+          <w:b/>
+          <w:bCs/>
+          <w:kern w:val="36"/>
+          <w:sz w:val="48"/>
+          <w:szCs w:val="48"/>
+          <w14:ligatures w14:val="none"/>
+        </w:rPr>
+      </w:pPr>
+      <w:r>
+        <w:rPr>
+          <w:rFonts w:ascii="Segoe UI" w:eastAsia="Times New Roman" w:hAnsi="Segoe UI" w:cs="Segoe UI"/>
+          <w:b/>
+          <w:bCs/>
+          <w:kern w:val="36"/>
+          <w:sz w:val="48"/>
+          <w:szCs w:val="48"/>
+          <w14:ligatures w14:val="none"/>
+        </w:rPr>
+        <w:lastRenderedPageBreak/>
+        <w:t>Homework 7</w:t>
+      </w:r>
+    </w:p>
+    <w:p>
+      <w:pPr>
+        <w:spacing w:before="100" w:beforeAutospacing="1" w:after="100" w:afterAutospacing="1" w:line="300" w:lineRule="atLeast"/>
+        <w:outlineLvl w:val="0"/>
+        <w:rPr>
+          <w:rFonts w:ascii="Segoe UI" w:eastAsia="Times New Roman" w:hAnsi="Segoe UI" w:cs="Segoe UI"/>
+          <w:b/>
+          <w:bCs/>
+          <w:kern w:val="36"/>
+          <w:sz w:val="48"/>
+          <w:szCs w:val="48"/>
+          <w14:ligatures w14:val="none"/>
+        </w:rPr>
+      </w:pPr>
+      <w:r>
+        <w:rPr>
+          <w:rFonts w:ascii="Segoe UI" w:eastAsia="Times New Roman" w:hAnsi="Segoe UI" w:cs="Segoe UI"/>
+          <w:b/>
+          <w:bCs/>
+          <w:kern w:val="36"/>
+          <w:sz w:val="48"/>
+          <w:szCs w:val="48"/>
+          <w14:ligatures w14:val="none"/>
+        </w:rPr>
+        <w:t>14. Stakeholder Analysis</w:t>
+      </w:r>
+    </w:p>
+    <w:p>
+      <w:pPr>
+        <w:spacing w:before="100" w:beforeAutospacing="1" w:after="100" w:afterAutospacing="1" w:line="300" w:lineRule="atLeast"/>
+        <w:rPr>
+          <w:rFonts w:ascii="Segoe UI" w:eastAsia="Times New Roman" w:hAnsi="Segoe UI" w:cs="Segoe UI"/>
+          <w:kern w:val="0"/>
+          <w:sz w:val="21"/>
+          <w:szCs w:val="21"/>
+          <w14:ligatures w14:val="none"/>
+        </w:rPr>
+      </w:pPr>
+      <w:r>
+        <w:rPr>
+          <w:rFonts w:ascii="Segoe UI" w:eastAsia="Times New Roman" w:hAnsi="Segoe UI" w:cs="Segoe UI"/>
+          <w:kern w:val="0"/>
+          <w:sz w:val="21"/>
+          <w:szCs w:val="21"/>
+          <w14:ligatures w14:val="none"/>
+        </w:rPr>
+        <w:t xml:space="preserve">Add this section to your </w:t>
+      </w:r>
+      <w:r>
+        <w:rPr>
+          <w:rFonts w:ascii="Segoe UI" w:eastAsia="Times New Roman" w:hAnsi="Segoe UI" w:cs="Segoe UI"/>
+          <w:b/>
+          <w:bCs/>
+          <w:kern w:val="0"/>
+          <w:sz w:val="21"/>
+          <w:szCs w:val="21"/>
+          <w14:ligatures w14:val="none"/>
+        </w:rPr>
+        <w:t>Project-Management-Plan.docx</w:t>
+      </w:r>
+      <w:r>
+        <w:rPr>
+          <w:rFonts w:ascii="Segoe UI" w:eastAsia="Times New Roman" w:hAnsi="Segoe UI" w:cs="Segoe UI"/>
+          <w:kern w:val="0"/>
+          <w:sz w:val="21"/>
+          <w:szCs w:val="21"/>
+          <w14:ligatures w14:val="none"/>
+        </w:rPr>
+        <w:t>.</w:t>
+      </w:r>
+    </w:p>
+    <w:p>
+      <w:pPr>
+        <w:spacing w:before="100" w:beforeAutospacing="1" w:after="100" w:afterAutospacing="1" w:line="300" w:lineRule="atLeast"/>
+        <w:outlineLvl w:val="1"/>
+        <w:rPr>
+          <w:rFonts w:ascii="Segoe UI" w:eastAsia="Times New Roman" w:hAnsi="Segoe UI" w:cs="Segoe UI"/>
+          <w:b/>
+          <w:bCs/>
+          <w:kern w:val="0"/>
+          <w:sz w:val="36"/>
+          <w:szCs w:val="36"/>
+          <w14:ligatures w14:val="none"/>
+        </w:rPr>
+      </w:pPr>
+      <w:r>
+        <w:rPr>
+          <w:rFonts w:ascii="Segoe UI" w:eastAsia="Times New Roman" w:hAnsi="Segoe UI" w:cs="Segoe UI"/>
+          <w:b/>
+          <w:bCs/>
+          <w:kern w:val="0"/>
+          <w:sz w:val="36"/>
+          <w:szCs w:val="36"/>
+          <w14:ligatures w14:val="none"/>
+        </w:rPr>
+        <w:t>Power-Interest Grid</w:t>
+      </w:r>
+    </w:p>
+    <w:p>
+      <w:pPr>
+        <w:spacing w:before="100" w:beforeAutospacing="1" w:after="100" w:afterAutospacing="1" w:line="300" w:lineRule="atLeast"/>
+        <w:outlineLvl w:val="2"/>
+        <w:rPr>
+          <w:rFonts w:ascii="Segoe UI" w:eastAsia="Times New Roman" w:hAnsi="Segoe UI" w:cs="Segoe UI"/>
+          <w:b/>
+          <w:bCs/>
+          <w:kern w:val="0"/>
+          <w:sz w:val="27"/>
+          <w:szCs w:val="27"/>
+          <w14:ligatures w14:val="none"/>
+        </w:rPr>
+      </w:pPr>
+      <w:r>
+        <w:rPr>
+          <w:rFonts w:ascii="Segoe UI" w:eastAsia="Times New Roman" w:hAnsi="Segoe UI" w:cs="Segoe UI"/>
+          <w:b/>
+          <w:bCs/>
+          <w:kern w:val="0"/>
+          <w:sz w:val="27"/>
+          <w:szCs w:val="27"/>
+          <w14:ligatures w14:val="none"/>
+        </w:rPr>
+        <w:t>High Power / High Interest (Manage Closely)</w:t>
+      </w:r>
+    </w:p>
+    <w:p>
+      <w:pPr>
+        <w:numPr>
+          <w:ilvl w:val="0"/>
+          <w:numId w:val="54"/>
+        </w:numPr>
+        <w:spacing w:before="100" w:beforeAutospacing="1" w:after="100" w:afterAutospacing="1" w:line="300" w:lineRule="atLeast"/>
+        <w:rPr>
+          <w:rFonts w:ascii="Segoe UI" w:eastAsia="Times New Roman" w:hAnsi="Segoe UI" w:cs="Segoe UI"/>
+          <w:kern w:val="0"/>
+          <w:sz w:val="21"/>
+          <w:szCs w:val="21"/>
+          <w14:ligatures w14:val="none"/>
+        </w:rPr>
+      </w:pPr>
+      <w:r>
+        <w:rPr>
+          <w:rFonts w:ascii="Segoe UI" w:eastAsia="Times New Roman" w:hAnsi="Segoe UI" w:cs="Segoe UI"/>
+          <w:kern w:val="0"/>
+          <w:sz w:val="21"/>
+          <w:szCs w:val="21"/>
+          <w14:ligatures w14:val="none"/>
+        </w:rPr>
+        <w:t>Parking Facility Operators</w:t>
+      </w:r>
+    </w:p>
+    <w:p>
+      <w:pPr>
+        <w:numPr>
+          <w:ilvl w:val="0"/>
+          <w:numId w:val="54"/>
+        </w:numPr>
+        <w:spacing w:before="100" w:beforeAutospacing="1" w:after="100" w:afterAutospacing="1" w:line="300" w:lineRule="atLeast"/>
+        <w:rPr>
+          <w:rFonts w:ascii="Segoe UI" w:eastAsia="Times New Roman" w:hAnsi="Segoe UI" w:cs="Segoe UI"/>
+          <w:kern w:val="0"/>
+          <w:sz w:val="21"/>
+          <w:szCs w:val="21"/>
+          <w14:ligatures w14:val="none"/>
+        </w:rPr>
+      </w:pPr>
+      <w:r>
+        <w:rPr>
+          <w:rFonts w:ascii="Segoe UI" w:eastAsia="Times New Roman" w:hAnsi="Segoe UI" w:cs="Segoe UI"/>
+          <w:kern w:val="0"/>
+          <w:sz w:val="21"/>
+          <w:szCs w:val="21"/>
+          <w14:ligatures w14:val="none"/>
+        </w:rPr>
+        <w:t>City Transportation Departments</w:t>
+      </w:r>
+    </w:p>
+    <w:p>
+      <w:pPr>
+        <w:numPr>
+          <w:ilvl w:val="0"/>
+          <w:numId w:val="54"/>
+        </w:numPr>
+        <w:spacing w:before="100" w:beforeAutospacing="1" w:after="100" w:afterAutospacing="1" w:line="300" w:lineRule="atLeast"/>
+        <w:rPr>
+          <w:rFonts w:ascii="Segoe UI" w:eastAsia="Times New Roman" w:hAnsi="Segoe UI" w:cs="Segoe UI"/>
+          <w:kern w:val="0"/>
+          <w:sz w:val="21"/>
+          <w:szCs w:val="21"/>
+          <w14:ligatures w14:val="none"/>
+        </w:rPr>
+      </w:pPr>
+      <w:r>
+        <w:rPr>
+          <w:rFonts w:ascii="Segoe UI" w:eastAsia="Times New Roman" w:hAnsi="Segoe UI" w:cs="Segoe UI"/>
+          <w:kern w:val="0"/>
+          <w:sz w:val="21"/>
+          <w:szCs w:val="21"/>
+          <w14:ligatures w14:val="none"/>
+        </w:rPr>
+        <w:t>Project Sponsor</w:t>
+      </w:r>
+    </w:p>
+    <w:p>
+      <w:pPr>
+        <w:numPr>
+          <w:ilvl w:val="0"/>
+          <w:numId w:val="54"/>
+        </w:numPr>
+        <w:spacing w:before="100" w:beforeAutospacing="1" w:after="100" w:afterAutospacing="1" w:line="300" w:lineRule="atLeast"/>
+        <w:rPr>
+          <w:rFonts w:ascii="Segoe UI" w:eastAsia="Times New Roman" w:hAnsi="Segoe UI" w:cs="Segoe UI"/>
+          <w:kern w:val="0"/>
+          <w:sz w:val="21"/>
+          <w:szCs w:val="21"/>
+          <w14:ligatures w14:val="none"/>
+        </w:rPr>
+      </w:pPr>
+      <w:r>
+        <w:rPr>
+          <w:rFonts w:ascii="Segoe UI" w:eastAsia="Times New Roman" w:hAnsi="Segoe UI" w:cs="Segoe UI"/>
+          <w:kern w:val="0"/>
+          <w:sz w:val="21"/>
+          <w:szCs w:val="21"/>
+          <w14:ligatures w14:val="none"/>
+        </w:rPr>
+        <w:t>System Administrators</w:t>
+      </w:r>
+    </w:p>
+    <w:p>
+      <w:pPr>
+        <w:spacing w:before="100" w:beforeAutospacing="1" w:after="100" w:afterAutospacing="1" w:line="300" w:lineRule="atLeast"/>
+        <w:outlineLvl w:val="2"/>
+        <w:rPr>
+          <w:rFonts w:ascii="Segoe UI" w:eastAsia="Times New Roman" w:hAnsi="Segoe UI" w:cs="Segoe UI"/>
+          <w:b/>
+          <w:bCs/>
+          <w:kern w:val="0"/>
+          <w:sz w:val="27"/>
+          <w:szCs w:val="27"/>
+          <w14:ligatures w14:val="none"/>
+        </w:rPr>
+      </w:pPr>
+      <w:r>
+        <w:rPr>
+          <w:rFonts w:ascii="Segoe UI" w:eastAsia="Times New Roman" w:hAnsi="Segoe UI" w:cs="Segoe UI"/>
+          <w:b/>
+          <w:bCs/>
+          <w:kern w:val="0"/>
+          <w:sz w:val="27"/>
+          <w:szCs w:val="27"/>
+          <w14:ligatures w14:val="none"/>
+        </w:rPr>
+        <w:t>High Power / Low Interest (Keep Satisfied)</w:t>
+      </w:r>
+    </w:p>
+    <w:p>
+      <w:pPr>
+        <w:numPr>
+          <w:ilvl w:val="0"/>
+          <w:numId w:val="55"/>
+        </w:numPr>
+        <w:spacing w:before="100" w:beforeAutospacing="1" w:after="100" w:afterAutospacing="1" w:line="300" w:lineRule="atLeast"/>
+        <w:rPr>
+          <w:rFonts w:ascii="Segoe UI" w:eastAsia="Times New Roman" w:hAnsi="Segoe UI" w:cs="Segoe UI"/>
+          <w:kern w:val="0"/>
+          <w:sz w:val="21"/>
+          <w:szCs w:val="21"/>
+          <w14:ligatures w14:val="none"/>
+        </w:rPr>
+      </w:pPr>
+      <w:r>
+        <w:rPr>
+          <w:rFonts w:ascii="Segoe UI" w:eastAsia="Times New Roman" w:hAnsi="Segoe UI" w:cs="Segoe UI"/>
+          <w:kern w:val="0"/>
+          <w:sz w:val="21"/>
+          <w:szCs w:val="21"/>
+          <w14:ligatures w14:val="none"/>
+        </w:rPr>
+        <w:t>Finance and Billing Personnel</w:t>
+      </w:r>
+    </w:p>
+    <w:p>
+      <w:pPr>
+        <w:numPr>
+          <w:ilvl w:val="0"/>
+          <w:numId w:val="55"/>
+        </w:numPr>
+        <w:spacing w:before="100" w:beforeAutospacing="1" w:after="100" w:afterAutospacing="1" w:line="300" w:lineRule="atLeast"/>
+        <w:rPr>
+          <w:rFonts w:ascii="Segoe UI" w:eastAsia="Times New Roman" w:hAnsi="Segoe UI" w:cs="Segoe UI"/>
+          <w:kern w:val="0"/>
+          <w:sz w:val="21"/>
+          <w:szCs w:val="21"/>
+          <w14:ligatures w14:val="none"/>
+        </w:rPr>
+      </w:pPr>
+      <w:r>
+        <w:rPr>
+          <w:rFonts w:ascii="Segoe UI" w:eastAsia="Times New Roman" w:hAnsi="Segoe UI" w:cs="Segoe UI"/>
+          <w:kern w:val="0"/>
+          <w:sz w:val="21"/>
+          <w:szCs w:val="21"/>
+          <w14:ligatures w14:val="none"/>
+        </w:rPr>
+        <w:t>Third-Party Payment Providers</w:t>
+      </w:r>
+    </w:p>
+    <w:p>
+      <w:pPr>
+        <w:spacing w:before="100" w:beforeAutospacing="1" w:after="100" w:afterAutospacing="1" w:line="300" w:lineRule="atLeast"/>
+        <w:outlineLvl w:val="2"/>
+        <w:rPr>
+          <w:rFonts w:ascii="Segoe UI" w:eastAsia="Times New Roman" w:hAnsi="Segoe UI" w:cs="Segoe UI"/>
+          <w:b/>
+          <w:bCs/>
+          <w:kern w:val="0"/>
+          <w:sz w:val="27"/>
+          <w:szCs w:val="27"/>
+          <w14:ligatures w14:val="none"/>
+        </w:rPr>
+      </w:pPr>
+      <w:r>
+        <w:rPr>
+          <w:rFonts w:ascii="Segoe UI" w:eastAsia="Times New Roman" w:hAnsi="Segoe UI" w:cs="Segoe UI"/>
+          <w:b/>
+          <w:bCs/>
+          <w:kern w:val="0"/>
+          <w:sz w:val="27"/>
+          <w:szCs w:val="27"/>
+          <w14:ligatures w14:val="none"/>
+        </w:rPr>
+        <w:t>Low Power / High Interest (Keep Informed)</w:t>
+      </w:r>
+    </w:p>
+    <w:p>
+      <w:pPr>
+        <w:numPr>
+          <w:ilvl w:val="0"/>
+          <w:numId w:val="56"/>
+        </w:numPr>
+        <w:spacing w:before="100" w:beforeAutospacing="1" w:after="100" w:afterAutospacing="1" w:line="300" w:lineRule="atLeast"/>
+        <w:rPr>
+          <w:rFonts w:ascii="Segoe UI" w:eastAsia="Times New Roman" w:hAnsi="Segoe UI" w:cs="Segoe UI"/>
+          <w:kern w:val="0"/>
+          <w:sz w:val="21"/>
+          <w:szCs w:val="21"/>
+          <w14:ligatures w14:val="none"/>
+        </w:rPr>
+      </w:pPr>
+      <w:r>
+        <w:rPr>
+          <w:rFonts w:ascii="Segoe UI" w:eastAsia="Times New Roman" w:hAnsi="Segoe UI" w:cs="Segoe UI"/>
+          <w:kern w:val="0"/>
+          <w:sz w:val="21"/>
+          <w:szCs w:val="21"/>
+          <w14:ligatures w14:val="none"/>
+        </w:rPr>
+        <w:t>Drivers and Vehicle Owners</w:t>
+      </w:r>
+    </w:p>
+    <w:p>
+      <w:pPr>
+        <w:numPr>
+          <w:ilvl w:val="0"/>
+          <w:numId w:val="56"/>
+        </w:numPr>
+        <w:spacing w:before="100" w:beforeAutospacing="1" w:after="100" w:afterAutospacing="1" w:line="300" w:lineRule="atLeast"/>
+        <w:rPr>
+          <w:rFonts w:ascii="Segoe UI" w:eastAsia="Times New Roman" w:hAnsi="Segoe UI" w:cs="Segoe UI"/>
+          <w:kern w:val="0"/>
+          <w:sz w:val="21"/>
+          <w:szCs w:val="21"/>
+          <w14:ligatures w14:val="none"/>
+        </w:rPr>
+      </w:pPr>
+      <w:r>
+        <w:rPr>
+          <w:rFonts w:ascii="Segoe UI" w:eastAsia="Times New Roman" w:hAnsi="Segoe UI" w:cs="Segoe UI"/>
+          <w:kern w:val="0"/>
+          <w:sz w:val="21"/>
+          <w:szCs w:val="21"/>
+          <w14:ligatures w14:val="none"/>
+        </w:rPr>
+        <w:t>Mobile Application Users</w:t>
+      </w:r>
+    </w:p>
+    <w:p>
+      <w:pPr>
+        <w:spacing w:before="100" w:beforeAutospacing="1" w:after="100" w:afterAutospacing="1" w:line="300" w:lineRule="atLeast"/>
+        <w:outlineLvl w:val="2"/>
+        <w:rPr>
+          <w:rFonts w:ascii="Segoe UI" w:eastAsia="Times New Roman" w:hAnsi="Segoe UI" w:cs="Segoe UI"/>
+          <w:b/>
+          <w:bCs/>
+          <w:kern w:val="0"/>
+          <w:sz w:val="27"/>
+          <w:szCs w:val="27"/>
+          <w14:ligatures w14:val="none"/>
+        </w:rPr>
+      </w:pPr>
+      <w:r>
+        <w:rPr>
+          <w:rFonts w:ascii="Segoe UI" w:eastAsia="Times New Roman" w:hAnsi="Segoe UI" w:cs="Segoe UI"/>
+          <w:b/>
+          <w:bCs/>
+          <w:kern w:val="0"/>
+          <w:sz w:val="27"/>
+          <w:szCs w:val="27"/>
+          <w14:ligatures w14:val="none"/>
+        </w:rPr>
+        <w:t>Low Power / Low Interest (Monitor)</w:t>
+      </w:r>
+    </w:p>
+    <w:p>
+      <w:pPr>
+        <w:numPr>
+          <w:ilvl w:val="0"/>
+          <w:numId w:val="57"/>
+        </w:numPr>
+        <w:spacing w:before="100" w:beforeAutospacing="1" w:after="100" w:afterAutospacing="1" w:line="300" w:lineRule="atLeast"/>
+        <w:rPr>
+          <w:rFonts w:ascii="Segoe UI" w:eastAsia="Times New Roman" w:hAnsi="Segoe UI" w:cs="Segoe UI"/>
+          <w:kern w:val="0"/>
+          <w:sz w:val="21"/>
+          <w:szCs w:val="21"/>
+          <w14:ligatures w14:val="none"/>
+        </w:rPr>
+      </w:pPr>
+      <w:r>
+        <w:rPr>
+          <w:rFonts w:ascii="Segoe UI" w:eastAsia="Times New Roman" w:hAnsi="Segoe UI" w:cs="Segoe UI"/>
+          <w:kern w:val="0"/>
+          <w:sz w:val="21"/>
+          <w:szCs w:val="21"/>
+          <w14:ligatures w14:val="none"/>
+        </w:rPr>
+        <w:t>General Public</w:t>
+      </w:r>
+    </w:p>
+    <w:p>
+      <w:pPr>
+        <w:numPr>
+          <w:ilvl w:val="0"/>
+          <w:numId w:val="57"/>
+        </w:numPr>
+        <w:spacing w:before="100" w:beforeAutospacing="1" w:after="100" w:afterAutospacing="1" w:line="300" w:lineRule="atLeast"/>
+        <w:rPr>
+          <w:rFonts w:ascii="Segoe UI" w:eastAsia="Times New Roman" w:hAnsi="Segoe UI" w:cs="Segoe UI"/>
+          <w:kern w:val="0"/>
+          <w:sz w:val="21"/>
+          <w:szCs w:val="21"/>
+          <w14:ligatures w14:val="none"/>
+        </w:rPr>
+      </w:pPr>
+      <w:r>
+        <w:rPr>
+          <w:rFonts w:ascii="Segoe UI" w:eastAsia="Times New Roman" w:hAnsi="Segoe UI" w:cs="Segoe UI"/>
+          <w:kern w:val="0"/>
+          <w:sz w:val="21"/>
+          <w:szCs w:val="21"/>
+          <w14:ligatures w14:val="none"/>
+        </w:rPr>
+        <w:t>Non-Participating Parking Facilities</w:t>
+      </w:r>
+    </w:p>
+    <w:p>
+      <w:pPr>
+        <w:spacing w:after="0" w:line="300" w:lineRule="atLeast"/>
+        <w:rPr>
+          <w:rFonts w:ascii="Segoe UI" w:eastAsia="Times New Roman" w:hAnsi="Segoe UI" w:cs="Segoe UI"/>
+          <w:kern w:val="0"/>
+          <w:sz w:val="21"/>
+          <w:szCs w:val="21"/>
+          <w14:ligatures w14:val="none"/>
+        </w:rPr>
+      </w:pPr>
+      <w:r>
+        <w:rPr>
+          <w:rFonts w:ascii="Segoe UI" w:eastAsia="Times New Roman" w:hAnsi="Segoe UI" w:cs="Segoe UI"/>
+          <w:kern w:val="0"/>
+          <w:sz w:val="21"/>
+          <w:szCs w:val="21"/>
+          <w14:ligatures w14:val="none"/>
+        </w:rPr>
+        <w:pict w14:anchorId="1D00DCA0">
+          <v:rect id="_x0000_i1058" style="width:0;height:1.5pt" o:hralign="center" o:hrstd="t" o:hr="t" fillcolor="#a0a0a0" stroked="f"/>
+        </w:pict>
+      </w:r>
+    </w:p>
+    <w:p>
+      <w:pPr>
+        <w:spacing w:before="100" w:beforeAutospacing="1" w:after="100" w:afterAutospacing="1" w:line="300" w:lineRule="atLeast"/>
+        <w:outlineLvl w:val="1"/>
+        <w:rPr>
+          <w:rFonts w:ascii="Segoe UI" w:eastAsia="Times New Roman" w:hAnsi="Segoe UI" w:cs="Segoe UI"/>
+          <w:b/>
+          <w:bCs/>
+          <w:kern w:val="0"/>
+          <w:sz w:val="36"/>
+          <w:szCs w:val="36"/>
+          <w14:ligatures w14:val="none"/>
+        </w:rPr>
+      </w:pPr>
+      <w:r>
+        <w:rPr>
+          <w:rFonts w:ascii="Segoe UI" w:eastAsia="Times New Roman" w:hAnsi="Segoe UI" w:cs="Segoe UI"/>
+          <w:b/>
+          <w:bCs/>
+          <w:kern w:val="0"/>
+          <w:sz w:val="36"/>
+          <w:szCs w:val="36"/>
+          <w14:ligatures w14:val="none"/>
+        </w:rPr>
+        <w:t>Stakeholder Analysis Table</w:t>
+      </w:r>
+    </w:p>
+    <w:tbl>
+      <w:tblPr>
+        <w:tblW w:w="0" w:type="auto"/>
+        <w:tblCellSpacing w:w="15" w:type="dxa"/>
+        <w:tblCellMar>
+          <w:top w:w="15" w:type="dxa"/>
+          <w:left w:w="15" w:type="dxa"/>
+          <w:bottom w:w="15" w:type="dxa"/>
+          <w:right w:w="15" w:type="dxa"/>
+        </w:tblCellMar>
+        <w:tblLook w:val="04A0" w:firstRow="1" w:lastRow="0" w:firstColumn="1" w:lastColumn="0" w:noHBand="0" w:noVBand="1"/>
+      </w:tblPr>
+      <w:tblGrid>
+        <w:gridCol w:w="3278"/>
+        <w:gridCol w:w="743"/>
+        <w:gridCol w:w="890"/>
+        <w:gridCol w:w="2378"/>
+      </w:tblGrid>
+      <w:tr>
+        <w:trPr>
+          <w:tblCellSpacing w:w="15" w:type="dxa"/>
+        </w:trPr>
+        <w:tc>
+          <w:tcPr>
+            <w:tcW w:w="0" w:type="auto"/>
+            <w:tcBorders>
+              <w:top w:val="single" w:sz="6" w:space="0" w:color="E6E6E6"/>
+              <w:left w:val="single" w:sz="6" w:space="0" w:color="E6E6E6"/>
+              <w:bottom w:val="single" w:sz="6" w:space="0" w:color="E6E6E6"/>
+              <w:right w:val="single" w:sz="6" w:space="0" w:color="E6E6E6"/>
+            </w:tcBorders>
+            <w:shd w:val="clear" w:color="auto" w:fill="F5F5F5"/>
+            <w:vAlign w:val="center"/>
+            <w:hideMark/>
+          </w:tcPr>
+          <w:p>
+            <w:pPr>
+              <w:spacing w:after="0" w:line="240" w:lineRule="auto"/>
+              <w:jc w:val="center"/>
+              <w:rPr>
+                <w:rFonts w:ascii="Times New Roman" w:eastAsia="Times New Roman" w:hAnsi="Times New Roman" w:cs="Times New Roman"/>
+                <w:b/>
+                <w:bCs/>
+                <w:kern w:val="0"/>
+                <w14:ligatures w14:val="none"/>
+              </w:rPr>
+            </w:pPr>
+            <w:r>
+              <w:rPr>
+                <w:rFonts w:ascii="Times New Roman" w:eastAsia="Times New Roman" w:hAnsi="Times New Roman" w:cs="Times New Roman"/>
+                <w:b/>
+                <w:bCs/>
+                <w:kern w:val="0"/>
+                <w14:ligatures w14:val="none"/>
+              </w:rPr>
+              <w:t>Stakeholder</w:t>
+            </w:r>
+          </w:p>
+        </w:tc>
+        <w:tc>
+          <w:tcPr>
+            <w:tcW w:w="0" w:type="auto"/>
+            <w:tcBorders>
+              <w:top w:val="single" w:sz="6" w:space="0" w:color="E6E6E6"/>
+              <w:left w:val="single" w:sz="6" w:space="0" w:color="E6E6E6"/>
+              <w:bottom w:val="single" w:sz="6" w:space="0" w:color="E6E6E6"/>
+              <w:right w:val="single" w:sz="6" w:space="0" w:color="E6E6E6"/>
+            </w:tcBorders>
+            <w:shd w:val="clear" w:color="auto" w:fill="F5F5F5"/>
+            <w:vAlign w:val="center"/>
+            <w:hideMark/>
+          </w:tcPr>
+          <w:p>
+            <w:pPr>
+              <w:spacing w:after="0" w:line="240" w:lineRule="auto"/>
+              <w:jc w:val="center"/>
+              <w:rPr>
+                <w:rFonts w:ascii="Times New Roman" w:eastAsia="Times New Roman" w:hAnsi="Times New Roman" w:cs="Times New Roman"/>
+                <w:b/>
+                <w:bCs/>
+                <w:kern w:val="0"/>
+                <w14:ligatures w14:val="none"/>
+              </w:rPr>
+            </w:pPr>
+            <w:r>
+              <w:rPr>
+                <w:rFonts w:ascii="Times New Roman" w:eastAsia="Times New Roman" w:hAnsi="Times New Roman" w:cs="Times New Roman"/>
+                <w:b/>
+                <w:bCs/>
+                <w:kern w:val="0"/>
+                <w14:ligatures w14:val="none"/>
+              </w:rPr>
+              <w:t>Power</w:t>
+            </w:r>
+          </w:p>
+        </w:tc>
+        <w:tc>
+          <w:tcPr>
+            <w:tcW w:w="0" w:type="auto"/>
+            <w:tcBorders>
+              <w:top w:val="single" w:sz="6" w:space="0" w:color="E6E6E6"/>
+              <w:left w:val="single" w:sz="6" w:space="0" w:color="E6E6E6"/>
+              <w:bottom w:val="single" w:sz="6" w:space="0" w:color="E6E6E6"/>
+              <w:right w:val="single" w:sz="6" w:space="0" w:color="E6E6E6"/>
+            </w:tcBorders>
+            <w:shd w:val="clear" w:color="auto" w:fill="F5F5F5"/>
+            <w:vAlign w:val="center"/>
+            <w:hideMark/>
+          </w:tcPr>
+          <w:p>
+            <w:pPr>
+              <w:spacing w:after="0" w:line="240" w:lineRule="auto"/>
+              <w:jc w:val="center"/>
+              <w:rPr>
+                <w:rFonts w:ascii="Times New Roman" w:eastAsia="Times New Roman" w:hAnsi="Times New Roman" w:cs="Times New Roman"/>
+                <w:b/>
+                <w:bCs/>
+                <w:kern w:val="0"/>
+                <w14:ligatures w14:val="none"/>
+              </w:rPr>
+            </w:pPr>
+            <w:r>
+              <w:rPr>
+                <w:rFonts w:ascii="Times New Roman" w:eastAsia="Times New Roman" w:hAnsi="Times New Roman" w:cs="Times New Roman"/>
+                <w:b/>
+                <w:bCs/>
+                <w:kern w:val="0"/>
+                <w14:ligatures w14:val="none"/>
+              </w:rPr>
+              <w:t>Interest</w:t>
+            </w:r>
+          </w:p>
+        </w:tc>
+        <w:tc>
+          <w:tcPr>
+            <w:tcW w:w="0" w:type="auto"/>
+            <w:tcBorders>
+              <w:top w:val="single" w:sz="6" w:space="0" w:color="E6E6E6"/>
+              <w:left w:val="single" w:sz="6" w:space="0" w:color="E6E6E6"/>
+              <w:bottom w:val="single" w:sz="6" w:space="0" w:color="E6E6E6"/>
+              <w:right w:val="single" w:sz="6" w:space="0" w:color="E6E6E6"/>
+            </w:tcBorders>
+            <w:shd w:val="clear" w:color="auto" w:fill="F5F5F5"/>
+            <w:vAlign w:val="center"/>
+            <w:hideMark/>
+          </w:tcPr>
+          <w:p>
+            <w:pPr>
+              <w:spacing w:after="0" w:line="240" w:lineRule="auto"/>
+              <w:jc w:val="center"/>
+              <w:rPr>
+                <w:rFonts w:ascii="Times New Roman" w:eastAsia="Times New Roman" w:hAnsi="Times New Roman" w:cs="Times New Roman"/>
+                <w:b/>
+                <w:bCs/>
+                <w:kern w:val="0"/>
+                <w14:ligatures w14:val="none"/>
+              </w:rPr>
+            </w:pPr>
+            <w:r>
+              <w:rPr>
+                <w:rFonts w:ascii="Times New Roman" w:eastAsia="Times New Roman" w:hAnsi="Times New Roman" w:cs="Times New Roman"/>
+                <w:b/>
+                <w:bCs/>
+                <w:kern w:val="0"/>
+                <w14:ligatures w14:val="none"/>
+              </w:rPr>
+              <w:t>Management Strategy</w:t>
+            </w:r>
+          </w:p>
+        </w:tc>
+      </w:tr>
+      <w:tr>
+        <w:trPr>
+          <w:tblCellSpacing w:w="15" w:type="dxa"/>
+        </w:trPr>
+        <w:tc>
+          <w:tcPr>
+            <w:tcW w:w="0" w:type="auto"/>
+            <w:tcBorders>
+              <w:top w:val="single" w:sz="6" w:space="0" w:color="E6E6E6"/>
+              <w:left w:val="single" w:sz="6" w:space="0" w:color="E6E6E6"/>
+              <w:bottom w:val="single" w:sz="6" w:space="0" w:color="E6E6E6"/>
+              <w:right w:val="single" w:sz="6" w:space="0" w:color="E6E6E6"/>
+            </w:tcBorders>
+            <w:vAlign w:val="center"/>
+            <w:hideMark/>
+          </w:tcPr>
+          <w:p>
+            <w:pPr>
+              <w:spacing w:after="0" w:line="240" w:lineRule="auto"/>
+              <w:rPr>
+                <w:rFonts w:ascii="Times New Roman" w:eastAsia="Times New Roman" w:hAnsi="Times New Roman" w:cs="Times New Roman"/>
+                <w:kern w:val="0"/>
+                <w14:ligatures w14:val="none"/>
+              </w:rPr>
+            </w:pPr>
+            <w:r>
+              <w:rPr>
+                <w:rFonts w:ascii="Times New Roman" w:eastAsia="Times New Roman" w:hAnsi="Times New Roman" w:cs="Times New Roman"/>
+                <w:kern w:val="0"/>
+                <w14:ligatures w14:val="none"/>
+              </w:rPr>
+              <w:t>Parking Operators</w:t>
+            </w:r>
+          </w:p>
+        </w:tc>
+        <w:tc>
+          <w:tcPr>
+            <w:tcW w:w="0" w:type="auto"/>
+            <w:tcBorders>
+              <w:top w:val="single" w:sz="6" w:space="0" w:color="E6E6E6"/>
+              <w:left w:val="single" w:sz="6" w:space="0" w:color="E6E6E6"/>
+              <w:bottom w:val="single" w:sz="6" w:space="0" w:color="E6E6E6"/>
+              <w:right w:val="single" w:sz="6" w:space="0" w:color="E6E6E6"/>
+            </w:tcBorders>
+            <w:vAlign w:val="center"/>
+            <w:hideMark/>
+          </w:tcPr>
+          <w:p>
+            <w:pPr>
+              <w:spacing w:after="0" w:line="240" w:lineRule="auto"/>
+              <w:rPr>
+                <w:rFonts w:ascii="Times New Roman" w:eastAsia="Times New Roman" w:hAnsi="Times New Roman" w:cs="Times New Roman"/>
+                <w:kern w:val="0"/>
+                <w14:ligatures w14:val="none"/>
+              </w:rPr>
+            </w:pPr>
+            <w:r>
+              <w:rPr>
+                <w:rFonts w:ascii="Times New Roman" w:eastAsia="Times New Roman" w:hAnsi="Times New Roman" w:cs="Times New Roman"/>
+                <w:kern w:val="0"/>
+                <w14:ligatures w14:val="none"/>
+              </w:rPr>
+              <w:t>High</w:t>
+            </w:r>
+          </w:p>
+        </w:tc>
+        <w:tc>
+          <w:tcPr>
+            <w:tcW w:w="0" w:type="auto"/>
+            <w:tcBorders>
+              <w:top w:val="single" w:sz="6" w:space="0" w:color="E6E6E6"/>
+              <w:left w:val="single" w:sz="6" w:space="0" w:color="E6E6E6"/>
+              <w:bottom w:val="single" w:sz="6" w:space="0" w:color="E6E6E6"/>
+              <w:right w:val="single" w:sz="6" w:space="0" w:color="E6E6E6"/>
+            </w:tcBorders>
+            <w:vAlign w:val="center"/>
+            <w:hideMark/>
+          </w:tcPr>
+          <w:p>
+            <w:pPr>
+              <w:spacing w:after="0" w:line="240" w:lineRule="auto"/>
+              <w:rPr>
+                <w:rFonts w:ascii="Times New Roman" w:eastAsia="Times New Roman" w:hAnsi="Times New Roman" w:cs="Times New Roman"/>
+                <w:kern w:val="0"/>
+                <w14:ligatures w14:val="none"/>
+              </w:rPr>
+            </w:pPr>
+            <w:r>
+              <w:rPr>
+                <w:rFonts w:ascii="Times New Roman" w:eastAsia="Times New Roman" w:hAnsi="Times New Roman" w:cs="Times New Roman"/>
+                <w:kern w:val="0"/>
+                <w14:ligatures w14:val="none"/>
+              </w:rPr>
+              <w:t>High</w:t>
+            </w:r>
+          </w:p>
+        </w:tc>
+        <w:tc>
+          <w:tcPr>
+            <w:tcW w:w="0" w:type="auto"/>
+            <w:tcBorders>
+              <w:top w:val="single" w:sz="6" w:space="0" w:color="E6E6E6"/>
+              <w:left w:val="single" w:sz="6" w:space="0" w:color="E6E6E6"/>
+              <w:bottom w:val="single" w:sz="6" w:space="0" w:color="E6E6E6"/>
+              <w:right w:val="single" w:sz="6" w:space="0" w:color="E6E6E6"/>
+            </w:tcBorders>
+            <w:vAlign w:val="center"/>
+            <w:hideMark/>
+          </w:tcPr>
+          <w:p>
+            <w:pPr>
+              <w:spacing w:after="0" w:line="240" w:lineRule="auto"/>
+              <w:rPr>
+                <w:rFonts w:ascii="Times New Roman" w:eastAsia="Times New Roman" w:hAnsi="Times New Roman" w:cs="Times New Roman"/>
+                <w:kern w:val="0"/>
+                <w14:ligatures w14:val="none"/>
+              </w:rPr>
+            </w:pPr>
+            <w:r>
+              <w:rPr>
+                <w:rFonts w:ascii="Times New Roman" w:eastAsia="Times New Roman" w:hAnsi="Times New Roman" w:cs="Times New Roman"/>
+                <w:kern w:val="0"/>
+                <w14:ligatures w14:val="none"/>
+              </w:rPr>
+              <w:t>Manage Closely</w:t>
+            </w:r>
+          </w:p>
+        </w:tc>
+      </w:tr>
+      <w:tr>
+        <w:trPr>
+          <w:tblCellSpacing w:w="15" w:type="dxa"/>
+        </w:trPr>
+        <w:tc>
+          <w:tcPr>
+            <w:tcW w:w="0" w:type="auto"/>
+            <w:tcBorders>
+              <w:top w:val="single" w:sz="6" w:space="0" w:color="E6E6E6"/>
+              <w:left w:val="single" w:sz="6" w:space="0" w:color="E6E6E6"/>
+              <w:bottom w:val="single" w:sz="6" w:space="0" w:color="E6E6E6"/>
+              <w:right w:val="single" w:sz="6" w:space="0" w:color="E6E6E6"/>
+            </w:tcBorders>
+            <w:vAlign w:val="center"/>
+            <w:hideMark/>
+          </w:tcPr>
+          <w:p>
+            <w:pPr>
+              <w:spacing w:after="0" w:line="240" w:lineRule="auto"/>
+              <w:rPr>
+                <w:rFonts w:ascii="Times New Roman" w:eastAsia="Times New Roman" w:hAnsi="Times New Roman" w:cs="Times New Roman"/>
+                <w:kern w:val="0"/>
+                <w14:ligatures w14:val="none"/>
+              </w:rPr>
+            </w:pPr>
+            <w:r>
+              <w:rPr>
+                <w:rFonts w:ascii="Times New Roman" w:eastAsia="Times New Roman" w:hAnsi="Times New Roman" w:cs="Times New Roman"/>
+                <w:kern w:val="0"/>
+                <w14:ligatures w14:val="none"/>
+              </w:rPr>
+              <w:t>City Transportation Departments</w:t>
+            </w:r>
+          </w:p>
+        </w:tc>
+        <w:tc>
+          <w:tcPr>
+            <w:tcW w:w="0" w:type="auto"/>
+            <w:tcBorders>
+              <w:top w:val="single" w:sz="6" w:space="0" w:color="E6E6E6"/>
+              <w:left w:val="single" w:sz="6" w:space="0" w:color="E6E6E6"/>
+              <w:bottom w:val="single" w:sz="6" w:space="0" w:color="E6E6E6"/>
+              <w:right w:val="single" w:sz="6" w:space="0" w:color="E6E6E6"/>
+            </w:tcBorders>
+            <w:vAlign w:val="center"/>
+            <w:hideMark/>
+          </w:tcPr>
+          <w:p>
+            <w:pPr>
+              <w:spacing w:after="0" w:line="240" w:lineRule="auto"/>
+              <w:rPr>
+                <w:rFonts w:ascii="Times New Roman" w:eastAsia="Times New Roman" w:hAnsi="Times New Roman" w:cs="Times New Roman"/>
+                <w:kern w:val="0"/>
+                <w14:ligatures w14:val="none"/>
+              </w:rPr>
+            </w:pPr>
+            <w:r>
+              <w:rPr>
+                <w:rFonts w:ascii="Times New Roman" w:eastAsia="Times New Roman" w:hAnsi="Times New Roman" w:cs="Times New Roman"/>
+                <w:kern w:val="0"/>
+                <w14:ligatures w14:val="none"/>
+              </w:rPr>
+              <w:t>High</w:t>
+            </w:r>
+          </w:p>
+        </w:tc>
+        <w:tc>
+          <w:tcPr>
+            <w:tcW w:w="0" w:type="auto"/>
+            <w:tcBorders>
+              <w:top w:val="single" w:sz="6" w:space="0" w:color="E6E6E6"/>
+              <w:left w:val="single" w:sz="6" w:space="0" w:color="E6E6E6"/>
+              <w:bottom w:val="single" w:sz="6" w:space="0" w:color="E6E6E6"/>
+              <w:right w:val="single" w:sz="6" w:space="0" w:color="E6E6E6"/>
+            </w:tcBorders>
+            <w:vAlign w:val="center"/>
+            <w:hideMark/>
+          </w:tcPr>
+          <w:p>
+            <w:pPr>
+              <w:spacing w:after="0" w:line="240" w:lineRule="auto"/>
+              <w:rPr>
+                <w:rFonts w:ascii="Times New Roman" w:eastAsia="Times New Roman" w:hAnsi="Times New Roman" w:cs="Times New Roman"/>
+                <w:kern w:val="0"/>
+                <w14:ligatures w14:val="none"/>
+              </w:rPr>
+            </w:pPr>
+            <w:r>
+              <w:rPr>
+                <w:rFonts w:ascii="Times New Roman" w:eastAsia="Times New Roman" w:hAnsi="Times New Roman" w:cs="Times New Roman"/>
+                <w:kern w:val="0"/>
+                <w14:ligatures w14:val="none"/>
+              </w:rPr>
+              <w:t>High</w:t>
+            </w:r>
+          </w:p>
+        </w:tc>
+        <w:tc>
+          <w:tcPr>
+            <w:tcW w:w="0" w:type="auto"/>
+            <w:tcBorders>
+              <w:top w:val="single" w:sz="6" w:space="0" w:color="E6E6E6"/>
+              <w:left w:val="single" w:sz="6" w:space="0" w:color="E6E6E6"/>
+              <w:bottom w:val="single" w:sz="6" w:space="0" w:color="E6E6E6"/>
+              <w:right w:val="single" w:sz="6" w:space="0" w:color="E6E6E6"/>
+            </w:tcBorders>
+            <w:vAlign w:val="center"/>
+            <w:hideMark/>
+          </w:tcPr>
+          <w:p>
+            <w:pPr>
+              <w:spacing w:after="0" w:line="240" w:lineRule="auto"/>
+              <w:rPr>
+                <w:rFonts w:ascii="Times New Roman" w:eastAsia="Times New Roman" w:hAnsi="Times New Roman" w:cs="Times New Roman"/>
+                <w:kern w:val="0"/>
+                <w14:ligatures w14:val="none"/>
+              </w:rPr>
+            </w:pPr>
+            <w:r>
+              <w:rPr>
+                <w:rFonts w:ascii="Times New Roman" w:eastAsia="Times New Roman" w:hAnsi="Times New Roman" w:cs="Times New Roman"/>
+                <w:kern w:val="0"/>
+                <w14:ligatures w14:val="none"/>
+              </w:rPr>
+              <w:t>Manage Closely</w:t>
+            </w:r>
+          </w:p>
+        </w:tc>
+      </w:tr>
+      <w:tr>
+        <w:trPr>
+          <w:tblCellSpacing w:w="15" w:type="dxa"/>
+        </w:trPr>
+        <w:tc>
+          <w:tcPr>
+            <w:tcW w:w="0" w:type="auto"/>
+            <w:tcBorders>
+              <w:top w:val="single" w:sz="6" w:space="0" w:color="E6E6E6"/>
+              <w:left w:val="single" w:sz="6" w:space="0" w:color="E6E6E6"/>
+              <w:bottom w:val="single" w:sz="6" w:space="0" w:color="E6E6E6"/>
+              <w:right w:val="single" w:sz="6" w:space="0" w:color="E6E6E6"/>
+            </w:tcBorders>
+            <w:vAlign w:val="center"/>
+            <w:hideMark/>
+          </w:tcPr>
+          <w:p>
+            <w:pPr>
+              <w:spacing w:after="0" w:line="240" w:lineRule="auto"/>
+              <w:rPr>
+                <w:rFonts w:ascii="Times New Roman" w:eastAsia="Times New Roman" w:hAnsi="Times New Roman" w:cs="Times New Roman"/>
+                <w:kern w:val="0"/>
+                <w14:ligatures w14:val="none"/>
+              </w:rPr>
+            </w:pPr>
+            <w:r>
+              <w:rPr>
+                <w:rFonts w:ascii="Times New Roman" w:eastAsia="Times New Roman" w:hAnsi="Times New Roman" w:cs="Times New Roman"/>
+                <w:kern w:val="0"/>
+                <w14:ligatures w14:val="none"/>
+              </w:rPr>
+              <w:t>System Administrators</w:t>
+            </w:r>
+          </w:p>
+        </w:tc>
+        <w:tc>
+          <w:tcPr>
+            <w:tcW w:w="0" w:type="auto"/>
+            <w:tcBorders>
+              <w:top w:val="single" w:sz="6" w:space="0" w:color="E6E6E6"/>
+              <w:left w:val="single" w:sz="6" w:space="0" w:color="E6E6E6"/>
+              <w:bottom w:val="single" w:sz="6" w:space="0" w:color="E6E6E6"/>
+              <w:right w:val="single" w:sz="6" w:space="0" w:color="E6E6E6"/>
+            </w:tcBorders>
+            <w:vAlign w:val="center"/>
+            <w:hideMark/>
+          </w:tcPr>
+          <w:p>
+            <w:pPr>
+              <w:spacing w:after="0" w:line="240" w:lineRule="auto"/>
+              <w:rPr>
+                <w:rFonts w:ascii="Times New Roman" w:eastAsia="Times New Roman" w:hAnsi="Times New Roman" w:cs="Times New Roman"/>
+                <w:kern w:val="0"/>
+                <w14:ligatures w14:val="none"/>
+              </w:rPr>
+            </w:pPr>
+            <w:r>
+              <w:rPr>
+                <w:rFonts w:ascii="Times New Roman" w:eastAsia="Times New Roman" w:hAnsi="Times New Roman" w:cs="Times New Roman"/>
+                <w:kern w:val="0"/>
+                <w14:ligatures w14:val="none"/>
+              </w:rPr>
+              <w:t>High</w:t>
+            </w:r>
+          </w:p>
+        </w:tc>
+        <w:tc>
+          <w:tcPr>
+            <w:tcW w:w="0" w:type="auto"/>
+            <w:tcBorders>
+              <w:top w:val="single" w:sz="6" w:space="0" w:color="E6E6E6"/>
+              <w:left w:val="single" w:sz="6" w:space="0" w:color="E6E6E6"/>
+              <w:bottom w:val="single" w:sz="6" w:space="0" w:color="E6E6E6"/>
+              <w:right w:val="single" w:sz="6" w:space="0" w:color="E6E6E6"/>
+            </w:tcBorders>
+            <w:vAlign w:val="center"/>
+            <w:hideMark/>
+          </w:tcPr>
+          <w:p>
+            <w:pPr>
+              <w:spacing w:after="0" w:line="240" w:lineRule="auto"/>
+              <w:rPr>
+                <w:rFonts w:ascii="Times New Roman" w:eastAsia="Times New Roman" w:hAnsi="Times New Roman" w:cs="Times New Roman"/>
+                <w:kern w:val="0"/>
+                <w14:ligatures w14:val="none"/>
+              </w:rPr>
+            </w:pPr>
+            <w:r>
+              <w:rPr>
+                <w:rFonts w:ascii="Times New Roman" w:eastAsia="Times New Roman" w:hAnsi="Times New Roman" w:cs="Times New Roman"/>
+                <w:kern w:val="0"/>
+                <w14:ligatures w14:val="none"/>
+              </w:rPr>
+              <w:t>High</w:t>
+            </w:r>
+          </w:p>
+        </w:tc>
+        <w:tc>
+          <w:tcPr>
+            <w:tcW w:w="0" w:type="auto"/>
+            <w:tcBorders>
+              <w:top w:val="single" w:sz="6" w:space="0" w:color="E6E6E6"/>
+              <w:left w:val="single" w:sz="6" w:space="0" w:color="E6E6E6"/>
+              <w:bottom w:val="single" w:sz="6" w:space="0" w:color="E6E6E6"/>
+              <w:right w:val="single" w:sz="6" w:space="0" w:color="E6E6E6"/>
+            </w:tcBorders>
+            <w:vAlign w:val="center"/>
+            <w:hideMark/>
+          </w:tcPr>
+          <w:p>
+            <w:pPr>
+              <w:spacing w:after="0" w:line="240" w:lineRule="auto"/>
+              <w:rPr>
+                <w:rFonts w:ascii="Times New Roman" w:eastAsia="Times New Roman" w:hAnsi="Times New Roman" w:cs="Times New Roman"/>
+                <w:kern w:val="0"/>
+                <w14:ligatures w14:val="none"/>
+              </w:rPr>
+            </w:pPr>
+            <w:r>
+              <w:rPr>
+                <w:rFonts w:ascii="Times New Roman" w:eastAsia="Times New Roman" w:hAnsi="Times New Roman" w:cs="Times New Roman"/>
+                <w:kern w:val="0"/>
+                <w14:ligatures w14:val="none"/>
+              </w:rPr>
+              <w:t>Manage Closely</w:t>
+            </w:r>
+          </w:p>
+        </w:tc>
+      </w:tr>
+      <w:tr>
+        <w:trPr>
+          <w:tblCellSpacing w:w="15" w:type="dxa"/>
+        </w:trPr>
+        <w:tc>
+          <w:tcPr>
+            <w:tcW w:w="0" w:type="auto"/>
+            <w:tcBorders>
+              <w:top w:val="single" w:sz="6" w:space="0" w:color="E6E6E6"/>
+              <w:left w:val="single" w:sz="6" w:space="0" w:color="E6E6E6"/>
+              <w:bottom w:val="single" w:sz="6" w:space="0" w:color="E6E6E6"/>
+              <w:right w:val="single" w:sz="6" w:space="0" w:color="E6E6E6"/>
+            </w:tcBorders>
+            <w:vAlign w:val="center"/>
+            <w:hideMark/>
+          </w:tcPr>
+          <w:p>
+            <w:pPr>
+              <w:spacing w:after="0" w:line="240" w:lineRule="auto"/>
+              <w:rPr>
+                <w:rFonts w:ascii="Times New Roman" w:eastAsia="Times New Roman" w:hAnsi="Times New Roman" w:cs="Times New Roman"/>
+                <w:kern w:val="0"/>
+                <w14:ligatures w14:val="none"/>
+              </w:rPr>
+            </w:pPr>
+            <w:r>
+              <w:rPr>
+                <w:rFonts w:ascii="Times New Roman" w:eastAsia="Times New Roman" w:hAnsi="Times New Roman" w:cs="Times New Roman"/>
+                <w:kern w:val="0"/>
+                <w14:ligatures w14:val="none"/>
+              </w:rPr>
+              <w:lastRenderedPageBreak/>
+              <w:t>Finance Personnel</w:t>
+            </w:r>
+          </w:p>
+        </w:tc>
+        <w:tc>
+          <w:tcPr>
+            <w:tcW w:w="0" w:type="auto"/>
+            <w:tcBorders>
+              <w:top w:val="single" w:sz="6" w:space="0" w:color="E6E6E6"/>
+              <w:left w:val="single" w:sz="6" w:space="0" w:color="E6E6E6"/>
+              <w:bottom w:val="single" w:sz="6" w:space="0" w:color="E6E6E6"/>
+              <w:right w:val="single" w:sz="6" w:space="0" w:color="E6E6E6"/>
+            </w:tcBorders>
+            <w:vAlign w:val="center"/>
+            <w:hideMark/>
+          </w:tcPr>
+          <w:p>
+            <w:pPr>
+              <w:spacing w:after="0" w:line="240" w:lineRule="auto"/>
+              <w:rPr>
+                <w:rFonts w:ascii="Times New Roman" w:eastAsia="Times New Roman" w:hAnsi="Times New Roman" w:cs="Times New Roman"/>
+                <w:kern w:val="0"/>
+                <w14:ligatures w14:val="none"/>
+              </w:rPr>
+            </w:pPr>
+            <w:r>
+              <w:rPr>
+                <w:rFonts w:ascii="Times New Roman" w:eastAsia="Times New Roman" w:hAnsi="Times New Roman" w:cs="Times New Roman"/>
+                <w:kern w:val="0"/>
+                <w14:ligatures w14:val="none"/>
+              </w:rPr>
+              <w:t>High</w:t>
+            </w:r>
+          </w:p>
+        </w:tc>
+        <w:tc>
+          <w:tcPr>
+            <w:tcW w:w="0" w:type="auto"/>
+            <w:tcBorders>
+              <w:top w:val="single" w:sz="6" w:space="0" w:color="E6E6E6"/>
+              <w:left w:val="single" w:sz="6" w:space="0" w:color="E6E6E6"/>
+              <w:bottom w:val="single" w:sz="6" w:space="0" w:color="E6E6E6"/>
+              <w:right w:val="single" w:sz="6" w:space="0" w:color="E6E6E6"/>
+            </w:tcBorders>
+            <w:vAlign w:val="center"/>
+            <w:hideMark/>
+          </w:tcPr>
+          <w:p>
+            <w:pPr>
+              <w:spacing w:after="0" w:line="240" w:lineRule="auto"/>
+              <w:rPr>
+                <w:rFonts w:ascii="Times New Roman" w:eastAsia="Times New Roman" w:hAnsi="Times New Roman" w:cs="Times New Roman"/>
+                <w:kern w:val="0"/>
+                <w14:ligatures w14:val="none"/>
+              </w:rPr>
+            </w:pPr>
+            <w:r>
+              <w:rPr>
+                <w:rFonts w:ascii="Times New Roman" w:eastAsia="Times New Roman" w:hAnsi="Times New Roman" w:cs="Times New Roman"/>
+                <w:kern w:val="0"/>
+                <w14:ligatures w14:val="none"/>
+              </w:rPr>
+              <w:t>Low</w:t>
+            </w:r>
+          </w:p>
+        </w:tc>
+        <w:tc>
+          <w:tcPr>
+            <w:tcW w:w="0" w:type="auto"/>
+            <w:tcBorders>
+              <w:top w:val="single" w:sz="6" w:space="0" w:color="E6E6E6"/>
+              <w:left w:val="single" w:sz="6" w:space="0" w:color="E6E6E6"/>
+              <w:bottom w:val="single" w:sz="6" w:space="0" w:color="E6E6E6"/>
+              <w:right w:val="single" w:sz="6" w:space="0" w:color="E6E6E6"/>
+            </w:tcBorders>
+            <w:vAlign w:val="center"/>
+            <w:hideMark/>
+          </w:tcPr>
+          <w:p>
+            <w:pPr>
+              <w:spacing w:after="0" w:line="240" w:lineRule="auto"/>
+              <w:rPr>
+                <w:rFonts w:ascii="Times New Roman" w:eastAsia="Times New Roman" w:hAnsi="Times New Roman" w:cs="Times New Roman"/>
+                <w:kern w:val="0"/>
+                <w14:ligatures w14:val="none"/>
+              </w:rPr>
+            </w:pPr>
+            <w:r>
+              <w:rPr>
+                <w:rFonts w:ascii="Times New Roman" w:eastAsia="Times New Roman" w:hAnsi="Times New Roman" w:cs="Times New Roman"/>
+                <w:kern w:val="0"/>
+                <w14:ligatures w14:val="none"/>
+              </w:rPr>
+              <w:t>Keep Satisfied</w:t>
+            </w:r>
+          </w:p>
+        </w:tc>
+      </w:tr>
+      <w:tr>
+        <w:trPr>
+          <w:tblCellSpacing w:w="15" w:type="dxa"/>
+        </w:trPr>
+        <w:tc>
+          <w:tcPr>
+            <w:tcW w:w="0" w:type="auto"/>
+            <w:tcBorders>
+              <w:top w:val="single" w:sz="6" w:space="0" w:color="E6E6E6"/>
+              <w:left w:val="single" w:sz="6" w:space="0" w:color="E6E6E6"/>
+              <w:bottom w:val="single" w:sz="6" w:space="0" w:color="E6E6E6"/>
+              <w:right w:val="single" w:sz="6" w:space="0" w:color="E6E6E6"/>
+            </w:tcBorders>
+            <w:vAlign w:val="center"/>
+            <w:hideMark/>
+          </w:tcPr>
+          <w:p>
+            <w:pPr>
+              <w:spacing w:after="0" w:line="240" w:lineRule="auto"/>
+              <w:rPr>
+                <w:rFonts w:ascii="Times New Roman" w:eastAsia="Times New Roman" w:hAnsi="Times New Roman" w:cs="Times New Roman"/>
+                <w:kern w:val="0"/>
+                <w14:ligatures w14:val="none"/>
+              </w:rPr>
+            </w:pPr>
+            <w:r>
+              <w:rPr>
+                <w:rFonts w:ascii="Times New Roman" w:eastAsia="Times New Roman" w:hAnsi="Times New Roman" w:cs="Times New Roman"/>
+                <w:kern w:val="0"/>
+                <w14:ligatures w14:val="none"/>
+              </w:rPr>
+              <w:t>Payment Providers</w:t>
+            </w:r>
+          </w:p>
+        </w:tc>
+        <w:tc>
+          <w:tcPr>
+            <w:tcW w:w="0" w:type="auto"/>
+            <w:tcBorders>
+              <w:top w:val="single" w:sz="6" w:space="0" w:color="E6E6E6"/>
+              <w:left w:val="single" w:sz="6" w:space="0" w:color="E6E6E6"/>
+              <w:bottom w:val="single" w:sz="6" w:space="0" w:color="E6E6E6"/>
+              <w:right w:val="single" w:sz="6" w:space="0" w:color="E6E6E6"/>
+            </w:tcBorders>
+            <w:vAlign w:val="center"/>
+            <w:hideMark/>
+          </w:tcPr>
+          <w:p>
+            <w:pPr>
+              <w:spacing w:after="0" w:line="240" w:lineRule="auto"/>
+              <w:rPr>
+                <w:rFonts w:ascii="Times New Roman" w:eastAsia="Times New Roman" w:hAnsi="Times New Roman" w:cs="Times New Roman"/>
+                <w:kern w:val="0"/>
+                <w14:ligatures w14:val="none"/>
+              </w:rPr>
+            </w:pPr>
+            <w:r>
+              <w:rPr>
+                <w:rFonts w:ascii="Times New Roman" w:eastAsia="Times New Roman" w:hAnsi="Times New Roman" w:cs="Times New Roman"/>
+                <w:kern w:val="0"/>
+                <w14:ligatures w14:val="none"/>
+              </w:rPr>
+              <w:t>High</w:t>
+            </w:r>
+          </w:p>
+        </w:tc>
+        <w:tc>
+          <w:tcPr>
+            <w:tcW w:w="0" w:type="auto"/>
+            <w:tcBorders>
+              <w:top w:val="single" w:sz="6" w:space="0" w:color="E6E6E6"/>
+              <w:left w:val="single" w:sz="6" w:space="0" w:color="E6E6E6"/>
+              <w:bottom w:val="single" w:sz="6" w:space="0" w:color="E6E6E6"/>
+              <w:right w:val="single" w:sz="6" w:space="0" w:color="E6E6E6"/>
+            </w:tcBorders>
+            <w:vAlign w:val="center"/>
+            <w:hideMark/>
+          </w:tcPr>
+          <w:p>
+            <w:pPr>
+              <w:spacing w:after="0" w:line="240" w:lineRule="auto"/>
+              <w:rPr>
+                <w:rFonts w:ascii="Times New Roman" w:eastAsia="Times New Roman" w:hAnsi="Times New Roman" w:cs="Times New Roman"/>
+                <w:kern w:val="0"/>
+                <w14:ligatures w14:val="none"/>
+              </w:rPr>
+            </w:pPr>
+            <w:r>
+              <w:rPr>
+                <w:rFonts w:ascii="Times New Roman" w:eastAsia="Times New Roman" w:hAnsi="Times New Roman" w:cs="Times New Roman"/>
+                <w:kern w:val="0"/>
+                <w14:ligatures w14:val="none"/>
+              </w:rPr>
+              <w:t>Low</w:t>
+            </w:r>
+          </w:p>
+        </w:tc>
+        <w:tc>
+          <w:tcPr>
+            <w:tcW w:w="0" w:type="auto"/>
+            <w:tcBorders>
+              <w:top w:val="single" w:sz="6" w:space="0" w:color="E6E6E6"/>
+              <w:left w:val="single" w:sz="6" w:space="0" w:color="E6E6E6"/>
+              <w:bottom w:val="single" w:sz="6" w:space="0" w:color="E6E6E6"/>
+              <w:right w:val="single" w:sz="6" w:space="0" w:color="E6E6E6"/>
+            </w:tcBorders>
+            <w:vAlign w:val="center"/>
+            <w:hideMark/>
+          </w:tcPr>
+          <w:p>
+            <w:pPr>
+              <w:spacing w:after="0" w:line="240" w:lineRule="auto"/>
+              <w:rPr>
+                <w:rFonts w:ascii="Times New Roman" w:eastAsia="Times New Roman" w:hAnsi="Times New Roman" w:cs="Times New Roman"/>
+                <w:kern w:val="0"/>
+                <w14:ligatures w14:val="none"/>
+              </w:rPr>
+            </w:pPr>
+            <w:r>
+              <w:rPr>
+                <w:rFonts w:ascii="Times New Roman" w:eastAsia="Times New Roman" w:hAnsi="Times New Roman" w:cs="Times New Roman"/>
+                <w:kern w:val="0"/>
+                <w14:ligatures w14:val="none"/>
+              </w:rPr>
+              <w:t>Keep Satisfied</w:t>
+            </w:r>
+          </w:p>
+        </w:tc>
+      </w:tr>
+      <w:tr>
+        <w:trPr>
+          <w:tblCellSpacing w:w="15" w:type="dxa"/>
+        </w:trPr>
+        <w:tc>
+          <w:tcPr>
+            <w:tcW w:w="0" w:type="auto"/>
+            <w:tcBorders>
+              <w:top w:val="single" w:sz="6" w:space="0" w:color="E6E6E6"/>
+              <w:left w:val="single" w:sz="6" w:space="0" w:color="E6E6E6"/>
+              <w:bottom w:val="single" w:sz="6" w:space="0" w:color="E6E6E6"/>
+              <w:right w:val="single" w:sz="6" w:space="0" w:color="E6E6E6"/>
+            </w:tcBorders>
+            <w:vAlign w:val="center"/>
+            <w:hideMark/>
+          </w:tcPr>
+          <w:p>
+            <w:pPr>
+              <w:spacing w:after="0" w:line="240" w:lineRule="auto"/>
+              <w:rPr>
+                <w:rFonts w:ascii="Times New Roman" w:eastAsia="Times New Roman" w:hAnsi="Times New Roman" w:cs="Times New Roman"/>
+                <w:kern w:val="0"/>
+                <w14:ligatures w14:val="none"/>
+              </w:rPr>
+            </w:pPr>
+            <w:r>
+              <w:rPr>
+                <w:rFonts w:ascii="Times New Roman" w:eastAsia="Times New Roman" w:hAnsi="Times New Roman" w:cs="Times New Roman"/>
+                <w:kern w:val="0"/>
+                <w14:ligatures w14:val="none"/>
+              </w:rPr>
+              <w:t>Drivers</w:t>
+            </w:r>
+          </w:p>
+        </w:tc>
+        <w:tc>
+          <w:tcPr>
+            <w:tcW w:w="0" w:type="auto"/>
+            <w:tcBorders>
+              <w:top w:val="single" w:sz="6" w:space="0" w:color="E6E6E6"/>
+              <w:left w:val="single" w:sz="6" w:space="0" w:color="E6E6E6"/>
+              <w:bottom w:val="single" w:sz="6" w:space="0" w:color="E6E6E6"/>
+              <w:right w:val="single" w:sz="6" w:space="0" w:color="E6E6E6"/>
+            </w:tcBorders>
+            <w:vAlign w:val="center"/>
+            <w:hideMark/>
+          </w:tcPr>
+          <w:p>
+            <w:pPr>
+              <w:spacing w:after="0" w:line="240" w:lineRule="auto"/>
+              <w:rPr>
+                <w:rFonts w:ascii="Times New Roman" w:eastAsia="Times New Roman" w:hAnsi="Times New Roman" w:cs="Times New Roman"/>
+                <w:kern w:val="0"/>
+                <w14:ligatures w14:val="none"/>
+              </w:rPr>
+            </w:pPr>
+            <w:r>
+              <w:rPr>
+                <w:rFonts w:ascii="Times New Roman" w:eastAsia="Times New Roman" w:hAnsi="Times New Roman" w:cs="Times New Roman"/>
+                <w:kern w:val="0"/>
+                <w14:ligatures w14:val="none"/>
+              </w:rPr>
+              <w:t>Low</w:t>
+            </w:r>
+          </w:p>
+        </w:tc>
+        <w:tc>
+          <w:tcPr>
+            <w:tcW w:w="0" w:type="auto"/>
+            <w:tcBorders>
+              <w:top w:val="single" w:sz="6" w:space="0" w:color="E6E6E6"/>
+              <w:left w:val="single" w:sz="6" w:space="0" w:color="E6E6E6"/>
+              <w:bottom w:val="single" w:sz="6" w:space="0" w:color="E6E6E6"/>
+              <w:right w:val="single" w:sz="6" w:space="0" w:color="E6E6E6"/>
+            </w:tcBorders>
+            <w:vAlign w:val="center"/>
+            <w:hideMark/>
+          </w:tcPr>
+          <w:p>
+            <w:pPr>
+              <w:spacing w:after="0" w:line="240" w:lineRule="auto"/>
+              <w:rPr>
+                <w:rFonts w:ascii="Times New Roman" w:eastAsia="Times New Roman" w:hAnsi="Times New Roman" w:cs="Times New Roman"/>
+                <w:kern w:val="0"/>
+                <w14:ligatures w14:val="none"/>
+              </w:rPr>
+            </w:pPr>
+            <w:r>
+              <w:rPr>
+                <w:rFonts w:ascii="Times New Roman" w:eastAsia="Times New Roman" w:hAnsi="Times New Roman" w:cs="Times New Roman"/>
+                <w:kern w:val="0"/>
+                <w14:ligatures w14:val="none"/>
+              </w:rPr>
+              <w:t>High</w:t>
+            </w:r>
+          </w:p>
+        </w:tc>
+        <w:tc>
+          <w:tcPr>
+            <w:tcW w:w="0" w:type="auto"/>
+            <w:tcBorders>
+              <w:top w:val="single" w:sz="6" w:space="0" w:color="E6E6E6"/>
+              <w:left w:val="single" w:sz="6" w:space="0" w:color="E6E6E6"/>
+              <w:bottom w:val="single" w:sz="6" w:space="0" w:color="E6E6E6"/>
+              <w:right w:val="single" w:sz="6" w:space="0" w:color="E6E6E6"/>
+            </w:tcBorders>
+            <w:vAlign w:val="center"/>
+            <w:hideMark/>
+          </w:tcPr>
+          <w:p>
+            <w:pPr>
+              <w:spacing w:after="0" w:line="240" w:lineRule="auto"/>
+              <w:rPr>
+                <w:rFonts w:ascii="Times New Roman" w:eastAsia="Times New Roman" w:hAnsi="Times New Roman" w:cs="Times New Roman"/>
+                <w:kern w:val="0"/>
+                <w14:ligatures w14:val="none"/>
+              </w:rPr>
+            </w:pPr>
+            <w:r>
+              <w:rPr>
+                <w:rFonts w:ascii="Times New Roman" w:eastAsia="Times New Roman" w:hAnsi="Times New Roman" w:cs="Times New Roman"/>
+                <w:kern w:val="0"/>
+                <w14:ligatures w14:val="none"/>
+              </w:rPr>
+              <w:t>Keep Informed</w:t>
+            </w:r>
+          </w:p>
+        </w:tc>
+      </w:tr>
+      <w:tr>
+        <w:trPr>
+          <w:tblCellSpacing w:w="15" w:type="dxa"/>
+        </w:trPr>
+        <w:tc>
+          <w:tcPr>
+            <w:tcW w:w="0" w:type="auto"/>
+            <w:tcBorders>
+              <w:top w:val="single" w:sz="6" w:space="0" w:color="E6E6E6"/>
+              <w:left w:val="single" w:sz="6" w:space="0" w:color="E6E6E6"/>
+              <w:bottom w:val="single" w:sz="6" w:space="0" w:color="E6E6E6"/>
+              <w:right w:val="single" w:sz="6" w:space="0" w:color="E6E6E6"/>
+            </w:tcBorders>
+            <w:vAlign w:val="center"/>
+            <w:hideMark/>
+          </w:tcPr>
+          <w:p>
+            <w:pPr>
+              <w:spacing w:after="0" w:line="240" w:lineRule="auto"/>
+              <w:rPr>
+                <w:rFonts w:ascii="Times New Roman" w:eastAsia="Times New Roman" w:hAnsi="Times New Roman" w:cs="Times New Roman"/>
+                <w:kern w:val="0"/>
+                <w14:ligatures w14:val="none"/>
+              </w:rPr>
+            </w:pPr>
+            <w:r>
+              <w:rPr>
+                <w:rFonts w:ascii="Times New Roman" w:eastAsia="Times New Roman" w:hAnsi="Times New Roman" w:cs="Times New Roman"/>
+                <w:kern w:val="0"/>
+                <w14:ligatures w14:val="none"/>
+              </w:rPr>
+              <w:t>Mobile App Users</w:t>
+            </w:r>
+          </w:p>
+        </w:tc>
+        <w:tc>
+          <w:tcPr>
+            <w:tcW w:w="0" w:type="auto"/>
+            <w:tcBorders>
+              <w:top w:val="single" w:sz="6" w:space="0" w:color="E6E6E6"/>
+              <w:left w:val="single" w:sz="6" w:space="0" w:color="E6E6E6"/>
+              <w:bottom w:val="single" w:sz="6" w:space="0" w:color="E6E6E6"/>
+              <w:right w:val="single" w:sz="6" w:space="0" w:color="E6E6E6"/>
+            </w:tcBorders>
+            <w:vAlign w:val="center"/>
+            <w:hideMark/>
+          </w:tcPr>
+          <w:p>
+            <w:pPr>
+              <w:spacing w:after="0" w:line="240" w:lineRule="auto"/>
+              <w:rPr>
+                <w:rFonts w:ascii="Times New Roman" w:eastAsia="Times New Roman" w:hAnsi="Times New Roman" w:cs="Times New Roman"/>
+                <w:kern w:val="0"/>
+                <w14:ligatures w14:val="none"/>
+              </w:rPr>
+            </w:pPr>
+            <w:r>
+              <w:rPr>
+                <w:rFonts w:ascii="Times New Roman" w:eastAsia="Times New Roman" w:hAnsi="Times New Roman" w:cs="Times New Roman"/>
+                <w:kern w:val="0"/>
+                <w14:ligatures w14:val="none"/>
+              </w:rPr>
+              <w:t>Low</w:t>
+            </w:r>
+          </w:p>
+        </w:tc>
+        <w:tc>
+          <w:tcPr>
+            <w:tcW w:w="0" w:type="auto"/>
+            <w:tcBorders>
+              <w:top w:val="single" w:sz="6" w:space="0" w:color="E6E6E6"/>
+              <w:left w:val="single" w:sz="6" w:space="0" w:color="E6E6E6"/>
+              <w:bottom w:val="single" w:sz="6" w:space="0" w:color="E6E6E6"/>
+              <w:right w:val="single" w:sz="6" w:space="0" w:color="E6E6E6"/>
+            </w:tcBorders>
+            <w:vAlign w:val="center"/>
+            <w:hideMark/>
+          </w:tcPr>
+          <w:p>
+            <w:pPr>
+              <w:spacing w:after="0" w:line="240" w:lineRule="auto"/>
+              <w:rPr>
+                <w:rFonts w:ascii="Times New Roman" w:eastAsia="Times New Roman" w:hAnsi="Times New Roman" w:cs="Times New Roman"/>
+                <w:kern w:val="0"/>
+                <w14:ligatures w14:val="none"/>
+              </w:rPr>
+            </w:pPr>
+            <w:r>
+              <w:rPr>
+                <w:rFonts w:ascii="Times New Roman" w:eastAsia="Times New Roman" w:hAnsi="Times New Roman" w:cs="Times New Roman"/>
+                <w:kern w:val="0"/>
+                <w14:ligatures w14:val="none"/>
+              </w:rPr>
+              <w:t>High</w:t>
+            </w:r>
+          </w:p>
+        </w:tc>
+        <w:tc>
+          <w:tcPr>
+            <w:tcW w:w="0" w:type="auto"/>
+            <w:tcBorders>
+              <w:top w:val="single" w:sz="6" w:space="0" w:color="E6E6E6"/>
+              <w:left w:val="single" w:sz="6" w:space="0" w:color="E6E6E6"/>
+              <w:bottom w:val="single" w:sz="6" w:space="0" w:color="E6E6E6"/>
+              <w:right w:val="single" w:sz="6" w:space="0" w:color="E6E6E6"/>
+            </w:tcBorders>
+            <w:vAlign w:val="center"/>
+            <w:hideMark/>
+          </w:tcPr>
+          <w:p>
+            <w:pPr>
+              <w:spacing w:after="0" w:line="240" w:lineRule="auto"/>
+              <w:rPr>
+                <w:rFonts w:ascii="Times New Roman" w:eastAsia="Times New Roman" w:hAnsi="Times New Roman" w:cs="Times New Roman"/>
+                <w:kern w:val="0"/>
+                <w14:ligatures w14:val="none"/>
+              </w:rPr>
+            </w:pPr>
+            <w:r>
+              <w:rPr>
+                <w:rFonts w:ascii="Times New Roman" w:eastAsia="Times New Roman" w:hAnsi="Times New Roman" w:cs="Times New Roman"/>
+                <w:kern w:val="0"/>
+                <w14:ligatures w14:val="none"/>
+              </w:rPr>
+              <w:t>Keep Informed</w:t>
+            </w:r>
+          </w:p>
+        </w:tc>
+      </w:tr>
+      <w:tr>
+        <w:trPr>
+          <w:tblCellSpacing w:w="15" w:type="dxa"/>
+        </w:trPr>
+        <w:tc>
+          <w:tcPr>
+            <w:tcW w:w="0" w:type="auto"/>
+            <w:tcBorders>
+              <w:top w:val="single" w:sz="6" w:space="0" w:color="E6E6E6"/>
+              <w:left w:val="single" w:sz="6" w:space="0" w:color="E6E6E6"/>
+              <w:bottom w:val="single" w:sz="6" w:space="0" w:color="E6E6E6"/>
+              <w:right w:val="single" w:sz="6" w:space="0" w:color="E6E6E6"/>
+            </w:tcBorders>
+            <w:vAlign w:val="center"/>
+            <w:hideMark/>
+          </w:tcPr>
+          <w:p>
+            <w:pPr>
+              <w:spacing w:after="0" w:line="240" w:lineRule="auto"/>
+              <w:rPr>
+                <w:rFonts w:ascii="Times New Roman" w:eastAsia="Times New Roman" w:hAnsi="Times New Roman" w:cs="Times New Roman"/>
+                <w:kern w:val="0"/>
+                <w14:ligatures w14:val="none"/>
+              </w:rPr>
+            </w:pPr>
+            <w:r>
+              <w:rPr>
+                <w:rFonts w:ascii="Times New Roman" w:eastAsia="Times New Roman" w:hAnsi="Times New Roman" w:cs="Times New Roman"/>
+                <w:kern w:val="0"/>
+                <w14:ligatures w14:val="none"/>
+              </w:rPr>
+              <w:t>General Public</w:t>
+            </w:r>
+          </w:p>
+        </w:tc>
+        <w:tc>
+          <w:tcPr>
+            <w:tcW w:w="0" w:type="auto"/>
+            <w:tcBorders>
+              <w:top w:val="single" w:sz="6" w:space="0" w:color="E6E6E6"/>
+              <w:left w:val="single" w:sz="6" w:space="0" w:color="E6E6E6"/>
+              <w:bottom w:val="single" w:sz="6" w:space="0" w:color="E6E6E6"/>
+              <w:right w:val="single" w:sz="6" w:space="0" w:color="E6E6E6"/>
+            </w:tcBorders>
+            <w:vAlign w:val="center"/>
+            <w:hideMark/>
+          </w:tcPr>
+          <w:p>
+            <w:pPr>
+              <w:spacing w:after="0" w:line="240" w:lineRule="auto"/>
+              <w:rPr>
+                <w:rFonts w:ascii="Times New Roman" w:eastAsia="Times New Roman" w:hAnsi="Times New Roman" w:cs="Times New Roman"/>
+                <w:kern w:val="0"/>
+                <w14:ligatures w14:val="none"/>
+              </w:rPr>
+            </w:pPr>
+            <w:r>
+              <w:rPr>
+                <w:rFonts w:ascii="Times New Roman" w:eastAsia="Times New Roman" w:hAnsi="Times New Roman" w:cs="Times New Roman"/>
+                <w:kern w:val="0"/>
+                <w14:ligatures w14:val="none"/>
+              </w:rPr>
+              <w:t>Low</w:t>
+            </w:r>
+          </w:p>
+        </w:tc>
+        <w:tc>
+          <w:tcPr>
+            <w:tcW w:w="0" w:type="auto"/>
+            <w:tcBorders>
+              <w:top w:val="single" w:sz="6" w:space="0" w:color="E6E6E6"/>
+              <w:left w:val="single" w:sz="6" w:space="0" w:color="E6E6E6"/>
+              <w:bottom w:val="single" w:sz="6" w:space="0" w:color="E6E6E6"/>
+              <w:right w:val="single" w:sz="6" w:space="0" w:color="E6E6E6"/>
+            </w:tcBorders>
+            <w:vAlign w:val="center"/>
+            <w:hideMark/>
+          </w:tcPr>
+          <w:p>
+            <w:pPr>
+              <w:spacing w:after="0" w:line="240" w:lineRule="auto"/>
+              <w:rPr>
+                <w:rFonts w:ascii="Times New Roman" w:eastAsia="Times New Roman" w:hAnsi="Times New Roman" w:cs="Times New Roman"/>
+                <w:kern w:val="0"/>
+                <w14:ligatures w14:val="none"/>
+              </w:rPr>
+            </w:pPr>
+            <w:r>
+              <w:rPr>
+                <w:rFonts w:ascii="Times New Roman" w:eastAsia="Times New Roman" w:hAnsi="Times New Roman" w:cs="Times New Roman"/>
+                <w:kern w:val="0"/>
+                <w14:ligatures w14:val="none"/>
+              </w:rPr>
+              <w:t>Low</w:t>
+            </w:r>
+          </w:p>
+        </w:tc>
+        <w:tc>
+          <w:tcPr>
+            <w:tcW w:w="0" w:type="auto"/>
+            <w:tcBorders>
+              <w:top w:val="single" w:sz="6" w:space="0" w:color="E6E6E6"/>
+              <w:left w:val="single" w:sz="6" w:space="0" w:color="E6E6E6"/>
+              <w:bottom w:val="single" w:sz="6" w:space="0" w:color="E6E6E6"/>
+              <w:right w:val="single" w:sz="6" w:space="0" w:color="E6E6E6"/>
+            </w:tcBorders>
+            <w:vAlign w:val="center"/>
+            <w:hideMark/>
+          </w:tcPr>
+          <w:p>
+            <w:pPr>
+              <w:spacing w:after="0" w:line="240" w:lineRule="auto"/>
+              <w:rPr>
+                <w:rFonts w:ascii="Times New Roman" w:eastAsia="Times New Roman" w:hAnsi="Times New Roman" w:cs="Times New Roman"/>
+                <w:kern w:val="0"/>
+                <w14:ligatures w14:val="none"/>
+              </w:rPr>
+            </w:pPr>
+            <w:r>
+              <w:rPr>
+                <w:rFonts w:ascii="Times New Roman" w:eastAsia="Times New Roman" w:hAnsi="Times New Roman" w:cs="Times New Roman"/>
+                <w:kern w:val="0"/>
+                <w14:ligatures w14:val="none"/>
+              </w:rPr>
+              <w:t>Monitor</w:t>
+            </w:r>
+          </w:p>
+        </w:tc>
+      </w:tr>
+    </w:tbl>
+    <w:p>
+      <w:pPr>
+        <w:spacing w:after="0" w:line="300" w:lineRule="atLeast"/>
+        <w:rPr>
+          <w:rFonts w:ascii="Segoe UI" w:eastAsia="Times New Roman" w:hAnsi="Segoe UI" w:cs="Segoe UI"/>
+          <w:kern w:val="0"/>
+          <w:sz w:val="21"/>
+          <w:szCs w:val="21"/>
+          <w14:ligatures w14:val="none"/>
+        </w:rPr>
+      </w:pPr>
+      <w:r>
+        <w:rPr>
+          <w:rFonts w:ascii="Segoe UI" w:eastAsia="Times New Roman" w:hAnsi="Segoe UI" w:cs="Segoe UI"/>
+          <w:kern w:val="0"/>
+          <w:sz w:val="21"/>
+          <w:szCs w:val="21"/>
+          <w14:ligatures w14:val="none"/>
+        </w:rPr>
+        <w:pict w14:anchorId="451C9675">
+          <v:rect id="_x0000_i1059" style="width:0;height:1.5pt" o:hralign="center" o:hrstd="t" o:hr="t" fillcolor="#a0a0a0" stroked="f"/>
+        </w:pict>
+      </w:r>
+    </w:p>
+    <w:p>
+      <w:pPr>
+        <w:spacing w:before="100" w:beforeAutospacing="1" w:after="100" w:afterAutospacing="1" w:line="300" w:lineRule="atLeast"/>
+        <w:outlineLvl w:val="0"/>
+        <w:rPr>
+          <w:rFonts w:ascii="Segoe UI" w:eastAsia="Times New Roman" w:hAnsi="Segoe UI" w:cs="Segoe UI"/>
+          <w:b/>
+          <w:bCs/>
+          <w:kern w:val="36"/>
+          <w:sz w:val="48"/>
+          <w:szCs w:val="48"/>
+          <w14:ligatures w14:val="none"/>
+        </w:rPr>
+      </w:pPr>
+      <w:r>
+        <w:rPr>
+          <w:rFonts w:ascii="Segoe UI" w:eastAsia="Times New Roman" w:hAnsi="Segoe UI" w:cs="Segoe UI"/>
+          <w:b/>
+          <w:bCs/>
+          <w:kern w:val="36"/>
+          <w:sz w:val="48"/>
+          <w:szCs w:val="48"/>
+          <w14:ligatures w14:val="none"/>
+        </w:rPr>
+        <w:t>Power-Interest Grid Diagram</w:t>
+      </w:r>
+    </w:p>
+    <w:p>
+      <w:pPr>
+        <w:spacing w:before="100" w:beforeAutospacing="1" w:after="100" w:afterAutospacing="1" w:line="300" w:lineRule="atLeast"/>
+        <w:rPr>
+          <w:rFonts w:ascii="Segoe UI" w:eastAsia="Times New Roman" w:hAnsi="Segoe UI" w:cs="Segoe UI"/>
+          <w:kern w:val="0"/>
+          <w:sz w:val="21"/>
+          <w:szCs w:val="21"/>
+          <w14:ligatures w14:val="none"/>
+        </w:rPr>
+      </w:pPr>
+      <w:r>
+        <w:rPr>
+          <w:rFonts w:ascii="Segoe UI" w:eastAsia="Times New Roman" w:hAnsi="Segoe UI" w:cs="Segoe UI"/>
+          <w:kern w:val="0"/>
+          <w:sz w:val="21"/>
+          <w:szCs w:val="21"/>
+          <w14:ligatures w14:val="none"/>
+        </w:rPr>
+        <w:t>You can paste this into Word or recreate it with shapes.</w:t>
+      </w:r>
+    </w:p>
+    <w:p>
+      <w:pPr>
+        <w:spacing w:after="0" w:line="300" w:lineRule="atLeast"/>
+        <w:rPr>
+          <w:rFonts w:ascii="Segoe UI" w:eastAsia="Times New Roman" w:hAnsi="Segoe UI" w:cs="Segoe UI"/>
+          <w:kern w:val="0"/>
+          <w:sz w:val="21"/>
+          <w:szCs w:val="21"/>
+          <w14:ligatures w14:val="none"/>
+        </w:rPr>
+      </w:pPr>
+      <w:r>
+        <w:rPr>
+          <w:rFonts w:ascii="Segoe UI" w:eastAsia="Times New Roman" w:hAnsi="Segoe UI" w:cs="Segoe UI"/>
+          <w:kern w:val="0"/>
+          <w:sz w:val="21"/>
+          <w:szCs w:val="21"/>
+          <w14:ligatures w14:val="none"/>
+        </w:rPr>
+        <w:t>Plain Text</w:t>
+      </w:r>
+    </w:p>
+    <w:p>
+      <w:pPr>
+        <w:spacing w:after="0" w:line="300" w:lineRule="atLeast"/>
+        <w:rPr>
+          <w:rFonts w:ascii="Segoe UI" w:eastAsia="Times New Roman" w:hAnsi="Segoe UI" w:cs="Segoe UI"/>
+          <w:kern w:val="0"/>
+          <w:sz w:val="21"/>
+          <w:szCs w:val="21"/>
+          <w14:ligatures w14:val="none"/>
+        </w:rPr>
+      </w:pPr>
+      <w:r>
+        <w:rPr>
+          <w:rFonts w:ascii="Segoe UI" w:eastAsia="Times New Roman" w:hAnsi="Segoe UI" w:cs="Segoe UI"/>
+          <w:kern w:val="0"/>
+          <w:sz w:val="21"/>
+          <w:szCs w:val="21"/>
+          <w14:ligatures w14:val="none"/>
+        </w:rPr>
+        <w:t>HIGH INTEREST</w:t>
+      </w:r>
+    </w:p>
+    <w:p>
+      <w:pPr>
+        <w:spacing w:after="0" w:line="300" w:lineRule="atLeast"/>
+        <w:rPr>
+          <w:rFonts w:ascii="Segoe UI" w:eastAsia="Times New Roman" w:hAnsi="Segoe UI" w:cs="Segoe UI"/>
+          <w:kern w:val="0"/>
+          <w:sz w:val="21"/>
+          <w:szCs w:val="21"/>
+          <w14:ligatures w14:val="none"/>
+        </w:rPr>
+      </w:pPr>
+      <w:r>
+        <w:rPr>
+          <w:rFonts w:ascii="Segoe UI" w:eastAsia="Times New Roman" w:hAnsi="Segoe UI" w:cs="Segoe UI"/>
+          <w:kern w:val="0"/>
+          <w:sz w:val="21"/>
+          <w:szCs w:val="21"/>
+          <w14:ligatures w14:val="none"/>
+        </w:rPr>
+        <w:t>↑</w:t>
+      </w:r>
+    </w:p>
+    <w:p>
+      <w:pPr>
+        <w:spacing w:after="0" w:line="300" w:lineRule="atLeast"/>
+        <w:rPr>
+          <w:rFonts w:ascii="Segoe UI" w:eastAsia="Times New Roman" w:hAnsi="Segoe UI" w:cs="Segoe UI"/>
+          <w:kern w:val="0"/>
+          <w:sz w:val="21"/>
+          <w:szCs w:val="21"/>
+          <w14:ligatures w14:val="none"/>
+        </w:rPr>
+      </w:pPr>
+      <w:r>
+        <w:rPr>
+          <w:rFonts w:ascii="Segoe UI" w:eastAsia="Times New Roman" w:hAnsi="Segoe UI" w:cs="Segoe UI"/>
+          <w:kern w:val="0"/>
+          <w:sz w:val="21"/>
+          <w:szCs w:val="21"/>
+          <w14:ligatures w14:val="none"/>
+        </w:rPr>
+        <w:t> </w:t>
+      </w:r>
+    </w:p>
+    <w:p>
+      <w:pPr>
+        <w:spacing w:after="0" w:line="300" w:lineRule="atLeast"/>
+        <w:rPr>
+          <w:rFonts w:ascii="Segoe UI" w:eastAsia="Times New Roman" w:hAnsi="Segoe UI" w:cs="Segoe UI"/>
+          <w:kern w:val="0"/>
+          <w:sz w:val="21"/>
+          <w:szCs w:val="21"/>
+          <w14:ligatures w14:val="none"/>
+        </w:rPr>
+      </w:pPr>
+      <w:r>
+        <w:rPr>
+          <w:rFonts w:ascii="Segoe UI" w:eastAsia="Times New Roman" w:hAnsi="Segoe UI" w:cs="Segoe UI"/>
+          <w:kern w:val="0"/>
+          <w:sz w:val="21"/>
+          <w:szCs w:val="21"/>
+          <w14:ligatures w14:val="none"/>
+        </w:rPr>
+        <w:t>KEEP INFORMED | MANAGE CLOSELY</w:t>
+      </w:r>
+    </w:p>
+    <w:p>
+      <w:pPr>
+        <w:spacing w:after="0" w:line="300" w:lineRule="atLeast"/>
+        <w:rPr>
+          <w:rFonts w:ascii="Segoe UI" w:eastAsia="Times New Roman" w:hAnsi="Segoe UI" w:cs="Segoe UI"/>
+          <w:kern w:val="0"/>
+          <w:sz w:val="21"/>
+          <w:szCs w:val="21"/>
+          <w14:ligatures w14:val="none"/>
+        </w:rPr>
+      </w:pPr>
+      <w:r>
+        <w:rPr>
+          <w:rFonts w:ascii="Segoe UI" w:eastAsia="Times New Roman" w:hAnsi="Segoe UI" w:cs="Segoe UI"/>
+          <w:kern w:val="0"/>
+          <w:sz w:val="21"/>
+          <w:szCs w:val="21"/>
+          <w14:ligatures w14:val="none"/>
+        </w:rPr>
+        <w:t>|</w:t>
+      </w:r>
+    </w:p>
+    <w:p>
+      <w:pPr>
+        <w:spacing w:after="0" w:line="300" w:lineRule="atLeast"/>
+        <w:rPr>
+          <w:rFonts w:ascii="Segoe UI" w:eastAsia="Times New Roman" w:hAnsi="Segoe UI" w:cs="Segoe UI"/>
+          <w:kern w:val="0"/>
+          <w:sz w:val="21"/>
+          <w:szCs w:val="21"/>
+          <w14:ligatures w14:val="none"/>
+        </w:rPr>
+      </w:pPr>
+      <w:r>
+        <w:rPr>
+          <w:rFonts w:ascii="Segoe UI" w:eastAsia="Times New Roman" w:hAnsi="Segoe UI" w:cs="Segoe UI"/>
+          <w:kern w:val="0"/>
+          <w:sz w:val="21"/>
+          <w:szCs w:val="21"/>
+          <w14:ligatures w14:val="none"/>
+        </w:rPr>
+        <w:t>Drivers | Parking Operators</w:t>
+      </w:r>
+    </w:p>
+    <w:p>
+      <w:pPr>
+        <w:spacing w:after="0" w:line="300" w:lineRule="atLeast"/>
+        <w:rPr>
+          <w:rFonts w:ascii="Segoe UI" w:eastAsia="Times New Roman" w:hAnsi="Segoe UI" w:cs="Segoe UI"/>
+          <w:kern w:val="0"/>
+          <w:sz w:val="21"/>
+          <w:szCs w:val="21"/>
+          <w14:ligatures w14:val="none"/>
+        </w:rPr>
+      </w:pPr>
+      <w:r>
+        <w:rPr>
+          <w:rFonts w:ascii="Segoe UI" w:eastAsia="Times New Roman" w:hAnsi="Segoe UI" w:cs="Segoe UI"/>
+          <w:kern w:val="0"/>
+          <w:sz w:val="21"/>
+          <w:szCs w:val="21"/>
+          <w14:ligatures w14:val="none"/>
+        </w:rPr>
+        <w:t>Mobile Users | City Transportation</w:t>
+      </w:r>
+    </w:p>
+    <w:p>
+      <w:pPr>
+        <w:spacing w:after="0" w:line="300" w:lineRule="atLeast"/>
+        <w:rPr>
+          <w:rFonts w:ascii="Segoe UI" w:eastAsia="Times New Roman" w:hAnsi="Segoe UI" w:cs="Segoe UI"/>
+          <w:kern w:val="0"/>
+          <w:sz w:val="21"/>
+          <w:szCs w:val="21"/>
+          <w14:ligatures w14:val="none"/>
+        </w:rPr>
+      </w:pPr>
+      <w:r>
+        <w:rPr>
+          <w:rFonts w:ascii="Segoe UI" w:eastAsia="Times New Roman" w:hAnsi="Segoe UI" w:cs="Segoe UI"/>
+          <w:kern w:val="0"/>
+          <w:sz w:val="21"/>
+          <w:szCs w:val="21"/>
+          <w14:ligatures w14:val="none"/>
+        </w:rPr>
+        <w:t>| System Administrators</w:t>
+      </w:r>
+    </w:p>
+    <w:p>
+      <w:pPr>
+        <w:spacing w:after="0" w:line="300" w:lineRule="atLeast"/>
+        <w:rPr>
+          <w:rFonts w:ascii="Segoe UI" w:eastAsia="Times New Roman" w:hAnsi="Segoe UI" w:cs="Segoe UI"/>
+          <w:kern w:val="0"/>
+          <w:sz w:val="21"/>
+          <w:szCs w:val="21"/>
+          <w14:ligatures w14:val="none"/>
+        </w:rPr>
+      </w:pPr>
+      <w:proofErr w:type="gramStart"/>
+      <w:r>
+        <w:rPr>
+          <w:rFonts w:ascii="Segoe UI" w:eastAsia="Times New Roman" w:hAnsi="Segoe UI" w:cs="Segoe UI"/>
+          <w:kern w:val="0"/>
+          <w:sz w:val="21"/>
+          <w:szCs w:val="21"/>
+          <w14:ligatures w14:val="none"/>
+        </w:rPr>
+        <w:t>------------------------------------------------------------→</w:t>
+      </w:r>
+      <w:proofErr w:type="gramEnd"/>
+      <w:r>
+        <w:rPr>
+          <w:rFonts w:ascii="Segoe UI" w:eastAsia="Times New Roman" w:hAnsi="Segoe UI" w:cs="Segoe UI"/>
+          <w:kern w:val="0"/>
+          <w:sz w:val="21"/>
+          <w:szCs w:val="21"/>
+          <w14:ligatures w14:val="none"/>
+        </w:rPr>
+        <w:t xml:space="preserve"> HIGH POWER</w:t>
+      </w:r>
+    </w:p>
+    <w:p>
+      <w:pPr>
+        <w:spacing w:after="0" w:line="300" w:lineRule="atLeast"/>
+        <w:rPr>
+          <w:rFonts w:ascii="Segoe UI" w:eastAsia="Times New Roman" w:hAnsi="Segoe UI" w:cs="Segoe UI"/>
+          <w:kern w:val="0"/>
+          <w:sz w:val="21"/>
+          <w:szCs w:val="21"/>
+          <w14:ligatures w14:val="none"/>
+        </w:rPr>
+      </w:pPr>
+      <w:r>
+        <w:rPr>
+          <w:rFonts w:ascii="Segoe UI" w:eastAsia="Times New Roman" w:hAnsi="Segoe UI" w:cs="Segoe UI"/>
+          <w:kern w:val="0"/>
+          <w:sz w:val="21"/>
+          <w:szCs w:val="21"/>
+          <w14:ligatures w14:val="none"/>
+        </w:rPr>
+        <w:t>|</w:t>
+      </w:r>
+    </w:p>
+    <w:p>
+      <w:pPr>
+        <w:spacing w:after="0" w:line="300" w:lineRule="atLeast"/>
+        <w:rPr>
+          <w:rFonts w:ascii="Segoe UI" w:eastAsia="Times New Roman" w:hAnsi="Segoe UI" w:cs="Segoe UI"/>
+          <w:kern w:val="0"/>
+          <w:sz w:val="21"/>
+          <w:szCs w:val="21"/>
+          <w14:ligatures w14:val="none"/>
+        </w:rPr>
+      </w:pPr>
+      <w:r>
+        <w:rPr>
+          <w:rFonts w:ascii="Segoe UI" w:eastAsia="Times New Roman" w:hAnsi="Segoe UI" w:cs="Segoe UI"/>
+          <w:kern w:val="0"/>
+          <w:sz w:val="21"/>
+          <w:szCs w:val="21"/>
+          <w14:ligatures w14:val="none"/>
+        </w:rPr>
+        <w:t>MONITOR | KEEP SATISFIED</w:t>
+      </w:r>
+    </w:p>
+    <w:p>
+      <w:pPr>
+        <w:spacing w:after="0" w:line="300" w:lineRule="atLeast"/>
+        <w:rPr>
+          <w:rFonts w:ascii="Segoe UI" w:eastAsia="Times New Roman" w:hAnsi="Segoe UI" w:cs="Segoe UI"/>
+          <w:kern w:val="0"/>
+          <w:sz w:val="21"/>
+          <w:szCs w:val="21"/>
+          <w14:ligatures w14:val="none"/>
+        </w:rPr>
+      </w:pPr>
+      <w:r>
+        <w:rPr>
+          <w:rFonts w:ascii="Segoe UI" w:eastAsia="Times New Roman" w:hAnsi="Segoe UI" w:cs="Segoe UI"/>
+          <w:kern w:val="0"/>
+          <w:sz w:val="21"/>
+          <w:szCs w:val="21"/>
+          <w14:ligatures w14:val="none"/>
+        </w:rPr>
+        <w:t>|</w:t>
+      </w:r>
+    </w:p>
+    <w:p>
+      <w:pPr>
+        <w:spacing w:after="0" w:line="300" w:lineRule="atLeast"/>
+        <w:rPr>
+          <w:rFonts w:ascii="Segoe UI" w:eastAsia="Times New Roman" w:hAnsi="Segoe UI" w:cs="Segoe UI"/>
+          <w:kern w:val="0"/>
+          <w:sz w:val="21"/>
+          <w:szCs w:val="21"/>
+          <w14:ligatures w14:val="none"/>
+        </w:rPr>
+      </w:pPr>
+      <w:r>
+        <w:rPr>
+          <w:rFonts w:ascii="Segoe UI" w:eastAsia="Times New Roman" w:hAnsi="Segoe UI" w:cs="Segoe UI"/>
+          <w:kern w:val="0"/>
+          <w:sz w:val="21"/>
+          <w:szCs w:val="21"/>
+          <w14:ligatures w14:val="none"/>
+        </w:rPr>
+        <w:t>General Public | Finance Personnel</w:t>
+      </w:r>
+    </w:p>
+    <w:p>
+      <w:pPr>
+        <w:spacing w:after="0" w:line="300" w:lineRule="atLeast"/>
+        <w:rPr>
+          <w:rFonts w:ascii="Segoe UI" w:eastAsia="Times New Roman" w:hAnsi="Segoe UI" w:cs="Segoe UI"/>
+          <w:kern w:val="0"/>
+          <w:sz w:val="21"/>
+          <w:szCs w:val="21"/>
+          <w14:ligatures w14:val="none"/>
+        </w:rPr>
+      </w:pPr>
+      <w:r>
+        <w:rPr>
+          <w:rFonts w:ascii="Segoe UI" w:eastAsia="Times New Roman" w:hAnsi="Segoe UI" w:cs="Segoe UI"/>
+          <w:kern w:val="0"/>
+          <w:sz w:val="21"/>
+          <w:szCs w:val="21"/>
+          <w14:ligatures w14:val="none"/>
+        </w:rPr>
+        <w:t>| Payment Providers</w:t>
+      </w:r>
+    </w:p>
+    <w:p>
+      <w:pPr>
+        <w:spacing w:after="0" w:line="300" w:lineRule="atLeast"/>
+        <w:rPr>
+          <w:rFonts w:ascii="Segoe UI" w:eastAsia="Times New Roman" w:hAnsi="Segoe UI" w:cs="Segoe UI"/>
+          <w:kern w:val="0"/>
+          <w:sz w:val="21"/>
+          <w:szCs w:val="21"/>
+          <w14:ligatures w14:val="none"/>
+        </w:rPr>
+      </w:pPr>
+      <w:r>
+        <w:rPr>
+          <w:rFonts w:ascii="Segoe UI" w:eastAsia="Times New Roman" w:hAnsi="Segoe UI" w:cs="Segoe UI"/>
+          <w:kern w:val="0"/>
+          <w:sz w:val="21"/>
+          <w:szCs w:val="21"/>
+          <w14:ligatures w14:val="none"/>
+        </w:rPr>
+        <w:t> </w:t>
+      </w:r>
+    </w:p>
+    <w:p>
+      <w:pPr>
+        <w:spacing w:after="0" w:line="300" w:lineRule="atLeast"/>
+        <w:rPr>
+          <w:rFonts w:ascii="Segoe UI" w:eastAsia="Times New Roman" w:hAnsi="Segoe UI" w:cs="Segoe UI"/>
+          <w:kern w:val="0"/>
+          <w:sz w:val="21"/>
+          <w:szCs w:val="21"/>
+          <w14:ligatures w14:val="none"/>
+        </w:rPr>
+      </w:pPr>
+      <w:r>
+        <w:rPr>
+          <w:rFonts w:ascii="Segoe UI" w:eastAsia="Times New Roman" w:hAnsi="Segoe UI" w:cs="Segoe UI"/>
+          <w:kern w:val="0"/>
+          <w:sz w:val="21"/>
+          <w:szCs w:val="21"/>
+          <w14:ligatures w14:val="none"/>
+        </w:rPr>
+        <w:t>↓</w:t>
+      </w:r>
+    </w:p>
+    <w:p>
+      <w:pPr>
+        <w:spacing w:after="0" w:line="300" w:lineRule="atLeast"/>
+        <w:rPr>
+          <w:rFonts w:ascii="Segoe UI" w:eastAsia="Times New Roman" w:hAnsi="Segoe UI" w:cs="Segoe UI"/>
+          <w:kern w:val="0"/>
+          <w:sz w:val="21"/>
+          <w:szCs w:val="21"/>
+          <w14:ligatures w14:val="none"/>
+        </w:rPr>
+      </w:pPr>
+      <w:r>
+        <w:rPr>
+          <w:rFonts w:ascii="Segoe UI" w:eastAsia="Times New Roman" w:hAnsi="Segoe UI" w:cs="Segoe UI"/>
+          <w:kern w:val="0"/>
+          <w:sz w:val="21"/>
+          <w:szCs w:val="21"/>
+          <w14:ligatures w14:val="none"/>
+        </w:rPr>
+        <w:t>LOW INTEREST</w:t>
+      </w:r>
+    </w:p>
+    <w:p>
+      <w:pPr>
+        <w:spacing w:before="100" w:beforeAutospacing="1" w:after="100" w:afterAutospacing="1" w:line="300" w:lineRule="atLeast"/>
+        <w:rPr>
+          <w:rFonts w:ascii="Segoe UI" w:eastAsia="Times New Roman" w:hAnsi="Segoe UI" w:cs="Segoe UI"/>
+          <w:kern w:val="0"/>
+          <w:sz w:val="21"/>
+          <w:szCs w:val="21"/>
+          <w14:ligatures w14:val="none"/>
+        </w:rPr>
+      </w:pPr>
+      <w:r>
+        <w:rPr>
+          <w:rFonts w:ascii="Segoe UI" w:eastAsia="Times New Roman" w:hAnsi="Segoe UI" w:cs="Segoe UI"/>
+          <w:kern w:val="0"/>
+          <w:sz w:val="21"/>
+          <w:szCs w:val="21"/>
+          <w14:ligatures w14:val="none"/>
+        </w:rPr>
+        <w:t>Caption:</w:t>
+      </w:r>
+    </w:p>
+    <w:p>
+      <w:pPr>
+        <w:spacing w:after="0" w:line="300" w:lineRule="atLeast"/>
+        <w:rPr>
+          <w:rFonts w:ascii="Segoe UI" w:eastAsia="Times New Roman" w:hAnsi="Segoe UI" w:cs="Segoe UI"/>
+          <w:kern w:val="0"/>
+          <w:sz w:val="21"/>
+          <w:szCs w:val="21"/>
+          <w14:ligatures w14:val="none"/>
+        </w:rPr>
+      </w:pPr>
+      <w:r>
+        <w:rPr>
+          <w:rFonts w:ascii="Segoe UI" w:eastAsia="Times New Roman" w:hAnsi="Segoe UI" w:cs="Segoe UI"/>
+          <w:kern w:val="0"/>
+          <w:sz w:val="21"/>
+          <w:szCs w:val="21"/>
+          <w14:ligatures w14:val="none"/>
+        </w:rPr>
+        <w:t>Plain Text</w:t>
+      </w:r>
+    </w:p>
+    <w:p>
+      <w:pPr>
+        <w:spacing w:after="0" w:line="300" w:lineRule="atLeast"/>
+        <w:rPr>
+          <w:rFonts w:ascii="Segoe UI" w:eastAsia="Times New Roman" w:hAnsi="Segoe UI" w:cs="Segoe UI"/>
+          <w:kern w:val="0"/>
+          <w:sz w:val="21"/>
+          <w:szCs w:val="21"/>
+          <w14:ligatures w14:val="none"/>
+        </w:rPr>
+      </w:pPr>
+      <w:r>
+        <w:rPr>
+          <w:rFonts w:ascii="Segoe UI" w:eastAsia="Times New Roman" w:hAnsi="Segoe UI" w:cs="Segoe UI"/>
+          <w:kern w:val="0"/>
+          <w:sz w:val="21"/>
+          <w:szCs w:val="21"/>
+          <w14:ligatures w14:val="none"/>
+        </w:rPr>
+        <w:t>Figure 4. Smart Parking Platform Power-Interest Grid</w:t>
+      </w:r>
+    </w:p>
+    <w:p>
+      <w:pPr>
+        <w:spacing w:after="0" w:line="300" w:lineRule="atLeast"/>
+        <w:rPr>
+          <w:rFonts w:ascii="Segoe UI" w:eastAsia="Times New Roman" w:hAnsi="Segoe UI" w:cs="Segoe UI"/>
+          <w:kern w:val="0"/>
+          <w:sz w:val="21"/>
+          <w:szCs w:val="21"/>
+          <w14:ligatures w14:val="none"/>
+        </w:rPr>
+      </w:pPr>
+      <w:r>
+        <w:rPr>
+          <w:rFonts w:ascii="Segoe UI" w:eastAsia="Times New Roman" w:hAnsi="Segoe UI" w:cs="Segoe UI"/>
+          <w:kern w:val="0"/>
+          <w:sz w:val="21"/>
+          <w:szCs w:val="21"/>
+          <w14:ligatures w14:val="none"/>
+        </w:rPr>
+        <w:pict w14:anchorId="74C4D70D">
+          <v:rect id="_x0000_i1060" style="width:0;height:1.5pt" o:hralign="center" o:hrstd="t" o:hr="t" fillcolor="#a0a0a0" stroked="f"/>
+        </w:pict>
+      </w:r>
+    </w:p>
+    <w:p>
+      <w:pPr>
+        <w:spacing w:before="100" w:beforeAutospacing="1" w:after="100" w:afterAutospacing="1" w:line="300" w:lineRule="atLeast"/>
+        <w:outlineLvl w:val="0"/>
+        <w:rPr>
+          <w:rFonts w:ascii="Segoe UI" w:eastAsia="Times New Roman" w:hAnsi="Segoe UI" w:cs="Segoe UI"/>
+          <w:b/>
+          <w:bCs/>
+          <w:kern w:val="36"/>
+          <w:sz w:val="48"/>
+          <w:szCs w:val="48"/>
+          <w14:ligatures w14:val="none"/>
+        </w:rPr>
+      </w:pPr>
+      <w:r>
+        <w:rPr>
+          <w:rFonts w:ascii="Segoe UI" w:eastAsia="Times New Roman" w:hAnsi="Segoe UI" w:cs="Segoe UI"/>
+          <w:b/>
+          <w:bCs/>
+          <w:kern w:val="36"/>
+          <w:sz w:val="48"/>
+          <w:szCs w:val="48"/>
+          <w14:ligatures w14:val="none"/>
+        </w:rPr>
+        <w:t>15. Team Charter</w:t>
+      </w:r>
+    </w:p>
+    <w:p>
+      <w:pPr>
+        <w:spacing w:before="100" w:beforeAutospacing="1" w:after="100" w:afterAutospacing="1" w:line="300" w:lineRule="atLeast"/>
+        <w:outlineLvl w:val="1"/>
+        <w:rPr>
+          <w:rFonts w:ascii="Segoe UI" w:eastAsia="Times New Roman" w:hAnsi="Segoe UI" w:cs="Segoe UI"/>
+          <w:b/>
+          <w:bCs/>
+          <w:kern w:val="0"/>
+          <w:sz w:val="36"/>
+          <w:szCs w:val="36"/>
+          <w14:ligatures w14:val="none"/>
+        </w:rPr>
+      </w:pPr>
+      <w:r>
+        <w:rPr>
+          <w:rFonts w:ascii="Segoe UI" w:eastAsia="Times New Roman" w:hAnsi="Segoe UI" w:cs="Segoe UI"/>
+          <w:b/>
+          <w:bCs/>
+          <w:kern w:val="0"/>
+          <w:sz w:val="36"/>
+          <w:szCs w:val="36"/>
+          <w14:ligatures w14:val="none"/>
+        </w:rPr>
+        <w:t>Team Charter</w:t>
+      </w:r>
+    </w:p>
+    <w:p>
+      <w:pPr>
+        <w:spacing w:before="100" w:beforeAutospacing="1" w:after="100" w:afterAutospacing="1" w:line="300" w:lineRule="atLeast"/>
+        <w:outlineLvl w:val="2"/>
+        <w:rPr>
+          <w:rFonts w:ascii="Segoe UI" w:eastAsia="Times New Roman" w:hAnsi="Segoe UI" w:cs="Segoe UI"/>
+          <w:b/>
+          <w:bCs/>
+          <w:kern w:val="0"/>
+          <w:sz w:val="27"/>
+          <w:szCs w:val="27"/>
+          <w14:ligatures w14:val="none"/>
+        </w:rPr>
+      </w:pPr>
+      <w:r>
+        <w:rPr>
+          <w:rFonts w:ascii="Segoe UI" w:eastAsia="Times New Roman" w:hAnsi="Segoe UI" w:cs="Segoe UI"/>
+          <w:b/>
+          <w:bCs/>
+          <w:kern w:val="0"/>
+          <w:sz w:val="27"/>
+          <w:szCs w:val="27"/>
+          <w14:ligatures w14:val="none"/>
+        </w:rPr>
+        <w:lastRenderedPageBreak/>
+        <w:t>Team Name</w:t>
+      </w:r>
+    </w:p>
+    <w:p>
+      <w:pPr>
+        <w:spacing w:before="100" w:beforeAutospacing="1" w:after="100" w:afterAutospacing="1" w:line="300" w:lineRule="atLeast"/>
+        <w:rPr>
+          <w:rFonts w:ascii="Segoe UI" w:eastAsia="Times New Roman" w:hAnsi="Segoe UI" w:cs="Segoe UI"/>
+          <w:kern w:val="0"/>
+          <w:sz w:val="21"/>
+          <w:szCs w:val="21"/>
+          <w14:ligatures w14:val="none"/>
+        </w:rPr>
+      </w:pPr>
+      <w:r>
+        <w:rPr>
+          <w:rFonts w:ascii="Segoe UI" w:eastAsia="Times New Roman" w:hAnsi="Segoe UI" w:cs="Segoe UI"/>
+          <w:kern w:val="0"/>
+          <w:sz w:val="21"/>
+          <w:szCs w:val="21"/>
+          <w14:ligatures w14:val="none"/>
+        </w:rPr>
+        <w:t>WE ARE $</w:t>
+      </w:r>
+      <w:proofErr w:type="spellStart"/>
+      <w:r>
+        <w:rPr>
+          <w:rFonts w:ascii="Segoe UI" w:eastAsia="Times New Roman" w:hAnsi="Segoe UI" w:cs="Segoe UI"/>
+          <w:kern w:val="0"/>
+          <w:sz w:val="21"/>
+          <w:szCs w:val="21"/>
+          <w14:ligatures w14:val="none"/>
+        </w:rPr>
+        <w:t>oftware</w:t>
+      </w:r>
+      <w:proofErr w:type="spellEnd"/>
+      <w:r>
+        <w:rPr>
+          <w:rFonts w:ascii="Segoe UI" w:eastAsia="Times New Roman" w:hAnsi="Segoe UI" w:cs="Segoe UI"/>
+          <w:kern w:val="0"/>
+          <w:sz w:val="21"/>
+          <w:szCs w:val="21"/>
+          <w14:ligatures w14:val="none"/>
+        </w:rPr>
+        <w:t xml:space="preserve"> Corp.</w:t>
+      </w:r>
+    </w:p>
+    <w:p>
+      <w:pPr>
+        <w:spacing w:before="100" w:beforeAutospacing="1" w:after="100" w:afterAutospacing="1" w:line="300" w:lineRule="atLeast"/>
+        <w:outlineLvl w:val="2"/>
+        <w:rPr>
+          <w:rFonts w:ascii="Segoe UI" w:eastAsia="Times New Roman" w:hAnsi="Segoe UI" w:cs="Segoe UI"/>
+          <w:b/>
+          <w:bCs/>
+          <w:kern w:val="0"/>
+          <w:sz w:val="27"/>
+          <w:szCs w:val="27"/>
+          <w14:ligatures w14:val="none"/>
+        </w:rPr>
+      </w:pPr>
+      <w:r>
+        <w:rPr>
+          <w:rFonts w:ascii="Segoe UI" w:eastAsia="Times New Roman" w:hAnsi="Segoe UI" w:cs="Segoe UI"/>
+          <w:b/>
+          <w:bCs/>
+          <w:kern w:val="0"/>
+          <w:sz w:val="27"/>
+          <w:szCs w:val="27"/>
+          <w14:ligatures w14:val="none"/>
+        </w:rPr>
+        <w:t>Mission Statement</w:t>
+      </w:r>
+    </w:p>
+    <w:p>
+      <w:pPr>
+        <w:spacing w:before="100" w:beforeAutospacing="1" w:after="100" w:afterAutospacing="1" w:line="300" w:lineRule="atLeast"/>
+        <w:rPr>
+          <w:rFonts w:ascii="Segoe UI" w:eastAsia="Times New Roman" w:hAnsi="Segoe UI" w:cs="Segoe UI"/>
+          <w:kern w:val="0"/>
+          <w:sz w:val="21"/>
+          <w:szCs w:val="21"/>
+          <w14:ligatures w14:val="none"/>
+        </w:rPr>
+      </w:pPr>
+      <w:r>
+        <w:rPr>
+          <w:rFonts w:ascii="Segoe UI" w:eastAsia="Times New Roman" w:hAnsi="Segoe UI" w:cs="Segoe UI"/>
+          <w:kern w:val="0"/>
+          <w:sz w:val="21"/>
+          <w:szCs w:val="21"/>
+          <w14:ligatures w14:val="none"/>
+        </w:rPr>
+        <w:t>Develop a Smart Parking Platform that enables drivers to locate, reserve, navigate to, and pay for parking spaces while providing operators with powerful management and reporting capabilities.</w:t>
+      </w:r>
+    </w:p>
+    <w:p>
+      <w:pPr>
+        <w:spacing w:before="100" w:beforeAutospacing="1" w:after="100" w:afterAutospacing="1" w:line="300" w:lineRule="atLeast"/>
+        <w:outlineLvl w:val="2"/>
+        <w:rPr>
+          <w:rFonts w:ascii="Segoe UI" w:eastAsia="Times New Roman" w:hAnsi="Segoe UI" w:cs="Segoe UI"/>
+          <w:b/>
+          <w:bCs/>
+          <w:kern w:val="0"/>
+          <w:sz w:val="27"/>
+          <w:szCs w:val="27"/>
+          <w14:ligatures w14:val="none"/>
+        </w:rPr>
+      </w:pPr>
+      <w:r>
+        <w:rPr>
+          <w:rFonts w:ascii="Segoe UI" w:eastAsia="Times New Roman" w:hAnsi="Segoe UI" w:cs="Segoe UI"/>
+          <w:b/>
+          <w:bCs/>
+          <w:kern w:val="0"/>
+          <w:sz w:val="27"/>
+          <w:szCs w:val="27"/>
+          <w14:ligatures w14:val="none"/>
+        </w:rPr>
+        <w:t>Team Members</w:t>
+      </w:r>
+    </w:p>
+    <w:p>
+      <w:pPr>
+        <w:numPr>
+          <w:ilvl w:val="0"/>
+          <w:numId w:val="58"/>
+        </w:numPr>
+        <w:spacing w:before="100" w:beforeAutospacing="1" w:after="100" w:afterAutospacing="1" w:line="300" w:lineRule="atLeast"/>
+        <w:rPr>
+          <w:rFonts w:ascii="Segoe UI" w:eastAsia="Times New Roman" w:hAnsi="Segoe UI" w:cs="Segoe UI"/>
+          <w:kern w:val="0"/>
+          <w:sz w:val="21"/>
+          <w:szCs w:val="21"/>
+          <w14:ligatures w14:val="none"/>
+        </w:rPr>
+      </w:pPr>
+      <w:r>
+        <w:rPr>
+          <w:rFonts w:ascii="Segoe UI" w:eastAsia="Times New Roman" w:hAnsi="Segoe UI" w:cs="Segoe UI"/>
+          <w:kern w:val="0"/>
+          <w:sz w:val="21"/>
+          <w:szCs w:val="21"/>
+          <w14:ligatures w14:val="none"/>
+        </w:rPr>
+        <w:t>Sarah Johnson – Project Manager</w:t>
+      </w:r>
+    </w:p>
+    <w:p>
+      <w:pPr>
+        <w:numPr>
+          <w:ilvl w:val="0"/>
+          <w:numId w:val="58"/>
+        </w:numPr>
+        <w:spacing w:before="100" w:beforeAutospacing="1" w:after="100" w:afterAutospacing="1" w:line="300" w:lineRule="atLeast"/>
+        <w:rPr>
+          <w:rFonts w:ascii="Segoe UI" w:eastAsia="Times New Roman" w:hAnsi="Segoe UI" w:cs="Segoe UI"/>
+          <w:kern w:val="0"/>
+          <w:sz w:val="21"/>
+          <w:szCs w:val="21"/>
+          <w14:ligatures w14:val="none"/>
+        </w:rPr>
+      </w:pPr>
+      <w:r>
+        <w:rPr>
+          <w:rFonts w:ascii="Segoe UI" w:eastAsia="Times New Roman" w:hAnsi="Segoe UI" w:cs="Segoe UI"/>
+          <w:kern w:val="0"/>
+          <w:sz w:val="21"/>
+          <w:szCs w:val="21"/>
+          <w14:ligatures w14:val="none"/>
+        </w:rPr>
+        <w:t>Michael Chen – Business Analyst</w:t>
+      </w:r>
+    </w:p>
+    <w:p>
+      <w:pPr>
+        <w:numPr>
+          <w:ilvl w:val="0"/>
+          <w:numId w:val="58"/>
+        </w:numPr>
+        <w:spacing w:before="100" w:beforeAutospacing="1" w:after="100" w:afterAutospacing="1" w:line="300" w:lineRule="atLeast"/>
+        <w:rPr>
+          <w:rFonts w:ascii="Segoe UI" w:eastAsia="Times New Roman" w:hAnsi="Segoe UI" w:cs="Segoe UI"/>
+          <w:kern w:val="0"/>
+          <w:sz w:val="21"/>
+          <w:szCs w:val="21"/>
+          <w14:ligatures w14:val="none"/>
+        </w:rPr>
+      </w:pPr>
+      <w:r>
+        <w:rPr>
+          <w:rFonts w:ascii="Segoe UI" w:eastAsia="Times New Roman" w:hAnsi="Segoe UI" w:cs="Segoe UI"/>
+          <w:kern w:val="0"/>
+          <w:sz w:val="21"/>
+          <w:szCs w:val="21"/>
+          <w14:ligatures w14:val="none"/>
+        </w:rPr>
+        <w:t>Jessica Williams – Mobile Developer</w:t>
+      </w:r>
+    </w:p>
+    <w:p>
+      <w:pPr>
+        <w:numPr>
+          <w:ilvl w:val="0"/>
+          <w:numId w:val="58"/>
+        </w:numPr>
+        <w:spacing w:before="100" w:beforeAutospacing="1" w:after="100" w:afterAutospacing="1" w:line="300" w:lineRule="atLeast"/>
+        <w:rPr>
+          <w:rFonts w:ascii="Segoe UI" w:eastAsia="Times New Roman" w:hAnsi="Segoe UI" w:cs="Segoe UI"/>
+          <w:kern w:val="0"/>
+          <w:sz w:val="21"/>
+          <w:szCs w:val="21"/>
+          <w14:ligatures w14:val="none"/>
+        </w:rPr>
+      </w:pPr>
+      <w:r>
+        <w:rPr>
+          <w:rFonts w:ascii="Segoe UI" w:eastAsia="Times New Roman" w:hAnsi="Segoe UI" w:cs="Segoe UI"/>
+          <w:kern w:val="0"/>
+          <w:sz w:val="21"/>
+          <w:szCs w:val="21"/>
+          <w14:ligatures w14:val="none"/>
+        </w:rPr>
+        <w:t>David Garcia – Web Developer</w:t>
+      </w:r>
+    </w:p>
+    <w:p>
+      <w:pPr>
+        <w:numPr>
+          <w:ilvl w:val="0"/>
+          <w:numId w:val="58"/>
+        </w:numPr>
+        <w:spacing w:before="100" w:beforeAutospacing="1" w:after="100" w:afterAutospacing="1" w:line="300" w:lineRule="atLeast"/>
+        <w:rPr>
+          <w:rFonts w:ascii="Segoe UI" w:eastAsia="Times New Roman" w:hAnsi="Segoe UI" w:cs="Segoe UI"/>
+          <w:kern w:val="0"/>
+          <w:sz w:val="21"/>
+          <w:szCs w:val="21"/>
+          <w14:ligatures w14:val="none"/>
+        </w:rPr>
+      </w:pPr>
+      <w:r>
+        <w:rPr>
+          <w:rFonts w:ascii="Segoe UI" w:eastAsia="Times New Roman" w:hAnsi="Segoe UI" w:cs="Segoe UI"/>
+          <w:kern w:val="0"/>
+          <w:sz w:val="21"/>
+          <w:szCs w:val="21"/>
+          <w14:ligatures w14:val="none"/>
+        </w:rPr>
+        <w:t>Emily Rodriguez – Backend Developer</w:t>
+      </w:r>
+    </w:p>
+    <w:p>
+      <w:pPr>
+        <w:numPr>
+          <w:ilvl w:val="0"/>
+          <w:numId w:val="58"/>
+        </w:numPr>
+        <w:spacing w:before="100" w:beforeAutospacing="1" w:after="100" w:afterAutospacing="1" w:line="300" w:lineRule="atLeast"/>
+        <w:rPr>
+          <w:rFonts w:ascii="Segoe UI" w:eastAsia="Times New Roman" w:hAnsi="Segoe UI" w:cs="Segoe UI"/>
+          <w:kern w:val="0"/>
+          <w:sz w:val="21"/>
+          <w:szCs w:val="21"/>
+          <w14:ligatures w14:val="none"/>
+        </w:rPr>
+      </w:pPr>
+      <w:r>
+        <w:rPr>
+          <w:rFonts w:ascii="Segoe UI" w:eastAsia="Times New Roman" w:hAnsi="Segoe UI" w:cs="Segoe UI"/>
+          <w:kern w:val="0"/>
+          <w:sz w:val="21"/>
+          <w:szCs w:val="21"/>
+          <w14:ligatures w14:val="none"/>
+        </w:rPr>
+        <w:t>Olivia Martin – QA Engineer</w:t>
+      </w:r>
+    </w:p>
+    <w:p>
+      <w:pPr>
+        <w:spacing w:before="100" w:beforeAutospacing="1" w:after="100" w:afterAutospacing="1" w:line="300" w:lineRule="atLeast"/>
+        <w:outlineLvl w:val="2"/>
+        <w:rPr>
+          <w:rFonts w:ascii="Segoe UI" w:eastAsia="Times New Roman" w:hAnsi="Segoe UI" w:cs="Segoe UI"/>
+          <w:b/>
+          <w:bCs/>
+          <w:kern w:val="0"/>
+          <w:sz w:val="27"/>
+          <w:szCs w:val="27"/>
+          <w14:ligatures w14:val="none"/>
+        </w:rPr>
+      </w:pPr>
+      <w:r>
+        <w:rPr>
+          <w:rFonts w:ascii="Segoe UI" w:eastAsia="Times New Roman" w:hAnsi="Segoe UI" w:cs="Segoe UI"/>
+          <w:b/>
+          <w:bCs/>
+          <w:kern w:val="0"/>
+          <w:sz w:val="27"/>
+          <w:szCs w:val="27"/>
+          <w14:ligatures w14:val="none"/>
+        </w:rPr>
+        <w:t>Team Values</w:t>
+      </w:r>
+    </w:p>
+    <w:p>
+      <w:pPr>
+        <w:numPr>
+          <w:ilvl w:val="0"/>
+          <w:numId w:val="59"/>
+        </w:numPr>
+        <w:spacing w:before="100" w:beforeAutospacing="1" w:after="100" w:afterAutospacing="1" w:line="300" w:lineRule="atLeast"/>
+        <w:rPr>
+          <w:rFonts w:ascii="Segoe UI" w:eastAsia="Times New Roman" w:hAnsi="Segoe UI" w:cs="Segoe UI"/>
+          <w:kern w:val="0"/>
+          <w:sz w:val="21"/>
+          <w:szCs w:val="21"/>
+          <w14:ligatures w14:val="none"/>
+        </w:rPr>
+      </w:pPr>
+      <w:r>
+        <w:rPr>
+          <w:rFonts w:ascii="Segoe UI" w:eastAsia="Times New Roman" w:hAnsi="Segoe UI" w:cs="Segoe UI"/>
+          <w:kern w:val="0"/>
+          <w:sz w:val="21"/>
+          <w:szCs w:val="21"/>
+          <w14:ligatures w14:val="none"/>
+        </w:rPr>
+        <w:t>Accountability</w:t>
+      </w:r>
+    </w:p>
+    <w:p>
+      <w:pPr>
+        <w:numPr>
+          <w:ilvl w:val="0"/>
+          <w:numId w:val="59"/>
+        </w:numPr>
+        <w:spacing w:before="100" w:beforeAutospacing="1" w:after="100" w:afterAutospacing="1" w:line="300" w:lineRule="atLeast"/>
+        <w:rPr>
+          <w:rFonts w:ascii="Segoe UI" w:eastAsia="Times New Roman" w:hAnsi="Segoe UI" w:cs="Segoe UI"/>
+          <w:kern w:val="0"/>
+          <w:sz w:val="21"/>
+          <w:szCs w:val="21"/>
+          <w14:ligatures w14:val="none"/>
+        </w:rPr>
+      </w:pPr>
+      <w:r>
+        <w:rPr>
+          <w:rFonts w:ascii="Segoe UI" w:eastAsia="Times New Roman" w:hAnsi="Segoe UI" w:cs="Segoe UI"/>
+          <w:kern w:val="0"/>
+          <w:sz w:val="21"/>
+          <w:szCs w:val="21"/>
+          <w14:ligatures w14:val="none"/>
+        </w:rPr>
+        <w:t>Collaboration</w:t>
+      </w:r>
+    </w:p>
+    <w:p>
+      <w:pPr>
+        <w:numPr>
+          <w:ilvl w:val="0"/>
+          <w:numId w:val="59"/>
+        </w:numPr>
+        <w:spacing w:before="100" w:beforeAutospacing="1" w:after="100" w:afterAutospacing="1" w:line="300" w:lineRule="atLeast"/>
+        <w:rPr>
+          <w:rFonts w:ascii="Segoe UI" w:eastAsia="Times New Roman" w:hAnsi="Segoe UI" w:cs="Segoe UI"/>
+          <w:kern w:val="0"/>
+          <w:sz w:val="21"/>
+          <w:szCs w:val="21"/>
+          <w14:ligatures w14:val="none"/>
+        </w:rPr>
+      </w:pPr>
+      <w:r>
+        <w:rPr>
+          <w:rFonts w:ascii="Segoe UI" w:eastAsia="Times New Roman" w:hAnsi="Segoe UI" w:cs="Segoe UI"/>
+          <w:kern w:val="0"/>
+          <w:sz w:val="21"/>
+          <w:szCs w:val="21"/>
+          <w14:ligatures w14:val="none"/>
+        </w:rPr>
+        <w:t>Respect</w:t>
+      </w:r>
+    </w:p>
+    <w:p>
+      <w:pPr>
+        <w:numPr>
+          <w:ilvl w:val="0"/>
+          <w:numId w:val="59"/>
+        </w:numPr>
+        <w:spacing w:before="100" w:beforeAutospacing="1" w:after="100" w:afterAutospacing="1" w:line="300" w:lineRule="atLeast"/>
+        <w:rPr>
+          <w:rFonts w:ascii="Segoe UI" w:eastAsia="Times New Roman" w:hAnsi="Segoe UI" w:cs="Segoe UI"/>
+          <w:kern w:val="0"/>
+          <w:sz w:val="21"/>
+          <w:szCs w:val="21"/>
+          <w14:ligatures w14:val="none"/>
+        </w:rPr>
+      </w:pPr>
+      <w:r>
+        <w:rPr>
+          <w:rFonts w:ascii="Segoe UI" w:eastAsia="Times New Roman" w:hAnsi="Segoe UI" w:cs="Segoe UI"/>
+          <w:kern w:val="0"/>
+          <w:sz w:val="21"/>
+          <w:szCs w:val="21"/>
+          <w14:ligatures w14:val="none"/>
+        </w:rPr>
+        <w:t>Innovation</w:t>
+      </w:r>
+    </w:p>
+    <w:p>
+      <w:pPr>
+        <w:numPr>
+          <w:ilvl w:val="0"/>
+          <w:numId w:val="59"/>
+        </w:numPr>
+        <w:spacing w:before="100" w:beforeAutospacing="1" w:after="100" w:afterAutospacing="1" w:line="300" w:lineRule="atLeast"/>
+        <w:rPr>
+          <w:rFonts w:ascii="Segoe UI" w:eastAsia="Times New Roman" w:hAnsi="Segoe UI" w:cs="Segoe UI"/>
+          <w:kern w:val="0"/>
+          <w:sz w:val="21"/>
+          <w:szCs w:val="21"/>
+          <w14:ligatures w14:val="none"/>
+        </w:rPr>
+      </w:pPr>
+      <w:r>
+        <w:rPr>
+          <w:rFonts w:ascii="Segoe UI" w:eastAsia="Times New Roman" w:hAnsi="Segoe UI" w:cs="Segoe UI"/>
+          <w:kern w:val="0"/>
+          <w:sz w:val="21"/>
+          <w:szCs w:val="21"/>
+          <w14:ligatures w14:val="none"/>
+        </w:rPr>
+        <w:t>Communication</w:t>
+      </w:r>
+    </w:p>
+    <w:p>
+      <w:pPr>
+        <w:spacing w:before="100" w:beforeAutospacing="1" w:after="100" w:afterAutospacing="1" w:line="300" w:lineRule="atLeast"/>
+        <w:outlineLvl w:val="2"/>
+        <w:rPr>
+          <w:rFonts w:ascii="Segoe UI" w:eastAsia="Times New Roman" w:hAnsi="Segoe UI" w:cs="Segoe UI"/>
+          <w:b/>
+          <w:bCs/>
+          <w:kern w:val="0"/>
+          <w:sz w:val="27"/>
+          <w:szCs w:val="27"/>
+          <w14:ligatures w14:val="none"/>
+        </w:rPr>
+      </w:pPr>
+      <w:r>
+        <w:rPr>
+          <w:rFonts w:ascii="Segoe UI" w:eastAsia="Times New Roman" w:hAnsi="Segoe UI" w:cs="Segoe UI"/>
+          <w:b/>
+          <w:bCs/>
+          <w:kern w:val="0"/>
+          <w:sz w:val="27"/>
+          <w:szCs w:val="27"/>
+          <w14:ligatures w14:val="none"/>
+        </w:rPr>
+        <w:t>Team Expectations</w:t>
+      </w:r>
+    </w:p>
+    <w:p>
+      <w:pPr>
+        <w:numPr>
+          <w:ilvl w:val="0"/>
+          <w:numId w:val="60"/>
+        </w:numPr>
+        <w:spacing w:before="100" w:beforeAutospacing="1" w:after="100" w:afterAutospacing="1" w:line="300" w:lineRule="atLeast"/>
+        <w:rPr>
+          <w:rFonts w:ascii="Segoe UI" w:eastAsia="Times New Roman" w:hAnsi="Segoe UI" w:cs="Segoe UI"/>
+          <w:kern w:val="0"/>
+          <w:sz w:val="21"/>
+          <w:szCs w:val="21"/>
+          <w14:ligatures w14:val="none"/>
+        </w:rPr>
+      </w:pPr>
+      <w:r>
+        <w:rPr>
+          <w:rFonts w:ascii="Segoe UI" w:eastAsia="Times New Roman" w:hAnsi="Segoe UI" w:cs="Segoe UI"/>
+          <w:kern w:val="0"/>
+          <w:sz w:val="21"/>
+          <w:szCs w:val="21"/>
+          <w14:ligatures w14:val="none"/>
+        </w:rPr>
+        <w:t>Attend scheduled meetings</w:t>
+      </w:r>
+    </w:p>
+    <w:p>
+      <w:pPr>
+        <w:numPr>
+          <w:ilvl w:val="0"/>
+          <w:numId w:val="60"/>
+        </w:numPr>
+        <w:spacing w:before="100" w:beforeAutospacing="1" w:after="100" w:afterAutospacing="1" w:line="300" w:lineRule="atLeast"/>
+        <w:rPr>
+          <w:rFonts w:ascii="Segoe UI" w:eastAsia="Times New Roman" w:hAnsi="Segoe UI" w:cs="Segoe UI"/>
+          <w:kern w:val="0"/>
+          <w:sz w:val="21"/>
+          <w:szCs w:val="21"/>
+          <w14:ligatures w14:val="none"/>
+        </w:rPr>
+      </w:pPr>
+      <w:r>
+        <w:rPr>
+          <w:rFonts w:ascii="Segoe UI" w:eastAsia="Times New Roman" w:hAnsi="Segoe UI" w:cs="Segoe UI"/>
+          <w:kern w:val="0"/>
+          <w:sz w:val="21"/>
+          <w:szCs w:val="21"/>
+          <w14:ligatures w14:val="none"/>
+        </w:rPr>
+        <w:t>Meet deadlines</w:t>
+      </w:r>
+    </w:p>
+    <w:p>
+      <w:pPr>
+        <w:numPr>
+          <w:ilvl w:val="0"/>
+          <w:numId w:val="60"/>
+        </w:numPr>
+        <w:spacing w:before="100" w:beforeAutospacing="1" w:after="100" w:afterAutospacing="1" w:line="300" w:lineRule="atLeast"/>
+        <w:rPr>
+          <w:rFonts w:ascii="Segoe UI" w:eastAsia="Times New Roman" w:hAnsi="Segoe UI" w:cs="Segoe UI"/>
+          <w:kern w:val="0"/>
+          <w:sz w:val="21"/>
+          <w:szCs w:val="21"/>
+          <w14:ligatures w14:val="none"/>
+        </w:rPr>
+      </w:pPr>
+      <w:proofErr w:type="gramStart"/>
+      <w:r>
+        <w:rPr>
+          <w:rFonts w:ascii="Segoe UI" w:eastAsia="Times New Roman" w:hAnsi="Segoe UI" w:cs="Segoe UI"/>
+          <w:kern w:val="0"/>
+          <w:sz w:val="21"/>
+          <w:szCs w:val="21"/>
+          <w14:ligatures w14:val="none"/>
+        </w:rPr>
+        <w:t>Communicate</w:t>
+      </w:r>
+      <w:proofErr w:type="gramEnd"/>
+      <w:r>
+        <w:rPr>
+          <w:rFonts w:ascii="Segoe UI" w:eastAsia="Times New Roman" w:hAnsi="Segoe UI" w:cs="Segoe UI"/>
+          <w:kern w:val="0"/>
+          <w:sz w:val="21"/>
+          <w:szCs w:val="21"/>
+          <w14:ligatures w14:val="none"/>
+        </w:rPr>
+        <w:t xml:space="preserve"> issues early</w:t>
+      </w:r>
+    </w:p>
+    <w:p>
+      <w:pPr>
+        <w:numPr>
+          <w:ilvl w:val="0"/>
+          <w:numId w:val="60"/>
+        </w:numPr>
+        <w:spacing w:before="100" w:beforeAutospacing="1" w:after="100" w:afterAutospacing="1" w:line="300" w:lineRule="atLeast"/>
+        <w:rPr>
+          <w:rFonts w:ascii="Segoe UI" w:eastAsia="Times New Roman" w:hAnsi="Segoe UI" w:cs="Segoe UI"/>
+          <w:kern w:val="0"/>
+          <w:sz w:val="21"/>
+          <w:szCs w:val="21"/>
+          <w14:ligatures w14:val="none"/>
+        </w:rPr>
+      </w:pPr>
+      <w:r>
+        <w:rPr>
+          <w:rFonts w:ascii="Segoe UI" w:eastAsia="Times New Roman" w:hAnsi="Segoe UI" w:cs="Segoe UI"/>
+          <w:kern w:val="0"/>
+          <w:sz w:val="21"/>
+          <w:szCs w:val="21"/>
+          <w14:ligatures w14:val="none"/>
+        </w:rPr>
+        <w:t>Support team members</w:t>
+      </w:r>
+    </w:p>
+    <w:p>
+      <w:pPr>
+        <w:numPr>
+          <w:ilvl w:val="0"/>
+          <w:numId w:val="60"/>
+        </w:numPr>
+        <w:spacing w:before="100" w:beforeAutospacing="1" w:after="100" w:afterAutospacing="1" w:line="300" w:lineRule="atLeast"/>
+        <w:rPr>
+          <w:rFonts w:ascii="Segoe UI" w:eastAsia="Times New Roman" w:hAnsi="Segoe UI" w:cs="Segoe UI"/>
+          <w:kern w:val="0"/>
+          <w:sz w:val="21"/>
+          <w:szCs w:val="21"/>
+          <w14:ligatures w14:val="none"/>
+        </w:rPr>
+      </w:pPr>
+      <w:r>
+        <w:rPr>
+          <w:rFonts w:ascii="Segoe UI" w:eastAsia="Times New Roman" w:hAnsi="Segoe UI" w:cs="Segoe UI"/>
+          <w:kern w:val="0"/>
+          <w:sz w:val="21"/>
+          <w:szCs w:val="21"/>
+          <w14:ligatures w14:val="none"/>
+        </w:rPr>
+        <w:t>Maintain quality standards</w:t>
+      </w:r>
+    </w:p>
+    <w:p>
+      <w:pPr>
+        <w:spacing w:before="100" w:beforeAutospacing="1" w:after="100" w:afterAutospacing="1" w:line="300" w:lineRule="atLeast"/>
+        <w:outlineLvl w:val="2"/>
+        <w:rPr>
+          <w:rFonts w:ascii="Segoe UI" w:eastAsia="Times New Roman" w:hAnsi="Segoe UI" w:cs="Segoe UI"/>
+          <w:b/>
+          <w:bCs/>
+          <w:kern w:val="0"/>
+          <w:sz w:val="27"/>
+          <w:szCs w:val="27"/>
+          <w14:ligatures w14:val="none"/>
+        </w:rPr>
+      </w:pPr>
+      <w:r>
+        <w:rPr>
+          <w:rFonts w:ascii="Segoe UI" w:eastAsia="Times New Roman" w:hAnsi="Segoe UI" w:cs="Segoe UI"/>
+          <w:b/>
+          <w:bCs/>
+          <w:kern w:val="0"/>
+          <w:sz w:val="27"/>
+          <w:szCs w:val="27"/>
+          <w14:ligatures w14:val="none"/>
+        </w:rPr>
+        <w:t>Conflict Resolution</w:t>
+      </w:r>
+    </w:p>
+    <w:p>
+      <w:pPr>
+        <w:spacing w:before="100" w:beforeAutospacing="1" w:after="100" w:afterAutospacing="1" w:line="300" w:lineRule="atLeast"/>
+        <w:rPr>
+          <w:rFonts w:ascii="Segoe UI" w:eastAsia="Times New Roman" w:hAnsi="Segoe UI" w:cs="Segoe UI"/>
+          <w:kern w:val="0"/>
+          <w:sz w:val="21"/>
+          <w:szCs w:val="21"/>
+          <w14:ligatures w14:val="none"/>
+        </w:rPr>
+      </w:pPr>
+      <w:r>
+        <w:rPr>
+          <w:rFonts w:ascii="Segoe UI" w:eastAsia="Times New Roman" w:hAnsi="Segoe UI" w:cs="Segoe UI"/>
+          <w:kern w:val="0"/>
+          <w:sz w:val="21"/>
+          <w:szCs w:val="21"/>
+          <w14:ligatures w14:val="none"/>
+        </w:rPr>
+        <w:t>Conflicts will be discussed during team meetings. Unresolved conflicts will be escalated to the Project Manager.</w:t>
+      </w:r>
+    </w:p>
+    <w:p>
+      <w:pPr>
+        <w:spacing w:before="100" w:beforeAutospacing="1" w:after="100" w:afterAutospacing="1" w:line="300" w:lineRule="atLeast"/>
+        <w:outlineLvl w:val="2"/>
+        <w:rPr>
+          <w:rFonts w:ascii="Segoe UI" w:eastAsia="Times New Roman" w:hAnsi="Segoe UI" w:cs="Segoe UI"/>
+          <w:b/>
+          <w:bCs/>
+          <w:kern w:val="0"/>
+          <w:sz w:val="27"/>
+          <w:szCs w:val="27"/>
+          <w14:ligatures w14:val="none"/>
+        </w:rPr>
+      </w:pPr>
+      <w:r>
+        <w:rPr>
+          <w:rFonts w:ascii="Segoe UI" w:eastAsia="Times New Roman" w:hAnsi="Segoe UI" w:cs="Segoe UI"/>
+          <w:b/>
+          <w:bCs/>
+          <w:kern w:val="0"/>
+          <w:sz w:val="27"/>
+          <w:szCs w:val="27"/>
+          <w14:ligatures w14:val="none"/>
+        </w:rPr>
+        <w:t>Decision Making</w:t>
+      </w:r>
+    </w:p>
+    <w:p>
+      <w:pPr>
+        <w:spacing w:before="100" w:beforeAutospacing="1" w:after="100" w:afterAutospacing="1" w:line="300" w:lineRule="atLeast"/>
+        <w:rPr>
+          <w:rFonts w:ascii="Segoe UI" w:eastAsia="Times New Roman" w:hAnsi="Segoe UI" w:cs="Segoe UI"/>
+          <w:kern w:val="0"/>
+          <w:sz w:val="21"/>
+          <w:szCs w:val="21"/>
+          <w14:ligatures w14:val="none"/>
+        </w:rPr>
+      </w:pPr>
+      <w:r>
+        <w:rPr>
+          <w:rFonts w:ascii="Segoe UI" w:eastAsia="Times New Roman" w:hAnsi="Segoe UI" w:cs="Segoe UI"/>
+          <w:kern w:val="0"/>
+          <w:sz w:val="21"/>
+          <w:szCs w:val="21"/>
+          <w14:ligatures w14:val="none"/>
+        </w:rPr>
+        <w:t>Major project decisions will be made by consensus with final approval from the Project Manager.</w:t>
+      </w:r>
+    </w:p>
+    <w:p>
+      <w:pPr>
+        <w:spacing w:after="0" w:line="300" w:lineRule="atLeast"/>
+        <w:rPr>
+          <w:rFonts w:ascii="Segoe UI" w:eastAsia="Times New Roman" w:hAnsi="Segoe UI" w:cs="Segoe UI"/>
+          <w:kern w:val="0"/>
+          <w:sz w:val="21"/>
+          <w:szCs w:val="21"/>
+          <w14:ligatures w14:val="none"/>
+        </w:rPr>
+      </w:pPr>
+      <w:r>
+        <w:rPr>
+          <w:rFonts w:ascii="Segoe UI" w:eastAsia="Times New Roman" w:hAnsi="Segoe UI" w:cs="Segoe UI"/>
+          <w:kern w:val="0"/>
+          <w:sz w:val="21"/>
+          <w:szCs w:val="21"/>
+          <w14:ligatures w14:val="none"/>
+        </w:rPr>
+        <w:lastRenderedPageBreak/>
+        <w:pict w14:anchorId="3E7AF1AD">
+          <v:rect id="_x0000_i1061" style="width:0;height:1.5pt" o:hralign="center" o:hrstd="t" o:hr="t" fillcolor="#a0a0a0" stroked="f"/>
+        </w:pict>
+      </w:r>
+    </w:p>
+    <w:p>
+      <w:pPr>
+        <w:spacing w:before="100" w:beforeAutospacing="1" w:after="100" w:afterAutospacing="1" w:line="300" w:lineRule="atLeast"/>
+        <w:outlineLvl w:val="0"/>
+        <w:rPr>
+          <w:rFonts w:ascii="Segoe UI" w:eastAsia="Times New Roman" w:hAnsi="Segoe UI" w:cs="Segoe UI"/>
+          <w:b/>
+          <w:bCs/>
+          <w:kern w:val="36"/>
+          <w:sz w:val="48"/>
+          <w:szCs w:val="48"/>
+          <w14:ligatures w14:val="none"/>
+        </w:rPr>
+      </w:pPr>
+      <w:r>
+        <w:rPr>
+          <w:rFonts w:ascii="Segoe UI" w:eastAsia="Times New Roman" w:hAnsi="Segoe UI" w:cs="Segoe UI"/>
+          <w:b/>
+          <w:bCs/>
+          <w:kern w:val="36"/>
+          <w:sz w:val="48"/>
+          <w:szCs w:val="48"/>
+          <w14:ligatures w14:val="none"/>
+        </w:rPr>
+        <w:t>16. Project Charter</w:t>
+      </w:r>
+    </w:p>
+    <w:p>
+      <w:pPr>
+        <w:spacing w:before="100" w:beforeAutospacing="1" w:after="100" w:afterAutospacing="1" w:line="300" w:lineRule="atLeast"/>
+        <w:outlineLvl w:val="1"/>
+        <w:rPr>
+          <w:rFonts w:ascii="Segoe UI" w:eastAsia="Times New Roman" w:hAnsi="Segoe UI" w:cs="Segoe UI"/>
+          <w:b/>
+          <w:bCs/>
+          <w:kern w:val="0"/>
+          <w:sz w:val="36"/>
+          <w:szCs w:val="36"/>
+          <w14:ligatures w14:val="none"/>
+        </w:rPr>
+      </w:pPr>
+      <w:r>
+        <w:rPr>
+          <w:rFonts w:ascii="Segoe UI" w:eastAsia="Times New Roman" w:hAnsi="Segoe UI" w:cs="Segoe UI"/>
+          <w:b/>
+          <w:bCs/>
+          <w:kern w:val="0"/>
+          <w:sz w:val="36"/>
+          <w:szCs w:val="36"/>
+          <w14:ligatures w14:val="none"/>
+        </w:rPr>
+        <w:t>Project Charter</w:t>
+      </w:r>
+    </w:p>
+    <w:p>
+      <w:pPr>
+        <w:spacing w:before="100" w:beforeAutospacing="1" w:after="100" w:afterAutospacing="1" w:line="300" w:lineRule="atLeast"/>
+        <w:outlineLvl w:val="2"/>
+        <w:rPr>
+          <w:rFonts w:ascii="Segoe UI" w:eastAsia="Times New Roman" w:hAnsi="Segoe UI" w:cs="Segoe UI"/>
+          <w:b/>
+          <w:bCs/>
+          <w:kern w:val="0"/>
+          <w:sz w:val="27"/>
+          <w:szCs w:val="27"/>
+          <w14:ligatures w14:val="none"/>
+        </w:rPr>
+      </w:pPr>
+      <w:r>
+        <w:rPr>
+          <w:rFonts w:ascii="Segoe UI" w:eastAsia="Times New Roman" w:hAnsi="Segoe UI" w:cs="Segoe UI"/>
+          <w:b/>
+          <w:bCs/>
+          <w:kern w:val="0"/>
+          <w:sz w:val="27"/>
+          <w:szCs w:val="27"/>
+          <w14:ligatures w14:val="none"/>
+        </w:rPr>
+        <w:t>Project Name</w:t>
+      </w:r>
+    </w:p>
+    <w:p>
+      <w:pPr>
+        <w:spacing w:before="100" w:beforeAutospacing="1" w:after="100" w:afterAutospacing="1" w:line="300" w:lineRule="atLeast"/>
+        <w:rPr>
+          <w:rFonts w:ascii="Segoe UI" w:eastAsia="Times New Roman" w:hAnsi="Segoe UI" w:cs="Segoe UI"/>
+          <w:kern w:val="0"/>
+          <w:sz w:val="21"/>
+          <w:szCs w:val="21"/>
+          <w14:ligatures w14:val="none"/>
+        </w:rPr>
+      </w:pPr>
+      <w:r>
+        <w:rPr>
+          <w:rFonts w:ascii="Segoe UI" w:eastAsia="Times New Roman" w:hAnsi="Segoe UI" w:cs="Segoe UI"/>
+          <w:kern w:val="0"/>
+          <w:sz w:val="21"/>
+          <w:szCs w:val="21"/>
+          <w14:ligatures w14:val="none"/>
+        </w:rPr>
+        <w:t>Smart Parking Platform</w:t>
+      </w:r>
+    </w:p>
+    <w:p>
+      <w:pPr>
+        <w:spacing w:before="100" w:beforeAutospacing="1" w:after="100" w:afterAutospacing="1" w:line="300" w:lineRule="atLeast"/>
+        <w:outlineLvl w:val="2"/>
+        <w:rPr>
+          <w:rFonts w:ascii="Segoe UI" w:eastAsia="Times New Roman" w:hAnsi="Segoe UI" w:cs="Segoe UI"/>
+          <w:b/>
+          <w:bCs/>
+          <w:kern w:val="0"/>
+          <w:sz w:val="27"/>
+          <w:szCs w:val="27"/>
+          <w14:ligatures w14:val="none"/>
+        </w:rPr>
+      </w:pPr>
+      <w:r>
+        <w:rPr>
+          <w:rFonts w:ascii="Segoe UI" w:eastAsia="Times New Roman" w:hAnsi="Segoe UI" w:cs="Segoe UI"/>
+          <w:b/>
+          <w:bCs/>
+          <w:kern w:val="0"/>
+          <w:sz w:val="27"/>
+          <w:szCs w:val="27"/>
+          <w14:ligatures w14:val="none"/>
+        </w:rPr>
+        <w:t>Project Sponsor</w:t>
+      </w:r>
+    </w:p>
+    <w:p>
+      <w:pPr>
+        <w:spacing w:before="100" w:beforeAutospacing="1" w:after="100" w:afterAutospacing="1" w:line="300" w:lineRule="atLeast"/>
+        <w:rPr>
+          <w:rFonts w:ascii="Segoe UI" w:eastAsia="Times New Roman" w:hAnsi="Segoe UI" w:cs="Segoe UI"/>
+          <w:kern w:val="0"/>
+          <w:sz w:val="21"/>
+          <w:szCs w:val="21"/>
+          <w14:ligatures w14:val="none"/>
+        </w:rPr>
+      </w:pPr>
+      <w:r>
+        <w:rPr>
+          <w:rFonts w:ascii="Segoe UI" w:eastAsia="Times New Roman" w:hAnsi="Segoe UI" w:cs="Segoe UI"/>
+          <w:kern w:val="0"/>
+          <w:sz w:val="21"/>
+          <w:szCs w:val="21"/>
+          <w14:ligatures w14:val="none"/>
+        </w:rPr>
+        <w:t>Consortium of Parking Operators and City Transportation Departments</w:t>
+      </w:r>
+    </w:p>
+    <w:p>
+      <w:pPr>
+        <w:spacing w:before="100" w:beforeAutospacing="1" w:after="100" w:afterAutospacing="1" w:line="300" w:lineRule="atLeast"/>
+        <w:outlineLvl w:val="2"/>
+        <w:rPr>
+          <w:rFonts w:ascii="Segoe UI" w:eastAsia="Times New Roman" w:hAnsi="Segoe UI" w:cs="Segoe UI"/>
+          <w:b/>
+          <w:bCs/>
+          <w:kern w:val="0"/>
+          <w:sz w:val="27"/>
+          <w:szCs w:val="27"/>
+          <w14:ligatures w14:val="none"/>
+        </w:rPr>
+      </w:pPr>
+      <w:r>
+        <w:rPr>
+          <w:rFonts w:ascii="Segoe UI" w:eastAsia="Times New Roman" w:hAnsi="Segoe UI" w:cs="Segoe UI"/>
+          <w:b/>
+          <w:bCs/>
+          <w:kern w:val="0"/>
+          <w:sz w:val="27"/>
+          <w:szCs w:val="27"/>
+          <w14:ligatures w14:val="none"/>
+        </w:rPr>
+        <w:t>Project Manager</w:t>
+      </w:r>
+    </w:p>
+    <w:p>
+      <w:pPr>
+        <w:spacing w:before="100" w:beforeAutospacing="1" w:after="100" w:afterAutospacing="1" w:line="300" w:lineRule="atLeast"/>
+        <w:rPr>
+          <w:rFonts w:ascii="Segoe UI" w:eastAsia="Times New Roman" w:hAnsi="Segoe UI" w:cs="Segoe UI"/>
+          <w:kern w:val="0"/>
+          <w:sz w:val="21"/>
+          <w:szCs w:val="21"/>
+          <w14:ligatures w14:val="none"/>
+        </w:rPr>
+      </w:pPr>
+      <w:r>
+        <w:rPr>
+          <w:rFonts w:ascii="Segoe UI" w:eastAsia="Times New Roman" w:hAnsi="Segoe UI" w:cs="Segoe UI"/>
+          <w:kern w:val="0"/>
+          <w:sz w:val="21"/>
+          <w:szCs w:val="21"/>
+          <w14:ligatures w14:val="none"/>
+        </w:rPr>
+        <w:t>Sarah Johnson</w:t>
+      </w:r>
+    </w:p>
+    <w:p>
+      <w:pPr>
+        <w:spacing w:before="100" w:beforeAutospacing="1" w:after="100" w:afterAutospacing="1" w:line="300" w:lineRule="atLeast"/>
+        <w:outlineLvl w:val="2"/>
+        <w:rPr>
+          <w:rFonts w:ascii="Segoe UI" w:eastAsia="Times New Roman" w:hAnsi="Segoe UI" w:cs="Segoe UI"/>
+          <w:b/>
+          <w:bCs/>
+          <w:kern w:val="0"/>
+          <w:sz w:val="27"/>
+          <w:szCs w:val="27"/>
+          <w14:ligatures w14:val="none"/>
+        </w:rPr>
+      </w:pPr>
+      <w:r>
+        <w:rPr>
+          <w:rFonts w:ascii="Segoe UI" w:eastAsia="Times New Roman" w:hAnsi="Segoe UI" w:cs="Segoe UI"/>
+          <w:b/>
+          <w:bCs/>
+          <w:kern w:val="0"/>
+          <w:sz w:val="27"/>
+          <w:szCs w:val="27"/>
+          <w14:ligatures w14:val="none"/>
+        </w:rPr>
+        <w:t>Business Need</w:t>
+      </w:r>
+    </w:p>
+    <w:p>
+      <w:pPr>
+        <w:spacing w:before="100" w:beforeAutospacing="1" w:after="100" w:afterAutospacing="1" w:line="300" w:lineRule="atLeast"/>
+        <w:rPr>
+          <w:rFonts w:ascii="Segoe UI" w:eastAsia="Times New Roman" w:hAnsi="Segoe UI" w:cs="Segoe UI"/>
+          <w:kern w:val="0"/>
+          <w:sz w:val="21"/>
+          <w:szCs w:val="21"/>
+          <w14:ligatures w14:val="none"/>
+        </w:rPr>
+      </w:pPr>
+      <w:r>
+        <w:rPr>
+          <w:rFonts w:ascii="Segoe UI" w:eastAsia="Times New Roman" w:hAnsi="Segoe UI" w:cs="Segoe UI"/>
+          <w:kern w:val="0"/>
+          <w:sz w:val="21"/>
+          <w:szCs w:val="21"/>
+          <w14:ligatures w14:val="none"/>
+        </w:rPr>
+        <w:t>Drivers spend significant time searching for parking, resulting in congestion, wasted fuel, and lost productivity. Parking operators require improved tools to manage occupancy and maximize parking utilization.</w:t>
+      </w:r>
+    </w:p>
+    <w:p>
+      <w:pPr>
+        <w:spacing w:before="100" w:beforeAutospacing="1" w:after="100" w:afterAutospacing="1" w:line="300" w:lineRule="atLeast"/>
+        <w:outlineLvl w:val="2"/>
+        <w:rPr>
+          <w:rFonts w:ascii="Segoe UI" w:eastAsia="Times New Roman" w:hAnsi="Segoe UI" w:cs="Segoe UI"/>
+          <w:b/>
+          <w:bCs/>
+          <w:kern w:val="0"/>
+          <w:sz w:val="27"/>
+          <w:szCs w:val="27"/>
+          <w14:ligatures w14:val="none"/>
+        </w:rPr>
+      </w:pPr>
+      <w:r>
+        <w:rPr>
+          <w:rFonts w:ascii="Segoe UI" w:eastAsia="Times New Roman" w:hAnsi="Segoe UI" w:cs="Segoe UI"/>
+          <w:b/>
+          <w:bCs/>
+          <w:kern w:val="0"/>
+          <w:sz w:val="27"/>
+          <w:szCs w:val="27"/>
+          <w14:ligatures w14:val="none"/>
+        </w:rPr>
+        <w:t>Project Objective</w:t>
+      </w:r>
+    </w:p>
+    <w:p>
+      <w:pPr>
+        <w:spacing w:before="100" w:beforeAutospacing="1" w:after="100" w:afterAutospacing="1" w:line="300" w:lineRule="atLeast"/>
+        <w:rPr>
+          <w:rFonts w:ascii="Segoe UI" w:eastAsia="Times New Roman" w:hAnsi="Segoe UI" w:cs="Segoe UI"/>
+          <w:kern w:val="0"/>
+          <w:sz w:val="21"/>
+          <w:szCs w:val="21"/>
+          <w14:ligatures w14:val="none"/>
+        </w:rPr>
+      </w:pPr>
+      <w:r>
+        <w:rPr>
+          <w:rFonts w:ascii="Segoe UI" w:eastAsia="Times New Roman" w:hAnsi="Segoe UI" w:cs="Segoe UI"/>
+          <w:kern w:val="0"/>
+          <w:sz w:val="21"/>
+          <w:szCs w:val="21"/>
+          <w14:ligatures w14:val="none"/>
+        </w:rPr>
+        <w:t>Develop a web and mobile platform that allows users to:</w:t>
+      </w:r>
+    </w:p>
+    <w:p>
+      <w:pPr>
+        <w:numPr>
+          <w:ilvl w:val="0"/>
+          <w:numId w:val="61"/>
+        </w:numPr>
+        <w:spacing w:before="100" w:beforeAutospacing="1" w:after="100" w:afterAutospacing="1" w:line="300" w:lineRule="atLeast"/>
+        <w:rPr>
+          <w:rFonts w:ascii="Segoe UI" w:eastAsia="Times New Roman" w:hAnsi="Segoe UI" w:cs="Segoe UI"/>
+          <w:kern w:val="0"/>
+          <w:sz w:val="21"/>
+          <w:szCs w:val="21"/>
+          <w14:ligatures w14:val="none"/>
+        </w:rPr>
+      </w:pPr>
+      <w:r>
+        <w:rPr>
+          <w:rFonts w:ascii="Segoe UI" w:eastAsia="Times New Roman" w:hAnsi="Segoe UI" w:cs="Segoe UI"/>
+          <w:kern w:val="0"/>
+          <w:sz w:val="21"/>
+          <w:szCs w:val="21"/>
+          <w14:ligatures w14:val="none"/>
+        </w:rPr>
+        <w:t>Locate parking spaces</w:t>
+      </w:r>
+    </w:p>
+    <w:p>
+      <w:pPr>
+        <w:numPr>
+          <w:ilvl w:val="0"/>
+          <w:numId w:val="61"/>
+        </w:numPr>
+        <w:spacing w:before="100" w:beforeAutospacing="1" w:after="100" w:afterAutospacing="1" w:line="300" w:lineRule="atLeast"/>
+        <w:rPr>
+          <w:rFonts w:ascii="Segoe UI" w:eastAsia="Times New Roman" w:hAnsi="Segoe UI" w:cs="Segoe UI"/>
+          <w:kern w:val="0"/>
+          <w:sz w:val="21"/>
+          <w:szCs w:val="21"/>
+          <w14:ligatures w14:val="none"/>
+        </w:rPr>
+      </w:pPr>
+      <w:r>
+        <w:rPr>
+          <w:rFonts w:ascii="Segoe UI" w:eastAsia="Times New Roman" w:hAnsi="Segoe UI" w:cs="Segoe UI"/>
+          <w:kern w:val="0"/>
+          <w:sz w:val="21"/>
+          <w:szCs w:val="21"/>
+          <w14:ligatures w14:val="none"/>
+        </w:rPr>
+        <w:t>View real-time availability</w:t>
+      </w:r>
+    </w:p>
+    <w:p>
+      <w:pPr>
+        <w:numPr>
+          <w:ilvl w:val="0"/>
+          <w:numId w:val="61"/>
+        </w:numPr>
+        <w:spacing w:before="100" w:beforeAutospacing="1" w:after="100" w:afterAutospacing="1" w:line="300" w:lineRule="atLeast"/>
+        <w:rPr>
+          <w:rFonts w:ascii="Segoe UI" w:eastAsia="Times New Roman" w:hAnsi="Segoe UI" w:cs="Segoe UI"/>
+          <w:kern w:val="0"/>
+          <w:sz w:val="21"/>
+          <w:szCs w:val="21"/>
+          <w14:ligatures w14:val="none"/>
+        </w:rPr>
+      </w:pPr>
+      <w:r>
+        <w:rPr>
+          <w:rFonts w:ascii="Segoe UI" w:eastAsia="Times New Roman" w:hAnsi="Segoe UI" w:cs="Segoe UI"/>
+          <w:kern w:val="0"/>
+          <w:sz w:val="21"/>
+          <w:szCs w:val="21"/>
+          <w14:ligatures w14:val="none"/>
+        </w:rPr>
+        <w:t>Reserve parking</w:t>
+      </w:r>
+    </w:p>
+    <w:p>
+      <w:pPr>
+        <w:numPr>
+          <w:ilvl w:val="0"/>
+          <w:numId w:val="61"/>
+        </w:numPr>
+        <w:spacing w:before="100" w:beforeAutospacing="1" w:after="100" w:afterAutospacing="1" w:line="300" w:lineRule="atLeast"/>
+        <w:rPr>
+          <w:rFonts w:ascii="Segoe UI" w:eastAsia="Times New Roman" w:hAnsi="Segoe UI" w:cs="Segoe UI"/>
+          <w:kern w:val="0"/>
+          <w:sz w:val="21"/>
+          <w:szCs w:val="21"/>
+          <w14:ligatures w14:val="none"/>
+        </w:rPr>
+      </w:pPr>
+      <w:r>
+        <w:rPr>
+          <w:rFonts w:ascii="Segoe UI" w:eastAsia="Times New Roman" w:hAnsi="Segoe UI" w:cs="Segoe UI"/>
+          <w:kern w:val="0"/>
+          <w:sz w:val="21"/>
+          <w:szCs w:val="21"/>
+          <w14:ligatures w14:val="none"/>
+        </w:rPr>
+        <w:t>Pay electronically</w:t>
+      </w:r>
+    </w:p>
+    <w:p>
+      <w:pPr>
+        <w:numPr>
+          <w:ilvl w:val="0"/>
+          <w:numId w:val="61"/>
+        </w:numPr>
+        <w:spacing w:before="100" w:beforeAutospacing="1" w:after="100" w:afterAutospacing="1" w:line="300" w:lineRule="atLeast"/>
+        <w:rPr>
+          <w:rFonts w:ascii="Segoe UI" w:eastAsia="Times New Roman" w:hAnsi="Segoe UI" w:cs="Segoe UI"/>
+          <w:kern w:val="0"/>
+          <w:sz w:val="21"/>
+          <w:szCs w:val="21"/>
+          <w14:ligatures w14:val="none"/>
+        </w:rPr>
+      </w:pPr>
+      <w:r>
+        <w:rPr>
+          <w:rFonts w:ascii="Segoe UI" w:eastAsia="Times New Roman" w:hAnsi="Segoe UI" w:cs="Segoe UI"/>
+          <w:kern w:val="0"/>
+          <w:sz w:val="21"/>
+          <w:szCs w:val="21"/>
+          <w14:ligatures w14:val="none"/>
+        </w:rPr>
+        <w:t>Receive notifications</w:t>
+      </w:r>
+    </w:p>
+    <w:p>
+      <w:pPr>
+        <w:spacing w:before="100" w:beforeAutospacing="1" w:after="100" w:afterAutospacing="1" w:line="300" w:lineRule="atLeast"/>
+        <w:rPr>
+          <w:rFonts w:ascii="Segoe UI" w:eastAsia="Times New Roman" w:hAnsi="Segoe UI" w:cs="Segoe UI"/>
+          <w:kern w:val="0"/>
+          <w:sz w:val="21"/>
+          <w:szCs w:val="21"/>
+          <w14:ligatures w14:val="none"/>
+        </w:rPr>
+      </w:pPr>
+      <w:r>
+        <w:rPr>
+          <w:rFonts w:ascii="Segoe UI" w:eastAsia="Times New Roman" w:hAnsi="Segoe UI" w:cs="Segoe UI"/>
+          <w:kern w:val="0"/>
+          <w:sz w:val="21"/>
+          <w:szCs w:val="21"/>
+          <w14:ligatures w14:val="none"/>
+        </w:rPr>
+        <w:t>And allows operators to:</w:t>
+      </w:r>
+    </w:p>
+    <w:p>
+      <w:pPr>
+        <w:numPr>
+          <w:ilvl w:val="0"/>
+          <w:numId w:val="62"/>
+        </w:numPr>
+        <w:spacing w:before="100" w:beforeAutospacing="1" w:after="100" w:afterAutospacing="1" w:line="300" w:lineRule="atLeast"/>
+        <w:rPr>
+          <w:rFonts w:ascii="Segoe UI" w:eastAsia="Times New Roman" w:hAnsi="Segoe UI" w:cs="Segoe UI"/>
+          <w:kern w:val="0"/>
+          <w:sz w:val="21"/>
+          <w:szCs w:val="21"/>
+          <w14:ligatures w14:val="none"/>
+        </w:rPr>
+      </w:pPr>
+      <w:r>
+        <w:rPr>
+          <w:rFonts w:ascii="Segoe UI" w:eastAsia="Times New Roman" w:hAnsi="Segoe UI" w:cs="Segoe UI"/>
+          <w:kern w:val="0"/>
+          <w:sz w:val="21"/>
+          <w:szCs w:val="21"/>
+          <w14:ligatures w14:val="none"/>
+        </w:rPr>
+        <w:t>Manage garages</w:t>
+      </w:r>
+    </w:p>
+    <w:p>
+      <w:pPr>
+        <w:numPr>
+          <w:ilvl w:val="0"/>
+          <w:numId w:val="62"/>
+        </w:numPr>
+        <w:spacing w:before="100" w:beforeAutospacing="1" w:after="100" w:afterAutospacing="1" w:line="300" w:lineRule="atLeast"/>
+        <w:rPr>
+          <w:rFonts w:ascii="Segoe UI" w:eastAsia="Times New Roman" w:hAnsi="Segoe UI" w:cs="Segoe UI"/>
+          <w:kern w:val="0"/>
+          <w:sz w:val="21"/>
+          <w:szCs w:val="21"/>
+          <w14:ligatures w14:val="none"/>
+        </w:rPr>
+      </w:pPr>
+      <w:r>
+        <w:rPr>
+          <w:rFonts w:ascii="Segoe UI" w:eastAsia="Times New Roman" w:hAnsi="Segoe UI" w:cs="Segoe UI"/>
+          <w:kern w:val="0"/>
+          <w:sz w:val="21"/>
+          <w:szCs w:val="21"/>
+          <w14:ligatures w14:val="none"/>
+        </w:rPr>
+        <w:t>Monitor occupancy</w:t>
+      </w:r>
+    </w:p>
+    <w:p>
+      <w:pPr>
+        <w:numPr>
+          <w:ilvl w:val="0"/>
+          <w:numId w:val="62"/>
+        </w:numPr>
+        <w:spacing w:before="100" w:beforeAutospacing="1" w:after="100" w:afterAutospacing="1" w:line="300" w:lineRule="atLeast"/>
+        <w:rPr>
+          <w:rFonts w:ascii="Segoe UI" w:eastAsia="Times New Roman" w:hAnsi="Segoe UI" w:cs="Segoe UI"/>
+          <w:kern w:val="0"/>
+          <w:sz w:val="21"/>
+          <w:szCs w:val="21"/>
+          <w14:ligatures w14:val="none"/>
+        </w:rPr>
+      </w:pPr>
+      <w:r>
+        <w:rPr>
+          <w:rFonts w:ascii="Segoe UI" w:eastAsia="Times New Roman" w:hAnsi="Segoe UI" w:cs="Segoe UI"/>
+          <w:kern w:val="0"/>
+          <w:sz w:val="21"/>
+          <w:szCs w:val="21"/>
+          <w14:ligatures w14:val="none"/>
+        </w:rPr>
+        <w:t>Generate reports</w:t>
+      </w:r>
+    </w:p>
+    <w:p>
+      <w:pPr>
+        <w:numPr>
+          <w:ilvl w:val="0"/>
+          <w:numId w:val="62"/>
+        </w:numPr>
+        <w:spacing w:before="100" w:beforeAutospacing="1" w:after="100" w:afterAutospacing="1" w:line="300" w:lineRule="atLeast"/>
+        <w:rPr>
+          <w:rFonts w:ascii="Segoe UI" w:eastAsia="Times New Roman" w:hAnsi="Segoe UI" w:cs="Segoe UI"/>
+          <w:kern w:val="0"/>
+          <w:sz w:val="21"/>
+          <w:szCs w:val="21"/>
+          <w14:ligatures w14:val="none"/>
+        </w:rPr>
+      </w:pPr>
+      <w:r>
+        <w:rPr>
+          <w:rFonts w:ascii="Segoe UI" w:eastAsia="Times New Roman" w:hAnsi="Segoe UI" w:cs="Segoe UI"/>
+          <w:kern w:val="0"/>
+          <w:sz w:val="21"/>
+          <w:szCs w:val="21"/>
+          <w14:ligatures w14:val="none"/>
+        </w:rPr>
+        <w:t>Analyze parking utilization</w:t>
+      </w:r>
+    </w:p>
+    <w:p>
+      <w:pPr>
+        <w:spacing w:before="100" w:beforeAutospacing="1" w:after="100" w:afterAutospacing="1" w:line="300" w:lineRule="atLeast"/>
+        <w:outlineLvl w:val="2"/>
+        <w:rPr>
+          <w:rFonts w:ascii="Segoe UI" w:eastAsia="Times New Roman" w:hAnsi="Segoe UI" w:cs="Segoe UI"/>
+          <w:b/>
+          <w:bCs/>
+          <w:kern w:val="0"/>
+          <w:sz w:val="27"/>
+          <w:szCs w:val="27"/>
+          <w14:ligatures w14:val="none"/>
+        </w:rPr>
+      </w:pPr>
+      <w:r>
+        <w:rPr>
+          <w:rFonts w:ascii="Segoe UI" w:eastAsia="Times New Roman" w:hAnsi="Segoe UI" w:cs="Segoe UI"/>
+          <w:b/>
+          <w:bCs/>
+          <w:kern w:val="0"/>
+          <w:sz w:val="27"/>
+          <w:szCs w:val="27"/>
+          <w14:ligatures w14:val="none"/>
+        </w:rPr>
+        <w:lastRenderedPageBreak/>
+        <w:t>Project Scope</w:t>
+      </w:r>
+    </w:p>
+    <w:p>
+      <w:pPr>
+        <w:spacing w:before="100" w:beforeAutospacing="1" w:after="100" w:afterAutospacing="1" w:line="300" w:lineRule="atLeast"/>
+        <w:outlineLvl w:val="3"/>
+        <w:rPr>
+          <w:rFonts w:ascii="Segoe UI" w:eastAsia="Times New Roman" w:hAnsi="Segoe UI" w:cs="Segoe UI"/>
+          <w:b/>
+          <w:bCs/>
+          <w:kern w:val="0"/>
+          <w14:ligatures w14:val="none"/>
+        </w:rPr>
+      </w:pPr>
+      <w:r>
+        <w:rPr>
+          <w:rFonts w:ascii="Segoe UI" w:eastAsia="Times New Roman" w:hAnsi="Segoe UI" w:cs="Segoe UI"/>
+          <w:b/>
+          <w:bCs/>
+          <w:kern w:val="0"/>
+          <w14:ligatures w14:val="none"/>
+        </w:rPr>
+        <w:t>Included</w:t>
+      </w:r>
+    </w:p>
+    <w:p>
+      <w:pPr>
+        <w:numPr>
+          <w:ilvl w:val="0"/>
+          <w:numId w:val="63"/>
+        </w:numPr>
+        <w:spacing w:before="100" w:beforeAutospacing="1" w:after="100" w:afterAutospacing="1" w:line="300" w:lineRule="atLeast"/>
+        <w:rPr>
+          <w:rFonts w:ascii="Segoe UI" w:eastAsia="Times New Roman" w:hAnsi="Segoe UI" w:cs="Segoe UI"/>
+          <w:kern w:val="0"/>
+          <w:sz w:val="21"/>
+          <w:szCs w:val="21"/>
+          <w14:ligatures w14:val="none"/>
+        </w:rPr>
+      </w:pPr>
+      <w:r>
+        <w:rPr>
+          <w:rFonts w:ascii="Segoe UI" w:eastAsia="Times New Roman" w:hAnsi="Segoe UI" w:cs="Segoe UI"/>
+          <w:kern w:val="0"/>
+          <w:sz w:val="21"/>
+          <w:szCs w:val="21"/>
+          <w14:ligatures w14:val="none"/>
+        </w:rPr>
+        <w:t>User registration</w:t>
+      </w:r>
+    </w:p>
+    <w:p>
+      <w:pPr>
+        <w:numPr>
+          <w:ilvl w:val="0"/>
+          <w:numId w:val="63"/>
+        </w:numPr>
+        <w:spacing w:before="100" w:beforeAutospacing="1" w:after="100" w:afterAutospacing="1" w:line="300" w:lineRule="atLeast"/>
+        <w:rPr>
+          <w:rFonts w:ascii="Segoe UI" w:eastAsia="Times New Roman" w:hAnsi="Segoe UI" w:cs="Segoe UI"/>
+          <w:kern w:val="0"/>
+          <w:sz w:val="21"/>
+          <w:szCs w:val="21"/>
+          <w14:ligatures w14:val="none"/>
+        </w:rPr>
+      </w:pPr>
+      <w:r>
+        <w:rPr>
+          <w:rFonts w:ascii="Segoe UI" w:eastAsia="Times New Roman" w:hAnsi="Segoe UI" w:cs="Segoe UI"/>
+          <w:kern w:val="0"/>
+          <w:sz w:val="21"/>
+          <w:szCs w:val="21"/>
+          <w14:ligatures w14:val="none"/>
+        </w:rPr>
+        <w:t>Authentication</w:t>
+      </w:r>
+    </w:p>
+    <w:p>
+      <w:pPr>
+        <w:numPr>
+          <w:ilvl w:val="0"/>
+          <w:numId w:val="63"/>
+        </w:numPr>
+        <w:spacing w:before="100" w:beforeAutospacing="1" w:after="100" w:afterAutospacing="1" w:line="300" w:lineRule="atLeast"/>
+        <w:rPr>
+          <w:rFonts w:ascii="Segoe UI" w:eastAsia="Times New Roman" w:hAnsi="Segoe UI" w:cs="Segoe UI"/>
+          <w:kern w:val="0"/>
+          <w:sz w:val="21"/>
+          <w:szCs w:val="21"/>
+          <w14:ligatures w14:val="none"/>
+        </w:rPr>
+      </w:pPr>
+      <w:r>
+        <w:rPr>
+          <w:rFonts w:ascii="Segoe UI" w:eastAsia="Times New Roman" w:hAnsi="Segoe UI" w:cs="Segoe UI"/>
+          <w:kern w:val="0"/>
+          <w:sz w:val="21"/>
+          <w:szCs w:val="21"/>
+          <w14:ligatures w14:val="none"/>
+        </w:rPr>
+        <w:t>Parking search</w:t>
+      </w:r>
+    </w:p>
+    <w:p>
+      <w:pPr>
+        <w:numPr>
+          <w:ilvl w:val="0"/>
+          <w:numId w:val="63"/>
+        </w:numPr>
+        <w:spacing w:before="100" w:beforeAutospacing="1" w:after="100" w:afterAutospacing="1" w:line="300" w:lineRule="atLeast"/>
+        <w:rPr>
+          <w:rFonts w:ascii="Segoe UI" w:eastAsia="Times New Roman" w:hAnsi="Segoe UI" w:cs="Segoe UI"/>
+          <w:kern w:val="0"/>
+          <w:sz w:val="21"/>
+          <w:szCs w:val="21"/>
+          <w14:ligatures w14:val="none"/>
+        </w:rPr>
+      </w:pPr>
+      <w:r>
+        <w:rPr>
+          <w:rFonts w:ascii="Segoe UI" w:eastAsia="Times New Roman" w:hAnsi="Segoe UI" w:cs="Segoe UI"/>
+          <w:kern w:val="0"/>
+          <w:sz w:val="21"/>
+          <w:szCs w:val="21"/>
+          <w14:ligatures w14:val="none"/>
+        </w:rPr>
+        <w:t>Reservations</w:t>
+      </w:r>
+    </w:p>
+    <w:p>
+      <w:pPr>
+        <w:numPr>
+          <w:ilvl w:val="0"/>
+          <w:numId w:val="63"/>
+        </w:numPr>
+        <w:spacing w:before="100" w:beforeAutospacing="1" w:after="100" w:afterAutospacing="1" w:line="300" w:lineRule="atLeast"/>
+        <w:rPr>
+          <w:rFonts w:ascii="Segoe UI" w:eastAsia="Times New Roman" w:hAnsi="Segoe UI" w:cs="Segoe UI"/>
+          <w:kern w:val="0"/>
+          <w:sz w:val="21"/>
+          <w:szCs w:val="21"/>
+          <w14:ligatures w14:val="none"/>
+        </w:rPr>
+      </w:pPr>
+      <w:r>
+        <w:rPr>
+          <w:rFonts w:ascii="Segoe UI" w:eastAsia="Times New Roman" w:hAnsi="Segoe UI" w:cs="Segoe UI"/>
+          <w:kern w:val="0"/>
+          <w:sz w:val="21"/>
+          <w:szCs w:val="21"/>
+          <w14:ligatures w14:val="none"/>
+        </w:rPr>
+        <w:t>Payment processing</w:t>
+      </w:r>
+    </w:p>
+    <w:p>
+      <w:pPr>
+        <w:numPr>
+          <w:ilvl w:val="0"/>
+          <w:numId w:val="63"/>
+        </w:numPr>
+        <w:spacing w:before="100" w:beforeAutospacing="1" w:after="100" w:afterAutospacing="1" w:line="300" w:lineRule="atLeast"/>
+        <w:rPr>
+          <w:rFonts w:ascii="Segoe UI" w:eastAsia="Times New Roman" w:hAnsi="Segoe UI" w:cs="Segoe UI"/>
+          <w:kern w:val="0"/>
+          <w:sz w:val="21"/>
+          <w:szCs w:val="21"/>
+          <w14:ligatures w14:val="none"/>
+        </w:rPr>
+      </w:pPr>
+      <w:r>
+        <w:rPr>
+          <w:rFonts w:ascii="Segoe UI" w:eastAsia="Times New Roman" w:hAnsi="Segoe UI" w:cs="Segoe UI"/>
+          <w:kern w:val="0"/>
+          <w:sz w:val="21"/>
+          <w:szCs w:val="21"/>
+          <w14:ligatures w14:val="none"/>
+        </w:rPr>
+        <w:t>Reporting dashboards</w:t>
+      </w:r>
+    </w:p>
+    <w:p>
+      <w:pPr>
+        <w:numPr>
+          <w:ilvl w:val="0"/>
+          <w:numId w:val="63"/>
+        </w:numPr>
+        <w:spacing w:before="100" w:beforeAutospacing="1" w:after="100" w:afterAutospacing="1" w:line="300" w:lineRule="atLeast"/>
+        <w:rPr>
+          <w:rFonts w:ascii="Segoe UI" w:eastAsia="Times New Roman" w:hAnsi="Segoe UI" w:cs="Segoe UI"/>
+          <w:kern w:val="0"/>
+          <w:sz w:val="21"/>
+          <w:szCs w:val="21"/>
+          <w14:ligatures w14:val="none"/>
+        </w:rPr>
+      </w:pPr>
+      <w:r>
+        <w:rPr>
+          <w:rFonts w:ascii="Segoe UI" w:eastAsia="Times New Roman" w:hAnsi="Segoe UI" w:cs="Segoe UI"/>
+          <w:kern w:val="0"/>
+          <w:sz w:val="21"/>
+          <w:szCs w:val="21"/>
+          <w14:ligatures w14:val="none"/>
+        </w:rPr>
+        <w:t>Notifications</w:t>
+      </w:r>
+    </w:p>
+    <w:p>
+      <w:pPr>
+        <w:spacing w:before="100" w:beforeAutospacing="1" w:after="100" w:afterAutospacing="1" w:line="300" w:lineRule="atLeast"/>
+        <w:outlineLvl w:val="3"/>
+        <w:rPr>
+          <w:rFonts w:ascii="Segoe UI" w:eastAsia="Times New Roman" w:hAnsi="Segoe UI" w:cs="Segoe UI"/>
+          <w:b/>
+          <w:bCs/>
+          <w:kern w:val="0"/>
+          <w14:ligatures w14:val="none"/>
+        </w:rPr>
+      </w:pPr>
+      <w:r>
+        <w:rPr>
+          <w:rFonts w:ascii="Segoe UI" w:eastAsia="Times New Roman" w:hAnsi="Segoe UI" w:cs="Segoe UI"/>
+          <w:b/>
+          <w:bCs/>
+          <w:kern w:val="0"/>
+          <w14:ligatures w14:val="none"/>
+        </w:rPr>
+        <w:t>Excluded</w:t>
+      </w:r>
+    </w:p>
+    <w:p>
+      <w:pPr>
+        <w:numPr>
+          <w:ilvl w:val="0"/>
+          <w:numId w:val="64"/>
+        </w:numPr>
+        <w:spacing w:before="100" w:beforeAutospacing="1" w:after="100" w:afterAutospacing="1" w:line="300" w:lineRule="atLeast"/>
+        <w:rPr>
+          <w:rFonts w:ascii="Segoe UI" w:eastAsia="Times New Roman" w:hAnsi="Segoe UI" w:cs="Segoe UI"/>
+          <w:kern w:val="0"/>
+          <w:sz w:val="21"/>
+          <w:szCs w:val="21"/>
+          <w14:ligatures w14:val="none"/>
+        </w:rPr>
+      </w:pPr>
+      <w:r>
+        <w:rPr>
+          <w:rFonts w:ascii="Segoe UI" w:eastAsia="Times New Roman" w:hAnsi="Segoe UI" w:cs="Segoe UI"/>
+          <w:kern w:val="0"/>
+          <w:sz w:val="21"/>
+          <w:szCs w:val="21"/>
+          <w14:ligatures w14:val="none"/>
+        </w:rPr>
+        <w:t>Physical parking sensors</w:t>
+      </w:r>
+    </w:p>
+    <w:p>
+      <w:pPr>
+        <w:numPr>
+          <w:ilvl w:val="0"/>
+          <w:numId w:val="64"/>
+        </w:numPr>
+        <w:spacing w:before="100" w:beforeAutospacing="1" w:after="100" w:afterAutospacing="1" w:line="300" w:lineRule="atLeast"/>
+        <w:rPr>
+          <w:rFonts w:ascii="Segoe UI" w:eastAsia="Times New Roman" w:hAnsi="Segoe UI" w:cs="Segoe UI"/>
+          <w:kern w:val="0"/>
+          <w:sz w:val="21"/>
+          <w:szCs w:val="21"/>
+          <w14:ligatures w14:val="none"/>
+        </w:rPr>
+      </w:pPr>
+      <w:r>
+        <w:rPr>
+          <w:rFonts w:ascii="Segoe UI" w:eastAsia="Times New Roman" w:hAnsi="Segoe UI" w:cs="Segoe UI"/>
+          <w:kern w:val="0"/>
+          <w:sz w:val="21"/>
+          <w:szCs w:val="21"/>
+          <w14:ligatures w14:val="none"/>
+        </w:rPr>
+        <w:t>Vehicle maintenance</w:t>
+      </w:r>
+    </w:p>
+    <w:p>
+      <w:pPr>
+        <w:numPr>
+          <w:ilvl w:val="0"/>
+          <w:numId w:val="64"/>
+        </w:numPr>
+        <w:spacing w:before="100" w:beforeAutospacing="1" w:after="100" w:afterAutospacing="1" w:line="300" w:lineRule="atLeast"/>
+        <w:rPr>
+          <w:rFonts w:ascii="Segoe UI" w:eastAsia="Times New Roman" w:hAnsi="Segoe UI" w:cs="Segoe UI"/>
+          <w:kern w:val="0"/>
+          <w:sz w:val="21"/>
+          <w:szCs w:val="21"/>
+          <w14:ligatures w14:val="none"/>
+        </w:rPr>
+      </w:pPr>
+      <w:r>
+        <w:rPr>
+          <w:rFonts w:ascii="Segoe UI" w:eastAsia="Times New Roman" w:hAnsi="Segoe UI" w:cs="Segoe UI"/>
+          <w:kern w:val="0"/>
+          <w:sz w:val="21"/>
+          <w:szCs w:val="21"/>
+          <w14:ligatures w14:val="none"/>
+        </w:rPr>
+        <w:t>Traffic law enforcement</w:t>
+      </w:r>
+    </w:p>
+    <w:p>
+      <w:pPr>
+        <w:spacing w:before="100" w:beforeAutospacing="1" w:after="100" w:afterAutospacing="1" w:line="300" w:lineRule="atLeast"/>
+        <w:outlineLvl w:val="2"/>
+        <w:rPr>
+          <w:rFonts w:ascii="Segoe UI" w:eastAsia="Times New Roman" w:hAnsi="Segoe UI" w:cs="Segoe UI"/>
+          <w:b/>
+          <w:bCs/>
+          <w:kern w:val="0"/>
+          <w:sz w:val="27"/>
+          <w:szCs w:val="27"/>
+          <w14:ligatures w14:val="none"/>
+        </w:rPr>
+      </w:pPr>
+      <w:r>
+        <w:rPr>
+          <w:rFonts w:ascii="Segoe UI" w:eastAsia="Times New Roman" w:hAnsi="Segoe UI" w:cs="Segoe UI"/>
+          <w:b/>
+          <w:bCs/>
+          <w:kern w:val="0"/>
+          <w:sz w:val="27"/>
+          <w:szCs w:val="27"/>
+          <w14:ligatures w14:val="none"/>
+        </w:rPr>
+        <w:t>Success Criteria</w:t>
+      </w:r>
+    </w:p>
+    <w:p>
+      <w:pPr>
+        <w:numPr>
+          <w:ilvl w:val="0"/>
+          <w:numId w:val="65"/>
+        </w:numPr>
+        <w:spacing w:before="100" w:beforeAutospacing="1" w:after="100" w:afterAutospacing="1" w:line="300" w:lineRule="atLeast"/>
+        <w:rPr>
+          <w:rFonts w:ascii="Segoe UI" w:eastAsia="Times New Roman" w:hAnsi="Segoe UI" w:cs="Segoe UI"/>
+          <w:kern w:val="0"/>
+          <w:sz w:val="21"/>
+          <w:szCs w:val="21"/>
+          <w14:ligatures w14:val="none"/>
+        </w:rPr>
+      </w:pPr>
+      <w:r>
+        <w:rPr>
+          <w:rFonts w:ascii="Segoe UI" w:eastAsia="Times New Roman" w:hAnsi="Segoe UI" w:cs="Segoe UI"/>
+          <w:kern w:val="0"/>
+          <w:sz w:val="21"/>
+          <w:szCs w:val="21"/>
+          <w14:ligatures w14:val="none"/>
+        </w:rPr>
+        <w:t>Real-time parking visibility</w:t>
+      </w:r>
+    </w:p>
+    <w:p>
+      <w:pPr>
+        <w:numPr>
+          <w:ilvl w:val="0"/>
+          <w:numId w:val="65"/>
+        </w:numPr>
+        <w:spacing w:before="100" w:beforeAutospacing="1" w:after="100" w:afterAutospacing="1" w:line="300" w:lineRule="atLeast"/>
+        <w:rPr>
+          <w:rFonts w:ascii="Segoe UI" w:eastAsia="Times New Roman" w:hAnsi="Segoe UI" w:cs="Segoe UI"/>
+          <w:kern w:val="0"/>
+          <w:sz w:val="21"/>
+          <w:szCs w:val="21"/>
+          <w14:ligatures w14:val="none"/>
+        </w:rPr>
+      </w:pPr>
+      <w:r>
+        <w:rPr>
+          <w:rFonts w:ascii="Segoe UI" w:eastAsia="Times New Roman" w:hAnsi="Segoe UI" w:cs="Segoe UI"/>
+          <w:kern w:val="0"/>
+          <w:sz w:val="21"/>
+          <w:szCs w:val="21"/>
+          <w14:ligatures w14:val="none"/>
+        </w:rPr>
+        <w:t>Secure payment processing</w:t>
+      </w:r>
+    </w:p>
+    <w:p>
+      <w:pPr>
+        <w:numPr>
+          <w:ilvl w:val="0"/>
+          <w:numId w:val="65"/>
+        </w:numPr>
+        <w:spacing w:before="100" w:beforeAutospacing="1" w:after="100" w:afterAutospacing="1" w:line="300" w:lineRule="atLeast"/>
+        <w:rPr>
+          <w:rFonts w:ascii="Segoe UI" w:eastAsia="Times New Roman" w:hAnsi="Segoe UI" w:cs="Segoe UI"/>
+          <w:kern w:val="0"/>
+          <w:sz w:val="21"/>
+          <w:szCs w:val="21"/>
+          <w14:ligatures w14:val="none"/>
+        </w:rPr>
+      </w:pPr>
+      <w:r>
+        <w:rPr>
+          <w:rFonts w:ascii="Segoe UI" w:eastAsia="Times New Roman" w:hAnsi="Segoe UI" w:cs="Segoe UI"/>
+          <w:kern w:val="0"/>
+          <w:sz w:val="21"/>
+          <w:szCs w:val="21"/>
+          <w14:ligatures w14:val="none"/>
+        </w:rPr>
+        <w:t>High user satisfaction</w:t>
+      </w:r>
+    </w:p>
+    <w:p>
+      <w:pPr>
+        <w:numPr>
+          <w:ilvl w:val="0"/>
+          <w:numId w:val="65"/>
+        </w:numPr>
+        <w:spacing w:before="100" w:beforeAutospacing="1" w:after="100" w:afterAutospacing="1" w:line="300" w:lineRule="atLeast"/>
+        <w:rPr>
+          <w:rFonts w:ascii="Segoe UI" w:eastAsia="Times New Roman" w:hAnsi="Segoe UI" w:cs="Segoe UI"/>
+          <w:kern w:val="0"/>
+          <w:sz w:val="21"/>
+          <w:szCs w:val="21"/>
+          <w14:ligatures w14:val="none"/>
+        </w:rPr>
+      </w:pPr>
+      <w:r>
+        <w:rPr>
+          <w:rFonts w:ascii="Segoe UI" w:eastAsia="Times New Roman" w:hAnsi="Segoe UI" w:cs="Segoe UI"/>
+          <w:kern w:val="0"/>
+          <w:sz w:val="21"/>
+          <w:szCs w:val="21"/>
+          <w14:ligatures w14:val="none"/>
+        </w:rPr>
+        <w:t>Increased parking utilization</w:t>
+      </w:r>
+    </w:p>
+    <w:p>
+      <w:pPr>
+        <w:numPr>
+          <w:ilvl w:val="0"/>
+          <w:numId w:val="65"/>
+        </w:numPr>
+        <w:spacing w:before="100" w:beforeAutospacing="1" w:after="100" w:afterAutospacing="1" w:line="300" w:lineRule="atLeast"/>
+        <w:rPr>
+          <w:rFonts w:ascii="Segoe UI" w:eastAsia="Times New Roman" w:hAnsi="Segoe UI" w:cs="Segoe UI"/>
+          <w:kern w:val="0"/>
+          <w:sz w:val="21"/>
+          <w:szCs w:val="21"/>
+          <w14:ligatures w14:val="none"/>
+        </w:rPr>
+      </w:pPr>
+      <w:r>
+        <w:rPr>
+          <w:rFonts w:ascii="Segoe UI" w:eastAsia="Times New Roman" w:hAnsi="Segoe UI" w:cs="Segoe UI"/>
+          <w:kern w:val="0"/>
+          <w:sz w:val="21"/>
+          <w:szCs w:val="21"/>
+          <w14:ligatures w14:val="none"/>
+        </w:rPr>
+        <w:t>Successful semester project completion</w:t>
+      </w:r>
+    </w:p>
+    <w:p>
+      <w:pPr>
+        <w:spacing w:before="100" w:beforeAutospacing="1" w:after="100" w:afterAutospacing="1" w:line="300" w:lineRule="atLeast"/>
+        <w:outlineLvl w:val="2"/>
+        <w:rPr>
+          <w:rFonts w:ascii="Segoe UI" w:eastAsia="Times New Roman" w:hAnsi="Segoe UI" w:cs="Segoe UI"/>
+          <w:b/>
+          <w:bCs/>
+          <w:kern w:val="0"/>
+          <w:sz w:val="27"/>
+          <w:szCs w:val="27"/>
+          <w14:ligatures w14:val="none"/>
+        </w:rPr>
+      </w:pPr>
+      <w:r>
+        <w:rPr>
+          <w:rFonts w:ascii="Segoe UI" w:eastAsia="Times New Roman" w:hAnsi="Segoe UI" w:cs="Segoe UI"/>
+          <w:b/>
+          <w:bCs/>
+          <w:kern w:val="0"/>
+          <w:sz w:val="27"/>
+          <w:szCs w:val="27"/>
+          <w14:ligatures w14:val="none"/>
+        </w:rPr>
+        <w:t>Major Constraints</w:t>
+      </w:r>
+    </w:p>
+    <w:p>
+      <w:pPr>
+        <w:numPr>
+          <w:ilvl w:val="0"/>
+          <w:numId w:val="66"/>
+        </w:numPr>
+        <w:spacing w:before="100" w:beforeAutospacing="1" w:after="100" w:afterAutospacing="1" w:line="300" w:lineRule="atLeast"/>
+        <w:rPr>
+          <w:rFonts w:ascii="Segoe UI" w:eastAsia="Times New Roman" w:hAnsi="Segoe UI" w:cs="Segoe UI"/>
+          <w:kern w:val="0"/>
+          <w:sz w:val="21"/>
+          <w:szCs w:val="21"/>
+          <w14:ligatures w14:val="none"/>
+        </w:rPr>
+      </w:pPr>
+      <w:r>
+        <w:rPr>
+          <w:rFonts w:ascii="Segoe UI" w:eastAsia="Times New Roman" w:hAnsi="Segoe UI" w:cs="Segoe UI"/>
+          <w:kern w:val="0"/>
+          <w:sz w:val="21"/>
+          <w:szCs w:val="21"/>
+          <w14:ligatures w14:val="none"/>
+        </w:rPr>
+        <w:t>Fixed semester timeline</w:t>
+      </w:r>
+    </w:p>
+    <w:p>
+      <w:pPr>
+        <w:numPr>
+          <w:ilvl w:val="0"/>
+          <w:numId w:val="66"/>
+        </w:numPr>
+        <w:spacing w:before="100" w:beforeAutospacing="1" w:after="100" w:afterAutospacing="1" w:line="300" w:lineRule="atLeast"/>
+        <w:rPr>
+          <w:rFonts w:ascii="Segoe UI" w:eastAsia="Times New Roman" w:hAnsi="Segoe UI" w:cs="Segoe UI"/>
+          <w:kern w:val="0"/>
+          <w:sz w:val="21"/>
+          <w:szCs w:val="21"/>
+          <w14:ligatures w14:val="none"/>
+        </w:rPr>
+      </w:pPr>
+      <w:r>
+        <w:rPr>
+          <w:rFonts w:ascii="Segoe UI" w:eastAsia="Times New Roman" w:hAnsi="Segoe UI" w:cs="Segoe UI"/>
+          <w:kern w:val="0"/>
+          <w:sz w:val="21"/>
+          <w:szCs w:val="21"/>
+          <w14:ligatures w14:val="none"/>
+        </w:rPr>
+        <w:t>Third-party API dependencies</w:t>
+      </w:r>
+    </w:p>
+    <w:p>
+      <w:pPr>
+        <w:numPr>
+          <w:ilvl w:val="0"/>
+          <w:numId w:val="66"/>
+        </w:numPr>
+        <w:spacing w:before="100" w:beforeAutospacing="1" w:after="100" w:afterAutospacing="1" w:line="300" w:lineRule="atLeast"/>
+        <w:rPr>
+          <w:rFonts w:ascii="Segoe UI" w:eastAsia="Times New Roman" w:hAnsi="Segoe UI" w:cs="Segoe UI"/>
+          <w:kern w:val="0"/>
+          <w:sz w:val="21"/>
+          <w:szCs w:val="21"/>
+          <w14:ligatures w14:val="none"/>
+        </w:rPr>
+      </w:pPr>
+      <w:r>
+        <w:rPr>
+          <w:rFonts w:ascii="Segoe UI" w:eastAsia="Times New Roman" w:hAnsi="Segoe UI" w:cs="Segoe UI"/>
+          <w:kern w:val="0"/>
+          <w:sz w:val="21"/>
+          <w:szCs w:val="21"/>
+          <w14:ligatures w14:val="none"/>
+        </w:rPr>
+        <w:t>Security and privacy compliance requirements</w:t>
+      </w:r>
+    </w:p>
+    <w:p>
+      <w:pPr>
+        <w:spacing w:before="100" w:beforeAutospacing="1" w:after="100" w:afterAutospacing="1" w:line="300" w:lineRule="atLeast"/>
+        <w:outlineLvl w:val="2"/>
+        <w:rPr>
+          <w:rFonts w:ascii="Segoe UI" w:eastAsia="Times New Roman" w:hAnsi="Segoe UI" w:cs="Segoe UI"/>
+          <w:b/>
+          <w:bCs/>
+          <w:kern w:val="0"/>
+          <w:sz w:val="27"/>
+          <w:szCs w:val="27"/>
+          <w14:ligatures w14:val="none"/>
+        </w:rPr>
+      </w:pPr>
+      <w:r>
+        <w:rPr>
+          <w:rFonts w:ascii="Segoe UI" w:eastAsia="Times New Roman" w:hAnsi="Segoe UI" w:cs="Segoe UI"/>
+          <w:b/>
+          <w:bCs/>
+          <w:kern w:val="0"/>
+          <w:sz w:val="27"/>
+          <w:szCs w:val="27"/>
+          <w14:ligatures w14:val="none"/>
+        </w:rPr>
+        <w:t>Major Risks</w:t>
+      </w:r>
+    </w:p>
+    <w:p>
+      <w:pPr>
+        <w:numPr>
+          <w:ilvl w:val="0"/>
+          <w:numId w:val="67"/>
+        </w:numPr>
+        <w:spacing w:before="100" w:beforeAutospacing="1" w:after="100" w:afterAutospacing="1" w:line="300" w:lineRule="atLeast"/>
+        <w:rPr>
+          <w:rFonts w:ascii="Segoe UI" w:eastAsia="Times New Roman" w:hAnsi="Segoe UI" w:cs="Segoe UI"/>
+          <w:kern w:val="0"/>
+          <w:sz w:val="21"/>
+          <w:szCs w:val="21"/>
+          <w14:ligatures w14:val="none"/>
+        </w:rPr>
+      </w:pPr>
+      <w:r>
+        <w:rPr>
+          <w:rFonts w:ascii="Segoe UI" w:eastAsia="Times New Roman" w:hAnsi="Segoe UI" w:cs="Segoe UI"/>
+          <w:kern w:val="0"/>
+          <w:sz w:val="21"/>
+          <w:szCs w:val="21"/>
+          <w14:ligatures w14:val="none"/>
+        </w:rPr>
+        <w:t>API failures</w:t>
+      </w:r>
+    </w:p>
+    <w:p>
+      <w:pPr>
+        <w:numPr>
+          <w:ilvl w:val="0"/>
+          <w:numId w:val="67"/>
+        </w:numPr>
+        <w:spacing w:before="100" w:beforeAutospacing="1" w:after="100" w:afterAutospacing="1" w:line="300" w:lineRule="atLeast"/>
+        <w:rPr>
+          <w:rFonts w:ascii="Segoe UI" w:eastAsia="Times New Roman" w:hAnsi="Segoe UI" w:cs="Segoe UI"/>
+          <w:kern w:val="0"/>
+          <w:sz w:val="21"/>
+          <w:szCs w:val="21"/>
+          <w14:ligatures w14:val="none"/>
+        </w:rPr>
+      </w:pPr>
+      <w:r>
+        <w:rPr>
+          <w:rFonts w:ascii="Segoe UI" w:eastAsia="Times New Roman" w:hAnsi="Segoe UI" w:cs="Segoe UI"/>
+          <w:kern w:val="0"/>
+          <w:sz w:val="21"/>
+          <w:szCs w:val="21"/>
+          <w14:ligatures w14:val="none"/>
+        </w:rPr>
+        <w:t>Schedule delays</w:t>
+      </w:r>
+    </w:p>
+    <w:p>
+      <w:pPr>
+        <w:numPr>
+          <w:ilvl w:val="0"/>
+          <w:numId w:val="67"/>
+        </w:numPr>
+        <w:spacing w:before="100" w:beforeAutospacing="1" w:after="100" w:afterAutospacing="1" w:line="300" w:lineRule="atLeast"/>
+        <w:rPr>
+          <w:rFonts w:ascii="Segoe UI" w:eastAsia="Times New Roman" w:hAnsi="Segoe UI" w:cs="Segoe UI"/>
+          <w:kern w:val="0"/>
+          <w:sz w:val="21"/>
+          <w:szCs w:val="21"/>
+          <w14:ligatures w14:val="none"/>
+        </w:rPr>
+      </w:pPr>
+      <w:r>
+        <w:rPr>
+          <w:rFonts w:ascii="Segoe UI" w:eastAsia="Times New Roman" w:hAnsi="Segoe UI" w:cs="Segoe UI"/>
+          <w:kern w:val="0"/>
+          <w:sz w:val="21"/>
+          <w:szCs w:val="21"/>
+          <w14:ligatures w14:val="none"/>
+        </w:rPr>
+        <w:t>Security concerns</w:t>
+      </w:r>
+    </w:p>
+    <w:p>
+      <w:pPr>
+        <w:numPr>
+          <w:ilvl w:val="0"/>
+          <w:numId w:val="67"/>
+        </w:numPr>
+        <w:spacing w:before="100" w:beforeAutospacing="1" w:after="100" w:afterAutospacing="1" w:line="300" w:lineRule="atLeast"/>
+        <w:rPr>
+          <w:rFonts w:ascii="Segoe UI" w:eastAsia="Times New Roman" w:hAnsi="Segoe UI" w:cs="Segoe UI"/>
+          <w:kern w:val="0"/>
+          <w:sz w:val="21"/>
+          <w:szCs w:val="21"/>
+          <w14:ligatures w14:val="none"/>
+        </w:rPr>
+      </w:pPr>
+      <w:r>
+        <w:rPr>
+          <w:rFonts w:ascii="Segoe UI" w:eastAsia="Times New Roman" w:hAnsi="Segoe UI" w:cs="Segoe UI"/>
+          <w:kern w:val="0"/>
+          <w:sz w:val="21"/>
+          <w:szCs w:val="21"/>
+          <w14:ligatures w14:val="none"/>
+        </w:rPr>
+        <w:t>Stakeholder communication issues</w:t>
       </w:r>
     </w:p>
     <w:p>
@@ -26693,6 +31188,155 @@
 <file path=word/numbering.xml><?xml version="1.0" encoding="utf-8"?>
 <w:numbering xmlns:wpc="http://schemas.microsoft.com/office/word/2010/wordprocessingCanvas" xmlns:cx="http://schemas.microsoft.com/office/drawing/2014/chartex" xmlns:cx1="http://schemas.microsoft.com/office/drawing/2015/9/8/chartex" xmlns:cx2="http://schemas.microsoft.com/office/drawing/2015/10/21/chartex" xmlns:cx3="http://schemas.microsoft.com/office/drawing/2016/5/9/chartex" xmlns:cx4="http://schemas.microsoft.com/office/drawing/2016/5/10/chartex" xmlns:cx5="http://schemas.microsoft.com/office/drawing/2016/5/11/chartex" xmlns:cx6="http://schemas.microsoft.com/office/drawing/2016/5/12/chartex" xmlns:cx7="http://schemas.microsoft.com/office/drawing/2016/5/13/chartex" xmlns:cx8="http://schemas.microsoft.com/office/drawing/2016/5/14/chartex" xmlns:mc="http://schemas.openxmlformats.org/markup-compatibility/2006" xmlns:aink="http://schemas.microsoft.com/office/drawing/2016/ink" xmlns:am3d="http://schemas.microsoft.com/office/drawing/2017/model3d" xmlns:o="urn:schemas-microsoft-com:office:office" xmlns:oel="http://schemas.microsoft.com/office/2019/extlst" xmlns:r="http://schemas.openxmlformats.org/officeDocument/2006/relationships" xmlns:m="http://schemas.openxmlformats.org/officeDocument/2006/math" xmlns:v="urn:schemas-microsoft-com:vml" xmlns:wp14="http://schemas.microsoft.com/office/word/2010/wordprocessingDrawing" xmlns:wp="http://schemas.openxmlformats.org/drawingml/2006/wordprocessingDrawing" xmlns:w10="urn:schemas-microsoft-com:office:word" xmlns:w="http://schemas.openxmlformats.org/wordprocessingml/2006/main" xmlns:w14="http://schemas.microsoft.com/office/word/2010/wordml" xmlns:w15="http://schemas.microsoft.com/office/word/2012/wordml" xmlns:w16cex="http://schemas.microsoft.com/office/word/2018/wordml/cex" xmlns:w16cid="http://schemas.microsoft.com/office/word/2016/wordml/cid" xmlns:w16="http://schemas.microsoft.com/office/word/2018/wordml" xmlns:w16du="http://schemas.microsoft.com/office/word/2023/wordml/word16du" xmlns:w16sdtdh="http://schemas.microsoft.com/office/word/2020/wordml/sdtdatahash" xmlns:w16sdtfl="http://schemas.microsoft.com/office/word/2024/wordml/sdtformatlock" xmlns:w16se="http://schemas.microsoft.com/office/word/2015/wordml/symex" xmlns:wpg="http://schemas.microsoft.com/office/word/2010/wordprocessingGroup" xmlns:wpi="http://schemas.microsoft.com/office/word/2010/wordprocessingInk" xmlns:wne="http://schemas.microsoft.com/office/word/2006/wordml" xmlns:wps="http://schemas.microsoft.com/office/word/2010/wordprocessingShape" mc:Ignorable="w14 w15 w16se w16cid w16 w16cex w16sdtdh w16sdtfl w16du wp14">
   <w:abstractNum w:abstractNumId="0" w15:restartNumberingAfterBreak="0">
+    <w:nsid w:val="00BB32A9"/>
+    <w:multiLevelType w:val="multilevel"/>
+    <w:tmpl w:val="6A26C5A6"/>
+    <w:lvl w:ilvl="0">
+      <w:start w:val="1"/>
+      <w:numFmt w:val="bullet"/>
+      <w:lvlText w:val=""/>
+      <w:lvlJc w:val="left"/>
+      <w:pPr>
+        <w:tabs>
+          <w:tab w:val="num" w:pos="720"/>
+        </w:tabs>
+        <w:ind w:left="720" w:hanging="360"/>
+      </w:pPr>
+      <w:rPr>
+        <w:rFonts w:ascii="Symbol" w:hAnsi="Symbol" w:hint="default"/>
+        <w:sz w:val="20"/>
+      </w:rPr>
+    </w:lvl>
+    <w:lvl w:ilvl="1" w:tentative="1">
+      <w:start w:val="1"/>
+      <w:numFmt w:val="bullet"/>
+      <w:lvlText w:val="o"/>
+      <w:lvlJc w:val="left"/>
+      <w:pPr>
+        <w:tabs>
+          <w:tab w:val="num" w:pos="1440"/>
+        </w:tabs>
+        <w:ind w:left="1440" w:hanging="360"/>
+      </w:pPr>
+      <w:rPr>
+        <w:rFonts w:ascii="Courier New" w:hAnsi="Courier New" w:hint="default"/>
+        <w:sz w:val="20"/>
+      </w:rPr>
+    </w:lvl>
+    <w:lvl w:ilvl="2" w:tentative="1">
+      <w:start w:val="1"/>
+      <w:numFmt w:val="bullet"/>
+      <w:lvlText w:val=""/>
+      <w:lvlJc w:val="left"/>
+      <w:pPr>
+        <w:tabs>
+          <w:tab w:val="num" w:pos="2160"/>
+        </w:tabs>
+        <w:ind w:left="2160" w:hanging="360"/>
+      </w:pPr>
+      <w:rPr>
+        <w:rFonts w:ascii="Wingdings" w:hAnsi="Wingdings" w:hint="default"/>
+        <w:sz w:val="20"/>
+      </w:rPr>
+    </w:lvl>
+    <w:lvl w:ilvl="3" w:tentative="1">
+      <w:start w:val="1"/>
+      <w:numFmt w:val="bullet"/>
+      <w:lvlText w:val=""/>
+      <w:lvlJc w:val="left"/>
+      <w:pPr>
+        <w:tabs>
+          <w:tab w:val="num" w:pos="2880"/>
+        </w:tabs>
+        <w:ind w:left="2880" w:hanging="360"/>
+      </w:pPr>
+      <w:rPr>
+        <w:rFonts w:ascii="Wingdings" w:hAnsi="Wingdings" w:hint="default"/>
+        <w:sz w:val="20"/>
+      </w:rPr>
+    </w:lvl>
+    <w:lvl w:ilvl="4" w:tentative="1">
+      <w:start w:val="1"/>
+      <w:numFmt w:val="bullet"/>
+      <w:lvlText w:val=""/>
+      <w:lvlJc w:val="left"/>
+      <w:pPr>
+        <w:tabs>
+          <w:tab w:val="num" w:pos="3600"/>
+        </w:tabs>
+        <w:ind w:left="3600" w:hanging="360"/>
+      </w:pPr>
+      <w:rPr>
+        <w:rFonts w:ascii="Wingdings" w:hAnsi="Wingdings" w:hint="default"/>
+        <w:sz w:val="20"/>
+      </w:rPr>
+    </w:lvl>
+    <w:lvl w:ilvl="5" w:tentative="1">
+      <w:start w:val="1"/>
+      <w:numFmt w:val="bullet"/>
+      <w:lvlText w:val=""/>
+      <w:lvlJc w:val="left"/>
+      <w:pPr>
+        <w:tabs>
+          <w:tab w:val="num" w:pos="4320"/>
+        </w:tabs>
+        <w:ind w:left="4320" w:hanging="360"/>
+      </w:pPr>
+      <w:rPr>
+        <w:rFonts w:ascii="Wingdings" w:hAnsi="Wingdings" w:hint="default"/>
+        <w:sz w:val="20"/>
+      </w:rPr>
+    </w:lvl>
+    <w:lvl w:ilvl="6" w:tentative="1">
+      <w:start w:val="1"/>
+      <w:numFmt w:val="bullet"/>
+      <w:lvlText w:val=""/>
+      <w:lvlJc w:val="left"/>
+      <w:pPr>
+        <w:tabs>
+          <w:tab w:val="num" w:pos="5040"/>
+        </w:tabs>
+        <w:ind w:left="5040" w:hanging="360"/>
+      </w:pPr>
+      <w:rPr>
+        <w:rFonts w:ascii="Wingdings" w:hAnsi="Wingdings" w:hint="default"/>
+        <w:sz w:val="20"/>
+      </w:rPr>
+    </w:lvl>
+    <w:lvl w:ilvl="7" w:tentative="1">
+      <w:start w:val="1"/>
+      <w:numFmt w:val="bullet"/>
+      <w:lvlText w:val=""/>
+      <w:lvlJc w:val="left"/>
+      <w:pPr>
+        <w:tabs>
+          <w:tab w:val="num" w:pos="5760"/>
+        </w:tabs>
+        <w:ind w:left="5760" w:hanging="360"/>
+      </w:pPr>
+      <w:rPr>
+        <w:rFonts w:ascii="Wingdings" w:hAnsi="Wingdings" w:hint="default"/>
+        <w:sz w:val="20"/>
+      </w:rPr>
+    </w:lvl>
+    <w:lvl w:ilvl="8" w:tentative="1">
+      <w:start w:val="1"/>
+      <w:numFmt w:val="bullet"/>
+      <w:lvlText w:val=""/>
+      <w:lvlJc w:val="left"/>
+      <w:pPr>
+        <w:tabs>
+          <w:tab w:val="num" w:pos="6480"/>
+        </w:tabs>
+        <w:ind w:left="6480" w:hanging="360"/>
+      </w:pPr>
+      <w:rPr>
+        <w:rFonts w:ascii="Wingdings" w:hAnsi="Wingdings" w:hint="default"/>
+        <w:sz w:val="20"/>
+      </w:rPr>
+    </w:lvl>
+  </w:abstractNum>
+  <w:abstractNum w:abstractNumId="1" w15:restartNumberingAfterBreak="0">
     <w:nsid w:val="014C76E0"/>
     <w:multiLevelType w:val="multilevel"/>
     <w:tmpl w:val="96D889CC"/>
@@ -26841,7 +31485,7 @@
       </w:rPr>
     </w:lvl>
   </w:abstractNum>
-  <w:abstractNum w:abstractNumId="1" w15:restartNumberingAfterBreak="0">
+  <w:abstractNum w:abstractNumId="2" w15:restartNumberingAfterBreak="0">
     <w:nsid w:val="01EC578D"/>
     <w:multiLevelType w:val="multilevel"/>
     <w:tmpl w:val="FA843040"/>
@@ -26954,7 +31598,156 @@
       </w:pPr>
     </w:lvl>
   </w:abstractNum>
-  <w:abstractNum w:abstractNumId="2" w15:restartNumberingAfterBreak="0">
+  <w:abstractNum w:abstractNumId="3" w15:restartNumberingAfterBreak="0">
+    <w:nsid w:val="086A7987"/>
+    <w:multiLevelType w:val="multilevel"/>
+    <w:tmpl w:val="0A14F1A8"/>
+    <w:lvl w:ilvl="0">
+      <w:start w:val="1"/>
+      <w:numFmt w:val="bullet"/>
+      <w:lvlText w:val=""/>
+      <w:lvlJc w:val="left"/>
+      <w:pPr>
+        <w:tabs>
+          <w:tab w:val="num" w:pos="720"/>
+        </w:tabs>
+        <w:ind w:left="720" w:hanging="360"/>
+      </w:pPr>
+      <w:rPr>
+        <w:rFonts w:ascii="Symbol" w:hAnsi="Symbol" w:hint="default"/>
+        <w:sz w:val="20"/>
+      </w:rPr>
+    </w:lvl>
+    <w:lvl w:ilvl="1" w:tentative="1">
+      <w:start w:val="1"/>
+      <w:numFmt w:val="bullet"/>
+      <w:lvlText w:val="o"/>
+      <w:lvlJc w:val="left"/>
+      <w:pPr>
+        <w:tabs>
+          <w:tab w:val="num" w:pos="1440"/>
+        </w:tabs>
+        <w:ind w:left="1440" w:hanging="360"/>
+      </w:pPr>
+      <w:rPr>
+        <w:rFonts w:ascii="Courier New" w:hAnsi="Courier New" w:hint="default"/>
+        <w:sz w:val="20"/>
+      </w:rPr>
+    </w:lvl>
+    <w:lvl w:ilvl="2" w:tentative="1">
+      <w:start w:val="1"/>
+      <w:numFmt w:val="bullet"/>
+      <w:lvlText w:val=""/>
+      <w:lvlJc w:val="left"/>
+      <w:pPr>
+        <w:tabs>
+          <w:tab w:val="num" w:pos="2160"/>
+        </w:tabs>
+        <w:ind w:left="2160" w:hanging="360"/>
+      </w:pPr>
+      <w:rPr>
+        <w:rFonts w:ascii="Wingdings" w:hAnsi="Wingdings" w:hint="default"/>
+        <w:sz w:val="20"/>
+      </w:rPr>
+    </w:lvl>
+    <w:lvl w:ilvl="3" w:tentative="1">
+      <w:start w:val="1"/>
+      <w:numFmt w:val="bullet"/>
+      <w:lvlText w:val=""/>
+      <w:lvlJc w:val="left"/>
+      <w:pPr>
+        <w:tabs>
+          <w:tab w:val="num" w:pos="2880"/>
+        </w:tabs>
+        <w:ind w:left="2880" w:hanging="360"/>
+      </w:pPr>
+      <w:rPr>
+        <w:rFonts w:ascii="Wingdings" w:hAnsi="Wingdings" w:hint="default"/>
+        <w:sz w:val="20"/>
+      </w:rPr>
+    </w:lvl>
+    <w:lvl w:ilvl="4" w:tentative="1">
+      <w:start w:val="1"/>
+      <w:numFmt w:val="bullet"/>
+      <w:lvlText w:val=""/>
+      <w:lvlJc w:val="left"/>
+      <w:pPr>
+        <w:tabs>
+          <w:tab w:val="num" w:pos="3600"/>
+        </w:tabs>
+        <w:ind w:left="3600" w:hanging="360"/>
+      </w:pPr>
+      <w:rPr>
+        <w:rFonts w:ascii="Wingdings" w:hAnsi="Wingdings" w:hint="default"/>
+        <w:sz w:val="20"/>
+      </w:rPr>
+    </w:lvl>
+    <w:lvl w:ilvl="5" w:tentative="1">
+      <w:start w:val="1"/>
+      <w:numFmt w:val="bullet"/>
+      <w:lvlText w:val=""/>
+      <w:lvlJc w:val="left"/>
+      <w:pPr>
+        <w:tabs>
+          <w:tab w:val="num" w:pos="4320"/>
+        </w:tabs>
+        <w:ind w:left="4320" w:hanging="360"/>
+      </w:pPr>
+      <w:rPr>
+        <w:rFonts w:ascii="Wingdings" w:hAnsi="Wingdings" w:hint="default"/>
+        <w:sz w:val="20"/>
+      </w:rPr>
+    </w:lvl>
+    <w:lvl w:ilvl="6" w:tentative="1">
+      <w:start w:val="1"/>
+      <w:numFmt w:val="bullet"/>
+      <w:lvlText w:val=""/>
+      <w:lvlJc w:val="left"/>
+      <w:pPr>
+        <w:tabs>
+          <w:tab w:val="num" w:pos="5040"/>
+        </w:tabs>
+        <w:ind w:left="5040" w:hanging="360"/>
+      </w:pPr>
+      <w:rPr>
+        <w:rFonts w:ascii="Wingdings" w:hAnsi="Wingdings" w:hint="default"/>
+        <w:sz w:val="20"/>
+      </w:rPr>
+    </w:lvl>
+    <w:lvl w:ilvl="7" w:tentative="1">
+      <w:start w:val="1"/>
+      <w:numFmt w:val="bullet"/>
+      <w:lvlText w:val=""/>
+      <w:lvlJc w:val="left"/>
+      <w:pPr>
+        <w:tabs>
+          <w:tab w:val="num" w:pos="5760"/>
+        </w:tabs>
+        <w:ind w:left="5760" w:hanging="360"/>
+      </w:pPr>
+      <w:rPr>
+        <w:rFonts w:ascii="Wingdings" w:hAnsi="Wingdings" w:hint="default"/>
+        <w:sz w:val="20"/>
+      </w:rPr>
+    </w:lvl>
+    <w:lvl w:ilvl="8" w:tentative="1">
+      <w:start w:val="1"/>
+      <w:numFmt w:val="bullet"/>
+      <w:lvlText w:val=""/>
+      <w:lvlJc w:val="left"/>
+      <w:pPr>
+        <w:tabs>
+          <w:tab w:val="num" w:pos="6480"/>
+        </w:tabs>
+        <w:ind w:left="6480" w:hanging="360"/>
+      </w:pPr>
+      <w:rPr>
+        <w:rFonts w:ascii="Wingdings" w:hAnsi="Wingdings" w:hint="default"/>
+        <w:sz w:val="20"/>
+      </w:rPr>
+    </w:lvl>
+  </w:abstractNum>
+  <w:abstractNum w:abstractNumId="4" w15:restartNumberingAfterBreak="0">
     <w:nsid w:val="0BA27A12"/>
     <w:multiLevelType w:val="multilevel"/>
     <w:tmpl w:val="CEC61B5C"/>
@@ -27067,7 +31860,7 @@
       </w:pPr>
     </w:lvl>
   </w:abstractNum>
-  <w:abstractNum w:abstractNumId="3" w15:restartNumberingAfterBreak="0">
+  <w:abstractNum w:abstractNumId="5" w15:restartNumberingAfterBreak="0">
     <w:nsid w:val="0D750421"/>
     <w:multiLevelType w:val="multilevel"/>
     <w:tmpl w:val="322AEC60"/>
@@ -27216,7 +32009,156 @@
       </w:rPr>
     </w:lvl>
   </w:abstractNum>
-  <w:abstractNum w:abstractNumId="4" w15:restartNumberingAfterBreak="0">
+  <w:abstractNum w:abstractNumId="6" w15:restartNumberingAfterBreak="0">
+    <w:nsid w:val="0F6E1FEE"/>
+    <w:multiLevelType w:val="multilevel"/>
+    <w:tmpl w:val="535C518C"/>
+    <w:lvl w:ilvl="0">
+      <w:start w:val="1"/>
+      <w:numFmt w:val="bullet"/>
+      <w:lvlText w:val=""/>
+      <w:lvlJc w:val="left"/>
+      <w:pPr>
+        <w:tabs>
+          <w:tab w:val="num" w:pos="720"/>
+        </w:tabs>
+        <w:ind w:left="720" w:hanging="360"/>
+      </w:pPr>
+      <w:rPr>
+        <w:rFonts w:ascii="Symbol" w:hAnsi="Symbol" w:hint="default"/>
+        <w:sz w:val="20"/>
+      </w:rPr>
+    </w:lvl>
+    <w:lvl w:ilvl="1" w:tentative="1">
+      <w:start w:val="1"/>
+      <w:numFmt w:val="bullet"/>
+      <w:lvlText w:val="o"/>
+      <w:lvlJc w:val="left"/>
+      <w:pPr>
+        <w:tabs>
+          <w:tab w:val="num" w:pos="1440"/>
+        </w:tabs>
+        <w:ind w:left="1440" w:hanging="360"/>
+      </w:pPr>
+      <w:rPr>
+        <w:rFonts w:ascii="Courier New" w:hAnsi="Courier New" w:hint="default"/>
+        <w:sz w:val="20"/>
+      </w:rPr>
+    </w:lvl>
+    <w:lvl w:ilvl="2" w:tentative="1">
+      <w:start w:val="1"/>
+      <w:numFmt w:val="bullet"/>
+      <w:lvlText w:val=""/>
+      <w:lvlJc w:val="left"/>
+      <w:pPr>
+        <w:tabs>
+          <w:tab w:val="num" w:pos="2160"/>
+        </w:tabs>
+        <w:ind w:left="2160" w:hanging="360"/>
+      </w:pPr>
+      <w:rPr>
+        <w:rFonts w:ascii="Wingdings" w:hAnsi="Wingdings" w:hint="default"/>
+        <w:sz w:val="20"/>
+      </w:rPr>
+    </w:lvl>
+    <w:lvl w:ilvl="3" w:tentative="1">
+      <w:start w:val="1"/>
+      <w:numFmt w:val="bullet"/>
+      <w:lvlText w:val=""/>
+      <w:lvlJc w:val="left"/>
+      <w:pPr>
+        <w:tabs>
+          <w:tab w:val="num" w:pos="2880"/>
+        </w:tabs>
+        <w:ind w:left="2880" w:hanging="360"/>
+      </w:pPr>
+      <w:rPr>
+        <w:rFonts w:ascii="Wingdings" w:hAnsi="Wingdings" w:hint="default"/>
+        <w:sz w:val="20"/>
+      </w:rPr>
+    </w:lvl>
+    <w:lvl w:ilvl="4" w:tentative="1">
+      <w:start w:val="1"/>
+      <w:numFmt w:val="bullet"/>
+      <w:lvlText w:val=""/>
+      <w:lvlJc w:val="left"/>
+      <w:pPr>
+        <w:tabs>
+          <w:tab w:val="num" w:pos="3600"/>
+        </w:tabs>
+        <w:ind w:left="3600" w:hanging="360"/>
+      </w:pPr>
+      <w:rPr>
+        <w:rFonts w:ascii="Wingdings" w:hAnsi="Wingdings" w:hint="default"/>
+        <w:sz w:val="20"/>
+      </w:rPr>
+    </w:lvl>
+    <w:lvl w:ilvl="5" w:tentative="1">
+      <w:start w:val="1"/>
+      <w:numFmt w:val="bullet"/>
+      <w:lvlText w:val=""/>
+      <w:lvlJc w:val="left"/>
+      <w:pPr>
+        <w:tabs>
+          <w:tab w:val="num" w:pos="4320"/>
+        </w:tabs>
+        <w:ind w:left="4320" w:hanging="360"/>
+      </w:pPr>
+      <w:rPr>
+        <w:rFonts w:ascii="Wingdings" w:hAnsi="Wingdings" w:hint="default"/>
+        <w:sz w:val="20"/>
+      </w:rPr>
+    </w:lvl>
+    <w:lvl w:ilvl="6" w:tentative="1">
+      <w:start w:val="1"/>
+      <w:numFmt w:val="bullet"/>
+      <w:lvlText w:val=""/>
+      <w:lvlJc w:val="left"/>
+      <w:pPr>
+        <w:tabs>
+          <w:tab w:val="num" w:pos="5040"/>
+        </w:tabs>
+        <w:ind w:left="5040" w:hanging="360"/>
+      </w:pPr>
+      <w:rPr>
+        <w:rFonts w:ascii="Wingdings" w:hAnsi="Wingdings" w:hint="default"/>
+        <w:sz w:val="20"/>
+      </w:rPr>
+    </w:lvl>
+    <w:lvl w:ilvl="7" w:tentative="1">
+      <w:start w:val="1"/>
+      <w:numFmt w:val="bullet"/>
+      <w:lvlText w:val=""/>
+      <w:lvlJc w:val="left"/>
+      <w:pPr>
+        <w:tabs>
+          <w:tab w:val="num" w:pos="5760"/>
+        </w:tabs>
+        <w:ind w:left="5760" w:hanging="360"/>
+      </w:pPr>
+      <w:rPr>
+        <w:rFonts w:ascii="Wingdings" w:hAnsi="Wingdings" w:hint="default"/>
+        <w:sz w:val="20"/>
+      </w:rPr>
+    </w:lvl>
+    <w:lvl w:ilvl="8" w:tentative="1">
+      <w:start w:val="1"/>
+      <w:numFmt w:val="bullet"/>
+      <w:lvlText w:val=""/>
+      <w:lvlJc w:val="left"/>
+      <w:pPr>
+        <w:tabs>
+          <w:tab w:val="num" w:pos="6480"/>
+        </w:tabs>
+        <w:ind w:left="6480" w:hanging="360"/>
+      </w:pPr>
+      <w:rPr>
+        <w:rFonts w:ascii="Wingdings" w:hAnsi="Wingdings" w:hint="default"/>
+        <w:sz w:val="20"/>
+      </w:rPr>
+    </w:lvl>
+  </w:abstractNum>
+  <w:abstractNum w:abstractNumId="7" w15:restartNumberingAfterBreak="0">
     <w:nsid w:val="0F735884"/>
     <w:multiLevelType w:val="multilevel"/>
     <w:tmpl w:val="1B4A662C"/>
@@ -27365,7 +32307,156 @@
       </w:rPr>
     </w:lvl>
   </w:abstractNum>
-  <w:abstractNum w:abstractNumId="5" w15:restartNumberingAfterBreak="0">
+  <w:abstractNum w:abstractNumId="8" w15:restartNumberingAfterBreak="0">
+    <w:nsid w:val="108D2286"/>
+    <w:multiLevelType w:val="multilevel"/>
+    <w:tmpl w:val="40C08E4A"/>
+    <w:lvl w:ilvl="0">
+      <w:start w:val="1"/>
+      <w:numFmt w:val="bullet"/>
+      <w:lvlText w:val=""/>
+      <w:lvlJc w:val="left"/>
+      <w:pPr>
+        <w:tabs>
+          <w:tab w:val="num" w:pos="720"/>
+        </w:tabs>
+        <w:ind w:left="720" w:hanging="360"/>
+      </w:pPr>
+      <w:rPr>
+        <w:rFonts w:ascii="Symbol" w:hAnsi="Symbol" w:hint="default"/>
+        <w:sz w:val="20"/>
+      </w:rPr>
+    </w:lvl>
+    <w:lvl w:ilvl="1" w:tentative="1">
+      <w:start w:val="1"/>
+      <w:numFmt w:val="bullet"/>
+      <w:lvlText w:val="o"/>
+      <w:lvlJc w:val="left"/>
+      <w:pPr>
+        <w:tabs>
+          <w:tab w:val="num" w:pos="1440"/>
+        </w:tabs>
+        <w:ind w:left="1440" w:hanging="360"/>
+      </w:pPr>
+      <w:rPr>
+        <w:rFonts w:ascii="Courier New" w:hAnsi="Courier New" w:hint="default"/>
+        <w:sz w:val="20"/>
+      </w:rPr>
+    </w:lvl>
+    <w:lvl w:ilvl="2" w:tentative="1">
+      <w:start w:val="1"/>
+      <w:numFmt w:val="bullet"/>
+      <w:lvlText w:val=""/>
+      <w:lvlJc w:val="left"/>
+      <w:pPr>
+        <w:tabs>
+          <w:tab w:val="num" w:pos="2160"/>
+        </w:tabs>
+        <w:ind w:left="2160" w:hanging="360"/>
+      </w:pPr>
+      <w:rPr>
+        <w:rFonts w:ascii="Wingdings" w:hAnsi="Wingdings" w:hint="default"/>
+        <w:sz w:val="20"/>
+      </w:rPr>
+    </w:lvl>
+    <w:lvl w:ilvl="3" w:tentative="1">
+      <w:start w:val="1"/>
+      <w:numFmt w:val="bullet"/>
+      <w:lvlText w:val=""/>
+      <w:lvlJc w:val="left"/>
+      <w:pPr>
+        <w:tabs>
+          <w:tab w:val="num" w:pos="2880"/>
+        </w:tabs>
+        <w:ind w:left="2880" w:hanging="360"/>
+      </w:pPr>
+      <w:rPr>
+        <w:rFonts w:ascii="Wingdings" w:hAnsi="Wingdings" w:hint="default"/>
+        <w:sz w:val="20"/>
+      </w:rPr>
+    </w:lvl>
+    <w:lvl w:ilvl="4" w:tentative="1">
+      <w:start w:val="1"/>
+      <w:numFmt w:val="bullet"/>
+      <w:lvlText w:val=""/>
+      <w:lvlJc w:val="left"/>
+      <w:pPr>
+        <w:tabs>
+          <w:tab w:val="num" w:pos="3600"/>
+        </w:tabs>
+        <w:ind w:left="3600" w:hanging="360"/>
+      </w:pPr>
+      <w:rPr>
+        <w:rFonts w:ascii="Wingdings" w:hAnsi="Wingdings" w:hint="default"/>
+        <w:sz w:val="20"/>
+      </w:rPr>
+    </w:lvl>
+    <w:lvl w:ilvl="5" w:tentative="1">
+      <w:start w:val="1"/>
+      <w:numFmt w:val="bullet"/>
+      <w:lvlText w:val=""/>
+      <w:lvlJc w:val="left"/>
+      <w:pPr>
+        <w:tabs>
+          <w:tab w:val="num" w:pos="4320"/>
+        </w:tabs>
+        <w:ind w:left="4320" w:hanging="360"/>
+      </w:pPr>
+      <w:rPr>
+        <w:rFonts w:ascii="Wingdings" w:hAnsi="Wingdings" w:hint="default"/>
+        <w:sz w:val="20"/>
+      </w:rPr>
+    </w:lvl>
+    <w:lvl w:ilvl="6" w:tentative="1">
+      <w:start w:val="1"/>
+      <w:numFmt w:val="bullet"/>
+      <w:lvlText w:val=""/>
+      <w:lvlJc w:val="left"/>
+      <w:pPr>
+        <w:tabs>
+          <w:tab w:val="num" w:pos="5040"/>
+        </w:tabs>
+        <w:ind w:left="5040" w:hanging="360"/>
+      </w:pPr>
+      <w:rPr>
+        <w:rFonts w:ascii="Wingdings" w:hAnsi="Wingdings" w:hint="default"/>
+        <w:sz w:val="20"/>
+      </w:rPr>
+    </w:lvl>
+    <w:lvl w:ilvl="7" w:tentative="1">
+      <w:start w:val="1"/>
+      <w:numFmt w:val="bullet"/>
+      <w:lvlText w:val=""/>
+      <w:lvlJc w:val="left"/>
+      <w:pPr>
+        <w:tabs>
+          <w:tab w:val="num" w:pos="5760"/>
+        </w:tabs>
+        <w:ind w:left="5760" w:hanging="360"/>
+      </w:pPr>
+      <w:rPr>
+        <w:rFonts w:ascii="Wingdings" w:hAnsi="Wingdings" w:hint="default"/>
+        <w:sz w:val="20"/>
+      </w:rPr>
+    </w:lvl>
+    <w:lvl w:ilvl="8" w:tentative="1">
+      <w:start w:val="1"/>
+      <w:numFmt w:val="bullet"/>
+      <w:lvlText w:val=""/>
+      <w:lvlJc w:val="left"/>
+      <w:pPr>
+        <w:tabs>
+          <w:tab w:val="num" w:pos="6480"/>
+        </w:tabs>
+        <w:ind w:left="6480" w:hanging="360"/>
+      </w:pPr>
+      <w:rPr>
+        <w:rFonts w:ascii="Wingdings" w:hAnsi="Wingdings" w:hint="default"/>
+        <w:sz w:val="20"/>
+      </w:rPr>
+    </w:lvl>
+  </w:abstractNum>
+  <w:abstractNum w:abstractNumId="9" w15:restartNumberingAfterBreak="0">
     <w:nsid w:val="1176026A"/>
     <w:multiLevelType w:val="multilevel"/>
     <w:tmpl w:val="B30AFE5E"/>
@@ -27514,7 +32605,7 @@
       </w:rPr>
     </w:lvl>
   </w:abstractNum>
-  <w:abstractNum w:abstractNumId="6" w15:restartNumberingAfterBreak="0">
+  <w:abstractNum w:abstractNumId="10" w15:restartNumberingAfterBreak="0">
     <w:nsid w:val="16D816C7"/>
     <w:multiLevelType w:val="multilevel"/>
     <w:tmpl w:val="F3024B2E"/>
@@ -27663,7 +32754,7 @@
       </w:rPr>
     </w:lvl>
   </w:abstractNum>
-  <w:abstractNum w:abstractNumId="7" w15:restartNumberingAfterBreak="0">
+  <w:abstractNum w:abstractNumId="11" w15:restartNumberingAfterBreak="0">
     <w:nsid w:val="1AAF6608"/>
     <w:multiLevelType w:val="multilevel"/>
     <w:tmpl w:val="298AF3C2"/>
@@ -27812,7 +32903,7 @@
       </w:rPr>
     </w:lvl>
   </w:abstractNum>
-  <w:abstractNum w:abstractNumId="8" w15:restartNumberingAfterBreak="0">
+  <w:abstractNum w:abstractNumId="12" w15:restartNumberingAfterBreak="0">
     <w:nsid w:val="1C9C447A"/>
     <w:multiLevelType w:val="multilevel"/>
     <w:tmpl w:val="9A287E78"/>
@@ -27961,7 +33052,7 @@
       </w:rPr>
     </w:lvl>
   </w:abstractNum>
-  <w:abstractNum w:abstractNumId="9" w15:restartNumberingAfterBreak="0">
+  <w:abstractNum w:abstractNumId="13" w15:restartNumberingAfterBreak="0">
     <w:nsid w:val="1DC41F26"/>
     <w:multiLevelType w:val="multilevel"/>
     <w:tmpl w:val="38509C90"/>
@@ -28110,7 +33201,7 @@
       </w:rPr>
     </w:lvl>
   </w:abstractNum>
-  <w:abstractNum w:abstractNumId="10" w15:restartNumberingAfterBreak="0">
+  <w:abstractNum w:abstractNumId="14" w15:restartNumberingAfterBreak="0">
     <w:nsid w:val="20FF06B2"/>
     <w:multiLevelType w:val="multilevel"/>
     <w:tmpl w:val="06CC4094"/>
@@ -28223,7 +33314,7 @@
       </w:pPr>
     </w:lvl>
   </w:abstractNum>
-  <w:abstractNum w:abstractNumId="11" w15:restartNumberingAfterBreak="0">
+  <w:abstractNum w:abstractNumId="15" w15:restartNumberingAfterBreak="0">
     <w:nsid w:val="23D02740"/>
     <w:multiLevelType w:val="multilevel"/>
     <w:tmpl w:val="F1DE8CE2"/>
@@ -28372,7 +33463,156 @@
       </w:rPr>
     </w:lvl>
   </w:abstractNum>
-  <w:abstractNum w:abstractNumId="12" w15:restartNumberingAfterBreak="0">
+  <w:abstractNum w:abstractNumId="16" w15:restartNumberingAfterBreak="0">
+    <w:nsid w:val="24D412B5"/>
+    <w:multiLevelType w:val="multilevel"/>
+    <w:tmpl w:val="B7B2AA00"/>
+    <w:lvl w:ilvl="0">
+      <w:start w:val="1"/>
+      <w:numFmt w:val="bullet"/>
+      <w:lvlText w:val=""/>
+      <w:lvlJc w:val="left"/>
+      <w:pPr>
+        <w:tabs>
+          <w:tab w:val="num" w:pos="720"/>
+        </w:tabs>
+        <w:ind w:left="720" w:hanging="360"/>
+      </w:pPr>
+      <w:rPr>
+        <w:rFonts w:ascii="Symbol" w:hAnsi="Symbol" w:hint="default"/>
+        <w:sz w:val="20"/>
+      </w:rPr>
+    </w:lvl>
+    <w:lvl w:ilvl="1" w:tentative="1">
+      <w:start w:val="1"/>
+      <w:numFmt w:val="bullet"/>
+      <w:lvlText w:val="o"/>
+      <w:lvlJc w:val="left"/>
+      <w:pPr>
+        <w:tabs>
+          <w:tab w:val="num" w:pos="1440"/>
+        </w:tabs>
+        <w:ind w:left="1440" w:hanging="360"/>
+      </w:pPr>
+      <w:rPr>
+        <w:rFonts w:ascii="Courier New" w:hAnsi="Courier New" w:hint="default"/>
+        <w:sz w:val="20"/>
+      </w:rPr>
+    </w:lvl>
+    <w:lvl w:ilvl="2" w:tentative="1">
+      <w:start w:val="1"/>
+      <w:numFmt w:val="bullet"/>
+      <w:lvlText w:val=""/>
+      <w:lvlJc w:val="left"/>
+      <w:pPr>
+        <w:tabs>
+          <w:tab w:val="num" w:pos="2160"/>
+        </w:tabs>
+        <w:ind w:left="2160" w:hanging="360"/>
+      </w:pPr>
+      <w:rPr>
+        <w:rFonts w:ascii="Wingdings" w:hAnsi="Wingdings" w:hint="default"/>
+        <w:sz w:val="20"/>
+      </w:rPr>
+    </w:lvl>
+    <w:lvl w:ilvl="3" w:tentative="1">
+      <w:start w:val="1"/>
+      <w:numFmt w:val="bullet"/>
+      <w:lvlText w:val=""/>
+      <w:lvlJc w:val="left"/>
+      <w:pPr>
+        <w:tabs>
+          <w:tab w:val="num" w:pos="2880"/>
+        </w:tabs>
+        <w:ind w:left="2880" w:hanging="360"/>
+      </w:pPr>
+      <w:rPr>
+        <w:rFonts w:ascii="Wingdings" w:hAnsi="Wingdings" w:hint="default"/>
+        <w:sz w:val="20"/>
+      </w:rPr>
+    </w:lvl>
+    <w:lvl w:ilvl="4" w:tentative="1">
+      <w:start w:val="1"/>
+      <w:numFmt w:val="bullet"/>
+      <w:lvlText w:val=""/>
+      <w:lvlJc w:val="left"/>
+      <w:pPr>
+        <w:tabs>
+          <w:tab w:val="num" w:pos="3600"/>
+        </w:tabs>
+        <w:ind w:left="3600" w:hanging="360"/>
+      </w:pPr>
+      <w:rPr>
+        <w:rFonts w:ascii="Wingdings" w:hAnsi="Wingdings" w:hint="default"/>
+        <w:sz w:val="20"/>
+      </w:rPr>
+    </w:lvl>
+    <w:lvl w:ilvl="5" w:tentative="1">
+      <w:start w:val="1"/>
+      <w:numFmt w:val="bullet"/>
+      <w:lvlText w:val=""/>
+      <w:lvlJc w:val="left"/>
+      <w:pPr>
+        <w:tabs>
+          <w:tab w:val="num" w:pos="4320"/>
+        </w:tabs>
+        <w:ind w:left="4320" w:hanging="360"/>
+      </w:pPr>
+      <w:rPr>
+        <w:rFonts w:ascii="Wingdings" w:hAnsi="Wingdings" w:hint="default"/>
+        <w:sz w:val="20"/>
+      </w:rPr>
+    </w:lvl>
+    <w:lvl w:ilvl="6" w:tentative="1">
+      <w:start w:val="1"/>
+      <w:numFmt w:val="bullet"/>
+      <w:lvlText w:val=""/>
+      <w:lvlJc w:val="left"/>
+      <w:pPr>
+        <w:tabs>
+          <w:tab w:val="num" w:pos="5040"/>
+        </w:tabs>
+        <w:ind w:left="5040" w:hanging="360"/>
+      </w:pPr>
+      <w:rPr>
+        <w:rFonts w:ascii="Wingdings" w:hAnsi="Wingdings" w:hint="default"/>
+        <w:sz w:val="20"/>
+      </w:rPr>
+    </w:lvl>
+    <w:lvl w:ilvl="7" w:tentative="1">
+      <w:start w:val="1"/>
+      <w:numFmt w:val="bullet"/>
+      <w:lvlText w:val=""/>
+      <w:lvlJc w:val="left"/>
+      <w:pPr>
+        <w:tabs>
+          <w:tab w:val="num" w:pos="5760"/>
+        </w:tabs>
+        <w:ind w:left="5760" w:hanging="360"/>
+      </w:pPr>
+      <w:rPr>
+        <w:rFonts w:ascii="Wingdings" w:hAnsi="Wingdings" w:hint="default"/>
+        <w:sz w:val="20"/>
+      </w:rPr>
+    </w:lvl>
+    <w:lvl w:ilvl="8" w:tentative="1">
+      <w:start w:val="1"/>
+      <w:numFmt w:val="bullet"/>
+      <w:lvlText w:val=""/>
+      <w:lvlJc w:val="left"/>
+      <w:pPr>
+        <w:tabs>
+          <w:tab w:val="num" w:pos="6480"/>
+        </w:tabs>
+        <w:ind w:left="6480" w:hanging="360"/>
+      </w:pPr>
+      <w:rPr>
+        <w:rFonts w:ascii="Wingdings" w:hAnsi="Wingdings" w:hint="default"/>
+        <w:sz w:val="20"/>
+      </w:rPr>
+    </w:lvl>
+  </w:abstractNum>
+  <w:abstractNum w:abstractNumId="17" w15:restartNumberingAfterBreak="0">
     <w:nsid w:val="270650CF"/>
     <w:multiLevelType w:val="multilevel"/>
     <w:tmpl w:val="AB1264DC"/>
@@ -28521,7 +33761,7 @@
       </w:rPr>
     </w:lvl>
   </w:abstractNum>
-  <w:abstractNum w:abstractNumId="13" w15:restartNumberingAfterBreak="0">
+  <w:abstractNum w:abstractNumId="18" w15:restartNumberingAfterBreak="0">
     <w:nsid w:val="28FA48CA"/>
     <w:multiLevelType w:val="multilevel"/>
     <w:tmpl w:val="4E765B62"/>
@@ -28670,7 +33910,7 @@
       </w:rPr>
     </w:lvl>
   </w:abstractNum>
-  <w:abstractNum w:abstractNumId="14" w15:restartNumberingAfterBreak="0">
+  <w:abstractNum w:abstractNumId="19" w15:restartNumberingAfterBreak="0">
     <w:nsid w:val="2B3B23A7"/>
     <w:multiLevelType w:val="multilevel"/>
     <w:tmpl w:val="E41A4562"/>
@@ -28819,7 +34059,7 @@
       </w:rPr>
     </w:lvl>
   </w:abstractNum>
-  <w:abstractNum w:abstractNumId="15" w15:restartNumberingAfterBreak="0">
+  <w:abstractNum w:abstractNumId="20" w15:restartNumberingAfterBreak="0">
     <w:nsid w:val="2C5C022E"/>
     <w:multiLevelType w:val="multilevel"/>
     <w:tmpl w:val="B03EDABE"/>
@@ -28968,7 +34208,7 @@
       </w:rPr>
     </w:lvl>
   </w:abstractNum>
-  <w:abstractNum w:abstractNumId="16" w15:restartNumberingAfterBreak="0">
+  <w:abstractNum w:abstractNumId="21" w15:restartNumberingAfterBreak="0">
     <w:nsid w:val="2DCB7980"/>
     <w:multiLevelType w:val="multilevel"/>
     <w:tmpl w:val="03EA9752"/>
@@ -29117,7 +34357,7 @@
       </w:rPr>
     </w:lvl>
   </w:abstractNum>
-  <w:abstractNum w:abstractNumId="17" w15:restartNumberingAfterBreak="0">
+  <w:abstractNum w:abstractNumId="22" w15:restartNumberingAfterBreak="0">
     <w:nsid w:val="30AA1549"/>
     <w:multiLevelType w:val="multilevel"/>
     <w:tmpl w:val="77021954"/>
@@ -29266,7 +34506,7 @@
       </w:rPr>
     </w:lvl>
   </w:abstractNum>
-  <w:abstractNum w:abstractNumId="18" w15:restartNumberingAfterBreak="0">
+  <w:abstractNum w:abstractNumId="23" w15:restartNumberingAfterBreak="0">
     <w:nsid w:val="342F1E18"/>
     <w:multiLevelType w:val="multilevel"/>
     <w:tmpl w:val="532631B4"/>
@@ -29415,7 +34655,7 @@
       </w:rPr>
     </w:lvl>
   </w:abstractNum>
-  <w:abstractNum w:abstractNumId="19" w15:restartNumberingAfterBreak="0">
+  <w:abstractNum w:abstractNumId="24" w15:restartNumberingAfterBreak="0">
     <w:nsid w:val="37FD27EA"/>
     <w:multiLevelType w:val="multilevel"/>
     <w:tmpl w:val="CF0A2D2C"/>
@@ -29564,7 +34804,7 @@
       </w:rPr>
     </w:lvl>
   </w:abstractNum>
-  <w:abstractNum w:abstractNumId="20" w15:restartNumberingAfterBreak="0">
+  <w:abstractNum w:abstractNumId="25" w15:restartNumberingAfterBreak="0">
     <w:nsid w:val="3D9541E6"/>
     <w:multiLevelType w:val="multilevel"/>
     <w:tmpl w:val="97F4D7EE"/>
@@ -29713,7 +34953,7 @@
       </w:rPr>
     </w:lvl>
   </w:abstractNum>
-  <w:abstractNum w:abstractNumId="21" w15:restartNumberingAfterBreak="0">
+  <w:abstractNum w:abstractNumId="26" w15:restartNumberingAfterBreak="0">
     <w:nsid w:val="3E4F1576"/>
     <w:multiLevelType w:val="multilevel"/>
     <w:tmpl w:val="0FB04D64"/>
@@ -29862,7 +35102,7 @@
       </w:rPr>
     </w:lvl>
   </w:abstractNum>
-  <w:abstractNum w:abstractNumId="22" w15:restartNumberingAfterBreak="0">
+  <w:abstractNum w:abstractNumId="27" w15:restartNumberingAfterBreak="0">
     <w:nsid w:val="448860A7"/>
     <w:multiLevelType w:val="multilevel"/>
     <w:tmpl w:val="6338FB26"/>
@@ -30011,7 +35251,7 @@
       </w:rPr>
     </w:lvl>
   </w:abstractNum>
-  <w:abstractNum w:abstractNumId="23" w15:restartNumberingAfterBreak="0">
+  <w:abstractNum w:abstractNumId="28" w15:restartNumberingAfterBreak="0">
     <w:nsid w:val="4518739A"/>
     <w:multiLevelType w:val="multilevel"/>
     <w:tmpl w:val="658C2894"/>
@@ -30160,7 +35400,7 @@
       </w:rPr>
     </w:lvl>
   </w:abstractNum>
-  <w:abstractNum w:abstractNumId="24" w15:restartNumberingAfterBreak="0">
+  <w:abstractNum w:abstractNumId="29" w15:restartNumberingAfterBreak="0">
     <w:nsid w:val="483305B4"/>
     <w:multiLevelType w:val="multilevel"/>
     <w:tmpl w:val="FB60297C"/>
@@ -30309,7 +35549,7 @@
       </w:rPr>
     </w:lvl>
   </w:abstractNum>
-  <w:abstractNum w:abstractNumId="25" w15:restartNumberingAfterBreak="0">
+  <w:abstractNum w:abstractNumId="30" w15:restartNumberingAfterBreak="0">
     <w:nsid w:val="48AE0C56"/>
     <w:multiLevelType w:val="multilevel"/>
     <w:tmpl w:val="017AFC66"/>
@@ -30458,7 +35698,7 @@
       </w:rPr>
     </w:lvl>
   </w:abstractNum>
-  <w:abstractNum w:abstractNumId="26" w15:restartNumberingAfterBreak="0">
+  <w:abstractNum w:abstractNumId="31" w15:restartNumberingAfterBreak="0">
     <w:nsid w:val="491201F4"/>
     <w:multiLevelType w:val="multilevel"/>
     <w:tmpl w:val="19F89028"/>
@@ -30607,7 +35847,156 @@
       </w:rPr>
     </w:lvl>
   </w:abstractNum>
-  <w:abstractNum w:abstractNumId="27" w15:restartNumberingAfterBreak="0">
+  <w:abstractNum w:abstractNumId="32" w15:restartNumberingAfterBreak="0">
+    <w:nsid w:val="49A91AA0"/>
+    <w:multiLevelType w:val="multilevel"/>
+    <w:tmpl w:val="69D0EC1A"/>
+    <w:lvl w:ilvl="0">
+      <w:start w:val="1"/>
+      <w:numFmt w:val="bullet"/>
+      <w:lvlText w:val=""/>
+      <w:lvlJc w:val="left"/>
+      <w:pPr>
+        <w:tabs>
+          <w:tab w:val="num" w:pos="720"/>
+        </w:tabs>
+        <w:ind w:left="720" w:hanging="360"/>
+      </w:pPr>
+      <w:rPr>
+        <w:rFonts w:ascii="Symbol" w:hAnsi="Symbol" w:hint="default"/>
+        <w:sz w:val="20"/>
+      </w:rPr>
+    </w:lvl>
+    <w:lvl w:ilvl="1" w:tentative="1">
+      <w:start w:val="1"/>
+      <w:numFmt w:val="bullet"/>
+      <w:lvlText w:val="o"/>
+      <w:lvlJc w:val="left"/>
+      <w:pPr>
+        <w:tabs>
+          <w:tab w:val="num" w:pos="1440"/>
+        </w:tabs>
+        <w:ind w:left="1440" w:hanging="360"/>
+      </w:pPr>
+      <w:rPr>
+        <w:rFonts w:ascii="Courier New" w:hAnsi="Courier New" w:hint="default"/>
+        <w:sz w:val="20"/>
+      </w:rPr>
+    </w:lvl>
+    <w:lvl w:ilvl="2" w:tentative="1">
+      <w:start w:val="1"/>
+      <w:numFmt w:val="bullet"/>
+      <w:lvlText w:val=""/>
+      <w:lvlJc w:val="left"/>
+      <w:pPr>
+        <w:tabs>
+          <w:tab w:val="num" w:pos="2160"/>
+        </w:tabs>
+        <w:ind w:left="2160" w:hanging="360"/>
+      </w:pPr>
+      <w:rPr>
+        <w:rFonts w:ascii="Wingdings" w:hAnsi="Wingdings" w:hint="default"/>
+        <w:sz w:val="20"/>
+      </w:rPr>
+    </w:lvl>
+    <w:lvl w:ilvl="3" w:tentative="1">
+      <w:start w:val="1"/>
+      <w:numFmt w:val="bullet"/>
+      <w:lvlText w:val=""/>
+      <w:lvlJc w:val="left"/>
+      <w:pPr>
+        <w:tabs>
+          <w:tab w:val="num" w:pos="2880"/>
+        </w:tabs>
+        <w:ind w:left="2880" w:hanging="360"/>
+      </w:pPr>
+      <w:rPr>
+        <w:rFonts w:ascii="Wingdings" w:hAnsi="Wingdings" w:hint="default"/>
+        <w:sz w:val="20"/>
+      </w:rPr>
+    </w:lvl>
+    <w:lvl w:ilvl="4" w:tentative="1">
+      <w:start w:val="1"/>
+      <w:numFmt w:val="bullet"/>
+      <w:lvlText w:val=""/>
+      <w:lvlJc w:val="left"/>
+      <w:pPr>
+        <w:tabs>
+          <w:tab w:val="num" w:pos="3600"/>
+        </w:tabs>
+        <w:ind w:left="3600" w:hanging="360"/>
+      </w:pPr>
+      <w:rPr>
+        <w:rFonts w:ascii="Wingdings" w:hAnsi="Wingdings" w:hint="default"/>
+        <w:sz w:val="20"/>
+      </w:rPr>
+    </w:lvl>
+    <w:lvl w:ilvl="5" w:tentative="1">
+      <w:start w:val="1"/>
+      <w:numFmt w:val="bullet"/>
+      <w:lvlText w:val=""/>
+      <w:lvlJc w:val="left"/>
+      <w:pPr>
+        <w:tabs>
+          <w:tab w:val="num" w:pos="4320"/>
+        </w:tabs>
+        <w:ind w:left="4320" w:hanging="360"/>
+      </w:pPr>
+      <w:rPr>
+        <w:rFonts w:ascii="Wingdings" w:hAnsi="Wingdings" w:hint="default"/>
+        <w:sz w:val="20"/>
+      </w:rPr>
+    </w:lvl>
+    <w:lvl w:ilvl="6" w:tentative="1">
+      <w:start w:val="1"/>
+      <w:numFmt w:val="bullet"/>
+      <w:lvlText w:val=""/>
+      <w:lvlJc w:val="left"/>
+      <w:pPr>
+        <w:tabs>
+          <w:tab w:val="num" w:pos="5040"/>
+        </w:tabs>
+        <w:ind w:left="5040" w:hanging="360"/>
+      </w:pPr>
+      <w:rPr>
+        <w:rFonts w:ascii="Wingdings" w:hAnsi="Wingdings" w:hint="default"/>
+        <w:sz w:val="20"/>
+      </w:rPr>
+    </w:lvl>
+    <w:lvl w:ilvl="7" w:tentative="1">
+      <w:start w:val="1"/>
+      <w:numFmt w:val="bullet"/>
+      <w:lvlText w:val=""/>
+      <w:lvlJc w:val="left"/>
+      <w:pPr>
+        <w:tabs>
+          <w:tab w:val="num" w:pos="5760"/>
+        </w:tabs>
+        <w:ind w:left="5760" w:hanging="360"/>
+      </w:pPr>
+      <w:rPr>
+        <w:rFonts w:ascii="Wingdings" w:hAnsi="Wingdings" w:hint="default"/>
+        <w:sz w:val="20"/>
+      </w:rPr>
+    </w:lvl>
+    <w:lvl w:ilvl="8" w:tentative="1">
+      <w:start w:val="1"/>
+      <w:numFmt w:val="bullet"/>
+      <w:lvlText w:val=""/>
+      <w:lvlJc w:val="left"/>
+      <w:pPr>
+        <w:tabs>
+          <w:tab w:val="num" w:pos="6480"/>
+        </w:tabs>
+        <w:ind w:left="6480" w:hanging="360"/>
+      </w:pPr>
+      <w:rPr>
+        <w:rFonts w:ascii="Wingdings" w:hAnsi="Wingdings" w:hint="default"/>
+        <w:sz w:val="20"/>
+      </w:rPr>
+    </w:lvl>
+  </w:abstractNum>
+  <w:abstractNum w:abstractNumId="33" w15:restartNumberingAfterBreak="0">
     <w:nsid w:val="4BD73134"/>
     <w:multiLevelType w:val="multilevel"/>
     <w:tmpl w:val="CEE256C0"/>
@@ -30720,7 +36109,7 @@
       </w:pPr>
     </w:lvl>
   </w:abstractNum>
-  <w:abstractNum w:abstractNumId="28" w15:restartNumberingAfterBreak="0">
+  <w:abstractNum w:abstractNumId="34" w15:restartNumberingAfterBreak="0">
     <w:nsid w:val="4BF00A63"/>
     <w:multiLevelType w:val="multilevel"/>
     <w:tmpl w:val="5F02673A"/>
@@ -30869,7 +36258,7 @@
       </w:rPr>
     </w:lvl>
   </w:abstractNum>
-  <w:abstractNum w:abstractNumId="29" w15:restartNumberingAfterBreak="0">
+  <w:abstractNum w:abstractNumId="35" w15:restartNumberingAfterBreak="0">
     <w:nsid w:val="4C535DD4"/>
     <w:multiLevelType w:val="multilevel"/>
     <w:tmpl w:val="A2147888"/>
@@ -31018,7 +36407,156 @@
       </w:rPr>
     </w:lvl>
   </w:abstractNum>
-  <w:abstractNum w:abstractNumId="30" w15:restartNumberingAfterBreak="0">
+  <w:abstractNum w:abstractNumId="36" w15:restartNumberingAfterBreak="0">
+    <w:nsid w:val="52333975"/>
+    <w:multiLevelType w:val="multilevel"/>
+    <w:tmpl w:val="1CBE2B10"/>
+    <w:lvl w:ilvl="0">
+      <w:start w:val="1"/>
+      <w:numFmt w:val="bullet"/>
+      <w:lvlText w:val=""/>
+      <w:lvlJc w:val="left"/>
+      <w:pPr>
+        <w:tabs>
+          <w:tab w:val="num" w:pos="720"/>
+        </w:tabs>
+        <w:ind w:left="720" w:hanging="360"/>
+      </w:pPr>
+      <w:rPr>
+        <w:rFonts w:ascii="Symbol" w:hAnsi="Symbol" w:hint="default"/>
+        <w:sz w:val="20"/>
+      </w:rPr>
+    </w:lvl>
+    <w:lvl w:ilvl="1" w:tentative="1">
+      <w:start w:val="1"/>
+      <w:numFmt w:val="bullet"/>
+      <w:lvlText w:val="o"/>
+      <w:lvlJc w:val="left"/>
+      <w:pPr>
+        <w:tabs>
+          <w:tab w:val="num" w:pos="1440"/>
+        </w:tabs>
+        <w:ind w:left="1440" w:hanging="360"/>
+      </w:pPr>
+      <w:rPr>
+        <w:rFonts w:ascii="Courier New" w:hAnsi="Courier New" w:hint="default"/>
+        <w:sz w:val="20"/>
+      </w:rPr>
+    </w:lvl>
+    <w:lvl w:ilvl="2" w:tentative="1">
+      <w:start w:val="1"/>
+      <w:numFmt w:val="bullet"/>
+      <w:lvlText w:val=""/>
+      <w:lvlJc w:val="left"/>
+      <w:pPr>
+        <w:tabs>
+          <w:tab w:val="num" w:pos="2160"/>
+        </w:tabs>
+        <w:ind w:left="2160" w:hanging="360"/>
+      </w:pPr>
+      <w:rPr>
+        <w:rFonts w:ascii="Wingdings" w:hAnsi="Wingdings" w:hint="default"/>
+        <w:sz w:val="20"/>
+      </w:rPr>
+    </w:lvl>
+    <w:lvl w:ilvl="3" w:tentative="1">
+      <w:start w:val="1"/>
+      <w:numFmt w:val="bullet"/>
+      <w:lvlText w:val=""/>
+      <w:lvlJc w:val="left"/>
+      <w:pPr>
+        <w:tabs>
+          <w:tab w:val="num" w:pos="2880"/>
+        </w:tabs>
+        <w:ind w:left="2880" w:hanging="360"/>
+      </w:pPr>
+      <w:rPr>
+        <w:rFonts w:ascii="Wingdings" w:hAnsi="Wingdings" w:hint="default"/>
+        <w:sz w:val="20"/>
+      </w:rPr>
+    </w:lvl>
+    <w:lvl w:ilvl="4" w:tentative="1">
+      <w:start w:val="1"/>
+      <w:numFmt w:val="bullet"/>
+      <w:lvlText w:val=""/>
+      <w:lvlJc w:val="left"/>
+      <w:pPr>
+        <w:tabs>
+          <w:tab w:val="num" w:pos="3600"/>
+        </w:tabs>
+        <w:ind w:left="3600" w:hanging="360"/>
+      </w:pPr>
+      <w:rPr>
+        <w:rFonts w:ascii="Wingdings" w:hAnsi="Wingdings" w:hint="default"/>
+        <w:sz w:val="20"/>
+      </w:rPr>
+    </w:lvl>
+    <w:lvl w:ilvl="5" w:tentative="1">
+      <w:start w:val="1"/>
+      <w:numFmt w:val="bullet"/>
+      <w:lvlText w:val=""/>
+      <w:lvlJc w:val="left"/>
+      <w:pPr>
+        <w:tabs>
+          <w:tab w:val="num" w:pos="4320"/>
+        </w:tabs>
+        <w:ind w:left="4320" w:hanging="360"/>
+      </w:pPr>
+      <w:rPr>
+        <w:rFonts w:ascii="Wingdings" w:hAnsi="Wingdings" w:hint="default"/>
+        <w:sz w:val="20"/>
+      </w:rPr>
+    </w:lvl>
+    <w:lvl w:ilvl="6" w:tentative="1">
+      <w:start w:val="1"/>
+      <w:numFmt w:val="bullet"/>
+      <w:lvlText w:val=""/>
+      <w:lvlJc w:val="left"/>
+      <w:pPr>
+        <w:tabs>
+          <w:tab w:val="num" w:pos="5040"/>
+        </w:tabs>
+        <w:ind w:left="5040" w:hanging="360"/>
+      </w:pPr>
+      <w:rPr>
+        <w:rFonts w:ascii="Wingdings" w:hAnsi="Wingdings" w:hint="default"/>
+        <w:sz w:val="20"/>
+      </w:rPr>
+    </w:lvl>
+    <w:lvl w:ilvl="7" w:tentative="1">
+      <w:start w:val="1"/>
+      <w:numFmt w:val="bullet"/>
+      <w:lvlText w:val=""/>
+      <w:lvlJc w:val="left"/>
+      <w:pPr>
+        <w:tabs>
+          <w:tab w:val="num" w:pos="5760"/>
+        </w:tabs>
+        <w:ind w:left="5760" w:hanging="360"/>
+      </w:pPr>
+      <w:rPr>
+        <w:rFonts w:ascii="Wingdings" w:hAnsi="Wingdings" w:hint="default"/>
+        <w:sz w:val="20"/>
+      </w:rPr>
+    </w:lvl>
+    <w:lvl w:ilvl="8" w:tentative="1">
+      <w:start w:val="1"/>
+      <w:numFmt w:val="bullet"/>
+      <w:lvlText w:val=""/>
+      <w:lvlJc w:val="left"/>
+      <w:pPr>
+        <w:tabs>
+          <w:tab w:val="num" w:pos="6480"/>
+        </w:tabs>
+        <w:ind w:left="6480" w:hanging="360"/>
+      </w:pPr>
+      <w:rPr>
+        <w:rFonts w:ascii="Wingdings" w:hAnsi="Wingdings" w:hint="default"/>
+        <w:sz w:val="20"/>
+      </w:rPr>
+    </w:lvl>
+  </w:abstractNum>
+  <w:abstractNum w:abstractNumId="37" w15:restartNumberingAfterBreak="0">
     <w:nsid w:val="53D55BB1"/>
     <w:multiLevelType w:val="multilevel"/>
     <w:tmpl w:val="BA0CD8C4"/>
@@ -31167,7 +36705,7 @@
       </w:rPr>
     </w:lvl>
   </w:abstractNum>
-  <w:abstractNum w:abstractNumId="31" w15:restartNumberingAfterBreak="0">
+  <w:abstractNum w:abstractNumId="38" w15:restartNumberingAfterBreak="0">
     <w:nsid w:val="548D7989"/>
     <w:multiLevelType w:val="multilevel"/>
     <w:tmpl w:val="AFB6481A"/>
@@ -31316,7 +36854,7 @@
       </w:rPr>
     </w:lvl>
   </w:abstractNum>
-  <w:abstractNum w:abstractNumId="32" w15:restartNumberingAfterBreak="0">
+  <w:abstractNum w:abstractNumId="39" w15:restartNumberingAfterBreak="0">
     <w:nsid w:val="56B35F6F"/>
     <w:multiLevelType w:val="multilevel"/>
     <w:tmpl w:val="026AD554"/>
@@ -31465,7 +37003,7 @@
       </w:rPr>
     </w:lvl>
   </w:abstractNum>
-  <w:abstractNum w:abstractNumId="33" w15:restartNumberingAfterBreak="0">
+  <w:abstractNum w:abstractNumId="40" w15:restartNumberingAfterBreak="0">
     <w:nsid w:val="57FB07B5"/>
     <w:multiLevelType w:val="multilevel"/>
     <w:tmpl w:val="9548926C"/>
@@ -31614,7 +37152,7 @@
       </w:rPr>
     </w:lvl>
   </w:abstractNum>
-  <w:abstractNum w:abstractNumId="34" w15:restartNumberingAfterBreak="0">
+  <w:abstractNum w:abstractNumId="41" w15:restartNumberingAfterBreak="0">
     <w:nsid w:val="59345FCA"/>
     <w:multiLevelType w:val="multilevel"/>
     <w:tmpl w:val="11183F46"/>
@@ -31763,7 +37301,7 @@
       </w:rPr>
     </w:lvl>
   </w:abstractNum>
-  <w:abstractNum w:abstractNumId="35" w15:restartNumberingAfterBreak="0">
+  <w:abstractNum w:abstractNumId="42" w15:restartNumberingAfterBreak="0">
     <w:nsid w:val="5DB52EAF"/>
     <w:multiLevelType w:val="multilevel"/>
     <w:tmpl w:val="702A700A"/>
@@ -31912,7 +37450,156 @@
       </w:rPr>
     </w:lvl>
   </w:abstractNum>
-  <w:abstractNum w:abstractNumId="36" w15:restartNumberingAfterBreak="0">
+  <w:abstractNum w:abstractNumId="43" w15:restartNumberingAfterBreak="0">
+    <w:nsid w:val="5E5C3BAC"/>
+    <w:multiLevelType w:val="multilevel"/>
+    <w:tmpl w:val="02E67154"/>
+    <w:lvl w:ilvl="0">
+      <w:start w:val="1"/>
+      <w:numFmt w:val="bullet"/>
+      <w:lvlText w:val=""/>
+      <w:lvlJc w:val="left"/>
+      <w:pPr>
+        <w:tabs>
+          <w:tab w:val="num" w:pos="720"/>
+        </w:tabs>
+        <w:ind w:left="720" w:hanging="360"/>
+      </w:pPr>
+      <w:rPr>
+        <w:rFonts w:ascii="Symbol" w:hAnsi="Symbol" w:hint="default"/>
+        <w:sz w:val="20"/>
+      </w:rPr>
+    </w:lvl>
+    <w:lvl w:ilvl="1" w:tentative="1">
+      <w:start w:val="1"/>
+      <w:numFmt w:val="bullet"/>
+      <w:lvlText w:val="o"/>
+      <w:lvlJc w:val="left"/>
+      <w:pPr>
+        <w:tabs>
+          <w:tab w:val="num" w:pos="1440"/>
+        </w:tabs>
+        <w:ind w:left="1440" w:hanging="360"/>
+      </w:pPr>
+      <w:rPr>
+        <w:rFonts w:ascii="Courier New" w:hAnsi="Courier New" w:hint="default"/>
+        <w:sz w:val="20"/>
+      </w:rPr>
+    </w:lvl>
+    <w:lvl w:ilvl="2" w:tentative="1">
+      <w:start w:val="1"/>
+      <w:numFmt w:val="bullet"/>
+      <w:lvlText w:val=""/>
+      <w:lvlJc w:val="left"/>
+      <w:pPr>
+        <w:tabs>
+          <w:tab w:val="num" w:pos="2160"/>
+        </w:tabs>
+        <w:ind w:left="2160" w:hanging="360"/>
+      </w:pPr>
+      <w:rPr>
+        <w:rFonts w:ascii="Wingdings" w:hAnsi="Wingdings" w:hint="default"/>
+        <w:sz w:val="20"/>
+      </w:rPr>
+    </w:lvl>
+    <w:lvl w:ilvl="3" w:tentative="1">
+      <w:start w:val="1"/>
+      <w:numFmt w:val="bullet"/>
+      <w:lvlText w:val=""/>
+      <w:lvlJc w:val="left"/>
+      <w:pPr>
+        <w:tabs>
+          <w:tab w:val="num" w:pos="2880"/>
+        </w:tabs>
+        <w:ind w:left="2880" w:hanging="360"/>
+      </w:pPr>
+      <w:rPr>
+        <w:rFonts w:ascii="Wingdings" w:hAnsi="Wingdings" w:hint="default"/>
+        <w:sz w:val="20"/>
+      </w:rPr>
+    </w:lvl>
+    <w:lvl w:ilvl="4" w:tentative="1">
+      <w:start w:val="1"/>
+      <w:numFmt w:val="bullet"/>
+      <w:lvlText w:val=""/>
+      <w:lvlJc w:val="left"/>
+      <w:pPr>
+        <w:tabs>
+          <w:tab w:val="num" w:pos="3600"/>
+        </w:tabs>
+        <w:ind w:left="3600" w:hanging="360"/>
+      </w:pPr>
+      <w:rPr>
+        <w:rFonts w:ascii="Wingdings" w:hAnsi="Wingdings" w:hint="default"/>
+        <w:sz w:val="20"/>
+      </w:rPr>
+    </w:lvl>
+    <w:lvl w:ilvl="5" w:tentative="1">
+      <w:start w:val="1"/>
+      <w:numFmt w:val="bullet"/>
+      <w:lvlText w:val=""/>
+      <w:lvlJc w:val="left"/>
+      <w:pPr>
+        <w:tabs>
+          <w:tab w:val="num" w:pos="4320"/>
+        </w:tabs>
+        <w:ind w:left="4320" w:hanging="360"/>
+      </w:pPr>
+      <w:rPr>
+        <w:rFonts w:ascii="Wingdings" w:hAnsi="Wingdings" w:hint="default"/>
+        <w:sz w:val="20"/>
+      </w:rPr>
+    </w:lvl>
+    <w:lvl w:ilvl="6" w:tentative="1">
+      <w:start w:val="1"/>
+      <w:numFmt w:val="bullet"/>
+      <w:lvlText w:val=""/>
+      <w:lvlJc w:val="left"/>
+      <w:pPr>
+        <w:tabs>
+          <w:tab w:val="num" w:pos="5040"/>
+        </w:tabs>
+        <w:ind w:left="5040" w:hanging="360"/>
+      </w:pPr>
+      <w:rPr>
+        <w:rFonts w:ascii="Wingdings" w:hAnsi="Wingdings" w:hint="default"/>
+        <w:sz w:val="20"/>
+      </w:rPr>
+    </w:lvl>
+    <w:lvl w:ilvl="7" w:tentative="1">
+      <w:start w:val="1"/>
+      <w:numFmt w:val="bullet"/>
+      <w:lvlText w:val=""/>
+      <w:lvlJc w:val="left"/>
+      <w:pPr>
+        <w:tabs>
+          <w:tab w:val="num" w:pos="5760"/>
+        </w:tabs>
+        <w:ind w:left="5760" w:hanging="360"/>
+      </w:pPr>
+      <w:rPr>
+        <w:rFonts w:ascii="Wingdings" w:hAnsi="Wingdings" w:hint="default"/>
+        <w:sz w:val="20"/>
+      </w:rPr>
+    </w:lvl>
+    <w:lvl w:ilvl="8" w:tentative="1">
+      <w:start w:val="1"/>
+      <w:numFmt w:val="bullet"/>
+      <w:lvlText w:val=""/>
+      <w:lvlJc w:val="left"/>
+      <w:pPr>
+        <w:tabs>
+          <w:tab w:val="num" w:pos="6480"/>
+        </w:tabs>
+        <w:ind w:left="6480" w:hanging="360"/>
+      </w:pPr>
+      <w:rPr>
+        <w:rFonts w:ascii="Wingdings" w:hAnsi="Wingdings" w:hint="default"/>
+        <w:sz w:val="20"/>
+      </w:rPr>
+    </w:lvl>
+  </w:abstractNum>
+  <w:abstractNum w:abstractNumId="44" w15:restartNumberingAfterBreak="0">
     <w:nsid w:val="5FFF0E70"/>
     <w:multiLevelType w:val="multilevel"/>
     <w:tmpl w:val="2C4A89CE"/>
@@ -32061,7 +37748,7 @@
       </w:rPr>
     </w:lvl>
   </w:abstractNum>
-  <w:abstractNum w:abstractNumId="37" w15:restartNumberingAfterBreak="0">
+  <w:abstractNum w:abstractNumId="45" w15:restartNumberingAfterBreak="0">
     <w:nsid w:val="614014C9"/>
     <w:multiLevelType w:val="multilevel"/>
     <w:tmpl w:val="11E4BBC2"/>
@@ -32210,7 +37897,7 @@
       </w:rPr>
     </w:lvl>
   </w:abstractNum>
-  <w:abstractNum w:abstractNumId="38" w15:restartNumberingAfterBreak="0">
+  <w:abstractNum w:abstractNumId="46" w15:restartNumberingAfterBreak="0">
     <w:nsid w:val="62470A3E"/>
     <w:multiLevelType w:val="multilevel"/>
     <w:tmpl w:val="3AA2D7AA"/>
@@ -32359,7 +38046,7 @@
       </w:rPr>
     </w:lvl>
   </w:abstractNum>
-  <w:abstractNum w:abstractNumId="39" w15:restartNumberingAfterBreak="0">
+  <w:abstractNum w:abstractNumId="47" w15:restartNumberingAfterBreak="0">
     <w:nsid w:val="62F75A0A"/>
     <w:multiLevelType w:val="multilevel"/>
     <w:tmpl w:val="0358AB74"/>
@@ -32508,7 +38195,7 @@
       </w:rPr>
     </w:lvl>
   </w:abstractNum>
-  <w:abstractNum w:abstractNumId="40" w15:restartNumberingAfterBreak="0">
+  <w:abstractNum w:abstractNumId="48" w15:restartNumberingAfterBreak="0">
     <w:nsid w:val="64851768"/>
     <w:multiLevelType w:val="multilevel"/>
     <w:tmpl w:val="5956BEAA"/>
@@ -32657,7 +38344,7 @@
       </w:rPr>
     </w:lvl>
   </w:abstractNum>
-  <w:abstractNum w:abstractNumId="41" w15:restartNumberingAfterBreak="0">
+  <w:abstractNum w:abstractNumId="49" w15:restartNumberingAfterBreak="0">
     <w:nsid w:val="67A32DDA"/>
     <w:multiLevelType w:val="multilevel"/>
     <w:tmpl w:val="7B1692AC"/>
@@ -32806,7 +38493,156 @@
       </w:rPr>
     </w:lvl>
   </w:abstractNum>
-  <w:abstractNum w:abstractNumId="42" w15:restartNumberingAfterBreak="0">
+  <w:abstractNum w:abstractNumId="50" w15:restartNumberingAfterBreak="0">
+    <w:nsid w:val="68073277"/>
+    <w:multiLevelType w:val="multilevel"/>
+    <w:tmpl w:val="96689E1C"/>
+    <w:lvl w:ilvl="0">
+      <w:start w:val="1"/>
+      <w:numFmt w:val="bullet"/>
+      <w:lvlText w:val=""/>
+      <w:lvlJc w:val="left"/>
+      <w:pPr>
+        <w:tabs>
+          <w:tab w:val="num" w:pos="720"/>
+        </w:tabs>
+        <w:ind w:left="720" w:hanging="360"/>
+      </w:pPr>
+      <w:rPr>
+        <w:rFonts w:ascii="Symbol" w:hAnsi="Symbol" w:hint="default"/>
+        <w:sz w:val="20"/>
+      </w:rPr>
+    </w:lvl>
+    <w:lvl w:ilvl="1" w:tentative="1">
+      <w:start w:val="1"/>
+      <w:numFmt w:val="bullet"/>
+      <w:lvlText w:val="o"/>
+      <w:lvlJc w:val="left"/>
+      <w:pPr>
+        <w:tabs>
+          <w:tab w:val="num" w:pos="1440"/>
+        </w:tabs>
+        <w:ind w:left="1440" w:hanging="360"/>
+      </w:pPr>
+      <w:rPr>
+        <w:rFonts w:ascii="Courier New" w:hAnsi="Courier New" w:hint="default"/>
+        <w:sz w:val="20"/>
+      </w:rPr>
+    </w:lvl>
+    <w:lvl w:ilvl="2" w:tentative="1">
+      <w:start w:val="1"/>
+      <w:numFmt w:val="bullet"/>
+      <w:lvlText w:val=""/>
+      <w:lvlJc w:val="left"/>
+      <w:pPr>
+        <w:tabs>
+          <w:tab w:val="num" w:pos="2160"/>
+        </w:tabs>
+        <w:ind w:left="2160" w:hanging="360"/>
+      </w:pPr>
+      <w:rPr>
+        <w:rFonts w:ascii="Wingdings" w:hAnsi="Wingdings" w:hint="default"/>
+        <w:sz w:val="20"/>
+      </w:rPr>
+    </w:lvl>
+    <w:lvl w:ilvl="3" w:tentative="1">
+      <w:start w:val="1"/>
+      <w:numFmt w:val="bullet"/>
+      <w:lvlText w:val=""/>
+      <w:lvlJc w:val="left"/>
+      <w:pPr>
+        <w:tabs>
+          <w:tab w:val="num" w:pos="2880"/>
+        </w:tabs>
+        <w:ind w:left="2880" w:hanging="360"/>
+      </w:pPr>
+      <w:rPr>
+        <w:rFonts w:ascii="Wingdings" w:hAnsi="Wingdings" w:hint="default"/>
+        <w:sz w:val="20"/>
+      </w:rPr>
+    </w:lvl>
+    <w:lvl w:ilvl="4" w:tentative="1">
+      <w:start w:val="1"/>
+      <w:numFmt w:val="bullet"/>
+      <w:lvlText w:val=""/>
+      <w:lvlJc w:val="left"/>
+      <w:pPr>
+        <w:tabs>
+          <w:tab w:val="num" w:pos="3600"/>
+        </w:tabs>
+        <w:ind w:left="3600" w:hanging="360"/>
+      </w:pPr>
+      <w:rPr>
+        <w:rFonts w:ascii="Wingdings" w:hAnsi="Wingdings" w:hint="default"/>
+        <w:sz w:val="20"/>
+      </w:rPr>
+    </w:lvl>
+    <w:lvl w:ilvl="5" w:tentative="1">
+      <w:start w:val="1"/>
+      <w:numFmt w:val="bullet"/>
+      <w:lvlText w:val=""/>
+      <w:lvlJc w:val="left"/>
+      <w:pPr>
+        <w:tabs>
+          <w:tab w:val="num" w:pos="4320"/>
+        </w:tabs>
+        <w:ind w:left="4320" w:hanging="360"/>
+      </w:pPr>
+      <w:rPr>
+        <w:rFonts w:ascii="Wingdings" w:hAnsi="Wingdings" w:hint="default"/>
+        <w:sz w:val="20"/>
+      </w:rPr>
+    </w:lvl>
+    <w:lvl w:ilvl="6" w:tentative="1">
+      <w:start w:val="1"/>
+      <w:numFmt w:val="bullet"/>
+      <w:lvlText w:val=""/>
+      <w:lvlJc w:val="left"/>
+      <w:pPr>
+        <w:tabs>
+          <w:tab w:val="num" w:pos="5040"/>
+        </w:tabs>
+        <w:ind w:left="5040" w:hanging="360"/>
+      </w:pPr>
+      <w:rPr>
+        <w:rFonts w:ascii="Wingdings" w:hAnsi="Wingdings" w:hint="default"/>
+        <w:sz w:val="20"/>
+      </w:rPr>
+    </w:lvl>
+    <w:lvl w:ilvl="7" w:tentative="1">
+      <w:start w:val="1"/>
+      <w:numFmt w:val="bullet"/>
+      <w:lvlText w:val=""/>
+      <w:lvlJc w:val="left"/>
+      <w:pPr>
+        <w:tabs>
+          <w:tab w:val="num" w:pos="5760"/>
+        </w:tabs>
+        <w:ind w:left="5760" w:hanging="360"/>
+      </w:pPr>
+      <w:rPr>
+        <w:rFonts w:ascii="Wingdings" w:hAnsi="Wingdings" w:hint="default"/>
+        <w:sz w:val="20"/>
+      </w:rPr>
+    </w:lvl>
+    <w:lvl w:ilvl="8" w:tentative="1">
+      <w:start w:val="1"/>
+      <w:numFmt w:val="bullet"/>
+      <w:lvlText w:val=""/>
+      <w:lvlJc w:val="left"/>
+      <w:pPr>
+        <w:tabs>
+          <w:tab w:val="num" w:pos="6480"/>
+        </w:tabs>
+        <w:ind w:left="6480" w:hanging="360"/>
+      </w:pPr>
+      <w:rPr>
+        <w:rFonts w:ascii="Wingdings" w:hAnsi="Wingdings" w:hint="default"/>
+        <w:sz w:val="20"/>
+      </w:rPr>
+    </w:lvl>
+  </w:abstractNum>
+  <w:abstractNum w:abstractNumId="51" w15:restartNumberingAfterBreak="0">
     <w:nsid w:val="693975C2"/>
     <w:multiLevelType w:val="multilevel"/>
     <w:tmpl w:val="EA1E381E"/>
@@ -32955,7 +38791,7 @@
       </w:rPr>
     </w:lvl>
   </w:abstractNum>
-  <w:abstractNum w:abstractNumId="43" w15:restartNumberingAfterBreak="0">
+  <w:abstractNum w:abstractNumId="52" w15:restartNumberingAfterBreak="0">
     <w:nsid w:val="6A297781"/>
     <w:multiLevelType w:val="multilevel"/>
     <w:tmpl w:val="E26265AC"/>
@@ -33104,7 +38940,7 @@
       </w:rPr>
     </w:lvl>
   </w:abstractNum>
-  <w:abstractNum w:abstractNumId="44" w15:restartNumberingAfterBreak="0">
+  <w:abstractNum w:abstractNumId="53" w15:restartNumberingAfterBreak="0">
     <w:nsid w:val="6A3E1132"/>
     <w:multiLevelType w:val="multilevel"/>
     <w:tmpl w:val="BF605142"/>
@@ -33253,7 +39089,305 @@
       </w:rPr>
     </w:lvl>
   </w:abstractNum>
-  <w:abstractNum w:abstractNumId="45" w15:restartNumberingAfterBreak="0">
+  <w:abstractNum w:abstractNumId="54" w15:restartNumberingAfterBreak="0">
+    <w:nsid w:val="6B11279A"/>
+    <w:multiLevelType w:val="multilevel"/>
+    <w:tmpl w:val="0F044EF2"/>
+    <w:lvl w:ilvl="0">
+      <w:start w:val="1"/>
+      <w:numFmt w:val="bullet"/>
+      <w:lvlText w:val=""/>
+      <w:lvlJc w:val="left"/>
+      <w:pPr>
+        <w:tabs>
+          <w:tab w:val="num" w:pos="720"/>
+        </w:tabs>
+        <w:ind w:left="720" w:hanging="360"/>
+      </w:pPr>
+      <w:rPr>
+        <w:rFonts w:ascii="Symbol" w:hAnsi="Symbol" w:hint="default"/>
+        <w:sz w:val="20"/>
+      </w:rPr>
+    </w:lvl>
+    <w:lvl w:ilvl="1" w:tentative="1">
+      <w:start w:val="1"/>
+      <w:numFmt w:val="bullet"/>
+      <w:lvlText w:val="o"/>
+      <w:lvlJc w:val="left"/>
+      <w:pPr>
+        <w:tabs>
+          <w:tab w:val="num" w:pos="1440"/>
+        </w:tabs>
+        <w:ind w:left="1440" w:hanging="360"/>
+      </w:pPr>
+      <w:rPr>
+        <w:rFonts w:ascii="Courier New" w:hAnsi="Courier New" w:hint="default"/>
+        <w:sz w:val="20"/>
+      </w:rPr>
+    </w:lvl>
+    <w:lvl w:ilvl="2" w:tentative="1">
+      <w:start w:val="1"/>
+      <w:numFmt w:val="bullet"/>
+      <w:lvlText w:val=""/>
+      <w:lvlJc w:val="left"/>
+      <w:pPr>
+        <w:tabs>
+          <w:tab w:val="num" w:pos="2160"/>
+        </w:tabs>
+        <w:ind w:left="2160" w:hanging="360"/>
+      </w:pPr>
+      <w:rPr>
+        <w:rFonts w:ascii="Wingdings" w:hAnsi="Wingdings" w:hint="default"/>
+        <w:sz w:val="20"/>
+      </w:rPr>
+    </w:lvl>
+    <w:lvl w:ilvl="3" w:tentative="1">
+      <w:start w:val="1"/>
+      <w:numFmt w:val="bullet"/>
+      <w:lvlText w:val=""/>
+      <w:lvlJc w:val="left"/>
+      <w:pPr>
+        <w:tabs>
+          <w:tab w:val="num" w:pos="2880"/>
+        </w:tabs>
+        <w:ind w:left="2880" w:hanging="360"/>
+      </w:pPr>
+      <w:rPr>
+        <w:rFonts w:ascii="Wingdings" w:hAnsi="Wingdings" w:hint="default"/>
+        <w:sz w:val="20"/>
+      </w:rPr>
+    </w:lvl>
+    <w:lvl w:ilvl="4" w:tentative="1">
+      <w:start w:val="1"/>
+      <w:numFmt w:val="bullet"/>
+      <w:lvlText w:val=""/>
+      <w:lvlJc w:val="left"/>
+      <w:pPr>
+        <w:tabs>
+          <w:tab w:val="num" w:pos="3600"/>
+        </w:tabs>
+        <w:ind w:left="3600" w:hanging="360"/>
+      </w:pPr>
+      <w:rPr>
+        <w:rFonts w:ascii="Wingdings" w:hAnsi="Wingdings" w:hint="default"/>
+        <w:sz w:val="20"/>
+      </w:rPr>
+    </w:lvl>
+    <w:lvl w:ilvl="5" w:tentative="1">
+      <w:start w:val="1"/>
+      <w:numFmt w:val="bullet"/>
+      <w:lvlText w:val=""/>
+      <w:lvlJc w:val="left"/>
+      <w:pPr>
+        <w:tabs>
+          <w:tab w:val="num" w:pos="4320"/>
+        </w:tabs>
+        <w:ind w:left="4320" w:hanging="360"/>
+      </w:pPr>
+      <w:rPr>
+        <w:rFonts w:ascii="Wingdings" w:hAnsi="Wingdings" w:hint="default"/>
+        <w:sz w:val="20"/>
+      </w:rPr>
+    </w:lvl>
+    <w:lvl w:ilvl="6" w:tentative="1">
+      <w:start w:val="1"/>
+      <w:numFmt w:val="bullet"/>
+      <w:lvlText w:val=""/>
+      <w:lvlJc w:val="left"/>
+      <w:pPr>
+        <w:tabs>
+          <w:tab w:val="num" w:pos="5040"/>
+        </w:tabs>
+        <w:ind w:left="5040" w:hanging="360"/>
+      </w:pPr>
+      <w:rPr>
+        <w:rFonts w:ascii="Wingdings" w:hAnsi="Wingdings" w:hint="default"/>
+        <w:sz w:val="20"/>
+      </w:rPr>
+    </w:lvl>
+    <w:lvl w:ilvl="7" w:tentative="1">
+      <w:start w:val="1"/>
+      <w:numFmt w:val="bullet"/>
+      <w:lvlText w:val=""/>
+      <w:lvlJc w:val="left"/>
+      <w:pPr>
+        <w:tabs>
+          <w:tab w:val="num" w:pos="5760"/>
+        </w:tabs>
+        <w:ind w:left="5760" w:hanging="360"/>
+      </w:pPr>
+      <w:rPr>
+        <w:rFonts w:ascii="Wingdings" w:hAnsi="Wingdings" w:hint="default"/>
+        <w:sz w:val="20"/>
+      </w:rPr>
+    </w:lvl>
+    <w:lvl w:ilvl="8" w:tentative="1">
+      <w:start w:val="1"/>
+      <w:numFmt w:val="bullet"/>
+      <w:lvlText w:val=""/>
+      <w:lvlJc w:val="left"/>
+      <w:pPr>
+        <w:tabs>
+          <w:tab w:val="num" w:pos="6480"/>
+        </w:tabs>
+        <w:ind w:left="6480" w:hanging="360"/>
+      </w:pPr>
+      <w:rPr>
+        <w:rFonts w:ascii="Wingdings" w:hAnsi="Wingdings" w:hint="default"/>
+        <w:sz w:val="20"/>
+      </w:rPr>
+    </w:lvl>
+  </w:abstractNum>
+  <w:abstractNum w:abstractNumId="55" w15:restartNumberingAfterBreak="0">
+    <w:nsid w:val="6BBE2D90"/>
+    <w:multiLevelType w:val="multilevel"/>
+    <w:tmpl w:val="5EF4283C"/>
+    <w:lvl w:ilvl="0">
+      <w:start w:val="1"/>
+      <w:numFmt w:val="bullet"/>
+      <w:lvlText w:val=""/>
+      <w:lvlJc w:val="left"/>
+      <w:pPr>
+        <w:tabs>
+          <w:tab w:val="num" w:pos="720"/>
+        </w:tabs>
+        <w:ind w:left="720" w:hanging="360"/>
+      </w:pPr>
+      <w:rPr>
+        <w:rFonts w:ascii="Symbol" w:hAnsi="Symbol" w:hint="default"/>
+        <w:sz w:val="20"/>
+      </w:rPr>
+    </w:lvl>
+    <w:lvl w:ilvl="1" w:tentative="1">
+      <w:start w:val="1"/>
+      <w:numFmt w:val="bullet"/>
+      <w:lvlText w:val="o"/>
+      <w:lvlJc w:val="left"/>
+      <w:pPr>
+        <w:tabs>
+          <w:tab w:val="num" w:pos="1440"/>
+        </w:tabs>
+        <w:ind w:left="1440" w:hanging="360"/>
+      </w:pPr>
+      <w:rPr>
+        <w:rFonts w:ascii="Courier New" w:hAnsi="Courier New" w:hint="default"/>
+        <w:sz w:val="20"/>
+      </w:rPr>
+    </w:lvl>
+    <w:lvl w:ilvl="2" w:tentative="1">
+      <w:start w:val="1"/>
+      <w:numFmt w:val="bullet"/>
+      <w:lvlText w:val=""/>
+      <w:lvlJc w:val="left"/>
+      <w:pPr>
+        <w:tabs>
+          <w:tab w:val="num" w:pos="2160"/>
+        </w:tabs>
+        <w:ind w:left="2160" w:hanging="360"/>
+      </w:pPr>
+      <w:rPr>
+        <w:rFonts w:ascii="Wingdings" w:hAnsi="Wingdings" w:hint="default"/>
+        <w:sz w:val="20"/>
+      </w:rPr>
+    </w:lvl>
+    <w:lvl w:ilvl="3" w:tentative="1">
+      <w:start w:val="1"/>
+      <w:numFmt w:val="bullet"/>
+      <w:lvlText w:val=""/>
+      <w:lvlJc w:val="left"/>
+      <w:pPr>
+        <w:tabs>
+          <w:tab w:val="num" w:pos="2880"/>
+        </w:tabs>
+        <w:ind w:left="2880" w:hanging="360"/>
+      </w:pPr>
+      <w:rPr>
+        <w:rFonts w:ascii="Wingdings" w:hAnsi="Wingdings" w:hint="default"/>
+        <w:sz w:val="20"/>
+      </w:rPr>
+    </w:lvl>
+    <w:lvl w:ilvl="4" w:tentative="1">
+      <w:start w:val="1"/>
+      <w:numFmt w:val="bullet"/>
+      <w:lvlText w:val=""/>
+      <w:lvlJc w:val="left"/>
+      <w:pPr>
+        <w:tabs>
+          <w:tab w:val="num" w:pos="3600"/>
+        </w:tabs>
+        <w:ind w:left="3600" w:hanging="360"/>
+      </w:pPr>
+      <w:rPr>
+        <w:rFonts w:ascii="Wingdings" w:hAnsi="Wingdings" w:hint="default"/>
+        <w:sz w:val="20"/>
+      </w:rPr>
+    </w:lvl>
+    <w:lvl w:ilvl="5" w:tentative="1">
+      <w:start w:val="1"/>
+      <w:numFmt w:val="bullet"/>
+      <w:lvlText w:val=""/>
+      <w:lvlJc w:val="left"/>
+      <w:pPr>
+        <w:tabs>
+          <w:tab w:val="num" w:pos="4320"/>
+        </w:tabs>
+        <w:ind w:left="4320" w:hanging="360"/>
+      </w:pPr>
+      <w:rPr>
+        <w:rFonts w:ascii="Wingdings" w:hAnsi="Wingdings" w:hint="default"/>
+        <w:sz w:val="20"/>
+      </w:rPr>
+    </w:lvl>
+    <w:lvl w:ilvl="6" w:tentative="1">
+      <w:start w:val="1"/>
+      <w:numFmt w:val="bullet"/>
+      <w:lvlText w:val=""/>
+      <w:lvlJc w:val="left"/>
+      <w:pPr>
+        <w:tabs>
+          <w:tab w:val="num" w:pos="5040"/>
+        </w:tabs>
+        <w:ind w:left="5040" w:hanging="360"/>
+      </w:pPr>
+      <w:rPr>
+        <w:rFonts w:ascii="Wingdings" w:hAnsi="Wingdings" w:hint="default"/>
+        <w:sz w:val="20"/>
+      </w:rPr>
+    </w:lvl>
+    <w:lvl w:ilvl="7" w:tentative="1">
+      <w:start w:val="1"/>
+      <w:numFmt w:val="bullet"/>
+      <w:lvlText w:val=""/>
+      <w:lvlJc w:val="left"/>
+      <w:pPr>
+        <w:tabs>
+          <w:tab w:val="num" w:pos="5760"/>
+        </w:tabs>
+        <w:ind w:left="5760" w:hanging="360"/>
+      </w:pPr>
+      <w:rPr>
+        <w:rFonts w:ascii="Wingdings" w:hAnsi="Wingdings" w:hint="default"/>
+        <w:sz w:val="20"/>
+      </w:rPr>
+    </w:lvl>
+    <w:lvl w:ilvl="8" w:tentative="1">
+      <w:start w:val="1"/>
+      <w:numFmt w:val="bullet"/>
+      <w:lvlText w:val=""/>
+      <w:lvlJc w:val="left"/>
+      <w:pPr>
+        <w:tabs>
+          <w:tab w:val="num" w:pos="6480"/>
+        </w:tabs>
+        <w:ind w:left="6480" w:hanging="360"/>
+      </w:pPr>
+      <w:rPr>
+        <w:rFonts w:ascii="Wingdings" w:hAnsi="Wingdings" w:hint="default"/>
+        <w:sz w:val="20"/>
+      </w:rPr>
+    </w:lvl>
+  </w:abstractNum>
+  <w:abstractNum w:abstractNumId="56" w15:restartNumberingAfterBreak="0">
     <w:nsid w:val="6DC57D16"/>
     <w:multiLevelType w:val="multilevel"/>
     <w:tmpl w:val="EDD0C558"/>
@@ -33402,7 +39536,156 @@
       </w:rPr>
     </w:lvl>
   </w:abstractNum>
-  <w:abstractNum w:abstractNumId="46" w15:restartNumberingAfterBreak="0">
+  <w:abstractNum w:abstractNumId="57" w15:restartNumberingAfterBreak="0">
+    <w:nsid w:val="73E02C39"/>
+    <w:multiLevelType w:val="multilevel"/>
+    <w:tmpl w:val="675EDA88"/>
+    <w:lvl w:ilvl="0">
+      <w:start w:val="1"/>
+      <w:numFmt w:val="bullet"/>
+      <w:lvlText w:val=""/>
+      <w:lvlJc w:val="left"/>
+      <w:pPr>
+        <w:tabs>
+          <w:tab w:val="num" w:pos="720"/>
+        </w:tabs>
+        <w:ind w:left="720" w:hanging="360"/>
+      </w:pPr>
+      <w:rPr>
+        <w:rFonts w:ascii="Symbol" w:hAnsi="Symbol" w:hint="default"/>
+        <w:sz w:val="20"/>
+      </w:rPr>
+    </w:lvl>
+    <w:lvl w:ilvl="1" w:tentative="1">
+      <w:start w:val="1"/>
+      <w:numFmt w:val="bullet"/>
+      <w:lvlText w:val="o"/>
+      <w:lvlJc w:val="left"/>
+      <w:pPr>
+        <w:tabs>
+          <w:tab w:val="num" w:pos="1440"/>
+        </w:tabs>
+        <w:ind w:left="1440" w:hanging="360"/>
+      </w:pPr>
+      <w:rPr>
+        <w:rFonts w:ascii="Courier New" w:hAnsi="Courier New" w:hint="default"/>
+        <w:sz w:val="20"/>
+      </w:rPr>
+    </w:lvl>
+    <w:lvl w:ilvl="2" w:tentative="1">
+      <w:start w:val="1"/>
+      <w:numFmt w:val="bullet"/>
+      <w:lvlText w:val=""/>
+      <w:lvlJc w:val="left"/>
+      <w:pPr>
+        <w:tabs>
+          <w:tab w:val="num" w:pos="2160"/>
+        </w:tabs>
+        <w:ind w:left="2160" w:hanging="360"/>
+      </w:pPr>
+      <w:rPr>
+        <w:rFonts w:ascii="Wingdings" w:hAnsi="Wingdings" w:hint="default"/>
+        <w:sz w:val="20"/>
+      </w:rPr>
+    </w:lvl>
+    <w:lvl w:ilvl="3" w:tentative="1">
+      <w:start w:val="1"/>
+      <w:numFmt w:val="bullet"/>
+      <w:lvlText w:val=""/>
+      <w:lvlJc w:val="left"/>
+      <w:pPr>
+        <w:tabs>
+          <w:tab w:val="num" w:pos="2880"/>
+        </w:tabs>
+        <w:ind w:left="2880" w:hanging="360"/>
+      </w:pPr>
+      <w:rPr>
+        <w:rFonts w:ascii="Wingdings" w:hAnsi="Wingdings" w:hint="default"/>
+        <w:sz w:val="20"/>
+      </w:rPr>
+    </w:lvl>
+    <w:lvl w:ilvl="4" w:tentative="1">
+      <w:start w:val="1"/>
+      <w:numFmt w:val="bullet"/>
+      <w:lvlText w:val=""/>
+      <w:lvlJc w:val="left"/>
+      <w:pPr>
+        <w:tabs>
+          <w:tab w:val="num" w:pos="3600"/>
+        </w:tabs>
+        <w:ind w:left="3600" w:hanging="360"/>
+      </w:pPr>
+      <w:rPr>
+        <w:rFonts w:ascii="Wingdings" w:hAnsi="Wingdings" w:hint="default"/>
+        <w:sz w:val="20"/>
+      </w:rPr>
+    </w:lvl>
+    <w:lvl w:ilvl="5" w:tentative="1">
+      <w:start w:val="1"/>
+      <w:numFmt w:val="bullet"/>
+      <w:lvlText w:val=""/>
+      <w:lvlJc w:val="left"/>
+      <w:pPr>
+        <w:tabs>
+          <w:tab w:val="num" w:pos="4320"/>
+        </w:tabs>
+        <w:ind w:left="4320" w:hanging="360"/>
+      </w:pPr>
+      <w:rPr>
+        <w:rFonts w:ascii="Wingdings" w:hAnsi="Wingdings" w:hint="default"/>
+        <w:sz w:val="20"/>
+      </w:rPr>
+    </w:lvl>
+    <w:lvl w:ilvl="6" w:tentative="1">
+      <w:start w:val="1"/>
+      <w:numFmt w:val="bullet"/>
+      <w:lvlText w:val=""/>
+      <w:lvlJc w:val="left"/>
+      <w:pPr>
+        <w:tabs>
+          <w:tab w:val="num" w:pos="5040"/>
+        </w:tabs>
+        <w:ind w:left="5040" w:hanging="360"/>
+      </w:pPr>
+      <w:rPr>
+        <w:rFonts w:ascii="Wingdings" w:hAnsi="Wingdings" w:hint="default"/>
+        <w:sz w:val="20"/>
+      </w:rPr>
+    </w:lvl>
+    <w:lvl w:ilvl="7" w:tentative="1">
+      <w:start w:val="1"/>
+      <w:numFmt w:val="bullet"/>
+      <w:lvlText w:val=""/>
+      <w:lvlJc w:val="left"/>
+      <w:pPr>
+        <w:tabs>
+          <w:tab w:val="num" w:pos="5760"/>
+        </w:tabs>
+        <w:ind w:left="5760" w:hanging="360"/>
+      </w:pPr>
+      <w:rPr>
+        <w:rFonts w:ascii="Wingdings" w:hAnsi="Wingdings" w:hint="default"/>
+        <w:sz w:val="20"/>
+      </w:rPr>
+    </w:lvl>
+    <w:lvl w:ilvl="8" w:tentative="1">
+      <w:start w:val="1"/>
+      <w:numFmt w:val="bullet"/>
+      <w:lvlText w:val=""/>
+      <w:lvlJc w:val="left"/>
+      <w:pPr>
+        <w:tabs>
+          <w:tab w:val="num" w:pos="6480"/>
+        </w:tabs>
+        <w:ind w:left="6480" w:hanging="360"/>
+      </w:pPr>
+      <w:rPr>
+        <w:rFonts w:ascii="Wingdings" w:hAnsi="Wingdings" w:hint="default"/>
+        <w:sz w:val="20"/>
+      </w:rPr>
+    </w:lvl>
+  </w:abstractNum>
+  <w:abstractNum w:abstractNumId="58" w15:restartNumberingAfterBreak="0">
     <w:nsid w:val="74E94EB1"/>
     <w:multiLevelType w:val="multilevel"/>
     <w:tmpl w:val="696CACEC"/>
@@ -33551,7 +39834,7 @@
       </w:rPr>
     </w:lvl>
   </w:abstractNum>
-  <w:abstractNum w:abstractNumId="47" w15:restartNumberingAfterBreak="0">
+  <w:abstractNum w:abstractNumId="59" w15:restartNumberingAfterBreak="0">
     <w:nsid w:val="74F52A63"/>
     <w:multiLevelType w:val="multilevel"/>
     <w:tmpl w:val="C05659A4"/>
@@ -33700,7 +39983,7 @@
       </w:rPr>
     </w:lvl>
   </w:abstractNum>
-  <w:abstractNum w:abstractNumId="48" w15:restartNumberingAfterBreak="0">
+  <w:abstractNum w:abstractNumId="60" w15:restartNumberingAfterBreak="0">
     <w:nsid w:val="76166E95"/>
     <w:multiLevelType w:val="multilevel"/>
     <w:tmpl w:val="47285B72"/>
@@ -33849,7 +40132,156 @@
       </w:rPr>
     </w:lvl>
   </w:abstractNum>
-  <w:abstractNum w:abstractNumId="49" w15:restartNumberingAfterBreak="0">
+  <w:abstractNum w:abstractNumId="61" w15:restartNumberingAfterBreak="0">
+    <w:nsid w:val="7B9837C2"/>
+    <w:multiLevelType w:val="multilevel"/>
+    <w:tmpl w:val="7F183C4C"/>
+    <w:lvl w:ilvl="0">
+      <w:start w:val="1"/>
+      <w:numFmt w:val="bullet"/>
+      <w:lvlText w:val=""/>
+      <w:lvlJc w:val="left"/>
+      <w:pPr>
+        <w:tabs>
+          <w:tab w:val="num" w:pos="720"/>
+        </w:tabs>
+        <w:ind w:left="720" w:hanging="360"/>
+      </w:pPr>
+      <w:rPr>
+        <w:rFonts w:ascii="Symbol" w:hAnsi="Symbol" w:hint="default"/>
+        <w:sz w:val="20"/>
+      </w:rPr>
+    </w:lvl>
+    <w:lvl w:ilvl="1" w:tentative="1">
+      <w:start w:val="1"/>
+      <w:numFmt w:val="bullet"/>
+      <w:lvlText w:val="o"/>
+      <w:lvlJc w:val="left"/>
+      <w:pPr>
+        <w:tabs>
+          <w:tab w:val="num" w:pos="1440"/>
+        </w:tabs>
+        <w:ind w:left="1440" w:hanging="360"/>
+      </w:pPr>
+      <w:rPr>
+        <w:rFonts w:ascii="Courier New" w:hAnsi="Courier New" w:hint="default"/>
+        <w:sz w:val="20"/>
+      </w:rPr>
+    </w:lvl>
+    <w:lvl w:ilvl="2" w:tentative="1">
+      <w:start w:val="1"/>
+      <w:numFmt w:val="bullet"/>
+      <w:lvlText w:val=""/>
+      <w:lvlJc w:val="left"/>
+      <w:pPr>
+        <w:tabs>
+          <w:tab w:val="num" w:pos="2160"/>
+        </w:tabs>
+        <w:ind w:left="2160" w:hanging="360"/>
+      </w:pPr>
+      <w:rPr>
+        <w:rFonts w:ascii="Wingdings" w:hAnsi="Wingdings" w:hint="default"/>
+        <w:sz w:val="20"/>
+      </w:rPr>
+    </w:lvl>
+    <w:lvl w:ilvl="3" w:tentative="1">
+      <w:start w:val="1"/>
+      <w:numFmt w:val="bullet"/>
+      <w:lvlText w:val=""/>
+      <w:lvlJc w:val="left"/>
+      <w:pPr>
+        <w:tabs>
+          <w:tab w:val="num" w:pos="2880"/>
+        </w:tabs>
+        <w:ind w:left="2880" w:hanging="360"/>
+      </w:pPr>
+      <w:rPr>
+        <w:rFonts w:ascii="Wingdings" w:hAnsi="Wingdings" w:hint="default"/>
+        <w:sz w:val="20"/>
+      </w:rPr>
+    </w:lvl>
+    <w:lvl w:ilvl="4" w:tentative="1">
+      <w:start w:val="1"/>
+      <w:numFmt w:val="bullet"/>
+      <w:lvlText w:val=""/>
+      <w:lvlJc w:val="left"/>
+      <w:pPr>
+        <w:tabs>
+          <w:tab w:val="num" w:pos="3600"/>
+        </w:tabs>
+        <w:ind w:left="3600" w:hanging="360"/>
+      </w:pPr>
+      <w:rPr>
+        <w:rFonts w:ascii="Wingdings" w:hAnsi="Wingdings" w:hint="default"/>
+        <w:sz w:val="20"/>
+      </w:rPr>
+    </w:lvl>
+    <w:lvl w:ilvl="5" w:tentative="1">
+      <w:start w:val="1"/>
+      <w:numFmt w:val="bullet"/>
+      <w:lvlText w:val=""/>
+      <w:lvlJc w:val="left"/>
+      <w:pPr>
+        <w:tabs>
+          <w:tab w:val="num" w:pos="4320"/>
+        </w:tabs>
+        <w:ind w:left="4320" w:hanging="360"/>
+      </w:pPr>
+      <w:rPr>
+        <w:rFonts w:ascii="Wingdings" w:hAnsi="Wingdings" w:hint="default"/>
+        <w:sz w:val="20"/>
+      </w:rPr>
+    </w:lvl>
+    <w:lvl w:ilvl="6" w:tentative="1">
+      <w:start w:val="1"/>
+      <w:numFmt w:val="bullet"/>
+      <w:lvlText w:val=""/>
+      <w:lvlJc w:val="left"/>
+      <w:pPr>
+        <w:tabs>
+          <w:tab w:val="num" w:pos="5040"/>
+        </w:tabs>
+        <w:ind w:left="5040" w:hanging="360"/>
+      </w:pPr>
+      <w:rPr>
+        <w:rFonts w:ascii="Wingdings" w:hAnsi="Wingdings" w:hint="default"/>
+        <w:sz w:val="20"/>
+      </w:rPr>
+    </w:lvl>
+    <w:lvl w:ilvl="7" w:tentative="1">
+      <w:start w:val="1"/>
+      <w:numFmt w:val="bullet"/>
+      <w:lvlText w:val=""/>
+      <w:lvlJc w:val="left"/>
+      <w:pPr>
+        <w:tabs>
+          <w:tab w:val="num" w:pos="5760"/>
+        </w:tabs>
+        <w:ind w:left="5760" w:hanging="360"/>
+      </w:pPr>
+      <w:rPr>
+        <w:rFonts w:ascii="Wingdings" w:hAnsi="Wingdings" w:hint="default"/>
+        <w:sz w:val="20"/>
+      </w:rPr>
+    </w:lvl>
+    <w:lvl w:ilvl="8" w:tentative="1">
+      <w:start w:val="1"/>
+      <w:numFmt w:val="bullet"/>
+      <w:lvlText w:val=""/>
+      <w:lvlJc w:val="left"/>
+      <w:pPr>
+        <w:tabs>
+          <w:tab w:val="num" w:pos="6480"/>
+        </w:tabs>
+        <w:ind w:left="6480" w:hanging="360"/>
+      </w:pPr>
+      <w:rPr>
+        <w:rFonts w:ascii="Wingdings" w:hAnsi="Wingdings" w:hint="default"/>
+        <w:sz w:val="20"/>
+      </w:rPr>
+    </w:lvl>
+  </w:abstractNum>
+  <w:abstractNum w:abstractNumId="62" w15:restartNumberingAfterBreak="0">
     <w:nsid w:val="7C284D60"/>
     <w:multiLevelType w:val="multilevel"/>
     <w:tmpl w:val="3E8280E8"/>
@@ -33998,7 +40430,7 @@
       </w:rPr>
     </w:lvl>
   </w:abstractNum>
-  <w:abstractNum w:abstractNumId="50" w15:restartNumberingAfterBreak="0">
+  <w:abstractNum w:abstractNumId="63" w15:restartNumberingAfterBreak="0">
     <w:nsid w:val="7C337775"/>
     <w:multiLevelType w:val="multilevel"/>
     <w:tmpl w:val="1C9C17E2"/>
@@ -34147,7 +40579,7 @@
       </w:rPr>
     </w:lvl>
   </w:abstractNum>
-  <w:abstractNum w:abstractNumId="51" w15:restartNumberingAfterBreak="0">
+  <w:abstractNum w:abstractNumId="64" w15:restartNumberingAfterBreak="0">
     <w:nsid w:val="7D9B065A"/>
     <w:multiLevelType w:val="multilevel"/>
     <w:tmpl w:val="8F6C9624"/>
@@ -34296,7 +40728,156 @@
       </w:rPr>
     </w:lvl>
   </w:abstractNum>
-  <w:abstractNum w:abstractNumId="52" w15:restartNumberingAfterBreak="0">
+  <w:abstractNum w:abstractNumId="65" w15:restartNumberingAfterBreak="0">
+    <w:nsid w:val="7E892C1F"/>
+    <w:multiLevelType w:val="multilevel"/>
+    <w:tmpl w:val="B4EC37C4"/>
+    <w:lvl w:ilvl="0">
+      <w:start w:val="1"/>
+      <w:numFmt w:val="bullet"/>
+      <w:lvlText w:val=""/>
+      <w:lvlJc w:val="left"/>
+      <w:pPr>
+        <w:tabs>
+          <w:tab w:val="num" w:pos="720"/>
+        </w:tabs>
+        <w:ind w:left="720" w:hanging="360"/>
+      </w:pPr>
+      <w:rPr>
+        <w:rFonts w:ascii="Symbol" w:hAnsi="Symbol" w:hint="default"/>
+        <w:sz w:val="20"/>
+      </w:rPr>
+    </w:lvl>
+    <w:lvl w:ilvl="1" w:tentative="1">
+      <w:start w:val="1"/>
+      <w:numFmt w:val="bullet"/>
+      <w:lvlText w:val="o"/>
+      <w:lvlJc w:val="left"/>
+      <w:pPr>
+        <w:tabs>
+          <w:tab w:val="num" w:pos="1440"/>
+        </w:tabs>
+        <w:ind w:left="1440" w:hanging="360"/>
+      </w:pPr>
+      <w:rPr>
+        <w:rFonts w:ascii="Courier New" w:hAnsi="Courier New" w:hint="default"/>
+        <w:sz w:val="20"/>
+      </w:rPr>
+    </w:lvl>
+    <w:lvl w:ilvl="2" w:tentative="1">
+      <w:start w:val="1"/>
+      <w:numFmt w:val="bullet"/>
+      <w:lvlText w:val=""/>
+      <w:lvlJc w:val="left"/>
+      <w:pPr>
+        <w:tabs>
+          <w:tab w:val="num" w:pos="2160"/>
+        </w:tabs>
+        <w:ind w:left="2160" w:hanging="360"/>
+      </w:pPr>
+      <w:rPr>
+        <w:rFonts w:ascii="Wingdings" w:hAnsi="Wingdings" w:hint="default"/>
+        <w:sz w:val="20"/>
+      </w:rPr>
+    </w:lvl>
+    <w:lvl w:ilvl="3" w:tentative="1">
+      <w:start w:val="1"/>
+      <w:numFmt w:val="bullet"/>
+      <w:lvlText w:val=""/>
+      <w:lvlJc w:val="left"/>
+      <w:pPr>
+        <w:tabs>
+          <w:tab w:val="num" w:pos="2880"/>
+        </w:tabs>
+        <w:ind w:left="2880" w:hanging="360"/>
+      </w:pPr>
+      <w:rPr>
+        <w:rFonts w:ascii="Wingdings" w:hAnsi="Wingdings" w:hint="default"/>
+        <w:sz w:val="20"/>
+      </w:rPr>
+    </w:lvl>
+    <w:lvl w:ilvl="4" w:tentative="1">
+      <w:start w:val="1"/>
+      <w:numFmt w:val="bullet"/>
+      <w:lvlText w:val=""/>
+      <w:lvlJc w:val="left"/>
+      <w:pPr>
+        <w:tabs>
+          <w:tab w:val="num" w:pos="3600"/>
+        </w:tabs>
+        <w:ind w:left="3600" w:hanging="360"/>
+      </w:pPr>
+      <w:rPr>
+        <w:rFonts w:ascii="Wingdings" w:hAnsi="Wingdings" w:hint="default"/>
+        <w:sz w:val="20"/>
+      </w:rPr>
+    </w:lvl>
+    <w:lvl w:ilvl="5" w:tentative="1">
+      <w:start w:val="1"/>
+      <w:numFmt w:val="bullet"/>
+      <w:lvlText w:val=""/>
+      <w:lvlJc w:val="left"/>
+      <w:pPr>
+        <w:tabs>
+          <w:tab w:val="num" w:pos="4320"/>
+        </w:tabs>
+        <w:ind w:left="4320" w:hanging="360"/>
+      </w:pPr>
+      <w:rPr>
+        <w:rFonts w:ascii="Wingdings" w:hAnsi="Wingdings" w:hint="default"/>
+        <w:sz w:val="20"/>
+      </w:rPr>
+    </w:lvl>
+    <w:lvl w:ilvl="6" w:tentative="1">
+      <w:start w:val="1"/>
+      <w:numFmt w:val="bullet"/>
+      <w:lvlText w:val=""/>
+      <w:lvlJc w:val="left"/>
+      <w:pPr>
+        <w:tabs>
+          <w:tab w:val="num" w:pos="5040"/>
+        </w:tabs>
+        <w:ind w:left="5040" w:hanging="360"/>
+      </w:pPr>
+      <w:rPr>
+        <w:rFonts w:ascii="Wingdings" w:hAnsi="Wingdings" w:hint="default"/>
+        <w:sz w:val="20"/>
+      </w:rPr>
+    </w:lvl>
+    <w:lvl w:ilvl="7" w:tentative="1">
+      <w:start w:val="1"/>
+      <w:numFmt w:val="bullet"/>
+      <w:lvlText w:val=""/>
+      <w:lvlJc w:val="left"/>
+      <w:pPr>
+        <w:tabs>
+          <w:tab w:val="num" w:pos="5760"/>
+        </w:tabs>
+        <w:ind w:left="5760" w:hanging="360"/>
+      </w:pPr>
+      <w:rPr>
+        <w:rFonts w:ascii="Wingdings" w:hAnsi="Wingdings" w:hint="default"/>
+        <w:sz w:val="20"/>
+      </w:rPr>
+    </w:lvl>
+    <w:lvl w:ilvl="8" w:tentative="1">
+      <w:start w:val="1"/>
+      <w:numFmt w:val="bullet"/>
+      <w:lvlText w:val=""/>
+      <w:lvlJc w:val="left"/>
+      <w:pPr>
+        <w:tabs>
+          <w:tab w:val="num" w:pos="6480"/>
+        </w:tabs>
+        <w:ind w:left="6480" w:hanging="360"/>
+      </w:pPr>
+      <w:rPr>
+        <w:rFonts w:ascii="Wingdings" w:hAnsi="Wingdings" w:hint="default"/>
+        <w:sz w:val="20"/>
+      </w:rPr>
+    </w:lvl>
+  </w:abstractNum>
+  <w:abstractNum w:abstractNumId="66" w15:restartNumberingAfterBreak="0">
     <w:nsid w:val="7E8D3544"/>
     <w:multiLevelType w:val="multilevel"/>
     <w:tmpl w:val="3D960284"/>
@@ -34446,165 +41027,207 @@
     </w:lvl>
   </w:abstractNum>
   <w:num w:numId="1" w16cid:durableId="229192228">
+    <w:abstractNumId w:val="19"/>
+  </w:num>
+  <w:num w:numId="2" w16cid:durableId="1130242364">
+    <w:abstractNumId w:val="35"/>
+  </w:num>
+  <w:num w:numId="3" w16cid:durableId="154033743">
+    <w:abstractNumId w:val="18"/>
+  </w:num>
+  <w:num w:numId="4" w16cid:durableId="947809422">
+    <w:abstractNumId w:val="38"/>
+  </w:num>
+  <w:num w:numId="5" w16cid:durableId="398676553">
+    <w:abstractNumId w:val="47"/>
+  </w:num>
+  <w:num w:numId="6" w16cid:durableId="259026148">
+    <w:abstractNumId w:val="9"/>
+  </w:num>
+  <w:num w:numId="7" w16cid:durableId="1139688654">
+    <w:abstractNumId w:val="26"/>
+  </w:num>
+  <w:num w:numId="8" w16cid:durableId="320428343">
+    <w:abstractNumId w:val="48"/>
+  </w:num>
+  <w:num w:numId="9" w16cid:durableId="1818302451">
+    <w:abstractNumId w:val="52"/>
+  </w:num>
+  <w:num w:numId="10" w16cid:durableId="1602180790">
+    <w:abstractNumId w:val="53"/>
+  </w:num>
+  <w:num w:numId="11" w16cid:durableId="1439062892">
+    <w:abstractNumId w:val="40"/>
+  </w:num>
+  <w:num w:numId="12" w16cid:durableId="680205165">
+    <w:abstractNumId w:val="25"/>
+  </w:num>
+  <w:num w:numId="13" w16cid:durableId="173492997">
+    <w:abstractNumId w:val="46"/>
+  </w:num>
+  <w:num w:numId="14" w16cid:durableId="1097798315">
+    <w:abstractNumId w:val="27"/>
+  </w:num>
+  <w:num w:numId="15" w16cid:durableId="1083793036">
+    <w:abstractNumId w:val="34"/>
+  </w:num>
+  <w:num w:numId="16" w16cid:durableId="712268325">
+    <w:abstractNumId w:val="58"/>
+  </w:num>
+  <w:num w:numId="17" w16cid:durableId="1538467438">
+    <w:abstractNumId w:val="10"/>
+  </w:num>
+  <w:num w:numId="18" w16cid:durableId="1452283023">
+    <w:abstractNumId w:val="5"/>
+  </w:num>
+  <w:num w:numId="19" w16cid:durableId="520556135">
+    <w:abstractNumId w:val="49"/>
+  </w:num>
+  <w:num w:numId="20" w16cid:durableId="490758546">
+    <w:abstractNumId w:val="20"/>
+  </w:num>
+  <w:num w:numId="21" w16cid:durableId="599686117">
+    <w:abstractNumId w:val="51"/>
+  </w:num>
+  <w:num w:numId="22" w16cid:durableId="1448693959">
+    <w:abstractNumId w:val="41"/>
+  </w:num>
+  <w:num w:numId="23" w16cid:durableId="1744182853">
+    <w:abstractNumId w:val="17"/>
+  </w:num>
+  <w:num w:numId="24" w16cid:durableId="1178539317">
+    <w:abstractNumId w:val="63"/>
+  </w:num>
+  <w:num w:numId="25" w16cid:durableId="1056853046">
+    <w:abstractNumId w:val="37"/>
+  </w:num>
+  <w:num w:numId="26" w16cid:durableId="705831524">
+    <w:abstractNumId w:val="59"/>
+  </w:num>
+  <w:num w:numId="27" w16cid:durableId="1529834828">
+    <w:abstractNumId w:val="62"/>
+  </w:num>
+  <w:num w:numId="28" w16cid:durableId="1561793032">
+    <w:abstractNumId w:val="39"/>
+  </w:num>
+  <w:num w:numId="29" w16cid:durableId="1535071738">
+    <w:abstractNumId w:val="45"/>
+  </w:num>
+  <w:num w:numId="30" w16cid:durableId="111021241">
+    <w:abstractNumId w:val="7"/>
+  </w:num>
+  <w:num w:numId="31" w16cid:durableId="2067334412">
+    <w:abstractNumId w:val="29"/>
+  </w:num>
+  <w:num w:numId="32" w16cid:durableId="1683701170">
+    <w:abstractNumId w:val="31"/>
+  </w:num>
+  <w:num w:numId="33" w16cid:durableId="283081661">
+    <w:abstractNumId w:val="11"/>
+  </w:num>
+  <w:num w:numId="34" w16cid:durableId="1219785414">
+    <w:abstractNumId w:val="30"/>
+  </w:num>
+  <w:num w:numId="35" w16cid:durableId="572351525">
+    <w:abstractNumId w:val="56"/>
+  </w:num>
+  <w:num w:numId="36" w16cid:durableId="1573468310">
+    <w:abstractNumId w:val="66"/>
+  </w:num>
+  <w:num w:numId="37" w16cid:durableId="1757283148">
+    <w:abstractNumId w:val="13"/>
+  </w:num>
+  <w:num w:numId="38" w16cid:durableId="262079308">
+    <w:abstractNumId w:val="23"/>
+  </w:num>
+  <w:num w:numId="39" w16cid:durableId="1679850357">
+    <w:abstractNumId w:val="21"/>
+  </w:num>
+  <w:num w:numId="40" w16cid:durableId="285745924">
+    <w:abstractNumId w:val="12"/>
+  </w:num>
+  <w:num w:numId="41" w16cid:durableId="1401902611">
+    <w:abstractNumId w:val="60"/>
+  </w:num>
+  <w:num w:numId="42" w16cid:durableId="1445618234">
+    <w:abstractNumId w:val="42"/>
+  </w:num>
+  <w:num w:numId="43" w16cid:durableId="705376335">
+    <w:abstractNumId w:val="15"/>
+  </w:num>
+  <w:num w:numId="44" w16cid:durableId="1206673249">
+    <w:abstractNumId w:val="64"/>
+  </w:num>
+  <w:num w:numId="45" w16cid:durableId="624582305">
+    <w:abstractNumId w:val="44"/>
+  </w:num>
+  <w:num w:numId="46" w16cid:durableId="1553693493">
     <w:abstractNumId w:val="14"/>
   </w:num>
-  <w:num w:numId="2" w16cid:durableId="1130242364">
-    <w:abstractNumId w:val="29"/>
+  <w:num w:numId="47" w16cid:durableId="1213006862">
+    <w:abstractNumId w:val="2"/>
   </w:num>
-  <w:num w:numId="3" w16cid:durableId="154033743">
-    <w:abstractNumId w:val="13"/>
+  <w:num w:numId="48" w16cid:durableId="1317958443">
+    <w:abstractNumId w:val="33"/>
   </w:num>
-  <w:num w:numId="4" w16cid:durableId="947809422">
-    <w:abstractNumId w:val="31"/>
+  <w:num w:numId="49" w16cid:durableId="41944763">
+    <w:abstractNumId w:val="4"/>
   </w:num>
-  <w:num w:numId="5" w16cid:durableId="398676553">
-    <w:abstractNumId w:val="39"/>
+  <w:num w:numId="50" w16cid:durableId="1918204604">
+    <w:abstractNumId w:val="1"/>
   </w:num>
-  <w:num w:numId="6" w16cid:durableId="259026148">
-    <w:abstractNumId w:val="5"/>
+  <w:num w:numId="51" w16cid:durableId="403064069">
+    <w:abstractNumId w:val="28"/>
   </w:num>
-  <w:num w:numId="7" w16cid:durableId="1139688654">
-    <w:abstractNumId w:val="21"/>
+  <w:num w:numId="52" w16cid:durableId="2020889838">
+    <w:abstractNumId w:val="22"/>
   </w:num>
-  <w:num w:numId="8" w16cid:durableId="320428343">
-    <w:abstractNumId w:val="40"/>
+  <w:num w:numId="53" w16cid:durableId="877470393">
+    <w:abstractNumId w:val="24"/>
   </w:num>
-  <w:num w:numId="9" w16cid:durableId="1818302451">
+  <w:num w:numId="54" w16cid:durableId="88279374">
+    <w:abstractNumId w:val="54"/>
+  </w:num>
+  <w:num w:numId="55" w16cid:durableId="900017747">
+    <w:abstractNumId w:val="16"/>
+  </w:num>
+  <w:num w:numId="56" w16cid:durableId="672534688">
+    <w:abstractNumId w:val="36"/>
+  </w:num>
+  <w:num w:numId="57" w16cid:durableId="740325282">
+    <w:abstractNumId w:val="3"/>
+  </w:num>
+  <w:num w:numId="58" w16cid:durableId="1867988645">
+    <w:abstractNumId w:val="6"/>
+  </w:num>
+  <w:num w:numId="59" w16cid:durableId="653996763">
+    <w:abstractNumId w:val="57"/>
+  </w:num>
+  <w:num w:numId="60" w16cid:durableId="451436904">
+    <w:abstractNumId w:val="32"/>
+  </w:num>
+  <w:num w:numId="61" w16cid:durableId="746653922">
+    <w:abstractNumId w:val="8"/>
+  </w:num>
+  <w:num w:numId="62" w16cid:durableId="157312346">
+    <w:abstractNumId w:val="0"/>
+  </w:num>
+  <w:num w:numId="63" w16cid:durableId="1591348393">
+    <w:abstractNumId w:val="61"/>
+  </w:num>
+  <w:num w:numId="64" w16cid:durableId="470757355">
     <w:abstractNumId w:val="43"/>
   </w:num>
-  <w:num w:numId="10" w16cid:durableId="1602180790">
-    <w:abstractNumId w:val="44"/>
+  <w:num w:numId="65" w16cid:durableId="1978103735">
+    <w:abstractNumId w:val="65"/>
   </w:num>
-  <w:num w:numId="11" w16cid:durableId="1439062892">
-    <w:abstractNumId w:val="33"/>
-  </w:num>
-  <w:num w:numId="12" w16cid:durableId="680205165">
-    <w:abstractNumId w:val="20"/>
-  </w:num>
-  <w:num w:numId="13" w16cid:durableId="173492997">
-    <w:abstractNumId w:val="38"/>
-  </w:num>
-  <w:num w:numId="14" w16cid:durableId="1097798315">
-    <w:abstractNumId w:val="22"/>
-  </w:num>
-  <w:num w:numId="15" w16cid:durableId="1083793036">
-    <w:abstractNumId w:val="28"/>
-  </w:num>
-  <w:num w:numId="16" w16cid:durableId="712268325">
-    <w:abstractNumId w:val="46"/>
-  </w:num>
-  <w:num w:numId="17" w16cid:durableId="1538467438">
-    <w:abstractNumId w:val="6"/>
-  </w:num>
-  <w:num w:numId="18" w16cid:durableId="1452283023">
-    <w:abstractNumId w:val="3"/>
-  </w:num>
-  <w:num w:numId="19" w16cid:durableId="520556135">
-    <w:abstractNumId w:val="41"/>
-  </w:num>
-  <w:num w:numId="20" w16cid:durableId="490758546">
-    <w:abstractNumId w:val="15"/>
-  </w:num>
-  <w:num w:numId="21" w16cid:durableId="599686117">
-    <w:abstractNumId w:val="42"/>
-  </w:num>
-  <w:num w:numId="22" w16cid:durableId="1448693959">
-    <w:abstractNumId w:val="34"/>
-  </w:num>
-  <w:num w:numId="23" w16cid:durableId="1744182853">
-    <w:abstractNumId w:val="12"/>
-  </w:num>
-  <w:num w:numId="24" w16cid:durableId="1178539317">
+  <w:num w:numId="66" w16cid:durableId="212084287">
     <w:abstractNumId w:val="50"/>
   </w:num>
-  <w:num w:numId="25" w16cid:durableId="1056853046">
-    <w:abstractNumId w:val="30"/>
+  <w:num w:numId="67" w16cid:durableId="1983806163">
+    <w:abstractNumId w:val="55"/>
   </w:num>
-  <w:num w:numId="26" w16cid:durableId="705831524">
-    <w:abstractNumId w:val="47"/>
-  </w:num>
-  <w:num w:numId="27" w16cid:durableId="1529834828">
-    <w:abstractNumId w:val="49"/>
-  </w:num>
-  <w:num w:numId="28" w16cid:durableId="1561793032">
-    <w:abstractNumId w:val="32"/>
-  </w:num>
-  <w:num w:numId="29" w16cid:durableId="1535071738">
-    <w:abstractNumId w:val="37"/>
-  </w:num>
-  <w:num w:numId="30" w16cid:durableId="111021241">
-    <w:abstractNumId w:val="4"/>
-  </w:num>
-  <w:num w:numId="31" w16cid:durableId="2067334412">
-    <w:abstractNumId w:val="24"/>
-  </w:num>
-  <w:num w:numId="32" w16cid:durableId="1683701170">
-    <w:abstractNumId w:val="26"/>
-  </w:num>
-  <w:num w:numId="33" w16cid:durableId="283081661">
-    <w:abstractNumId w:val="7"/>
-  </w:num>
-  <w:num w:numId="34" w16cid:durableId="1219785414">
-    <w:abstractNumId w:val="25"/>
-  </w:num>
-  <w:num w:numId="35" w16cid:durableId="572351525">
-    <w:abstractNumId w:val="45"/>
-  </w:num>
-  <w:num w:numId="36" w16cid:durableId="1573468310">
-    <w:abstractNumId w:val="52"/>
-  </w:num>
-  <w:num w:numId="37" w16cid:durableId="1757283148">
-    <w:abstractNumId w:val="9"/>
-  </w:num>
-  <w:num w:numId="38" w16cid:durableId="262079308">
-    <w:abstractNumId w:val="18"/>
-  </w:num>
-  <w:num w:numId="39" w16cid:durableId="1679850357">
-    <w:abstractNumId w:val="16"/>
-  </w:num>
-  <w:num w:numId="40" w16cid:durableId="285745924">
-    <w:abstractNumId w:val="8"/>
-  </w:num>
-  <w:num w:numId="41" w16cid:durableId="1401902611">
-    <w:abstractNumId w:val="48"/>
-  </w:num>
-  <w:num w:numId="42" w16cid:durableId="1445618234">
-    <w:abstractNumId w:val="35"/>
-  </w:num>
-  <w:num w:numId="43" w16cid:durableId="705376335">
-    <w:abstractNumId w:val="11"/>
-  </w:num>
-  <w:num w:numId="44" w16cid:durableId="1206673249">
-    <w:abstractNumId w:val="51"/>
-  </w:num>
-  <w:num w:numId="45" w16cid:durableId="624582305">
-    <w:abstractNumId w:val="36"/>
-  </w:num>
-  <w:num w:numId="46" w16cid:durableId="1553693493">
-    <w:abstractNumId w:val="10"/>
-  </w:num>
-  <w:num w:numId="47" w16cid:durableId="1213006862">
-    <w:abstractNumId w:val="1"/>
-  </w:num>
-  <w:num w:numId="48" w16cid:durableId="1317958443">
-    <w:abstractNumId w:val="27"/>
-  </w:num>
-  <w:num w:numId="49" w16cid:durableId="41944763">
-    <w:abstractNumId w:val="2"/>
-  </w:num>
-  <w:num w:numId="50" w16cid:durableId="1918204604">
-    <w:abstractNumId w:val="0"/>
-  </w:num>
-  <w:num w:numId="51" w16cid:durableId="403064069">
-    <w:abstractNumId w:val="23"/>
-  </w:num>
-  <w:num w:numId="52" w16cid:durableId="2020889838">
-    <w:abstractNumId w:val="17"/>
-  </w:num>
-  <w:num w:numId="53" w16cid:durableId="877470393">
-    <w:abstractNumId w:val="19"/>
-  </w:num>
-  <w:numIdMacAtCleanup w:val="51"/>
+  <w:numIdMacAtCleanup w:val="67"/>
 </w:numbering>
 </file>
 

--- a/Project-Management-Plan.docx
+++ b/Project-Management-Plan.docx
@@ -28507,526 +28507,6 @@
     <w:p>
       <w:pPr>
         <w:spacing w:before="100" w:beforeAutospacing="1" w:after="100" w:afterAutospacing="1" w:line="300" w:lineRule="atLeast"/>
-        <w:rPr>
-          <w:rFonts w:ascii="Segoe UI" w:eastAsia="Times New Roman" w:hAnsi="Segoe UI" w:cs="Segoe UI"/>
-          <w:kern w:val="0"/>
-          <w:sz w:val="21"/>
-          <w:szCs w:val="21"/>
-          <w14:ligatures w14:val="none"/>
-        </w:rPr>
-      </w:pPr>
-      <w:r>
-        <w:rPr>
-          <w:rFonts w:ascii="Segoe UI" w:eastAsia="Times New Roman" w:hAnsi="Segoe UI" w:cs="Segoe UI"/>
-          <w:kern w:val="0"/>
-          <w:sz w:val="21"/>
-          <w:szCs w:val="21"/>
-          <w14:ligatures w14:val="none"/>
-        </w:rPr>
-        <w:t>You can paste this into Word or recreate it with shapes.</w:t>
-      </w:r>
-    </w:p>
-    <w:p>
-      <w:pPr>
-        <w:spacing w:after="0" w:line="300" w:lineRule="atLeast"/>
-        <w:rPr>
-          <w:rFonts w:ascii="Segoe UI" w:eastAsia="Times New Roman" w:hAnsi="Segoe UI" w:cs="Segoe UI"/>
-          <w:kern w:val="0"/>
-          <w:sz w:val="21"/>
-          <w:szCs w:val="21"/>
-          <w14:ligatures w14:val="none"/>
-        </w:rPr>
-      </w:pPr>
-      <w:r>
-        <w:rPr>
-          <w:rFonts w:ascii="Segoe UI" w:eastAsia="Times New Roman" w:hAnsi="Segoe UI" w:cs="Segoe UI"/>
-          <w:kern w:val="0"/>
-          <w:sz w:val="21"/>
-          <w:szCs w:val="21"/>
-          <w14:ligatures w14:val="none"/>
-        </w:rPr>
-        <w:t>Plain Text</w:t>
-      </w:r>
-    </w:p>
-    <w:p>
-      <w:pPr>
-        <w:spacing w:after="0" w:line="300" w:lineRule="atLeast"/>
-        <w:rPr>
-          <w:rFonts w:ascii="Segoe UI" w:eastAsia="Times New Roman" w:hAnsi="Segoe UI" w:cs="Segoe UI"/>
-          <w:kern w:val="0"/>
-          <w:sz w:val="21"/>
-          <w:szCs w:val="21"/>
-          <w14:ligatures w14:val="none"/>
-        </w:rPr>
-      </w:pPr>
-      <w:r>
-        <w:rPr>
-          <w:rFonts w:ascii="Segoe UI" w:eastAsia="Times New Roman" w:hAnsi="Segoe UI" w:cs="Segoe UI"/>
-          <w:kern w:val="0"/>
-          <w:sz w:val="21"/>
-          <w:szCs w:val="21"/>
-          <w14:ligatures w14:val="none"/>
-        </w:rPr>
-        <w:t>HIGH INTEREST</w:t>
-      </w:r>
-    </w:p>
-    <w:p>
-      <w:pPr>
-        <w:spacing w:after="0" w:line="300" w:lineRule="atLeast"/>
-        <w:rPr>
-          <w:rFonts w:ascii="Segoe UI" w:eastAsia="Times New Roman" w:hAnsi="Segoe UI" w:cs="Segoe UI"/>
-          <w:kern w:val="0"/>
-          <w:sz w:val="21"/>
-          <w:szCs w:val="21"/>
-          <w14:ligatures w14:val="none"/>
-        </w:rPr>
-      </w:pPr>
-      <w:r>
-        <w:rPr>
-          <w:rFonts w:ascii="Segoe UI" w:eastAsia="Times New Roman" w:hAnsi="Segoe UI" w:cs="Segoe UI"/>
-          <w:kern w:val="0"/>
-          <w:sz w:val="21"/>
-          <w:szCs w:val="21"/>
-          <w14:ligatures w14:val="none"/>
-        </w:rPr>
-        <w:t>↑</w:t>
-      </w:r>
-    </w:p>
-    <w:p>
-      <w:pPr>
-        <w:spacing w:after="0" w:line="300" w:lineRule="atLeast"/>
-        <w:rPr>
-          <w:rFonts w:ascii="Segoe UI" w:eastAsia="Times New Roman" w:hAnsi="Segoe UI" w:cs="Segoe UI"/>
-          <w:kern w:val="0"/>
-          <w:sz w:val="21"/>
-          <w:szCs w:val="21"/>
-          <w14:ligatures w14:val="none"/>
-        </w:rPr>
-      </w:pPr>
-      <w:r>
-        <w:rPr>
-          <w:rFonts w:ascii="Segoe UI" w:eastAsia="Times New Roman" w:hAnsi="Segoe UI" w:cs="Segoe UI"/>
-          <w:kern w:val="0"/>
-          <w:sz w:val="21"/>
-          <w:szCs w:val="21"/>
-          <w14:ligatures w14:val="none"/>
-        </w:rPr>
-        <w:t> </w:t>
-      </w:r>
-    </w:p>
-    <w:p>
-      <w:pPr>
-        <w:spacing w:after="0" w:line="300" w:lineRule="atLeast"/>
-        <w:rPr>
-          <w:rFonts w:ascii="Segoe UI" w:eastAsia="Times New Roman" w:hAnsi="Segoe UI" w:cs="Segoe UI"/>
-          <w:kern w:val="0"/>
-          <w:sz w:val="21"/>
-          <w:szCs w:val="21"/>
-          <w14:ligatures w14:val="none"/>
-        </w:rPr>
-      </w:pPr>
-      <w:r>
-        <w:rPr>
-          <w:rFonts w:ascii="Segoe UI" w:eastAsia="Times New Roman" w:hAnsi="Segoe UI" w:cs="Segoe UI"/>
-          <w:kern w:val="0"/>
-          <w:sz w:val="21"/>
-          <w:szCs w:val="21"/>
-          <w14:ligatures w14:val="none"/>
-        </w:rPr>
-        <w:t>KEEP INFORMED | MANAGE CLOSELY</w:t>
-      </w:r>
-    </w:p>
-    <w:p>
-      <w:pPr>
-        <w:spacing w:after="0" w:line="300" w:lineRule="atLeast"/>
-        <w:rPr>
-          <w:rFonts w:ascii="Segoe UI" w:eastAsia="Times New Roman" w:hAnsi="Segoe UI" w:cs="Segoe UI"/>
-          <w:kern w:val="0"/>
-          <w:sz w:val="21"/>
-          <w:szCs w:val="21"/>
-          <w14:ligatures w14:val="none"/>
-        </w:rPr>
-      </w:pPr>
-      <w:r>
-        <w:rPr>
-          <w:rFonts w:ascii="Segoe UI" w:eastAsia="Times New Roman" w:hAnsi="Segoe UI" w:cs="Segoe UI"/>
-          <w:kern w:val="0"/>
-          <w:sz w:val="21"/>
-          <w:szCs w:val="21"/>
-          <w14:ligatures w14:val="none"/>
-        </w:rPr>
-        <w:t>|</w:t>
-      </w:r>
-    </w:p>
-    <w:p>
-      <w:pPr>
-        <w:spacing w:after="0" w:line="300" w:lineRule="atLeast"/>
-        <w:rPr>
-          <w:rFonts w:ascii="Segoe UI" w:eastAsia="Times New Roman" w:hAnsi="Segoe UI" w:cs="Segoe UI"/>
-          <w:kern w:val="0"/>
-          <w:sz w:val="21"/>
-          <w:szCs w:val="21"/>
-          <w14:ligatures w14:val="none"/>
-        </w:rPr>
-      </w:pPr>
-      <w:r>
-        <w:rPr>
-          <w:rFonts w:ascii="Segoe UI" w:eastAsia="Times New Roman" w:hAnsi="Segoe UI" w:cs="Segoe UI"/>
-          <w:kern w:val="0"/>
-          <w:sz w:val="21"/>
-          <w:szCs w:val="21"/>
-          <w14:ligatures w14:val="none"/>
-        </w:rPr>
-        <w:t>Drivers | Parking Operators</w:t>
-      </w:r>
-    </w:p>
-    <w:p>
-      <w:pPr>
-        <w:spacing w:after="0" w:line="300" w:lineRule="atLeast"/>
-        <w:rPr>
-          <w:rFonts w:ascii="Segoe UI" w:eastAsia="Times New Roman" w:hAnsi="Segoe UI" w:cs="Segoe UI"/>
-          <w:kern w:val="0"/>
-          <w:sz w:val="21"/>
-          <w:szCs w:val="21"/>
-          <w14:ligatures w14:val="none"/>
-        </w:rPr>
-      </w:pPr>
-      <w:r>
-        <w:rPr>
-          <w:rFonts w:ascii="Segoe UI" w:eastAsia="Times New Roman" w:hAnsi="Segoe UI" w:cs="Segoe UI"/>
-          <w:kern w:val="0"/>
-          <w:sz w:val="21"/>
-          <w:szCs w:val="21"/>
-          <w14:ligatures w14:val="none"/>
-        </w:rPr>
-        <w:t>Mobile Users | City Transportation</w:t>
-      </w:r>
-    </w:p>
-    <w:p>
-      <w:pPr>
-        <w:spacing w:after="0" w:line="300" w:lineRule="atLeast"/>
-        <w:rPr>
-          <w:rFonts w:ascii="Segoe UI" w:eastAsia="Times New Roman" w:hAnsi="Segoe UI" w:cs="Segoe UI"/>
-          <w:kern w:val="0"/>
-          <w:sz w:val="21"/>
-          <w:szCs w:val="21"/>
-          <w14:ligatures w14:val="none"/>
-        </w:rPr>
-      </w:pPr>
-      <w:r>
-        <w:rPr>
-          <w:rFonts w:ascii="Segoe UI" w:eastAsia="Times New Roman" w:hAnsi="Segoe UI" w:cs="Segoe UI"/>
-          <w:kern w:val="0"/>
-          <w:sz w:val="21"/>
-          <w:szCs w:val="21"/>
-          <w14:ligatures w14:val="none"/>
-        </w:rPr>
-        <w:t>| System Administrators</w:t>
-      </w:r>
-    </w:p>
-    <w:p>
-      <w:pPr>
-        <w:spacing w:after="0" w:line="300" w:lineRule="atLeast"/>
-        <w:rPr>
-          <w:rFonts w:ascii="Segoe UI" w:eastAsia="Times New Roman" w:hAnsi="Segoe UI" w:cs="Segoe UI"/>
-          <w:kern w:val="0"/>
-          <w:sz w:val="21"/>
-          <w:szCs w:val="21"/>
-          <w14:ligatures w14:val="none"/>
-        </w:rPr>
-      </w:pPr>
-      <w:proofErr w:type="gramStart"/>
-      <w:r>
-        <w:rPr>
-          <w:rFonts w:ascii="Segoe UI" w:eastAsia="Times New Roman" w:hAnsi="Segoe UI" w:cs="Segoe UI"/>
-          <w:kern w:val="0"/>
-          <w:sz w:val="21"/>
-          <w:szCs w:val="21"/>
-          <w14:ligatures w14:val="none"/>
-        </w:rPr>
-        <w:t>------------------------------------------------------------→</w:t>
-      </w:r>
-      <w:proofErr w:type="gramEnd"/>
-      <w:r>
-        <w:rPr>
-          <w:rFonts w:ascii="Segoe UI" w:eastAsia="Times New Roman" w:hAnsi="Segoe UI" w:cs="Segoe UI"/>
-          <w:kern w:val="0"/>
-          <w:sz w:val="21"/>
-          <w:szCs w:val="21"/>
-          <w14:ligatures w14:val="none"/>
-        </w:rPr>
-        <w:t xml:space="preserve"> HIGH POWER</w:t>
-      </w:r>
-    </w:p>
-    <w:p>
-      <w:pPr>
-        <w:spacing w:after="0" w:line="300" w:lineRule="atLeast"/>
-        <w:rPr>
-          <w:rFonts w:ascii="Segoe UI" w:eastAsia="Times New Roman" w:hAnsi="Segoe UI" w:cs="Segoe UI"/>
-          <w:kern w:val="0"/>
-          <w:sz w:val="21"/>
-          <w:szCs w:val="21"/>
-          <w14:ligatures w14:val="none"/>
-        </w:rPr>
-      </w:pPr>
-      <w:r>
-        <w:rPr>
-          <w:rFonts w:ascii="Segoe UI" w:eastAsia="Times New Roman" w:hAnsi="Segoe UI" w:cs="Segoe UI"/>
-          <w:kern w:val="0"/>
-          <w:sz w:val="21"/>
-          <w:szCs w:val="21"/>
-          <w14:ligatures w14:val="none"/>
-        </w:rPr>
-        <w:t>|</w:t>
-      </w:r>
-    </w:p>
-    <w:p>
-      <w:pPr>
-        <w:spacing w:after="0" w:line="300" w:lineRule="atLeast"/>
-        <w:rPr>
-          <w:rFonts w:ascii="Segoe UI" w:eastAsia="Times New Roman" w:hAnsi="Segoe UI" w:cs="Segoe UI"/>
-          <w:kern w:val="0"/>
-          <w:sz w:val="21"/>
-          <w:szCs w:val="21"/>
-          <w14:ligatures w14:val="none"/>
-        </w:rPr>
-      </w:pPr>
-      <w:r>
-        <w:rPr>
-          <w:rFonts w:ascii="Segoe UI" w:eastAsia="Times New Roman" w:hAnsi="Segoe UI" w:cs="Segoe UI"/>
-          <w:kern w:val="0"/>
-          <w:sz w:val="21"/>
-          <w:szCs w:val="21"/>
-          <w14:ligatures w14:val="none"/>
-        </w:rPr>
-        <w:t>MONITOR | KEEP SATISFIED</w:t>
-      </w:r>
-    </w:p>
-    <w:p>
-      <w:pPr>
-        <w:spacing w:after="0" w:line="300" w:lineRule="atLeast"/>
-        <w:rPr>
-          <w:rFonts w:ascii="Segoe UI" w:eastAsia="Times New Roman" w:hAnsi="Segoe UI" w:cs="Segoe UI"/>
-          <w:kern w:val="0"/>
-          <w:sz w:val="21"/>
-          <w:szCs w:val="21"/>
-          <w14:ligatures w14:val="none"/>
-        </w:rPr>
-      </w:pPr>
-      <w:r>
-        <w:rPr>
-          <w:rFonts w:ascii="Segoe UI" w:eastAsia="Times New Roman" w:hAnsi="Segoe UI" w:cs="Segoe UI"/>
-          <w:kern w:val="0"/>
-          <w:sz w:val="21"/>
-          <w:szCs w:val="21"/>
-          <w14:ligatures w14:val="none"/>
-        </w:rPr>
-        <w:t>|</w:t>
-      </w:r>
-    </w:p>
-    <w:p>
-      <w:pPr>
-        <w:spacing w:after="0" w:line="300" w:lineRule="atLeast"/>
-        <w:rPr>
-          <w:rFonts w:ascii="Segoe UI" w:eastAsia="Times New Roman" w:hAnsi="Segoe UI" w:cs="Segoe UI"/>
-          <w:kern w:val="0"/>
-          <w:sz w:val="21"/>
-          <w:szCs w:val="21"/>
-          <w14:ligatures w14:val="none"/>
-        </w:rPr>
-      </w:pPr>
-      <w:r>
-        <w:rPr>
-          <w:rFonts w:ascii="Segoe UI" w:eastAsia="Times New Roman" w:hAnsi="Segoe UI" w:cs="Segoe UI"/>
-          <w:kern w:val="0"/>
-          <w:sz w:val="21"/>
-          <w:szCs w:val="21"/>
-          <w14:ligatures w14:val="none"/>
-        </w:rPr>
-        <w:t>General Public | Finance Personnel</w:t>
-      </w:r>
-    </w:p>
-    <w:p>
-      <w:pPr>
-        <w:spacing w:after="0" w:line="300" w:lineRule="atLeast"/>
-        <w:rPr>
-          <w:rFonts w:ascii="Segoe UI" w:eastAsia="Times New Roman" w:hAnsi="Segoe UI" w:cs="Segoe UI"/>
-          <w:kern w:val="0"/>
-          <w:sz w:val="21"/>
-          <w:szCs w:val="21"/>
-          <w14:ligatures w14:val="none"/>
-        </w:rPr>
-      </w:pPr>
-      <w:r>
-        <w:rPr>
-          <w:rFonts w:ascii="Segoe UI" w:eastAsia="Times New Roman" w:hAnsi="Segoe UI" w:cs="Segoe UI"/>
-          <w:kern w:val="0"/>
-          <w:sz w:val="21"/>
-          <w:szCs w:val="21"/>
-          <w14:ligatures w14:val="none"/>
-        </w:rPr>
-        <w:t>| Payment Providers</w:t>
-      </w:r>
-    </w:p>
-    <w:p>
-      <w:pPr>
-        <w:spacing w:after="0" w:line="300" w:lineRule="atLeast"/>
-        <w:rPr>
-          <w:rFonts w:ascii="Segoe UI" w:eastAsia="Times New Roman" w:hAnsi="Segoe UI" w:cs="Segoe UI"/>
-          <w:kern w:val="0"/>
-          <w:sz w:val="21"/>
-          <w:szCs w:val="21"/>
-          <w14:ligatures w14:val="none"/>
-        </w:rPr>
-      </w:pPr>
-      <w:r>
-        <w:rPr>
-          <w:rFonts w:ascii="Segoe UI" w:eastAsia="Times New Roman" w:hAnsi="Segoe UI" w:cs="Segoe UI"/>
-          <w:kern w:val="0"/>
-          <w:sz w:val="21"/>
-          <w:szCs w:val="21"/>
-          <w14:ligatures w14:val="none"/>
-        </w:rPr>
-        <w:t> </w:t>
-      </w:r>
-    </w:p>
-    <w:p>
-      <w:pPr>
-        <w:spacing w:after="0" w:line="300" w:lineRule="atLeast"/>
-        <w:rPr>
-          <w:rFonts w:ascii="Segoe UI" w:eastAsia="Times New Roman" w:hAnsi="Segoe UI" w:cs="Segoe UI"/>
-          <w:kern w:val="0"/>
-          <w:sz w:val="21"/>
-          <w:szCs w:val="21"/>
-          <w14:ligatures w14:val="none"/>
-        </w:rPr>
-      </w:pPr>
-      <w:r>
-        <w:rPr>
-          <w:rFonts w:ascii="Segoe UI" w:eastAsia="Times New Roman" w:hAnsi="Segoe UI" w:cs="Segoe UI"/>
-          <w:kern w:val="0"/>
-          <w:sz w:val="21"/>
-          <w:szCs w:val="21"/>
-          <w14:ligatures w14:val="none"/>
-        </w:rPr>
-        <w:t>↓</w:t>
-      </w:r>
-    </w:p>
-    <w:p>
-      <w:pPr>
-        <w:spacing w:after="0" w:line="300" w:lineRule="atLeast"/>
-        <w:rPr>
-          <w:rFonts w:ascii="Segoe UI" w:eastAsia="Times New Roman" w:hAnsi="Segoe UI" w:cs="Segoe UI"/>
-          <w:kern w:val="0"/>
-          <w:sz w:val="21"/>
-          <w:szCs w:val="21"/>
-          <w14:ligatures w14:val="none"/>
-        </w:rPr>
-      </w:pPr>
-      <w:r>
-        <w:rPr>
-          <w:rFonts w:ascii="Segoe UI" w:eastAsia="Times New Roman" w:hAnsi="Segoe UI" w:cs="Segoe UI"/>
-          <w:kern w:val="0"/>
-          <w:sz w:val="21"/>
-          <w:szCs w:val="21"/>
-          <w14:ligatures w14:val="none"/>
-        </w:rPr>
-        <w:t>LOW INTEREST</w:t>
-      </w:r>
-    </w:p>
-    <w:p>
-      <w:pPr>
-        <w:spacing w:before="100" w:beforeAutospacing="1" w:after="100" w:afterAutospacing="1" w:line="300" w:lineRule="atLeast"/>
-        <w:rPr>
-          <w:rFonts w:ascii="Segoe UI" w:eastAsia="Times New Roman" w:hAnsi="Segoe UI" w:cs="Segoe UI"/>
-          <w:kern w:val="0"/>
-          <w:sz w:val="21"/>
-          <w:szCs w:val="21"/>
-          <w14:ligatures w14:val="none"/>
-        </w:rPr>
-      </w:pPr>
-      <w:r>
-        <w:rPr>
-          <w:rFonts w:ascii="Segoe UI" w:eastAsia="Times New Roman" w:hAnsi="Segoe UI" w:cs="Segoe UI"/>
-          <w:kern w:val="0"/>
-          <w:sz w:val="21"/>
-          <w:szCs w:val="21"/>
-          <w14:ligatures w14:val="none"/>
-        </w:rPr>
-        <w:t>Caption:</w:t>
-      </w:r>
-    </w:p>
-    <w:p>
-      <w:pPr>
-        <w:spacing w:after="0" w:line="300" w:lineRule="atLeast"/>
-        <w:rPr>
-          <w:rFonts w:ascii="Segoe UI" w:eastAsia="Times New Roman" w:hAnsi="Segoe UI" w:cs="Segoe UI"/>
-          <w:kern w:val="0"/>
-          <w:sz w:val="21"/>
-          <w:szCs w:val="21"/>
-          <w14:ligatures w14:val="none"/>
-        </w:rPr>
-      </w:pPr>
-      <w:r>
-        <w:rPr>
-          <w:rFonts w:ascii="Segoe UI" w:eastAsia="Times New Roman" w:hAnsi="Segoe UI" w:cs="Segoe UI"/>
-          <w:kern w:val="0"/>
-          <w:sz w:val="21"/>
-          <w:szCs w:val="21"/>
-          <w14:ligatures w14:val="none"/>
-        </w:rPr>
-        <w:t>Plain Text</w:t>
-      </w:r>
-    </w:p>
-    <w:p>
-      <w:pPr>
-        <w:spacing w:after="0" w:line="300" w:lineRule="atLeast"/>
-        <w:rPr>
-          <w:rFonts w:ascii="Segoe UI" w:eastAsia="Times New Roman" w:hAnsi="Segoe UI" w:cs="Segoe UI"/>
-          <w:kern w:val="0"/>
-          <w:sz w:val="21"/>
-          <w:szCs w:val="21"/>
-          <w14:ligatures w14:val="none"/>
-        </w:rPr>
-      </w:pPr>
-      <w:r>
-        <w:rPr>
-          <w:rFonts w:ascii="Segoe UI" w:eastAsia="Times New Roman" w:hAnsi="Segoe UI" w:cs="Segoe UI"/>
-          <w:kern w:val="0"/>
-          <w:sz w:val="21"/>
-          <w:szCs w:val="21"/>
-          <w14:ligatures w14:val="none"/>
-        </w:rPr>
-        <w:t>Figure 4. Smart Parking Platform Power-Interest Grid</w:t>
-      </w:r>
-    </w:p>
-    <w:p>
-      <w:pPr>
-        <w:spacing w:after="0" w:line="300" w:lineRule="atLeast"/>
-        <w:rPr>
-          <w:rFonts w:ascii="Segoe UI" w:eastAsia="Times New Roman" w:hAnsi="Segoe UI" w:cs="Segoe UI"/>
-          <w:kern w:val="0"/>
-          <w:sz w:val="21"/>
-          <w:szCs w:val="21"/>
-          <w14:ligatures w14:val="none"/>
-        </w:rPr>
-      </w:pPr>
-      <w:r>
-        <w:rPr>
-          <w:rFonts w:ascii="Segoe UI" w:eastAsia="Times New Roman" w:hAnsi="Segoe UI" w:cs="Segoe UI"/>
-          <w:kern w:val="0"/>
-          <w:sz w:val="21"/>
-          <w:szCs w:val="21"/>
-          <w14:ligatures w14:val="none"/>
-        </w:rPr>
-        <w:pict w14:anchorId="74C4D70D">
-          <v:rect id="_x0000_i1060" style="width:0;height:1.5pt" o:hralign="center" o:hrstd="t" o:hr="t" fillcolor="#a0a0a0" stroked="f"/>
-        </w:pict>
-      </w:r>
-    </w:p>
-    <w:p>
-      <w:pPr>
-        <w:spacing w:before="100" w:beforeAutospacing="1" w:after="100" w:afterAutospacing="1" w:line="300" w:lineRule="atLeast"/>
         <w:outlineLvl w:val="0"/>
         <w:rPr>
           <w:rFonts w:ascii="Segoe UI" w:eastAsia="Times New Roman" w:hAnsi="Segoe UI" w:cs="Segoe UI"/>
@@ -29043,767 +28523,60 @@
           <w:rFonts w:ascii="Segoe UI" w:eastAsia="Times New Roman" w:hAnsi="Segoe UI" w:cs="Segoe UI"/>
           <w:b/>
           <w:bCs/>
+          <w:noProof/>
           <w:kern w:val="36"/>
           <w:sz w:val="48"/>
           <w:szCs w:val="48"/>
           <w14:ligatures w14:val="none"/>
         </w:rPr>
-        <w:t>15. Team Charter</w:t>
-      </w:r>
-    </w:p>
-    <w:p>
-      <w:pPr>
-        <w:spacing w:before="100" w:beforeAutospacing="1" w:after="100" w:afterAutospacing="1" w:line="300" w:lineRule="atLeast"/>
-        <w:outlineLvl w:val="1"/>
-        <w:rPr>
-          <w:rFonts w:ascii="Segoe UI" w:eastAsia="Times New Roman" w:hAnsi="Segoe UI" w:cs="Segoe UI"/>
-          <w:b/>
-          <w:bCs/>
-          <w:kern w:val="0"/>
-          <w:sz w:val="36"/>
-          <w:szCs w:val="36"/>
-          <w14:ligatures w14:val="none"/>
-        </w:rPr>
-      </w:pPr>
-      <w:r>
-        <w:rPr>
-          <w:rFonts w:ascii="Segoe UI" w:eastAsia="Times New Roman" w:hAnsi="Segoe UI" w:cs="Segoe UI"/>
-          <w:b/>
-          <w:bCs/>
-          <w:kern w:val="0"/>
-          <w:sz w:val="36"/>
-          <w:szCs w:val="36"/>
-          <w14:ligatures w14:val="none"/>
-        </w:rPr>
-        <w:t>Team Charter</w:t>
-      </w:r>
-    </w:p>
-    <w:p>
-      <w:pPr>
-        <w:spacing w:before="100" w:beforeAutospacing="1" w:after="100" w:afterAutospacing="1" w:line="300" w:lineRule="atLeast"/>
-        <w:outlineLvl w:val="2"/>
-        <w:rPr>
-          <w:rFonts w:ascii="Segoe UI" w:eastAsia="Times New Roman" w:hAnsi="Segoe UI" w:cs="Segoe UI"/>
-          <w:b/>
-          <w:bCs/>
-          <w:kern w:val="0"/>
-          <w:sz w:val="27"/>
-          <w:szCs w:val="27"/>
-          <w14:ligatures w14:val="none"/>
-        </w:rPr>
-      </w:pPr>
-      <w:r>
-        <w:rPr>
-          <w:rFonts w:ascii="Segoe UI" w:eastAsia="Times New Roman" w:hAnsi="Segoe UI" w:cs="Segoe UI"/>
-          <w:b/>
-          <w:bCs/>
-          <w:kern w:val="0"/>
-          <w:sz w:val="27"/>
-          <w:szCs w:val="27"/>
-          <w14:ligatures w14:val="none"/>
-        </w:rPr>
-        <w:lastRenderedPageBreak/>
-        <w:t>Team Name</w:t>
-      </w:r>
-    </w:p>
-    <w:p>
-      <w:pPr>
-        <w:spacing w:before="100" w:beforeAutospacing="1" w:after="100" w:afterAutospacing="1" w:line="300" w:lineRule="atLeast"/>
-        <w:rPr>
-          <w:rFonts w:ascii="Segoe UI" w:eastAsia="Times New Roman" w:hAnsi="Segoe UI" w:cs="Segoe UI"/>
-          <w:kern w:val="0"/>
-          <w:sz w:val="21"/>
-          <w:szCs w:val="21"/>
-          <w14:ligatures w14:val="none"/>
-        </w:rPr>
-      </w:pPr>
-      <w:r>
-        <w:rPr>
-          <w:rFonts w:ascii="Segoe UI" w:eastAsia="Times New Roman" w:hAnsi="Segoe UI" w:cs="Segoe UI"/>
-          <w:kern w:val="0"/>
-          <w:sz w:val="21"/>
-          <w:szCs w:val="21"/>
-          <w14:ligatures w14:val="none"/>
-        </w:rPr>
-        <w:t>WE ARE $</w:t>
-      </w:r>
-      <w:proofErr w:type="spellStart"/>
-      <w:r>
-        <w:rPr>
-          <w:rFonts w:ascii="Segoe UI" w:eastAsia="Times New Roman" w:hAnsi="Segoe UI" w:cs="Segoe UI"/>
-          <w:kern w:val="0"/>
-          <w:sz w:val="21"/>
-          <w:szCs w:val="21"/>
-          <w14:ligatures w14:val="none"/>
-        </w:rPr>
-        <w:t>oftware</w:t>
-      </w:r>
-      <w:proofErr w:type="spellEnd"/>
-      <w:r>
-        <w:rPr>
-          <w:rFonts w:ascii="Segoe UI" w:eastAsia="Times New Roman" w:hAnsi="Segoe UI" w:cs="Segoe UI"/>
-          <w:kern w:val="0"/>
-          <w:sz w:val="21"/>
-          <w:szCs w:val="21"/>
-          <w14:ligatures w14:val="none"/>
-        </w:rPr>
-        <w:t xml:space="preserve"> Corp.</w:t>
-      </w:r>
-    </w:p>
-    <w:p>
-      <w:pPr>
-        <w:spacing w:before="100" w:beforeAutospacing="1" w:after="100" w:afterAutospacing="1" w:line="300" w:lineRule="atLeast"/>
-        <w:outlineLvl w:val="2"/>
-        <w:rPr>
-          <w:rFonts w:ascii="Segoe UI" w:eastAsia="Times New Roman" w:hAnsi="Segoe UI" w:cs="Segoe UI"/>
-          <w:b/>
-          <w:bCs/>
-          <w:kern w:val="0"/>
-          <w:sz w:val="27"/>
-          <w:szCs w:val="27"/>
-          <w14:ligatures w14:val="none"/>
-        </w:rPr>
-      </w:pPr>
-      <w:r>
-        <w:rPr>
-          <w:rFonts w:ascii="Segoe UI" w:eastAsia="Times New Roman" w:hAnsi="Segoe UI" w:cs="Segoe UI"/>
-          <w:b/>
-          <w:bCs/>
-          <w:kern w:val="0"/>
-          <w:sz w:val="27"/>
-          <w:szCs w:val="27"/>
-          <w14:ligatures w14:val="none"/>
-        </w:rPr>
-        <w:t>Mission Statement</w:t>
-      </w:r>
-    </w:p>
-    <w:p>
-      <w:pPr>
-        <w:spacing w:before="100" w:beforeAutospacing="1" w:after="100" w:afterAutospacing="1" w:line="300" w:lineRule="atLeast"/>
-        <w:rPr>
-          <w:rFonts w:ascii="Segoe UI" w:eastAsia="Times New Roman" w:hAnsi="Segoe UI" w:cs="Segoe UI"/>
-          <w:kern w:val="0"/>
-          <w:sz w:val="21"/>
-          <w:szCs w:val="21"/>
-          <w14:ligatures w14:val="none"/>
-        </w:rPr>
-      </w:pPr>
-      <w:r>
-        <w:rPr>
-          <w:rFonts w:ascii="Segoe UI" w:eastAsia="Times New Roman" w:hAnsi="Segoe UI" w:cs="Segoe UI"/>
-          <w:kern w:val="0"/>
-          <w:sz w:val="21"/>
-          <w:szCs w:val="21"/>
-          <w14:ligatures w14:val="none"/>
-        </w:rPr>
-        <w:t>Develop a Smart Parking Platform that enables drivers to locate, reserve, navigate to, and pay for parking spaces while providing operators with powerful management and reporting capabilities.</w:t>
-      </w:r>
-    </w:p>
-    <w:p>
-      <w:pPr>
-        <w:spacing w:before="100" w:beforeAutospacing="1" w:after="100" w:afterAutospacing="1" w:line="300" w:lineRule="atLeast"/>
-        <w:outlineLvl w:val="2"/>
-        <w:rPr>
-          <w:rFonts w:ascii="Segoe UI" w:eastAsia="Times New Roman" w:hAnsi="Segoe UI" w:cs="Segoe UI"/>
-          <w:b/>
-          <w:bCs/>
-          <w:kern w:val="0"/>
-          <w:sz w:val="27"/>
-          <w:szCs w:val="27"/>
-          <w14:ligatures w14:val="none"/>
-        </w:rPr>
-      </w:pPr>
-      <w:r>
-        <w:rPr>
-          <w:rFonts w:ascii="Segoe UI" w:eastAsia="Times New Roman" w:hAnsi="Segoe UI" w:cs="Segoe UI"/>
-          <w:b/>
-          <w:bCs/>
-          <w:kern w:val="0"/>
-          <w:sz w:val="27"/>
-          <w:szCs w:val="27"/>
-          <w14:ligatures w14:val="none"/>
-        </w:rPr>
-        <w:t>Team Members</w:t>
-      </w:r>
-    </w:p>
-    <w:p>
-      <w:pPr>
-        <w:numPr>
-          <w:ilvl w:val="0"/>
-          <w:numId w:val="58"/>
-        </w:numPr>
-        <w:spacing w:before="100" w:beforeAutospacing="1" w:after="100" w:afterAutospacing="1" w:line="300" w:lineRule="atLeast"/>
-        <w:rPr>
-          <w:rFonts w:ascii="Segoe UI" w:eastAsia="Times New Roman" w:hAnsi="Segoe UI" w:cs="Segoe UI"/>
-          <w:kern w:val="0"/>
-          <w:sz w:val="21"/>
-          <w:szCs w:val="21"/>
-          <w14:ligatures w14:val="none"/>
-        </w:rPr>
-      </w:pPr>
-      <w:r>
-        <w:rPr>
-          <w:rFonts w:ascii="Segoe UI" w:eastAsia="Times New Roman" w:hAnsi="Segoe UI" w:cs="Segoe UI"/>
-          <w:kern w:val="0"/>
-          <w:sz w:val="21"/>
-          <w:szCs w:val="21"/>
-          <w14:ligatures w14:val="none"/>
-        </w:rPr>
-        <w:t>Sarah Johnson – Project Manager</w:t>
-      </w:r>
-    </w:p>
-    <w:p>
-      <w:pPr>
-        <w:numPr>
-          <w:ilvl w:val="0"/>
-          <w:numId w:val="58"/>
-        </w:numPr>
-        <w:spacing w:before="100" w:beforeAutospacing="1" w:after="100" w:afterAutospacing="1" w:line="300" w:lineRule="atLeast"/>
-        <w:rPr>
-          <w:rFonts w:ascii="Segoe UI" w:eastAsia="Times New Roman" w:hAnsi="Segoe UI" w:cs="Segoe UI"/>
-          <w:kern w:val="0"/>
-          <w:sz w:val="21"/>
-          <w:szCs w:val="21"/>
-          <w14:ligatures w14:val="none"/>
-        </w:rPr>
-      </w:pPr>
-      <w:r>
-        <w:rPr>
-          <w:rFonts w:ascii="Segoe UI" w:eastAsia="Times New Roman" w:hAnsi="Segoe UI" w:cs="Segoe UI"/>
-          <w:kern w:val="0"/>
-          <w:sz w:val="21"/>
-          <w:szCs w:val="21"/>
-          <w14:ligatures w14:val="none"/>
-        </w:rPr>
-        <w:t>Michael Chen – Business Analyst</w:t>
-      </w:r>
-    </w:p>
-    <w:p>
-      <w:pPr>
-        <w:numPr>
-          <w:ilvl w:val="0"/>
-          <w:numId w:val="58"/>
-        </w:numPr>
-        <w:spacing w:before="100" w:beforeAutospacing="1" w:after="100" w:afterAutospacing="1" w:line="300" w:lineRule="atLeast"/>
-        <w:rPr>
-          <w:rFonts w:ascii="Segoe UI" w:eastAsia="Times New Roman" w:hAnsi="Segoe UI" w:cs="Segoe UI"/>
-          <w:kern w:val="0"/>
-          <w:sz w:val="21"/>
-          <w:szCs w:val="21"/>
-          <w14:ligatures w14:val="none"/>
-        </w:rPr>
-      </w:pPr>
-      <w:r>
-        <w:rPr>
-          <w:rFonts w:ascii="Segoe UI" w:eastAsia="Times New Roman" w:hAnsi="Segoe UI" w:cs="Segoe UI"/>
-          <w:kern w:val="0"/>
-          <w:sz w:val="21"/>
-          <w:szCs w:val="21"/>
-          <w14:ligatures w14:val="none"/>
-        </w:rPr>
-        <w:t>Jessica Williams – Mobile Developer</w:t>
-      </w:r>
-    </w:p>
-    <w:p>
-      <w:pPr>
-        <w:numPr>
-          <w:ilvl w:val="0"/>
-          <w:numId w:val="58"/>
-        </w:numPr>
-        <w:spacing w:before="100" w:beforeAutospacing="1" w:after="100" w:afterAutospacing="1" w:line="300" w:lineRule="atLeast"/>
-        <w:rPr>
-          <w:rFonts w:ascii="Segoe UI" w:eastAsia="Times New Roman" w:hAnsi="Segoe UI" w:cs="Segoe UI"/>
-          <w:kern w:val="0"/>
-          <w:sz w:val="21"/>
-          <w:szCs w:val="21"/>
-          <w14:ligatures w14:val="none"/>
-        </w:rPr>
-      </w:pPr>
-      <w:r>
-        <w:rPr>
-          <w:rFonts w:ascii="Segoe UI" w:eastAsia="Times New Roman" w:hAnsi="Segoe UI" w:cs="Segoe UI"/>
-          <w:kern w:val="0"/>
-          <w:sz w:val="21"/>
-          <w:szCs w:val="21"/>
-          <w14:ligatures w14:val="none"/>
-        </w:rPr>
-        <w:t>David Garcia – Web Developer</w:t>
-      </w:r>
-    </w:p>
-    <w:p>
-      <w:pPr>
-        <w:numPr>
-          <w:ilvl w:val="0"/>
-          <w:numId w:val="58"/>
-        </w:numPr>
-        <w:spacing w:before="100" w:beforeAutospacing="1" w:after="100" w:afterAutospacing="1" w:line="300" w:lineRule="atLeast"/>
-        <w:rPr>
-          <w:rFonts w:ascii="Segoe UI" w:eastAsia="Times New Roman" w:hAnsi="Segoe UI" w:cs="Segoe UI"/>
-          <w:kern w:val="0"/>
-          <w:sz w:val="21"/>
-          <w:szCs w:val="21"/>
-          <w14:ligatures w14:val="none"/>
-        </w:rPr>
-      </w:pPr>
-      <w:r>
-        <w:rPr>
-          <w:rFonts w:ascii="Segoe UI" w:eastAsia="Times New Roman" w:hAnsi="Segoe UI" w:cs="Segoe UI"/>
-          <w:kern w:val="0"/>
-          <w:sz w:val="21"/>
-          <w:szCs w:val="21"/>
-          <w14:ligatures w14:val="none"/>
-        </w:rPr>
-        <w:t>Emily Rodriguez – Backend Developer</w:t>
-      </w:r>
-    </w:p>
-    <w:p>
-      <w:pPr>
-        <w:numPr>
-          <w:ilvl w:val="0"/>
-          <w:numId w:val="58"/>
-        </w:numPr>
-        <w:spacing w:before="100" w:beforeAutospacing="1" w:after="100" w:afterAutospacing="1" w:line="300" w:lineRule="atLeast"/>
-        <w:rPr>
-          <w:rFonts w:ascii="Segoe UI" w:eastAsia="Times New Roman" w:hAnsi="Segoe UI" w:cs="Segoe UI"/>
-          <w:kern w:val="0"/>
-          <w:sz w:val="21"/>
-          <w:szCs w:val="21"/>
-          <w14:ligatures w14:val="none"/>
-        </w:rPr>
-      </w:pPr>
-      <w:r>
-        <w:rPr>
-          <w:rFonts w:ascii="Segoe UI" w:eastAsia="Times New Roman" w:hAnsi="Segoe UI" w:cs="Segoe UI"/>
-          <w:kern w:val="0"/>
-          <w:sz w:val="21"/>
-          <w:szCs w:val="21"/>
-          <w14:ligatures w14:val="none"/>
-        </w:rPr>
-        <w:t>Olivia Martin – QA Engineer</w:t>
-      </w:r>
-    </w:p>
-    <w:p>
-      <w:pPr>
-        <w:spacing w:before="100" w:beforeAutospacing="1" w:after="100" w:afterAutospacing="1" w:line="300" w:lineRule="atLeast"/>
-        <w:outlineLvl w:val="2"/>
-        <w:rPr>
-          <w:rFonts w:ascii="Segoe UI" w:eastAsia="Times New Roman" w:hAnsi="Segoe UI" w:cs="Segoe UI"/>
-          <w:b/>
-          <w:bCs/>
-          <w:kern w:val="0"/>
-          <w:sz w:val="27"/>
-          <w:szCs w:val="27"/>
-          <w14:ligatures w14:val="none"/>
-        </w:rPr>
-      </w:pPr>
-      <w:r>
-        <w:rPr>
-          <w:rFonts w:ascii="Segoe UI" w:eastAsia="Times New Roman" w:hAnsi="Segoe UI" w:cs="Segoe UI"/>
-          <w:b/>
-          <w:bCs/>
-          <w:kern w:val="0"/>
-          <w:sz w:val="27"/>
-          <w:szCs w:val="27"/>
-          <w14:ligatures w14:val="none"/>
-        </w:rPr>
-        <w:t>Team Values</w:t>
-      </w:r>
-    </w:p>
-    <w:p>
-      <w:pPr>
-        <w:numPr>
-          <w:ilvl w:val="0"/>
-          <w:numId w:val="59"/>
-        </w:numPr>
-        <w:spacing w:before="100" w:beforeAutospacing="1" w:after="100" w:afterAutospacing="1" w:line="300" w:lineRule="atLeast"/>
-        <w:rPr>
-          <w:rFonts w:ascii="Segoe UI" w:eastAsia="Times New Roman" w:hAnsi="Segoe UI" w:cs="Segoe UI"/>
-          <w:kern w:val="0"/>
-          <w:sz w:val="21"/>
-          <w:szCs w:val="21"/>
-          <w14:ligatures w14:val="none"/>
-        </w:rPr>
-      </w:pPr>
-      <w:r>
-        <w:rPr>
-          <w:rFonts w:ascii="Segoe UI" w:eastAsia="Times New Roman" w:hAnsi="Segoe UI" w:cs="Segoe UI"/>
-          <w:kern w:val="0"/>
-          <w:sz w:val="21"/>
-          <w:szCs w:val="21"/>
-          <w14:ligatures w14:val="none"/>
-        </w:rPr>
-        <w:t>Accountability</w:t>
-      </w:r>
-    </w:p>
-    <w:p>
-      <w:pPr>
-        <w:numPr>
-          <w:ilvl w:val="0"/>
-          <w:numId w:val="59"/>
-        </w:numPr>
-        <w:spacing w:before="100" w:beforeAutospacing="1" w:after="100" w:afterAutospacing="1" w:line="300" w:lineRule="atLeast"/>
-        <w:rPr>
-          <w:rFonts w:ascii="Segoe UI" w:eastAsia="Times New Roman" w:hAnsi="Segoe UI" w:cs="Segoe UI"/>
-          <w:kern w:val="0"/>
-          <w:sz w:val="21"/>
-          <w:szCs w:val="21"/>
-          <w14:ligatures w14:val="none"/>
-        </w:rPr>
-      </w:pPr>
-      <w:r>
-        <w:rPr>
-          <w:rFonts w:ascii="Segoe UI" w:eastAsia="Times New Roman" w:hAnsi="Segoe UI" w:cs="Segoe UI"/>
-          <w:kern w:val="0"/>
-          <w:sz w:val="21"/>
-          <w:szCs w:val="21"/>
-          <w14:ligatures w14:val="none"/>
-        </w:rPr>
-        <w:t>Collaboration</w:t>
-      </w:r>
-    </w:p>
-    <w:p>
-      <w:pPr>
-        <w:numPr>
-          <w:ilvl w:val="0"/>
-          <w:numId w:val="59"/>
-        </w:numPr>
-        <w:spacing w:before="100" w:beforeAutospacing="1" w:after="100" w:afterAutospacing="1" w:line="300" w:lineRule="atLeast"/>
-        <w:rPr>
-          <w:rFonts w:ascii="Segoe UI" w:eastAsia="Times New Roman" w:hAnsi="Segoe UI" w:cs="Segoe UI"/>
-          <w:kern w:val="0"/>
-          <w:sz w:val="21"/>
-          <w:szCs w:val="21"/>
-          <w14:ligatures w14:val="none"/>
-        </w:rPr>
-      </w:pPr>
-      <w:r>
-        <w:rPr>
-          <w:rFonts w:ascii="Segoe UI" w:eastAsia="Times New Roman" w:hAnsi="Segoe UI" w:cs="Segoe UI"/>
-          <w:kern w:val="0"/>
-          <w:sz w:val="21"/>
-          <w:szCs w:val="21"/>
-          <w14:ligatures w14:val="none"/>
-        </w:rPr>
-        <w:t>Respect</w:t>
-      </w:r>
-    </w:p>
-    <w:p>
-      <w:pPr>
-        <w:numPr>
-          <w:ilvl w:val="0"/>
-          <w:numId w:val="59"/>
-        </w:numPr>
-        <w:spacing w:before="100" w:beforeAutospacing="1" w:after="100" w:afterAutospacing="1" w:line="300" w:lineRule="atLeast"/>
-        <w:rPr>
-          <w:rFonts w:ascii="Segoe UI" w:eastAsia="Times New Roman" w:hAnsi="Segoe UI" w:cs="Segoe UI"/>
-          <w:kern w:val="0"/>
-          <w:sz w:val="21"/>
-          <w:szCs w:val="21"/>
-          <w14:ligatures w14:val="none"/>
-        </w:rPr>
-      </w:pPr>
-      <w:r>
-        <w:rPr>
-          <w:rFonts w:ascii="Segoe UI" w:eastAsia="Times New Roman" w:hAnsi="Segoe UI" w:cs="Segoe UI"/>
-          <w:kern w:val="0"/>
-          <w:sz w:val="21"/>
-          <w:szCs w:val="21"/>
-          <w14:ligatures w14:val="none"/>
-        </w:rPr>
-        <w:t>Innovation</w:t>
-      </w:r>
-    </w:p>
-    <w:p>
-      <w:pPr>
-        <w:numPr>
-          <w:ilvl w:val="0"/>
-          <w:numId w:val="59"/>
-        </w:numPr>
-        <w:spacing w:before="100" w:beforeAutospacing="1" w:after="100" w:afterAutospacing="1" w:line="300" w:lineRule="atLeast"/>
-        <w:rPr>
-          <w:rFonts w:ascii="Segoe UI" w:eastAsia="Times New Roman" w:hAnsi="Segoe UI" w:cs="Segoe UI"/>
-          <w:kern w:val="0"/>
-          <w:sz w:val="21"/>
-          <w:szCs w:val="21"/>
-          <w14:ligatures w14:val="none"/>
-        </w:rPr>
-      </w:pPr>
-      <w:r>
-        <w:rPr>
-          <w:rFonts w:ascii="Segoe UI" w:eastAsia="Times New Roman" w:hAnsi="Segoe UI" w:cs="Segoe UI"/>
-          <w:kern w:val="0"/>
-          <w:sz w:val="21"/>
-          <w:szCs w:val="21"/>
-          <w14:ligatures w14:val="none"/>
-        </w:rPr>
-        <w:t>Communication</w:t>
-      </w:r>
-    </w:p>
-    <w:p>
-      <w:pPr>
-        <w:spacing w:before="100" w:beforeAutospacing="1" w:after="100" w:afterAutospacing="1" w:line="300" w:lineRule="atLeast"/>
-        <w:outlineLvl w:val="2"/>
-        <w:rPr>
-          <w:rFonts w:ascii="Segoe UI" w:eastAsia="Times New Roman" w:hAnsi="Segoe UI" w:cs="Segoe UI"/>
-          <w:b/>
-          <w:bCs/>
-          <w:kern w:val="0"/>
-          <w:sz w:val="27"/>
-          <w:szCs w:val="27"/>
-          <w14:ligatures w14:val="none"/>
-        </w:rPr>
-      </w:pPr>
-      <w:r>
-        <w:rPr>
-          <w:rFonts w:ascii="Segoe UI" w:eastAsia="Times New Roman" w:hAnsi="Segoe UI" w:cs="Segoe UI"/>
-          <w:b/>
-          <w:bCs/>
-          <w:kern w:val="0"/>
-          <w:sz w:val="27"/>
-          <w:szCs w:val="27"/>
-          <w14:ligatures w14:val="none"/>
-        </w:rPr>
-        <w:t>Team Expectations</w:t>
-      </w:r>
-    </w:p>
-    <w:p>
-      <w:pPr>
-        <w:numPr>
-          <w:ilvl w:val="0"/>
-          <w:numId w:val="60"/>
-        </w:numPr>
-        <w:spacing w:before="100" w:beforeAutospacing="1" w:after="100" w:afterAutospacing="1" w:line="300" w:lineRule="atLeast"/>
-        <w:rPr>
-          <w:rFonts w:ascii="Segoe UI" w:eastAsia="Times New Roman" w:hAnsi="Segoe UI" w:cs="Segoe UI"/>
-          <w:kern w:val="0"/>
-          <w:sz w:val="21"/>
-          <w:szCs w:val="21"/>
-          <w14:ligatures w14:val="none"/>
-        </w:rPr>
-      </w:pPr>
-      <w:r>
-        <w:rPr>
-          <w:rFonts w:ascii="Segoe UI" w:eastAsia="Times New Roman" w:hAnsi="Segoe UI" w:cs="Segoe UI"/>
-          <w:kern w:val="0"/>
-          <w:sz w:val="21"/>
-          <w:szCs w:val="21"/>
-          <w14:ligatures w14:val="none"/>
-        </w:rPr>
-        <w:t>Attend scheduled meetings</w:t>
-      </w:r>
-    </w:p>
-    <w:p>
-      <w:pPr>
-        <w:numPr>
-          <w:ilvl w:val="0"/>
-          <w:numId w:val="60"/>
-        </w:numPr>
-        <w:spacing w:before="100" w:beforeAutospacing="1" w:after="100" w:afterAutospacing="1" w:line="300" w:lineRule="atLeast"/>
-        <w:rPr>
-          <w:rFonts w:ascii="Segoe UI" w:eastAsia="Times New Roman" w:hAnsi="Segoe UI" w:cs="Segoe UI"/>
-          <w:kern w:val="0"/>
-          <w:sz w:val="21"/>
-          <w:szCs w:val="21"/>
-          <w14:ligatures w14:val="none"/>
-        </w:rPr>
-      </w:pPr>
-      <w:r>
-        <w:rPr>
-          <w:rFonts w:ascii="Segoe UI" w:eastAsia="Times New Roman" w:hAnsi="Segoe UI" w:cs="Segoe UI"/>
-          <w:kern w:val="0"/>
-          <w:sz w:val="21"/>
-          <w:szCs w:val="21"/>
-          <w14:ligatures w14:val="none"/>
-        </w:rPr>
-        <w:t>Meet deadlines</w:t>
-      </w:r>
-    </w:p>
-    <w:p>
-      <w:pPr>
-        <w:numPr>
-          <w:ilvl w:val="0"/>
-          <w:numId w:val="60"/>
-        </w:numPr>
-        <w:spacing w:before="100" w:beforeAutospacing="1" w:after="100" w:afterAutospacing="1" w:line="300" w:lineRule="atLeast"/>
-        <w:rPr>
-          <w:rFonts w:ascii="Segoe UI" w:eastAsia="Times New Roman" w:hAnsi="Segoe UI" w:cs="Segoe UI"/>
-          <w:kern w:val="0"/>
-          <w:sz w:val="21"/>
-          <w:szCs w:val="21"/>
-          <w14:ligatures w14:val="none"/>
-        </w:rPr>
-      </w:pPr>
-      <w:proofErr w:type="gramStart"/>
-      <w:r>
-        <w:rPr>
-          <w:rFonts w:ascii="Segoe UI" w:eastAsia="Times New Roman" w:hAnsi="Segoe UI" w:cs="Segoe UI"/>
-          <w:kern w:val="0"/>
-          <w:sz w:val="21"/>
-          <w:szCs w:val="21"/>
-          <w14:ligatures w14:val="none"/>
-        </w:rPr>
-        <w:t>Communicate</w:t>
-      </w:r>
-      <w:proofErr w:type="gramEnd"/>
-      <w:r>
-        <w:rPr>
-          <w:rFonts w:ascii="Segoe UI" w:eastAsia="Times New Roman" w:hAnsi="Segoe UI" w:cs="Segoe UI"/>
-          <w:kern w:val="0"/>
-          <w:sz w:val="21"/>
-          <w:szCs w:val="21"/>
-          <w14:ligatures w14:val="none"/>
-        </w:rPr>
-        <w:t xml:space="preserve"> issues early</w:t>
-      </w:r>
-    </w:p>
-    <w:p>
-      <w:pPr>
-        <w:numPr>
-          <w:ilvl w:val="0"/>
-          <w:numId w:val="60"/>
-        </w:numPr>
-        <w:spacing w:before="100" w:beforeAutospacing="1" w:after="100" w:afterAutospacing="1" w:line="300" w:lineRule="atLeast"/>
-        <w:rPr>
-          <w:rFonts w:ascii="Segoe UI" w:eastAsia="Times New Roman" w:hAnsi="Segoe UI" w:cs="Segoe UI"/>
-          <w:kern w:val="0"/>
-          <w:sz w:val="21"/>
-          <w:szCs w:val="21"/>
-          <w14:ligatures w14:val="none"/>
-        </w:rPr>
-      </w:pPr>
-      <w:r>
-        <w:rPr>
-          <w:rFonts w:ascii="Segoe UI" w:eastAsia="Times New Roman" w:hAnsi="Segoe UI" w:cs="Segoe UI"/>
-          <w:kern w:val="0"/>
-          <w:sz w:val="21"/>
-          <w:szCs w:val="21"/>
-          <w14:ligatures w14:val="none"/>
-        </w:rPr>
-        <w:t>Support team members</w:t>
-      </w:r>
-    </w:p>
-    <w:p>
-      <w:pPr>
-        <w:numPr>
-          <w:ilvl w:val="0"/>
-          <w:numId w:val="60"/>
-        </w:numPr>
-        <w:spacing w:before="100" w:beforeAutospacing="1" w:after="100" w:afterAutospacing="1" w:line="300" w:lineRule="atLeast"/>
-        <w:rPr>
-          <w:rFonts w:ascii="Segoe UI" w:eastAsia="Times New Roman" w:hAnsi="Segoe UI" w:cs="Segoe UI"/>
-          <w:kern w:val="0"/>
-          <w:sz w:val="21"/>
-          <w:szCs w:val="21"/>
-          <w14:ligatures w14:val="none"/>
-        </w:rPr>
-      </w:pPr>
-      <w:r>
-        <w:rPr>
-          <w:rFonts w:ascii="Segoe UI" w:eastAsia="Times New Roman" w:hAnsi="Segoe UI" w:cs="Segoe UI"/>
-          <w:kern w:val="0"/>
-          <w:sz w:val="21"/>
-          <w:szCs w:val="21"/>
-          <w14:ligatures w14:val="none"/>
-        </w:rPr>
-        <w:t>Maintain quality standards</w:t>
-      </w:r>
-    </w:p>
-    <w:p>
-      <w:pPr>
-        <w:spacing w:before="100" w:beforeAutospacing="1" w:after="100" w:afterAutospacing="1" w:line="300" w:lineRule="atLeast"/>
-        <w:outlineLvl w:val="2"/>
-        <w:rPr>
-          <w:rFonts w:ascii="Segoe UI" w:eastAsia="Times New Roman" w:hAnsi="Segoe UI" w:cs="Segoe UI"/>
-          <w:b/>
-          <w:bCs/>
-          <w:kern w:val="0"/>
-          <w:sz w:val="27"/>
-          <w:szCs w:val="27"/>
-          <w14:ligatures w14:val="none"/>
-        </w:rPr>
-      </w:pPr>
-      <w:r>
-        <w:rPr>
-          <w:rFonts w:ascii="Segoe UI" w:eastAsia="Times New Roman" w:hAnsi="Segoe UI" w:cs="Segoe UI"/>
-          <w:b/>
-          <w:bCs/>
-          <w:kern w:val="0"/>
-          <w:sz w:val="27"/>
-          <w:szCs w:val="27"/>
-          <w14:ligatures w14:val="none"/>
-        </w:rPr>
-        <w:t>Conflict Resolution</w:t>
-      </w:r>
-    </w:p>
-    <w:p>
-      <w:pPr>
-        <w:spacing w:before="100" w:beforeAutospacing="1" w:after="100" w:afterAutospacing="1" w:line="300" w:lineRule="atLeast"/>
-        <w:rPr>
-          <w:rFonts w:ascii="Segoe UI" w:eastAsia="Times New Roman" w:hAnsi="Segoe UI" w:cs="Segoe UI"/>
-          <w:kern w:val="0"/>
-          <w:sz w:val="21"/>
-          <w:szCs w:val="21"/>
-          <w14:ligatures w14:val="none"/>
-        </w:rPr>
-      </w:pPr>
-      <w:r>
-        <w:rPr>
-          <w:rFonts w:ascii="Segoe UI" w:eastAsia="Times New Roman" w:hAnsi="Segoe UI" w:cs="Segoe UI"/>
-          <w:kern w:val="0"/>
-          <w:sz w:val="21"/>
-          <w:szCs w:val="21"/>
-          <w14:ligatures w14:val="none"/>
-        </w:rPr>
-        <w:t>Conflicts will be discussed during team meetings. Unresolved conflicts will be escalated to the Project Manager.</w:t>
-      </w:r>
-    </w:p>
-    <w:p>
-      <w:pPr>
-        <w:spacing w:before="100" w:beforeAutospacing="1" w:after="100" w:afterAutospacing="1" w:line="300" w:lineRule="atLeast"/>
-        <w:outlineLvl w:val="2"/>
-        <w:rPr>
-          <w:rFonts w:ascii="Segoe UI" w:eastAsia="Times New Roman" w:hAnsi="Segoe UI" w:cs="Segoe UI"/>
-          <w:b/>
-          <w:bCs/>
-          <w:kern w:val="0"/>
-          <w:sz w:val="27"/>
-          <w:szCs w:val="27"/>
-          <w14:ligatures w14:val="none"/>
-        </w:rPr>
-      </w:pPr>
-      <w:r>
-        <w:rPr>
-          <w:rFonts w:ascii="Segoe UI" w:eastAsia="Times New Roman" w:hAnsi="Segoe UI" w:cs="Segoe UI"/>
-          <w:b/>
-          <w:bCs/>
-          <w:kern w:val="0"/>
-          <w:sz w:val="27"/>
-          <w:szCs w:val="27"/>
-          <w14:ligatures w14:val="none"/>
-        </w:rPr>
-        <w:t>Decision Making</w:t>
-      </w:r>
-    </w:p>
-    <w:p>
-      <w:pPr>
-        <w:spacing w:before="100" w:beforeAutospacing="1" w:after="100" w:afterAutospacing="1" w:line="300" w:lineRule="atLeast"/>
-        <w:rPr>
-          <w:rFonts w:ascii="Segoe UI" w:eastAsia="Times New Roman" w:hAnsi="Segoe UI" w:cs="Segoe UI"/>
-          <w:kern w:val="0"/>
-          <w:sz w:val="21"/>
-          <w:szCs w:val="21"/>
-          <w14:ligatures w14:val="none"/>
-        </w:rPr>
-      </w:pPr>
-      <w:r>
-        <w:rPr>
-          <w:rFonts w:ascii="Segoe UI" w:eastAsia="Times New Roman" w:hAnsi="Segoe UI" w:cs="Segoe UI"/>
-          <w:kern w:val="0"/>
-          <w:sz w:val="21"/>
-          <w:szCs w:val="21"/>
-          <w14:ligatures w14:val="none"/>
-        </w:rPr>
-        <w:t>Major project decisions will be made by consensus with final approval from the Project Manager.</w:t>
+        <w:drawing>
+          <wp:inline distT="0" distB="0" distL="0" distR="0" wp14:anchorId="3314C441" wp14:editId="0A83B8BB">
+            <wp:extent cx="5935980" cy="3634740"/>
+            <wp:effectExtent l="0" t="0" r="7620" b="3810"/>
+            <wp:docPr id="298568882" name="Picture 1"/>
+            <wp:cNvGraphicFramePr>
+              <a:graphicFrameLocks xmlns:a="http://schemas.openxmlformats.org/drawingml/2006/main" noChangeAspect="1"/>
+            </wp:cNvGraphicFramePr>
+            <a:graphic xmlns:a="http://schemas.openxmlformats.org/drawingml/2006/main">
+              <a:graphicData uri="http://schemas.openxmlformats.org/drawingml/2006/picture">
+                <pic:pic xmlns:pic="http://schemas.openxmlformats.org/drawingml/2006/picture">
+                  <pic:nvPicPr>
+                    <pic:cNvPr id="0" name="Picture 38"/>
+                    <pic:cNvPicPr>
+                      <a:picLocks noChangeAspect="1" noChangeArrowheads="1"/>
+                    </pic:cNvPicPr>
+                  </pic:nvPicPr>
+                  <pic:blipFill>
+                    <a:blip r:embed="rId12">
+                      <a:extLst>
+                        <a:ext uri="{28A0092B-C50C-407E-A947-70E740481C1C}">
+                          <a14:useLocalDpi xmlns:a14="http://schemas.microsoft.com/office/drawing/2010/main" val="0"/>
+                        </a:ext>
+                      </a:extLst>
+                    </a:blip>
+                    <a:srcRect/>
+                    <a:stretch>
+                      <a:fillRect/>
+                    </a:stretch>
+                  </pic:blipFill>
+                  <pic:spPr bwMode="auto">
+                    <a:xfrm>
+                      <a:off x="0" y="0"/>
+                      <a:ext cx="5935980" cy="3634740"/>
+                    </a:xfrm>
+                    <a:prstGeom prst="rect">
+                      <a:avLst/>
+                    </a:prstGeom>
+                    <a:noFill/>
+                    <a:ln>
+                      <a:noFill/>
+                    </a:ln>
+                  </pic:spPr>
+                </pic:pic>
+              </a:graphicData>
+            </a:graphic>
+          </wp:inline>
+        </w:drawing>
       </w:r>
     </w:p>
     <w:p>
@@ -29825,9 +28598,18 @@
           <w:szCs w:val="21"/>
           <w14:ligatures w14:val="none"/>
         </w:rPr>
-        <w:lastRenderedPageBreak/>
-        <w:pict w14:anchorId="3E7AF1AD">
-          <v:rect id="_x0000_i1061" style="width:0;height:1.5pt" o:hralign="center" o:hrstd="t" o:hr="t" fillcolor="#a0a0a0" stroked="f"/>
+        <w:t>Figure 4. Smart Parking Platform Power-Interest Grid</w:t>
+      </w:r>
+      <w:r>
+        <w:rPr>
+          <w:rFonts w:ascii="Segoe UI" w:eastAsia="Times New Roman" w:hAnsi="Segoe UI" w:cs="Segoe UI"/>
+          <w:kern w:val="0"/>
+          <w:sz w:val="21"/>
+          <w:szCs w:val="21"/>
+          <w14:ligatures w14:val="none"/>
+        </w:rPr>
+        <w:pict w14:anchorId="74C4D70D">
+          <v:rect id="_x0000_i1060" style="width:0;height:1.5pt" o:hralign="center" o:hrstd="t" o:hr="t" fillcolor="#a0a0a0" stroked="f"/>
         </w:pict>
       </w:r>
     </w:p>
@@ -29855,6 +28637,813 @@
           <w:szCs w:val="48"/>
           <w14:ligatures w14:val="none"/>
         </w:rPr>
+        <w:t>15. Team Charter</w:t>
+      </w:r>
+    </w:p>
+    <w:p>
+      <w:pPr>
+        <w:spacing w:before="100" w:beforeAutospacing="1" w:after="100" w:afterAutospacing="1" w:line="300" w:lineRule="atLeast"/>
+        <w:outlineLvl w:val="1"/>
+        <w:rPr>
+          <w:rFonts w:ascii="Segoe UI" w:eastAsia="Times New Roman" w:hAnsi="Segoe UI" w:cs="Segoe UI"/>
+          <w:b/>
+          <w:bCs/>
+          <w:kern w:val="0"/>
+          <w:sz w:val="36"/>
+          <w:szCs w:val="36"/>
+          <w14:ligatures w14:val="none"/>
+        </w:rPr>
+      </w:pPr>
+      <w:r>
+        <w:rPr>
+          <w:rFonts w:ascii="Segoe UI" w:eastAsia="Times New Roman" w:hAnsi="Segoe UI" w:cs="Segoe UI"/>
+          <w:b/>
+          <w:bCs/>
+          <w:kern w:val="0"/>
+          <w:sz w:val="36"/>
+          <w:szCs w:val="36"/>
+          <w14:ligatures w14:val="none"/>
+        </w:rPr>
+        <w:t>Team Charter</w:t>
+      </w:r>
+    </w:p>
+    <w:p>
+      <w:pPr>
+        <w:spacing w:before="100" w:beforeAutospacing="1" w:after="100" w:afterAutospacing="1" w:line="300" w:lineRule="atLeast"/>
+        <w:outlineLvl w:val="2"/>
+        <w:rPr>
+          <w:rFonts w:ascii="Segoe UI" w:eastAsia="Times New Roman" w:hAnsi="Segoe UI" w:cs="Segoe UI"/>
+          <w:b/>
+          <w:bCs/>
+          <w:kern w:val="0"/>
+          <w:sz w:val="27"/>
+          <w:szCs w:val="27"/>
+          <w14:ligatures w14:val="none"/>
+        </w:rPr>
+      </w:pPr>
+      <w:r>
+        <w:rPr>
+          <w:rFonts w:ascii="Segoe UI" w:eastAsia="Times New Roman" w:hAnsi="Segoe UI" w:cs="Segoe UI"/>
+          <w:b/>
+          <w:bCs/>
+          <w:kern w:val="0"/>
+          <w:sz w:val="27"/>
+          <w:szCs w:val="27"/>
+          <w14:ligatures w14:val="none"/>
+        </w:rPr>
+        <w:t>Team Name</w:t>
+      </w:r>
+    </w:p>
+    <w:p>
+      <w:pPr>
+        <w:spacing w:before="100" w:beforeAutospacing="1" w:after="100" w:afterAutospacing="1" w:line="300" w:lineRule="atLeast"/>
+        <w:rPr>
+          <w:rFonts w:ascii="Segoe UI" w:eastAsia="Times New Roman" w:hAnsi="Segoe UI" w:cs="Segoe UI"/>
+          <w:kern w:val="0"/>
+          <w:sz w:val="21"/>
+          <w:szCs w:val="21"/>
+          <w14:ligatures w14:val="none"/>
+        </w:rPr>
+      </w:pPr>
+      <w:r>
+        <w:rPr>
+          <w:rFonts w:ascii="Segoe UI" w:eastAsia="Times New Roman" w:hAnsi="Segoe UI" w:cs="Segoe UI"/>
+          <w:kern w:val="0"/>
+          <w:sz w:val="21"/>
+          <w:szCs w:val="21"/>
+          <w14:ligatures w14:val="none"/>
+        </w:rPr>
+        <w:t>WE ARE $</w:t>
+      </w:r>
+      <w:proofErr w:type="spellStart"/>
+      <w:r>
+        <w:rPr>
+          <w:rFonts w:ascii="Segoe UI" w:eastAsia="Times New Roman" w:hAnsi="Segoe UI" w:cs="Segoe UI"/>
+          <w:kern w:val="0"/>
+          <w:sz w:val="21"/>
+          <w:szCs w:val="21"/>
+          <w14:ligatures w14:val="none"/>
+        </w:rPr>
+        <w:t>oftware</w:t>
+      </w:r>
+      <w:proofErr w:type="spellEnd"/>
+      <w:r>
+        <w:rPr>
+          <w:rFonts w:ascii="Segoe UI" w:eastAsia="Times New Roman" w:hAnsi="Segoe UI" w:cs="Segoe UI"/>
+          <w:kern w:val="0"/>
+          <w:sz w:val="21"/>
+          <w:szCs w:val="21"/>
+          <w14:ligatures w14:val="none"/>
+        </w:rPr>
+        <w:t xml:space="preserve"> Corp.</w:t>
+      </w:r>
+    </w:p>
+    <w:p>
+      <w:pPr>
+        <w:spacing w:before="100" w:beforeAutospacing="1" w:after="100" w:afterAutospacing="1" w:line="300" w:lineRule="atLeast"/>
+        <w:outlineLvl w:val="2"/>
+        <w:rPr>
+          <w:rFonts w:ascii="Segoe UI" w:eastAsia="Times New Roman" w:hAnsi="Segoe UI" w:cs="Segoe UI"/>
+          <w:b/>
+          <w:bCs/>
+          <w:kern w:val="0"/>
+          <w:sz w:val="27"/>
+          <w:szCs w:val="27"/>
+          <w14:ligatures w14:val="none"/>
+        </w:rPr>
+      </w:pPr>
+      <w:r>
+        <w:rPr>
+          <w:rFonts w:ascii="Segoe UI" w:eastAsia="Times New Roman" w:hAnsi="Segoe UI" w:cs="Segoe UI"/>
+          <w:b/>
+          <w:bCs/>
+          <w:kern w:val="0"/>
+          <w:sz w:val="27"/>
+          <w:szCs w:val="27"/>
+          <w14:ligatures w14:val="none"/>
+        </w:rPr>
+        <w:lastRenderedPageBreak/>
+        <w:t>Mission Statement</w:t>
+      </w:r>
+    </w:p>
+    <w:p>
+      <w:pPr>
+        <w:spacing w:before="100" w:beforeAutospacing="1" w:after="100" w:afterAutospacing="1" w:line="300" w:lineRule="atLeast"/>
+        <w:rPr>
+          <w:rFonts w:ascii="Segoe UI" w:eastAsia="Times New Roman" w:hAnsi="Segoe UI" w:cs="Segoe UI"/>
+          <w:kern w:val="0"/>
+          <w:sz w:val="21"/>
+          <w:szCs w:val="21"/>
+          <w14:ligatures w14:val="none"/>
+        </w:rPr>
+      </w:pPr>
+      <w:r>
+        <w:rPr>
+          <w:rFonts w:ascii="Segoe UI" w:eastAsia="Times New Roman" w:hAnsi="Segoe UI" w:cs="Segoe UI"/>
+          <w:kern w:val="0"/>
+          <w:sz w:val="21"/>
+          <w:szCs w:val="21"/>
+          <w14:ligatures w14:val="none"/>
+        </w:rPr>
+        <w:t>Develop a Smart Parking Platform that enables drivers to locate, reserve, navigate to, and pay for parking spaces while providing operators with powerful management and reporting capabilities.</w:t>
+      </w:r>
+    </w:p>
+    <w:p>
+      <w:pPr>
+        <w:spacing w:before="100" w:beforeAutospacing="1" w:after="100" w:afterAutospacing="1" w:line="300" w:lineRule="atLeast"/>
+        <w:outlineLvl w:val="2"/>
+        <w:rPr>
+          <w:rFonts w:ascii="Segoe UI" w:eastAsia="Times New Roman" w:hAnsi="Segoe UI" w:cs="Segoe UI"/>
+          <w:b/>
+          <w:bCs/>
+          <w:kern w:val="0"/>
+          <w:sz w:val="27"/>
+          <w:szCs w:val="27"/>
+          <w14:ligatures w14:val="none"/>
+        </w:rPr>
+      </w:pPr>
+      <w:r>
+        <w:rPr>
+          <w:rFonts w:ascii="Segoe UI" w:eastAsia="Times New Roman" w:hAnsi="Segoe UI" w:cs="Segoe UI"/>
+          <w:b/>
+          <w:bCs/>
+          <w:kern w:val="0"/>
+          <w:sz w:val="27"/>
+          <w:szCs w:val="27"/>
+          <w14:ligatures w14:val="none"/>
+        </w:rPr>
+        <w:t>Team Members</w:t>
+      </w:r>
+    </w:p>
+    <w:p>
+      <w:pPr>
+        <w:numPr>
+          <w:ilvl w:val="0"/>
+          <w:numId w:val="58"/>
+        </w:numPr>
+        <w:spacing w:before="100" w:beforeAutospacing="1" w:after="100" w:afterAutospacing="1" w:line="300" w:lineRule="atLeast"/>
+        <w:rPr>
+          <w:rFonts w:ascii="Segoe UI" w:eastAsia="Times New Roman" w:hAnsi="Segoe UI" w:cs="Segoe UI"/>
+          <w:kern w:val="0"/>
+          <w:sz w:val="21"/>
+          <w:szCs w:val="21"/>
+          <w14:ligatures w14:val="none"/>
+        </w:rPr>
+      </w:pPr>
+      <w:r>
+        <w:rPr>
+          <w:rFonts w:ascii="Segoe UI" w:eastAsia="Times New Roman" w:hAnsi="Segoe UI" w:cs="Segoe UI"/>
+          <w:kern w:val="0"/>
+          <w:sz w:val="21"/>
+          <w:szCs w:val="21"/>
+          <w14:ligatures w14:val="none"/>
+        </w:rPr>
+        <w:t>Sarah Johnson – Project Manager</w:t>
+      </w:r>
+    </w:p>
+    <w:p>
+      <w:pPr>
+        <w:numPr>
+          <w:ilvl w:val="0"/>
+          <w:numId w:val="58"/>
+        </w:numPr>
+        <w:spacing w:before="100" w:beforeAutospacing="1" w:after="100" w:afterAutospacing="1" w:line="300" w:lineRule="atLeast"/>
+        <w:rPr>
+          <w:rFonts w:ascii="Segoe UI" w:eastAsia="Times New Roman" w:hAnsi="Segoe UI" w:cs="Segoe UI"/>
+          <w:kern w:val="0"/>
+          <w:sz w:val="21"/>
+          <w:szCs w:val="21"/>
+          <w14:ligatures w14:val="none"/>
+        </w:rPr>
+      </w:pPr>
+      <w:r>
+        <w:rPr>
+          <w:rFonts w:ascii="Segoe UI" w:eastAsia="Times New Roman" w:hAnsi="Segoe UI" w:cs="Segoe UI"/>
+          <w:kern w:val="0"/>
+          <w:sz w:val="21"/>
+          <w:szCs w:val="21"/>
+          <w14:ligatures w14:val="none"/>
+        </w:rPr>
+        <w:t>Michael Chen – Business Analyst</w:t>
+      </w:r>
+    </w:p>
+    <w:p>
+      <w:pPr>
+        <w:numPr>
+          <w:ilvl w:val="0"/>
+          <w:numId w:val="58"/>
+        </w:numPr>
+        <w:spacing w:before="100" w:beforeAutospacing="1" w:after="100" w:afterAutospacing="1" w:line="300" w:lineRule="atLeast"/>
+        <w:rPr>
+          <w:rFonts w:ascii="Segoe UI" w:eastAsia="Times New Roman" w:hAnsi="Segoe UI" w:cs="Segoe UI"/>
+          <w:kern w:val="0"/>
+          <w:sz w:val="21"/>
+          <w:szCs w:val="21"/>
+          <w14:ligatures w14:val="none"/>
+        </w:rPr>
+      </w:pPr>
+      <w:r>
+        <w:rPr>
+          <w:rFonts w:ascii="Segoe UI" w:eastAsia="Times New Roman" w:hAnsi="Segoe UI" w:cs="Segoe UI"/>
+          <w:kern w:val="0"/>
+          <w:sz w:val="21"/>
+          <w:szCs w:val="21"/>
+          <w14:ligatures w14:val="none"/>
+        </w:rPr>
+        <w:t>Jessica Williams – Mobile Developer</w:t>
+      </w:r>
+    </w:p>
+    <w:p>
+      <w:pPr>
+        <w:numPr>
+          <w:ilvl w:val="0"/>
+          <w:numId w:val="58"/>
+        </w:numPr>
+        <w:spacing w:before="100" w:beforeAutospacing="1" w:after="100" w:afterAutospacing="1" w:line="300" w:lineRule="atLeast"/>
+        <w:rPr>
+          <w:rFonts w:ascii="Segoe UI" w:eastAsia="Times New Roman" w:hAnsi="Segoe UI" w:cs="Segoe UI"/>
+          <w:kern w:val="0"/>
+          <w:sz w:val="21"/>
+          <w:szCs w:val="21"/>
+          <w14:ligatures w14:val="none"/>
+        </w:rPr>
+      </w:pPr>
+      <w:r>
+        <w:rPr>
+          <w:rFonts w:ascii="Segoe UI" w:eastAsia="Times New Roman" w:hAnsi="Segoe UI" w:cs="Segoe UI"/>
+          <w:kern w:val="0"/>
+          <w:sz w:val="21"/>
+          <w:szCs w:val="21"/>
+          <w14:ligatures w14:val="none"/>
+        </w:rPr>
+        <w:t>David Garcia – Web Developer</w:t>
+      </w:r>
+    </w:p>
+    <w:p>
+      <w:pPr>
+        <w:numPr>
+          <w:ilvl w:val="0"/>
+          <w:numId w:val="58"/>
+        </w:numPr>
+        <w:spacing w:before="100" w:beforeAutospacing="1" w:after="100" w:afterAutospacing="1" w:line="300" w:lineRule="atLeast"/>
+        <w:rPr>
+          <w:rFonts w:ascii="Segoe UI" w:eastAsia="Times New Roman" w:hAnsi="Segoe UI" w:cs="Segoe UI"/>
+          <w:kern w:val="0"/>
+          <w:sz w:val="21"/>
+          <w:szCs w:val="21"/>
+          <w14:ligatures w14:val="none"/>
+        </w:rPr>
+      </w:pPr>
+      <w:r>
+        <w:rPr>
+          <w:rFonts w:ascii="Segoe UI" w:eastAsia="Times New Roman" w:hAnsi="Segoe UI" w:cs="Segoe UI"/>
+          <w:kern w:val="0"/>
+          <w:sz w:val="21"/>
+          <w:szCs w:val="21"/>
+          <w14:ligatures w14:val="none"/>
+        </w:rPr>
+        <w:t>Emily Rodriguez – Backend Developer</w:t>
+      </w:r>
+    </w:p>
+    <w:p>
+      <w:pPr>
+        <w:numPr>
+          <w:ilvl w:val="0"/>
+          <w:numId w:val="58"/>
+        </w:numPr>
+        <w:spacing w:before="100" w:beforeAutospacing="1" w:after="100" w:afterAutospacing="1" w:line="300" w:lineRule="atLeast"/>
+        <w:rPr>
+          <w:rFonts w:ascii="Segoe UI" w:eastAsia="Times New Roman" w:hAnsi="Segoe UI" w:cs="Segoe UI"/>
+          <w:kern w:val="0"/>
+          <w:sz w:val="21"/>
+          <w:szCs w:val="21"/>
+          <w14:ligatures w14:val="none"/>
+        </w:rPr>
+      </w:pPr>
+      <w:r>
+        <w:rPr>
+          <w:rFonts w:ascii="Segoe UI" w:eastAsia="Times New Roman" w:hAnsi="Segoe UI" w:cs="Segoe UI"/>
+          <w:kern w:val="0"/>
+          <w:sz w:val="21"/>
+          <w:szCs w:val="21"/>
+          <w14:ligatures w14:val="none"/>
+        </w:rPr>
+        <w:t>Olivia Martin – QA Engineer</w:t>
+      </w:r>
+    </w:p>
+    <w:p>
+      <w:pPr>
+        <w:spacing w:before="100" w:beforeAutospacing="1" w:after="100" w:afterAutospacing="1" w:line="300" w:lineRule="atLeast"/>
+        <w:outlineLvl w:val="2"/>
+        <w:rPr>
+          <w:rFonts w:ascii="Segoe UI" w:eastAsia="Times New Roman" w:hAnsi="Segoe UI" w:cs="Segoe UI"/>
+          <w:b/>
+          <w:bCs/>
+          <w:kern w:val="0"/>
+          <w:sz w:val="27"/>
+          <w:szCs w:val="27"/>
+          <w14:ligatures w14:val="none"/>
+        </w:rPr>
+      </w:pPr>
+      <w:r>
+        <w:rPr>
+          <w:rFonts w:ascii="Segoe UI" w:eastAsia="Times New Roman" w:hAnsi="Segoe UI" w:cs="Segoe UI"/>
+          <w:b/>
+          <w:bCs/>
+          <w:kern w:val="0"/>
+          <w:sz w:val="27"/>
+          <w:szCs w:val="27"/>
+          <w14:ligatures w14:val="none"/>
+        </w:rPr>
+        <w:t>Team Values</w:t>
+      </w:r>
+    </w:p>
+    <w:p>
+      <w:pPr>
+        <w:numPr>
+          <w:ilvl w:val="0"/>
+          <w:numId w:val="59"/>
+        </w:numPr>
+        <w:spacing w:before="100" w:beforeAutospacing="1" w:after="100" w:afterAutospacing="1" w:line="300" w:lineRule="atLeast"/>
+        <w:rPr>
+          <w:rFonts w:ascii="Segoe UI" w:eastAsia="Times New Roman" w:hAnsi="Segoe UI" w:cs="Segoe UI"/>
+          <w:kern w:val="0"/>
+          <w:sz w:val="21"/>
+          <w:szCs w:val="21"/>
+          <w14:ligatures w14:val="none"/>
+        </w:rPr>
+      </w:pPr>
+      <w:r>
+        <w:rPr>
+          <w:rFonts w:ascii="Segoe UI" w:eastAsia="Times New Roman" w:hAnsi="Segoe UI" w:cs="Segoe UI"/>
+          <w:kern w:val="0"/>
+          <w:sz w:val="21"/>
+          <w:szCs w:val="21"/>
+          <w14:ligatures w14:val="none"/>
+        </w:rPr>
+        <w:t>Accountability</w:t>
+      </w:r>
+    </w:p>
+    <w:p>
+      <w:pPr>
+        <w:numPr>
+          <w:ilvl w:val="0"/>
+          <w:numId w:val="59"/>
+        </w:numPr>
+        <w:spacing w:before="100" w:beforeAutospacing="1" w:after="100" w:afterAutospacing="1" w:line="300" w:lineRule="atLeast"/>
+        <w:rPr>
+          <w:rFonts w:ascii="Segoe UI" w:eastAsia="Times New Roman" w:hAnsi="Segoe UI" w:cs="Segoe UI"/>
+          <w:kern w:val="0"/>
+          <w:sz w:val="21"/>
+          <w:szCs w:val="21"/>
+          <w14:ligatures w14:val="none"/>
+        </w:rPr>
+      </w:pPr>
+      <w:r>
+        <w:rPr>
+          <w:rFonts w:ascii="Segoe UI" w:eastAsia="Times New Roman" w:hAnsi="Segoe UI" w:cs="Segoe UI"/>
+          <w:kern w:val="0"/>
+          <w:sz w:val="21"/>
+          <w:szCs w:val="21"/>
+          <w14:ligatures w14:val="none"/>
+        </w:rPr>
+        <w:t>Collaboration</w:t>
+      </w:r>
+    </w:p>
+    <w:p>
+      <w:pPr>
+        <w:numPr>
+          <w:ilvl w:val="0"/>
+          <w:numId w:val="59"/>
+        </w:numPr>
+        <w:spacing w:before="100" w:beforeAutospacing="1" w:after="100" w:afterAutospacing="1" w:line="300" w:lineRule="atLeast"/>
+        <w:rPr>
+          <w:rFonts w:ascii="Segoe UI" w:eastAsia="Times New Roman" w:hAnsi="Segoe UI" w:cs="Segoe UI"/>
+          <w:kern w:val="0"/>
+          <w:sz w:val="21"/>
+          <w:szCs w:val="21"/>
+          <w14:ligatures w14:val="none"/>
+        </w:rPr>
+      </w:pPr>
+      <w:r>
+        <w:rPr>
+          <w:rFonts w:ascii="Segoe UI" w:eastAsia="Times New Roman" w:hAnsi="Segoe UI" w:cs="Segoe UI"/>
+          <w:kern w:val="0"/>
+          <w:sz w:val="21"/>
+          <w:szCs w:val="21"/>
+          <w14:ligatures w14:val="none"/>
+        </w:rPr>
+        <w:t>Respect</w:t>
+      </w:r>
+    </w:p>
+    <w:p>
+      <w:pPr>
+        <w:numPr>
+          <w:ilvl w:val="0"/>
+          <w:numId w:val="59"/>
+        </w:numPr>
+        <w:spacing w:before="100" w:beforeAutospacing="1" w:after="100" w:afterAutospacing="1" w:line="300" w:lineRule="atLeast"/>
+        <w:rPr>
+          <w:rFonts w:ascii="Segoe UI" w:eastAsia="Times New Roman" w:hAnsi="Segoe UI" w:cs="Segoe UI"/>
+          <w:kern w:val="0"/>
+          <w:sz w:val="21"/>
+          <w:szCs w:val="21"/>
+          <w14:ligatures w14:val="none"/>
+        </w:rPr>
+      </w:pPr>
+      <w:r>
+        <w:rPr>
+          <w:rFonts w:ascii="Segoe UI" w:eastAsia="Times New Roman" w:hAnsi="Segoe UI" w:cs="Segoe UI"/>
+          <w:kern w:val="0"/>
+          <w:sz w:val="21"/>
+          <w:szCs w:val="21"/>
+          <w14:ligatures w14:val="none"/>
+        </w:rPr>
+        <w:t>Innovation</w:t>
+      </w:r>
+    </w:p>
+    <w:p>
+      <w:pPr>
+        <w:numPr>
+          <w:ilvl w:val="0"/>
+          <w:numId w:val="59"/>
+        </w:numPr>
+        <w:spacing w:before="100" w:beforeAutospacing="1" w:after="100" w:afterAutospacing="1" w:line="300" w:lineRule="atLeast"/>
+        <w:rPr>
+          <w:rFonts w:ascii="Segoe UI" w:eastAsia="Times New Roman" w:hAnsi="Segoe UI" w:cs="Segoe UI"/>
+          <w:kern w:val="0"/>
+          <w:sz w:val="21"/>
+          <w:szCs w:val="21"/>
+          <w14:ligatures w14:val="none"/>
+        </w:rPr>
+      </w:pPr>
+      <w:r>
+        <w:rPr>
+          <w:rFonts w:ascii="Segoe UI" w:eastAsia="Times New Roman" w:hAnsi="Segoe UI" w:cs="Segoe UI"/>
+          <w:kern w:val="0"/>
+          <w:sz w:val="21"/>
+          <w:szCs w:val="21"/>
+          <w14:ligatures w14:val="none"/>
+        </w:rPr>
+        <w:t>Communication</w:t>
+      </w:r>
+    </w:p>
+    <w:p>
+      <w:pPr>
+        <w:spacing w:before="100" w:beforeAutospacing="1" w:after="100" w:afterAutospacing="1" w:line="300" w:lineRule="atLeast"/>
+        <w:outlineLvl w:val="2"/>
+        <w:rPr>
+          <w:rFonts w:ascii="Segoe UI" w:eastAsia="Times New Roman" w:hAnsi="Segoe UI" w:cs="Segoe UI"/>
+          <w:b/>
+          <w:bCs/>
+          <w:kern w:val="0"/>
+          <w:sz w:val="27"/>
+          <w:szCs w:val="27"/>
+          <w14:ligatures w14:val="none"/>
+        </w:rPr>
+      </w:pPr>
+      <w:r>
+        <w:rPr>
+          <w:rFonts w:ascii="Segoe UI" w:eastAsia="Times New Roman" w:hAnsi="Segoe UI" w:cs="Segoe UI"/>
+          <w:b/>
+          <w:bCs/>
+          <w:kern w:val="0"/>
+          <w:sz w:val="27"/>
+          <w:szCs w:val="27"/>
+          <w14:ligatures w14:val="none"/>
+        </w:rPr>
+        <w:t>Team Expectations</w:t>
+      </w:r>
+    </w:p>
+    <w:p>
+      <w:pPr>
+        <w:numPr>
+          <w:ilvl w:val="0"/>
+          <w:numId w:val="60"/>
+        </w:numPr>
+        <w:spacing w:before="100" w:beforeAutospacing="1" w:after="100" w:afterAutospacing="1" w:line="300" w:lineRule="atLeast"/>
+        <w:rPr>
+          <w:rFonts w:ascii="Segoe UI" w:eastAsia="Times New Roman" w:hAnsi="Segoe UI" w:cs="Segoe UI"/>
+          <w:kern w:val="0"/>
+          <w:sz w:val="21"/>
+          <w:szCs w:val="21"/>
+          <w14:ligatures w14:val="none"/>
+        </w:rPr>
+      </w:pPr>
+      <w:r>
+        <w:rPr>
+          <w:rFonts w:ascii="Segoe UI" w:eastAsia="Times New Roman" w:hAnsi="Segoe UI" w:cs="Segoe UI"/>
+          <w:kern w:val="0"/>
+          <w:sz w:val="21"/>
+          <w:szCs w:val="21"/>
+          <w14:ligatures w14:val="none"/>
+        </w:rPr>
+        <w:t>Attend scheduled meetings</w:t>
+      </w:r>
+    </w:p>
+    <w:p>
+      <w:pPr>
+        <w:numPr>
+          <w:ilvl w:val="0"/>
+          <w:numId w:val="60"/>
+        </w:numPr>
+        <w:spacing w:before="100" w:beforeAutospacing="1" w:after="100" w:afterAutospacing="1" w:line="300" w:lineRule="atLeast"/>
+        <w:rPr>
+          <w:rFonts w:ascii="Segoe UI" w:eastAsia="Times New Roman" w:hAnsi="Segoe UI" w:cs="Segoe UI"/>
+          <w:kern w:val="0"/>
+          <w:sz w:val="21"/>
+          <w:szCs w:val="21"/>
+          <w14:ligatures w14:val="none"/>
+        </w:rPr>
+      </w:pPr>
+      <w:r>
+        <w:rPr>
+          <w:rFonts w:ascii="Segoe UI" w:eastAsia="Times New Roman" w:hAnsi="Segoe UI" w:cs="Segoe UI"/>
+          <w:kern w:val="0"/>
+          <w:sz w:val="21"/>
+          <w:szCs w:val="21"/>
+          <w14:ligatures w14:val="none"/>
+        </w:rPr>
+        <w:t>Meet deadlines</w:t>
+      </w:r>
+    </w:p>
+    <w:p>
+      <w:pPr>
+        <w:numPr>
+          <w:ilvl w:val="0"/>
+          <w:numId w:val="60"/>
+        </w:numPr>
+        <w:spacing w:before="100" w:beforeAutospacing="1" w:after="100" w:afterAutospacing="1" w:line="300" w:lineRule="atLeast"/>
+        <w:rPr>
+          <w:rFonts w:ascii="Segoe UI" w:eastAsia="Times New Roman" w:hAnsi="Segoe UI" w:cs="Segoe UI"/>
+          <w:kern w:val="0"/>
+          <w:sz w:val="21"/>
+          <w:szCs w:val="21"/>
+          <w14:ligatures w14:val="none"/>
+        </w:rPr>
+      </w:pPr>
+      <w:proofErr w:type="gramStart"/>
+      <w:r>
+        <w:rPr>
+          <w:rFonts w:ascii="Segoe UI" w:eastAsia="Times New Roman" w:hAnsi="Segoe UI" w:cs="Segoe UI"/>
+          <w:kern w:val="0"/>
+          <w:sz w:val="21"/>
+          <w:szCs w:val="21"/>
+          <w14:ligatures w14:val="none"/>
+        </w:rPr>
+        <w:t>Communicate</w:t>
+      </w:r>
+      <w:proofErr w:type="gramEnd"/>
+      <w:r>
+        <w:rPr>
+          <w:rFonts w:ascii="Segoe UI" w:eastAsia="Times New Roman" w:hAnsi="Segoe UI" w:cs="Segoe UI"/>
+          <w:kern w:val="0"/>
+          <w:sz w:val="21"/>
+          <w:szCs w:val="21"/>
+          <w14:ligatures w14:val="none"/>
+        </w:rPr>
+        <w:t xml:space="preserve"> issues early</w:t>
+      </w:r>
+    </w:p>
+    <w:p>
+      <w:pPr>
+        <w:numPr>
+          <w:ilvl w:val="0"/>
+          <w:numId w:val="60"/>
+        </w:numPr>
+        <w:spacing w:before="100" w:beforeAutospacing="1" w:after="100" w:afterAutospacing="1" w:line="300" w:lineRule="atLeast"/>
+        <w:rPr>
+          <w:rFonts w:ascii="Segoe UI" w:eastAsia="Times New Roman" w:hAnsi="Segoe UI" w:cs="Segoe UI"/>
+          <w:kern w:val="0"/>
+          <w:sz w:val="21"/>
+          <w:szCs w:val="21"/>
+          <w14:ligatures w14:val="none"/>
+        </w:rPr>
+      </w:pPr>
+      <w:r>
+        <w:rPr>
+          <w:rFonts w:ascii="Segoe UI" w:eastAsia="Times New Roman" w:hAnsi="Segoe UI" w:cs="Segoe UI"/>
+          <w:kern w:val="0"/>
+          <w:sz w:val="21"/>
+          <w:szCs w:val="21"/>
+          <w14:ligatures w14:val="none"/>
+        </w:rPr>
+        <w:t>Support team members</w:t>
+      </w:r>
+    </w:p>
+    <w:p>
+      <w:pPr>
+        <w:numPr>
+          <w:ilvl w:val="0"/>
+          <w:numId w:val="60"/>
+        </w:numPr>
+        <w:spacing w:before="100" w:beforeAutospacing="1" w:after="100" w:afterAutospacing="1" w:line="300" w:lineRule="atLeast"/>
+        <w:rPr>
+          <w:rFonts w:ascii="Segoe UI" w:eastAsia="Times New Roman" w:hAnsi="Segoe UI" w:cs="Segoe UI"/>
+          <w:kern w:val="0"/>
+          <w:sz w:val="21"/>
+          <w:szCs w:val="21"/>
+          <w14:ligatures w14:val="none"/>
+        </w:rPr>
+      </w:pPr>
+      <w:r>
+        <w:rPr>
+          <w:rFonts w:ascii="Segoe UI" w:eastAsia="Times New Roman" w:hAnsi="Segoe UI" w:cs="Segoe UI"/>
+          <w:kern w:val="0"/>
+          <w:sz w:val="21"/>
+          <w:szCs w:val="21"/>
+          <w14:ligatures w14:val="none"/>
+        </w:rPr>
+        <w:t>Maintain quality standards</w:t>
+      </w:r>
+    </w:p>
+    <w:p>
+      <w:pPr>
+        <w:spacing w:before="100" w:beforeAutospacing="1" w:after="100" w:afterAutospacing="1" w:line="300" w:lineRule="atLeast"/>
+        <w:outlineLvl w:val="2"/>
+        <w:rPr>
+          <w:rFonts w:ascii="Segoe UI" w:eastAsia="Times New Roman" w:hAnsi="Segoe UI" w:cs="Segoe UI"/>
+          <w:b/>
+          <w:bCs/>
+          <w:kern w:val="0"/>
+          <w:sz w:val="27"/>
+          <w:szCs w:val="27"/>
+          <w14:ligatures w14:val="none"/>
+        </w:rPr>
+      </w:pPr>
+      <w:r>
+        <w:rPr>
+          <w:rFonts w:ascii="Segoe UI" w:eastAsia="Times New Roman" w:hAnsi="Segoe UI" w:cs="Segoe UI"/>
+          <w:b/>
+          <w:bCs/>
+          <w:kern w:val="0"/>
+          <w:sz w:val="27"/>
+          <w:szCs w:val="27"/>
+          <w14:ligatures w14:val="none"/>
+        </w:rPr>
+        <w:t>Conflict Resolution</w:t>
+      </w:r>
+    </w:p>
+    <w:p>
+      <w:pPr>
+        <w:spacing w:before="100" w:beforeAutospacing="1" w:after="100" w:afterAutospacing="1" w:line="300" w:lineRule="atLeast"/>
+        <w:rPr>
+          <w:rFonts w:ascii="Segoe UI" w:eastAsia="Times New Roman" w:hAnsi="Segoe UI" w:cs="Segoe UI"/>
+          <w:kern w:val="0"/>
+          <w:sz w:val="21"/>
+          <w:szCs w:val="21"/>
+          <w14:ligatures w14:val="none"/>
+        </w:rPr>
+      </w:pPr>
+      <w:r>
+        <w:rPr>
+          <w:rFonts w:ascii="Segoe UI" w:eastAsia="Times New Roman" w:hAnsi="Segoe UI" w:cs="Segoe UI"/>
+          <w:kern w:val="0"/>
+          <w:sz w:val="21"/>
+          <w:szCs w:val="21"/>
+          <w14:ligatures w14:val="none"/>
+        </w:rPr>
+        <w:t>Conflicts will be discussed during team meetings. Unresolved conflicts will be escalated to the Project Manager.</w:t>
+      </w:r>
+    </w:p>
+    <w:p>
+      <w:pPr>
+        <w:spacing w:before="100" w:beforeAutospacing="1" w:after="100" w:afterAutospacing="1" w:line="300" w:lineRule="atLeast"/>
+        <w:outlineLvl w:val="2"/>
+        <w:rPr>
+          <w:rFonts w:ascii="Segoe UI" w:eastAsia="Times New Roman" w:hAnsi="Segoe UI" w:cs="Segoe UI"/>
+          <w:b/>
+          <w:bCs/>
+          <w:kern w:val="0"/>
+          <w:sz w:val="27"/>
+          <w:szCs w:val="27"/>
+          <w14:ligatures w14:val="none"/>
+        </w:rPr>
+      </w:pPr>
+      <w:r>
+        <w:rPr>
+          <w:rFonts w:ascii="Segoe UI" w:eastAsia="Times New Roman" w:hAnsi="Segoe UI" w:cs="Segoe UI"/>
+          <w:b/>
+          <w:bCs/>
+          <w:kern w:val="0"/>
+          <w:sz w:val="27"/>
+          <w:szCs w:val="27"/>
+          <w14:ligatures w14:val="none"/>
+        </w:rPr>
+        <w:t>Decision Making</w:t>
+      </w:r>
+    </w:p>
+    <w:p>
+      <w:pPr>
+        <w:spacing w:before="100" w:beforeAutospacing="1" w:after="100" w:afterAutospacing="1" w:line="300" w:lineRule="atLeast"/>
+        <w:rPr>
+          <w:rFonts w:ascii="Segoe UI" w:eastAsia="Times New Roman" w:hAnsi="Segoe UI" w:cs="Segoe UI"/>
+          <w:kern w:val="0"/>
+          <w:sz w:val="21"/>
+          <w:szCs w:val="21"/>
+          <w14:ligatures w14:val="none"/>
+        </w:rPr>
+      </w:pPr>
+      <w:r>
+        <w:rPr>
+          <w:rFonts w:ascii="Segoe UI" w:eastAsia="Times New Roman" w:hAnsi="Segoe UI" w:cs="Segoe UI"/>
+          <w:kern w:val="0"/>
+          <w:sz w:val="21"/>
+          <w:szCs w:val="21"/>
+          <w14:ligatures w14:val="none"/>
+        </w:rPr>
+        <w:t>Major project decisions will be made by consensus with final approval from the Project Manager.</w:t>
+      </w:r>
+    </w:p>
+    <w:p>
+      <w:pPr>
+        <w:spacing w:after="0" w:line="300" w:lineRule="atLeast"/>
+        <w:rPr>
+          <w:rFonts w:ascii="Segoe UI" w:eastAsia="Times New Roman" w:hAnsi="Segoe UI" w:cs="Segoe UI"/>
+          <w:kern w:val="0"/>
+          <w:sz w:val="21"/>
+          <w:szCs w:val="21"/>
+          <w14:ligatures w14:val="none"/>
+        </w:rPr>
+      </w:pPr>
+      <w:r>
+        <w:rPr>
+          <w:rFonts w:ascii="Segoe UI" w:eastAsia="Times New Roman" w:hAnsi="Segoe UI" w:cs="Segoe UI"/>
+          <w:kern w:val="0"/>
+          <w:sz w:val="21"/>
+          <w:szCs w:val="21"/>
+          <w14:ligatures w14:val="none"/>
+        </w:rPr>
+        <w:pict w14:anchorId="3E7AF1AD">
+          <v:rect id="_x0000_i1061" style="width:0;height:1.5pt" o:hralign="center" o:hrstd="t" o:hr="t" fillcolor="#a0a0a0" stroked="f"/>
+        </w:pict>
+      </w:r>
+    </w:p>
+    <w:p>
+      <w:pPr>
+        <w:spacing w:before="100" w:beforeAutospacing="1" w:after="100" w:afterAutospacing="1" w:line="300" w:lineRule="atLeast"/>
+        <w:outlineLvl w:val="0"/>
+        <w:rPr>
+          <w:rFonts w:ascii="Segoe UI" w:eastAsia="Times New Roman" w:hAnsi="Segoe UI" w:cs="Segoe UI"/>
+          <w:b/>
+          <w:bCs/>
+          <w:kern w:val="36"/>
+          <w:sz w:val="48"/>
+          <w:szCs w:val="48"/>
+          <w14:ligatures w14:val="none"/>
+        </w:rPr>
+      </w:pPr>
+      <w:r>
+        <w:rPr>
+          <w:rFonts w:ascii="Segoe UI" w:eastAsia="Times New Roman" w:hAnsi="Segoe UI" w:cs="Segoe UI"/>
+          <w:b/>
+          <w:bCs/>
+          <w:kern w:val="36"/>
+          <w:sz w:val="48"/>
+          <w:szCs w:val="48"/>
+          <w14:ligatures w14:val="none"/>
+        </w:rPr>
+        <w:lastRenderedPageBreak/>
         <w:t>16. Project Charter</w:t>
       </w:r>
     </w:p>
@@ -30410,7 +29999,6 @@
           <w:szCs w:val="27"/>
           <w14:ligatures w14:val="none"/>
         </w:rPr>
-        <w:lastRenderedPageBreak/>
         <w:t>Project Scope</w:t>
       </w:r>
     </w:p>
@@ -30434,6 +30022,7 @@
           <w:kern w:val="0"/>
           <w14:ligatures w14:val="none"/>
         </w:rPr>
+        <w:lastRenderedPageBreak/>
         <w:t>Included</w:t>
       </w:r>
     </w:p>
@@ -42511,6 +42100,23 @@
 </file>
 
 <file path=customXml/item1.xml><?xml version="1.0" encoding="utf-8"?>
+<p:properties xmlns:p="http://schemas.microsoft.com/office/2006/metadata/properties" xmlns:xsi="http://www.w3.org/2001/XMLSchema-instance" xmlns:pc="http://schemas.microsoft.com/office/infopath/2007/PartnerControls">
+  <documentManagement>
+    <_activity xmlns="1e818199-5ae7-4863-93ea-889bbbbd0350" xsi:nil="true"/>
+  </documentManagement>
+</p:properties>
+</file>
+
+<file path=customXml/item2.xml><?xml version="1.0" encoding="utf-8"?>
+<?mso-contentType ?>
+<FormTemplates xmlns="http://schemas.microsoft.com/sharepoint/v3/contenttype/forms">
+  <Display>DocumentLibraryForm</Display>
+  <Edit>DocumentLibraryForm</Edit>
+  <New>DocumentLibraryForm</New>
+</FormTemplates>
+</file>
+
+<file path=customXml/item3.xml><?xml version="1.0" encoding="utf-8"?>
 <ct:contentTypeSchema xmlns:ct="http://schemas.microsoft.com/office/2006/metadata/contentType" xmlns:ma="http://schemas.microsoft.com/office/2006/metadata/properties/metaAttributes" ct:_="" ma:_="" ma:contentTypeName="Document" ma:contentTypeID="0x0101000ED08FE8B0FBDF42BD11068C3D5F05DF" ma:contentTypeVersion="12" ma:contentTypeDescription="Create a new document." ma:contentTypeScope="" ma:versionID="5efc0c5547ffcc37250394256b193127">
   <xsd:schema xmlns:xsd="http://www.w3.org/2001/XMLSchema" xmlns:xs="http://www.w3.org/2001/XMLSchema" xmlns:p="http://schemas.microsoft.com/office/2006/metadata/properties" xmlns:ns3="1e818199-5ae7-4863-93ea-889bbbbd0350" targetNamespace="http://schemas.microsoft.com/office/2006/metadata/properties" ma:root="true" ma:fieldsID="27100f065b5b5753b1494f1053830687" ns3:_="">
     <xsd:import namespace="1e818199-5ae7-4863-93ea-889bbbbd0350"/>
@@ -42704,28 +42310,29 @@
 </ct:contentTypeSchema>
 </file>
 
-<file path=customXml/item2.xml><?xml version="1.0" encoding="utf-8"?>
-<?mso-contentType ?>
-<FormTemplates xmlns="http://schemas.microsoft.com/sharepoint/v3/contenttype/forms">
-  <Display>DocumentLibraryForm</Display>
-  <Edit>DocumentLibraryForm</Edit>
-  <New>DocumentLibraryForm</New>
-</FormTemplates>
-</file>
-
-<file path=customXml/item3.xml><?xml version="1.0" encoding="utf-8"?>
-<p:properties xmlns:p="http://schemas.microsoft.com/office/2006/metadata/properties" xmlns:xsi="http://www.w3.org/2001/XMLSchema-instance" xmlns:pc="http://schemas.microsoft.com/office/infopath/2007/PartnerControls">
-  <documentManagement>
-    <_activity xmlns="1e818199-5ae7-4863-93ea-889bbbbd0350" xsi:nil="true"/>
-  </documentManagement>
-</p:properties>
-</file>
-
 <file path=customXml/item4.xml><?xml version="1.0" encoding="utf-8"?>
 <b:Sources xmlns:b="http://schemas.openxmlformats.org/officeDocument/2006/bibliography" xmlns="http://schemas.openxmlformats.org/officeDocument/2006/bibliography" SelectedStyle="\APASixthEditionOfficeOnline.xsl" StyleName="APA" Version="6"/>
 </file>
 
 <file path=customXml/itemProps1.xml><?xml version="1.0" encoding="utf-8"?>
+<ds:datastoreItem xmlns:ds="http://schemas.openxmlformats.org/officeDocument/2006/customXml" ds:itemID="{32C33F45-EB66-43D7-83B7-7968890071F4}">
+  <ds:schemaRefs>
+    <ds:schemaRef ds:uri="http://schemas.microsoft.com/office/2006/metadata/properties"/>
+    <ds:schemaRef ds:uri="http://schemas.microsoft.com/office/infopath/2007/PartnerControls"/>
+    <ds:schemaRef ds:uri="1e818199-5ae7-4863-93ea-889bbbbd0350"/>
+  </ds:schemaRefs>
+</ds:datastoreItem>
+</file>
+
+<file path=customXml/itemProps2.xml><?xml version="1.0" encoding="utf-8"?>
+<ds:datastoreItem xmlns:ds="http://schemas.openxmlformats.org/officeDocument/2006/customXml" ds:itemID="{3760A1A9-4C84-4C10-9822-3E198068DC97}">
+  <ds:schemaRefs>
+    <ds:schemaRef ds:uri="http://schemas.microsoft.com/sharepoint/v3/contenttype/forms"/>
+  </ds:schemaRefs>
+</ds:datastoreItem>
+</file>
+
+<file path=customXml/itemProps3.xml><?xml version="1.0" encoding="utf-8"?>
 <ds:datastoreItem xmlns:ds="http://schemas.openxmlformats.org/officeDocument/2006/customXml" ds:itemID="{4C33203A-6CB4-488E-B2F2-85781721AB0A}">
   <ds:schemaRefs>
     <ds:schemaRef ds:uri="http://schemas.microsoft.com/office/2006/metadata/contentType"/>
@@ -42743,24 +42350,6 @@
 </ds:datastoreItem>
 </file>
 
-<file path=customXml/itemProps2.xml><?xml version="1.0" encoding="utf-8"?>
-<ds:datastoreItem xmlns:ds="http://schemas.openxmlformats.org/officeDocument/2006/customXml" ds:itemID="{3760A1A9-4C84-4C10-9822-3E198068DC97}">
-  <ds:schemaRefs>
-    <ds:schemaRef ds:uri="http://schemas.microsoft.com/sharepoint/v3/contenttype/forms"/>
-  </ds:schemaRefs>
-</ds:datastoreItem>
-</file>
-
-<file path=customXml/itemProps3.xml><?xml version="1.0" encoding="utf-8"?>
-<ds:datastoreItem xmlns:ds="http://schemas.openxmlformats.org/officeDocument/2006/customXml" ds:itemID="{32C33F45-EB66-43D7-83B7-7968890071F4}">
-  <ds:schemaRefs>
-    <ds:schemaRef ds:uri="http://schemas.microsoft.com/office/2006/metadata/properties"/>
-    <ds:schemaRef ds:uri="http://schemas.microsoft.com/office/infopath/2007/PartnerControls"/>
-    <ds:schemaRef ds:uri="1e818199-5ae7-4863-93ea-889bbbbd0350"/>
-  </ds:schemaRefs>
-</ds:datastoreItem>
-</file>
-
 <file path=customXml/itemProps4.xml><?xml version="1.0" encoding="utf-8"?>
 <ds:datastoreItem xmlns:ds="http://schemas.openxmlformats.org/officeDocument/2006/customXml" ds:itemID="{AE368C93-9F6C-4C73-AA78-9F7635D60242}">
   <ds:schemaRefs>
